--- a/p1/p1.docx
+++ b/p1/p1.docx
@@ -595,7 +595,295 @@
                 <w:szCs w:val="22"/>
                 <w:lang w:val="es-ES" w:eastAsia="en-US" w:bidi="ar-SA"/>
               </w:rPr>
-              <w:t>: 192.168.53.10 → Switch0 → FW2 → Switch5 → FW1</w:t>
+              <w:t xml:space="preserve">:  </w:t>
+            </w:r>
+            <w:r>
+              <w:rPr>
+                <w:rFonts w:eastAsia="Calibri" w:cs=""/>
+                <w:b/>
+                <w:color w:val="FF0000"/>
+                <w:kern w:val="0"/>
+                <w:sz w:val="18"/>
+                <w:szCs w:val="22"/>
+                <w:lang w:val="es-ES" w:eastAsia="en-US" w:bidi="ar-SA"/>
+              </w:rPr>
+              <w:t>1</w:t>
+            </w:r>
+            <w:r>
+              <w:rPr>
+                <w:rFonts w:eastAsia="Calibri" w:cs=""/>
+                <w:b/>
+                <w:color w:val="FF0000"/>
+                <w:kern w:val="0"/>
+                <w:sz w:val="18"/>
+                <w:szCs w:val="22"/>
+                <w:lang w:val="es-ES" w:eastAsia="en-US" w:bidi="ar-SA"/>
+              </w:rPr>
+              <w:t xml:space="preserve">0, </w:t>
+            </w:r>
+            <w:r>
+              <w:rPr>
+                <w:rFonts w:eastAsia="Calibri" w:cs=""/>
+                <w:b/>
+                <w:color w:val="FF0000"/>
+                <w:kern w:val="0"/>
+                <w:sz w:val="18"/>
+                <w:szCs w:val="22"/>
+                <w:lang w:val="es-ES" w:eastAsia="en-US" w:bidi="ar-SA"/>
+              </w:rPr>
+              <w:t>g</w:t>
+            </w:r>
+            <w:r>
+              <w:rPr>
+                <w:rFonts w:eastAsia="Calibri" w:cs=""/>
+                <w:b/>
+                <w:color w:val="FF0000"/>
+                <w:kern w:val="0"/>
+                <w:sz w:val="18"/>
+                <w:szCs w:val="22"/>
+                <w:lang w:val="es-ES" w:eastAsia="en-US" w:bidi="ar-SA"/>
+              </w:rPr>
+              <w:t>0/</w:t>
+            </w:r>
+            <w:r>
+              <w:rPr>
+                <w:rFonts w:eastAsia="Calibri" w:cs=""/>
+                <w:b/>
+                <w:color w:val="FF0000"/>
+                <w:kern w:val="0"/>
+                <w:sz w:val="18"/>
+                <w:szCs w:val="22"/>
+                <w:lang w:val="es-ES" w:eastAsia="en-US" w:bidi="ar-SA"/>
+              </w:rPr>
+              <w:t xml:space="preserve">0, </w:t>
+            </w:r>
+            <w:r>
+              <w:rPr>
+                <w:rFonts w:eastAsia="Calibri" w:cs=""/>
+                <w:b/>
+                <w:color w:val="FF0000"/>
+                <w:kern w:val="0"/>
+                <w:sz w:val="18"/>
+                <w:szCs w:val="22"/>
+                <w:lang w:val="es-ES" w:eastAsia="en-US" w:bidi="ar-SA"/>
+              </w:rPr>
+              <w:t>i</w:t>
+            </w:r>
+            <w:r>
+              <w:rPr>
+                <w:rFonts w:eastAsia="Calibri" w:cs=""/>
+                <w:b/>
+                <w:color w:val="FF0000"/>
+                <w:kern w:val="0"/>
+                <w:sz w:val="18"/>
+                <w:szCs w:val="22"/>
+                <w:lang w:val="es-ES" w:eastAsia="en-US" w:bidi="ar-SA"/>
+              </w:rPr>
+              <w:t xml:space="preserve">n, </w:t>
+            </w:r>
+            <w:r>
+              <w:rPr>
+                <w:rFonts w:eastAsia="Calibri" w:cs=""/>
+                <w:b/>
+                <w:color w:val="FF0000"/>
+                <w:kern w:val="0"/>
+                <w:sz w:val="18"/>
+                <w:szCs w:val="22"/>
+                <w:lang w:val="es-ES" w:eastAsia="en-US" w:bidi="ar-SA"/>
+              </w:rPr>
+              <w:t>F</w:t>
+            </w:r>
+            <w:r>
+              <w:rPr>
+                <w:rFonts w:eastAsia="Calibri" w:cs=""/>
+                <w:b/>
+                <w:color w:val="FF0000"/>
+                <w:kern w:val="0"/>
+                <w:sz w:val="18"/>
+                <w:szCs w:val="22"/>
+                <w:lang w:val="es-ES" w:eastAsia="en-US" w:bidi="ar-SA"/>
+              </w:rPr>
+              <w:t>W</w:t>
+            </w:r>
+            <w:r>
+              <w:rPr>
+                <w:rFonts w:eastAsia="Calibri" w:cs=""/>
+                <w:b/>
+                <w:color w:val="FF0000"/>
+                <w:kern w:val="0"/>
+                <w:sz w:val="18"/>
+                <w:szCs w:val="22"/>
+                <w:lang w:val="es-ES" w:eastAsia="en-US" w:bidi="ar-SA"/>
+              </w:rPr>
+              <w:t xml:space="preserve">1, </w:t>
+            </w:r>
+            <w:r>
+              <w:rPr>
+                <w:rFonts w:eastAsia="Calibri" w:cs=""/>
+                <w:b/>
+                <w:color w:val="FF0000"/>
+                <w:kern w:val="0"/>
+                <w:sz w:val="18"/>
+                <w:szCs w:val="22"/>
+                <w:lang w:val="es-ES" w:eastAsia="en-US" w:bidi="ar-SA"/>
+              </w:rPr>
+              <w:t>d</w:t>
+            </w:r>
+            <w:r>
+              <w:rPr>
+                <w:rFonts w:eastAsia="Calibri" w:cs=""/>
+                <w:b/>
+                <w:color w:val="FF0000"/>
+                <w:kern w:val="0"/>
+                <w:sz w:val="18"/>
+                <w:szCs w:val="22"/>
+                <w:lang w:val="es-ES" w:eastAsia="en-US" w:bidi="ar-SA"/>
+              </w:rPr>
+              <w:t>e</w:t>
+            </w:r>
+            <w:r>
+              <w:rPr>
+                <w:rFonts w:eastAsia="Calibri" w:cs=""/>
+                <w:b/>
+                <w:color w:val="FF0000"/>
+                <w:kern w:val="0"/>
+                <w:sz w:val="18"/>
+                <w:szCs w:val="22"/>
+                <w:lang w:val="es-ES" w:eastAsia="en-US" w:bidi="ar-SA"/>
+              </w:rPr>
+              <w:t>n</w:t>
+            </w:r>
+            <w:r>
+              <w:rPr>
+                <w:rFonts w:eastAsia="Calibri" w:cs=""/>
+                <w:b/>
+                <w:color w:val="FF0000"/>
+                <w:kern w:val="0"/>
+                <w:sz w:val="18"/>
+                <w:szCs w:val="22"/>
+                <w:lang w:val="es-ES" w:eastAsia="en-US" w:bidi="ar-SA"/>
+              </w:rPr>
+              <w:t xml:space="preserve">y </w:t>
+            </w:r>
+            <w:r>
+              <w:rPr>
+                <w:rFonts w:eastAsia="Calibri" w:cs=""/>
+                <w:b/>
+                <w:color w:val="FF0000"/>
+                <w:kern w:val="0"/>
+                <w:sz w:val="18"/>
+                <w:szCs w:val="22"/>
+                <w:lang w:val="es-ES" w:eastAsia="en-US" w:bidi="ar-SA"/>
+              </w:rPr>
+              <w:t>1</w:t>
+            </w:r>
+            <w:r>
+              <w:rPr>
+                <w:rFonts w:eastAsia="Calibri" w:cs=""/>
+                <w:b/>
+                <w:color w:val="FF0000"/>
+                <w:kern w:val="0"/>
+                <w:sz w:val="18"/>
+                <w:szCs w:val="22"/>
+                <w:lang w:val="es-ES" w:eastAsia="en-US" w:bidi="ar-SA"/>
+              </w:rPr>
+              <w:t>9</w:t>
+            </w:r>
+            <w:r>
+              <w:rPr>
+                <w:rFonts w:eastAsia="Calibri" w:cs=""/>
+                <w:b/>
+                <w:color w:val="FF0000"/>
+                <w:kern w:val="0"/>
+                <w:sz w:val="18"/>
+                <w:szCs w:val="22"/>
+                <w:lang w:val="es-ES" w:eastAsia="en-US" w:bidi="ar-SA"/>
+              </w:rPr>
+              <w:t>2.</w:t>
+            </w:r>
+            <w:r>
+              <w:rPr>
+                <w:rFonts w:eastAsia="Calibri" w:cs=""/>
+                <w:b/>
+                <w:color w:val="FF0000"/>
+                <w:kern w:val="0"/>
+                <w:sz w:val="18"/>
+                <w:szCs w:val="22"/>
+                <w:lang w:val="es-ES" w:eastAsia="en-US" w:bidi="ar-SA"/>
+              </w:rPr>
+              <w:t>1</w:t>
+            </w:r>
+            <w:r>
+              <w:rPr>
+                <w:rFonts w:eastAsia="Calibri" w:cs=""/>
+                <w:b/>
+                <w:color w:val="FF0000"/>
+                <w:kern w:val="0"/>
+                <w:sz w:val="18"/>
+                <w:szCs w:val="22"/>
+                <w:lang w:val="es-ES" w:eastAsia="en-US" w:bidi="ar-SA"/>
+              </w:rPr>
+              <w:t>6</w:t>
+            </w:r>
+            <w:r>
+              <w:rPr>
+                <w:rFonts w:eastAsia="Calibri" w:cs=""/>
+                <w:b/>
+                <w:color w:val="FF0000"/>
+                <w:kern w:val="0"/>
+                <w:sz w:val="18"/>
+                <w:szCs w:val="22"/>
+                <w:lang w:val="es-ES" w:eastAsia="en-US" w:bidi="ar-SA"/>
+              </w:rPr>
+              <w:t>8.</w:t>
+            </w:r>
+            <w:r>
+              <w:rPr>
+                <w:rFonts w:eastAsia="Calibri" w:cs=""/>
+                <w:b/>
+                <w:color w:val="FF0000"/>
+                <w:kern w:val="0"/>
+                <w:sz w:val="18"/>
+                <w:szCs w:val="22"/>
+                <w:lang w:val="es-ES" w:eastAsia="en-US" w:bidi="ar-SA"/>
+              </w:rPr>
+              <w:t>5</w:t>
+            </w:r>
+            <w:r>
+              <w:rPr>
+                <w:rFonts w:eastAsia="Calibri" w:cs=""/>
+                <w:b/>
+                <w:color w:val="FF0000"/>
+                <w:kern w:val="0"/>
+                <w:sz w:val="18"/>
+                <w:szCs w:val="22"/>
+                <w:lang w:val="es-ES" w:eastAsia="en-US" w:bidi="ar-SA"/>
+              </w:rPr>
+              <w:t>3.</w:t>
+            </w:r>
+            <w:r>
+              <w:rPr>
+                <w:rFonts w:eastAsia="Calibri" w:cs=""/>
+                <w:b/>
+                <w:color w:val="FF0000"/>
+                <w:kern w:val="0"/>
+                <w:sz w:val="18"/>
+                <w:szCs w:val="22"/>
+                <w:lang w:val="es-ES" w:eastAsia="en-US" w:bidi="ar-SA"/>
+              </w:rPr>
+              <w:t>1</w:t>
+            </w:r>
+            <w:r>
+              <w:rPr>
+                <w:rFonts w:eastAsia="Calibri" w:cs=""/>
+                <w:b/>
+                <w:color w:val="FF0000"/>
+                <w:kern w:val="0"/>
+                <w:sz w:val="18"/>
+                <w:szCs w:val="22"/>
+                <w:lang w:val="es-ES" w:eastAsia="en-US" w:bidi="ar-SA"/>
+              </w:rPr>
+              <w:t>0</w:t>
             </w:r>
           </w:p>
         </w:tc>
@@ -768,7 +1056,571 @@
                 <w:szCs w:val="22"/>
                 <w:lang w:val="es-ES" w:eastAsia="en-US" w:bidi="ar-SA"/>
               </w:rPr>
-              <w:t>: 192.168.52.100 → Switch3 → FW2</w:t>
+              <w:t xml:space="preserve">: </w:t>
+            </w:r>
+            <w:r>
+              <w:rPr>
+                <w:rFonts w:eastAsia="Calibri" w:cs=""/>
+                <w:b/>
+                <w:color w:val="FF0000"/>
+                <w:kern w:val="0"/>
+                <w:sz w:val="18"/>
+                <w:szCs w:val="22"/>
+                <w:lang w:val="es-ES" w:eastAsia="en-US" w:bidi="ar-SA"/>
+              </w:rPr>
+              <w:t>1</w:t>
+            </w:r>
+            <w:r>
+              <w:rPr>
+                <w:rFonts w:eastAsia="Calibri" w:cs=""/>
+                <w:b/>
+                <w:color w:val="FF0000"/>
+                <w:kern w:val="0"/>
+                <w:sz w:val="18"/>
+                <w:szCs w:val="22"/>
+                <w:lang w:val="es-ES" w:eastAsia="en-US" w:bidi="ar-SA"/>
+              </w:rPr>
+              <w:t>1</w:t>
+            </w:r>
+            <w:r>
+              <w:rPr>
+                <w:rFonts w:eastAsia="Calibri" w:cs=""/>
+                <w:b/>
+                <w:color w:val="FF0000"/>
+                <w:kern w:val="0"/>
+                <w:sz w:val="18"/>
+                <w:szCs w:val="22"/>
+                <w:lang w:val="es-ES" w:eastAsia="en-US" w:bidi="ar-SA"/>
+              </w:rPr>
+              <w:t xml:space="preserve">0, </w:t>
+            </w:r>
+            <w:r>
+              <w:rPr>
+                <w:rFonts w:eastAsia="Calibri" w:cs=""/>
+                <w:b/>
+                <w:color w:val="FF0000"/>
+                <w:kern w:val="0"/>
+                <w:sz w:val="18"/>
+                <w:szCs w:val="22"/>
+                <w:lang w:val="es-ES" w:eastAsia="en-US" w:bidi="ar-SA"/>
+              </w:rPr>
+              <w:t>f</w:t>
+            </w:r>
+            <w:r>
+              <w:rPr>
+                <w:rFonts w:eastAsia="Calibri" w:cs=""/>
+                <w:b/>
+                <w:color w:val="FF0000"/>
+                <w:kern w:val="0"/>
+                <w:sz w:val="18"/>
+                <w:szCs w:val="22"/>
+                <w:lang w:val="es-ES" w:eastAsia="en-US" w:bidi="ar-SA"/>
+              </w:rPr>
+              <w:t>a</w:t>
+            </w:r>
+            <w:r>
+              <w:rPr>
+                <w:rFonts w:eastAsia="Calibri" w:cs=""/>
+                <w:b/>
+                <w:color w:val="FF0000"/>
+                <w:kern w:val="0"/>
+                <w:sz w:val="18"/>
+                <w:szCs w:val="22"/>
+                <w:lang w:val="es-ES" w:eastAsia="en-US" w:bidi="ar-SA"/>
+              </w:rPr>
+              <w:t>1/</w:t>
+            </w:r>
+            <w:r>
+              <w:rPr>
+                <w:rFonts w:eastAsia="Calibri" w:cs=""/>
+                <w:b/>
+                <w:color w:val="FF0000"/>
+                <w:kern w:val="0"/>
+                <w:sz w:val="18"/>
+                <w:szCs w:val="22"/>
+                <w:lang w:val="es-ES" w:eastAsia="en-US" w:bidi="ar-SA"/>
+              </w:rPr>
+              <w:t xml:space="preserve">0, </w:t>
+            </w:r>
+            <w:r>
+              <w:rPr>
+                <w:rFonts w:eastAsia="Calibri" w:cs=""/>
+                <w:b/>
+                <w:color w:val="FF0000"/>
+                <w:kern w:val="0"/>
+                <w:sz w:val="18"/>
+                <w:szCs w:val="22"/>
+                <w:lang w:val="es-ES" w:eastAsia="en-US" w:bidi="ar-SA"/>
+              </w:rPr>
+              <w:t>F</w:t>
+            </w:r>
+            <w:r>
+              <w:rPr>
+                <w:rFonts w:eastAsia="Calibri" w:cs=""/>
+                <w:b/>
+                <w:color w:val="FF0000"/>
+                <w:kern w:val="0"/>
+                <w:sz w:val="18"/>
+                <w:szCs w:val="22"/>
+                <w:lang w:val="es-ES" w:eastAsia="en-US" w:bidi="ar-SA"/>
+              </w:rPr>
+              <w:t>W</w:t>
+            </w:r>
+            <w:r>
+              <w:rPr>
+                <w:rFonts w:eastAsia="Calibri" w:cs=""/>
+                <w:b/>
+                <w:color w:val="FF0000"/>
+                <w:kern w:val="0"/>
+                <w:sz w:val="18"/>
+                <w:szCs w:val="22"/>
+                <w:lang w:val="es-ES" w:eastAsia="en-US" w:bidi="ar-SA"/>
+              </w:rPr>
+              <w:t xml:space="preserve">2, </w:t>
+            </w:r>
+            <w:r>
+              <w:rPr>
+                <w:rFonts w:eastAsia="Calibri" w:cs=""/>
+                <w:b/>
+                <w:color w:val="FF0000"/>
+                <w:kern w:val="0"/>
+                <w:sz w:val="18"/>
+                <w:szCs w:val="22"/>
+                <w:lang w:val="es-ES" w:eastAsia="en-US" w:bidi="ar-SA"/>
+              </w:rPr>
+              <w:t>d</w:t>
+            </w:r>
+            <w:r>
+              <w:rPr>
+                <w:rFonts w:eastAsia="Calibri" w:cs=""/>
+                <w:b/>
+                <w:color w:val="FF0000"/>
+                <w:kern w:val="0"/>
+                <w:sz w:val="18"/>
+                <w:szCs w:val="22"/>
+                <w:lang w:val="es-ES" w:eastAsia="en-US" w:bidi="ar-SA"/>
+              </w:rPr>
+              <w:t>e</w:t>
+            </w:r>
+            <w:r>
+              <w:rPr>
+                <w:rFonts w:eastAsia="Calibri" w:cs=""/>
+                <w:b/>
+                <w:color w:val="FF0000"/>
+                <w:kern w:val="0"/>
+                <w:sz w:val="18"/>
+                <w:szCs w:val="22"/>
+                <w:lang w:val="es-ES" w:eastAsia="en-US" w:bidi="ar-SA"/>
+              </w:rPr>
+              <w:t>n</w:t>
+            </w:r>
+            <w:r>
+              <w:rPr>
+                <w:rFonts w:eastAsia="Calibri" w:cs=""/>
+                <w:b/>
+                <w:color w:val="FF0000"/>
+                <w:kern w:val="0"/>
+                <w:sz w:val="18"/>
+                <w:szCs w:val="22"/>
+                <w:lang w:val="es-ES" w:eastAsia="en-US" w:bidi="ar-SA"/>
+              </w:rPr>
+              <w:t xml:space="preserve">y </w:t>
+            </w:r>
+            <w:r>
+              <w:rPr>
+                <w:rFonts w:eastAsia="Calibri" w:cs=""/>
+                <w:b/>
+                <w:color w:val="FF0000"/>
+                <w:kern w:val="0"/>
+                <w:sz w:val="18"/>
+                <w:szCs w:val="22"/>
+                <w:lang w:val="es-ES" w:eastAsia="en-US" w:bidi="ar-SA"/>
+              </w:rPr>
+              <w:t>i</w:t>
+            </w:r>
+            <w:r>
+              <w:rPr>
+                <w:rFonts w:eastAsia="Calibri" w:cs=""/>
+                <w:b/>
+                <w:color w:val="FF0000"/>
+                <w:kern w:val="0"/>
+                <w:sz w:val="18"/>
+                <w:szCs w:val="22"/>
+                <w:lang w:val="es-ES" w:eastAsia="en-US" w:bidi="ar-SA"/>
+              </w:rPr>
+              <w:t>c</w:t>
+            </w:r>
+            <w:r>
+              <w:rPr>
+                <w:rFonts w:eastAsia="Calibri" w:cs=""/>
+                <w:b/>
+                <w:color w:val="FF0000"/>
+                <w:kern w:val="0"/>
+                <w:sz w:val="18"/>
+                <w:szCs w:val="22"/>
+                <w:lang w:val="es-ES" w:eastAsia="en-US" w:bidi="ar-SA"/>
+              </w:rPr>
+              <w:t>m</w:t>
+            </w:r>
+            <w:r>
+              <w:rPr>
+                <w:rFonts w:eastAsia="Calibri" w:cs=""/>
+                <w:b/>
+                <w:color w:val="FF0000"/>
+                <w:kern w:val="0"/>
+                <w:sz w:val="18"/>
+                <w:szCs w:val="22"/>
+                <w:lang w:val="es-ES" w:eastAsia="en-US" w:bidi="ar-SA"/>
+              </w:rPr>
+              <w:t xml:space="preserve">p </w:t>
+            </w:r>
+            <w:r>
+              <w:rPr>
+                <w:rFonts w:eastAsia="Calibri" w:cs=""/>
+                <w:b/>
+                <w:color w:val="FF0000"/>
+                <w:kern w:val="0"/>
+                <w:sz w:val="18"/>
+                <w:szCs w:val="22"/>
+                <w:lang w:val="es-ES" w:eastAsia="en-US" w:bidi="ar-SA"/>
+              </w:rPr>
+              <w:t>1</w:t>
+            </w:r>
+            <w:r>
+              <w:rPr>
+                <w:rFonts w:eastAsia="Calibri" w:cs=""/>
+                <w:b/>
+                <w:color w:val="FF0000"/>
+                <w:kern w:val="0"/>
+                <w:sz w:val="18"/>
+                <w:szCs w:val="22"/>
+                <w:lang w:val="es-ES" w:eastAsia="en-US" w:bidi="ar-SA"/>
+              </w:rPr>
+              <w:t>9</w:t>
+            </w:r>
+            <w:r>
+              <w:rPr>
+                <w:rFonts w:eastAsia="Calibri" w:cs=""/>
+                <w:b/>
+                <w:color w:val="FF0000"/>
+                <w:kern w:val="0"/>
+                <w:sz w:val="18"/>
+                <w:szCs w:val="22"/>
+                <w:lang w:val="es-ES" w:eastAsia="en-US" w:bidi="ar-SA"/>
+              </w:rPr>
+              <w:t>2.</w:t>
+            </w:r>
+            <w:r>
+              <w:rPr>
+                <w:rFonts w:eastAsia="Calibri" w:cs=""/>
+                <w:b/>
+                <w:color w:val="FF0000"/>
+                <w:kern w:val="0"/>
+                <w:sz w:val="18"/>
+                <w:szCs w:val="22"/>
+                <w:lang w:val="es-ES" w:eastAsia="en-US" w:bidi="ar-SA"/>
+              </w:rPr>
+              <w:t>1</w:t>
+            </w:r>
+            <w:r>
+              <w:rPr>
+                <w:rFonts w:eastAsia="Calibri" w:cs=""/>
+                <w:b/>
+                <w:color w:val="FF0000"/>
+                <w:kern w:val="0"/>
+                <w:sz w:val="18"/>
+                <w:szCs w:val="22"/>
+                <w:lang w:val="es-ES" w:eastAsia="en-US" w:bidi="ar-SA"/>
+              </w:rPr>
+              <w:t>6</w:t>
+            </w:r>
+            <w:r>
+              <w:rPr>
+                <w:rFonts w:eastAsia="Calibri" w:cs=""/>
+                <w:b/>
+                <w:color w:val="FF0000"/>
+                <w:kern w:val="0"/>
+                <w:sz w:val="18"/>
+                <w:szCs w:val="22"/>
+                <w:lang w:val="es-ES" w:eastAsia="en-US" w:bidi="ar-SA"/>
+              </w:rPr>
+              <w:t>8.</w:t>
+            </w:r>
+            <w:r>
+              <w:rPr>
+                <w:rFonts w:eastAsia="Calibri" w:cs=""/>
+                <w:b/>
+                <w:color w:val="FF0000"/>
+                <w:kern w:val="0"/>
+                <w:sz w:val="18"/>
+                <w:szCs w:val="22"/>
+                <w:lang w:val="es-ES" w:eastAsia="en-US" w:bidi="ar-SA"/>
+              </w:rPr>
+              <w:t>5</w:t>
+            </w:r>
+            <w:r>
+              <w:rPr>
+                <w:rFonts w:eastAsia="Calibri" w:cs=""/>
+                <w:b/>
+                <w:color w:val="FF0000"/>
+                <w:kern w:val="0"/>
+                <w:sz w:val="18"/>
+                <w:szCs w:val="22"/>
+                <w:lang w:val="es-ES" w:eastAsia="en-US" w:bidi="ar-SA"/>
+              </w:rPr>
+              <w:t>2.</w:t>
+            </w:r>
+            <w:r>
+              <w:rPr>
+                <w:rFonts w:eastAsia="Calibri" w:cs=""/>
+                <w:b/>
+                <w:color w:val="FF0000"/>
+                <w:kern w:val="0"/>
+                <w:sz w:val="18"/>
+                <w:szCs w:val="22"/>
+                <w:lang w:val="es-ES" w:eastAsia="en-US" w:bidi="ar-SA"/>
+              </w:rPr>
+              <w:t>1</w:t>
+            </w:r>
+            <w:r>
+              <w:rPr>
+                <w:rFonts w:eastAsia="Calibri" w:cs=""/>
+                <w:b/>
+                <w:color w:val="FF0000"/>
+                <w:kern w:val="0"/>
+                <w:sz w:val="18"/>
+                <w:szCs w:val="22"/>
+                <w:lang w:val="es-ES" w:eastAsia="en-US" w:bidi="ar-SA"/>
+              </w:rPr>
+              <w:t>0</w:t>
+            </w:r>
+            <w:r>
+              <w:rPr>
+                <w:rFonts w:eastAsia="Calibri" w:cs=""/>
+                <w:b/>
+                <w:color w:val="FF0000"/>
+                <w:kern w:val="0"/>
+                <w:sz w:val="18"/>
+                <w:szCs w:val="22"/>
+                <w:lang w:val="es-ES" w:eastAsia="en-US" w:bidi="ar-SA"/>
+              </w:rPr>
+              <w:t xml:space="preserve">0 </w:t>
+            </w:r>
+            <w:r>
+              <w:rPr>
+                <w:rFonts w:eastAsia="Calibri" w:cs=""/>
+                <w:b/>
+                <w:color w:val="FF0000"/>
+                <w:kern w:val="0"/>
+                <w:sz w:val="18"/>
+                <w:szCs w:val="22"/>
+                <w:lang w:val="es-ES" w:eastAsia="en-US" w:bidi="ar-SA"/>
+              </w:rPr>
+              <w:t>0.</w:t>
+            </w:r>
+            <w:r>
+              <w:rPr>
+                <w:rFonts w:eastAsia="Calibri" w:cs=""/>
+                <w:b/>
+                <w:color w:val="FF0000"/>
+                <w:kern w:val="0"/>
+                <w:sz w:val="18"/>
+                <w:szCs w:val="22"/>
+                <w:lang w:val="es-ES" w:eastAsia="en-US" w:bidi="ar-SA"/>
+              </w:rPr>
+              <w:t>0.</w:t>
+            </w:r>
+            <w:r>
+              <w:rPr>
+                <w:rFonts w:eastAsia="Calibri" w:cs=""/>
+                <w:b/>
+                <w:color w:val="FF0000"/>
+                <w:kern w:val="0"/>
+                <w:sz w:val="18"/>
+                <w:szCs w:val="22"/>
+                <w:lang w:val="es-ES" w:eastAsia="en-US" w:bidi="ar-SA"/>
+              </w:rPr>
+              <w:t>0.</w:t>
+            </w:r>
+            <w:r>
+              <w:rPr>
+                <w:rFonts w:eastAsia="Calibri" w:cs=""/>
+                <w:b/>
+                <w:color w:val="FF0000"/>
+                <w:kern w:val="0"/>
+                <w:sz w:val="18"/>
+                <w:szCs w:val="22"/>
+                <w:lang w:val="es-ES" w:eastAsia="en-US" w:bidi="ar-SA"/>
+              </w:rPr>
+              <w:t xml:space="preserve">0 </w:t>
+            </w:r>
+            <w:r>
+              <w:rPr>
+                <w:rFonts w:eastAsia="Calibri" w:cs=""/>
+                <w:b/>
+                <w:color w:val="FF0000"/>
+                <w:kern w:val="0"/>
+                <w:sz w:val="18"/>
+                <w:szCs w:val="22"/>
+                <w:lang w:val="es-ES" w:eastAsia="en-US" w:bidi="ar-SA"/>
+              </w:rPr>
+              <w:t>1</w:t>
+            </w:r>
+            <w:r>
+              <w:rPr>
+                <w:rFonts w:eastAsia="Calibri" w:cs=""/>
+                <w:b/>
+                <w:color w:val="FF0000"/>
+                <w:kern w:val="0"/>
+                <w:sz w:val="18"/>
+                <w:szCs w:val="22"/>
+                <w:lang w:val="es-ES" w:eastAsia="en-US" w:bidi="ar-SA"/>
+              </w:rPr>
+              <w:t>9</w:t>
+            </w:r>
+            <w:r>
+              <w:rPr>
+                <w:rFonts w:eastAsia="Calibri" w:cs=""/>
+                <w:b/>
+                <w:color w:val="FF0000"/>
+                <w:kern w:val="0"/>
+                <w:sz w:val="18"/>
+                <w:szCs w:val="22"/>
+                <w:lang w:val="es-ES" w:eastAsia="en-US" w:bidi="ar-SA"/>
+              </w:rPr>
+              <w:t>2.</w:t>
+            </w:r>
+            <w:r>
+              <w:rPr>
+                <w:rFonts w:eastAsia="Calibri" w:cs=""/>
+                <w:b/>
+                <w:color w:val="FF0000"/>
+                <w:kern w:val="0"/>
+                <w:sz w:val="18"/>
+                <w:szCs w:val="22"/>
+                <w:lang w:val="es-ES" w:eastAsia="en-US" w:bidi="ar-SA"/>
+              </w:rPr>
+              <w:t>1</w:t>
+            </w:r>
+            <w:r>
+              <w:rPr>
+                <w:rFonts w:eastAsia="Calibri" w:cs=""/>
+                <w:b/>
+                <w:color w:val="FF0000"/>
+                <w:kern w:val="0"/>
+                <w:sz w:val="18"/>
+                <w:szCs w:val="22"/>
+                <w:lang w:val="es-ES" w:eastAsia="en-US" w:bidi="ar-SA"/>
+              </w:rPr>
+              <w:t>6</w:t>
+            </w:r>
+            <w:r>
+              <w:rPr>
+                <w:rFonts w:eastAsia="Calibri" w:cs=""/>
+                <w:b/>
+                <w:color w:val="FF0000"/>
+                <w:kern w:val="0"/>
+                <w:sz w:val="18"/>
+                <w:szCs w:val="22"/>
+                <w:lang w:val="es-ES" w:eastAsia="en-US" w:bidi="ar-SA"/>
+              </w:rPr>
+              <w:t>8.</w:t>
+            </w:r>
+            <w:r>
+              <w:rPr>
+                <w:rFonts w:eastAsia="Calibri" w:cs=""/>
+                <w:b/>
+                <w:color w:val="FF0000"/>
+                <w:kern w:val="0"/>
+                <w:sz w:val="18"/>
+                <w:szCs w:val="22"/>
+                <w:lang w:val="es-ES" w:eastAsia="en-US" w:bidi="ar-SA"/>
+              </w:rPr>
+              <w:t>5</w:t>
+            </w:r>
+            <w:r>
+              <w:rPr>
+                <w:rFonts w:eastAsia="Calibri" w:cs=""/>
+                <w:b/>
+                <w:color w:val="FF0000"/>
+                <w:kern w:val="0"/>
+                <w:sz w:val="18"/>
+                <w:szCs w:val="22"/>
+                <w:lang w:val="es-ES" w:eastAsia="en-US" w:bidi="ar-SA"/>
+              </w:rPr>
+              <w:t>3.</w:t>
+            </w:r>
+            <w:r>
+              <w:rPr>
+                <w:rFonts w:eastAsia="Calibri" w:cs=""/>
+                <w:b/>
+                <w:color w:val="FF0000"/>
+                <w:kern w:val="0"/>
+                <w:sz w:val="18"/>
+                <w:szCs w:val="22"/>
+                <w:lang w:val="es-ES" w:eastAsia="en-US" w:bidi="ar-SA"/>
+              </w:rPr>
+              <w:t>1</w:t>
+            </w:r>
+            <w:r>
+              <w:rPr>
+                <w:rFonts w:eastAsia="Calibri" w:cs=""/>
+                <w:b/>
+                <w:color w:val="FF0000"/>
+                <w:kern w:val="0"/>
+                <w:sz w:val="18"/>
+                <w:szCs w:val="22"/>
+                <w:lang w:val="es-ES" w:eastAsia="en-US" w:bidi="ar-SA"/>
+              </w:rPr>
+              <w:t xml:space="preserve">0 </w:t>
+            </w:r>
+            <w:r>
+              <w:rPr>
+                <w:rFonts w:eastAsia="Calibri" w:cs=""/>
+                <w:b/>
+                <w:color w:val="FF0000"/>
+                <w:kern w:val="0"/>
+                <w:sz w:val="18"/>
+                <w:szCs w:val="22"/>
+                <w:lang w:val="es-ES" w:eastAsia="en-US" w:bidi="ar-SA"/>
+              </w:rPr>
+              <w:t>0.</w:t>
+            </w:r>
+            <w:r>
+              <w:rPr>
+                <w:rFonts w:eastAsia="Calibri" w:cs=""/>
+                <w:b/>
+                <w:color w:val="FF0000"/>
+                <w:kern w:val="0"/>
+                <w:sz w:val="18"/>
+                <w:szCs w:val="22"/>
+                <w:lang w:val="es-ES" w:eastAsia="en-US" w:bidi="ar-SA"/>
+              </w:rPr>
+              <w:t>0.</w:t>
+            </w:r>
+            <w:r>
+              <w:rPr>
+                <w:rFonts w:eastAsia="Calibri" w:cs=""/>
+                <w:b/>
+                <w:color w:val="FF0000"/>
+                <w:kern w:val="0"/>
+                <w:sz w:val="18"/>
+                <w:szCs w:val="22"/>
+                <w:lang w:val="es-ES" w:eastAsia="en-US" w:bidi="ar-SA"/>
+              </w:rPr>
+              <w:t>0.</w:t>
+            </w:r>
+            <w:r>
+              <w:rPr>
+                <w:rFonts w:eastAsia="Calibri" w:cs=""/>
+                <w:b/>
+                <w:color w:val="FF0000"/>
+                <w:kern w:val="0"/>
+                <w:sz w:val="18"/>
+                <w:szCs w:val="22"/>
+                <w:lang w:val="es-ES" w:eastAsia="en-US" w:bidi="ar-SA"/>
+              </w:rPr>
+              <w:t>0</w:t>
             </w:r>
           </w:p>
         </w:tc>
@@ -941,7 +1793,31 @@
                 <w:szCs w:val="22"/>
                 <w:lang w:val="es-ES" w:eastAsia="en-US" w:bidi="ar-SA"/>
               </w:rPr>
-              <w:t>: 192.168.53.10 → Switch0 → FW2 → Switch3 → 192.168.52.100 → Switch3 → FW2</w:t>
+              <w:t xml:space="preserve">: </w:t>
+            </w:r>
+            <w:r>
+              <w:rPr>
+                <w:rFonts w:eastAsia="Calibri" w:cs=""/>
+                <w:b/>
+                <w:color w:val="FF0000"/>
+                <w:kern w:val="0"/>
+                <w:sz w:val="18"/>
+                <w:szCs w:val="22"/>
+                <w:lang w:val="es-ES" w:eastAsia="en-US" w:bidi="ar-SA"/>
+              </w:rPr>
+              <w:t xml:space="preserve">110, fa1/0, FW2, deny icmp 192.168.52.100 0.0.0.0 </w:t>
+            </w:r>
+            <w:r>
+              <w:rPr>
+                <w:rFonts w:eastAsia="Calibri" w:cs=""/>
+                <w:b/>
+                <w:color w:val="FF0000"/>
+                <w:kern w:val="0"/>
+                <w:sz w:val="18"/>
+                <w:szCs w:val="22"/>
+                <w:lang w:val="es-ES" w:eastAsia="en-US" w:bidi="ar-SA"/>
+              </w:rPr>
+              <w:t>192.168.53.10 0.0.0.0</w:t>
             </w:r>
           </w:p>
         </w:tc>
@@ -1114,7 +1990,619 @@
                 <w:szCs w:val="22"/>
                 <w:lang w:val="es-ES" w:eastAsia="en-US" w:bidi="ar-SA"/>
               </w:rPr>
-              <w:t>: 200.200.200.10 → FW1</w:t>
+              <w:t xml:space="preserve">: </w:t>
+            </w:r>
+            <w:r>
+              <w:rPr>
+                <w:rFonts w:eastAsia="Calibri" w:cs=""/>
+                <w:b/>
+                <w:color w:val="FF0000"/>
+                <w:kern w:val="0"/>
+                <w:sz w:val="18"/>
+                <w:szCs w:val="22"/>
+                <w:lang w:val="es-ES" w:eastAsia="en-US" w:bidi="ar-SA"/>
+              </w:rPr>
+              <w:t>1</w:t>
+            </w:r>
+            <w:r>
+              <w:rPr>
+                <w:rFonts w:eastAsia="Calibri" w:cs=""/>
+                <w:b/>
+                <w:color w:val="FF0000"/>
+                <w:kern w:val="0"/>
+                <w:sz w:val="18"/>
+                <w:szCs w:val="22"/>
+                <w:lang w:val="es-ES" w:eastAsia="en-US" w:bidi="ar-SA"/>
+              </w:rPr>
+              <w:t>0</w:t>
+            </w:r>
+            <w:r>
+              <w:rPr>
+                <w:rFonts w:eastAsia="Calibri" w:cs=""/>
+                <w:b/>
+                <w:color w:val="FF0000"/>
+                <w:kern w:val="0"/>
+                <w:sz w:val="18"/>
+                <w:szCs w:val="22"/>
+                <w:lang w:val="es-ES" w:eastAsia="en-US" w:bidi="ar-SA"/>
+              </w:rPr>
+              <w:t xml:space="preserve">0, </w:t>
+            </w:r>
+            <w:r>
+              <w:rPr>
+                <w:rFonts w:eastAsia="Calibri" w:cs=""/>
+                <w:b/>
+                <w:color w:val="FF0000"/>
+                <w:kern w:val="0"/>
+                <w:sz w:val="18"/>
+                <w:szCs w:val="22"/>
+                <w:lang w:val="es-ES" w:eastAsia="en-US" w:bidi="ar-SA"/>
+              </w:rPr>
+              <w:t>g</w:t>
+            </w:r>
+            <w:r>
+              <w:rPr>
+                <w:rFonts w:eastAsia="Calibri" w:cs=""/>
+                <w:b/>
+                <w:color w:val="FF0000"/>
+                <w:kern w:val="0"/>
+                <w:sz w:val="18"/>
+                <w:szCs w:val="22"/>
+                <w:lang w:val="es-ES" w:eastAsia="en-US" w:bidi="ar-SA"/>
+              </w:rPr>
+              <w:t>1/</w:t>
+            </w:r>
+            <w:r>
+              <w:rPr>
+                <w:rFonts w:eastAsia="Calibri" w:cs=""/>
+                <w:b/>
+                <w:color w:val="FF0000"/>
+                <w:kern w:val="0"/>
+                <w:sz w:val="18"/>
+                <w:szCs w:val="22"/>
+                <w:lang w:val="es-ES" w:eastAsia="en-US" w:bidi="ar-SA"/>
+              </w:rPr>
+              <w:t xml:space="preserve">0, </w:t>
+            </w:r>
+            <w:r>
+              <w:rPr>
+                <w:rFonts w:eastAsia="Calibri" w:cs=""/>
+                <w:b/>
+                <w:color w:val="FF0000"/>
+                <w:kern w:val="0"/>
+                <w:sz w:val="18"/>
+                <w:szCs w:val="22"/>
+                <w:lang w:val="es-ES" w:eastAsia="en-US" w:bidi="ar-SA"/>
+              </w:rPr>
+              <w:t>i</w:t>
+            </w:r>
+            <w:r>
+              <w:rPr>
+                <w:rFonts w:eastAsia="Calibri" w:cs=""/>
+                <w:b/>
+                <w:color w:val="FF0000"/>
+                <w:kern w:val="0"/>
+                <w:sz w:val="18"/>
+                <w:szCs w:val="22"/>
+                <w:lang w:val="es-ES" w:eastAsia="en-US" w:bidi="ar-SA"/>
+              </w:rPr>
+              <w:t>n</w:t>
+            </w:r>
+            <w:r>
+              <w:rPr>
+                <w:rFonts w:eastAsia="Calibri" w:cs=""/>
+                <w:b/>
+                <w:color w:val="FF0000"/>
+                <w:kern w:val="0"/>
+                <w:sz w:val="18"/>
+                <w:szCs w:val="22"/>
+                <w:lang w:val="es-ES" w:eastAsia="en-US" w:bidi="ar-SA"/>
+              </w:rPr>
+              <w:t>,</w:t>
+            </w:r>
+            <w:r>
+              <w:rPr>
+                <w:rFonts w:eastAsia="Calibri" w:cs=""/>
+                <w:b/>
+                <w:color w:val="FF0000"/>
+                <w:kern w:val="0"/>
+                <w:sz w:val="18"/>
+                <w:szCs w:val="22"/>
+                <w:lang w:val="es-ES" w:eastAsia="en-US" w:bidi="ar-SA"/>
+              </w:rPr>
+              <w:t xml:space="preserve"> </w:t>
+            </w:r>
+            <w:r>
+              <w:rPr>
+                <w:rFonts w:eastAsia="Calibri" w:cs=""/>
+                <w:b/>
+                <w:color w:val="FF0000"/>
+                <w:kern w:val="0"/>
+                <w:sz w:val="18"/>
+                <w:szCs w:val="22"/>
+                <w:lang w:val="es-ES" w:eastAsia="en-US" w:bidi="ar-SA"/>
+              </w:rPr>
+              <w:t>F</w:t>
+            </w:r>
+            <w:r>
+              <w:rPr>
+                <w:rFonts w:eastAsia="Calibri" w:cs=""/>
+                <w:b/>
+                <w:color w:val="FF0000"/>
+                <w:kern w:val="0"/>
+                <w:sz w:val="18"/>
+                <w:szCs w:val="22"/>
+                <w:lang w:val="es-ES" w:eastAsia="en-US" w:bidi="ar-SA"/>
+              </w:rPr>
+              <w:t>W</w:t>
+            </w:r>
+            <w:r>
+              <w:rPr>
+                <w:rFonts w:eastAsia="Calibri" w:cs=""/>
+                <w:b/>
+                <w:color w:val="FF0000"/>
+                <w:kern w:val="0"/>
+                <w:sz w:val="18"/>
+                <w:szCs w:val="22"/>
+                <w:lang w:val="es-ES" w:eastAsia="en-US" w:bidi="ar-SA"/>
+              </w:rPr>
+              <w:t xml:space="preserve">2, </w:t>
+            </w:r>
+            <w:r>
+              <w:rPr>
+                <w:rFonts w:eastAsia="Calibri" w:cs=""/>
+                <w:b/>
+                <w:color w:val="FF0000"/>
+                <w:kern w:val="0"/>
+                <w:sz w:val="18"/>
+                <w:szCs w:val="22"/>
+                <w:lang w:val="es-ES" w:eastAsia="en-US" w:bidi="ar-SA"/>
+              </w:rPr>
+              <w:t>d</w:t>
+            </w:r>
+            <w:r>
+              <w:rPr>
+                <w:rFonts w:eastAsia="Calibri" w:cs=""/>
+                <w:b/>
+                <w:color w:val="FF0000"/>
+                <w:kern w:val="0"/>
+                <w:sz w:val="18"/>
+                <w:szCs w:val="22"/>
+                <w:lang w:val="es-ES" w:eastAsia="en-US" w:bidi="ar-SA"/>
+              </w:rPr>
+              <w:t>e</w:t>
+            </w:r>
+            <w:r>
+              <w:rPr>
+                <w:rFonts w:eastAsia="Calibri" w:cs=""/>
+                <w:b/>
+                <w:color w:val="FF0000"/>
+                <w:kern w:val="0"/>
+                <w:sz w:val="18"/>
+                <w:szCs w:val="22"/>
+                <w:lang w:val="es-ES" w:eastAsia="en-US" w:bidi="ar-SA"/>
+              </w:rPr>
+              <w:t>n</w:t>
+            </w:r>
+            <w:r>
+              <w:rPr>
+                <w:rFonts w:eastAsia="Calibri" w:cs=""/>
+                <w:b/>
+                <w:color w:val="FF0000"/>
+                <w:kern w:val="0"/>
+                <w:sz w:val="18"/>
+                <w:szCs w:val="22"/>
+                <w:lang w:val="es-ES" w:eastAsia="en-US" w:bidi="ar-SA"/>
+              </w:rPr>
+              <w:t xml:space="preserve">y </w:t>
+            </w:r>
+            <w:r>
+              <w:rPr>
+                <w:rFonts w:eastAsia="Calibri" w:cs=""/>
+                <w:b/>
+                <w:color w:val="FF0000"/>
+                <w:kern w:val="0"/>
+                <w:sz w:val="18"/>
+                <w:szCs w:val="22"/>
+                <w:lang w:val="es-ES" w:eastAsia="en-US" w:bidi="ar-SA"/>
+              </w:rPr>
+              <w:t>i</w:t>
+            </w:r>
+            <w:r>
+              <w:rPr>
+                <w:rFonts w:eastAsia="Calibri" w:cs=""/>
+                <w:b/>
+                <w:color w:val="FF0000"/>
+                <w:kern w:val="0"/>
+                <w:sz w:val="18"/>
+                <w:szCs w:val="22"/>
+                <w:lang w:val="es-ES" w:eastAsia="en-US" w:bidi="ar-SA"/>
+              </w:rPr>
+              <w:t>c</w:t>
+            </w:r>
+            <w:r>
+              <w:rPr>
+                <w:rFonts w:eastAsia="Calibri" w:cs=""/>
+                <w:b/>
+                <w:color w:val="FF0000"/>
+                <w:kern w:val="0"/>
+                <w:sz w:val="18"/>
+                <w:szCs w:val="22"/>
+                <w:lang w:val="es-ES" w:eastAsia="en-US" w:bidi="ar-SA"/>
+              </w:rPr>
+              <w:t>m</w:t>
+            </w:r>
+            <w:r>
+              <w:rPr>
+                <w:rFonts w:eastAsia="Calibri" w:cs=""/>
+                <w:b/>
+                <w:color w:val="FF0000"/>
+                <w:kern w:val="0"/>
+                <w:sz w:val="18"/>
+                <w:szCs w:val="22"/>
+                <w:lang w:val="es-ES" w:eastAsia="en-US" w:bidi="ar-SA"/>
+              </w:rPr>
+              <w:t>p</w:t>
+            </w:r>
+            <w:r>
+              <w:rPr>
+                <w:rFonts w:eastAsia="Calibri" w:cs=""/>
+                <w:b/>
+                <w:color w:val="FF0000"/>
+                <w:kern w:val="0"/>
+                <w:sz w:val="18"/>
+                <w:szCs w:val="22"/>
+                <w:lang w:val="es-ES" w:eastAsia="en-US" w:bidi="ar-SA"/>
+              </w:rPr>
+              <w:t xml:space="preserve"> </w:t>
+            </w:r>
+            <w:r>
+              <w:rPr>
+                <w:rFonts w:eastAsia="Calibri" w:cs=""/>
+                <w:b/>
+                <w:color w:val="FF0000"/>
+                <w:kern w:val="0"/>
+                <w:sz w:val="18"/>
+                <w:szCs w:val="22"/>
+                <w:lang w:val="es-ES" w:eastAsia="en-US" w:bidi="ar-SA"/>
+              </w:rPr>
+              <w:t>2</w:t>
+            </w:r>
+            <w:r>
+              <w:rPr>
+                <w:rFonts w:eastAsia="Calibri" w:cs=""/>
+                <w:b/>
+                <w:color w:val="FF0000"/>
+                <w:kern w:val="0"/>
+                <w:sz w:val="18"/>
+                <w:szCs w:val="22"/>
+                <w:lang w:val="es-ES" w:eastAsia="en-US" w:bidi="ar-SA"/>
+              </w:rPr>
+              <w:t>0</w:t>
+            </w:r>
+            <w:r>
+              <w:rPr>
+                <w:rFonts w:eastAsia="Calibri" w:cs=""/>
+                <w:b/>
+                <w:color w:val="FF0000"/>
+                <w:kern w:val="0"/>
+                <w:sz w:val="18"/>
+                <w:szCs w:val="22"/>
+                <w:lang w:val="es-ES" w:eastAsia="en-US" w:bidi="ar-SA"/>
+              </w:rPr>
+              <w:t>0.</w:t>
+            </w:r>
+            <w:r>
+              <w:rPr>
+                <w:rFonts w:eastAsia="Calibri" w:cs=""/>
+                <w:b/>
+                <w:color w:val="FF0000"/>
+                <w:kern w:val="0"/>
+                <w:sz w:val="18"/>
+                <w:szCs w:val="22"/>
+                <w:lang w:val="es-ES" w:eastAsia="en-US" w:bidi="ar-SA"/>
+              </w:rPr>
+              <w:t>2</w:t>
+            </w:r>
+            <w:r>
+              <w:rPr>
+                <w:rFonts w:eastAsia="Calibri" w:cs=""/>
+                <w:b/>
+                <w:color w:val="FF0000"/>
+                <w:kern w:val="0"/>
+                <w:sz w:val="18"/>
+                <w:szCs w:val="22"/>
+                <w:lang w:val="es-ES" w:eastAsia="en-US" w:bidi="ar-SA"/>
+              </w:rPr>
+              <w:t>0</w:t>
+            </w:r>
+            <w:r>
+              <w:rPr>
+                <w:rFonts w:eastAsia="Calibri" w:cs=""/>
+                <w:b/>
+                <w:color w:val="FF0000"/>
+                <w:kern w:val="0"/>
+                <w:sz w:val="18"/>
+                <w:szCs w:val="22"/>
+                <w:lang w:val="es-ES" w:eastAsia="en-US" w:bidi="ar-SA"/>
+              </w:rPr>
+              <w:t>0.</w:t>
+            </w:r>
+            <w:r>
+              <w:rPr>
+                <w:rFonts w:eastAsia="Calibri" w:cs=""/>
+                <w:b/>
+                <w:color w:val="FF0000"/>
+                <w:kern w:val="0"/>
+                <w:sz w:val="18"/>
+                <w:szCs w:val="22"/>
+                <w:lang w:val="es-ES" w:eastAsia="en-US" w:bidi="ar-SA"/>
+              </w:rPr>
+              <w:t>2</w:t>
+            </w:r>
+            <w:r>
+              <w:rPr>
+                <w:rFonts w:eastAsia="Calibri" w:cs=""/>
+                <w:b/>
+                <w:color w:val="FF0000"/>
+                <w:kern w:val="0"/>
+                <w:sz w:val="18"/>
+                <w:szCs w:val="22"/>
+                <w:lang w:val="es-ES" w:eastAsia="en-US" w:bidi="ar-SA"/>
+              </w:rPr>
+              <w:t>0</w:t>
+            </w:r>
+            <w:r>
+              <w:rPr>
+                <w:rFonts w:eastAsia="Calibri" w:cs=""/>
+                <w:b/>
+                <w:color w:val="FF0000"/>
+                <w:kern w:val="0"/>
+                <w:sz w:val="18"/>
+                <w:szCs w:val="22"/>
+                <w:lang w:val="es-ES" w:eastAsia="en-US" w:bidi="ar-SA"/>
+              </w:rPr>
+              <w:t>0.</w:t>
+            </w:r>
+            <w:r>
+              <w:rPr>
+                <w:rFonts w:eastAsia="Calibri" w:cs=""/>
+                <w:b/>
+                <w:color w:val="FF0000"/>
+                <w:kern w:val="0"/>
+                <w:sz w:val="18"/>
+                <w:szCs w:val="22"/>
+                <w:lang w:val="es-ES" w:eastAsia="en-US" w:bidi="ar-SA"/>
+              </w:rPr>
+              <w:t xml:space="preserve">0 </w:t>
+            </w:r>
+            <w:r>
+              <w:rPr>
+                <w:rFonts w:eastAsia="Calibri" w:cs=""/>
+                <w:b/>
+                <w:color w:val="FF0000"/>
+                <w:kern w:val="0"/>
+                <w:sz w:val="18"/>
+                <w:szCs w:val="22"/>
+                <w:lang w:val="es-ES" w:eastAsia="en-US" w:bidi="ar-SA"/>
+              </w:rPr>
+              <w:t>0.</w:t>
+            </w:r>
+            <w:r>
+              <w:rPr>
+                <w:rFonts w:eastAsia="Calibri" w:cs=""/>
+                <w:b/>
+                <w:color w:val="FF0000"/>
+                <w:kern w:val="0"/>
+                <w:sz w:val="18"/>
+                <w:szCs w:val="22"/>
+                <w:lang w:val="es-ES" w:eastAsia="en-US" w:bidi="ar-SA"/>
+              </w:rPr>
+              <w:t>0.</w:t>
+            </w:r>
+            <w:r>
+              <w:rPr>
+                <w:rFonts w:eastAsia="Calibri" w:cs=""/>
+                <w:b/>
+                <w:color w:val="FF0000"/>
+                <w:kern w:val="0"/>
+                <w:sz w:val="18"/>
+                <w:szCs w:val="22"/>
+                <w:lang w:val="es-ES" w:eastAsia="en-US" w:bidi="ar-SA"/>
+              </w:rPr>
+              <w:t>0.</w:t>
+            </w:r>
+            <w:r>
+              <w:rPr>
+                <w:rFonts w:eastAsia="Calibri" w:cs=""/>
+                <w:b/>
+                <w:color w:val="FF0000"/>
+                <w:kern w:val="0"/>
+                <w:sz w:val="18"/>
+                <w:szCs w:val="22"/>
+                <w:lang w:val="es-ES" w:eastAsia="en-US" w:bidi="ar-SA"/>
+              </w:rPr>
+              <w:t>2</w:t>
+            </w:r>
+            <w:r>
+              <w:rPr>
+                <w:rFonts w:eastAsia="Calibri" w:cs=""/>
+                <w:b/>
+                <w:color w:val="FF0000"/>
+                <w:kern w:val="0"/>
+                <w:sz w:val="18"/>
+                <w:szCs w:val="22"/>
+                <w:lang w:val="es-ES" w:eastAsia="en-US" w:bidi="ar-SA"/>
+              </w:rPr>
+              <w:t>5</w:t>
+            </w:r>
+            <w:r>
+              <w:rPr>
+                <w:rFonts w:eastAsia="Calibri" w:cs=""/>
+                <w:b/>
+                <w:color w:val="FF0000"/>
+                <w:kern w:val="0"/>
+                <w:sz w:val="18"/>
+                <w:szCs w:val="22"/>
+                <w:lang w:val="es-ES" w:eastAsia="en-US" w:bidi="ar-SA"/>
+              </w:rPr>
+              <w:t xml:space="preserve">5 </w:t>
+            </w:r>
+            <w:r>
+              <w:rPr>
+                <w:rFonts w:eastAsia="Calibri" w:cs=""/>
+                <w:b/>
+                <w:color w:val="FF0000"/>
+                <w:kern w:val="0"/>
+                <w:sz w:val="18"/>
+                <w:szCs w:val="22"/>
+                <w:lang w:val="es-ES" w:eastAsia="en-US" w:bidi="ar-SA"/>
+              </w:rPr>
+              <w:t>1</w:t>
+            </w:r>
+            <w:r>
+              <w:rPr>
+                <w:rFonts w:eastAsia="Calibri" w:cs=""/>
+                <w:b/>
+                <w:color w:val="FF0000"/>
+                <w:kern w:val="0"/>
+                <w:sz w:val="18"/>
+                <w:szCs w:val="22"/>
+                <w:lang w:val="es-ES" w:eastAsia="en-US" w:bidi="ar-SA"/>
+              </w:rPr>
+              <w:t>9</w:t>
+            </w:r>
+            <w:r>
+              <w:rPr>
+                <w:rFonts w:eastAsia="Calibri" w:cs=""/>
+                <w:b/>
+                <w:color w:val="FF0000"/>
+                <w:kern w:val="0"/>
+                <w:sz w:val="18"/>
+                <w:szCs w:val="22"/>
+                <w:lang w:val="es-ES" w:eastAsia="en-US" w:bidi="ar-SA"/>
+              </w:rPr>
+              <w:t>2.</w:t>
+            </w:r>
+            <w:r>
+              <w:rPr>
+                <w:rFonts w:eastAsia="Calibri" w:cs=""/>
+                <w:b/>
+                <w:color w:val="FF0000"/>
+                <w:kern w:val="0"/>
+                <w:sz w:val="18"/>
+                <w:szCs w:val="22"/>
+                <w:lang w:val="es-ES" w:eastAsia="en-US" w:bidi="ar-SA"/>
+              </w:rPr>
+              <w:t>1</w:t>
+            </w:r>
+            <w:r>
+              <w:rPr>
+                <w:rFonts w:eastAsia="Calibri" w:cs=""/>
+                <w:b/>
+                <w:color w:val="FF0000"/>
+                <w:kern w:val="0"/>
+                <w:sz w:val="18"/>
+                <w:szCs w:val="22"/>
+                <w:lang w:val="es-ES" w:eastAsia="en-US" w:bidi="ar-SA"/>
+              </w:rPr>
+              <w:t>6</w:t>
+            </w:r>
+            <w:r>
+              <w:rPr>
+                <w:rFonts w:eastAsia="Calibri" w:cs=""/>
+                <w:b/>
+                <w:color w:val="FF0000"/>
+                <w:kern w:val="0"/>
+                <w:sz w:val="18"/>
+                <w:szCs w:val="22"/>
+                <w:lang w:val="es-ES" w:eastAsia="en-US" w:bidi="ar-SA"/>
+              </w:rPr>
+              <w:t>8.</w:t>
+            </w:r>
+            <w:r>
+              <w:rPr>
+                <w:rFonts w:eastAsia="Calibri" w:cs=""/>
+                <w:b/>
+                <w:color w:val="FF0000"/>
+                <w:kern w:val="0"/>
+                <w:sz w:val="18"/>
+                <w:szCs w:val="22"/>
+                <w:lang w:val="es-ES" w:eastAsia="en-US" w:bidi="ar-SA"/>
+              </w:rPr>
+              <w:t>5</w:t>
+            </w:r>
+            <w:r>
+              <w:rPr>
+                <w:rFonts w:eastAsia="Calibri" w:cs=""/>
+                <w:b/>
+                <w:color w:val="FF0000"/>
+                <w:kern w:val="0"/>
+                <w:sz w:val="18"/>
+                <w:szCs w:val="22"/>
+                <w:lang w:val="es-ES" w:eastAsia="en-US" w:bidi="ar-SA"/>
+              </w:rPr>
+              <w:t>2.</w:t>
+            </w:r>
+            <w:r>
+              <w:rPr>
+                <w:rFonts w:eastAsia="Calibri" w:cs=""/>
+                <w:b/>
+                <w:color w:val="FF0000"/>
+                <w:kern w:val="0"/>
+                <w:sz w:val="18"/>
+                <w:szCs w:val="22"/>
+                <w:lang w:val="es-ES" w:eastAsia="en-US" w:bidi="ar-SA"/>
+              </w:rPr>
+              <w:t xml:space="preserve">2 </w:t>
+            </w:r>
+            <w:r>
+              <w:rPr>
+                <w:rFonts w:eastAsia="Calibri" w:cs=""/>
+                <w:b/>
+                <w:color w:val="FF0000"/>
+                <w:kern w:val="0"/>
+                <w:sz w:val="18"/>
+                <w:szCs w:val="22"/>
+                <w:lang w:val="es-ES" w:eastAsia="en-US" w:bidi="ar-SA"/>
+              </w:rPr>
+              <w:t>0.</w:t>
+            </w:r>
+            <w:r>
+              <w:rPr>
+                <w:rFonts w:eastAsia="Calibri" w:cs=""/>
+                <w:b/>
+                <w:color w:val="FF0000"/>
+                <w:kern w:val="0"/>
+                <w:sz w:val="18"/>
+                <w:szCs w:val="22"/>
+                <w:lang w:val="es-ES" w:eastAsia="en-US" w:bidi="ar-SA"/>
+              </w:rPr>
+              <w:t>0.</w:t>
+            </w:r>
+            <w:r>
+              <w:rPr>
+                <w:rFonts w:eastAsia="Calibri" w:cs=""/>
+                <w:b/>
+                <w:color w:val="FF0000"/>
+                <w:kern w:val="0"/>
+                <w:sz w:val="18"/>
+                <w:szCs w:val="22"/>
+                <w:lang w:val="es-ES" w:eastAsia="en-US" w:bidi="ar-SA"/>
+              </w:rPr>
+              <w:t>0.</w:t>
+            </w:r>
+            <w:r>
+              <w:rPr>
+                <w:rFonts w:eastAsia="Calibri" w:cs=""/>
+                <w:b/>
+                <w:color w:val="FF0000"/>
+                <w:kern w:val="0"/>
+                <w:sz w:val="18"/>
+                <w:szCs w:val="22"/>
+                <w:lang w:val="es-ES" w:eastAsia="en-US" w:bidi="ar-SA"/>
+              </w:rPr>
+              <w:t>0</w:t>
             </w:r>
           </w:p>
         </w:tc>
@@ -1154,7 +2642,7 @@
                 <w:szCs w:val="22"/>
                 <w:lang w:val="en-GB" w:eastAsia="en-US" w:bidi="ar-SA"/>
               </w:rPr>
-              <w:t>ping de MySQL a exterior</w:t>
+              <w:t>Ping de MySQL a exterior</w:t>
             </w:r>
           </w:p>
         </w:tc>
@@ -1285,7 +2773,19 @@
                 <w:szCs w:val="22"/>
                 <w:lang w:val="es-ES" w:eastAsia="en-US" w:bidi="ar-SA"/>
               </w:rPr>
-              <w:t xml:space="preserve">: 192.168.52.2 → Switch3 → FW2 </w:t>
+              <w:t xml:space="preserve">: </w:t>
+            </w:r>
+            <w:r>
+              <w:rPr>
+                <w:rFonts w:eastAsia="Calibri" w:cs=""/>
+                <w:b/>
+                <w:color w:val="FF0000"/>
+                <w:kern w:val="0"/>
+                <w:sz w:val="18"/>
+                <w:szCs w:val="22"/>
+                <w:lang w:val="es-ES" w:eastAsia="en-US" w:bidi="ar-SA"/>
+              </w:rPr>
+              <w:t>100, fa9/0, in, FW2, deny icmp 192.168.52.2 0.0.0.0 200.200.200.0 0.0.0.255</w:t>
             </w:r>
           </w:p>
         </w:tc>
@@ -1467,7 +2967,67 @@
                 <w:szCs w:val="22"/>
                 <w:lang w:val="es-ES" w:eastAsia="en-US" w:bidi="ar-SA"/>
               </w:rPr>
-              <w:t xml:space="preserve">: 192.168.52.100 → Switch3 → FW2 </w:t>
+              <w:t xml:space="preserve">: </w:t>
+            </w:r>
+            <w:r>
+              <w:rPr>
+                <w:rFonts w:eastAsia="Calibri" w:cs=""/>
+                <w:b/>
+                <w:color w:val="FF0000"/>
+                <w:kern w:val="0"/>
+                <w:sz w:val="18"/>
+                <w:szCs w:val="22"/>
+                <w:lang w:val="es-ES" w:eastAsia="en-US" w:bidi="ar-SA"/>
+              </w:rPr>
+              <w:t xml:space="preserve">100, g1/0, in, FW2, deny icmp 200.200.200.0 0.0.0.255 192.168.52.2 0.0.0.0 </w:t>
+            </w:r>
+            <w:r>
+              <w:rPr>
+                <w:rFonts w:eastAsia="Calibri" w:cs=""/>
+                <w:b/>
+                <w:color w:val="FF0000"/>
+                <w:kern w:val="0"/>
+                <w:sz w:val="18"/>
+                <w:szCs w:val="22"/>
+                <w:lang w:val="es-ES" w:eastAsia="en-US" w:bidi="ar-SA"/>
+              </w:rPr>
+              <w:t>E</w:t>
+            </w:r>
+            <w:r>
+              <w:rPr>
+                <w:rFonts w:eastAsia="Calibri" w:cs=""/>
+                <w:b/>
+                <w:color w:val="FF0000"/>
+                <w:kern w:val="0"/>
+                <w:sz w:val="18"/>
+                <w:szCs w:val="22"/>
+                <w:lang w:val="es-ES" w:eastAsia="en-US" w:bidi="ar-SA"/>
+              </w:rPr>
+              <w:t xml:space="preserve">Q </w:t>
+            </w:r>
+            <w:r>
+              <w:rPr>
+                <w:rFonts w:eastAsia="Calibri" w:cs=""/>
+                <w:b/>
+                <w:color w:val="FF0000"/>
+                <w:kern w:val="0"/>
+                <w:sz w:val="18"/>
+                <w:szCs w:val="22"/>
+                <w:lang w:val="es-ES" w:eastAsia="en-US" w:bidi="ar-SA"/>
+              </w:rPr>
+              <w:t>8</w:t>
+            </w:r>
+            <w:r>
+              <w:rPr>
+                <w:rFonts w:eastAsia="Calibri" w:cs=""/>
+                <w:b/>
+                <w:color w:val="FF0000"/>
+                <w:kern w:val="0"/>
+                <w:sz w:val="18"/>
+                <w:szCs w:val="22"/>
+                <w:lang w:val="es-ES" w:eastAsia="en-US" w:bidi="ar-SA"/>
+              </w:rPr>
+              <w:t>0</w:t>
             </w:r>
           </w:p>
         </w:tc>
@@ -1679,7 +3239,21 @@
                 <w:szCs w:val="22"/>
                 <w:lang w:val="es-ES" w:eastAsia="en-US" w:bidi="ar-SA"/>
               </w:rPr>
-              <w:t xml:space="preserve">192.168.52.100 → Switch3 → FW2 → Switch5 → FW1 → 200.200.200.10 </w:t>
+              <w:t>192.168.52.100 → Switch3 → FW2 → Switch5 → FW1 → 200.200.200.</w:t>
+            </w:r>
+            <w:r>
+              <w:rPr>
+                <w:rFonts w:eastAsia="Calibri" w:cs=""/>
+                <w:b/>
+                <w:strike w:val="false"/>
+                <w:dstrike w:val="false"/>
+                <w:color w:val="FF0000"/>
+                <w:kern w:val="0"/>
+                <w:sz w:val="18"/>
+                <w:szCs w:val="22"/>
+                <w:lang w:val="es-ES" w:eastAsia="en-US" w:bidi="ar-SA"/>
+              </w:rPr>
+              <w:t>0</w:t>
             </w:r>
           </w:p>
         </w:tc>
@@ -2132,7 +3706,31 @@
                 <w:szCs w:val="22"/>
                 <w:lang w:val="es-ES" w:eastAsia="en-US" w:bidi="ar-SA"/>
               </w:rPr>
-              <w:t>:</w:t>
+              <w:t xml:space="preserve">: </w:t>
+            </w:r>
+            <w:r>
+              <w:rPr>
+                <w:rFonts w:eastAsia="Calibri" w:cs=""/>
+                <w:b/>
+                <w:color w:val="FF0000"/>
+                <w:kern w:val="0"/>
+                <w:sz w:val="18"/>
+                <w:szCs w:val="22"/>
+                <w:lang w:val="es-ES" w:eastAsia="en-US" w:bidi="ar-SA"/>
+              </w:rPr>
+              <w:t xml:space="preserve">110, fa1/0, FW2, deny icmp 192.168.52.100 0.0.0.0 </w:t>
+            </w:r>
+            <w:r>
+              <w:rPr>
+                <w:rFonts w:eastAsia="Calibri" w:cs=""/>
+                <w:b/>
+                <w:color w:val="FF0000"/>
+                <w:kern w:val="0"/>
+                <w:sz w:val="18"/>
+                <w:szCs w:val="22"/>
+                <w:lang w:val="es-ES" w:eastAsia="en-US" w:bidi="ar-SA"/>
+              </w:rPr>
+              <w:t>192.168.53.10 0.0.0.0</w:t>
             </w:r>
           </w:p>
         </w:tc>
@@ -2216,9 +3814,9 @@
                     <w:kern w:val="0"/>
                     <w:sz w:val="22"/>
                     <w:szCs w:val="22"/>
-                    <w:lang w:val="es-ES" w:eastAsia="en-US" w:bidi="ar-SA"/>
+                    <w:lang w:val="en-GB" w:eastAsia="en-US" w:bidi="ar-SA"/>
                   </w:rPr>
-                  <w:t>☐</w:t>
+                  <w:t>x</w:t>
                 </w:r>
               </w:p>
             </w:sdtContent>
@@ -2306,7 +3904,487 @@
                 <w:szCs w:val="22"/>
                 <w:lang w:val="es-ES" w:eastAsia="en-US" w:bidi="ar-SA"/>
               </w:rPr>
-              <w:t>:</w:t>
+              <w:t xml:space="preserve">: </w:t>
+            </w:r>
+            <w:r>
+              <w:rPr>
+                <w:rFonts w:eastAsia="Calibri" w:cs=""/>
+                <w:b/>
+                <w:color w:val="FF0000"/>
+                <w:kern w:val="0"/>
+                <w:sz w:val="18"/>
+                <w:szCs w:val="22"/>
+                <w:lang w:val="es-ES" w:eastAsia="en-US" w:bidi="ar-SA"/>
+              </w:rPr>
+              <w:t>1</w:t>
+            </w:r>
+            <w:r>
+              <w:rPr>
+                <w:rFonts w:eastAsia="Calibri" w:cs=""/>
+                <w:b/>
+                <w:color w:val="FF0000"/>
+                <w:kern w:val="0"/>
+                <w:sz w:val="18"/>
+                <w:szCs w:val="22"/>
+                <w:lang w:val="es-ES" w:eastAsia="en-US" w:bidi="ar-SA"/>
+              </w:rPr>
+              <w:t>9</w:t>
+            </w:r>
+            <w:r>
+              <w:rPr>
+                <w:rFonts w:eastAsia="Calibri" w:cs=""/>
+                <w:b/>
+                <w:color w:val="FF0000"/>
+                <w:kern w:val="0"/>
+                <w:sz w:val="18"/>
+                <w:szCs w:val="22"/>
+                <w:lang w:val="es-ES" w:eastAsia="en-US" w:bidi="ar-SA"/>
+              </w:rPr>
+              <w:t>2.</w:t>
+            </w:r>
+            <w:r>
+              <w:rPr>
+                <w:rFonts w:eastAsia="Calibri" w:cs=""/>
+                <w:b/>
+                <w:color w:val="FF0000"/>
+                <w:kern w:val="0"/>
+                <w:sz w:val="18"/>
+                <w:szCs w:val="22"/>
+                <w:lang w:val="es-ES" w:eastAsia="en-US" w:bidi="ar-SA"/>
+              </w:rPr>
+              <w:t>1</w:t>
+            </w:r>
+            <w:r>
+              <w:rPr>
+                <w:rFonts w:eastAsia="Calibri" w:cs=""/>
+                <w:b/>
+                <w:color w:val="FF0000"/>
+                <w:kern w:val="0"/>
+                <w:sz w:val="18"/>
+                <w:szCs w:val="22"/>
+                <w:lang w:val="es-ES" w:eastAsia="en-US" w:bidi="ar-SA"/>
+              </w:rPr>
+              <w:t>6</w:t>
+            </w:r>
+            <w:r>
+              <w:rPr>
+                <w:rFonts w:eastAsia="Calibri" w:cs=""/>
+                <w:b/>
+                <w:color w:val="FF0000"/>
+                <w:kern w:val="0"/>
+                <w:sz w:val="18"/>
+                <w:szCs w:val="22"/>
+                <w:lang w:val="es-ES" w:eastAsia="en-US" w:bidi="ar-SA"/>
+              </w:rPr>
+              <w:t>8.</w:t>
+            </w:r>
+            <w:r>
+              <w:rPr>
+                <w:rFonts w:eastAsia="Calibri" w:cs=""/>
+                <w:b/>
+                <w:color w:val="FF0000"/>
+                <w:kern w:val="0"/>
+                <w:sz w:val="18"/>
+                <w:szCs w:val="22"/>
+                <w:lang w:val="es-ES" w:eastAsia="en-US" w:bidi="ar-SA"/>
+              </w:rPr>
+              <w:t>5</w:t>
+            </w:r>
+            <w:r>
+              <w:rPr>
+                <w:rFonts w:eastAsia="Calibri" w:cs=""/>
+                <w:b/>
+                <w:color w:val="FF0000"/>
+                <w:kern w:val="0"/>
+                <w:sz w:val="18"/>
+                <w:szCs w:val="22"/>
+                <w:lang w:val="es-ES" w:eastAsia="en-US" w:bidi="ar-SA"/>
+              </w:rPr>
+              <w:t>3.</w:t>
+            </w:r>
+            <w:r>
+              <w:rPr>
+                <w:rFonts w:eastAsia="Calibri" w:cs=""/>
+                <w:b/>
+                <w:color w:val="FF0000"/>
+                <w:kern w:val="0"/>
+                <w:sz w:val="18"/>
+                <w:szCs w:val="22"/>
+                <w:lang w:val="es-ES" w:eastAsia="en-US" w:bidi="ar-SA"/>
+              </w:rPr>
+              <w:t>1</w:t>
+            </w:r>
+            <w:r>
+              <w:rPr>
+                <w:rFonts w:eastAsia="Calibri" w:cs=""/>
+                <w:b/>
+                <w:color w:val="FF0000"/>
+                <w:kern w:val="0"/>
+                <w:sz w:val="18"/>
+                <w:szCs w:val="22"/>
+                <w:lang w:val="es-ES" w:eastAsia="en-US" w:bidi="ar-SA"/>
+              </w:rPr>
+              <w:t xml:space="preserve">1 → </w:t>
+            </w:r>
+            <w:r>
+              <w:rPr>
+                <w:rFonts w:eastAsia="Calibri" w:cs=""/>
+                <w:b/>
+                <w:color w:val="FF0000"/>
+                <w:kern w:val="0"/>
+                <w:sz w:val="18"/>
+                <w:szCs w:val="22"/>
+                <w:lang w:val="es-ES" w:eastAsia="en-US" w:bidi="ar-SA"/>
+              </w:rPr>
+              <w:t>S</w:t>
+            </w:r>
+            <w:r>
+              <w:rPr>
+                <w:rFonts w:eastAsia="Calibri" w:cs=""/>
+                <w:b/>
+                <w:color w:val="FF0000"/>
+                <w:kern w:val="0"/>
+                <w:sz w:val="18"/>
+                <w:szCs w:val="22"/>
+                <w:lang w:val="es-ES" w:eastAsia="en-US" w:bidi="ar-SA"/>
+              </w:rPr>
+              <w:t>w</w:t>
+            </w:r>
+            <w:r>
+              <w:rPr>
+                <w:rFonts w:eastAsia="Calibri" w:cs=""/>
+                <w:b/>
+                <w:color w:val="FF0000"/>
+                <w:kern w:val="0"/>
+                <w:sz w:val="18"/>
+                <w:szCs w:val="22"/>
+                <w:lang w:val="es-ES" w:eastAsia="en-US" w:bidi="ar-SA"/>
+              </w:rPr>
+              <w:t>i</w:t>
+            </w:r>
+            <w:r>
+              <w:rPr>
+                <w:rFonts w:eastAsia="Calibri" w:cs=""/>
+                <w:b/>
+                <w:color w:val="FF0000"/>
+                <w:kern w:val="0"/>
+                <w:sz w:val="18"/>
+                <w:szCs w:val="22"/>
+                <w:lang w:val="es-ES" w:eastAsia="en-US" w:bidi="ar-SA"/>
+              </w:rPr>
+              <w:t>t</w:t>
+            </w:r>
+            <w:r>
+              <w:rPr>
+                <w:rFonts w:eastAsia="Calibri" w:cs=""/>
+                <w:b/>
+                <w:color w:val="FF0000"/>
+                <w:kern w:val="0"/>
+                <w:sz w:val="18"/>
+                <w:szCs w:val="22"/>
+                <w:lang w:val="es-ES" w:eastAsia="en-US" w:bidi="ar-SA"/>
+              </w:rPr>
+              <w:t>c</w:t>
+            </w:r>
+            <w:r>
+              <w:rPr>
+                <w:rFonts w:eastAsia="Calibri" w:cs=""/>
+                <w:b/>
+                <w:color w:val="FF0000"/>
+                <w:kern w:val="0"/>
+                <w:sz w:val="18"/>
+                <w:szCs w:val="22"/>
+                <w:lang w:val="es-ES" w:eastAsia="en-US" w:bidi="ar-SA"/>
+              </w:rPr>
+              <w:t>h</w:t>
+            </w:r>
+            <w:r>
+              <w:rPr>
+                <w:rFonts w:eastAsia="Calibri" w:cs=""/>
+                <w:b/>
+                <w:color w:val="FF0000"/>
+                <w:kern w:val="0"/>
+                <w:sz w:val="18"/>
+                <w:szCs w:val="22"/>
+                <w:lang w:val="es-ES" w:eastAsia="en-US" w:bidi="ar-SA"/>
+              </w:rPr>
+              <w:t xml:space="preserve">0 → </w:t>
+            </w:r>
+            <w:r>
+              <w:rPr>
+                <w:rFonts w:eastAsia="Calibri" w:cs=""/>
+                <w:b/>
+                <w:color w:val="FF0000"/>
+                <w:kern w:val="0"/>
+                <w:sz w:val="18"/>
+                <w:szCs w:val="22"/>
+                <w:lang w:val="es-ES" w:eastAsia="en-US" w:bidi="ar-SA"/>
+              </w:rPr>
+              <w:t>F</w:t>
+            </w:r>
+            <w:r>
+              <w:rPr>
+                <w:rFonts w:eastAsia="Calibri" w:cs=""/>
+                <w:b/>
+                <w:color w:val="FF0000"/>
+                <w:kern w:val="0"/>
+                <w:sz w:val="18"/>
+                <w:szCs w:val="22"/>
+                <w:lang w:val="es-ES" w:eastAsia="en-US" w:bidi="ar-SA"/>
+              </w:rPr>
+              <w:t>W</w:t>
+            </w:r>
+            <w:r>
+              <w:rPr>
+                <w:rFonts w:eastAsia="Calibri" w:cs=""/>
+                <w:b/>
+                <w:color w:val="FF0000"/>
+                <w:kern w:val="0"/>
+                <w:sz w:val="18"/>
+                <w:szCs w:val="22"/>
+                <w:lang w:val="es-ES" w:eastAsia="en-US" w:bidi="ar-SA"/>
+              </w:rPr>
+              <w:t xml:space="preserve">2 → </w:t>
+            </w:r>
+            <w:r>
+              <w:rPr>
+                <w:rFonts w:eastAsia="Calibri" w:cs=""/>
+                <w:b/>
+                <w:color w:val="FF0000"/>
+                <w:kern w:val="0"/>
+                <w:sz w:val="18"/>
+                <w:szCs w:val="22"/>
+                <w:lang w:val="es-ES" w:eastAsia="en-US" w:bidi="ar-SA"/>
+              </w:rPr>
+              <w:t>S</w:t>
+            </w:r>
+            <w:r>
+              <w:rPr>
+                <w:rFonts w:eastAsia="Calibri" w:cs=""/>
+                <w:b/>
+                <w:color w:val="FF0000"/>
+                <w:kern w:val="0"/>
+                <w:sz w:val="18"/>
+                <w:szCs w:val="22"/>
+                <w:lang w:val="es-ES" w:eastAsia="en-US" w:bidi="ar-SA"/>
+              </w:rPr>
+              <w:t>w</w:t>
+            </w:r>
+            <w:r>
+              <w:rPr>
+                <w:rFonts w:eastAsia="Calibri" w:cs=""/>
+                <w:b/>
+                <w:color w:val="FF0000"/>
+                <w:kern w:val="0"/>
+                <w:sz w:val="18"/>
+                <w:szCs w:val="22"/>
+                <w:lang w:val="es-ES" w:eastAsia="en-US" w:bidi="ar-SA"/>
+              </w:rPr>
+              <w:t>i</w:t>
+            </w:r>
+            <w:r>
+              <w:rPr>
+                <w:rFonts w:eastAsia="Calibri" w:cs=""/>
+                <w:b/>
+                <w:color w:val="FF0000"/>
+                <w:kern w:val="0"/>
+                <w:sz w:val="18"/>
+                <w:szCs w:val="22"/>
+                <w:lang w:val="es-ES" w:eastAsia="en-US" w:bidi="ar-SA"/>
+              </w:rPr>
+              <w:t>t</w:t>
+            </w:r>
+            <w:r>
+              <w:rPr>
+                <w:rFonts w:eastAsia="Calibri" w:cs=""/>
+                <w:b/>
+                <w:color w:val="FF0000"/>
+                <w:kern w:val="0"/>
+                <w:sz w:val="18"/>
+                <w:szCs w:val="22"/>
+                <w:lang w:val="es-ES" w:eastAsia="en-US" w:bidi="ar-SA"/>
+              </w:rPr>
+              <w:t>c</w:t>
+            </w:r>
+            <w:r>
+              <w:rPr>
+                <w:rFonts w:eastAsia="Calibri" w:cs=""/>
+                <w:b/>
+                <w:color w:val="FF0000"/>
+                <w:kern w:val="0"/>
+                <w:sz w:val="18"/>
+                <w:szCs w:val="22"/>
+                <w:lang w:val="es-ES" w:eastAsia="en-US" w:bidi="ar-SA"/>
+              </w:rPr>
+              <w:t>h</w:t>
+            </w:r>
+            <w:r>
+              <w:rPr>
+                <w:rFonts w:eastAsia="Calibri" w:cs=""/>
+                <w:b/>
+                <w:color w:val="FF0000"/>
+                <w:kern w:val="0"/>
+                <w:sz w:val="18"/>
+                <w:szCs w:val="22"/>
+                <w:lang w:val="es-ES" w:eastAsia="en-US" w:bidi="ar-SA"/>
+              </w:rPr>
+              <w:t xml:space="preserve">5 → </w:t>
+            </w:r>
+            <w:r>
+              <w:rPr>
+                <w:rFonts w:eastAsia="Calibri" w:cs=""/>
+                <w:b/>
+                <w:color w:val="FF0000"/>
+                <w:kern w:val="0"/>
+                <w:sz w:val="18"/>
+                <w:szCs w:val="22"/>
+                <w:lang w:val="es-ES" w:eastAsia="en-US" w:bidi="ar-SA"/>
+              </w:rPr>
+              <w:t>F</w:t>
+            </w:r>
+            <w:r>
+              <w:rPr>
+                <w:rFonts w:eastAsia="Calibri" w:cs=""/>
+                <w:b/>
+                <w:color w:val="FF0000"/>
+                <w:kern w:val="0"/>
+                <w:sz w:val="18"/>
+                <w:szCs w:val="22"/>
+                <w:lang w:val="es-ES" w:eastAsia="en-US" w:bidi="ar-SA"/>
+              </w:rPr>
+              <w:t>W</w:t>
+            </w:r>
+            <w:r>
+              <w:rPr>
+                <w:rFonts w:eastAsia="Calibri" w:cs=""/>
+                <w:b/>
+                <w:color w:val="FF0000"/>
+                <w:kern w:val="0"/>
+                <w:sz w:val="18"/>
+                <w:szCs w:val="22"/>
+                <w:lang w:val="es-ES" w:eastAsia="en-US" w:bidi="ar-SA"/>
+              </w:rPr>
+              <w:t xml:space="preserve">1 → </w:t>
+            </w:r>
+            <w:r>
+              <w:rPr>
+                <w:rFonts w:eastAsia="Calibri" w:cs=""/>
+                <w:b/>
+                <w:color w:val="FF0000"/>
+                <w:kern w:val="0"/>
+                <w:sz w:val="18"/>
+                <w:szCs w:val="22"/>
+                <w:lang w:val="es-ES" w:eastAsia="en-US" w:bidi="ar-SA"/>
+              </w:rPr>
+              <w:t>2</w:t>
+            </w:r>
+            <w:r>
+              <w:rPr>
+                <w:rFonts w:eastAsia="Calibri" w:cs=""/>
+                <w:b/>
+                <w:color w:val="FF0000"/>
+                <w:kern w:val="0"/>
+                <w:sz w:val="18"/>
+                <w:szCs w:val="22"/>
+                <w:lang w:val="es-ES" w:eastAsia="en-US" w:bidi="ar-SA"/>
+              </w:rPr>
+              <w:t>0</w:t>
+            </w:r>
+            <w:r>
+              <w:rPr>
+                <w:rFonts w:eastAsia="Calibri" w:cs=""/>
+                <w:b/>
+                <w:color w:val="FF0000"/>
+                <w:kern w:val="0"/>
+                <w:sz w:val="18"/>
+                <w:szCs w:val="22"/>
+                <w:lang w:val="es-ES" w:eastAsia="en-US" w:bidi="ar-SA"/>
+              </w:rPr>
+              <w:t>0.</w:t>
+            </w:r>
+            <w:r>
+              <w:rPr>
+                <w:rFonts w:eastAsia="Calibri" w:cs=""/>
+                <w:b/>
+                <w:color w:val="FF0000"/>
+                <w:kern w:val="0"/>
+                <w:sz w:val="18"/>
+                <w:szCs w:val="22"/>
+                <w:lang w:val="es-ES" w:eastAsia="en-US" w:bidi="ar-SA"/>
+              </w:rPr>
+              <w:t>2</w:t>
+            </w:r>
+            <w:r>
+              <w:rPr>
+                <w:rFonts w:eastAsia="Calibri" w:cs=""/>
+                <w:b/>
+                <w:color w:val="FF0000"/>
+                <w:kern w:val="0"/>
+                <w:sz w:val="18"/>
+                <w:szCs w:val="22"/>
+                <w:lang w:val="es-ES" w:eastAsia="en-US" w:bidi="ar-SA"/>
+              </w:rPr>
+              <w:t>0</w:t>
+            </w:r>
+            <w:r>
+              <w:rPr>
+                <w:rFonts w:eastAsia="Calibri" w:cs=""/>
+                <w:b/>
+                <w:color w:val="FF0000"/>
+                <w:kern w:val="0"/>
+                <w:sz w:val="18"/>
+                <w:szCs w:val="22"/>
+                <w:lang w:val="es-ES" w:eastAsia="en-US" w:bidi="ar-SA"/>
+              </w:rPr>
+              <w:t>0.</w:t>
+            </w:r>
+            <w:r>
+              <w:rPr>
+                <w:rFonts w:eastAsia="Calibri" w:cs=""/>
+                <w:b/>
+                <w:color w:val="FF0000"/>
+                <w:kern w:val="0"/>
+                <w:sz w:val="18"/>
+                <w:szCs w:val="22"/>
+                <w:lang w:val="es-ES" w:eastAsia="en-US" w:bidi="ar-SA"/>
+              </w:rPr>
+              <w:t>2</w:t>
+            </w:r>
+            <w:r>
+              <w:rPr>
+                <w:rFonts w:eastAsia="Calibri" w:cs=""/>
+                <w:b/>
+                <w:color w:val="FF0000"/>
+                <w:kern w:val="0"/>
+                <w:sz w:val="18"/>
+                <w:szCs w:val="22"/>
+                <w:lang w:val="es-ES" w:eastAsia="en-US" w:bidi="ar-SA"/>
+              </w:rPr>
+              <w:t>0</w:t>
+            </w:r>
+            <w:r>
+              <w:rPr>
+                <w:rFonts w:eastAsia="Calibri" w:cs=""/>
+                <w:b/>
+                <w:color w:val="FF0000"/>
+                <w:kern w:val="0"/>
+                <w:sz w:val="18"/>
+                <w:szCs w:val="22"/>
+                <w:lang w:val="es-ES" w:eastAsia="en-US" w:bidi="ar-SA"/>
+              </w:rPr>
+              <w:t>0.</w:t>
+            </w:r>
+            <w:r>
+              <w:rPr>
+                <w:rFonts w:eastAsia="Calibri" w:cs=""/>
+                <w:b/>
+                <w:color w:val="FF0000"/>
+                <w:kern w:val="0"/>
+                <w:sz w:val="18"/>
+                <w:szCs w:val="22"/>
+                <w:lang w:val="es-ES" w:eastAsia="en-US" w:bidi="ar-SA"/>
+              </w:rPr>
+              <w:t>0</w:t>
             </w:r>
           </w:p>
         </w:tc>
@@ -2395,7 +4473,7 @@
                     <w:szCs w:val="22"/>
                     <w:lang w:val="es-ES" w:eastAsia="en-US" w:bidi="ar-SA"/>
                   </w:rPr>
-                  <w:t>☐</w:t>
+                  <w:t>x</w:t>
                 </w:r>
               </w:p>
             </w:sdtContent>
@@ -2485,7 +4563,499 @@
                 <w:szCs w:val="22"/>
                 <w:lang w:val="es-ES" w:eastAsia="en-US" w:bidi="ar-SA"/>
               </w:rPr>
-              <w:t>:</w:t>
+              <w:t xml:space="preserve">: </w:t>
+            </w:r>
+            <w:r>
+              <w:rPr>
+                <w:rFonts w:eastAsia="Calibri" w:cs=""/>
+                <w:b/>
+                <w:color w:val="FF0000"/>
+                <w:kern w:val="0"/>
+                <w:sz w:val="18"/>
+                <w:szCs w:val="22"/>
+                <w:lang w:val="es-ES" w:eastAsia="en-US" w:bidi="ar-SA"/>
+              </w:rPr>
+              <w:t>1</w:t>
+            </w:r>
+            <w:r>
+              <w:rPr>
+                <w:rFonts w:eastAsia="Calibri" w:cs=""/>
+                <w:b/>
+                <w:color w:val="FF0000"/>
+                <w:kern w:val="0"/>
+                <w:sz w:val="18"/>
+                <w:szCs w:val="22"/>
+                <w:lang w:val="es-ES" w:eastAsia="en-US" w:bidi="ar-SA"/>
+              </w:rPr>
+              <w:t>9</w:t>
+            </w:r>
+            <w:r>
+              <w:rPr>
+                <w:rFonts w:eastAsia="Calibri" w:cs=""/>
+                <w:b/>
+                <w:color w:val="FF0000"/>
+                <w:kern w:val="0"/>
+                <w:sz w:val="18"/>
+                <w:szCs w:val="22"/>
+                <w:lang w:val="es-ES" w:eastAsia="en-US" w:bidi="ar-SA"/>
+              </w:rPr>
+              <w:t>2.</w:t>
+            </w:r>
+            <w:r>
+              <w:rPr>
+                <w:rFonts w:eastAsia="Calibri" w:cs=""/>
+                <w:b/>
+                <w:color w:val="FF0000"/>
+                <w:kern w:val="0"/>
+                <w:sz w:val="18"/>
+                <w:szCs w:val="22"/>
+                <w:lang w:val="es-ES" w:eastAsia="en-US" w:bidi="ar-SA"/>
+              </w:rPr>
+              <w:t>1</w:t>
+            </w:r>
+            <w:r>
+              <w:rPr>
+                <w:rFonts w:eastAsia="Calibri" w:cs=""/>
+                <w:b/>
+                <w:color w:val="FF0000"/>
+                <w:kern w:val="0"/>
+                <w:sz w:val="18"/>
+                <w:szCs w:val="22"/>
+                <w:lang w:val="es-ES" w:eastAsia="en-US" w:bidi="ar-SA"/>
+              </w:rPr>
+              <w:t>6</w:t>
+            </w:r>
+            <w:r>
+              <w:rPr>
+                <w:rFonts w:eastAsia="Calibri" w:cs=""/>
+                <w:b/>
+                <w:color w:val="FF0000"/>
+                <w:kern w:val="0"/>
+                <w:sz w:val="18"/>
+                <w:szCs w:val="22"/>
+                <w:lang w:val="es-ES" w:eastAsia="en-US" w:bidi="ar-SA"/>
+              </w:rPr>
+              <w:t>8.</w:t>
+            </w:r>
+            <w:r>
+              <w:rPr>
+                <w:rFonts w:eastAsia="Calibri" w:cs=""/>
+                <w:b/>
+                <w:color w:val="FF0000"/>
+                <w:kern w:val="0"/>
+                <w:sz w:val="18"/>
+                <w:szCs w:val="22"/>
+                <w:lang w:val="es-ES" w:eastAsia="en-US" w:bidi="ar-SA"/>
+              </w:rPr>
+              <w:t>5</w:t>
+            </w:r>
+            <w:r>
+              <w:rPr>
+                <w:rFonts w:eastAsia="Calibri" w:cs=""/>
+                <w:b/>
+                <w:color w:val="FF0000"/>
+                <w:kern w:val="0"/>
+                <w:sz w:val="18"/>
+                <w:szCs w:val="22"/>
+                <w:lang w:val="es-ES" w:eastAsia="en-US" w:bidi="ar-SA"/>
+              </w:rPr>
+              <w:t>2.</w:t>
+            </w:r>
+            <w:r>
+              <w:rPr>
+                <w:rFonts w:eastAsia="Calibri" w:cs=""/>
+                <w:b/>
+                <w:color w:val="FF0000"/>
+                <w:kern w:val="0"/>
+                <w:sz w:val="18"/>
+                <w:szCs w:val="22"/>
+                <w:lang w:val="es-ES" w:eastAsia="en-US" w:bidi="ar-SA"/>
+              </w:rPr>
+              <w:t>1</w:t>
+            </w:r>
+            <w:r>
+              <w:rPr>
+                <w:rFonts w:eastAsia="Calibri" w:cs=""/>
+                <w:b/>
+                <w:color w:val="FF0000"/>
+                <w:kern w:val="0"/>
+                <w:sz w:val="18"/>
+                <w:szCs w:val="22"/>
+                <w:lang w:val="es-ES" w:eastAsia="en-US" w:bidi="ar-SA"/>
+              </w:rPr>
+              <w:t>0</w:t>
+            </w:r>
+            <w:r>
+              <w:rPr>
+                <w:rFonts w:eastAsia="Calibri" w:cs=""/>
+                <w:b/>
+                <w:color w:val="FF0000"/>
+                <w:kern w:val="0"/>
+                <w:sz w:val="18"/>
+                <w:szCs w:val="22"/>
+                <w:lang w:val="es-ES" w:eastAsia="en-US" w:bidi="ar-SA"/>
+              </w:rPr>
+              <w:t xml:space="preserve">1 → </w:t>
+            </w:r>
+            <w:r>
+              <w:rPr>
+                <w:rFonts w:eastAsia="Calibri" w:cs=""/>
+                <w:b/>
+                <w:color w:val="FF0000"/>
+                <w:kern w:val="0"/>
+                <w:sz w:val="18"/>
+                <w:szCs w:val="22"/>
+                <w:lang w:val="es-ES" w:eastAsia="en-US" w:bidi="ar-SA"/>
+              </w:rPr>
+              <w:t>S</w:t>
+            </w:r>
+            <w:r>
+              <w:rPr>
+                <w:rFonts w:eastAsia="Calibri" w:cs=""/>
+                <w:b/>
+                <w:color w:val="FF0000"/>
+                <w:kern w:val="0"/>
+                <w:sz w:val="18"/>
+                <w:szCs w:val="22"/>
+                <w:lang w:val="es-ES" w:eastAsia="en-US" w:bidi="ar-SA"/>
+              </w:rPr>
+              <w:t>w</w:t>
+            </w:r>
+            <w:r>
+              <w:rPr>
+                <w:rFonts w:eastAsia="Calibri" w:cs=""/>
+                <w:b/>
+                <w:color w:val="FF0000"/>
+                <w:kern w:val="0"/>
+                <w:sz w:val="18"/>
+                <w:szCs w:val="22"/>
+                <w:lang w:val="es-ES" w:eastAsia="en-US" w:bidi="ar-SA"/>
+              </w:rPr>
+              <w:t>i</w:t>
+            </w:r>
+            <w:r>
+              <w:rPr>
+                <w:rFonts w:eastAsia="Calibri" w:cs=""/>
+                <w:b/>
+                <w:color w:val="FF0000"/>
+                <w:kern w:val="0"/>
+                <w:sz w:val="18"/>
+                <w:szCs w:val="22"/>
+                <w:lang w:val="es-ES" w:eastAsia="en-US" w:bidi="ar-SA"/>
+              </w:rPr>
+              <w:t>t</w:t>
+            </w:r>
+            <w:r>
+              <w:rPr>
+                <w:rFonts w:eastAsia="Calibri" w:cs=""/>
+                <w:b/>
+                <w:color w:val="FF0000"/>
+                <w:kern w:val="0"/>
+                <w:sz w:val="18"/>
+                <w:szCs w:val="22"/>
+                <w:lang w:val="es-ES" w:eastAsia="en-US" w:bidi="ar-SA"/>
+              </w:rPr>
+              <w:t>c</w:t>
+            </w:r>
+            <w:r>
+              <w:rPr>
+                <w:rFonts w:eastAsia="Calibri" w:cs=""/>
+                <w:b/>
+                <w:color w:val="FF0000"/>
+                <w:kern w:val="0"/>
+                <w:sz w:val="18"/>
+                <w:szCs w:val="22"/>
+                <w:lang w:val="es-ES" w:eastAsia="en-US" w:bidi="ar-SA"/>
+              </w:rPr>
+              <w:t>h</w:t>
+            </w:r>
+            <w:r>
+              <w:rPr>
+                <w:rFonts w:eastAsia="Calibri" w:cs=""/>
+                <w:b/>
+                <w:color w:val="FF0000"/>
+                <w:kern w:val="0"/>
+                <w:sz w:val="18"/>
+                <w:szCs w:val="22"/>
+                <w:lang w:val="es-ES" w:eastAsia="en-US" w:bidi="ar-SA"/>
+              </w:rPr>
+              <w:t xml:space="preserve">3 → </w:t>
+            </w:r>
+            <w:r>
+              <w:rPr>
+                <w:rFonts w:eastAsia="Calibri" w:cs=""/>
+                <w:b/>
+                <w:color w:val="FF0000"/>
+                <w:kern w:val="0"/>
+                <w:sz w:val="18"/>
+                <w:szCs w:val="22"/>
+                <w:lang w:val="es-ES" w:eastAsia="en-US" w:bidi="ar-SA"/>
+              </w:rPr>
+              <w:t>F</w:t>
+            </w:r>
+            <w:r>
+              <w:rPr>
+                <w:rFonts w:eastAsia="Calibri" w:cs=""/>
+                <w:b/>
+                <w:color w:val="FF0000"/>
+                <w:kern w:val="0"/>
+                <w:sz w:val="18"/>
+                <w:szCs w:val="22"/>
+                <w:lang w:val="es-ES" w:eastAsia="en-US" w:bidi="ar-SA"/>
+              </w:rPr>
+              <w:t>W</w:t>
+            </w:r>
+            <w:r>
+              <w:rPr>
+                <w:rFonts w:eastAsia="Calibri" w:cs=""/>
+                <w:b/>
+                <w:color w:val="FF0000"/>
+                <w:kern w:val="0"/>
+                <w:sz w:val="18"/>
+                <w:szCs w:val="22"/>
+                <w:lang w:val="es-ES" w:eastAsia="en-US" w:bidi="ar-SA"/>
+              </w:rPr>
+              <w:t xml:space="preserve">2 → </w:t>
+            </w:r>
+            <w:r>
+              <w:rPr>
+                <w:rFonts w:eastAsia="Calibri" w:cs=""/>
+                <w:b/>
+                <w:color w:val="FF0000"/>
+                <w:kern w:val="0"/>
+                <w:sz w:val="18"/>
+                <w:szCs w:val="22"/>
+                <w:lang w:val="es-ES" w:eastAsia="en-US" w:bidi="ar-SA"/>
+              </w:rPr>
+              <w:t>S</w:t>
+            </w:r>
+            <w:r>
+              <w:rPr>
+                <w:rFonts w:eastAsia="Calibri" w:cs=""/>
+                <w:b/>
+                <w:color w:val="FF0000"/>
+                <w:kern w:val="0"/>
+                <w:sz w:val="18"/>
+                <w:szCs w:val="22"/>
+                <w:lang w:val="es-ES" w:eastAsia="en-US" w:bidi="ar-SA"/>
+              </w:rPr>
+              <w:t>w</w:t>
+            </w:r>
+            <w:r>
+              <w:rPr>
+                <w:rFonts w:eastAsia="Calibri" w:cs=""/>
+                <w:b/>
+                <w:color w:val="FF0000"/>
+                <w:kern w:val="0"/>
+                <w:sz w:val="18"/>
+                <w:szCs w:val="22"/>
+                <w:lang w:val="es-ES" w:eastAsia="en-US" w:bidi="ar-SA"/>
+              </w:rPr>
+              <w:t>i</w:t>
+            </w:r>
+            <w:r>
+              <w:rPr>
+                <w:rFonts w:eastAsia="Calibri" w:cs=""/>
+                <w:b/>
+                <w:color w:val="FF0000"/>
+                <w:kern w:val="0"/>
+                <w:sz w:val="18"/>
+                <w:szCs w:val="22"/>
+                <w:lang w:val="es-ES" w:eastAsia="en-US" w:bidi="ar-SA"/>
+              </w:rPr>
+              <w:t>t</w:t>
+            </w:r>
+            <w:r>
+              <w:rPr>
+                <w:rFonts w:eastAsia="Calibri" w:cs=""/>
+                <w:b/>
+                <w:color w:val="FF0000"/>
+                <w:kern w:val="0"/>
+                <w:sz w:val="18"/>
+                <w:szCs w:val="22"/>
+                <w:lang w:val="es-ES" w:eastAsia="en-US" w:bidi="ar-SA"/>
+              </w:rPr>
+              <w:t>c</w:t>
+            </w:r>
+            <w:r>
+              <w:rPr>
+                <w:rFonts w:eastAsia="Calibri" w:cs=""/>
+                <w:b/>
+                <w:color w:val="FF0000"/>
+                <w:kern w:val="0"/>
+                <w:sz w:val="18"/>
+                <w:szCs w:val="22"/>
+                <w:lang w:val="es-ES" w:eastAsia="en-US" w:bidi="ar-SA"/>
+              </w:rPr>
+              <w:t>h</w:t>
+            </w:r>
+            <w:r>
+              <w:rPr>
+                <w:rFonts w:eastAsia="Calibri" w:cs=""/>
+                <w:b/>
+                <w:color w:val="FF0000"/>
+                <w:kern w:val="0"/>
+                <w:sz w:val="18"/>
+                <w:szCs w:val="22"/>
+                <w:lang w:val="es-ES" w:eastAsia="en-US" w:bidi="ar-SA"/>
+              </w:rPr>
+              <w:t xml:space="preserve">5 → </w:t>
+            </w:r>
+            <w:r>
+              <w:rPr>
+                <w:rFonts w:eastAsia="Calibri" w:cs=""/>
+                <w:b/>
+                <w:color w:val="FF0000"/>
+                <w:kern w:val="0"/>
+                <w:sz w:val="18"/>
+                <w:szCs w:val="22"/>
+                <w:lang w:val="es-ES" w:eastAsia="en-US" w:bidi="ar-SA"/>
+              </w:rPr>
+              <w:t>F</w:t>
+            </w:r>
+            <w:r>
+              <w:rPr>
+                <w:rFonts w:eastAsia="Calibri" w:cs=""/>
+                <w:b/>
+                <w:color w:val="FF0000"/>
+                <w:kern w:val="0"/>
+                <w:sz w:val="18"/>
+                <w:szCs w:val="22"/>
+                <w:lang w:val="es-ES" w:eastAsia="en-US" w:bidi="ar-SA"/>
+              </w:rPr>
+              <w:t>W</w:t>
+            </w:r>
+            <w:r>
+              <w:rPr>
+                <w:rFonts w:eastAsia="Calibri" w:cs=""/>
+                <w:b/>
+                <w:color w:val="FF0000"/>
+                <w:kern w:val="0"/>
+                <w:sz w:val="18"/>
+                <w:szCs w:val="22"/>
+                <w:lang w:val="es-ES" w:eastAsia="en-US" w:bidi="ar-SA"/>
+              </w:rPr>
+              <w:t xml:space="preserve">1 → </w:t>
+            </w:r>
+            <w:r>
+              <w:rPr>
+                <w:rFonts w:eastAsia="Calibri" w:cs=""/>
+                <w:b/>
+                <w:color w:val="FF0000"/>
+                <w:kern w:val="0"/>
+                <w:sz w:val="18"/>
+                <w:szCs w:val="22"/>
+                <w:lang w:val="es-ES" w:eastAsia="en-US" w:bidi="ar-SA"/>
+              </w:rPr>
+              <w:t>2</w:t>
+            </w:r>
+            <w:r>
+              <w:rPr>
+                <w:rFonts w:eastAsia="Calibri" w:cs=""/>
+                <w:b/>
+                <w:color w:val="FF0000"/>
+                <w:kern w:val="0"/>
+                <w:sz w:val="18"/>
+                <w:szCs w:val="22"/>
+                <w:lang w:val="es-ES" w:eastAsia="en-US" w:bidi="ar-SA"/>
+              </w:rPr>
+              <w:t>0</w:t>
+            </w:r>
+            <w:r>
+              <w:rPr>
+                <w:rFonts w:eastAsia="Calibri" w:cs=""/>
+                <w:b/>
+                <w:color w:val="FF0000"/>
+                <w:kern w:val="0"/>
+                <w:sz w:val="18"/>
+                <w:szCs w:val="22"/>
+                <w:lang w:val="es-ES" w:eastAsia="en-US" w:bidi="ar-SA"/>
+              </w:rPr>
+              <w:t>0.</w:t>
+            </w:r>
+            <w:r>
+              <w:rPr>
+                <w:rFonts w:eastAsia="Calibri" w:cs=""/>
+                <w:b/>
+                <w:color w:val="FF0000"/>
+                <w:kern w:val="0"/>
+                <w:sz w:val="18"/>
+                <w:szCs w:val="22"/>
+                <w:lang w:val="es-ES" w:eastAsia="en-US" w:bidi="ar-SA"/>
+              </w:rPr>
+              <w:t>2</w:t>
+            </w:r>
+            <w:r>
+              <w:rPr>
+                <w:rFonts w:eastAsia="Calibri" w:cs=""/>
+                <w:b/>
+                <w:color w:val="FF0000"/>
+                <w:kern w:val="0"/>
+                <w:sz w:val="18"/>
+                <w:szCs w:val="22"/>
+                <w:lang w:val="es-ES" w:eastAsia="en-US" w:bidi="ar-SA"/>
+              </w:rPr>
+              <w:t>0</w:t>
+            </w:r>
+            <w:r>
+              <w:rPr>
+                <w:rFonts w:eastAsia="Calibri" w:cs=""/>
+                <w:b/>
+                <w:color w:val="FF0000"/>
+                <w:kern w:val="0"/>
+                <w:sz w:val="18"/>
+                <w:szCs w:val="22"/>
+                <w:lang w:val="es-ES" w:eastAsia="en-US" w:bidi="ar-SA"/>
+              </w:rPr>
+              <w:t>0.</w:t>
+            </w:r>
+            <w:r>
+              <w:rPr>
+                <w:rFonts w:eastAsia="Calibri" w:cs=""/>
+                <w:b/>
+                <w:color w:val="FF0000"/>
+                <w:kern w:val="0"/>
+                <w:sz w:val="18"/>
+                <w:szCs w:val="22"/>
+                <w:lang w:val="es-ES" w:eastAsia="en-US" w:bidi="ar-SA"/>
+              </w:rPr>
+              <w:t>2</w:t>
+            </w:r>
+            <w:r>
+              <w:rPr>
+                <w:rFonts w:eastAsia="Calibri" w:cs=""/>
+                <w:b/>
+                <w:color w:val="FF0000"/>
+                <w:kern w:val="0"/>
+                <w:sz w:val="18"/>
+                <w:szCs w:val="22"/>
+                <w:lang w:val="es-ES" w:eastAsia="en-US" w:bidi="ar-SA"/>
+              </w:rPr>
+              <w:t>0</w:t>
+            </w:r>
+            <w:r>
+              <w:rPr>
+                <w:rFonts w:eastAsia="Calibri" w:cs=""/>
+                <w:b/>
+                <w:color w:val="FF0000"/>
+                <w:kern w:val="0"/>
+                <w:sz w:val="18"/>
+                <w:szCs w:val="22"/>
+                <w:lang w:val="es-ES" w:eastAsia="en-US" w:bidi="ar-SA"/>
+              </w:rPr>
+              <w:t>0.</w:t>
+            </w:r>
+            <w:r>
+              <w:rPr>
+                <w:rFonts w:eastAsia="Calibri" w:cs=""/>
+                <w:b/>
+                <w:color w:val="FF0000"/>
+                <w:kern w:val="0"/>
+                <w:sz w:val="18"/>
+                <w:szCs w:val="22"/>
+                <w:lang w:val="es-ES" w:eastAsia="en-US" w:bidi="ar-SA"/>
+              </w:rPr>
+              <w:t>0</w:t>
             </w:r>
           </w:p>
         </w:tc>
@@ -2569,7 +5139,7 @@
                     <w:szCs w:val="22"/>
                     <w:lang w:val="es-ES" w:eastAsia="en-US" w:bidi="ar-SA"/>
                   </w:rPr>
-                  <w:t>☐</w:t>
+                  <w:t>x</w:t>
                 </w:r>
               </w:p>
             </w:sdtContent>
@@ -2657,7 +5227,187 @@
                 <w:szCs w:val="22"/>
                 <w:lang w:val="es-ES" w:eastAsia="en-US" w:bidi="ar-SA"/>
               </w:rPr>
-              <w:t>:</w:t>
+              <w:t xml:space="preserve">: </w:t>
+            </w:r>
+            <w:r>
+              <w:rPr>
+                <w:rFonts w:eastAsia="Calibri" w:cs=""/>
+                <w:b/>
+                <w:color w:val="FF0000"/>
+                <w:kern w:val="0"/>
+                <w:sz w:val="18"/>
+                <w:szCs w:val="22"/>
+                <w:lang w:val="es-ES" w:eastAsia="en-US" w:bidi="ar-SA"/>
+              </w:rPr>
+              <w:t>192.168.52.10</w:t>
+            </w:r>
+            <w:r>
+              <w:rPr>
+                <w:rFonts w:eastAsia="Calibri" w:cs=""/>
+                <w:b/>
+                <w:color w:val="FF0000"/>
+                <w:kern w:val="0"/>
+                <w:sz w:val="18"/>
+                <w:szCs w:val="22"/>
+                <w:lang w:val="es-ES" w:eastAsia="en-US" w:bidi="ar-SA"/>
+              </w:rPr>
+              <w:t>2</w:t>
+            </w:r>
+            <w:r>
+              <w:rPr>
+                <w:rFonts w:eastAsia="Calibri" w:cs=""/>
+                <w:b/>
+                <w:color w:val="FF0000"/>
+                <w:kern w:val="0"/>
+                <w:sz w:val="18"/>
+                <w:szCs w:val="22"/>
+                <w:lang w:val="es-ES" w:eastAsia="en-US" w:bidi="ar-SA"/>
+              </w:rPr>
+              <w:t xml:space="preserve"> → Switch3 → FW2 → Switch</w:t>
+            </w:r>
+            <w:r>
+              <w:rPr>
+                <w:rFonts w:eastAsia="Calibri" w:cs=""/>
+                <w:b/>
+                <w:color w:val="FF0000"/>
+                <w:kern w:val="0"/>
+                <w:sz w:val="18"/>
+                <w:szCs w:val="22"/>
+                <w:lang w:val="es-ES" w:eastAsia="en-US" w:bidi="ar-SA"/>
+              </w:rPr>
+              <w:t>0</w:t>
+            </w:r>
+            <w:r>
+              <w:rPr>
+                <w:rFonts w:eastAsia="Calibri" w:cs=""/>
+                <w:b/>
+                <w:color w:val="FF0000"/>
+                <w:kern w:val="0"/>
+                <w:sz w:val="18"/>
+                <w:szCs w:val="22"/>
+                <w:lang w:val="es-ES" w:eastAsia="en-US" w:bidi="ar-SA"/>
+              </w:rPr>
+              <w:t xml:space="preserve"> → </w:t>
+            </w:r>
+            <w:r>
+              <w:rPr>
+                <w:rFonts w:eastAsia="Calibri" w:cs=""/>
+                <w:b/>
+                <w:color w:val="FF0000"/>
+                <w:kern w:val="0"/>
+                <w:sz w:val="18"/>
+                <w:szCs w:val="22"/>
+                <w:lang w:val="es-ES" w:eastAsia="en-US" w:bidi="ar-SA"/>
+              </w:rPr>
+              <w:t>1</w:t>
+            </w:r>
+            <w:r>
+              <w:rPr>
+                <w:rFonts w:eastAsia="Calibri" w:cs=""/>
+                <w:b/>
+                <w:color w:val="FF0000"/>
+                <w:kern w:val="0"/>
+                <w:sz w:val="18"/>
+                <w:szCs w:val="22"/>
+                <w:lang w:val="es-ES" w:eastAsia="en-US" w:bidi="ar-SA"/>
+              </w:rPr>
+              <w:t>9</w:t>
+            </w:r>
+            <w:r>
+              <w:rPr>
+                <w:rFonts w:eastAsia="Calibri" w:cs=""/>
+                <w:b/>
+                <w:color w:val="FF0000"/>
+                <w:kern w:val="0"/>
+                <w:sz w:val="18"/>
+                <w:szCs w:val="22"/>
+                <w:lang w:val="es-ES" w:eastAsia="en-US" w:bidi="ar-SA"/>
+              </w:rPr>
+              <w:t>2.</w:t>
+            </w:r>
+            <w:r>
+              <w:rPr>
+                <w:rFonts w:eastAsia="Calibri" w:cs=""/>
+                <w:b/>
+                <w:color w:val="FF0000"/>
+                <w:kern w:val="0"/>
+                <w:sz w:val="18"/>
+                <w:szCs w:val="22"/>
+                <w:lang w:val="es-ES" w:eastAsia="en-US" w:bidi="ar-SA"/>
+              </w:rPr>
+              <w:t>1</w:t>
+            </w:r>
+            <w:r>
+              <w:rPr>
+                <w:rFonts w:eastAsia="Calibri" w:cs=""/>
+                <w:b/>
+                <w:color w:val="FF0000"/>
+                <w:kern w:val="0"/>
+                <w:sz w:val="18"/>
+                <w:szCs w:val="22"/>
+                <w:lang w:val="es-ES" w:eastAsia="en-US" w:bidi="ar-SA"/>
+              </w:rPr>
+              <w:t>6</w:t>
+            </w:r>
+            <w:r>
+              <w:rPr>
+                <w:rFonts w:eastAsia="Calibri" w:cs=""/>
+                <w:b/>
+                <w:color w:val="FF0000"/>
+                <w:kern w:val="0"/>
+                <w:sz w:val="18"/>
+                <w:szCs w:val="22"/>
+                <w:lang w:val="es-ES" w:eastAsia="en-US" w:bidi="ar-SA"/>
+              </w:rPr>
+              <w:t>8.</w:t>
+            </w:r>
+            <w:r>
+              <w:rPr>
+                <w:rFonts w:eastAsia="Calibri" w:cs=""/>
+                <w:b/>
+                <w:color w:val="FF0000"/>
+                <w:kern w:val="0"/>
+                <w:sz w:val="18"/>
+                <w:szCs w:val="22"/>
+                <w:lang w:val="es-ES" w:eastAsia="en-US" w:bidi="ar-SA"/>
+              </w:rPr>
+              <w:t>5</w:t>
+            </w:r>
+            <w:r>
+              <w:rPr>
+                <w:rFonts w:eastAsia="Calibri" w:cs=""/>
+                <w:b/>
+                <w:color w:val="FF0000"/>
+                <w:kern w:val="0"/>
+                <w:sz w:val="18"/>
+                <w:szCs w:val="22"/>
+                <w:lang w:val="es-ES" w:eastAsia="en-US" w:bidi="ar-SA"/>
+              </w:rPr>
+              <w:t>3.</w:t>
+            </w:r>
+            <w:r>
+              <w:rPr>
+                <w:rFonts w:eastAsia="Calibri" w:cs=""/>
+                <w:b/>
+                <w:color w:val="FF0000"/>
+                <w:kern w:val="0"/>
+                <w:sz w:val="18"/>
+                <w:szCs w:val="22"/>
+                <w:lang w:val="es-ES" w:eastAsia="en-US" w:bidi="ar-SA"/>
+              </w:rPr>
+              <w:t>1</w:t>
+            </w:r>
+            <w:r>
+              <w:rPr>
+                <w:rFonts w:eastAsia="Calibri" w:cs=""/>
+                <w:b/>
+                <w:color w:val="FF0000"/>
+                <w:kern w:val="0"/>
+                <w:sz w:val="18"/>
+                <w:szCs w:val="22"/>
+                <w:lang w:val="es-ES" w:eastAsia="en-US" w:bidi="ar-SA"/>
+              </w:rPr>
+              <w:t>2</w:t>
             </w:r>
           </w:p>
         </w:tc>
@@ -2741,7 +5491,7 @@
                     <w:szCs w:val="22"/>
                     <w:lang w:val="es-ES" w:eastAsia="en-US" w:bidi="ar-SA"/>
                   </w:rPr>
-                  <w:t>☐</w:t>
+                  <w:t>x</w:t>
                 </w:r>
               </w:p>
             </w:sdtContent>
@@ -2829,7 +5579,259 @@
                 <w:szCs w:val="22"/>
                 <w:lang w:val="es-ES" w:eastAsia="en-US" w:bidi="ar-SA"/>
               </w:rPr>
-              <w:t>:</w:t>
+              <w:t xml:space="preserve">: </w:t>
+            </w:r>
+            <w:r>
+              <w:rPr>
+                <w:rFonts w:eastAsia="Calibri" w:cs=""/>
+                <w:b/>
+                <w:color w:val="FF0000"/>
+                <w:kern w:val="0"/>
+                <w:sz w:val="18"/>
+                <w:szCs w:val="22"/>
+                <w:lang w:val="es-ES" w:eastAsia="en-US" w:bidi="ar-SA"/>
+              </w:rPr>
+              <w:t>192.168.5</w:t>
+            </w:r>
+            <w:r>
+              <w:rPr>
+                <w:rFonts w:eastAsia="Calibri" w:cs=""/>
+                <w:b/>
+                <w:color w:val="FF0000"/>
+                <w:kern w:val="0"/>
+                <w:sz w:val="18"/>
+                <w:szCs w:val="22"/>
+                <w:lang w:val="es-ES" w:eastAsia="en-US" w:bidi="ar-SA"/>
+              </w:rPr>
+              <w:t>3</w:t>
+            </w:r>
+            <w:r>
+              <w:rPr>
+                <w:rFonts w:eastAsia="Calibri" w:cs=""/>
+                <w:b/>
+                <w:color w:val="FF0000"/>
+                <w:kern w:val="0"/>
+                <w:sz w:val="18"/>
+                <w:szCs w:val="22"/>
+                <w:lang w:val="es-ES" w:eastAsia="en-US" w:bidi="ar-SA"/>
+              </w:rPr>
+              <w:t>.1</w:t>
+            </w:r>
+            <w:r>
+              <w:rPr>
+                <w:rFonts w:eastAsia="Calibri" w:cs=""/>
+                <w:b/>
+                <w:color w:val="FF0000"/>
+                <w:kern w:val="0"/>
+                <w:sz w:val="18"/>
+                <w:szCs w:val="22"/>
+                <w:lang w:val="es-ES" w:eastAsia="en-US" w:bidi="ar-SA"/>
+              </w:rPr>
+              <w:t>2</w:t>
+            </w:r>
+            <w:r>
+              <w:rPr>
+                <w:rFonts w:eastAsia="Calibri" w:cs=""/>
+                <w:b/>
+                <w:color w:val="FF0000"/>
+                <w:kern w:val="0"/>
+                <w:sz w:val="18"/>
+                <w:szCs w:val="22"/>
+                <w:lang w:val="es-ES" w:eastAsia="en-US" w:bidi="ar-SA"/>
+              </w:rPr>
+              <w:t xml:space="preserve"> → Switch</w:t>
+            </w:r>
+            <w:r>
+              <w:rPr>
+                <w:rFonts w:eastAsia="Calibri" w:cs=""/>
+                <w:b/>
+                <w:color w:val="FF0000"/>
+                <w:kern w:val="0"/>
+                <w:sz w:val="18"/>
+                <w:szCs w:val="22"/>
+                <w:lang w:val="es-ES" w:eastAsia="en-US" w:bidi="ar-SA"/>
+              </w:rPr>
+              <w:t>0</w:t>
+            </w:r>
+            <w:r>
+              <w:rPr>
+                <w:rFonts w:eastAsia="Calibri" w:cs=""/>
+                <w:b/>
+                <w:color w:val="FF0000"/>
+                <w:kern w:val="0"/>
+                <w:sz w:val="18"/>
+                <w:szCs w:val="22"/>
+                <w:lang w:val="es-ES" w:eastAsia="en-US" w:bidi="ar-SA"/>
+              </w:rPr>
+              <w:t xml:space="preserve"> → FW2 → Switch</w:t>
+            </w:r>
+            <w:r>
+              <w:rPr>
+                <w:rFonts w:eastAsia="Calibri" w:cs=""/>
+                <w:b/>
+                <w:color w:val="FF0000"/>
+                <w:kern w:val="0"/>
+                <w:sz w:val="18"/>
+                <w:szCs w:val="22"/>
+                <w:lang w:val="es-ES" w:eastAsia="en-US" w:bidi="ar-SA"/>
+              </w:rPr>
+              <w:t>3</w:t>
+            </w:r>
+            <w:r>
+              <w:rPr>
+                <w:rFonts w:eastAsia="Calibri" w:cs=""/>
+                <w:b/>
+                <w:color w:val="FF0000"/>
+                <w:kern w:val="0"/>
+                <w:sz w:val="18"/>
+                <w:szCs w:val="22"/>
+                <w:lang w:val="es-ES" w:eastAsia="en-US" w:bidi="ar-SA"/>
+              </w:rPr>
+              <w:t xml:space="preserve"> → </w:t>
+            </w:r>
+            <w:r>
+              <w:rPr>
+                <w:rFonts w:eastAsia="Calibri" w:cs=""/>
+                <w:b/>
+                <w:color w:val="FF0000"/>
+                <w:kern w:val="0"/>
+                <w:sz w:val="18"/>
+                <w:szCs w:val="22"/>
+                <w:lang w:val="es-ES" w:eastAsia="en-US" w:bidi="ar-SA"/>
+              </w:rPr>
+              <w:t>1</w:t>
+            </w:r>
+            <w:r>
+              <w:rPr>
+                <w:rFonts w:eastAsia="Calibri" w:cs=""/>
+                <w:b/>
+                <w:color w:val="FF0000"/>
+                <w:kern w:val="0"/>
+                <w:sz w:val="18"/>
+                <w:szCs w:val="22"/>
+                <w:lang w:val="es-ES" w:eastAsia="en-US" w:bidi="ar-SA"/>
+              </w:rPr>
+              <w:t>9</w:t>
+            </w:r>
+            <w:r>
+              <w:rPr>
+                <w:rFonts w:eastAsia="Calibri" w:cs=""/>
+                <w:b/>
+                <w:color w:val="FF0000"/>
+                <w:kern w:val="0"/>
+                <w:sz w:val="18"/>
+                <w:szCs w:val="22"/>
+                <w:lang w:val="es-ES" w:eastAsia="en-US" w:bidi="ar-SA"/>
+              </w:rPr>
+              <w:t>2</w:t>
+            </w:r>
+            <w:r>
+              <w:rPr>
+                <w:rFonts w:eastAsia="Calibri" w:cs=""/>
+                <w:b/>
+                <w:color w:val="FF0000"/>
+                <w:kern w:val="0"/>
+                <w:sz w:val="18"/>
+                <w:szCs w:val="22"/>
+                <w:lang w:val="es-ES" w:eastAsia="en-US" w:bidi="ar-SA"/>
+              </w:rPr>
+              <w:t>.</w:t>
+            </w:r>
+            <w:r>
+              <w:rPr>
+                <w:rFonts w:eastAsia="Calibri" w:cs=""/>
+                <w:b/>
+                <w:color w:val="FF0000"/>
+                <w:kern w:val="0"/>
+                <w:sz w:val="18"/>
+                <w:szCs w:val="22"/>
+                <w:lang w:val="es-ES" w:eastAsia="en-US" w:bidi="ar-SA"/>
+              </w:rPr>
+              <w:t>1</w:t>
+            </w:r>
+            <w:r>
+              <w:rPr>
+                <w:rFonts w:eastAsia="Calibri" w:cs=""/>
+                <w:b/>
+                <w:color w:val="FF0000"/>
+                <w:kern w:val="0"/>
+                <w:sz w:val="18"/>
+                <w:szCs w:val="22"/>
+                <w:lang w:val="es-ES" w:eastAsia="en-US" w:bidi="ar-SA"/>
+              </w:rPr>
+              <w:t>6</w:t>
+            </w:r>
+            <w:r>
+              <w:rPr>
+                <w:rFonts w:eastAsia="Calibri" w:cs=""/>
+                <w:b/>
+                <w:color w:val="FF0000"/>
+                <w:kern w:val="0"/>
+                <w:sz w:val="18"/>
+                <w:szCs w:val="22"/>
+                <w:lang w:val="es-ES" w:eastAsia="en-US" w:bidi="ar-SA"/>
+              </w:rPr>
+              <w:t>8</w:t>
+            </w:r>
+            <w:r>
+              <w:rPr>
+                <w:rFonts w:eastAsia="Calibri" w:cs=""/>
+                <w:b/>
+                <w:color w:val="FF0000"/>
+                <w:kern w:val="0"/>
+                <w:sz w:val="18"/>
+                <w:szCs w:val="22"/>
+                <w:lang w:val="es-ES" w:eastAsia="en-US" w:bidi="ar-SA"/>
+              </w:rPr>
+              <w:t>.</w:t>
+            </w:r>
+            <w:r>
+              <w:rPr>
+                <w:rFonts w:eastAsia="Calibri" w:cs=""/>
+                <w:b/>
+                <w:color w:val="FF0000"/>
+                <w:kern w:val="0"/>
+                <w:sz w:val="18"/>
+                <w:szCs w:val="22"/>
+                <w:lang w:val="es-ES" w:eastAsia="en-US" w:bidi="ar-SA"/>
+              </w:rPr>
+              <w:t>5</w:t>
+            </w:r>
+            <w:r>
+              <w:rPr>
+                <w:rFonts w:eastAsia="Calibri" w:cs=""/>
+                <w:b/>
+                <w:color w:val="FF0000"/>
+                <w:kern w:val="0"/>
+                <w:sz w:val="18"/>
+                <w:szCs w:val="22"/>
+                <w:lang w:val="es-ES" w:eastAsia="en-US" w:bidi="ar-SA"/>
+              </w:rPr>
+              <w:t>2</w:t>
+            </w:r>
+            <w:r>
+              <w:rPr>
+                <w:rFonts w:eastAsia="Calibri" w:cs=""/>
+                <w:b/>
+                <w:color w:val="FF0000"/>
+                <w:kern w:val="0"/>
+                <w:sz w:val="18"/>
+                <w:szCs w:val="22"/>
+                <w:lang w:val="es-ES" w:eastAsia="en-US" w:bidi="ar-SA"/>
+              </w:rPr>
+              <w:t>.10</w:t>
+            </w:r>
+            <w:r>
+              <w:rPr>
+                <w:rFonts w:eastAsia="Calibri" w:cs=""/>
+                <w:b/>
+                <w:color w:val="FF0000"/>
+                <w:kern w:val="0"/>
+                <w:sz w:val="18"/>
+                <w:szCs w:val="22"/>
+                <w:lang w:val="es-ES" w:eastAsia="en-US" w:bidi="ar-SA"/>
+              </w:rPr>
+              <w:t>2</w:t>
             </w:r>
           </w:p>
         </w:tc>
@@ -2924,7 +5926,7 @@
                     <w:szCs w:val="22"/>
                     <w:lang w:val="es-ES" w:eastAsia="en-US" w:bidi="ar-SA"/>
                   </w:rPr>
-                  <w:t>☐</w:t>
+                  <w:t>x</w:t>
                 </w:r>
               </w:p>
             </w:sdtContent>
@@ -3012,7 +6014,451 @@
                 <w:szCs w:val="22"/>
                 <w:lang w:val="es-ES" w:eastAsia="en-US" w:bidi="ar-SA"/>
               </w:rPr>
-              <w:t>:</w:t>
+              <w:t xml:space="preserve">: </w:t>
+            </w:r>
+            <w:r>
+              <w:rPr>
+                <w:rFonts w:eastAsia="Calibri" w:cs=""/>
+                <w:b/>
+                <w:color w:val="FF0000"/>
+                <w:kern w:val="0"/>
+                <w:sz w:val="18"/>
+                <w:szCs w:val="22"/>
+                <w:lang w:val="es-ES" w:eastAsia="en-US" w:bidi="ar-SA"/>
+              </w:rPr>
+              <w:t>1</w:t>
+            </w:r>
+            <w:r>
+              <w:rPr>
+                <w:rFonts w:eastAsia="Calibri" w:cs=""/>
+                <w:b/>
+                <w:color w:val="FF0000"/>
+                <w:kern w:val="0"/>
+                <w:sz w:val="18"/>
+                <w:szCs w:val="22"/>
+                <w:lang w:val="es-ES" w:eastAsia="en-US" w:bidi="ar-SA"/>
+              </w:rPr>
+              <w:t>9</w:t>
+            </w:r>
+            <w:r>
+              <w:rPr>
+                <w:rFonts w:eastAsia="Calibri" w:cs=""/>
+                <w:b/>
+                <w:color w:val="FF0000"/>
+                <w:kern w:val="0"/>
+                <w:sz w:val="18"/>
+                <w:szCs w:val="22"/>
+                <w:lang w:val="es-ES" w:eastAsia="en-US" w:bidi="ar-SA"/>
+              </w:rPr>
+              <w:t>2.</w:t>
+            </w:r>
+            <w:r>
+              <w:rPr>
+                <w:rFonts w:eastAsia="Calibri" w:cs=""/>
+                <w:b/>
+                <w:color w:val="FF0000"/>
+                <w:kern w:val="0"/>
+                <w:sz w:val="18"/>
+                <w:szCs w:val="22"/>
+                <w:lang w:val="es-ES" w:eastAsia="en-US" w:bidi="ar-SA"/>
+              </w:rPr>
+              <w:t>1</w:t>
+            </w:r>
+            <w:r>
+              <w:rPr>
+                <w:rFonts w:eastAsia="Calibri" w:cs=""/>
+                <w:b/>
+                <w:color w:val="FF0000"/>
+                <w:kern w:val="0"/>
+                <w:sz w:val="18"/>
+                <w:szCs w:val="22"/>
+                <w:lang w:val="es-ES" w:eastAsia="en-US" w:bidi="ar-SA"/>
+              </w:rPr>
+              <w:t>6</w:t>
+            </w:r>
+            <w:r>
+              <w:rPr>
+                <w:rFonts w:eastAsia="Calibri" w:cs=""/>
+                <w:b/>
+                <w:color w:val="FF0000"/>
+                <w:kern w:val="0"/>
+                <w:sz w:val="18"/>
+                <w:szCs w:val="22"/>
+                <w:lang w:val="es-ES" w:eastAsia="en-US" w:bidi="ar-SA"/>
+              </w:rPr>
+              <w:t>8.</w:t>
+            </w:r>
+            <w:r>
+              <w:rPr>
+                <w:rFonts w:eastAsia="Calibri" w:cs=""/>
+                <w:b/>
+                <w:color w:val="FF0000"/>
+                <w:kern w:val="0"/>
+                <w:sz w:val="18"/>
+                <w:szCs w:val="22"/>
+                <w:lang w:val="es-ES" w:eastAsia="en-US" w:bidi="ar-SA"/>
+              </w:rPr>
+              <w:t>5</w:t>
+            </w:r>
+            <w:r>
+              <w:rPr>
+                <w:rFonts w:eastAsia="Calibri" w:cs=""/>
+                <w:b/>
+                <w:color w:val="FF0000"/>
+                <w:kern w:val="0"/>
+                <w:sz w:val="18"/>
+                <w:szCs w:val="22"/>
+                <w:lang w:val="es-ES" w:eastAsia="en-US" w:bidi="ar-SA"/>
+              </w:rPr>
+              <w:t>3.</w:t>
+            </w:r>
+            <w:r>
+              <w:rPr>
+                <w:rFonts w:eastAsia="Calibri" w:cs=""/>
+                <w:b/>
+                <w:color w:val="FF0000"/>
+                <w:kern w:val="0"/>
+                <w:sz w:val="18"/>
+                <w:szCs w:val="22"/>
+                <w:lang w:val="es-ES" w:eastAsia="en-US" w:bidi="ar-SA"/>
+              </w:rPr>
+              <w:t>1</w:t>
+            </w:r>
+            <w:r>
+              <w:rPr>
+                <w:rFonts w:eastAsia="Calibri" w:cs=""/>
+                <w:b/>
+                <w:color w:val="FF0000"/>
+                <w:kern w:val="0"/>
+                <w:sz w:val="18"/>
+                <w:szCs w:val="22"/>
+                <w:lang w:val="es-ES" w:eastAsia="en-US" w:bidi="ar-SA"/>
+              </w:rPr>
+              <w:t xml:space="preserve">0 → </w:t>
+            </w:r>
+            <w:r>
+              <w:rPr>
+                <w:rFonts w:eastAsia="Calibri" w:cs=""/>
+                <w:b/>
+                <w:color w:val="FF0000"/>
+                <w:kern w:val="0"/>
+                <w:sz w:val="18"/>
+                <w:szCs w:val="22"/>
+                <w:lang w:val="es-ES" w:eastAsia="en-US" w:bidi="ar-SA"/>
+              </w:rPr>
+              <w:t>S</w:t>
+            </w:r>
+            <w:r>
+              <w:rPr>
+                <w:rFonts w:eastAsia="Calibri" w:cs=""/>
+                <w:b/>
+                <w:color w:val="FF0000"/>
+                <w:kern w:val="0"/>
+                <w:sz w:val="18"/>
+                <w:szCs w:val="22"/>
+                <w:lang w:val="es-ES" w:eastAsia="en-US" w:bidi="ar-SA"/>
+              </w:rPr>
+              <w:t>w</w:t>
+            </w:r>
+            <w:r>
+              <w:rPr>
+                <w:rFonts w:eastAsia="Calibri" w:cs=""/>
+                <w:b/>
+                <w:color w:val="FF0000"/>
+                <w:kern w:val="0"/>
+                <w:sz w:val="18"/>
+                <w:szCs w:val="22"/>
+                <w:lang w:val="es-ES" w:eastAsia="en-US" w:bidi="ar-SA"/>
+              </w:rPr>
+              <w:t>i</w:t>
+            </w:r>
+            <w:r>
+              <w:rPr>
+                <w:rFonts w:eastAsia="Calibri" w:cs=""/>
+                <w:b/>
+                <w:color w:val="FF0000"/>
+                <w:kern w:val="0"/>
+                <w:sz w:val="18"/>
+                <w:szCs w:val="22"/>
+                <w:lang w:val="es-ES" w:eastAsia="en-US" w:bidi="ar-SA"/>
+              </w:rPr>
+              <w:t>t</w:t>
+            </w:r>
+            <w:r>
+              <w:rPr>
+                <w:rFonts w:eastAsia="Calibri" w:cs=""/>
+                <w:b/>
+                <w:color w:val="FF0000"/>
+                <w:kern w:val="0"/>
+                <w:sz w:val="18"/>
+                <w:szCs w:val="22"/>
+                <w:lang w:val="es-ES" w:eastAsia="en-US" w:bidi="ar-SA"/>
+              </w:rPr>
+              <w:t>c</w:t>
+            </w:r>
+            <w:r>
+              <w:rPr>
+                <w:rFonts w:eastAsia="Calibri" w:cs=""/>
+                <w:b/>
+                <w:color w:val="FF0000"/>
+                <w:kern w:val="0"/>
+                <w:sz w:val="18"/>
+                <w:szCs w:val="22"/>
+                <w:lang w:val="es-ES" w:eastAsia="en-US" w:bidi="ar-SA"/>
+              </w:rPr>
+              <w:t>h</w:t>
+            </w:r>
+            <w:r>
+              <w:rPr>
+                <w:rFonts w:eastAsia="Calibri" w:cs=""/>
+                <w:b/>
+                <w:color w:val="FF0000"/>
+                <w:kern w:val="0"/>
+                <w:sz w:val="18"/>
+                <w:szCs w:val="22"/>
+                <w:lang w:val="es-ES" w:eastAsia="en-US" w:bidi="ar-SA"/>
+              </w:rPr>
+              <w:t xml:space="preserve">0 → </w:t>
+            </w:r>
+            <w:r>
+              <w:rPr>
+                <w:rFonts w:eastAsia="Calibri" w:cs=""/>
+                <w:b/>
+                <w:color w:val="FF0000"/>
+                <w:kern w:val="0"/>
+                <w:sz w:val="18"/>
+                <w:szCs w:val="22"/>
+                <w:lang w:val="es-ES" w:eastAsia="en-US" w:bidi="ar-SA"/>
+              </w:rPr>
+              <w:t>F</w:t>
+            </w:r>
+            <w:r>
+              <w:rPr>
+                <w:rFonts w:eastAsia="Calibri" w:cs=""/>
+                <w:b/>
+                <w:color w:val="FF0000"/>
+                <w:kern w:val="0"/>
+                <w:sz w:val="18"/>
+                <w:szCs w:val="22"/>
+                <w:lang w:val="es-ES" w:eastAsia="en-US" w:bidi="ar-SA"/>
+              </w:rPr>
+              <w:t>W</w:t>
+            </w:r>
+            <w:r>
+              <w:rPr>
+                <w:rFonts w:eastAsia="Calibri" w:cs=""/>
+                <w:b/>
+                <w:color w:val="FF0000"/>
+                <w:kern w:val="0"/>
+                <w:sz w:val="18"/>
+                <w:szCs w:val="22"/>
+                <w:lang w:val="es-ES" w:eastAsia="en-US" w:bidi="ar-SA"/>
+              </w:rPr>
+              <w:t xml:space="preserve">2 → </w:t>
+            </w:r>
+            <w:r>
+              <w:rPr>
+                <w:rFonts w:eastAsia="Calibri" w:cs=""/>
+                <w:b/>
+                <w:color w:val="FF0000"/>
+                <w:kern w:val="0"/>
+                <w:sz w:val="18"/>
+                <w:szCs w:val="22"/>
+                <w:lang w:val="es-ES" w:eastAsia="en-US" w:bidi="ar-SA"/>
+              </w:rPr>
+              <w:t>S</w:t>
+            </w:r>
+            <w:r>
+              <w:rPr>
+                <w:rFonts w:eastAsia="Calibri" w:cs=""/>
+                <w:b/>
+                <w:color w:val="FF0000"/>
+                <w:kern w:val="0"/>
+                <w:sz w:val="18"/>
+                <w:szCs w:val="22"/>
+                <w:lang w:val="es-ES" w:eastAsia="en-US" w:bidi="ar-SA"/>
+              </w:rPr>
+              <w:t>w</w:t>
+            </w:r>
+            <w:r>
+              <w:rPr>
+                <w:rFonts w:eastAsia="Calibri" w:cs=""/>
+                <w:b/>
+                <w:color w:val="FF0000"/>
+                <w:kern w:val="0"/>
+                <w:sz w:val="18"/>
+                <w:szCs w:val="22"/>
+                <w:lang w:val="es-ES" w:eastAsia="en-US" w:bidi="ar-SA"/>
+              </w:rPr>
+              <w:t>i</w:t>
+            </w:r>
+            <w:r>
+              <w:rPr>
+                <w:rFonts w:eastAsia="Calibri" w:cs=""/>
+                <w:b/>
+                <w:color w:val="FF0000"/>
+                <w:kern w:val="0"/>
+                <w:sz w:val="18"/>
+                <w:szCs w:val="22"/>
+                <w:lang w:val="es-ES" w:eastAsia="en-US" w:bidi="ar-SA"/>
+              </w:rPr>
+              <w:t>t</w:t>
+            </w:r>
+            <w:r>
+              <w:rPr>
+                <w:rFonts w:eastAsia="Calibri" w:cs=""/>
+                <w:b/>
+                <w:color w:val="FF0000"/>
+                <w:kern w:val="0"/>
+                <w:sz w:val="18"/>
+                <w:szCs w:val="22"/>
+                <w:lang w:val="es-ES" w:eastAsia="en-US" w:bidi="ar-SA"/>
+              </w:rPr>
+              <w:t>c</w:t>
+            </w:r>
+            <w:r>
+              <w:rPr>
+                <w:rFonts w:eastAsia="Calibri" w:cs=""/>
+                <w:b/>
+                <w:color w:val="FF0000"/>
+                <w:kern w:val="0"/>
+                <w:sz w:val="18"/>
+                <w:szCs w:val="22"/>
+                <w:lang w:val="es-ES" w:eastAsia="en-US" w:bidi="ar-SA"/>
+              </w:rPr>
+              <w:t>h</w:t>
+            </w:r>
+            <w:r>
+              <w:rPr>
+                <w:rFonts w:eastAsia="Calibri" w:cs=""/>
+                <w:b/>
+                <w:color w:val="FF0000"/>
+                <w:kern w:val="0"/>
+                <w:sz w:val="18"/>
+                <w:szCs w:val="22"/>
+                <w:lang w:val="es-ES" w:eastAsia="en-US" w:bidi="ar-SA"/>
+              </w:rPr>
+              <w:t xml:space="preserve">5 → </w:t>
+            </w:r>
+            <w:r>
+              <w:rPr>
+                <w:rFonts w:eastAsia="Calibri" w:cs=""/>
+                <w:b/>
+                <w:color w:val="FF0000"/>
+                <w:kern w:val="0"/>
+                <w:sz w:val="18"/>
+                <w:szCs w:val="22"/>
+                <w:lang w:val="es-ES" w:eastAsia="en-US" w:bidi="ar-SA"/>
+              </w:rPr>
+              <w:t>g</w:t>
+            </w:r>
+            <w:r>
+              <w:rPr>
+                <w:rFonts w:eastAsia="Calibri" w:cs=""/>
+                <w:b/>
+                <w:color w:val="FF0000"/>
+                <w:kern w:val="0"/>
+                <w:sz w:val="18"/>
+                <w:szCs w:val="22"/>
+                <w:lang w:val="es-ES" w:eastAsia="en-US" w:bidi="ar-SA"/>
+              </w:rPr>
+              <w:t>e</w:t>
+            </w:r>
+            <w:r>
+              <w:rPr>
+                <w:rFonts w:eastAsia="Calibri" w:cs=""/>
+                <w:b/>
+                <w:color w:val="FF0000"/>
+                <w:kern w:val="0"/>
+                <w:sz w:val="18"/>
+                <w:szCs w:val="22"/>
+                <w:lang w:val="es-ES" w:eastAsia="en-US" w:bidi="ar-SA"/>
+              </w:rPr>
+              <w:t>s</w:t>
+            </w:r>
+            <w:r>
+              <w:rPr>
+                <w:rFonts w:eastAsia="Calibri" w:cs=""/>
+                <w:b/>
+                <w:color w:val="FF0000"/>
+                <w:kern w:val="0"/>
+                <w:sz w:val="18"/>
+                <w:szCs w:val="22"/>
+                <w:lang w:val="es-ES" w:eastAsia="en-US" w:bidi="ar-SA"/>
+              </w:rPr>
+              <w:t>t</w:t>
+            </w:r>
+            <w:r>
+              <w:rPr>
+                <w:rFonts w:eastAsia="Calibri" w:cs=""/>
+                <w:b/>
+                <w:color w:val="FF0000"/>
+                <w:kern w:val="0"/>
+                <w:sz w:val="18"/>
+                <w:szCs w:val="22"/>
+                <w:lang w:val="es-ES" w:eastAsia="en-US" w:bidi="ar-SA"/>
+              </w:rPr>
+              <w:t>y</w:t>
+            </w:r>
+            <w:r>
+              <w:rPr>
+                <w:rFonts w:eastAsia="Calibri" w:cs=""/>
+                <w:b/>
+                <w:color w:val="FF0000"/>
+                <w:kern w:val="0"/>
+                <w:sz w:val="18"/>
+                <w:szCs w:val="22"/>
+                <w:lang w:val="es-ES" w:eastAsia="en-US" w:bidi="ar-SA"/>
+              </w:rPr>
+              <w:t>t</w:t>
+            </w:r>
+            <w:r>
+              <w:rPr>
+                <w:rFonts w:eastAsia="Calibri" w:cs=""/>
+                <w:b/>
+                <w:color w:val="FF0000"/>
+                <w:kern w:val="0"/>
+                <w:sz w:val="18"/>
+                <w:szCs w:val="22"/>
+                <w:lang w:val="es-ES" w:eastAsia="en-US" w:bidi="ar-SA"/>
+              </w:rPr>
+              <w:t>e</w:t>
+            </w:r>
+            <w:r>
+              <w:rPr>
+                <w:rFonts w:eastAsia="Calibri" w:cs=""/>
+                <w:b/>
+                <w:color w:val="FF0000"/>
+                <w:kern w:val="0"/>
+                <w:sz w:val="18"/>
+                <w:szCs w:val="22"/>
+                <w:lang w:val="es-ES" w:eastAsia="en-US" w:bidi="ar-SA"/>
+              </w:rPr>
+              <w:t>c.</w:t>
+            </w:r>
+            <w:r>
+              <w:rPr>
+                <w:rFonts w:eastAsia="Calibri" w:cs=""/>
+                <w:b/>
+                <w:color w:val="FF0000"/>
+                <w:kern w:val="0"/>
+                <w:sz w:val="18"/>
+                <w:szCs w:val="22"/>
+                <w:lang w:val="es-ES" w:eastAsia="en-US" w:bidi="ar-SA"/>
+              </w:rPr>
+              <w:t>e</w:t>
+            </w:r>
+            <w:r>
+              <w:rPr>
+                <w:rFonts w:eastAsia="Calibri" w:cs=""/>
+                <w:b/>
+                <w:color w:val="FF0000"/>
+                <w:kern w:val="0"/>
+                <w:sz w:val="18"/>
+                <w:szCs w:val="22"/>
+                <w:lang w:val="es-ES" w:eastAsia="en-US" w:bidi="ar-SA"/>
+              </w:rPr>
+              <w:t>s</w:t>
             </w:r>
           </w:p>
         </w:tc>
@@ -3185,7 +6631,19 @@
                 <w:szCs w:val="22"/>
                 <w:lang w:val="es-ES" w:eastAsia="en-US" w:bidi="ar-SA"/>
               </w:rPr>
-              <w:t>:</w:t>
+              <w:t xml:space="preserve">: </w:t>
+            </w:r>
+            <w:r>
+              <w:rPr>
+                <w:rFonts w:eastAsia="Calibri" w:cs=""/>
+                <w:b/>
+                <w:color w:val="FF0000"/>
+                <w:kern w:val="0"/>
+                <w:sz w:val="18"/>
+                <w:szCs w:val="22"/>
+                <w:lang w:val="es-ES" w:eastAsia="en-US" w:bidi="ar-SA"/>
+              </w:rPr>
+              <w:t>10, g0/0, in, FW1, deny 192.168.53.10</w:t>
             </w:r>
           </w:p>
         </w:tc>
@@ -3269,7 +6727,7 @@
                     <w:szCs w:val="22"/>
                     <w:lang w:val="es-ES" w:eastAsia="en-US" w:bidi="ar-SA"/>
                   </w:rPr>
-                  <w:t>☐</w:t>
+                  <w:t>x</w:t>
                 </w:r>
               </w:p>
             </w:sdtContent>
@@ -3358,6 +6816,510 @@
                 <w:lang w:val="es-ES" w:eastAsia="en-US" w:bidi="ar-SA"/>
               </w:rPr>
               <w:t>:</w:t>
+            </w:r>
+            <w:r>
+              <w:rPr>
+                <w:rFonts w:eastAsia="Calibri" w:cs=""/>
+                <w:b/>
+                <w:color w:val="FF0000"/>
+                <w:kern w:val="0"/>
+                <w:sz w:val="18"/>
+                <w:szCs w:val="22"/>
+                <w:lang w:val="es-ES" w:eastAsia="en-US" w:bidi="ar-SA"/>
+              </w:rPr>
+              <w:t xml:space="preserve"> </w:t>
+            </w:r>
+            <w:r>
+              <w:rPr>
+                <w:rFonts w:eastAsia="Calibri" w:cs=""/>
+                <w:b/>
+                <w:color w:val="FF0000"/>
+                <w:kern w:val="0"/>
+                <w:sz w:val="18"/>
+                <w:szCs w:val="22"/>
+                <w:lang w:val="es-ES" w:eastAsia="en-US" w:bidi="ar-SA"/>
+              </w:rPr>
+              <w:t>1</w:t>
+            </w:r>
+            <w:r>
+              <w:rPr>
+                <w:rFonts w:eastAsia="Calibri" w:cs=""/>
+                <w:b/>
+                <w:color w:val="FF0000"/>
+                <w:kern w:val="0"/>
+                <w:sz w:val="18"/>
+                <w:szCs w:val="22"/>
+                <w:lang w:val="es-ES" w:eastAsia="en-US" w:bidi="ar-SA"/>
+              </w:rPr>
+              <w:t>9</w:t>
+            </w:r>
+            <w:r>
+              <w:rPr>
+                <w:rFonts w:eastAsia="Calibri" w:cs=""/>
+                <w:b/>
+                <w:color w:val="FF0000"/>
+                <w:kern w:val="0"/>
+                <w:sz w:val="18"/>
+                <w:szCs w:val="22"/>
+                <w:lang w:val="es-ES" w:eastAsia="en-US" w:bidi="ar-SA"/>
+              </w:rPr>
+              <w:t>2.</w:t>
+            </w:r>
+            <w:r>
+              <w:rPr>
+                <w:rFonts w:eastAsia="Calibri" w:cs=""/>
+                <w:b/>
+                <w:color w:val="FF0000"/>
+                <w:kern w:val="0"/>
+                <w:sz w:val="18"/>
+                <w:szCs w:val="22"/>
+                <w:lang w:val="es-ES" w:eastAsia="en-US" w:bidi="ar-SA"/>
+              </w:rPr>
+              <w:t>1</w:t>
+            </w:r>
+            <w:r>
+              <w:rPr>
+                <w:rFonts w:eastAsia="Calibri" w:cs=""/>
+                <w:b/>
+                <w:color w:val="FF0000"/>
+                <w:kern w:val="0"/>
+                <w:sz w:val="18"/>
+                <w:szCs w:val="22"/>
+                <w:lang w:val="es-ES" w:eastAsia="en-US" w:bidi="ar-SA"/>
+              </w:rPr>
+              <w:t>6</w:t>
+            </w:r>
+            <w:r>
+              <w:rPr>
+                <w:rFonts w:eastAsia="Calibri" w:cs=""/>
+                <w:b/>
+                <w:color w:val="FF0000"/>
+                <w:kern w:val="0"/>
+                <w:sz w:val="18"/>
+                <w:szCs w:val="22"/>
+                <w:lang w:val="es-ES" w:eastAsia="en-US" w:bidi="ar-SA"/>
+              </w:rPr>
+              <w:t>8.</w:t>
+            </w:r>
+            <w:r>
+              <w:rPr>
+                <w:rFonts w:eastAsia="Calibri" w:cs=""/>
+                <w:b/>
+                <w:color w:val="FF0000"/>
+                <w:kern w:val="0"/>
+                <w:sz w:val="18"/>
+                <w:szCs w:val="22"/>
+                <w:lang w:val="es-ES" w:eastAsia="en-US" w:bidi="ar-SA"/>
+              </w:rPr>
+              <w:t>5</w:t>
+            </w:r>
+            <w:r>
+              <w:rPr>
+                <w:rFonts w:eastAsia="Calibri" w:cs=""/>
+                <w:b/>
+                <w:color w:val="FF0000"/>
+                <w:kern w:val="0"/>
+                <w:sz w:val="18"/>
+                <w:szCs w:val="22"/>
+                <w:lang w:val="es-ES" w:eastAsia="en-US" w:bidi="ar-SA"/>
+              </w:rPr>
+              <w:t>3.</w:t>
+            </w:r>
+            <w:r>
+              <w:rPr>
+                <w:rFonts w:eastAsia="Calibri" w:cs=""/>
+                <w:b/>
+                <w:color w:val="FF0000"/>
+                <w:kern w:val="0"/>
+                <w:sz w:val="18"/>
+                <w:szCs w:val="22"/>
+                <w:lang w:val="es-ES" w:eastAsia="en-US" w:bidi="ar-SA"/>
+              </w:rPr>
+              <w:t>1</w:t>
+            </w:r>
+            <w:r>
+              <w:rPr>
+                <w:rFonts w:eastAsia="Calibri" w:cs=""/>
+                <w:b/>
+                <w:color w:val="FF0000"/>
+                <w:kern w:val="0"/>
+                <w:sz w:val="18"/>
+                <w:szCs w:val="22"/>
+                <w:lang w:val="es-ES" w:eastAsia="en-US" w:bidi="ar-SA"/>
+              </w:rPr>
+              <w:t>1 →</w:t>
+            </w:r>
+            <w:r>
+              <w:rPr>
+                <w:rFonts w:eastAsia="Calibri" w:cs=""/>
+                <w:b/>
+                <w:color w:val="FF0000"/>
+                <w:kern w:val="0"/>
+                <w:sz w:val="18"/>
+                <w:szCs w:val="22"/>
+                <w:lang w:val="es-ES" w:eastAsia="en-US" w:bidi="ar-SA"/>
+              </w:rPr>
+              <w:t xml:space="preserve"> </w:t>
+            </w:r>
+            <w:r>
+              <w:rPr>
+                <w:rFonts w:eastAsia="Calibri" w:cs=""/>
+                <w:b/>
+                <w:color w:val="FF0000"/>
+                <w:kern w:val="0"/>
+                <w:sz w:val="18"/>
+                <w:szCs w:val="22"/>
+                <w:lang w:val="es-ES" w:eastAsia="en-US" w:bidi="ar-SA"/>
+              </w:rPr>
+              <w:t>S</w:t>
+            </w:r>
+            <w:r>
+              <w:rPr>
+                <w:rFonts w:eastAsia="Calibri" w:cs=""/>
+                <w:b/>
+                <w:color w:val="FF0000"/>
+                <w:kern w:val="0"/>
+                <w:sz w:val="18"/>
+                <w:szCs w:val="22"/>
+                <w:lang w:val="es-ES" w:eastAsia="en-US" w:bidi="ar-SA"/>
+              </w:rPr>
+              <w:t>w</w:t>
+            </w:r>
+            <w:r>
+              <w:rPr>
+                <w:rFonts w:eastAsia="Calibri" w:cs=""/>
+                <w:b/>
+                <w:color w:val="FF0000"/>
+                <w:kern w:val="0"/>
+                <w:sz w:val="18"/>
+                <w:szCs w:val="22"/>
+                <w:lang w:val="es-ES" w:eastAsia="en-US" w:bidi="ar-SA"/>
+              </w:rPr>
+              <w:t>i</w:t>
+            </w:r>
+            <w:r>
+              <w:rPr>
+                <w:rFonts w:eastAsia="Calibri" w:cs=""/>
+                <w:b/>
+                <w:color w:val="FF0000"/>
+                <w:kern w:val="0"/>
+                <w:sz w:val="18"/>
+                <w:szCs w:val="22"/>
+                <w:lang w:val="es-ES" w:eastAsia="en-US" w:bidi="ar-SA"/>
+              </w:rPr>
+              <w:t>t</w:t>
+            </w:r>
+            <w:r>
+              <w:rPr>
+                <w:rFonts w:eastAsia="Calibri" w:cs=""/>
+                <w:b/>
+                <w:color w:val="FF0000"/>
+                <w:kern w:val="0"/>
+                <w:sz w:val="18"/>
+                <w:szCs w:val="22"/>
+                <w:lang w:val="es-ES" w:eastAsia="en-US" w:bidi="ar-SA"/>
+              </w:rPr>
+              <w:t>c</w:t>
+            </w:r>
+            <w:r>
+              <w:rPr>
+                <w:rFonts w:eastAsia="Calibri" w:cs=""/>
+                <w:b/>
+                <w:color w:val="FF0000"/>
+                <w:kern w:val="0"/>
+                <w:sz w:val="18"/>
+                <w:szCs w:val="22"/>
+                <w:lang w:val="es-ES" w:eastAsia="en-US" w:bidi="ar-SA"/>
+              </w:rPr>
+              <w:t>h</w:t>
+            </w:r>
+            <w:r>
+              <w:rPr>
+                <w:rFonts w:eastAsia="Calibri" w:cs=""/>
+                <w:b/>
+                <w:color w:val="FF0000"/>
+                <w:kern w:val="0"/>
+                <w:sz w:val="18"/>
+                <w:szCs w:val="22"/>
+                <w:lang w:val="es-ES" w:eastAsia="en-US" w:bidi="ar-SA"/>
+              </w:rPr>
+              <w:t xml:space="preserve">0 → </w:t>
+            </w:r>
+            <w:r>
+              <w:rPr>
+                <w:rFonts w:eastAsia="Calibri" w:cs=""/>
+                <w:b/>
+                <w:color w:val="FF0000"/>
+                <w:kern w:val="0"/>
+                <w:sz w:val="18"/>
+                <w:szCs w:val="22"/>
+                <w:lang w:val="es-ES" w:eastAsia="en-US" w:bidi="ar-SA"/>
+              </w:rPr>
+              <w:t>F</w:t>
+            </w:r>
+            <w:r>
+              <w:rPr>
+                <w:rFonts w:eastAsia="Calibri" w:cs=""/>
+                <w:b/>
+                <w:color w:val="FF0000"/>
+                <w:kern w:val="0"/>
+                <w:sz w:val="18"/>
+                <w:szCs w:val="22"/>
+                <w:lang w:val="es-ES" w:eastAsia="en-US" w:bidi="ar-SA"/>
+              </w:rPr>
+              <w:t>W</w:t>
+            </w:r>
+            <w:r>
+              <w:rPr>
+                <w:rFonts w:eastAsia="Calibri" w:cs=""/>
+                <w:b/>
+                <w:color w:val="FF0000"/>
+                <w:kern w:val="0"/>
+                <w:sz w:val="18"/>
+                <w:szCs w:val="22"/>
+                <w:lang w:val="es-ES" w:eastAsia="en-US" w:bidi="ar-SA"/>
+              </w:rPr>
+              <w:t xml:space="preserve">2 → </w:t>
+            </w:r>
+            <w:r>
+              <w:rPr>
+                <w:rFonts w:eastAsia="Calibri" w:cs=""/>
+                <w:b/>
+                <w:color w:val="FF0000"/>
+                <w:kern w:val="0"/>
+                <w:sz w:val="18"/>
+                <w:szCs w:val="22"/>
+                <w:lang w:val="es-ES" w:eastAsia="en-US" w:bidi="ar-SA"/>
+              </w:rPr>
+              <w:t>S</w:t>
+            </w:r>
+            <w:r>
+              <w:rPr>
+                <w:rFonts w:eastAsia="Calibri" w:cs=""/>
+                <w:b/>
+                <w:color w:val="FF0000"/>
+                <w:kern w:val="0"/>
+                <w:sz w:val="18"/>
+                <w:szCs w:val="22"/>
+                <w:lang w:val="es-ES" w:eastAsia="en-US" w:bidi="ar-SA"/>
+              </w:rPr>
+              <w:t>w</w:t>
+            </w:r>
+            <w:r>
+              <w:rPr>
+                <w:rFonts w:eastAsia="Calibri" w:cs=""/>
+                <w:b/>
+                <w:color w:val="FF0000"/>
+                <w:kern w:val="0"/>
+                <w:sz w:val="18"/>
+                <w:szCs w:val="22"/>
+                <w:lang w:val="es-ES" w:eastAsia="en-US" w:bidi="ar-SA"/>
+              </w:rPr>
+              <w:t>i</w:t>
+            </w:r>
+            <w:r>
+              <w:rPr>
+                <w:rFonts w:eastAsia="Calibri" w:cs=""/>
+                <w:b/>
+                <w:color w:val="FF0000"/>
+                <w:kern w:val="0"/>
+                <w:sz w:val="18"/>
+                <w:szCs w:val="22"/>
+                <w:lang w:val="es-ES" w:eastAsia="en-US" w:bidi="ar-SA"/>
+              </w:rPr>
+              <w:t>t</w:t>
+            </w:r>
+            <w:r>
+              <w:rPr>
+                <w:rFonts w:eastAsia="Calibri" w:cs=""/>
+                <w:b/>
+                <w:color w:val="FF0000"/>
+                <w:kern w:val="0"/>
+                <w:sz w:val="18"/>
+                <w:szCs w:val="22"/>
+                <w:lang w:val="es-ES" w:eastAsia="en-US" w:bidi="ar-SA"/>
+              </w:rPr>
+              <w:t>c</w:t>
+            </w:r>
+            <w:r>
+              <w:rPr>
+                <w:rFonts w:eastAsia="Calibri" w:cs=""/>
+                <w:b/>
+                <w:color w:val="FF0000"/>
+                <w:kern w:val="0"/>
+                <w:sz w:val="18"/>
+                <w:szCs w:val="22"/>
+                <w:lang w:val="es-ES" w:eastAsia="en-US" w:bidi="ar-SA"/>
+              </w:rPr>
+              <w:t>h</w:t>
+            </w:r>
+            <w:r>
+              <w:rPr>
+                <w:rFonts w:eastAsia="Calibri" w:cs=""/>
+                <w:b/>
+                <w:color w:val="FF0000"/>
+                <w:kern w:val="0"/>
+                <w:sz w:val="18"/>
+                <w:szCs w:val="22"/>
+                <w:lang w:val="es-ES" w:eastAsia="en-US" w:bidi="ar-SA"/>
+              </w:rPr>
+              <w:t xml:space="preserve">5 → </w:t>
+            </w:r>
+            <w:r>
+              <w:rPr>
+                <w:rFonts w:eastAsia="Calibri" w:cs=""/>
+                <w:b/>
+                <w:color w:val="FF0000"/>
+                <w:kern w:val="0"/>
+                <w:sz w:val="18"/>
+                <w:szCs w:val="22"/>
+                <w:lang w:val="es-ES" w:eastAsia="en-US" w:bidi="ar-SA"/>
+              </w:rPr>
+              <w:t>F</w:t>
+            </w:r>
+            <w:r>
+              <w:rPr>
+                <w:rFonts w:eastAsia="Calibri" w:cs=""/>
+                <w:b/>
+                <w:color w:val="FF0000"/>
+                <w:kern w:val="0"/>
+                <w:sz w:val="18"/>
+                <w:szCs w:val="22"/>
+                <w:lang w:val="es-ES" w:eastAsia="en-US" w:bidi="ar-SA"/>
+              </w:rPr>
+              <w:t>W</w:t>
+            </w:r>
+            <w:r>
+              <w:rPr>
+                <w:rFonts w:eastAsia="Calibri" w:cs=""/>
+                <w:b/>
+                <w:color w:val="FF0000"/>
+                <w:kern w:val="0"/>
+                <w:sz w:val="18"/>
+                <w:szCs w:val="22"/>
+                <w:lang w:val="es-ES" w:eastAsia="en-US" w:bidi="ar-SA"/>
+              </w:rPr>
+              <w:t xml:space="preserve">1 → </w:t>
+            </w:r>
+            <w:r>
+              <w:rPr>
+                <w:rFonts w:eastAsia="Calibri" w:cs=""/>
+                <w:b/>
+                <w:color w:val="FF0000"/>
+                <w:kern w:val="0"/>
+                <w:sz w:val="18"/>
+                <w:szCs w:val="22"/>
+                <w:lang w:val="es-ES" w:eastAsia="en-US" w:bidi="ar-SA"/>
+              </w:rPr>
+              <w:t>2</w:t>
+            </w:r>
+            <w:r>
+              <w:rPr>
+                <w:rFonts w:eastAsia="Calibri" w:cs=""/>
+                <w:b/>
+                <w:color w:val="FF0000"/>
+                <w:kern w:val="0"/>
+                <w:sz w:val="18"/>
+                <w:szCs w:val="22"/>
+                <w:lang w:val="es-ES" w:eastAsia="en-US" w:bidi="ar-SA"/>
+              </w:rPr>
+              <w:t>0</w:t>
+            </w:r>
+            <w:r>
+              <w:rPr>
+                <w:rFonts w:eastAsia="Calibri" w:cs=""/>
+                <w:b/>
+                <w:color w:val="FF0000"/>
+                <w:kern w:val="0"/>
+                <w:sz w:val="18"/>
+                <w:szCs w:val="22"/>
+                <w:lang w:val="es-ES" w:eastAsia="en-US" w:bidi="ar-SA"/>
+              </w:rPr>
+              <w:t>0.</w:t>
+            </w:r>
+            <w:r>
+              <w:rPr>
+                <w:rFonts w:eastAsia="Calibri" w:cs=""/>
+                <w:b/>
+                <w:color w:val="FF0000"/>
+                <w:kern w:val="0"/>
+                <w:sz w:val="18"/>
+                <w:szCs w:val="22"/>
+                <w:lang w:val="es-ES" w:eastAsia="en-US" w:bidi="ar-SA"/>
+              </w:rPr>
+              <w:t>2</w:t>
+            </w:r>
+            <w:r>
+              <w:rPr>
+                <w:rFonts w:eastAsia="Calibri" w:cs=""/>
+                <w:b/>
+                <w:color w:val="FF0000"/>
+                <w:kern w:val="0"/>
+                <w:sz w:val="18"/>
+                <w:szCs w:val="22"/>
+                <w:lang w:val="es-ES" w:eastAsia="en-US" w:bidi="ar-SA"/>
+              </w:rPr>
+              <w:t>0</w:t>
+            </w:r>
+            <w:r>
+              <w:rPr>
+                <w:rFonts w:eastAsia="Calibri" w:cs=""/>
+                <w:b/>
+                <w:color w:val="FF0000"/>
+                <w:kern w:val="0"/>
+                <w:sz w:val="18"/>
+                <w:szCs w:val="22"/>
+                <w:lang w:val="es-ES" w:eastAsia="en-US" w:bidi="ar-SA"/>
+              </w:rPr>
+              <w:t>0.</w:t>
+            </w:r>
+            <w:r>
+              <w:rPr>
+                <w:rFonts w:eastAsia="Calibri" w:cs=""/>
+                <w:b/>
+                <w:color w:val="FF0000"/>
+                <w:kern w:val="0"/>
+                <w:sz w:val="18"/>
+                <w:szCs w:val="22"/>
+                <w:lang w:val="es-ES" w:eastAsia="en-US" w:bidi="ar-SA"/>
+              </w:rPr>
+              <w:t>2</w:t>
+            </w:r>
+            <w:r>
+              <w:rPr>
+                <w:rFonts w:eastAsia="Calibri" w:cs=""/>
+                <w:b/>
+                <w:color w:val="FF0000"/>
+                <w:kern w:val="0"/>
+                <w:sz w:val="18"/>
+                <w:szCs w:val="22"/>
+                <w:lang w:val="es-ES" w:eastAsia="en-US" w:bidi="ar-SA"/>
+              </w:rPr>
+              <w:t>0</w:t>
+            </w:r>
+            <w:r>
+              <w:rPr>
+                <w:rFonts w:eastAsia="Calibri" w:cs=""/>
+                <w:b/>
+                <w:color w:val="FF0000"/>
+                <w:kern w:val="0"/>
+                <w:sz w:val="18"/>
+                <w:szCs w:val="22"/>
+                <w:lang w:val="es-ES" w:eastAsia="en-US" w:bidi="ar-SA"/>
+              </w:rPr>
+              <w:t>0.</w:t>
+            </w:r>
+            <w:r>
+              <w:rPr>
+                <w:rFonts w:eastAsia="Calibri" w:cs=""/>
+                <w:b/>
+                <w:color w:val="FF0000"/>
+                <w:kern w:val="0"/>
+                <w:sz w:val="18"/>
+                <w:szCs w:val="22"/>
+                <w:lang w:val="es-ES" w:eastAsia="en-US" w:bidi="ar-SA"/>
+              </w:rPr>
+              <w:t>0</w:t>
             </w:r>
           </w:p>
         </w:tc>
@@ -3441,7 +7403,7 @@
                     <w:szCs w:val="22"/>
                     <w:lang w:val="es-ES" w:eastAsia="en-US" w:bidi="ar-SA"/>
                   </w:rPr>
-                  <w:t>☐</w:t>
+                  <w:t>x</w:t>
                 </w:r>
               </w:p>
             </w:sdtContent>
@@ -3529,13 +7491,470 @@
                 <w:szCs w:val="22"/>
                 <w:lang w:val="es-ES" w:eastAsia="en-US" w:bidi="ar-SA"/>
               </w:rPr>
-              <w:t>:</w:t>
+              <w:t xml:space="preserve">: </w:t>
+            </w:r>
+            <w:r>
+              <w:rPr>
+                <w:rFonts w:eastAsia="Calibri" w:cs=""/>
+                <w:b/>
+                <w:color w:val="FF0000"/>
+                <w:kern w:val="0"/>
+                <w:sz w:val="18"/>
+                <w:szCs w:val="22"/>
+                <w:lang w:val="es-ES" w:eastAsia="en-US" w:bidi="ar-SA"/>
+              </w:rPr>
+              <w:t>1</w:t>
+            </w:r>
+            <w:r>
+              <w:rPr>
+                <w:rFonts w:eastAsia="Calibri" w:cs=""/>
+                <w:b/>
+                <w:color w:val="FF0000"/>
+                <w:kern w:val="0"/>
+                <w:sz w:val="18"/>
+                <w:szCs w:val="22"/>
+                <w:lang w:val="es-ES" w:eastAsia="en-US" w:bidi="ar-SA"/>
+              </w:rPr>
+              <w:t>9</w:t>
+            </w:r>
+            <w:r>
+              <w:rPr>
+                <w:rFonts w:eastAsia="Calibri" w:cs=""/>
+                <w:b/>
+                <w:color w:val="FF0000"/>
+                <w:kern w:val="0"/>
+                <w:sz w:val="18"/>
+                <w:szCs w:val="22"/>
+                <w:lang w:val="es-ES" w:eastAsia="en-US" w:bidi="ar-SA"/>
+              </w:rPr>
+              <w:t>2.</w:t>
+            </w:r>
+            <w:r>
+              <w:rPr>
+                <w:rFonts w:eastAsia="Calibri" w:cs=""/>
+                <w:b/>
+                <w:color w:val="FF0000"/>
+                <w:kern w:val="0"/>
+                <w:sz w:val="18"/>
+                <w:szCs w:val="22"/>
+                <w:lang w:val="es-ES" w:eastAsia="en-US" w:bidi="ar-SA"/>
+              </w:rPr>
+              <w:t>1</w:t>
+            </w:r>
+            <w:r>
+              <w:rPr>
+                <w:rFonts w:eastAsia="Calibri" w:cs=""/>
+                <w:b/>
+                <w:color w:val="FF0000"/>
+                <w:kern w:val="0"/>
+                <w:sz w:val="18"/>
+                <w:szCs w:val="22"/>
+                <w:lang w:val="es-ES" w:eastAsia="en-US" w:bidi="ar-SA"/>
+              </w:rPr>
+              <w:t>6</w:t>
+            </w:r>
+            <w:r>
+              <w:rPr>
+                <w:rFonts w:eastAsia="Calibri" w:cs=""/>
+                <w:b/>
+                <w:color w:val="FF0000"/>
+                <w:kern w:val="0"/>
+                <w:sz w:val="18"/>
+                <w:szCs w:val="22"/>
+                <w:lang w:val="es-ES" w:eastAsia="en-US" w:bidi="ar-SA"/>
+              </w:rPr>
+              <w:t>8.</w:t>
+            </w:r>
+            <w:r>
+              <w:rPr>
+                <w:rFonts w:eastAsia="Calibri" w:cs=""/>
+                <w:b/>
+                <w:color w:val="FF0000"/>
+                <w:kern w:val="0"/>
+                <w:sz w:val="18"/>
+                <w:szCs w:val="22"/>
+                <w:lang w:val="es-ES" w:eastAsia="en-US" w:bidi="ar-SA"/>
+              </w:rPr>
+              <w:t>5</w:t>
+            </w:r>
+            <w:r>
+              <w:rPr>
+                <w:rFonts w:eastAsia="Calibri" w:cs=""/>
+                <w:b/>
+                <w:color w:val="FF0000"/>
+                <w:kern w:val="0"/>
+                <w:sz w:val="18"/>
+                <w:szCs w:val="22"/>
+                <w:lang w:val="es-ES" w:eastAsia="en-US" w:bidi="ar-SA"/>
+              </w:rPr>
+              <w:t>2.</w:t>
+            </w:r>
+            <w:r>
+              <w:rPr>
+                <w:rFonts w:eastAsia="Calibri" w:cs=""/>
+                <w:b/>
+                <w:color w:val="FF0000"/>
+                <w:kern w:val="0"/>
+                <w:sz w:val="18"/>
+                <w:szCs w:val="22"/>
+                <w:lang w:val="es-ES" w:eastAsia="en-US" w:bidi="ar-SA"/>
+              </w:rPr>
+              <w:t>1</w:t>
+            </w:r>
+            <w:r>
+              <w:rPr>
+                <w:rFonts w:eastAsia="Calibri" w:cs=""/>
+                <w:b/>
+                <w:color w:val="FF0000"/>
+                <w:kern w:val="0"/>
+                <w:sz w:val="18"/>
+                <w:szCs w:val="22"/>
+                <w:lang w:val="es-ES" w:eastAsia="en-US" w:bidi="ar-SA"/>
+              </w:rPr>
+              <w:t>0</w:t>
+            </w:r>
+            <w:r>
+              <w:rPr>
+                <w:rFonts w:eastAsia="Calibri" w:cs=""/>
+                <w:b/>
+                <w:color w:val="FF0000"/>
+                <w:kern w:val="0"/>
+                <w:sz w:val="18"/>
+                <w:szCs w:val="22"/>
+                <w:lang w:val="es-ES" w:eastAsia="en-US" w:bidi="ar-SA"/>
+              </w:rPr>
+              <w:t xml:space="preserve">2 → </w:t>
+            </w:r>
+            <w:r>
+              <w:rPr>
+                <w:rFonts w:eastAsia="Calibri" w:cs=""/>
+                <w:b/>
+                <w:color w:val="FF0000"/>
+                <w:kern w:val="0"/>
+                <w:sz w:val="18"/>
+                <w:szCs w:val="22"/>
+                <w:lang w:val="es-ES" w:eastAsia="en-US" w:bidi="ar-SA"/>
+              </w:rPr>
+              <w:t>S</w:t>
+            </w:r>
+            <w:r>
+              <w:rPr>
+                <w:rFonts w:eastAsia="Calibri" w:cs=""/>
+                <w:b/>
+                <w:color w:val="FF0000"/>
+                <w:kern w:val="0"/>
+                <w:sz w:val="18"/>
+                <w:szCs w:val="22"/>
+                <w:lang w:val="es-ES" w:eastAsia="en-US" w:bidi="ar-SA"/>
+              </w:rPr>
+              <w:t>w</w:t>
+            </w:r>
+            <w:r>
+              <w:rPr>
+                <w:rFonts w:eastAsia="Calibri" w:cs=""/>
+                <w:b/>
+                <w:color w:val="FF0000"/>
+                <w:kern w:val="0"/>
+                <w:sz w:val="18"/>
+                <w:szCs w:val="22"/>
+                <w:lang w:val="es-ES" w:eastAsia="en-US" w:bidi="ar-SA"/>
+              </w:rPr>
+              <w:t>i</w:t>
+            </w:r>
+            <w:r>
+              <w:rPr>
+                <w:rFonts w:eastAsia="Calibri" w:cs=""/>
+                <w:b/>
+                <w:color w:val="FF0000"/>
+                <w:kern w:val="0"/>
+                <w:sz w:val="18"/>
+                <w:szCs w:val="22"/>
+                <w:lang w:val="es-ES" w:eastAsia="en-US" w:bidi="ar-SA"/>
+              </w:rPr>
+              <w:t>t</w:t>
+            </w:r>
+            <w:r>
+              <w:rPr>
+                <w:rFonts w:eastAsia="Calibri" w:cs=""/>
+                <w:b/>
+                <w:color w:val="FF0000"/>
+                <w:kern w:val="0"/>
+                <w:sz w:val="18"/>
+                <w:szCs w:val="22"/>
+                <w:lang w:val="es-ES" w:eastAsia="en-US" w:bidi="ar-SA"/>
+              </w:rPr>
+              <w:t>c</w:t>
+            </w:r>
+            <w:r>
+              <w:rPr>
+                <w:rFonts w:eastAsia="Calibri" w:cs=""/>
+                <w:b/>
+                <w:color w:val="FF0000"/>
+                <w:kern w:val="0"/>
+                <w:sz w:val="18"/>
+                <w:szCs w:val="22"/>
+                <w:lang w:val="es-ES" w:eastAsia="en-US" w:bidi="ar-SA"/>
+              </w:rPr>
+              <w:t>h</w:t>
+            </w:r>
+            <w:r>
+              <w:rPr>
+                <w:rFonts w:eastAsia="Calibri" w:cs=""/>
+                <w:b/>
+                <w:color w:val="FF0000"/>
+                <w:kern w:val="0"/>
+                <w:sz w:val="18"/>
+                <w:szCs w:val="22"/>
+                <w:lang w:val="es-ES" w:eastAsia="en-US" w:bidi="ar-SA"/>
+              </w:rPr>
+              <w:t xml:space="preserve">3 → </w:t>
+            </w:r>
+            <w:r>
+              <w:rPr>
+                <w:rFonts w:eastAsia="Calibri" w:cs=""/>
+                <w:b/>
+                <w:color w:val="FF0000"/>
+                <w:kern w:val="0"/>
+                <w:sz w:val="18"/>
+                <w:szCs w:val="22"/>
+                <w:lang w:val="es-ES" w:eastAsia="en-US" w:bidi="ar-SA"/>
+              </w:rPr>
+              <w:t>F</w:t>
+            </w:r>
+            <w:r>
+              <w:rPr>
+                <w:rFonts w:eastAsia="Calibri" w:cs=""/>
+                <w:b/>
+                <w:color w:val="FF0000"/>
+                <w:kern w:val="0"/>
+                <w:sz w:val="18"/>
+                <w:szCs w:val="22"/>
+                <w:lang w:val="es-ES" w:eastAsia="en-US" w:bidi="ar-SA"/>
+              </w:rPr>
+              <w:t>W</w:t>
+            </w:r>
+            <w:r>
+              <w:rPr>
+                <w:rFonts w:eastAsia="Calibri" w:cs=""/>
+                <w:b/>
+                <w:color w:val="FF0000"/>
+                <w:kern w:val="0"/>
+                <w:sz w:val="18"/>
+                <w:szCs w:val="22"/>
+                <w:lang w:val="es-ES" w:eastAsia="en-US" w:bidi="ar-SA"/>
+              </w:rPr>
+              <w:t xml:space="preserve">2 → </w:t>
+            </w:r>
+            <w:r>
+              <w:rPr>
+                <w:rFonts w:eastAsia="Calibri" w:cs=""/>
+                <w:b/>
+                <w:color w:val="FF0000"/>
+                <w:kern w:val="0"/>
+                <w:sz w:val="18"/>
+                <w:szCs w:val="22"/>
+                <w:lang w:val="es-ES" w:eastAsia="en-US" w:bidi="ar-SA"/>
+              </w:rPr>
+              <w:t>S</w:t>
+            </w:r>
+            <w:r>
+              <w:rPr>
+                <w:rFonts w:eastAsia="Calibri" w:cs=""/>
+                <w:b/>
+                <w:color w:val="FF0000"/>
+                <w:kern w:val="0"/>
+                <w:sz w:val="18"/>
+                <w:szCs w:val="22"/>
+                <w:lang w:val="es-ES" w:eastAsia="en-US" w:bidi="ar-SA"/>
+              </w:rPr>
+              <w:t>w</w:t>
+            </w:r>
+            <w:r>
+              <w:rPr>
+                <w:rFonts w:eastAsia="Calibri" w:cs=""/>
+                <w:b/>
+                <w:color w:val="FF0000"/>
+                <w:kern w:val="0"/>
+                <w:sz w:val="18"/>
+                <w:szCs w:val="22"/>
+                <w:lang w:val="es-ES" w:eastAsia="en-US" w:bidi="ar-SA"/>
+              </w:rPr>
+              <w:t>i</w:t>
+            </w:r>
+            <w:r>
+              <w:rPr>
+                <w:rFonts w:eastAsia="Calibri" w:cs=""/>
+                <w:b/>
+                <w:color w:val="FF0000"/>
+                <w:kern w:val="0"/>
+                <w:sz w:val="18"/>
+                <w:szCs w:val="22"/>
+                <w:lang w:val="es-ES" w:eastAsia="en-US" w:bidi="ar-SA"/>
+              </w:rPr>
+              <w:t>t</w:t>
+            </w:r>
+            <w:r>
+              <w:rPr>
+                <w:rFonts w:eastAsia="Calibri" w:cs=""/>
+                <w:b/>
+                <w:color w:val="FF0000"/>
+                <w:kern w:val="0"/>
+                <w:sz w:val="18"/>
+                <w:szCs w:val="22"/>
+                <w:lang w:val="es-ES" w:eastAsia="en-US" w:bidi="ar-SA"/>
+              </w:rPr>
+              <w:t>c</w:t>
+            </w:r>
+            <w:r>
+              <w:rPr>
+                <w:rFonts w:eastAsia="Calibri" w:cs=""/>
+                <w:b/>
+                <w:color w:val="FF0000"/>
+                <w:kern w:val="0"/>
+                <w:sz w:val="18"/>
+                <w:szCs w:val="22"/>
+                <w:lang w:val="es-ES" w:eastAsia="en-US" w:bidi="ar-SA"/>
+              </w:rPr>
+              <w:t>h</w:t>
+            </w:r>
+            <w:r>
+              <w:rPr>
+                <w:rFonts w:eastAsia="Calibri" w:cs=""/>
+                <w:b/>
+                <w:color w:val="FF0000"/>
+                <w:kern w:val="0"/>
+                <w:sz w:val="18"/>
+                <w:szCs w:val="22"/>
+                <w:lang w:val="es-ES" w:eastAsia="en-US" w:bidi="ar-SA"/>
+              </w:rPr>
+              <w:t xml:space="preserve">5 → </w:t>
+            </w:r>
+            <w:r>
+              <w:rPr>
+                <w:rFonts w:eastAsia="Calibri" w:cs=""/>
+                <w:b/>
+                <w:color w:val="FF0000"/>
+                <w:kern w:val="0"/>
+                <w:sz w:val="18"/>
+                <w:szCs w:val="22"/>
+                <w:lang w:val="es-ES" w:eastAsia="en-US" w:bidi="ar-SA"/>
+              </w:rPr>
+              <w:t>g</w:t>
+            </w:r>
+            <w:r>
+              <w:rPr>
+                <w:rFonts w:eastAsia="Calibri" w:cs=""/>
+                <w:b/>
+                <w:color w:val="FF0000"/>
+                <w:kern w:val="0"/>
+                <w:sz w:val="18"/>
+                <w:szCs w:val="22"/>
+                <w:lang w:val="es-ES" w:eastAsia="en-US" w:bidi="ar-SA"/>
+              </w:rPr>
+              <w:t>e</w:t>
+            </w:r>
+            <w:r>
+              <w:rPr>
+                <w:rFonts w:eastAsia="Calibri" w:cs=""/>
+                <w:b/>
+                <w:color w:val="FF0000"/>
+                <w:kern w:val="0"/>
+                <w:sz w:val="18"/>
+                <w:szCs w:val="22"/>
+                <w:lang w:val="es-ES" w:eastAsia="en-US" w:bidi="ar-SA"/>
+              </w:rPr>
+              <w:t>s</w:t>
+            </w:r>
+            <w:r>
+              <w:rPr>
+                <w:rFonts w:eastAsia="Calibri" w:cs=""/>
+                <w:b/>
+                <w:color w:val="FF0000"/>
+                <w:kern w:val="0"/>
+                <w:sz w:val="18"/>
+                <w:szCs w:val="22"/>
+                <w:lang w:val="es-ES" w:eastAsia="en-US" w:bidi="ar-SA"/>
+              </w:rPr>
+              <w:t>t</w:t>
+            </w:r>
+            <w:r>
+              <w:rPr>
+                <w:rFonts w:eastAsia="Calibri" w:cs=""/>
+                <w:b/>
+                <w:color w:val="FF0000"/>
+                <w:kern w:val="0"/>
+                <w:sz w:val="18"/>
+                <w:szCs w:val="22"/>
+                <w:lang w:val="es-ES" w:eastAsia="en-US" w:bidi="ar-SA"/>
+              </w:rPr>
+              <w:t>y</w:t>
+            </w:r>
+            <w:r>
+              <w:rPr>
+                <w:rFonts w:eastAsia="Calibri" w:cs=""/>
+                <w:b/>
+                <w:color w:val="FF0000"/>
+                <w:kern w:val="0"/>
+                <w:sz w:val="18"/>
+                <w:szCs w:val="22"/>
+                <w:lang w:val="es-ES" w:eastAsia="en-US" w:bidi="ar-SA"/>
+              </w:rPr>
+              <w:t>t</w:t>
+            </w:r>
+            <w:r>
+              <w:rPr>
+                <w:rFonts w:eastAsia="Calibri" w:cs=""/>
+                <w:b/>
+                <w:color w:val="FF0000"/>
+                <w:kern w:val="0"/>
+                <w:sz w:val="18"/>
+                <w:szCs w:val="22"/>
+                <w:lang w:val="es-ES" w:eastAsia="en-US" w:bidi="ar-SA"/>
+              </w:rPr>
+              <w:t>e</w:t>
+            </w:r>
+            <w:r>
+              <w:rPr>
+                <w:rFonts w:eastAsia="Calibri" w:cs=""/>
+                <w:b/>
+                <w:color w:val="FF0000"/>
+                <w:kern w:val="0"/>
+                <w:sz w:val="18"/>
+                <w:szCs w:val="22"/>
+                <w:lang w:val="es-ES" w:eastAsia="en-US" w:bidi="ar-SA"/>
+              </w:rPr>
+              <w:t>c.</w:t>
+            </w:r>
+            <w:r>
+              <w:rPr>
+                <w:rFonts w:eastAsia="Calibri" w:cs=""/>
+                <w:b/>
+                <w:color w:val="FF0000"/>
+                <w:kern w:val="0"/>
+                <w:sz w:val="18"/>
+                <w:szCs w:val="22"/>
+                <w:lang w:val="es-ES" w:eastAsia="en-US" w:bidi="ar-SA"/>
+              </w:rPr>
+              <w:t>e</w:t>
+            </w:r>
+            <w:r>
+              <w:rPr>
+                <w:rFonts w:eastAsia="Calibri" w:cs=""/>
+                <w:b/>
+                <w:color w:val="FF0000"/>
+                <w:kern w:val="0"/>
+                <w:sz w:val="18"/>
+                <w:szCs w:val="22"/>
+                <w:lang w:val="es-ES" w:eastAsia="en-US" w:bidi="ar-SA"/>
+              </w:rPr>
+              <w:t>s</w:t>
             </w:r>
           </w:p>
         </w:tc>
       </w:tr>
       <w:tr>
         <w:trPr>
+          <w:trHeight w:val="537" w:hRule="atLeast"/>
           <w:cantSplit w:val="true"/>
         </w:trPr>
         <w:tc>
@@ -3613,7 +8032,7 @@
                     <w:szCs w:val="22"/>
                     <w:lang w:val="es-ES" w:eastAsia="en-US" w:bidi="ar-SA"/>
                   </w:rPr>
-                  <w:t>☐</w:t>
+                  <w:t>x</w:t>
                 </w:r>
               </w:p>
             </w:sdtContent>
@@ -3701,7 +8120,355 @@
                 <w:szCs w:val="22"/>
                 <w:lang w:val="es-ES" w:eastAsia="en-US" w:bidi="ar-SA"/>
               </w:rPr>
-              <w:t>:</w:t>
+              <w:t xml:space="preserve">: </w:t>
+            </w:r>
+            <w:r>
+              <w:rPr>
+                <w:rFonts w:eastAsia="Calibri" w:cs=""/>
+                <w:b/>
+                <w:color w:val="FF0000"/>
+                <w:kern w:val="0"/>
+                <w:sz w:val="18"/>
+                <w:szCs w:val="22"/>
+                <w:lang w:val="es-ES" w:eastAsia="en-US" w:bidi="ar-SA"/>
+              </w:rPr>
+              <w:t>2</w:t>
+            </w:r>
+            <w:r>
+              <w:rPr>
+                <w:rFonts w:eastAsia="Calibri" w:cs=""/>
+                <w:b/>
+                <w:color w:val="FF0000"/>
+                <w:kern w:val="0"/>
+                <w:sz w:val="18"/>
+                <w:szCs w:val="22"/>
+                <w:lang w:val="es-ES" w:eastAsia="en-US" w:bidi="ar-SA"/>
+              </w:rPr>
+              <w:t>0</w:t>
+            </w:r>
+            <w:r>
+              <w:rPr>
+                <w:rFonts w:eastAsia="Calibri" w:cs=""/>
+                <w:b/>
+                <w:color w:val="FF0000"/>
+                <w:kern w:val="0"/>
+                <w:sz w:val="18"/>
+                <w:szCs w:val="22"/>
+                <w:lang w:val="es-ES" w:eastAsia="en-US" w:bidi="ar-SA"/>
+              </w:rPr>
+              <w:t>0.</w:t>
+            </w:r>
+            <w:r>
+              <w:rPr>
+                <w:rFonts w:eastAsia="Calibri" w:cs=""/>
+                <w:b/>
+                <w:color w:val="FF0000"/>
+                <w:kern w:val="0"/>
+                <w:sz w:val="18"/>
+                <w:szCs w:val="22"/>
+                <w:lang w:val="es-ES" w:eastAsia="en-US" w:bidi="ar-SA"/>
+              </w:rPr>
+              <w:t>2</w:t>
+            </w:r>
+            <w:r>
+              <w:rPr>
+                <w:rFonts w:eastAsia="Calibri" w:cs=""/>
+                <w:b/>
+                <w:color w:val="FF0000"/>
+                <w:kern w:val="0"/>
+                <w:sz w:val="18"/>
+                <w:szCs w:val="22"/>
+                <w:lang w:val="es-ES" w:eastAsia="en-US" w:bidi="ar-SA"/>
+              </w:rPr>
+              <w:t>0</w:t>
+            </w:r>
+            <w:r>
+              <w:rPr>
+                <w:rFonts w:eastAsia="Calibri" w:cs=""/>
+                <w:b/>
+                <w:color w:val="FF0000"/>
+                <w:kern w:val="0"/>
+                <w:sz w:val="18"/>
+                <w:szCs w:val="22"/>
+                <w:lang w:val="es-ES" w:eastAsia="en-US" w:bidi="ar-SA"/>
+              </w:rPr>
+              <w:t>0.</w:t>
+            </w:r>
+            <w:r>
+              <w:rPr>
+                <w:rFonts w:eastAsia="Calibri" w:cs=""/>
+                <w:b/>
+                <w:color w:val="FF0000"/>
+                <w:kern w:val="0"/>
+                <w:sz w:val="18"/>
+                <w:szCs w:val="22"/>
+                <w:lang w:val="es-ES" w:eastAsia="en-US" w:bidi="ar-SA"/>
+              </w:rPr>
+              <w:t>2</w:t>
+            </w:r>
+            <w:r>
+              <w:rPr>
+                <w:rFonts w:eastAsia="Calibri" w:cs=""/>
+                <w:b/>
+                <w:color w:val="FF0000"/>
+                <w:kern w:val="0"/>
+                <w:sz w:val="18"/>
+                <w:szCs w:val="22"/>
+                <w:lang w:val="es-ES" w:eastAsia="en-US" w:bidi="ar-SA"/>
+              </w:rPr>
+              <w:t>0</w:t>
+            </w:r>
+            <w:r>
+              <w:rPr>
+                <w:rFonts w:eastAsia="Calibri" w:cs=""/>
+                <w:b/>
+                <w:color w:val="FF0000"/>
+                <w:kern w:val="0"/>
+                <w:sz w:val="18"/>
+                <w:szCs w:val="22"/>
+                <w:lang w:val="es-ES" w:eastAsia="en-US" w:bidi="ar-SA"/>
+              </w:rPr>
+              <w:t>0.</w:t>
+            </w:r>
+            <w:r>
+              <w:rPr>
+                <w:rFonts w:eastAsia="Calibri" w:cs=""/>
+                <w:b/>
+                <w:color w:val="FF0000"/>
+                <w:kern w:val="0"/>
+                <w:sz w:val="18"/>
+                <w:szCs w:val="22"/>
+                <w:lang w:val="es-ES" w:eastAsia="en-US" w:bidi="ar-SA"/>
+              </w:rPr>
+              <w:t xml:space="preserve">0 → </w:t>
+            </w:r>
+            <w:r>
+              <w:rPr>
+                <w:rFonts w:eastAsia="Calibri" w:cs=""/>
+                <w:b/>
+                <w:color w:val="FF0000"/>
+                <w:kern w:val="0"/>
+                <w:sz w:val="18"/>
+                <w:szCs w:val="22"/>
+                <w:lang w:val="es-ES" w:eastAsia="en-US" w:bidi="ar-SA"/>
+              </w:rPr>
+              <w:t>F</w:t>
+            </w:r>
+            <w:r>
+              <w:rPr>
+                <w:rFonts w:eastAsia="Calibri" w:cs=""/>
+                <w:b/>
+                <w:color w:val="FF0000"/>
+                <w:kern w:val="0"/>
+                <w:sz w:val="18"/>
+                <w:szCs w:val="22"/>
+                <w:lang w:val="es-ES" w:eastAsia="en-US" w:bidi="ar-SA"/>
+              </w:rPr>
+              <w:t>W</w:t>
+            </w:r>
+            <w:r>
+              <w:rPr>
+                <w:rFonts w:eastAsia="Calibri" w:cs=""/>
+                <w:b/>
+                <w:color w:val="FF0000"/>
+                <w:kern w:val="0"/>
+                <w:sz w:val="18"/>
+                <w:szCs w:val="22"/>
+                <w:lang w:val="es-ES" w:eastAsia="en-US" w:bidi="ar-SA"/>
+              </w:rPr>
+              <w:t xml:space="preserve">1 → </w:t>
+            </w:r>
+            <w:r>
+              <w:rPr>
+                <w:rFonts w:eastAsia="Calibri" w:cs=""/>
+                <w:b/>
+                <w:color w:val="FF0000"/>
+                <w:kern w:val="0"/>
+                <w:sz w:val="18"/>
+                <w:szCs w:val="22"/>
+                <w:lang w:val="es-ES" w:eastAsia="en-US" w:bidi="ar-SA"/>
+              </w:rPr>
+              <w:t>S</w:t>
+            </w:r>
+            <w:r>
+              <w:rPr>
+                <w:rFonts w:eastAsia="Calibri" w:cs=""/>
+                <w:b/>
+                <w:color w:val="FF0000"/>
+                <w:kern w:val="0"/>
+                <w:sz w:val="18"/>
+                <w:szCs w:val="22"/>
+                <w:lang w:val="es-ES" w:eastAsia="en-US" w:bidi="ar-SA"/>
+              </w:rPr>
+              <w:t>w</w:t>
+            </w:r>
+            <w:r>
+              <w:rPr>
+                <w:rFonts w:eastAsia="Calibri" w:cs=""/>
+                <w:b/>
+                <w:color w:val="FF0000"/>
+                <w:kern w:val="0"/>
+                <w:sz w:val="18"/>
+                <w:szCs w:val="22"/>
+                <w:lang w:val="es-ES" w:eastAsia="en-US" w:bidi="ar-SA"/>
+              </w:rPr>
+              <w:t>i</w:t>
+            </w:r>
+            <w:r>
+              <w:rPr>
+                <w:rFonts w:eastAsia="Calibri" w:cs=""/>
+                <w:b/>
+                <w:color w:val="FF0000"/>
+                <w:kern w:val="0"/>
+                <w:sz w:val="18"/>
+                <w:szCs w:val="22"/>
+                <w:lang w:val="es-ES" w:eastAsia="en-US" w:bidi="ar-SA"/>
+              </w:rPr>
+              <w:t>t</w:t>
+            </w:r>
+            <w:r>
+              <w:rPr>
+                <w:rFonts w:eastAsia="Calibri" w:cs=""/>
+                <w:b/>
+                <w:color w:val="FF0000"/>
+                <w:kern w:val="0"/>
+                <w:sz w:val="18"/>
+                <w:szCs w:val="22"/>
+                <w:lang w:val="es-ES" w:eastAsia="en-US" w:bidi="ar-SA"/>
+              </w:rPr>
+              <w:t>c</w:t>
+            </w:r>
+            <w:r>
+              <w:rPr>
+                <w:rFonts w:eastAsia="Calibri" w:cs=""/>
+                <w:b/>
+                <w:color w:val="FF0000"/>
+                <w:kern w:val="0"/>
+                <w:sz w:val="18"/>
+                <w:szCs w:val="22"/>
+                <w:lang w:val="es-ES" w:eastAsia="en-US" w:bidi="ar-SA"/>
+              </w:rPr>
+              <w:t>h</w:t>
+            </w:r>
+            <w:r>
+              <w:rPr>
+                <w:rFonts w:eastAsia="Calibri" w:cs=""/>
+                <w:b/>
+                <w:color w:val="FF0000"/>
+                <w:kern w:val="0"/>
+                <w:sz w:val="18"/>
+                <w:szCs w:val="22"/>
+                <w:lang w:val="es-ES" w:eastAsia="en-US" w:bidi="ar-SA"/>
+              </w:rPr>
+              <w:t xml:space="preserve">5 → </w:t>
+            </w:r>
+            <w:r>
+              <w:rPr>
+                <w:rFonts w:eastAsia="Calibri" w:cs=""/>
+                <w:b/>
+                <w:color w:val="FF0000"/>
+                <w:kern w:val="0"/>
+                <w:sz w:val="18"/>
+                <w:szCs w:val="22"/>
+                <w:lang w:val="es-ES" w:eastAsia="en-US" w:bidi="ar-SA"/>
+              </w:rPr>
+              <w:t>1</w:t>
+            </w:r>
+            <w:r>
+              <w:rPr>
+                <w:rFonts w:eastAsia="Calibri" w:cs=""/>
+                <w:b/>
+                <w:color w:val="FF0000"/>
+                <w:kern w:val="0"/>
+                <w:sz w:val="18"/>
+                <w:szCs w:val="22"/>
+                <w:lang w:val="es-ES" w:eastAsia="en-US" w:bidi="ar-SA"/>
+              </w:rPr>
+              <w:t>9</w:t>
+            </w:r>
+            <w:r>
+              <w:rPr>
+                <w:rFonts w:eastAsia="Calibri" w:cs=""/>
+                <w:b/>
+                <w:color w:val="FF0000"/>
+                <w:kern w:val="0"/>
+                <w:sz w:val="18"/>
+                <w:szCs w:val="22"/>
+                <w:lang w:val="es-ES" w:eastAsia="en-US" w:bidi="ar-SA"/>
+              </w:rPr>
+              <w:t>2.</w:t>
+            </w:r>
+            <w:r>
+              <w:rPr>
+                <w:rFonts w:eastAsia="Calibri" w:cs=""/>
+                <w:b/>
+                <w:color w:val="FF0000"/>
+                <w:kern w:val="0"/>
+                <w:sz w:val="18"/>
+                <w:szCs w:val="22"/>
+                <w:lang w:val="es-ES" w:eastAsia="en-US" w:bidi="ar-SA"/>
+              </w:rPr>
+              <w:t>1</w:t>
+            </w:r>
+            <w:r>
+              <w:rPr>
+                <w:rFonts w:eastAsia="Calibri" w:cs=""/>
+                <w:b/>
+                <w:color w:val="FF0000"/>
+                <w:kern w:val="0"/>
+                <w:sz w:val="18"/>
+                <w:szCs w:val="22"/>
+                <w:lang w:val="es-ES" w:eastAsia="en-US" w:bidi="ar-SA"/>
+              </w:rPr>
+              <w:t>6</w:t>
+            </w:r>
+            <w:r>
+              <w:rPr>
+                <w:rFonts w:eastAsia="Calibri" w:cs=""/>
+                <w:b/>
+                <w:color w:val="FF0000"/>
+                <w:kern w:val="0"/>
+                <w:sz w:val="18"/>
+                <w:szCs w:val="22"/>
+                <w:lang w:val="es-ES" w:eastAsia="en-US" w:bidi="ar-SA"/>
+              </w:rPr>
+              <w:t>8.</w:t>
+            </w:r>
+            <w:r>
+              <w:rPr>
+                <w:rFonts w:eastAsia="Calibri" w:cs=""/>
+                <w:b/>
+                <w:color w:val="FF0000"/>
+                <w:kern w:val="0"/>
+                <w:sz w:val="18"/>
+                <w:szCs w:val="22"/>
+                <w:lang w:val="es-ES" w:eastAsia="en-US" w:bidi="ar-SA"/>
+              </w:rPr>
+              <w:t>5</w:t>
+            </w:r>
+            <w:r>
+              <w:rPr>
+                <w:rFonts w:eastAsia="Calibri" w:cs=""/>
+                <w:b/>
+                <w:color w:val="FF0000"/>
+                <w:kern w:val="0"/>
+                <w:sz w:val="18"/>
+                <w:szCs w:val="22"/>
+                <w:lang w:val="es-ES" w:eastAsia="en-US" w:bidi="ar-SA"/>
+              </w:rPr>
+              <w:t>1.</w:t>
+            </w:r>
+            <w:r>
+              <w:rPr>
+                <w:rFonts w:eastAsia="Calibri" w:cs=""/>
+                <w:b/>
+                <w:color w:val="FF0000"/>
+                <w:kern w:val="0"/>
+                <w:sz w:val="18"/>
+                <w:szCs w:val="22"/>
+                <w:lang w:val="es-ES" w:eastAsia="en-US" w:bidi="ar-SA"/>
+              </w:rPr>
+              <w:t>2</w:t>
             </w:r>
           </w:p>
         </w:tc>
@@ -3956,6 +8723,242 @@
                 <w:sz w:val="18"/>
                 <w:szCs w:val="20"/>
               </w:rPr>
+              <w:drawing>
+                <wp:anchor behindDoc="0" distT="0" distB="0" distL="0" distR="0" simplePos="0" locked="0" layoutInCell="0" allowOverlap="1" relativeHeight="2">
+                  <wp:simplePos x="0" y="0"/>
+                  <wp:positionH relativeFrom="column">
+                    <wp:align>center</wp:align>
+                  </wp:positionH>
+                  <wp:positionV relativeFrom="paragraph">
+                    <wp:posOffset>635</wp:posOffset>
+                  </wp:positionV>
+                  <wp:extent cx="4754880" cy="2870200"/>
+                  <wp:effectExtent l="0" t="0" r="0" b="0"/>
+                  <wp:wrapSquare wrapText="largest"/>
+                  <wp:docPr id="1" name="Image1"/>
+                  <wp:cNvGraphicFramePr>
+                    <a:graphicFrameLocks xmlns:a="http://schemas.openxmlformats.org/drawingml/2006/main" noChangeAspect="1"/>
+                  </wp:cNvGraphicFramePr>
+                  <a:graphic xmlns:a="http://schemas.openxmlformats.org/drawingml/2006/main">
+                    <a:graphicData uri="http://schemas.openxmlformats.org/drawingml/2006/picture">
+                      <pic:pic xmlns:pic="http://schemas.openxmlformats.org/drawingml/2006/picture">
+                        <pic:nvPicPr>
+                          <pic:cNvPr id="1" name="Image1"/>
+                          <pic:cNvPicPr>
+                            <a:picLocks noChangeAspect="1" noChangeArrowheads="1"/>
+                          </pic:cNvPicPr>
+                        </pic:nvPicPr>
+                        <pic:blipFill>
+                          <a:blip r:embed="rId2"/>
+                          <a:stretch>
+                            <a:fillRect/>
+                          </a:stretch>
+                        </pic:blipFill>
+                        <pic:spPr bwMode="auto">
+                          <a:xfrm>
+                            <a:off x="0" y="0"/>
+                            <a:ext cx="4754880" cy="2870200"/>
+                          </a:xfrm>
+                          <a:prstGeom prst="rect">
+                            <a:avLst/>
+                          </a:prstGeom>
+                          <a:noFill/>
+                        </pic:spPr>
+                      </pic:pic>
+                    </a:graphicData>
+                  </a:graphic>
+                </wp:anchor>
+              </w:drawing>
+            </w:r>
+          </w:p>
+          <w:p>
+            <w:pPr>
+              <w:pStyle w:val="Normal"/>
+              <w:widowControl/>
+              <w:suppressAutoHyphens w:val="true"/>
+              <w:spacing w:lineRule="auto" w:line="240" w:before="0" w:after="0"/>
+              <w:jc w:val="start"/>
+              <w:rPr>
+                <w:i/>
+                <w:sz w:val="18"/>
+              </w:rPr>
+            </w:pPr>
+            <w:r>
+              <w:rPr>
+                <w:i/>
+                <w:sz w:val="18"/>
+              </w:rPr>
+            </w:r>
+          </w:p>
+          <w:p>
+            <w:pPr>
+              <w:pStyle w:val="Normal"/>
+              <w:widowControl/>
+              <w:suppressAutoHyphens w:val="true"/>
+              <w:spacing w:lineRule="auto" w:line="240" w:before="0" w:after="0"/>
+              <w:jc w:val="start"/>
+              <w:rPr>
+                <w:i/>
+                <w:sz w:val="18"/>
+              </w:rPr>
+            </w:pPr>
+            <w:r>
+              <w:rPr>
+                <w:i/>
+                <w:sz w:val="18"/>
+              </w:rPr>
+            </w:r>
+          </w:p>
+          <w:p>
+            <w:pPr>
+              <w:pStyle w:val="Normal"/>
+              <w:widowControl/>
+              <w:suppressAutoHyphens w:val="true"/>
+              <w:spacing w:lineRule="auto" w:line="240" w:before="0" w:after="0"/>
+              <w:jc w:val="start"/>
+              <w:rPr>
+                <w:i/>
+                <w:sz w:val="18"/>
+              </w:rPr>
+            </w:pPr>
+            <w:r>
+              <w:rPr>
+                <w:i/>
+                <w:sz w:val="18"/>
+              </w:rPr>
+            </w:r>
+          </w:p>
+          <w:p>
+            <w:pPr>
+              <w:pStyle w:val="Normal"/>
+              <w:widowControl/>
+              <w:suppressAutoHyphens w:val="true"/>
+              <w:spacing w:lineRule="auto" w:line="240" w:before="0" w:after="0"/>
+              <w:jc w:val="start"/>
+              <w:rPr>
+                <w:i/>
+                <w:sz w:val="18"/>
+              </w:rPr>
+            </w:pPr>
+            <w:r>
+              <w:rPr>
+                <w:i/>
+                <w:sz w:val="18"/>
+              </w:rPr>
+            </w:r>
+          </w:p>
+          <w:p>
+            <w:pPr>
+              <w:pStyle w:val="Normal"/>
+              <w:widowControl/>
+              <w:suppressAutoHyphens w:val="true"/>
+              <w:spacing w:lineRule="auto" w:line="240" w:before="0" w:after="0"/>
+              <w:jc w:val="start"/>
+              <w:rPr>
+                <w:i/>
+                <w:sz w:val="18"/>
+              </w:rPr>
+            </w:pPr>
+            <w:r>
+              <w:rPr>
+                <w:i/>
+                <w:sz w:val="18"/>
+              </w:rPr>
+            </w:r>
+          </w:p>
+          <w:p>
+            <w:pPr>
+              <w:pStyle w:val="Normal"/>
+              <w:widowControl/>
+              <w:suppressAutoHyphens w:val="true"/>
+              <w:spacing w:lineRule="auto" w:line="240" w:before="0" w:after="0"/>
+              <w:jc w:val="start"/>
+              <w:rPr>
+                <w:i/>
+                <w:sz w:val="18"/>
+              </w:rPr>
+            </w:pPr>
+            <w:r>
+              <w:rPr>
+                <w:i/>
+                <w:sz w:val="18"/>
+              </w:rPr>
+            </w:r>
+          </w:p>
+          <w:p>
+            <w:pPr>
+              <w:pStyle w:val="Normal"/>
+              <w:widowControl/>
+              <w:suppressAutoHyphens w:val="true"/>
+              <w:spacing w:lineRule="auto" w:line="240" w:before="0" w:after="0"/>
+              <w:jc w:val="start"/>
+              <w:rPr>
+                <w:i/>
+                <w:sz w:val="18"/>
+              </w:rPr>
+            </w:pPr>
+            <w:r>
+              <w:rPr>
+                <w:i/>
+                <w:sz w:val="18"/>
+              </w:rPr>
+            </w:r>
+          </w:p>
+          <w:p>
+            <w:pPr>
+              <w:pStyle w:val="Normal"/>
+              <w:widowControl/>
+              <w:suppressAutoHyphens w:val="true"/>
+              <w:spacing w:lineRule="auto" w:line="240" w:before="0" w:after="0"/>
+              <w:jc w:val="start"/>
+              <w:rPr>
+                <w:i/>
+                <w:sz w:val="18"/>
+              </w:rPr>
+            </w:pPr>
+            <w:r>
+              <w:rPr>
+                <w:i/>
+                <w:sz w:val="18"/>
+              </w:rPr>
+            </w:r>
+          </w:p>
+          <w:p>
+            <w:pPr>
+              <w:pStyle w:val="Normal"/>
+              <w:widowControl/>
+              <w:suppressAutoHyphens w:val="true"/>
+              <w:spacing w:lineRule="auto" w:line="240" w:before="0" w:after="0"/>
+              <w:jc w:val="start"/>
+              <w:rPr>
+                <w:i/>
+                <w:sz w:val="18"/>
+              </w:rPr>
+            </w:pPr>
+            <w:r>
+              <w:rPr>
+                <w:i/>
+                <w:sz w:val="18"/>
+              </w:rPr>
+            </w:r>
+          </w:p>
+          <w:p>
+            <w:pPr>
+              <w:pStyle w:val="Normal"/>
+              <w:widowControl/>
+              <w:suppressAutoHyphens w:val="true"/>
+              <w:spacing w:lineRule="auto" w:line="240" w:before="0" w:after="0"/>
+              <w:jc w:val="start"/>
+              <w:rPr>
+                <w:i/>
+                <w:sz w:val="18"/>
+              </w:rPr>
+            </w:pPr>
+            <w:r>
+              <w:rPr>
+                <w:i/>
+                <w:sz w:val="18"/>
+              </w:rPr>
             </w:r>
           </w:p>
           <w:p>
@@ -4030,6 +9033,52 @@
                 <w:i/>
                 <w:sz w:val="18"/>
               </w:rPr>
+              <w:drawing>
+                <wp:anchor behindDoc="0" distT="0" distB="0" distL="0" distR="0" simplePos="0" locked="0" layoutInCell="0" allowOverlap="1" relativeHeight="3">
+                  <wp:simplePos x="0" y="0"/>
+                  <wp:positionH relativeFrom="column">
+                    <wp:posOffset>265430</wp:posOffset>
+                  </wp:positionH>
+                  <wp:positionV relativeFrom="paragraph">
+                    <wp:posOffset>50800</wp:posOffset>
+                  </wp:positionV>
+                  <wp:extent cx="3676650" cy="2655570"/>
+                  <wp:effectExtent l="0" t="0" r="0" b="0"/>
+                  <wp:wrapSquare wrapText="largest"/>
+                  <wp:docPr id="2" name="Image2"/>
+                  <wp:cNvGraphicFramePr>
+                    <a:graphicFrameLocks xmlns:a="http://schemas.openxmlformats.org/drawingml/2006/main" noChangeAspect="1"/>
+                  </wp:cNvGraphicFramePr>
+                  <a:graphic xmlns:a="http://schemas.openxmlformats.org/drawingml/2006/main">
+                    <a:graphicData uri="http://schemas.openxmlformats.org/drawingml/2006/picture">
+                      <pic:pic xmlns:pic="http://schemas.openxmlformats.org/drawingml/2006/picture">
+                        <pic:nvPicPr>
+                          <pic:cNvPr id="2" name="Image2"/>
+                          <pic:cNvPicPr>
+                            <a:picLocks noChangeAspect="1" noChangeArrowheads="1"/>
+                          </pic:cNvPicPr>
+                        </pic:nvPicPr>
+                        <pic:blipFill>
+                          <a:blip r:embed="rId3"/>
+                          <a:stretch>
+                            <a:fillRect/>
+                          </a:stretch>
+                        </pic:blipFill>
+                        <pic:spPr bwMode="auto">
+                          <a:xfrm>
+                            <a:off x="0" y="0"/>
+                            <a:ext cx="3676650" cy="2655570"/>
+                          </a:xfrm>
+                          <a:prstGeom prst="rect">
+                            <a:avLst/>
+                          </a:prstGeom>
+                          <a:noFill/>
+                        </pic:spPr>
+                      </pic:pic>
+                    </a:graphicData>
+                  </a:graphic>
+                </wp:anchor>
+              </w:drawing>
             </w:r>
           </w:p>
         </w:tc>
@@ -4342,6 +9391,52 @@
                 <w:sz w:val="18"/>
                 <w:szCs w:val="20"/>
               </w:rPr>
+              <w:drawing>
+                <wp:anchor behindDoc="0" distT="0" distB="0" distL="0" distR="0" simplePos="0" locked="0" layoutInCell="0" allowOverlap="1" relativeHeight="5">
+                  <wp:simplePos x="0" y="0"/>
+                  <wp:positionH relativeFrom="column">
+                    <wp:align>center</wp:align>
+                  </wp:positionH>
+                  <wp:positionV relativeFrom="paragraph">
+                    <wp:posOffset>635</wp:posOffset>
+                  </wp:positionV>
+                  <wp:extent cx="4533900" cy="1362075"/>
+                  <wp:effectExtent l="0" t="0" r="0" b="0"/>
+                  <wp:wrapSquare wrapText="largest"/>
+                  <wp:docPr id="3" name="Image4"/>
+                  <wp:cNvGraphicFramePr>
+                    <a:graphicFrameLocks xmlns:a="http://schemas.openxmlformats.org/drawingml/2006/main" noChangeAspect="1"/>
+                  </wp:cNvGraphicFramePr>
+                  <a:graphic xmlns:a="http://schemas.openxmlformats.org/drawingml/2006/main">
+                    <a:graphicData uri="http://schemas.openxmlformats.org/drawingml/2006/picture">
+                      <pic:pic xmlns:pic="http://schemas.openxmlformats.org/drawingml/2006/picture">
+                        <pic:nvPicPr>
+                          <pic:cNvPr id="3" name="Image4"/>
+                          <pic:cNvPicPr>
+                            <a:picLocks noChangeAspect="1" noChangeArrowheads="1"/>
+                          </pic:cNvPicPr>
+                        </pic:nvPicPr>
+                        <pic:blipFill>
+                          <a:blip r:embed="rId4"/>
+                          <a:stretch>
+                            <a:fillRect/>
+                          </a:stretch>
+                        </pic:blipFill>
+                        <pic:spPr bwMode="auto">
+                          <a:xfrm>
+                            <a:off x="0" y="0"/>
+                            <a:ext cx="4533900" cy="1362075"/>
+                          </a:xfrm>
+                          <a:prstGeom prst="rect">
+                            <a:avLst/>
+                          </a:prstGeom>
+                          <a:noFill/>
+                        </pic:spPr>
+                      </pic:pic>
+                    </a:graphicData>
+                  </a:graphic>
+                </wp:anchor>
+              </w:drawing>
             </w:r>
           </w:p>
           <w:p>
@@ -4407,6 +9502,52 @@
                 <w:szCs w:val="20"/>
                 <w:lang w:val="en-US"/>
               </w:rPr>
+              <w:drawing>
+                <wp:anchor behindDoc="0" distT="0" distB="0" distL="0" distR="0" simplePos="0" locked="0" layoutInCell="0" allowOverlap="1" relativeHeight="4">
+                  <wp:simplePos x="0" y="0"/>
+                  <wp:positionH relativeFrom="column">
+                    <wp:align>center</wp:align>
+                  </wp:positionH>
+                  <wp:positionV relativeFrom="paragraph">
+                    <wp:posOffset>635</wp:posOffset>
+                  </wp:positionV>
+                  <wp:extent cx="4010660" cy="1450340"/>
+                  <wp:effectExtent l="0" t="0" r="0" b="0"/>
+                  <wp:wrapSquare wrapText="largest"/>
+                  <wp:docPr id="4" name="Image3"/>
+                  <wp:cNvGraphicFramePr>
+                    <a:graphicFrameLocks xmlns:a="http://schemas.openxmlformats.org/drawingml/2006/main" noChangeAspect="1"/>
+                  </wp:cNvGraphicFramePr>
+                  <a:graphic xmlns:a="http://schemas.openxmlformats.org/drawingml/2006/main">
+                    <a:graphicData uri="http://schemas.openxmlformats.org/drawingml/2006/picture">
+                      <pic:pic xmlns:pic="http://schemas.openxmlformats.org/drawingml/2006/picture">
+                        <pic:nvPicPr>
+                          <pic:cNvPr id="4" name="Image3"/>
+                          <pic:cNvPicPr>
+                            <a:picLocks noChangeAspect="1" noChangeArrowheads="1"/>
+                          </pic:cNvPicPr>
+                        </pic:nvPicPr>
+                        <pic:blipFill>
+                          <a:blip r:embed="rId5"/>
+                          <a:stretch>
+                            <a:fillRect/>
+                          </a:stretch>
+                        </pic:blipFill>
+                        <pic:spPr bwMode="auto">
+                          <a:xfrm>
+                            <a:off x="0" y="0"/>
+                            <a:ext cx="4010660" cy="1450340"/>
+                          </a:xfrm>
+                          <a:prstGeom prst="rect">
+                            <a:avLst/>
+                          </a:prstGeom>
+                          <a:noFill/>
+                        </pic:spPr>
+                      </pic:pic>
+                    </a:graphicData>
+                  </a:graphic>
+                </wp:anchor>
+              </w:drawing>
             </w:r>
           </w:p>
         </w:tc>
@@ -4485,8 +9626,10 @@
               <w:jc w:val="start"/>
               <w:rPr>
                 <w:rFonts w:ascii="Consolas" w:hAnsi="Consolas"/>
-                <w:b/>
-                <w:strike/>
+                <w:b w:val="false"/>
+                <w:bCs w:val="false"/>
+                <w:strike w:val="false"/>
+                <w:dstrike w:val="false"/>
                 <w:color w:val="FF0000"/>
                 <w:sz w:val="18"/>
                 <w:szCs w:val="20"/>
@@ -4495,12 +9638,54 @@
             <w:r>
               <w:rPr>
                 <w:rFonts w:ascii="Consolas" w:hAnsi="Consolas"/>
-                <w:b/>
-                <w:strike/>
+                <w:b w:val="false"/>
+                <w:bCs w:val="false"/>
+                <w:strike w:val="false"/>
+                <w:dstrike w:val="false"/>
                 <w:color w:val="FF0000"/>
                 <w:sz w:val="18"/>
                 <w:szCs w:val="20"/>
               </w:rPr>
+              <w:t xml:space="preserve">El match de la entrada 10 del ACL 100 de FW2 cumple la política de seguridad del enunciado, bloquear el tráfico ICMP entre MySQL y exterior (y viceversa). </w:t>
+            </w:r>
+            <w:r>
+              <w:rPr>
+                <w:rFonts w:ascii="Consolas" w:hAnsi="Consolas"/>
+                <w:b w:val="false"/>
+                <w:bCs w:val="false"/>
+                <w:strike w:val="false"/>
+                <w:dstrike w:val="false"/>
+                <w:color w:val="FF0000"/>
+                <w:sz w:val="18"/>
+                <w:szCs w:val="20"/>
+              </w:rPr>
+              <w:t xml:space="preserve">Las ACLs 100 y 10 de FW1, se aplican a los puertos g1/0 (in) y g0/0 (in) respectivamente. En el caso de las ACLs de FW2, se aplican la 110 en fa1/0 (out) y la 100 en fa9/0 (in). </w:t>
+            </w:r>
+            <w:r>
+              <w:rPr>
+                <w:rFonts w:ascii="Consolas" w:hAnsi="Consolas"/>
+                <w:b w:val="false"/>
+                <w:bCs w:val="false"/>
+                <w:strike w:val="false"/>
+                <w:dstrike w:val="false"/>
+                <w:color w:val="FF0000"/>
+                <w:sz w:val="18"/>
+                <w:szCs w:val="20"/>
+              </w:rPr>
+              <w:t>Los matches de la política permisiva por defecto de FW1 pueden deberse a otros mensajes ICMP diri</w:t>
+            </w:r>
+            <w:r>
+              <w:rPr>
+                <w:rFonts w:ascii="Consolas" w:hAnsi="Consolas"/>
+                <w:b w:val="false"/>
+                <w:bCs w:val="false"/>
+                <w:strike w:val="false"/>
+                <w:dstrike w:val="false"/>
+                <w:color w:val="FF0000"/>
+                <w:sz w:val="18"/>
+                <w:szCs w:val="20"/>
+              </w:rPr>
+              <w:t>gidos a otros nodos de la red.</w:t>
             </w:r>
           </w:p>
           <w:p>
@@ -4577,6 +9762,121 @@
         <w:t>(Calificación: 1 punto).</w:t>
       </w:r>
     </w:p>
+    <w:p>
+      <w:pPr>
+        <w:pStyle w:val="Normal"/>
+        <w:spacing w:lineRule="auto" w:line="240" w:before="240" w:after="0"/>
+        <w:ind w:hanging="0" w:start="0"/>
+        <w:rPr>
+          <w:rFonts w:ascii="Calibri" w:hAnsi="Calibri" w:eastAsia="Calibri" w:cs="" w:asciiTheme="minorHAnsi" w:cstheme="minorBidi" w:eastAsiaTheme="minorHAnsi" w:hAnsiTheme="minorHAnsi"/>
+          <w:i/>
+          <w:color w:val="auto"/>
+          <w:sz w:val="18"/>
+          <w:szCs w:val="18"/>
+        </w:rPr>
+      </w:pPr>
+      <w:r>
+        <w:rPr>
+          <w:rFonts w:eastAsia="Calibri" w:cs="" w:cstheme="minorBidi" w:eastAsiaTheme="minorHAnsi"/>
+          <w:i/>
+          <w:color w:val="auto"/>
+          <w:sz w:val="18"/>
+          <w:szCs w:val="18"/>
+        </w:rPr>
+      </w:r>
+    </w:p>
+    <w:p>
+      <w:pPr>
+        <w:pStyle w:val="Normal"/>
+        <w:spacing w:lineRule="auto" w:line="240" w:before="240" w:after="0"/>
+        <w:ind w:hanging="0" w:start="0"/>
+        <w:rPr>
+          <w:rFonts w:ascii="Calibri" w:hAnsi="Calibri" w:eastAsia="Calibri" w:cs="" w:asciiTheme="minorHAnsi" w:cstheme="minorBidi" w:eastAsiaTheme="minorHAnsi" w:hAnsiTheme="minorHAnsi"/>
+          <w:i/>
+          <w:color w:val="auto"/>
+          <w:sz w:val="18"/>
+          <w:szCs w:val="18"/>
+        </w:rPr>
+      </w:pPr>
+      <w:r>
+        <w:rPr>
+          <w:rFonts w:eastAsia="Calibri" w:cs="" w:cstheme="minorBidi" w:eastAsiaTheme="minorHAnsi"/>
+          <w:i/>
+          <w:color w:val="auto"/>
+          <w:sz w:val="18"/>
+          <w:szCs w:val="18"/>
+        </w:rPr>
+      </w:r>
+    </w:p>
+    <w:p>
+      <w:pPr>
+        <w:pStyle w:val="Normal"/>
+        <w:spacing w:lineRule="auto" w:line="240" w:before="240" w:after="0"/>
+        <w:ind w:hanging="0" w:start="0"/>
+        <w:rPr>
+          <w:rFonts w:ascii="Calibri" w:hAnsi="Calibri" w:eastAsia="Calibri" w:cs="" w:asciiTheme="minorHAnsi" w:cstheme="minorBidi" w:eastAsiaTheme="minorHAnsi" w:hAnsiTheme="minorHAnsi"/>
+          <w:i/>
+          <w:color w:val="auto"/>
+          <w:sz w:val="18"/>
+          <w:szCs w:val="18"/>
+        </w:rPr>
+      </w:pPr>
+      <w:r>
+        <w:rPr>
+          <w:rFonts w:eastAsia="Calibri" w:cs="" w:cstheme="minorBidi" w:eastAsiaTheme="minorHAnsi"/>
+          <w:i/>
+          <w:color w:val="auto"/>
+          <w:sz w:val="18"/>
+          <w:szCs w:val="18"/>
+        </w:rPr>
+      </w:r>
+    </w:p>
+    <w:p>
+      <w:pPr>
+        <w:pStyle w:val="Normal"/>
+        <w:spacing w:lineRule="auto" w:line="240" w:before="240" w:after="0"/>
+        <w:ind w:hanging="0" w:start="0"/>
+        <w:rPr>
+          <w:rFonts w:ascii="Calibri" w:hAnsi="Calibri" w:eastAsia="Calibri" w:cs="" w:asciiTheme="minorHAnsi" w:cstheme="minorBidi" w:eastAsiaTheme="minorHAnsi" w:hAnsiTheme="minorHAnsi"/>
+          <w:i/>
+          <w:color w:val="auto"/>
+          <w:sz w:val="18"/>
+          <w:szCs w:val="18"/>
+        </w:rPr>
+      </w:pPr>
+      <w:r>
+        <w:rPr>
+          <w:rFonts w:eastAsia="Calibri" w:cs="" w:cstheme="minorBidi" w:eastAsiaTheme="minorHAnsi"/>
+          <w:i/>
+          <w:color w:val="auto"/>
+          <w:sz w:val="18"/>
+          <w:szCs w:val="18"/>
+        </w:rPr>
+      </w:r>
+    </w:p>
+    <w:p>
+      <w:pPr>
+        <w:pStyle w:val="Normal"/>
+        <w:spacing w:lineRule="auto" w:line="240" w:before="240" w:after="0"/>
+        <w:ind w:hanging="0" w:start="0"/>
+        <w:rPr>
+          <w:rFonts w:ascii="Calibri" w:hAnsi="Calibri" w:eastAsia="Calibri" w:cs="" w:asciiTheme="minorHAnsi" w:cstheme="minorBidi" w:eastAsiaTheme="minorHAnsi" w:hAnsiTheme="minorHAnsi"/>
+          <w:i/>
+          <w:color w:val="auto"/>
+          <w:sz w:val="18"/>
+          <w:szCs w:val="18"/>
+        </w:rPr>
+      </w:pPr>
+      <w:r>
+        <w:rPr>
+          <w:rFonts w:eastAsia="Calibri" w:cs="" w:cstheme="minorBidi" w:eastAsiaTheme="minorHAnsi"/>
+          <w:i/>
+          <w:color w:val="auto"/>
+          <w:sz w:val="18"/>
+          <w:szCs w:val="18"/>
+        </w:rPr>
+      </w:r>
+    </w:p>
     <w:tbl>
       <w:tblPr>
         <w:tblStyle w:val="Tablaconcuadrcula"/>
@@ -4666,7 +9966,9 @@
         </w:tc>
       </w:tr>
       <w:tr>
-        <w:trPr/>
+        <w:trPr>
+          <w:trHeight w:val="2690" w:hRule="atLeast"/>
+        </w:trPr>
         <w:tc>
           <w:tcPr>
             <w:tcW w:w="7895" w:type="dxa"/>
@@ -4701,6 +10003,52 @@
                 <w:szCs w:val="20"/>
                 <w:lang w:val="en-US"/>
               </w:rPr>
+              <w:drawing>
+                <wp:anchor behindDoc="0" distT="0" distB="0" distL="0" distR="0" simplePos="0" locked="0" layoutInCell="0" allowOverlap="1" relativeHeight="7">
+                  <wp:simplePos x="0" y="0"/>
+                  <wp:positionH relativeFrom="column">
+                    <wp:posOffset>272415</wp:posOffset>
+                  </wp:positionH>
+                  <wp:positionV relativeFrom="paragraph">
+                    <wp:posOffset>116205</wp:posOffset>
+                  </wp:positionV>
+                  <wp:extent cx="4457700" cy="1609725"/>
+                  <wp:effectExtent l="0" t="0" r="0" b="0"/>
+                  <wp:wrapSquare wrapText="largest"/>
+                  <wp:docPr id="5" name="Image6"/>
+                  <wp:cNvGraphicFramePr>
+                    <a:graphicFrameLocks xmlns:a="http://schemas.openxmlformats.org/drawingml/2006/main" noChangeAspect="1"/>
+                  </wp:cNvGraphicFramePr>
+                  <a:graphic xmlns:a="http://schemas.openxmlformats.org/drawingml/2006/main">
+                    <a:graphicData uri="http://schemas.openxmlformats.org/drawingml/2006/picture">
+                      <pic:pic xmlns:pic="http://schemas.openxmlformats.org/drawingml/2006/picture">
+                        <pic:nvPicPr>
+                          <pic:cNvPr id="5" name="Image6"/>
+                          <pic:cNvPicPr>
+                            <a:picLocks noChangeAspect="1" noChangeArrowheads="1"/>
+                          </pic:cNvPicPr>
+                        </pic:nvPicPr>
+                        <pic:blipFill>
+                          <a:blip r:embed="rId6"/>
+                          <a:stretch>
+                            <a:fillRect/>
+                          </a:stretch>
+                        </pic:blipFill>
+                        <pic:spPr bwMode="auto">
+                          <a:xfrm>
+                            <a:off x="0" y="0"/>
+                            <a:ext cx="4457700" cy="1609725"/>
+                          </a:xfrm>
+                          <a:prstGeom prst="rect">
+                            <a:avLst/>
+                          </a:prstGeom>
+                          <a:noFill/>
+                        </pic:spPr>
+                      </pic:pic>
+                    </a:graphicData>
+                  </a:graphic>
+                </wp:anchor>
+              </w:drawing>
             </w:r>
           </w:p>
           <w:p>
@@ -4766,6 +10114,52 @@
                 <w:szCs w:val="20"/>
                 <w:lang w:val="en-US"/>
               </w:rPr>
+              <w:drawing>
+                <wp:anchor behindDoc="0" distT="0" distB="0" distL="0" distR="0" simplePos="0" locked="0" layoutInCell="0" allowOverlap="1" relativeHeight="6">
+                  <wp:simplePos x="0" y="0"/>
+                  <wp:positionH relativeFrom="column">
+                    <wp:posOffset>0</wp:posOffset>
+                  </wp:positionH>
+                  <wp:positionV relativeFrom="paragraph">
+                    <wp:posOffset>79375</wp:posOffset>
+                  </wp:positionV>
+                  <wp:extent cx="4101465" cy="1584960"/>
+                  <wp:effectExtent l="0" t="0" r="0" b="0"/>
+                  <wp:wrapSquare wrapText="largest"/>
+                  <wp:docPr id="6" name="Image5"/>
+                  <wp:cNvGraphicFramePr>
+                    <a:graphicFrameLocks xmlns:a="http://schemas.openxmlformats.org/drawingml/2006/main" noChangeAspect="1"/>
+                  </wp:cNvGraphicFramePr>
+                  <a:graphic xmlns:a="http://schemas.openxmlformats.org/drawingml/2006/main">
+                    <a:graphicData uri="http://schemas.openxmlformats.org/drawingml/2006/picture">
+                      <pic:pic xmlns:pic="http://schemas.openxmlformats.org/drawingml/2006/picture">
+                        <pic:nvPicPr>
+                          <pic:cNvPr id="6" name="Image5"/>
+                          <pic:cNvPicPr>
+                            <a:picLocks noChangeAspect="1" noChangeArrowheads="1"/>
+                          </pic:cNvPicPr>
+                        </pic:nvPicPr>
+                        <pic:blipFill>
+                          <a:blip r:embed="rId7"/>
+                          <a:stretch>
+                            <a:fillRect/>
+                          </a:stretch>
+                        </pic:blipFill>
+                        <pic:spPr bwMode="auto">
+                          <a:xfrm>
+                            <a:off x="0" y="0"/>
+                            <a:ext cx="4101465" cy="1584960"/>
+                          </a:xfrm>
+                          <a:prstGeom prst="rect">
+                            <a:avLst/>
+                          </a:prstGeom>
+                          <a:noFill/>
+                        </pic:spPr>
+                      </pic:pic>
+                    </a:graphicData>
+                  </a:graphic>
+                </wp:anchor>
+              </w:drawing>
             </w:r>
           </w:p>
         </w:tc>
@@ -4844,8 +10238,10 @@
               <w:jc w:val="start"/>
               <w:rPr>
                 <w:rFonts w:ascii="Consolas" w:hAnsi="Consolas"/>
-                <w:b/>
-                <w:strike/>
+                <w:b w:val="false"/>
+                <w:bCs w:val="false"/>
+                <w:strike w:val="false"/>
+                <w:dstrike w:val="false"/>
                 <w:color w:val="FF0000"/>
                 <w:sz w:val="18"/>
                 <w:szCs w:val="20"/>
@@ -4854,12 +10250,28 @@
             <w:r>
               <w:rPr>
                 <w:rFonts w:ascii="Consolas" w:hAnsi="Consolas"/>
-                <w:b/>
-                <w:strike/>
+                <w:b w:val="false"/>
+                <w:bCs w:val="false"/>
+                <w:strike w:val="false"/>
+                <w:dstrike w:val="false"/>
                 <w:color w:val="FF0000"/>
                 <w:sz w:val="18"/>
                 <w:szCs w:val="20"/>
               </w:rPr>
+              <w:t xml:space="preserve">Al no encajar en ninguna de las políticas de restricción, el tráfico en FW2 pasa por defecto a la entrada permisiva (20) de la ACL 110. </w:t>
+            </w:r>
+            <w:r>
+              <w:rPr>
+                <w:rFonts w:ascii="Consolas" w:hAnsi="Consolas"/>
+                <w:b w:val="false"/>
+                <w:bCs w:val="false"/>
+                <w:strike w:val="false"/>
+                <w:dstrike w:val="false"/>
+                <w:color w:val="FF0000"/>
+                <w:sz w:val="18"/>
+                <w:szCs w:val="20"/>
+              </w:rPr>
+              <w:t>Las ACLs 100 y 10 de FW1, se aplican a los puertos g1/0 (in) y g0/0 (in) respectivamente. En el caso de las ACLs de FW2, se aplican la 110 en fa1/0 (out) y la 100 en fa9/0 (in).</w:t>
             </w:r>
           </w:p>
           <w:p>
@@ -13010,12 +18422,12 @@
       </w:r>
     </w:p>
     <w:sectPr>
-      <w:headerReference w:type="even" r:id="rId2"/>
-      <w:headerReference w:type="default" r:id="rId3"/>
-      <w:headerReference w:type="first" r:id="rId4"/>
-      <w:footerReference w:type="even" r:id="rId5"/>
-      <w:footerReference w:type="default" r:id="rId6"/>
-      <w:footerReference w:type="first" r:id="rId7"/>
+      <w:headerReference w:type="even" r:id="rId8"/>
+      <w:headerReference w:type="default" r:id="rId9"/>
+      <w:headerReference w:type="first" r:id="rId10"/>
+      <w:footerReference w:type="even" r:id="rId11"/>
+      <w:footerReference w:type="default" r:id="rId12"/>
+      <w:footerReference w:type="first" r:id="rId13"/>
       <w:footnotePr>
         <w:numFmt w:val="decimal"/>
       </w:footnotePr>
@@ -13076,7 +18488,7 @@
         </w:r>
         <w:r>
           <w:rPr/>
-          <w:t>10</w:t>
+          <w:t>11</w:t>
         </w:r>
         <w:r>
           <w:rPr/>
@@ -13119,7 +18531,7 @@
         </w:r>
         <w:r>
           <w:rPr/>
-          <w:t>10</w:t>
+          <w:t>11</w:t>
         </w:r>
         <w:r>
           <w:rPr/>
@@ -14865,9 +20277,8 @@
       <w:szCs w:val="20"/>
     </w:rPr>
   </w:style>
-  <w:style w:type="character" w:styleId="FootnoteCharactersuser">
-    <w:name w:val="Footnote Characters (user)"/>
-    <w:basedOn w:val="DefaultParagraphFont"/>
+  <w:style w:type="character" w:styleId="FootnoteCharacters">
+    <w:name w:val="Footnote Characters"/>
     <w:uiPriority w:val="99"/>
     <w:semiHidden/>
     <w:unhideWhenUsed/>
@@ -14877,8 +20288,8 @@
       <w:vertAlign w:val="superscript"/>
     </w:rPr>
   </w:style>
-  <w:style w:type="character" w:styleId="FootnoteCharacters">
-    <w:name w:val="Footnote Characters"/>
+  <w:style w:type="character" w:styleId="FootnoteCharactersuser">
+    <w:name w:val="Footnote Characters (user)"/>
     <w:qFormat/>
     <w:rPr>
       <w:vertAlign w:val="superscript"/>
@@ -14975,23 +20386,23 @@
     <w:rsid w:val="007f1fb0"/>
     <w:rPr/>
   </w:style>
-  <w:style w:type="character" w:styleId="EndnoteCharacters">
-    <w:name w:val="Endnote Characters"/>
+  <w:style w:type="character" w:styleId="EndnoteCharactersuser">
+    <w:name w:val="Endnote Characters (user)"/>
     <w:qFormat/>
     <w:rPr>
       <w:vertAlign w:val="superscript"/>
     </w:rPr>
+  </w:style>
+  <w:style w:type="character" w:styleId="EndnoteCharacters">
+    <w:name w:val="Endnote Characters"/>
+    <w:qFormat/>
+    <w:rPr/>
   </w:style>
   <w:style w:type="character" w:styleId="EndnoteReference">
     <w:name w:val="endnote reference"/>
     <w:rPr>
       <w:vertAlign w:val="superscript"/>
     </w:rPr>
-  </w:style>
-  <w:style w:type="character" w:styleId="EndnoteCharactersuser">
-    <w:name w:val="Endnote Characters (user)"/>
-    <w:qFormat/>
-    <w:rPr/>
   </w:style>
   <w:style w:type="paragraph" w:styleId="Heading">
     <w:name w:val="Heading"/>
@@ -15175,6 +20586,29 @@
       <w:sz w:val="24"/>
       <w:szCs w:val="24"/>
       <w:lang w:val="es-ES" w:eastAsia="en-US" w:bidi="ar-SA"/>
+    </w:rPr>
+  </w:style>
+  <w:style w:type="paragraph" w:styleId="TableContents">
+    <w:name w:val="Table Contents"/>
+    <w:basedOn w:val="Normal"/>
+    <w:qFormat/>
+    <w:pPr>
+      <w:widowControl w:val="false"/>
+      <w:suppressLineNumbers/>
+    </w:pPr>
+    <w:rPr/>
+  </w:style>
+  <w:style w:type="paragraph" w:styleId="TableHeading">
+    <w:name w:val="Table Heading"/>
+    <w:basedOn w:val="TableContents"/>
+    <w:qFormat/>
+    <w:pPr>
+      <w:suppressLineNumbers/>
+      <w:jc w:val="center"/>
+    </w:pPr>
+    <w:rPr>
+      <w:b/>
+      <w:bCs/>
     </w:rPr>
   </w:style>
   <w:style w:type="numbering" w:styleId="NoList" w:default="1">

--- a/p1/p1.docx
+++ b/p1/p1.docx
@@ -595,295 +595,7 @@
                 <w:szCs w:val="22"/>
                 <w:lang w:val="es-ES" w:eastAsia="en-US" w:bidi="ar-SA"/>
               </w:rPr>
-              <w:t xml:space="preserve">:  </w:t>
-            </w:r>
-            <w:r>
-              <w:rPr>
-                <w:rFonts w:eastAsia="Calibri" w:cs=""/>
-                <w:b/>
-                <w:color w:val="FF0000"/>
-                <w:kern w:val="0"/>
-                <w:sz w:val="18"/>
-                <w:szCs w:val="22"/>
-                <w:lang w:val="es-ES" w:eastAsia="en-US" w:bidi="ar-SA"/>
-              </w:rPr>
-              <w:t>1</w:t>
-            </w:r>
-            <w:r>
-              <w:rPr>
-                <w:rFonts w:eastAsia="Calibri" w:cs=""/>
-                <w:b/>
-                <w:color w:val="FF0000"/>
-                <w:kern w:val="0"/>
-                <w:sz w:val="18"/>
-                <w:szCs w:val="22"/>
-                <w:lang w:val="es-ES" w:eastAsia="en-US" w:bidi="ar-SA"/>
-              </w:rPr>
-              <w:t xml:space="preserve">0, </w:t>
-            </w:r>
-            <w:r>
-              <w:rPr>
-                <w:rFonts w:eastAsia="Calibri" w:cs=""/>
-                <w:b/>
-                <w:color w:val="FF0000"/>
-                <w:kern w:val="0"/>
-                <w:sz w:val="18"/>
-                <w:szCs w:val="22"/>
-                <w:lang w:val="es-ES" w:eastAsia="en-US" w:bidi="ar-SA"/>
-              </w:rPr>
-              <w:t>g</w:t>
-            </w:r>
-            <w:r>
-              <w:rPr>
-                <w:rFonts w:eastAsia="Calibri" w:cs=""/>
-                <w:b/>
-                <w:color w:val="FF0000"/>
-                <w:kern w:val="0"/>
-                <w:sz w:val="18"/>
-                <w:szCs w:val="22"/>
-                <w:lang w:val="es-ES" w:eastAsia="en-US" w:bidi="ar-SA"/>
-              </w:rPr>
-              <w:t>0/</w:t>
-            </w:r>
-            <w:r>
-              <w:rPr>
-                <w:rFonts w:eastAsia="Calibri" w:cs=""/>
-                <w:b/>
-                <w:color w:val="FF0000"/>
-                <w:kern w:val="0"/>
-                <w:sz w:val="18"/>
-                <w:szCs w:val="22"/>
-                <w:lang w:val="es-ES" w:eastAsia="en-US" w:bidi="ar-SA"/>
-              </w:rPr>
-              <w:t xml:space="preserve">0, </w:t>
-            </w:r>
-            <w:r>
-              <w:rPr>
-                <w:rFonts w:eastAsia="Calibri" w:cs=""/>
-                <w:b/>
-                <w:color w:val="FF0000"/>
-                <w:kern w:val="0"/>
-                <w:sz w:val="18"/>
-                <w:szCs w:val="22"/>
-                <w:lang w:val="es-ES" w:eastAsia="en-US" w:bidi="ar-SA"/>
-              </w:rPr>
-              <w:t>i</w:t>
-            </w:r>
-            <w:r>
-              <w:rPr>
-                <w:rFonts w:eastAsia="Calibri" w:cs=""/>
-                <w:b/>
-                <w:color w:val="FF0000"/>
-                <w:kern w:val="0"/>
-                <w:sz w:val="18"/>
-                <w:szCs w:val="22"/>
-                <w:lang w:val="es-ES" w:eastAsia="en-US" w:bidi="ar-SA"/>
-              </w:rPr>
-              <w:t xml:space="preserve">n, </w:t>
-            </w:r>
-            <w:r>
-              <w:rPr>
-                <w:rFonts w:eastAsia="Calibri" w:cs=""/>
-                <w:b/>
-                <w:color w:val="FF0000"/>
-                <w:kern w:val="0"/>
-                <w:sz w:val="18"/>
-                <w:szCs w:val="22"/>
-                <w:lang w:val="es-ES" w:eastAsia="en-US" w:bidi="ar-SA"/>
-              </w:rPr>
-              <w:t>F</w:t>
-            </w:r>
-            <w:r>
-              <w:rPr>
-                <w:rFonts w:eastAsia="Calibri" w:cs=""/>
-                <w:b/>
-                <w:color w:val="FF0000"/>
-                <w:kern w:val="0"/>
-                <w:sz w:val="18"/>
-                <w:szCs w:val="22"/>
-                <w:lang w:val="es-ES" w:eastAsia="en-US" w:bidi="ar-SA"/>
-              </w:rPr>
-              <w:t>W</w:t>
-            </w:r>
-            <w:r>
-              <w:rPr>
-                <w:rFonts w:eastAsia="Calibri" w:cs=""/>
-                <w:b/>
-                <w:color w:val="FF0000"/>
-                <w:kern w:val="0"/>
-                <w:sz w:val="18"/>
-                <w:szCs w:val="22"/>
-                <w:lang w:val="es-ES" w:eastAsia="en-US" w:bidi="ar-SA"/>
-              </w:rPr>
-              <w:t xml:space="preserve">1, </w:t>
-            </w:r>
-            <w:r>
-              <w:rPr>
-                <w:rFonts w:eastAsia="Calibri" w:cs=""/>
-                <w:b/>
-                <w:color w:val="FF0000"/>
-                <w:kern w:val="0"/>
-                <w:sz w:val="18"/>
-                <w:szCs w:val="22"/>
-                <w:lang w:val="es-ES" w:eastAsia="en-US" w:bidi="ar-SA"/>
-              </w:rPr>
-              <w:t>d</w:t>
-            </w:r>
-            <w:r>
-              <w:rPr>
-                <w:rFonts w:eastAsia="Calibri" w:cs=""/>
-                <w:b/>
-                <w:color w:val="FF0000"/>
-                <w:kern w:val="0"/>
-                <w:sz w:val="18"/>
-                <w:szCs w:val="22"/>
-                <w:lang w:val="es-ES" w:eastAsia="en-US" w:bidi="ar-SA"/>
-              </w:rPr>
-              <w:t>e</w:t>
-            </w:r>
-            <w:r>
-              <w:rPr>
-                <w:rFonts w:eastAsia="Calibri" w:cs=""/>
-                <w:b/>
-                <w:color w:val="FF0000"/>
-                <w:kern w:val="0"/>
-                <w:sz w:val="18"/>
-                <w:szCs w:val="22"/>
-                <w:lang w:val="es-ES" w:eastAsia="en-US" w:bidi="ar-SA"/>
-              </w:rPr>
-              <w:t>n</w:t>
-            </w:r>
-            <w:r>
-              <w:rPr>
-                <w:rFonts w:eastAsia="Calibri" w:cs=""/>
-                <w:b/>
-                <w:color w:val="FF0000"/>
-                <w:kern w:val="0"/>
-                <w:sz w:val="18"/>
-                <w:szCs w:val="22"/>
-                <w:lang w:val="es-ES" w:eastAsia="en-US" w:bidi="ar-SA"/>
-              </w:rPr>
-              <w:t xml:space="preserve">y </w:t>
-            </w:r>
-            <w:r>
-              <w:rPr>
-                <w:rFonts w:eastAsia="Calibri" w:cs=""/>
-                <w:b/>
-                <w:color w:val="FF0000"/>
-                <w:kern w:val="0"/>
-                <w:sz w:val="18"/>
-                <w:szCs w:val="22"/>
-                <w:lang w:val="es-ES" w:eastAsia="en-US" w:bidi="ar-SA"/>
-              </w:rPr>
-              <w:t>1</w:t>
-            </w:r>
-            <w:r>
-              <w:rPr>
-                <w:rFonts w:eastAsia="Calibri" w:cs=""/>
-                <w:b/>
-                <w:color w:val="FF0000"/>
-                <w:kern w:val="0"/>
-                <w:sz w:val="18"/>
-                <w:szCs w:val="22"/>
-                <w:lang w:val="es-ES" w:eastAsia="en-US" w:bidi="ar-SA"/>
-              </w:rPr>
-              <w:t>9</w:t>
-            </w:r>
-            <w:r>
-              <w:rPr>
-                <w:rFonts w:eastAsia="Calibri" w:cs=""/>
-                <w:b/>
-                <w:color w:val="FF0000"/>
-                <w:kern w:val="0"/>
-                <w:sz w:val="18"/>
-                <w:szCs w:val="22"/>
-                <w:lang w:val="es-ES" w:eastAsia="en-US" w:bidi="ar-SA"/>
-              </w:rPr>
-              <w:t>2.</w:t>
-            </w:r>
-            <w:r>
-              <w:rPr>
-                <w:rFonts w:eastAsia="Calibri" w:cs=""/>
-                <w:b/>
-                <w:color w:val="FF0000"/>
-                <w:kern w:val="0"/>
-                <w:sz w:val="18"/>
-                <w:szCs w:val="22"/>
-                <w:lang w:val="es-ES" w:eastAsia="en-US" w:bidi="ar-SA"/>
-              </w:rPr>
-              <w:t>1</w:t>
-            </w:r>
-            <w:r>
-              <w:rPr>
-                <w:rFonts w:eastAsia="Calibri" w:cs=""/>
-                <w:b/>
-                <w:color w:val="FF0000"/>
-                <w:kern w:val="0"/>
-                <w:sz w:val="18"/>
-                <w:szCs w:val="22"/>
-                <w:lang w:val="es-ES" w:eastAsia="en-US" w:bidi="ar-SA"/>
-              </w:rPr>
-              <w:t>6</w:t>
-            </w:r>
-            <w:r>
-              <w:rPr>
-                <w:rFonts w:eastAsia="Calibri" w:cs=""/>
-                <w:b/>
-                <w:color w:val="FF0000"/>
-                <w:kern w:val="0"/>
-                <w:sz w:val="18"/>
-                <w:szCs w:val="22"/>
-                <w:lang w:val="es-ES" w:eastAsia="en-US" w:bidi="ar-SA"/>
-              </w:rPr>
-              <w:t>8.</w:t>
-            </w:r>
-            <w:r>
-              <w:rPr>
-                <w:rFonts w:eastAsia="Calibri" w:cs=""/>
-                <w:b/>
-                <w:color w:val="FF0000"/>
-                <w:kern w:val="0"/>
-                <w:sz w:val="18"/>
-                <w:szCs w:val="22"/>
-                <w:lang w:val="es-ES" w:eastAsia="en-US" w:bidi="ar-SA"/>
-              </w:rPr>
-              <w:t>5</w:t>
-            </w:r>
-            <w:r>
-              <w:rPr>
-                <w:rFonts w:eastAsia="Calibri" w:cs=""/>
-                <w:b/>
-                <w:color w:val="FF0000"/>
-                <w:kern w:val="0"/>
-                <w:sz w:val="18"/>
-                <w:szCs w:val="22"/>
-                <w:lang w:val="es-ES" w:eastAsia="en-US" w:bidi="ar-SA"/>
-              </w:rPr>
-              <w:t>3.</w:t>
-            </w:r>
-            <w:r>
-              <w:rPr>
-                <w:rFonts w:eastAsia="Calibri" w:cs=""/>
-                <w:b/>
-                <w:color w:val="FF0000"/>
-                <w:kern w:val="0"/>
-                <w:sz w:val="18"/>
-                <w:szCs w:val="22"/>
-                <w:lang w:val="es-ES" w:eastAsia="en-US" w:bidi="ar-SA"/>
-              </w:rPr>
-              <w:t>1</w:t>
-            </w:r>
-            <w:r>
-              <w:rPr>
-                <w:rFonts w:eastAsia="Calibri" w:cs=""/>
-                <w:b/>
-                <w:color w:val="FF0000"/>
-                <w:kern w:val="0"/>
-                <w:sz w:val="18"/>
-                <w:szCs w:val="22"/>
-                <w:lang w:val="es-ES" w:eastAsia="en-US" w:bidi="ar-SA"/>
-              </w:rPr>
-              <w:t>0</w:t>
+              <w:t>:  10, g0/0, in, FW1, deny 192.168.53.10</w:t>
             </w:r>
           </w:p>
         </w:tc>
@@ -1056,571 +768,7 @@
                 <w:szCs w:val="22"/>
                 <w:lang w:val="es-ES" w:eastAsia="en-US" w:bidi="ar-SA"/>
               </w:rPr>
-              <w:t xml:space="preserve">: </w:t>
-            </w:r>
-            <w:r>
-              <w:rPr>
-                <w:rFonts w:eastAsia="Calibri" w:cs=""/>
-                <w:b/>
-                <w:color w:val="FF0000"/>
-                <w:kern w:val="0"/>
-                <w:sz w:val="18"/>
-                <w:szCs w:val="22"/>
-                <w:lang w:val="es-ES" w:eastAsia="en-US" w:bidi="ar-SA"/>
-              </w:rPr>
-              <w:t>1</w:t>
-            </w:r>
-            <w:r>
-              <w:rPr>
-                <w:rFonts w:eastAsia="Calibri" w:cs=""/>
-                <w:b/>
-                <w:color w:val="FF0000"/>
-                <w:kern w:val="0"/>
-                <w:sz w:val="18"/>
-                <w:szCs w:val="22"/>
-                <w:lang w:val="es-ES" w:eastAsia="en-US" w:bidi="ar-SA"/>
-              </w:rPr>
-              <w:t>1</w:t>
-            </w:r>
-            <w:r>
-              <w:rPr>
-                <w:rFonts w:eastAsia="Calibri" w:cs=""/>
-                <w:b/>
-                <w:color w:val="FF0000"/>
-                <w:kern w:val="0"/>
-                <w:sz w:val="18"/>
-                <w:szCs w:val="22"/>
-                <w:lang w:val="es-ES" w:eastAsia="en-US" w:bidi="ar-SA"/>
-              </w:rPr>
-              <w:t xml:space="preserve">0, </w:t>
-            </w:r>
-            <w:r>
-              <w:rPr>
-                <w:rFonts w:eastAsia="Calibri" w:cs=""/>
-                <w:b/>
-                <w:color w:val="FF0000"/>
-                <w:kern w:val="0"/>
-                <w:sz w:val="18"/>
-                <w:szCs w:val="22"/>
-                <w:lang w:val="es-ES" w:eastAsia="en-US" w:bidi="ar-SA"/>
-              </w:rPr>
-              <w:t>f</w:t>
-            </w:r>
-            <w:r>
-              <w:rPr>
-                <w:rFonts w:eastAsia="Calibri" w:cs=""/>
-                <w:b/>
-                <w:color w:val="FF0000"/>
-                <w:kern w:val="0"/>
-                <w:sz w:val="18"/>
-                <w:szCs w:val="22"/>
-                <w:lang w:val="es-ES" w:eastAsia="en-US" w:bidi="ar-SA"/>
-              </w:rPr>
-              <w:t>a</w:t>
-            </w:r>
-            <w:r>
-              <w:rPr>
-                <w:rFonts w:eastAsia="Calibri" w:cs=""/>
-                <w:b/>
-                <w:color w:val="FF0000"/>
-                <w:kern w:val="0"/>
-                <w:sz w:val="18"/>
-                <w:szCs w:val="22"/>
-                <w:lang w:val="es-ES" w:eastAsia="en-US" w:bidi="ar-SA"/>
-              </w:rPr>
-              <w:t>1/</w:t>
-            </w:r>
-            <w:r>
-              <w:rPr>
-                <w:rFonts w:eastAsia="Calibri" w:cs=""/>
-                <w:b/>
-                <w:color w:val="FF0000"/>
-                <w:kern w:val="0"/>
-                <w:sz w:val="18"/>
-                <w:szCs w:val="22"/>
-                <w:lang w:val="es-ES" w:eastAsia="en-US" w:bidi="ar-SA"/>
-              </w:rPr>
-              <w:t xml:space="preserve">0, </w:t>
-            </w:r>
-            <w:r>
-              <w:rPr>
-                <w:rFonts w:eastAsia="Calibri" w:cs=""/>
-                <w:b/>
-                <w:color w:val="FF0000"/>
-                <w:kern w:val="0"/>
-                <w:sz w:val="18"/>
-                <w:szCs w:val="22"/>
-                <w:lang w:val="es-ES" w:eastAsia="en-US" w:bidi="ar-SA"/>
-              </w:rPr>
-              <w:t>F</w:t>
-            </w:r>
-            <w:r>
-              <w:rPr>
-                <w:rFonts w:eastAsia="Calibri" w:cs=""/>
-                <w:b/>
-                <w:color w:val="FF0000"/>
-                <w:kern w:val="0"/>
-                <w:sz w:val="18"/>
-                <w:szCs w:val="22"/>
-                <w:lang w:val="es-ES" w:eastAsia="en-US" w:bidi="ar-SA"/>
-              </w:rPr>
-              <w:t>W</w:t>
-            </w:r>
-            <w:r>
-              <w:rPr>
-                <w:rFonts w:eastAsia="Calibri" w:cs=""/>
-                <w:b/>
-                <w:color w:val="FF0000"/>
-                <w:kern w:val="0"/>
-                <w:sz w:val="18"/>
-                <w:szCs w:val="22"/>
-                <w:lang w:val="es-ES" w:eastAsia="en-US" w:bidi="ar-SA"/>
-              </w:rPr>
-              <w:t xml:space="preserve">2, </w:t>
-            </w:r>
-            <w:r>
-              <w:rPr>
-                <w:rFonts w:eastAsia="Calibri" w:cs=""/>
-                <w:b/>
-                <w:color w:val="FF0000"/>
-                <w:kern w:val="0"/>
-                <w:sz w:val="18"/>
-                <w:szCs w:val="22"/>
-                <w:lang w:val="es-ES" w:eastAsia="en-US" w:bidi="ar-SA"/>
-              </w:rPr>
-              <w:t>d</w:t>
-            </w:r>
-            <w:r>
-              <w:rPr>
-                <w:rFonts w:eastAsia="Calibri" w:cs=""/>
-                <w:b/>
-                <w:color w:val="FF0000"/>
-                <w:kern w:val="0"/>
-                <w:sz w:val="18"/>
-                <w:szCs w:val="22"/>
-                <w:lang w:val="es-ES" w:eastAsia="en-US" w:bidi="ar-SA"/>
-              </w:rPr>
-              <w:t>e</w:t>
-            </w:r>
-            <w:r>
-              <w:rPr>
-                <w:rFonts w:eastAsia="Calibri" w:cs=""/>
-                <w:b/>
-                <w:color w:val="FF0000"/>
-                <w:kern w:val="0"/>
-                <w:sz w:val="18"/>
-                <w:szCs w:val="22"/>
-                <w:lang w:val="es-ES" w:eastAsia="en-US" w:bidi="ar-SA"/>
-              </w:rPr>
-              <w:t>n</w:t>
-            </w:r>
-            <w:r>
-              <w:rPr>
-                <w:rFonts w:eastAsia="Calibri" w:cs=""/>
-                <w:b/>
-                <w:color w:val="FF0000"/>
-                <w:kern w:val="0"/>
-                <w:sz w:val="18"/>
-                <w:szCs w:val="22"/>
-                <w:lang w:val="es-ES" w:eastAsia="en-US" w:bidi="ar-SA"/>
-              </w:rPr>
-              <w:t xml:space="preserve">y </w:t>
-            </w:r>
-            <w:r>
-              <w:rPr>
-                <w:rFonts w:eastAsia="Calibri" w:cs=""/>
-                <w:b/>
-                <w:color w:val="FF0000"/>
-                <w:kern w:val="0"/>
-                <w:sz w:val="18"/>
-                <w:szCs w:val="22"/>
-                <w:lang w:val="es-ES" w:eastAsia="en-US" w:bidi="ar-SA"/>
-              </w:rPr>
-              <w:t>i</w:t>
-            </w:r>
-            <w:r>
-              <w:rPr>
-                <w:rFonts w:eastAsia="Calibri" w:cs=""/>
-                <w:b/>
-                <w:color w:val="FF0000"/>
-                <w:kern w:val="0"/>
-                <w:sz w:val="18"/>
-                <w:szCs w:val="22"/>
-                <w:lang w:val="es-ES" w:eastAsia="en-US" w:bidi="ar-SA"/>
-              </w:rPr>
-              <w:t>c</w:t>
-            </w:r>
-            <w:r>
-              <w:rPr>
-                <w:rFonts w:eastAsia="Calibri" w:cs=""/>
-                <w:b/>
-                <w:color w:val="FF0000"/>
-                <w:kern w:val="0"/>
-                <w:sz w:val="18"/>
-                <w:szCs w:val="22"/>
-                <w:lang w:val="es-ES" w:eastAsia="en-US" w:bidi="ar-SA"/>
-              </w:rPr>
-              <w:t>m</w:t>
-            </w:r>
-            <w:r>
-              <w:rPr>
-                <w:rFonts w:eastAsia="Calibri" w:cs=""/>
-                <w:b/>
-                <w:color w:val="FF0000"/>
-                <w:kern w:val="0"/>
-                <w:sz w:val="18"/>
-                <w:szCs w:val="22"/>
-                <w:lang w:val="es-ES" w:eastAsia="en-US" w:bidi="ar-SA"/>
-              </w:rPr>
-              <w:t xml:space="preserve">p </w:t>
-            </w:r>
-            <w:r>
-              <w:rPr>
-                <w:rFonts w:eastAsia="Calibri" w:cs=""/>
-                <w:b/>
-                <w:color w:val="FF0000"/>
-                <w:kern w:val="0"/>
-                <w:sz w:val="18"/>
-                <w:szCs w:val="22"/>
-                <w:lang w:val="es-ES" w:eastAsia="en-US" w:bidi="ar-SA"/>
-              </w:rPr>
-              <w:t>1</w:t>
-            </w:r>
-            <w:r>
-              <w:rPr>
-                <w:rFonts w:eastAsia="Calibri" w:cs=""/>
-                <w:b/>
-                <w:color w:val="FF0000"/>
-                <w:kern w:val="0"/>
-                <w:sz w:val="18"/>
-                <w:szCs w:val="22"/>
-                <w:lang w:val="es-ES" w:eastAsia="en-US" w:bidi="ar-SA"/>
-              </w:rPr>
-              <w:t>9</w:t>
-            </w:r>
-            <w:r>
-              <w:rPr>
-                <w:rFonts w:eastAsia="Calibri" w:cs=""/>
-                <w:b/>
-                <w:color w:val="FF0000"/>
-                <w:kern w:val="0"/>
-                <w:sz w:val="18"/>
-                <w:szCs w:val="22"/>
-                <w:lang w:val="es-ES" w:eastAsia="en-US" w:bidi="ar-SA"/>
-              </w:rPr>
-              <w:t>2.</w:t>
-            </w:r>
-            <w:r>
-              <w:rPr>
-                <w:rFonts w:eastAsia="Calibri" w:cs=""/>
-                <w:b/>
-                <w:color w:val="FF0000"/>
-                <w:kern w:val="0"/>
-                <w:sz w:val="18"/>
-                <w:szCs w:val="22"/>
-                <w:lang w:val="es-ES" w:eastAsia="en-US" w:bidi="ar-SA"/>
-              </w:rPr>
-              <w:t>1</w:t>
-            </w:r>
-            <w:r>
-              <w:rPr>
-                <w:rFonts w:eastAsia="Calibri" w:cs=""/>
-                <w:b/>
-                <w:color w:val="FF0000"/>
-                <w:kern w:val="0"/>
-                <w:sz w:val="18"/>
-                <w:szCs w:val="22"/>
-                <w:lang w:val="es-ES" w:eastAsia="en-US" w:bidi="ar-SA"/>
-              </w:rPr>
-              <w:t>6</w:t>
-            </w:r>
-            <w:r>
-              <w:rPr>
-                <w:rFonts w:eastAsia="Calibri" w:cs=""/>
-                <w:b/>
-                <w:color w:val="FF0000"/>
-                <w:kern w:val="0"/>
-                <w:sz w:val="18"/>
-                <w:szCs w:val="22"/>
-                <w:lang w:val="es-ES" w:eastAsia="en-US" w:bidi="ar-SA"/>
-              </w:rPr>
-              <w:t>8.</w:t>
-            </w:r>
-            <w:r>
-              <w:rPr>
-                <w:rFonts w:eastAsia="Calibri" w:cs=""/>
-                <w:b/>
-                <w:color w:val="FF0000"/>
-                <w:kern w:val="0"/>
-                <w:sz w:val="18"/>
-                <w:szCs w:val="22"/>
-                <w:lang w:val="es-ES" w:eastAsia="en-US" w:bidi="ar-SA"/>
-              </w:rPr>
-              <w:t>5</w:t>
-            </w:r>
-            <w:r>
-              <w:rPr>
-                <w:rFonts w:eastAsia="Calibri" w:cs=""/>
-                <w:b/>
-                <w:color w:val="FF0000"/>
-                <w:kern w:val="0"/>
-                <w:sz w:val="18"/>
-                <w:szCs w:val="22"/>
-                <w:lang w:val="es-ES" w:eastAsia="en-US" w:bidi="ar-SA"/>
-              </w:rPr>
-              <w:t>2.</w:t>
-            </w:r>
-            <w:r>
-              <w:rPr>
-                <w:rFonts w:eastAsia="Calibri" w:cs=""/>
-                <w:b/>
-                <w:color w:val="FF0000"/>
-                <w:kern w:val="0"/>
-                <w:sz w:val="18"/>
-                <w:szCs w:val="22"/>
-                <w:lang w:val="es-ES" w:eastAsia="en-US" w:bidi="ar-SA"/>
-              </w:rPr>
-              <w:t>1</w:t>
-            </w:r>
-            <w:r>
-              <w:rPr>
-                <w:rFonts w:eastAsia="Calibri" w:cs=""/>
-                <w:b/>
-                <w:color w:val="FF0000"/>
-                <w:kern w:val="0"/>
-                <w:sz w:val="18"/>
-                <w:szCs w:val="22"/>
-                <w:lang w:val="es-ES" w:eastAsia="en-US" w:bidi="ar-SA"/>
-              </w:rPr>
-              <w:t>0</w:t>
-            </w:r>
-            <w:r>
-              <w:rPr>
-                <w:rFonts w:eastAsia="Calibri" w:cs=""/>
-                <w:b/>
-                <w:color w:val="FF0000"/>
-                <w:kern w:val="0"/>
-                <w:sz w:val="18"/>
-                <w:szCs w:val="22"/>
-                <w:lang w:val="es-ES" w:eastAsia="en-US" w:bidi="ar-SA"/>
-              </w:rPr>
-              <w:t xml:space="preserve">0 </w:t>
-            </w:r>
-            <w:r>
-              <w:rPr>
-                <w:rFonts w:eastAsia="Calibri" w:cs=""/>
-                <w:b/>
-                <w:color w:val="FF0000"/>
-                <w:kern w:val="0"/>
-                <w:sz w:val="18"/>
-                <w:szCs w:val="22"/>
-                <w:lang w:val="es-ES" w:eastAsia="en-US" w:bidi="ar-SA"/>
-              </w:rPr>
-              <w:t>0.</w:t>
-            </w:r>
-            <w:r>
-              <w:rPr>
-                <w:rFonts w:eastAsia="Calibri" w:cs=""/>
-                <w:b/>
-                <w:color w:val="FF0000"/>
-                <w:kern w:val="0"/>
-                <w:sz w:val="18"/>
-                <w:szCs w:val="22"/>
-                <w:lang w:val="es-ES" w:eastAsia="en-US" w:bidi="ar-SA"/>
-              </w:rPr>
-              <w:t>0.</w:t>
-            </w:r>
-            <w:r>
-              <w:rPr>
-                <w:rFonts w:eastAsia="Calibri" w:cs=""/>
-                <w:b/>
-                <w:color w:val="FF0000"/>
-                <w:kern w:val="0"/>
-                <w:sz w:val="18"/>
-                <w:szCs w:val="22"/>
-                <w:lang w:val="es-ES" w:eastAsia="en-US" w:bidi="ar-SA"/>
-              </w:rPr>
-              <w:t>0.</w:t>
-            </w:r>
-            <w:r>
-              <w:rPr>
-                <w:rFonts w:eastAsia="Calibri" w:cs=""/>
-                <w:b/>
-                <w:color w:val="FF0000"/>
-                <w:kern w:val="0"/>
-                <w:sz w:val="18"/>
-                <w:szCs w:val="22"/>
-                <w:lang w:val="es-ES" w:eastAsia="en-US" w:bidi="ar-SA"/>
-              </w:rPr>
-              <w:t xml:space="preserve">0 </w:t>
-            </w:r>
-            <w:r>
-              <w:rPr>
-                <w:rFonts w:eastAsia="Calibri" w:cs=""/>
-                <w:b/>
-                <w:color w:val="FF0000"/>
-                <w:kern w:val="0"/>
-                <w:sz w:val="18"/>
-                <w:szCs w:val="22"/>
-                <w:lang w:val="es-ES" w:eastAsia="en-US" w:bidi="ar-SA"/>
-              </w:rPr>
-              <w:t>1</w:t>
-            </w:r>
-            <w:r>
-              <w:rPr>
-                <w:rFonts w:eastAsia="Calibri" w:cs=""/>
-                <w:b/>
-                <w:color w:val="FF0000"/>
-                <w:kern w:val="0"/>
-                <w:sz w:val="18"/>
-                <w:szCs w:val="22"/>
-                <w:lang w:val="es-ES" w:eastAsia="en-US" w:bidi="ar-SA"/>
-              </w:rPr>
-              <w:t>9</w:t>
-            </w:r>
-            <w:r>
-              <w:rPr>
-                <w:rFonts w:eastAsia="Calibri" w:cs=""/>
-                <w:b/>
-                <w:color w:val="FF0000"/>
-                <w:kern w:val="0"/>
-                <w:sz w:val="18"/>
-                <w:szCs w:val="22"/>
-                <w:lang w:val="es-ES" w:eastAsia="en-US" w:bidi="ar-SA"/>
-              </w:rPr>
-              <w:t>2.</w:t>
-            </w:r>
-            <w:r>
-              <w:rPr>
-                <w:rFonts w:eastAsia="Calibri" w:cs=""/>
-                <w:b/>
-                <w:color w:val="FF0000"/>
-                <w:kern w:val="0"/>
-                <w:sz w:val="18"/>
-                <w:szCs w:val="22"/>
-                <w:lang w:val="es-ES" w:eastAsia="en-US" w:bidi="ar-SA"/>
-              </w:rPr>
-              <w:t>1</w:t>
-            </w:r>
-            <w:r>
-              <w:rPr>
-                <w:rFonts w:eastAsia="Calibri" w:cs=""/>
-                <w:b/>
-                <w:color w:val="FF0000"/>
-                <w:kern w:val="0"/>
-                <w:sz w:val="18"/>
-                <w:szCs w:val="22"/>
-                <w:lang w:val="es-ES" w:eastAsia="en-US" w:bidi="ar-SA"/>
-              </w:rPr>
-              <w:t>6</w:t>
-            </w:r>
-            <w:r>
-              <w:rPr>
-                <w:rFonts w:eastAsia="Calibri" w:cs=""/>
-                <w:b/>
-                <w:color w:val="FF0000"/>
-                <w:kern w:val="0"/>
-                <w:sz w:val="18"/>
-                <w:szCs w:val="22"/>
-                <w:lang w:val="es-ES" w:eastAsia="en-US" w:bidi="ar-SA"/>
-              </w:rPr>
-              <w:t>8.</w:t>
-            </w:r>
-            <w:r>
-              <w:rPr>
-                <w:rFonts w:eastAsia="Calibri" w:cs=""/>
-                <w:b/>
-                <w:color w:val="FF0000"/>
-                <w:kern w:val="0"/>
-                <w:sz w:val="18"/>
-                <w:szCs w:val="22"/>
-                <w:lang w:val="es-ES" w:eastAsia="en-US" w:bidi="ar-SA"/>
-              </w:rPr>
-              <w:t>5</w:t>
-            </w:r>
-            <w:r>
-              <w:rPr>
-                <w:rFonts w:eastAsia="Calibri" w:cs=""/>
-                <w:b/>
-                <w:color w:val="FF0000"/>
-                <w:kern w:val="0"/>
-                <w:sz w:val="18"/>
-                <w:szCs w:val="22"/>
-                <w:lang w:val="es-ES" w:eastAsia="en-US" w:bidi="ar-SA"/>
-              </w:rPr>
-              <w:t>3.</w:t>
-            </w:r>
-            <w:r>
-              <w:rPr>
-                <w:rFonts w:eastAsia="Calibri" w:cs=""/>
-                <w:b/>
-                <w:color w:val="FF0000"/>
-                <w:kern w:val="0"/>
-                <w:sz w:val="18"/>
-                <w:szCs w:val="22"/>
-                <w:lang w:val="es-ES" w:eastAsia="en-US" w:bidi="ar-SA"/>
-              </w:rPr>
-              <w:t>1</w:t>
-            </w:r>
-            <w:r>
-              <w:rPr>
-                <w:rFonts w:eastAsia="Calibri" w:cs=""/>
-                <w:b/>
-                <w:color w:val="FF0000"/>
-                <w:kern w:val="0"/>
-                <w:sz w:val="18"/>
-                <w:szCs w:val="22"/>
-                <w:lang w:val="es-ES" w:eastAsia="en-US" w:bidi="ar-SA"/>
-              </w:rPr>
-              <w:t xml:space="preserve">0 </w:t>
-            </w:r>
-            <w:r>
-              <w:rPr>
-                <w:rFonts w:eastAsia="Calibri" w:cs=""/>
-                <w:b/>
-                <w:color w:val="FF0000"/>
-                <w:kern w:val="0"/>
-                <w:sz w:val="18"/>
-                <w:szCs w:val="22"/>
-                <w:lang w:val="es-ES" w:eastAsia="en-US" w:bidi="ar-SA"/>
-              </w:rPr>
-              <w:t>0.</w:t>
-            </w:r>
-            <w:r>
-              <w:rPr>
-                <w:rFonts w:eastAsia="Calibri" w:cs=""/>
-                <w:b/>
-                <w:color w:val="FF0000"/>
-                <w:kern w:val="0"/>
-                <w:sz w:val="18"/>
-                <w:szCs w:val="22"/>
-                <w:lang w:val="es-ES" w:eastAsia="en-US" w:bidi="ar-SA"/>
-              </w:rPr>
-              <w:t>0.</w:t>
-            </w:r>
-            <w:r>
-              <w:rPr>
-                <w:rFonts w:eastAsia="Calibri" w:cs=""/>
-                <w:b/>
-                <w:color w:val="FF0000"/>
-                <w:kern w:val="0"/>
-                <w:sz w:val="18"/>
-                <w:szCs w:val="22"/>
-                <w:lang w:val="es-ES" w:eastAsia="en-US" w:bidi="ar-SA"/>
-              </w:rPr>
-              <w:t>0.</w:t>
-            </w:r>
-            <w:r>
-              <w:rPr>
-                <w:rFonts w:eastAsia="Calibri" w:cs=""/>
-                <w:b/>
-                <w:color w:val="FF0000"/>
-                <w:kern w:val="0"/>
-                <w:sz w:val="18"/>
-                <w:szCs w:val="22"/>
-                <w:lang w:val="es-ES" w:eastAsia="en-US" w:bidi="ar-SA"/>
-              </w:rPr>
-              <w:t>0</w:t>
+              <w:t>: 110, fa1/0, FW2, deny icmp 192.168.52.100 0.0.0.0 192.168.53.10 0.0.0.0</w:t>
             </w:r>
           </w:p>
         </w:tc>
@@ -1793,31 +941,7 @@
                 <w:szCs w:val="22"/>
                 <w:lang w:val="es-ES" w:eastAsia="en-US" w:bidi="ar-SA"/>
               </w:rPr>
-              <w:t xml:space="preserve">: </w:t>
-            </w:r>
-            <w:r>
-              <w:rPr>
-                <w:rFonts w:eastAsia="Calibri" w:cs=""/>
-                <w:b/>
-                <w:color w:val="FF0000"/>
-                <w:kern w:val="0"/>
-                <w:sz w:val="18"/>
-                <w:szCs w:val="22"/>
-                <w:lang w:val="es-ES" w:eastAsia="en-US" w:bidi="ar-SA"/>
-              </w:rPr>
-              <w:t xml:space="preserve">110, fa1/0, FW2, deny icmp 192.168.52.100 0.0.0.0 </w:t>
-            </w:r>
-            <w:r>
-              <w:rPr>
-                <w:rFonts w:eastAsia="Calibri" w:cs=""/>
-                <w:b/>
-                <w:color w:val="FF0000"/>
-                <w:kern w:val="0"/>
-                <w:sz w:val="18"/>
-                <w:szCs w:val="22"/>
-                <w:lang w:val="es-ES" w:eastAsia="en-US" w:bidi="ar-SA"/>
-              </w:rPr>
-              <w:t>192.168.53.10 0.0.0.0</w:t>
+              <w:t>: 110, fa1/0, FW2, deny icmp 192.168.52.100 0.0.0.0 192.168.53.10 0.0.0.0</w:t>
             </w:r>
           </w:p>
         </w:tc>
@@ -1990,619 +1114,7 @@
                 <w:szCs w:val="22"/>
                 <w:lang w:val="es-ES" w:eastAsia="en-US" w:bidi="ar-SA"/>
               </w:rPr>
-              <w:t xml:space="preserve">: </w:t>
-            </w:r>
-            <w:r>
-              <w:rPr>
-                <w:rFonts w:eastAsia="Calibri" w:cs=""/>
-                <w:b/>
-                <w:color w:val="FF0000"/>
-                <w:kern w:val="0"/>
-                <w:sz w:val="18"/>
-                <w:szCs w:val="22"/>
-                <w:lang w:val="es-ES" w:eastAsia="en-US" w:bidi="ar-SA"/>
-              </w:rPr>
-              <w:t>1</w:t>
-            </w:r>
-            <w:r>
-              <w:rPr>
-                <w:rFonts w:eastAsia="Calibri" w:cs=""/>
-                <w:b/>
-                <w:color w:val="FF0000"/>
-                <w:kern w:val="0"/>
-                <w:sz w:val="18"/>
-                <w:szCs w:val="22"/>
-                <w:lang w:val="es-ES" w:eastAsia="en-US" w:bidi="ar-SA"/>
-              </w:rPr>
-              <w:t>0</w:t>
-            </w:r>
-            <w:r>
-              <w:rPr>
-                <w:rFonts w:eastAsia="Calibri" w:cs=""/>
-                <w:b/>
-                <w:color w:val="FF0000"/>
-                <w:kern w:val="0"/>
-                <w:sz w:val="18"/>
-                <w:szCs w:val="22"/>
-                <w:lang w:val="es-ES" w:eastAsia="en-US" w:bidi="ar-SA"/>
-              </w:rPr>
-              <w:t xml:space="preserve">0, </w:t>
-            </w:r>
-            <w:r>
-              <w:rPr>
-                <w:rFonts w:eastAsia="Calibri" w:cs=""/>
-                <w:b/>
-                <w:color w:val="FF0000"/>
-                <w:kern w:val="0"/>
-                <w:sz w:val="18"/>
-                <w:szCs w:val="22"/>
-                <w:lang w:val="es-ES" w:eastAsia="en-US" w:bidi="ar-SA"/>
-              </w:rPr>
-              <w:t>g</w:t>
-            </w:r>
-            <w:r>
-              <w:rPr>
-                <w:rFonts w:eastAsia="Calibri" w:cs=""/>
-                <w:b/>
-                <w:color w:val="FF0000"/>
-                <w:kern w:val="0"/>
-                <w:sz w:val="18"/>
-                <w:szCs w:val="22"/>
-                <w:lang w:val="es-ES" w:eastAsia="en-US" w:bidi="ar-SA"/>
-              </w:rPr>
-              <w:t>1/</w:t>
-            </w:r>
-            <w:r>
-              <w:rPr>
-                <w:rFonts w:eastAsia="Calibri" w:cs=""/>
-                <w:b/>
-                <w:color w:val="FF0000"/>
-                <w:kern w:val="0"/>
-                <w:sz w:val="18"/>
-                <w:szCs w:val="22"/>
-                <w:lang w:val="es-ES" w:eastAsia="en-US" w:bidi="ar-SA"/>
-              </w:rPr>
-              <w:t xml:space="preserve">0, </w:t>
-            </w:r>
-            <w:r>
-              <w:rPr>
-                <w:rFonts w:eastAsia="Calibri" w:cs=""/>
-                <w:b/>
-                <w:color w:val="FF0000"/>
-                <w:kern w:val="0"/>
-                <w:sz w:val="18"/>
-                <w:szCs w:val="22"/>
-                <w:lang w:val="es-ES" w:eastAsia="en-US" w:bidi="ar-SA"/>
-              </w:rPr>
-              <w:t>i</w:t>
-            </w:r>
-            <w:r>
-              <w:rPr>
-                <w:rFonts w:eastAsia="Calibri" w:cs=""/>
-                <w:b/>
-                <w:color w:val="FF0000"/>
-                <w:kern w:val="0"/>
-                <w:sz w:val="18"/>
-                <w:szCs w:val="22"/>
-                <w:lang w:val="es-ES" w:eastAsia="en-US" w:bidi="ar-SA"/>
-              </w:rPr>
-              <w:t>n</w:t>
-            </w:r>
-            <w:r>
-              <w:rPr>
-                <w:rFonts w:eastAsia="Calibri" w:cs=""/>
-                <w:b/>
-                <w:color w:val="FF0000"/>
-                <w:kern w:val="0"/>
-                <w:sz w:val="18"/>
-                <w:szCs w:val="22"/>
-                <w:lang w:val="es-ES" w:eastAsia="en-US" w:bidi="ar-SA"/>
-              </w:rPr>
-              <w:t>,</w:t>
-            </w:r>
-            <w:r>
-              <w:rPr>
-                <w:rFonts w:eastAsia="Calibri" w:cs=""/>
-                <w:b/>
-                <w:color w:val="FF0000"/>
-                <w:kern w:val="0"/>
-                <w:sz w:val="18"/>
-                <w:szCs w:val="22"/>
-                <w:lang w:val="es-ES" w:eastAsia="en-US" w:bidi="ar-SA"/>
-              </w:rPr>
-              <w:t xml:space="preserve"> </w:t>
-            </w:r>
-            <w:r>
-              <w:rPr>
-                <w:rFonts w:eastAsia="Calibri" w:cs=""/>
-                <w:b/>
-                <w:color w:val="FF0000"/>
-                <w:kern w:val="0"/>
-                <w:sz w:val="18"/>
-                <w:szCs w:val="22"/>
-                <w:lang w:val="es-ES" w:eastAsia="en-US" w:bidi="ar-SA"/>
-              </w:rPr>
-              <w:t>F</w:t>
-            </w:r>
-            <w:r>
-              <w:rPr>
-                <w:rFonts w:eastAsia="Calibri" w:cs=""/>
-                <w:b/>
-                <w:color w:val="FF0000"/>
-                <w:kern w:val="0"/>
-                <w:sz w:val="18"/>
-                <w:szCs w:val="22"/>
-                <w:lang w:val="es-ES" w:eastAsia="en-US" w:bidi="ar-SA"/>
-              </w:rPr>
-              <w:t>W</w:t>
-            </w:r>
-            <w:r>
-              <w:rPr>
-                <w:rFonts w:eastAsia="Calibri" w:cs=""/>
-                <w:b/>
-                <w:color w:val="FF0000"/>
-                <w:kern w:val="0"/>
-                <w:sz w:val="18"/>
-                <w:szCs w:val="22"/>
-                <w:lang w:val="es-ES" w:eastAsia="en-US" w:bidi="ar-SA"/>
-              </w:rPr>
-              <w:t xml:space="preserve">2, </w:t>
-            </w:r>
-            <w:r>
-              <w:rPr>
-                <w:rFonts w:eastAsia="Calibri" w:cs=""/>
-                <w:b/>
-                <w:color w:val="FF0000"/>
-                <w:kern w:val="0"/>
-                <w:sz w:val="18"/>
-                <w:szCs w:val="22"/>
-                <w:lang w:val="es-ES" w:eastAsia="en-US" w:bidi="ar-SA"/>
-              </w:rPr>
-              <w:t>d</w:t>
-            </w:r>
-            <w:r>
-              <w:rPr>
-                <w:rFonts w:eastAsia="Calibri" w:cs=""/>
-                <w:b/>
-                <w:color w:val="FF0000"/>
-                <w:kern w:val="0"/>
-                <w:sz w:val="18"/>
-                <w:szCs w:val="22"/>
-                <w:lang w:val="es-ES" w:eastAsia="en-US" w:bidi="ar-SA"/>
-              </w:rPr>
-              <w:t>e</w:t>
-            </w:r>
-            <w:r>
-              <w:rPr>
-                <w:rFonts w:eastAsia="Calibri" w:cs=""/>
-                <w:b/>
-                <w:color w:val="FF0000"/>
-                <w:kern w:val="0"/>
-                <w:sz w:val="18"/>
-                <w:szCs w:val="22"/>
-                <w:lang w:val="es-ES" w:eastAsia="en-US" w:bidi="ar-SA"/>
-              </w:rPr>
-              <w:t>n</w:t>
-            </w:r>
-            <w:r>
-              <w:rPr>
-                <w:rFonts w:eastAsia="Calibri" w:cs=""/>
-                <w:b/>
-                <w:color w:val="FF0000"/>
-                <w:kern w:val="0"/>
-                <w:sz w:val="18"/>
-                <w:szCs w:val="22"/>
-                <w:lang w:val="es-ES" w:eastAsia="en-US" w:bidi="ar-SA"/>
-              </w:rPr>
-              <w:t xml:space="preserve">y </w:t>
-            </w:r>
-            <w:r>
-              <w:rPr>
-                <w:rFonts w:eastAsia="Calibri" w:cs=""/>
-                <w:b/>
-                <w:color w:val="FF0000"/>
-                <w:kern w:val="0"/>
-                <w:sz w:val="18"/>
-                <w:szCs w:val="22"/>
-                <w:lang w:val="es-ES" w:eastAsia="en-US" w:bidi="ar-SA"/>
-              </w:rPr>
-              <w:t>i</w:t>
-            </w:r>
-            <w:r>
-              <w:rPr>
-                <w:rFonts w:eastAsia="Calibri" w:cs=""/>
-                <w:b/>
-                <w:color w:val="FF0000"/>
-                <w:kern w:val="0"/>
-                <w:sz w:val="18"/>
-                <w:szCs w:val="22"/>
-                <w:lang w:val="es-ES" w:eastAsia="en-US" w:bidi="ar-SA"/>
-              </w:rPr>
-              <w:t>c</w:t>
-            </w:r>
-            <w:r>
-              <w:rPr>
-                <w:rFonts w:eastAsia="Calibri" w:cs=""/>
-                <w:b/>
-                <w:color w:val="FF0000"/>
-                <w:kern w:val="0"/>
-                <w:sz w:val="18"/>
-                <w:szCs w:val="22"/>
-                <w:lang w:val="es-ES" w:eastAsia="en-US" w:bidi="ar-SA"/>
-              </w:rPr>
-              <w:t>m</w:t>
-            </w:r>
-            <w:r>
-              <w:rPr>
-                <w:rFonts w:eastAsia="Calibri" w:cs=""/>
-                <w:b/>
-                <w:color w:val="FF0000"/>
-                <w:kern w:val="0"/>
-                <w:sz w:val="18"/>
-                <w:szCs w:val="22"/>
-                <w:lang w:val="es-ES" w:eastAsia="en-US" w:bidi="ar-SA"/>
-              </w:rPr>
-              <w:t>p</w:t>
-            </w:r>
-            <w:r>
-              <w:rPr>
-                <w:rFonts w:eastAsia="Calibri" w:cs=""/>
-                <w:b/>
-                <w:color w:val="FF0000"/>
-                <w:kern w:val="0"/>
-                <w:sz w:val="18"/>
-                <w:szCs w:val="22"/>
-                <w:lang w:val="es-ES" w:eastAsia="en-US" w:bidi="ar-SA"/>
-              </w:rPr>
-              <w:t xml:space="preserve"> </w:t>
-            </w:r>
-            <w:r>
-              <w:rPr>
-                <w:rFonts w:eastAsia="Calibri" w:cs=""/>
-                <w:b/>
-                <w:color w:val="FF0000"/>
-                <w:kern w:val="0"/>
-                <w:sz w:val="18"/>
-                <w:szCs w:val="22"/>
-                <w:lang w:val="es-ES" w:eastAsia="en-US" w:bidi="ar-SA"/>
-              </w:rPr>
-              <w:t>2</w:t>
-            </w:r>
-            <w:r>
-              <w:rPr>
-                <w:rFonts w:eastAsia="Calibri" w:cs=""/>
-                <w:b/>
-                <w:color w:val="FF0000"/>
-                <w:kern w:val="0"/>
-                <w:sz w:val="18"/>
-                <w:szCs w:val="22"/>
-                <w:lang w:val="es-ES" w:eastAsia="en-US" w:bidi="ar-SA"/>
-              </w:rPr>
-              <w:t>0</w:t>
-            </w:r>
-            <w:r>
-              <w:rPr>
-                <w:rFonts w:eastAsia="Calibri" w:cs=""/>
-                <w:b/>
-                <w:color w:val="FF0000"/>
-                <w:kern w:val="0"/>
-                <w:sz w:val="18"/>
-                <w:szCs w:val="22"/>
-                <w:lang w:val="es-ES" w:eastAsia="en-US" w:bidi="ar-SA"/>
-              </w:rPr>
-              <w:t>0.</w:t>
-            </w:r>
-            <w:r>
-              <w:rPr>
-                <w:rFonts w:eastAsia="Calibri" w:cs=""/>
-                <w:b/>
-                <w:color w:val="FF0000"/>
-                <w:kern w:val="0"/>
-                <w:sz w:val="18"/>
-                <w:szCs w:val="22"/>
-                <w:lang w:val="es-ES" w:eastAsia="en-US" w:bidi="ar-SA"/>
-              </w:rPr>
-              <w:t>2</w:t>
-            </w:r>
-            <w:r>
-              <w:rPr>
-                <w:rFonts w:eastAsia="Calibri" w:cs=""/>
-                <w:b/>
-                <w:color w:val="FF0000"/>
-                <w:kern w:val="0"/>
-                <w:sz w:val="18"/>
-                <w:szCs w:val="22"/>
-                <w:lang w:val="es-ES" w:eastAsia="en-US" w:bidi="ar-SA"/>
-              </w:rPr>
-              <w:t>0</w:t>
-            </w:r>
-            <w:r>
-              <w:rPr>
-                <w:rFonts w:eastAsia="Calibri" w:cs=""/>
-                <w:b/>
-                <w:color w:val="FF0000"/>
-                <w:kern w:val="0"/>
-                <w:sz w:val="18"/>
-                <w:szCs w:val="22"/>
-                <w:lang w:val="es-ES" w:eastAsia="en-US" w:bidi="ar-SA"/>
-              </w:rPr>
-              <w:t>0.</w:t>
-            </w:r>
-            <w:r>
-              <w:rPr>
-                <w:rFonts w:eastAsia="Calibri" w:cs=""/>
-                <w:b/>
-                <w:color w:val="FF0000"/>
-                <w:kern w:val="0"/>
-                <w:sz w:val="18"/>
-                <w:szCs w:val="22"/>
-                <w:lang w:val="es-ES" w:eastAsia="en-US" w:bidi="ar-SA"/>
-              </w:rPr>
-              <w:t>2</w:t>
-            </w:r>
-            <w:r>
-              <w:rPr>
-                <w:rFonts w:eastAsia="Calibri" w:cs=""/>
-                <w:b/>
-                <w:color w:val="FF0000"/>
-                <w:kern w:val="0"/>
-                <w:sz w:val="18"/>
-                <w:szCs w:val="22"/>
-                <w:lang w:val="es-ES" w:eastAsia="en-US" w:bidi="ar-SA"/>
-              </w:rPr>
-              <w:t>0</w:t>
-            </w:r>
-            <w:r>
-              <w:rPr>
-                <w:rFonts w:eastAsia="Calibri" w:cs=""/>
-                <w:b/>
-                <w:color w:val="FF0000"/>
-                <w:kern w:val="0"/>
-                <w:sz w:val="18"/>
-                <w:szCs w:val="22"/>
-                <w:lang w:val="es-ES" w:eastAsia="en-US" w:bidi="ar-SA"/>
-              </w:rPr>
-              <w:t>0.</w:t>
-            </w:r>
-            <w:r>
-              <w:rPr>
-                <w:rFonts w:eastAsia="Calibri" w:cs=""/>
-                <w:b/>
-                <w:color w:val="FF0000"/>
-                <w:kern w:val="0"/>
-                <w:sz w:val="18"/>
-                <w:szCs w:val="22"/>
-                <w:lang w:val="es-ES" w:eastAsia="en-US" w:bidi="ar-SA"/>
-              </w:rPr>
-              <w:t xml:space="preserve">0 </w:t>
-            </w:r>
-            <w:r>
-              <w:rPr>
-                <w:rFonts w:eastAsia="Calibri" w:cs=""/>
-                <w:b/>
-                <w:color w:val="FF0000"/>
-                <w:kern w:val="0"/>
-                <w:sz w:val="18"/>
-                <w:szCs w:val="22"/>
-                <w:lang w:val="es-ES" w:eastAsia="en-US" w:bidi="ar-SA"/>
-              </w:rPr>
-              <w:t>0.</w:t>
-            </w:r>
-            <w:r>
-              <w:rPr>
-                <w:rFonts w:eastAsia="Calibri" w:cs=""/>
-                <w:b/>
-                <w:color w:val="FF0000"/>
-                <w:kern w:val="0"/>
-                <w:sz w:val="18"/>
-                <w:szCs w:val="22"/>
-                <w:lang w:val="es-ES" w:eastAsia="en-US" w:bidi="ar-SA"/>
-              </w:rPr>
-              <w:t>0.</w:t>
-            </w:r>
-            <w:r>
-              <w:rPr>
-                <w:rFonts w:eastAsia="Calibri" w:cs=""/>
-                <w:b/>
-                <w:color w:val="FF0000"/>
-                <w:kern w:val="0"/>
-                <w:sz w:val="18"/>
-                <w:szCs w:val="22"/>
-                <w:lang w:val="es-ES" w:eastAsia="en-US" w:bidi="ar-SA"/>
-              </w:rPr>
-              <w:t>0.</w:t>
-            </w:r>
-            <w:r>
-              <w:rPr>
-                <w:rFonts w:eastAsia="Calibri" w:cs=""/>
-                <w:b/>
-                <w:color w:val="FF0000"/>
-                <w:kern w:val="0"/>
-                <w:sz w:val="18"/>
-                <w:szCs w:val="22"/>
-                <w:lang w:val="es-ES" w:eastAsia="en-US" w:bidi="ar-SA"/>
-              </w:rPr>
-              <w:t>2</w:t>
-            </w:r>
-            <w:r>
-              <w:rPr>
-                <w:rFonts w:eastAsia="Calibri" w:cs=""/>
-                <w:b/>
-                <w:color w:val="FF0000"/>
-                <w:kern w:val="0"/>
-                <w:sz w:val="18"/>
-                <w:szCs w:val="22"/>
-                <w:lang w:val="es-ES" w:eastAsia="en-US" w:bidi="ar-SA"/>
-              </w:rPr>
-              <w:t>5</w:t>
-            </w:r>
-            <w:r>
-              <w:rPr>
-                <w:rFonts w:eastAsia="Calibri" w:cs=""/>
-                <w:b/>
-                <w:color w:val="FF0000"/>
-                <w:kern w:val="0"/>
-                <w:sz w:val="18"/>
-                <w:szCs w:val="22"/>
-                <w:lang w:val="es-ES" w:eastAsia="en-US" w:bidi="ar-SA"/>
-              </w:rPr>
-              <w:t xml:space="preserve">5 </w:t>
-            </w:r>
-            <w:r>
-              <w:rPr>
-                <w:rFonts w:eastAsia="Calibri" w:cs=""/>
-                <w:b/>
-                <w:color w:val="FF0000"/>
-                <w:kern w:val="0"/>
-                <w:sz w:val="18"/>
-                <w:szCs w:val="22"/>
-                <w:lang w:val="es-ES" w:eastAsia="en-US" w:bidi="ar-SA"/>
-              </w:rPr>
-              <w:t>1</w:t>
-            </w:r>
-            <w:r>
-              <w:rPr>
-                <w:rFonts w:eastAsia="Calibri" w:cs=""/>
-                <w:b/>
-                <w:color w:val="FF0000"/>
-                <w:kern w:val="0"/>
-                <w:sz w:val="18"/>
-                <w:szCs w:val="22"/>
-                <w:lang w:val="es-ES" w:eastAsia="en-US" w:bidi="ar-SA"/>
-              </w:rPr>
-              <w:t>9</w:t>
-            </w:r>
-            <w:r>
-              <w:rPr>
-                <w:rFonts w:eastAsia="Calibri" w:cs=""/>
-                <w:b/>
-                <w:color w:val="FF0000"/>
-                <w:kern w:val="0"/>
-                <w:sz w:val="18"/>
-                <w:szCs w:val="22"/>
-                <w:lang w:val="es-ES" w:eastAsia="en-US" w:bidi="ar-SA"/>
-              </w:rPr>
-              <w:t>2.</w:t>
-            </w:r>
-            <w:r>
-              <w:rPr>
-                <w:rFonts w:eastAsia="Calibri" w:cs=""/>
-                <w:b/>
-                <w:color w:val="FF0000"/>
-                <w:kern w:val="0"/>
-                <w:sz w:val="18"/>
-                <w:szCs w:val="22"/>
-                <w:lang w:val="es-ES" w:eastAsia="en-US" w:bidi="ar-SA"/>
-              </w:rPr>
-              <w:t>1</w:t>
-            </w:r>
-            <w:r>
-              <w:rPr>
-                <w:rFonts w:eastAsia="Calibri" w:cs=""/>
-                <w:b/>
-                <w:color w:val="FF0000"/>
-                <w:kern w:val="0"/>
-                <w:sz w:val="18"/>
-                <w:szCs w:val="22"/>
-                <w:lang w:val="es-ES" w:eastAsia="en-US" w:bidi="ar-SA"/>
-              </w:rPr>
-              <w:t>6</w:t>
-            </w:r>
-            <w:r>
-              <w:rPr>
-                <w:rFonts w:eastAsia="Calibri" w:cs=""/>
-                <w:b/>
-                <w:color w:val="FF0000"/>
-                <w:kern w:val="0"/>
-                <w:sz w:val="18"/>
-                <w:szCs w:val="22"/>
-                <w:lang w:val="es-ES" w:eastAsia="en-US" w:bidi="ar-SA"/>
-              </w:rPr>
-              <w:t>8.</w:t>
-            </w:r>
-            <w:r>
-              <w:rPr>
-                <w:rFonts w:eastAsia="Calibri" w:cs=""/>
-                <w:b/>
-                <w:color w:val="FF0000"/>
-                <w:kern w:val="0"/>
-                <w:sz w:val="18"/>
-                <w:szCs w:val="22"/>
-                <w:lang w:val="es-ES" w:eastAsia="en-US" w:bidi="ar-SA"/>
-              </w:rPr>
-              <w:t>5</w:t>
-            </w:r>
-            <w:r>
-              <w:rPr>
-                <w:rFonts w:eastAsia="Calibri" w:cs=""/>
-                <w:b/>
-                <w:color w:val="FF0000"/>
-                <w:kern w:val="0"/>
-                <w:sz w:val="18"/>
-                <w:szCs w:val="22"/>
-                <w:lang w:val="es-ES" w:eastAsia="en-US" w:bidi="ar-SA"/>
-              </w:rPr>
-              <w:t>2.</w:t>
-            </w:r>
-            <w:r>
-              <w:rPr>
-                <w:rFonts w:eastAsia="Calibri" w:cs=""/>
-                <w:b/>
-                <w:color w:val="FF0000"/>
-                <w:kern w:val="0"/>
-                <w:sz w:val="18"/>
-                <w:szCs w:val="22"/>
-                <w:lang w:val="es-ES" w:eastAsia="en-US" w:bidi="ar-SA"/>
-              </w:rPr>
-              <w:t xml:space="preserve">2 </w:t>
-            </w:r>
-            <w:r>
-              <w:rPr>
-                <w:rFonts w:eastAsia="Calibri" w:cs=""/>
-                <w:b/>
-                <w:color w:val="FF0000"/>
-                <w:kern w:val="0"/>
-                <w:sz w:val="18"/>
-                <w:szCs w:val="22"/>
-                <w:lang w:val="es-ES" w:eastAsia="en-US" w:bidi="ar-SA"/>
-              </w:rPr>
-              <w:t>0.</w:t>
-            </w:r>
-            <w:r>
-              <w:rPr>
-                <w:rFonts w:eastAsia="Calibri" w:cs=""/>
-                <w:b/>
-                <w:color w:val="FF0000"/>
-                <w:kern w:val="0"/>
-                <w:sz w:val="18"/>
-                <w:szCs w:val="22"/>
-                <w:lang w:val="es-ES" w:eastAsia="en-US" w:bidi="ar-SA"/>
-              </w:rPr>
-              <w:t>0.</w:t>
-            </w:r>
-            <w:r>
-              <w:rPr>
-                <w:rFonts w:eastAsia="Calibri" w:cs=""/>
-                <w:b/>
-                <w:color w:val="FF0000"/>
-                <w:kern w:val="0"/>
-                <w:sz w:val="18"/>
-                <w:szCs w:val="22"/>
-                <w:lang w:val="es-ES" w:eastAsia="en-US" w:bidi="ar-SA"/>
-              </w:rPr>
-              <w:t>0.</w:t>
-            </w:r>
-            <w:r>
-              <w:rPr>
-                <w:rFonts w:eastAsia="Calibri" w:cs=""/>
-                <w:b/>
-                <w:color w:val="FF0000"/>
-                <w:kern w:val="0"/>
-                <w:sz w:val="18"/>
-                <w:szCs w:val="22"/>
-                <w:lang w:val="es-ES" w:eastAsia="en-US" w:bidi="ar-SA"/>
-              </w:rPr>
-              <w:t>0</w:t>
+              <w:t>: 100, g1/0, in, FW2, deny icmp 200.200.200.0 0.0.0.255 192.168.52.2 0.0.0.0</w:t>
             </w:r>
           </w:p>
         </w:tc>
@@ -2773,19 +1285,7 @@
                 <w:szCs w:val="22"/>
                 <w:lang w:val="es-ES" w:eastAsia="en-US" w:bidi="ar-SA"/>
               </w:rPr>
-              <w:t xml:space="preserve">: </w:t>
-            </w:r>
-            <w:r>
-              <w:rPr>
-                <w:rFonts w:eastAsia="Calibri" w:cs=""/>
-                <w:b/>
-                <w:color w:val="FF0000"/>
-                <w:kern w:val="0"/>
-                <w:sz w:val="18"/>
-                <w:szCs w:val="22"/>
-                <w:lang w:val="es-ES" w:eastAsia="en-US" w:bidi="ar-SA"/>
-              </w:rPr>
-              <w:t>100, fa9/0, in, FW2, deny icmp 192.168.52.2 0.0.0.0 200.200.200.0 0.0.0.255</w:t>
+              <w:t>: 100, fa9/0, in, FW2, deny icmp 192.168.52.2 0.0.0.0 200.200.200.0 0.0.0.255</w:t>
             </w:r>
           </w:p>
         </w:tc>
@@ -2967,67 +1467,7 @@
                 <w:szCs w:val="22"/>
                 <w:lang w:val="es-ES" w:eastAsia="en-US" w:bidi="ar-SA"/>
               </w:rPr>
-              <w:t xml:space="preserve">: </w:t>
-            </w:r>
-            <w:r>
-              <w:rPr>
-                <w:rFonts w:eastAsia="Calibri" w:cs=""/>
-                <w:b/>
-                <w:color w:val="FF0000"/>
-                <w:kern w:val="0"/>
-                <w:sz w:val="18"/>
-                <w:szCs w:val="22"/>
-                <w:lang w:val="es-ES" w:eastAsia="en-US" w:bidi="ar-SA"/>
-              </w:rPr>
-              <w:t xml:space="preserve">100, g1/0, in, FW2, deny icmp 200.200.200.0 0.0.0.255 192.168.52.2 0.0.0.0 </w:t>
-            </w:r>
-            <w:r>
-              <w:rPr>
-                <w:rFonts w:eastAsia="Calibri" w:cs=""/>
-                <w:b/>
-                <w:color w:val="FF0000"/>
-                <w:kern w:val="0"/>
-                <w:sz w:val="18"/>
-                <w:szCs w:val="22"/>
-                <w:lang w:val="es-ES" w:eastAsia="en-US" w:bidi="ar-SA"/>
-              </w:rPr>
-              <w:t>E</w:t>
-            </w:r>
-            <w:r>
-              <w:rPr>
-                <w:rFonts w:eastAsia="Calibri" w:cs=""/>
-                <w:b/>
-                <w:color w:val="FF0000"/>
-                <w:kern w:val="0"/>
-                <w:sz w:val="18"/>
-                <w:szCs w:val="22"/>
-                <w:lang w:val="es-ES" w:eastAsia="en-US" w:bidi="ar-SA"/>
-              </w:rPr>
-              <w:t xml:space="preserve">Q </w:t>
-            </w:r>
-            <w:r>
-              <w:rPr>
-                <w:rFonts w:eastAsia="Calibri" w:cs=""/>
-                <w:b/>
-                <w:color w:val="FF0000"/>
-                <w:kern w:val="0"/>
-                <w:sz w:val="18"/>
-                <w:szCs w:val="22"/>
-                <w:lang w:val="es-ES" w:eastAsia="en-US" w:bidi="ar-SA"/>
-              </w:rPr>
-              <w:t>8</w:t>
-            </w:r>
-            <w:r>
-              <w:rPr>
-                <w:rFonts w:eastAsia="Calibri" w:cs=""/>
-                <w:b/>
-                <w:color w:val="FF0000"/>
-                <w:kern w:val="0"/>
-                <w:sz w:val="18"/>
-                <w:szCs w:val="22"/>
-                <w:lang w:val="es-ES" w:eastAsia="en-US" w:bidi="ar-SA"/>
-              </w:rPr>
-              <w:t>0</w:t>
+              <w:t>: 100, g1/0, in, FW2, deny icmp 200.200.200.0 0.0.0.255 192.168.52.2 0.0.0.0 EQ 80</w:t>
             </w:r>
           </w:p>
         </w:tc>
@@ -3239,21 +1679,7 @@
                 <w:szCs w:val="22"/>
                 <w:lang w:val="es-ES" w:eastAsia="en-US" w:bidi="ar-SA"/>
               </w:rPr>
-              <w:t>192.168.52.100 → Switch3 → FW2 → Switch5 → FW1 → 200.200.200.</w:t>
-            </w:r>
-            <w:r>
-              <w:rPr>
-                <w:rFonts w:eastAsia="Calibri" w:cs=""/>
-                <w:b/>
-                <w:strike w:val="false"/>
-                <w:dstrike w:val="false"/>
-                <w:color w:val="FF0000"/>
-                <w:kern w:val="0"/>
-                <w:sz w:val="18"/>
-                <w:szCs w:val="22"/>
-                <w:lang w:val="es-ES" w:eastAsia="en-US" w:bidi="ar-SA"/>
-              </w:rPr>
-              <w:t>0</w:t>
+              <w:t>192.168.52.100 → Switch3 → FW2 → Switch5 → FW1 → 200.200.200.0</w:t>
             </w:r>
           </w:p>
         </w:tc>
@@ -3706,31 +2132,7 @@
                 <w:szCs w:val="22"/>
                 <w:lang w:val="es-ES" w:eastAsia="en-US" w:bidi="ar-SA"/>
               </w:rPr>
-              <w:t xml:space="preserve">: </w:t>
-            </w:r>
-            <w:r>
-              <w:rPr>
-                <w:rFonts w:eastAsia="Calibri" w:cs=""/>
-                <w:b/>
-                <w:color w:val="FF0000"/>
-                <w:kern w:val="0"/>
-                <w:sz w:val="18"/>
-                <w:szCs w:val="22"/>
-                <w:lang w:val="es-ES" w:eastAsia="en-US" w:bidi="ar-SA"/>
-              </w:rPr>
-              <w:t xml:space="preserve">110, fa1/0, FW2, deny icmp 192.168.52.100 0.0.0.0 </w:t>
-            </w:r>
-            <w:r>
-              <w:rPr>
-                <w:rFonts w:eastAsia="Calibri" w:cs=""/>
-                <w:b/>
-                <w:color w:val="FF0000"/>
-                <w:kern w:val="0"/>
-                <w:sz w:val="18"/>
-                <w:szCs w:val="22"/>
-                <w:lang w:val="es-ES" w:eastAsia="en-US" w:bidi="ar-SA"/>
-              </w:rPr>
-              <w:t>192.168.53.10 0.0.0.0</w:t>
+              <w:t>: 110, fa1/0, FW2, deny icmp 192.168.52.100 0.0.0.0 192.168.53.10 0.0.0.0</w:t>
             </w:r>
           </w:p>
         </w:tc>
@@ -3904,487 +2306,7 @@
                 <w:szCs w:val="22"/>
                 <w:lang w:val="es-ES" w:eastAsia="en-US" w:bidi="ar-SA"/>
               </w:rPr>
-              <w:t xml:space="preserve">: </w:t>
-            </w:r>
-            <w:r>
-              <w:rPr>
-                <w:rFonts w:eastAsia="Calibri" w:cs=""/>
-                <w:b/>
-                <w:color w:val="FF0000"/>
-                <w:kern w:val="0"/>
-                <w:sz w:val="18"/>
-                <w:szCs w:val="22"/>
-                <w:lang w:val="es-ES" w:eastAsia="en-US" w:bidi="ar-SA"/>
-              </w:rPr>
-              <w:t>1</w:t>
-            </w:r>
-            <w:r>
-              <w:rPr>
-                <w:rFonts w:eastAsia="Calibri" w:cs=""/>
-                <w:b/>
-                <w:color w:val="FF0000"/>
-                <w:kern w:val="0"/>
-                <w:sz w:val="18"/>
-                <w:szCs w:val="22"/>
-                <w:lang w:val="es-ES" w:eastAsia="en-US" w:bidi="ar-SA"/>
-              </w:rPr>
-              <w:t>9</w:t>
-            </w:r>
-            <w:r>
-              <w:rPr>
-                <w:rFonts w:eastAsia="Calibri" w:cs=""/>
-                <w:b/>
-                <w:color w:val="FF0000"/>
-                <w:kern w:val="0"/>
-                <w:sz w:val="18"/>
-                <w:szCs w:val="22"/>
-                <w:lang w:val="es-ES" w:eastAsia="en-US" w:bidi="ar-SA"/>
-              </w:rPr>
-              <w:t>2.</w:t>
-            </w:r>
-            <w:r>
-              <w:rPr>
-                <w:rFonts w:eastAsia="Calibri" w:cs=""/>
-                <w:b/>
-                <w:color w:val="FF0000"/>
-                <w:kern w:val="0"/>
-                <w:sz w:val="18"/>
-                <w:szCs w:val="22"/>
-                <w:lang w:val="es-ES" w:eastAsia="en-US" w:bidi="ar-SA"/>
-              </w:rPr>
-              <w:t>1</w:t>
-            </w:r>
-            <w:r>
-              <w:rPr>
-                <w:rFonts w:eastAsia="Calibri" w:cs=""/>
-                <w:b/>
-                <w:color w:val="FF0000"/>
-                <w:kern w:val="0"/>
-                <w:sz w:val="18"/>
-                <w:szCs w:val="22"/>
-                <w:lang w:val="es-ES" w:eastAsia="en-US" w:bidi="ar-SA"/>
-              </w:rPr>
-              <w:t>6</w:t>
-            </w:r>
-            <w:r>
-              <w:rPr>
-                <w:rFonts w:eastAsia="Calibri" w:cs=""/>
-                <w:b/>
-                <w:color w:val="FF0000"/>
-                <w:kern w:val="0"/>
-                <w:sz w:val="18"/>
-                <w:szCs w:val="22"/>
-                <w:lang w:val="es-ES" w:eastAsia="en-US" w:bidi="ar-SA"/>
-              </w:rPr>
-              <w:t>8.</w:t>
-            </w:r>
-            <w:r>
-              <w:rPr>
-                <w:rFonts w:eastAsia="Calibri" w:cs=""/>
-                <w:b/>
-                <w:color w:val="FF0000"/>
-                <w:kern w:val="0"/>
-                <w:sz w:val="18"/>
-                <w:szCs w:val="22"/>
-                <w:lang w:val="es-ES" w:eastAsia="en-US" w:bidi="ar-SA"/>
-              </w:rPr>
-              <w:t>5</w:t>
-            </w:r>
-            <w:r>
-              <w:rPr>
-                <w:rFonts w:eastAsia="Calibri" w:cs=""/>
-                <w:b/>
-                <w:color w:val="FF0000"/>
-                <w:kern w:val="0"/>
-                <w:sz w:val="18"/>
-                <w:szCs w:val="22"/>
-                <w:lang w:val="es-ES" w:eastAsia="en-US" w:bidi="ar-SA"/>
-              </w:rPr>
-              <w:t>3.</w:t>
-            </w:r>
-            <w:r>
-              <w:rPr>
-                <w:rFonts w:eastAsia="Calibri" w:cs=""/>
-                <w:b/>
-                <w:color w:val="FF0000"/>
-                <w:kern w:val="0"/>
-                <w:sz w:val="18"/>
-                <w:szCs w:val="22"/>
-                <w:lang w:val="es-ES" w:eastAsia="en-US" w:bidi="ar-SA"/>
-              </w:rPr>
-              <w:t>1</w:t>
-            </w:r>
-            <w:r>
-              <w:rPr>
-                <w:rFonts w:eastAsia="Calibri" w:cs=""/>
-                <w:b/>
-                <w:color w:val="FF0000"/>
-                <w:kern w:val="0"/>
-                <w:sz w:val="18"/>
-                <w:szCs w:val="22"/>
-                <w:lang w:val="es-ES" w:eastAsia="en-US" w:bidi="ar-SA"/>
-              </w:rPr>
-              <w:t xml:space="preserve">1 → </w:t>
-            </w:r>
-            <w:r>
-              <w:rPr>
-                <w:rFonts w:eastAsia="Calibri" w:cs=""/>
-                <w:b/>
-                <w:color w:val="FF0000"/>
-                <w:kern w:val="0"/>
-                <w:sz w:val="18"/>
-                <w:szCs w:val="22"/>
-                <w:lang w:val="es-ES" w:eastAsia="en-US" w:bidi="ar-SA"/>
-              </w:rPr>
-              <w:t>S</w:t>
-            </w:r>
-            <w:r>
-              <w:rPr>
-                <w:rFonts w:eastAsia="Calibri" w:cs=""/>
-                <w:b/>
-                <w:color w:val="FF0000"/>
-                <w:kern w:val="0"/>
-                <w:sz w:val="18"/>
-                <w:szCs w:val="22"/>
-                <w:lang w:val="es-ES" w:eastAsia="en-US" w:bidi="ar-SA"/>
-              </w:rPr>
-              <w:t>w</w:t>
-            </w:r>
-            <w:r>
-              <w:rPr>
-                <w:rFonts w:eastAsia="Calibri" w:cs=""/>
-                <w:b/>
-                <w:color w:val="FF0000"/>
-                <w:kern w:val="0"/>
-                <w:sz w:val="18"/>
-                <w:szCs w:val="22"/>
-                <w:lang w:val="es-ES" w:eastAsia="en-US" w:bidi="ar-SA"/>
-              </w:rPr>
-              <w:t>i</w:t>
-            </w:r>
-            <w:r>
-              <w:rPr>
-                <w:rFonts w:eastAsia="Calibri" w:cs=""/>
-                <w:b/>
-                <w:color w:val="FF0000"/>
-                <w:kern w:val="0"/>
-                <w:sz w:val="18"/>
-                <w:szCs w:val="22"/>
-                <w:lang w:val="es-ES" w:eastAsia="en-US" w:bidi="ar-SA"/>
-              </w:rPr>
-              <w:t>t</w:t>
-            </w:r>
-            <w:r>
-              <w:rPr>
-                <w:rFonts w:eastAsia="Calibri" w:cs=""/>
-                <w:b/>
-                <w:color w:val="FF0000"/>
-                <w:kern w:val="0"/>
-                <w:sz w:val="18"/>
-                <w:szCs w:val="22"/>
-                <w:lang w:val="es-ES" w:eastAsia="en-US" w:bidi="ar-SA"/>
-              </w:rPr>
-              <w:t>c</w:t>
-            </w:r>
-            <w:r>
-              <w:rPr>
-                <w:rFonts w:eastAsia="Calibri" w:cs=""/>
-                <w:b/>
-                <w:color w:val="FF0000"/>
-                <w:kern w:val="0"/>
-                <w:sz w:val="18"/>
-                <w:szCs w:val="22"/>
-                <w:lang w:val="es-ES" w:eastAsia="en-US" w:bidi="ar-SA"/>
-              </w:rPr>
-              <w:t>h</w:t>
-            </w:r>
-            <w:r>
-              <w:rPr>
-                <w:rFonts w:eastAsia="Calibri" w:cs=""/>
-                <w:b/>
-                <w:color w:val="FF0000"/>
-                <w:kern w:val="0"/>
-                <w:sz w:val="18"/>
-                <w:szCs w:val="22"/>
-                <w:lang w:val="es-ES" w:eastAsia="en-US" w:bidi="ar-SA"/>
-              </w:rPr>
-              <w:t xml:space="preserve">0 → </w:t>
-            </w:r>
-            <w:r>
-              <w:rPr>
-                <w:rFonts w:eastAsia="Calibri" w:cs=""/>
-                <w:b/>
-                <w:color w:val="FF0000"/>
-                <w:kern w:val="0"/>
-                <w:sz w:val="18"/>
-                <w:szCs w:val="22"/>
-                <w:lang w:val="es-ES" w:eastAsia="en-US" w:bidi="ar-SA"/>
-              </w:rPr>
-              <w:t>F</w:t>
-            </w:r>
-            <w:r>
-              <w:rPr>
-                <w:rFonts w:eastAsia="Calibri" w:cs=""/>
-                <w:b/>
-                <w:color w:val="FF0000"/>
-                <w:kern w:val="0"/>
-                <w:sz w:val="18"/>
-                <w:szCs w:val="22"/>
-                <w:lang w:val="es-ES" w:eastAsia="en-US" w:bidi="ar-SA"/>
-              </w:rPr>
-              <w:t>W</w:t>
-            </w:r>
-            <w:r>
-              <w:rPr>
-                <w:rFonts w:eastAsia="Calibri" w:cs=""/>
-                <w:b/>
-                <w:color w:val="FF0000"/>
-                <w:kern w:val="0"/>
-                <w:sz w:val="18"/>
-                <w:szCs w:val="22"/>
-                <w:lang w:val="es-ES" w:eastAsia="en-US" w:bidi="ar-SA"/>
-              </w:rPr>
-              <w:t xml:space="preserve">2 → </w:t>
-            </w:r>
-            <w:r>
-              <w:rPr>
-                <w:rFonts w:eastAsia="Calibri" w:cs=""/>
-                <w:b/>
-                <w:color w:val="FF0000"/>
-                <w:kern w:val="0"/>
-                <w:sz w:val="18"/>
-                <w:szCs w:val="22"/>
-                <w:lang w:val="es-ES" w:eastAsia="en-US" w:bidi="ar-SA"/>
-              </w:rPr>
-              <w:t>S</w:t>
-            </w:r>
-            <w:r>
-              <w:rPr>
-                <w:rFonts w:eastAsia="Calibri" w:cs=""/>
-                <w:b/>
-                <w:color w:val="FF0000"/>
-                <w:kern w:val="0"/>
-                <w:sz w:val="18"/>
-                <w:szCs w:val="22"/>
-                <w:lang w:val="es-ES" w:eastAsia="en-US" w:bidi="ar-SA"/>
-              </w:rPr>
-              <w:t>w</w:t>
-            </w:r>
-            <w:r>
-              <w:rPr>
-                <w:rFonts w:eastAsia="Calibri" w:cs=""/>
-                <w:b/>
-                <w:color w:val="FF0000"/>
-                <w:kern w:val="0"/>
-                <w:sz w:val="18"/>
-                <w:szCs w:val="22"/>
-                <w:lang w:val="es-ES" w:eastAsia="en-US" w:bidi="ar-SA"/>
-              </w:rPr>
-              <w:t>i</w:t>
-            </w:r>
-            <w:r>
-              <w:rPr>
-                <w:rFonts w:eastAsia="Calibri" w:cs=""/>
-                <w:b/>
-                <w:color w:val="FF0000"/>
-                <w:kern w:val="0"/>
-                <w:sz w:val="18"/>
-                <w:szCs w:val="22"/>
-                <w:lang w:val="es-ES" w:eastAsia="en-US" w:bidi="ar-SA"/>
-              </w:rPr>
-              <w:t>t</w:t>
-            </w:r>
-            <w:r>
-              <w:rPr>
-                <w:rFonts w:eastAsia="Calibri" w:cs=""/>
-                <w:b/>
-                <w:color w:val="FF0000"/>
-                <w:kern w:val="0"/>
-                <w:sz w:val="18"/>
-                <w:szCs w:val="22"/>
-                <w:lang w:val="es-ES" w:eastAsia="en-US" w:bidi="ar-SA"/>
-              </w:rPr>
-              <w:t>c</w:t>
-            </w:r>
-            <w:r>
-              <w:rPr>
-                <w:rFonts w:eastAsia="Calibri" w:cs=""/>
-                <w:b/>
-                <w:color w:val="FF0000"/>
-                <w:kern w:val="0"/>
-                <w:sz w:val="18"/>
-                <w:szCs w:val="22"/>
-                <w:lang w:val="es-ES" w:eastAsia="en-US" w:bidi="ar-SA"/>
-              </w:rPr>
-              <w:t>h</w:t>
-            </w:r>
-            <w:r>
-              <w:rPr>
-                <w:rFonts w:eastAsia="Calibri" w:cs=""/>
-                <w:b/>
-                <w:color w:val="FF0000"/>
-                <w:kern w:val="0"/>
-                <w:sz w:val="18"/>
-                <w:szCs w:val="22"/>
-                <w:lang w:val="es-ES" w:eastAsia="en-US" w:bidi="ar-SA"/>
-              </w:rPr>
-              <w:t xml:space="preserve">5 → </w:t>
-            </w:r>
-            <w:r>
-              <w:rPr>
-                <w:rFonts w:eastAsia="Calibri" w:cs=""/>
-                <w:b/>
-                <w:color w:val="FF0000"/>
-                <w:kern w:val="0"/>
-                <w:sz w:val="18"/>
-                <w:szCs w:val="22"/>
-                <w:lang w:val="es-ES" w:eastAsia="en-US" w:bidi="ar-SA"/>
-              </w:rPr>
-              <w:t>F</w:t>
-            </w:r>
-            <w:r>
-              <w:rPr>
-                <w:rFonts w:eastAsia="Calibri" w:cs=""/>
-                <w:b/>
-                <w:color w:val="FF0000"/>
-                <w:kern w:val="0"/>
-                <w:sz w:val="18"/>
-                <w:szCs w:val="22"/>
-                <w:lang w:val="es-ES" w:eastAsia="en-US" w:bidi="ar-SA"/>
-              </w:rPr>
-              <w:t>W</w:t>
-            </w:r>
-            <w:r>
-              <w:rPr>
-                <w:rFonts w:eastAsia="Calibri" w:cs=""/>
-                <w:b/>
-                <w:color w:val="FF0000"/>
-                <w:kern w:val="0"/>
-                <w:sz w:val="18"/>
-                <w:szCs w:val="22"/>
-                <w:lang w:val="es-ES" w:eastAsia="en-US" w:bidi="ar-SA"/>
-              </w:rPr>
-              <w:t xml:space="preserve">1 → </w:t>
-            </w:r>
-            <w:r>
-              <w:rPr>
-                <w:rFonts w:eastAsia="Calibri" w:cs=""/>
-                <w:b/>
-                <w:color w:val="FF0000"/>
-                <w:kern w:val="0"/>
-                <w:sz w:val="18"/>
-                <w:szCs w:val="22"/>
-                <w:lang w:val="es-ES" w:eastAsia="en-US" w:bidi="ar-SA"/>
-              </w:rPr>
-              <w:t>2</w:t>
-            </w:r>
-            <w:r>
-              <w:rPr>
-                <w:rFonts w:eastAsia="Calibri" w:cs=""/>
-                <w:b/>
-                <w:color w:val="FF0000"/>
-                <w:kern w:val="0"/>
-                <w:sz w:val="18"/>
-                <w:szCs w:val="22"/>
-                <w:lang w:val="es-ES" w:eastAsia="en-US" w:bidi="ar-SA"/>
-              </w:rPr>
-              <w:t>0</w:t>
-            </w:r>
-            <w:r>
-              <w:rPr>
-                <w:rFonts w:eastAsia="Calibri" w:cs=""/>
-                <w:b/>
-                <w:color w:val="FF0000"/>
-                <w:kern w:val="0"/>
-                <w:sz w:val="18"/>
-                <w:szCs w:val="22"/>
-                <w:lang w:val="es-ES" w:eastAsia="en-US" w:bidi="ar-SA"/>
-              </w:rPr>
-              <w:t>0.</w:t>
-            </w:r>
-            <w:r>
-              <w:rPr>
-                <w:rFonts w:eastAsia="Calibri" w:cs=""/>
-                <w:b/>
-                <w:color w:val="FF0000"/>
-                <w:kern w:val="0"/>
-                <w:sz w:val="18"/>
-                <w:szCs w:val="22"/>
-                <w:lang w:val="es-ES" w:eastAsia="en-US" w:bidi="ar-SA"/>
-              </w:rPr>
-              <w:t>2</w:t>
-            </w:r>
-            <w:r>
-              <w:rPr>
-                <w:rFonts w:eastAsia="Calibri" w:cs=""/>
-                <w:b/>
-                <w:color w:val="FF0000"/>
-                <w:kern w:val="0"/>
-                <w:sz w:val="18"/>
-                <w:szCs w:val="22"/>
-                <w:lang w:val="es-ES" w:eastAsia="en-US" w:bidi="ar-SA"/>
-              </w:rPr>
-              <w:t>0</w:t>
-            </w:r>
-            <w:r>
-              <w:rPr>
-                <w:rFonts w:eastAsia="Calibri" w:cs=""/>
-                <w:b/>
-                <w:color w:val="FF0000"/>
-                <w:kern w:val="0"/>
-                <w:sz w:val="18"/>
-                <w:szCs w:val="22"/>
-                <w:lang w:val="es-ES" w:eastAsia="en-US" w:bidi="ar-SA"/>
-              </w:rPr>
-              <w:t>0.</w:t>
-            </w:r>
-            <w:r>
-              <w:rPr>
-                <w:rFonts w:eastAsia="Calibri" w:cs=""/>
-                <w:b/>
-                <w:color w:val="FF0000"/>
-                <w:kern w:val="0"/>
-                <w:sz w:val="18"/>
-                <w:szCs w:val="22"/>
-                <w:lang w:val="es-ES" w:eastAsia="en-US" w:bidi="ar-SA"/>
-              </w:rPr>
-              <w:t>2</w:t>
-            </w:r>
-            <w:r>
-              <w:rPr>
-                <w:rFonts w:eastAsia="Calibri" w:cs=""/>
-                <w:b/>
-                <w:color w:val="FF0000"/>
-                <w:kern w:val="0"/>
-                <w:sz w:val="18"/>
-                <w:szCs w:val="22"/>
-                <w:lang w:val="es-ES" w:eastAsia="en-US" w:bidi="ar-SA"/>
-              </w:rPr>
-              <w:t>0</w:t>
-            </w:r>
-            <w:r>
-              <w:rPr>
-                <w:rFonts w:eastAsia="Calibri" w:cs=""/>
-                <w:b/>
-                <w:color w:val="FF0000"/>
-                <w:kern w:val="0"/>
-                <w:sz w:val="18"/>
-                <w:szCs w:val="22"/>
-                <w:lang w:val="es-ES" w:eastAsia="en-US" w:bidi="ar-SA"/>
-              </w:rPr>
-              <w:t>0.</w:t>
-            </w:r>
-            <w:r>
-              <w:rPr>
-                <w:rFonts w:eastAsia="Calibri" w:cs=""/>
-                <w:b/>
-                <w:color w:val="FF0000"/>
-                <w:kern w:val="0"/>
-                <w:sz w:val="18"/>
-                <w:szCs w:val="22"/>
-                <w:lang w:val="es-ES" w:eastAsia="en-US" w:bidi="ar-SA"/>
-              </w:rPr>
-              <w:t>0</w:t>
+              <w:t>: 192.168.53.11 → Switch0 → FW2 → Switch5 → FW1 → 200.200.200.0</w:t>
             </w:r>
           </w:p>
         </w:tc>
@@ -4563,499 +2485,7 @@
                 <w:szCs w:val="22"/>
                 <w:lang w:val="es-ES" w:eastAsia="en-US" w:bidi="ar-SA"/>
               </w:rPr>
-              <w:t xml:space="preserve">: </w:t>
-            </w:r>
-            <w:r>
-              <w:rPr>
-                <w:rFonts w:eastAsia="Calibri" w:cs=""/>
-                <w:b/>
-                <w:color w:val="FF0000"/>
-                <w:kern w:val="0"/>
-                <w:sz w:val="18"/>
-                <w:szCs w:val="22"/>
-                <w:lang w:val="es-ES" w:eastAsia="en-US" w:bidi="ar-SA"/>
-              </w:rPr>
-              <w:t>1</w:t>
-            </w:r>
-            <w:r>
-              <w:rPr>
-                <w:rFonts w:eastAsia="Calibri" w:cs=""/>
-                <w:b/>
-                <w:color w:val="FF0000"/>
-                <w:kern w:val="0"/>
-                <w:sz w:val="18"/>
-                <w:szCs w:val="22"/>
-                <w:lang w:val="es-ES" w:eastAsia="en-US" w:bidi="ar-SA"/>
-              </w:rPr>
-              <w:t>9</w:t>
-            </w:r>
-            <w:r>
-              <w:rPr>
-                <w:rFonts w:eastAsia="Calibri" w:cs=""/>
-                <w:b/>
-                <w:color w:val="FF0000"/>
-                <w:kern w:val="0"/>
-                <w:sz w:val="18"/>
-                <w:szCs w:val="22"/>
-                <w:lang w:val="es-ES" w:eastAsia="en-US" w:bidi="ar-SA"/>
-              </w:rPr>
-              <w:t>2.</w:t>
-            </w:r>
-            <w:r>
-              <w:rPr>
-                <w:rFonts w:eastAsia="Calibri" w:cs=""/>
-                <w:b/>
-                <w:color w:val="FF0000"/>
-                <w:kern w:val="0"/>
-                <w:sz w:val="18"/>
-                <w:szCs w:val="22"/>
-                <w:lang w:val="es-ES" w:eastAsia="en-US" w:bidi="ar-SA"/>
-              </w:rPr>
-              <w:t>1</w:t>
-            </w:r>
-            <w:r>
-              <w:rPr>
-                <w:rFonts w:eastAsia="Calibri" w:cs=""/>
-                <w:b/>
-                <w:color w:val="FF0000"/>
-                <w:kern w:val="0"/>
-                <w:sz w:val="18"/>
-                <w:szCs w:val="22"/>
-                <w:lang w:val="es-ES" w:eastAsia="en-US" w:bidi="ar-SA"/>
-              </w:rPr>
-              <w:t>6</w:t>
-            </w:r>
-            <w:r>
-              <w:rPr>
-                <w:rFonts w:eastAsia="Calibri" w:cs=""/>
-                <w:b/>
-                <w:color w:val="FF0000"/>
-                <w:kern w:val="0"/>
-                <w:sz w:val="18"/>
-                <w:szCs w:val="22"/>
-                <w:lang w:val="es-ES" w:eastAsia="en-US" w:bidi="ar-SA"/>
-              </w:rPr>
-              <w:t>8.</w:t>
-            </w:r>
-            <w:r>
-              <w:rPr>
-                <w:rFonts w:eastAsia="Calibri" w:cs=""/>
-                <w:b/>
-                <w:color w:val="FF0000"/>
-                <w:kern w:val="0"/>
-                <w:sz w:val="18"/>
-                <w:szCs w:val="22"/>
-                <w:lang w:val="es-ES" w:eastAsia="en-US" w:bidi="ar-SA"/>
-              </w:rPr>
-              <w:t>5</w:t>
-            </w:r>
-            <w:r>
-              <w:rPr>
-                <w:rFonts w:eastAsia="Calibri" w:cs=""/>
-                <w:b/>
-                <w:color w:val="FF0000"/>
-                <w:kern w:val="0"/>
-                <w:sz w:val="18"/>
-                <w:szCs w:val="22"/>
-                <w:lang w:val="es-ES" w:eastAsia="en-US" w:bidi="ar-SA"/>
-              </w:rPr>
-              <w:t>2.</w:t>
-            </w:r>
-            <w:r>
-              <w:rPr>
-                <w:rFonts w:eastAsia="Calibri" w:cs=""/>
-                <w:b/>
-                <w:color w:val="FF0000"/>
-                <w:kern w:val="0"/>
-                <w:sz w:val="18"/>
-                <w:szCs w:val="22"/>
-                <w:lang w:val="es-ES" w:eastAsia="en-US" w:bidi="ar-SA"/>
-              </w:rPr>
-              <w:t>1</w:t>
-            </w:r>
-            <w:r>
-              <w:rPr>
-                <w:rFonts w:eastAsia="Calibri" w:cs=""/>
-                <w:b/>
-                <w:color w:val="FF0000"/>
-                <w:kern w:val="0"/>
-                <w:sz w:val="18"/>
-                <w:szCs w:val="22"/>
-                <w:lang w:val="es-ES" w:eastAsia="en-US" w:bidi="ar-SA"/>
-              </w:rPr>
-              <w:t>0</w:t>
-            </w:r>
-            <w:r>
-              <w:rPr>
-                <w:rFonts w:eastAsia="Calibri" w:cs=""/>
-                <w:b/>
-                <w:color w:val="FF0000"/>
-                <w:kern w:val="0"/>
-                <w:sz w:val="18"/>
-                <w:szCs w:val="22"/>
-                <w:lang w:val="es-ES" w:eastAsia="en-US" w:bidi="ar-SA"/>
-              </w:rPr>
-              <w:t xml:space="preserve">1 → </w:t>
-            </w:r>
-            <w:r>
-              <w:rPr>
-                <w:rFonts w:eastAsia="Calibri" w:cs=""/>
-                <w:b/>
-                <w:color w:val="FF0000"/>
-                <w:kern w:val="0"/>
-                <w:sz w:val="18"/>
-                <w:szCs w:val="22"/>
-                <w:lang w:val="es-ES" w:eastAsia="en-US" w:bidi="ar-SA"/>
-              </w:rPr>
-              <w:t>S</w:t>
-            </w:r>
-            <w:r>
-              <w:rPr>
-                <w:rFonts w:eastAsia="Calibri" w:cs=""/>
-                <w:b/>
-                <w:color w:val="FF0000"/>
-                <w:kern w:val="0"/>
-                <w:sz w:val="18"/>
-                <w:szCs w:val="22"/>
-                <w:lang w:val="es-ES" w:eastAsia="en-US" w:bidi="ar-SA"/>
-              </w:rPr>
-              <w:t>w</w:t>
-            </w:r>
-            <w:r>
-              <w:rPr>
-                <w:rFonts w:eastAsia="Calibri" w:cs=""/>
-                <w:b/>
-                <w:color w:val="FF0000"/>
-                <w:kern w:val="0"/>
-                <w:sz w:val="18"/>
-                <w:szCs w:val="22"/>
-                <w:lang w:val="es-ES" w:eastAsia="en-US" w:bidi="ar-SA"/>
-              </w:rPr>
-              <w:t>i</w:t>
-            </w:r>
-            <w:r>
-              <w:rPr>
-                <w:rFonts w:eastAsia="Calibri" w:cs=""/>
-                <w:b/>
-                <w:color w:val="FF0000"/>
-                <w:kern w:val="0"/>
-                <w:sz w:val="18"/>
-                <w:szCs w:val="22"/>
-                <w:lang w:val="es-ES" w:eastAsia="en-US" w:bidi="ar-SA"/>
-              </w:rPr>
-              <w:t>t</w:t>
-            </w:r>
-            <w:r>
-              <w:rPr>
-                <w:rFonts w:eastAsia="Calibri" w:cs=""/>
-                <w:b/>
-                <w:color w:val="FF0000"/>
-                <w:kern w:val="0"/>
-                <w:sz w:val="18"/>
-                <w:szCs w:val="22"/>
-                <w:lang w:val="es-ES" w:eastAsia="en-US" w:bidi="ar-SA"/>
-              </w:rPr>
-              <w:t>c</w:t>
-            </w:r>
-            <w:r>
-              <w:rPr>
-                <w:rFonts w:eastAsia="Calibri" w:cs=""/>
-                <w:b/>
-                <w:color w:val="FF0000"/>
-                <w:kern w:val="0"/>
-                <w:sz w:val="18"/>
-                <w:szCs w:val="22"/>
-                <w:lang w:val="es-ES" w:eastAsia="en-US" w:bidi="ar-SA"/>
-              </w:rPr>
-              <w:t>h</w:t>
-            </w:r>
-            <w:r>
-              <w:rPr>
-                <w:rFonts w:eastAsia="Calibri" w:cs=""/>
-                <w:b/>
-                <w:color w:val="FF0000"/>
-                <w:kern w:val="0"/>
-                <w:sz w:val="18"/>
-                <w:szCs w:val="22"/>
-                <w:lang w:val="es-ES" w:eastAsia="en-US" w:bidi="ar-SA"/>
-              </w:rPr>
-              <w:t xml:space="preserve">3 → </w:t>
-            </w:r>
-            <w:r>
-              <w:rPr>
-                <w:rFonts w:eastAsia="Calibri" w:cs=""/>
-                <w:b/>
-                <w:color w:val="FF0000"/>
-                <w:kern w:val="0"/>
-                <w:sz w:val="18"/>
-                <w:szCs w:val="22"/>
-                <w:lang w:val="es-ES" w:eastAsia="en-US" w:bidi="ar-SA"/>
-              </w:rPr>
-              <w:t>F</w:t>
-            </w:r>
-            <w:r>
-              <w:rPr>
-                <w:rFonts w:eastAsia="Calibri" w:cs=""/>
-                <w:b/>
-                <w:color w:val="FF0000"/>
-                <w:kern w:val="0"/>
-                <w:sz w:val="18"/>
-                <w:szCs w:val="22"/>
-                <w:lang w:val="es-ES" w:eastAsia="en-US" w:bidi="ar-SA"/>
-              </w:rPr>
-              <w:t>W</w:t>
-            </w:r>
-            <w:r>
-              <w:rPr>
-                <w:rFonts w:eastAsia="Calibri" w:cs=""/>
-                <w:b/>
-                <w:color w:val="FF0000"/>
-                <w:kern w:val="0"/>
-                <w:sz w:val="18"/>
-                <w:szCs w:val="22"/>
-                <w:lang w:val="es-ES" w:eastAsia="en-US" w:bidi="ar-SA"/>
-              </w:rPr>
-              <w:t xml:space="preserve">2 → </w:t>
-            </w:r>
-            <w:r>
-              <w:rPr>
-                <w:rFonts w:eastAsia="Calibri" w:cs=""/>
-                <w:b/>
-                <w:color w:val="FF0000"/>
-                <w:kern w:val="0"/>
-                <w:sz w:val="18"/>
-                <w:szCs w:val="22"/>
-                <w:lang w:val="es-ES" w:eastAsia="en-US" w:bidi="ar-SA"/>
-              </w:rPr>
-              <w:t>S</w:t>
-            </w:r>
-            <w:r>
-              <w:rPr>
-                <w:rFonts w:eastAsia="Calibri" w:cs=""/>
-                <w:b/>
-                <w:color w:val="FF0000"/>
-                <w:kern w:val="0"/>
-                <w:sz w:val="18"/>
-                <w:szCs w:val="22"/>
-                <w:lang w:val="es-ES" w:eastAsia="en-US" w:bidi="ar-SA"/>
-              </w:rPr>
-              <w:t>w</w:t>
-            </w:r>
-            <w:r>
-              <w:rPr>
-                <w:rFonts w:eastAsia="Calibri" w:cs=""/>
-                <w:b/>
-                <w:color w:val="FF0000"/>
-                <w:kern w:val="0"/>
-                <w:sz w:val="18"/>
-                <w:szCs w:val="22"/>
-                <w:lang w:val="es-ES" w:eastAsia="en-US" w:bidi="ar-SA"/>
-              </w:rPr>
-              <w:t>i</w:t>
-            </w:r>
-            <w:r>
-              <w:rPr>
-                <w:rFonts w:eastAsia="Calibri" w:cs=""/>
-                <w:b/>
-                <w:color w:val="FF0000"/>
-                <w:kern w:val="0"/>
-                <w:sz w:val="18"/>
-                <w:szCs w:val="22"/>
-                <w:lang w:val="es-ES" w:eastAsia="en-US" w:bidi="ar-SA"/>
-              </w:rPr>
-              <w:t>t</w:t>
-            </w:r>
-            <w:r>
-              <w:rPr>
-                <w:rFonts w:eastAsia="Calibri" w:cs=""/>
-                <w:b/>
-                <w:color w:val="FF0000"/>
-                <w:kern w:val="0"/>
-                <w:sz w:val="18"/>
-                <w:szCs w:val="22"/>
-                <w:lang w:val="es-ES" w:eastAsia="en-US" w:bidi="ar-SA"/>
-              </w:rPr>
-              <w:t>c</w:t>
-            </w:r>
-            <w:r>
-              <w:rPr>
-                <w:rFonts w:eastAsia="Calibri" w:cs=""/>
-                <w:b/>
-                <w:color w:val="FF0000"/>
-                <w:kern w:val="0"/>
-                <w:sz w:val="18"/>
-                <w:szCs w:val="22"/>
-                <w:lang w:val="es-ES" w:eastAsia="en-US" w:bidi="ar-SA"/>
-              </w:rPr>
-              <w:t>h</w:t>
-            </w:r>
-            <w:r>
-              <w:rPr>
-                <w:rFonts w:eastAsia="Calibri" w:cs=""/>
-                <w:b/>
-                <w:color w:val="FF0000"/>
-                <w:kern w:val="0"/>
-                <w:sz w:val="18"/>
-                <w:szCs w:val="22"/>
-                <w:lang w:val="es-ES" w:eastAsia="en-US" w:bidi="ar-SA"/>
-              </w:rPr>
-              <w:t xml:space="preserve">5 → </w:t>
-            </w:r>
-            <w:r>
-              <w:rPr>
-                <w:rFonts w:eastAsia="Calibri" w:cs=""/>
-                <w:b/>
-                <w:color w:val="FF0000"/>
-                <w:kern w:val="0"/>
-                <w:sz w:val="18"/>
-                <w:szCs w:val="22"/>
-                <w:lang w:val="es-ES" w:eastAsia="en-US" w:bidi="ar-SA"/>
-              </w:rPr>
-              <w:t>F</w:t>
-            </w:r>
-            <w:r>
-              <w:rPr>
-                <w:rFonts w:eastAsia="Calibri" w:cs=""/>
-                <w:b/>
-                <w:color w:val="FF0000"/>
-                <w:kern w:val="0"/>
-                <w:sz w:val="18"/>
-                <w:szCs w:val="22"/>
-                <w:lang w:val="es-ES" w:eastAsia="en-US" w:bidi="ar-SA"/>
-              </w:rPr>
-              <w:t>W</w:t>
-            </w:r>
-            <w:r>
-              <w:rPr>
-                <w:rFonts w:eastAsia="Calibri" w:cs=""/>
-                <w:b/>
-                <w:color w:val="FF0000"/>
-                <w:kern w:val="0"/>
-                <w:sz w:val="18"/>
-                <w:szCs w:val="22"/>
-                <w:lang w:val="es-ES" w:eastAsia="en-US" w:bidi="ar-SA"/>
-              </w:rPr>
-              <w:t xml:space="preserve">1 → </w:t>
-            </w:r>
-            <w:r>
-              <w:rPr>
-                <w:rFonts w:eastAsia="Calibri" w:cs=""/>
-                <w:b/>
-                <w:color w:val="FF0000"/>
-                <w:kern w:val="0"/>
-                <w:sz w:val="18"/>
-                <w:szCs w:val="22"/>
-                <w:lang w:val="es-ES" w:eastAsia="en-US" w:bidi="ar-SA"/>
-              </w:rPr>
-              <w:t>2</w:t>
-            </w:r>
-            <w:r>
-              <w:rPr>
-                <w:rFonts w:eastAsia="Calibri" w:cs=""/>
-                <w:b/>
-                <w:color w:val="FF0000"/>
-                <w:kern w:val="0"/>
-                <w:sz w:val="18"/>
-                <w:szCs w:val="22"/>
-                <w:lang w:val="es-ES" w:eastAsia="en-US" w:bidi="ar-SA"/>
-              </w:rPr>
-              <w:t>0</w:t>
-            </w:r>
-            <w:r>
-              <w:rPr>
-                <w:rFonts w:eastAsia="Calibri" w:cs=""/>
-                <w:b/>
-                <w:color w:val="FF0000"/>
-                <w:kern w:val="0"/>
-                <w:sz w:val="18"/>
-                <w:szCs w:val="22"/>
-                <w:lang w:val="es-ES" w:eastAsia="en-US" w:bidi="ar-SA"/>
-              </w:rPr>
-              <w:t>0.</w:t>
-            </w:r>
-            <w:r>
-              <w:rPr>
-                <w:rFonts w:eastAsia="Calibri" w:cs=""/>
-                <w:b/>
-                <w:color w:val="FF0000"/>
-                <w:kern w:val="0"/>
-                <w:sz w:val="18"/>
-                <w:szCs w:val="22"/>
-                <w:lang w:val="es-ES" w:eastAsia="en-US" w:bidi="ar-SA"/>
-              </w:rPr>
-              <w:t>2</w:t>
-            </w:r>
-            <w:r>
-              <w:rPr>
-                <w:rFonts w:eastAsia="Calibri" w:cs=""/>
-                <w:b/>
-                <w:color w:val="FF0000"/>
-                <w:kern w:val="0"/>
-                <w:sz w:val="18"/>
-                <w:szCs w:val="22"/>
-                <w:lang w:val="es-ES" w:eastAsia="en-US" w:bidi="ar-SA"/>
-              </w:rPr>
-              <w:t>0</w:t>
-            </w:r>
-            <w:r>
-              <w:rPr>
-                <w:rFonts w:eastAsia="Calibri" w:cs=""/>
-                <w:b/>
-                <w:color w:val="FF0000"/>
-                <w:kern w:val="0"/>
-                <w:sz w:val="18"/>
-                <w:szCs w:val="22"/>
-                <w:lang w:val="es-ES" w:eastAsia="en-US" w:bidi="ar-SA"/>
-              </w:rPr>
-              <w:t>0.</w:t>
-            </w:r>
-            <w:r>
-              <w:rPr>
-                <w:rFonts w:eastAsia="Calibri" w:cs=""/>
-                <w:b/>
-                <w:color w:val="FF0000"/>
-                <w:kern w:val="0"/>
-                <w:sz w:val="18"/>
-                <w:szCs w:val="22"/>
-                <w:lang w:val="es-ES" w:eastAsia="en-US" w:bidi="ar-SA"/>
-              </w:rPr>
-              <w:t>2</w:t>
-            </w:r>
-            <w:r>
-              <w:rPr>
-                <w:rFonts w:eastAsia="Calibri" w:cs=""/>
-                <w:b/>
-                <w:color w:val="FF0000"/>
-                <w:kern w:val="0"/>
-                <w:sz w:val="18"/>
-                <w:szCs w:val="22"/>
-                <w:lang w:val="es-ES" w:eastAsia="en-US" w:bidi="ar-SA"/>
-              </w:rPr>
-              <w:t>0</w:t>
-            </w:r>
-            <w:r>
-              <w:rPr>
-                <w:rFonts w:eastAsia="Calibri" w:cs=""/>
-                <w:b/>
-                <w:color w:val="FF0000"/>
-                <w:kern w:val="0"/>
-                <w:sz w:val="18"/>
-                <w:szCs w:val="22"/>
-                <w:lang w:val="es-ES" w:eastAsia="en-US" w:bidi="ar-SA"/>
-              </w:rPr>
-              <w:t>0.</w:t>
-            </w:r>
-            <w:r>
-              <w:rPr>
-                <w:rFonts w:eastAsia="Calibri" w:cs=""/>
-                <w:b/>
-                <w:color w:val="FF0000"/>
-                <w:kern w:val="0"/>
-                <w:sz w:val="18"/>
-                <w:szCs w:val="22"/>
-                <w:lang w:val="es-ES" w:eastAsia="en-US" w:bidi="ar-SA"/>
-              </w:rPr>
-              <w:t>0</w:t>
+              <w:t>: 192.168.52.101 → Switch3 → FW2 → Switch5 → FW1 → 200.200.200.0</w:t>
             </w:r>
           </w:p>
         </w:tc>
@@ -5227,187 +2657,7 @@
                 <w:szCs w:val="22"/>
                 <w:lang w:val="es-ES" w:eastAsia="en-US" w:bidi="ar-SA"/>
               </w:rPr>
-              <w:t xml:space="preserve">: </w:t>
-            </w:r>
-            <w:r>
-              <w:rPr>
-                <w:rFonts w:eastAsia="Calibri" w:cs=""/>
-                <w:b/>
-                <w:color w:val="FF0000"/>
-                <w:kern w:val="0"/>
-                <w:sz w:val="18"/>
-                <w:szCs w:val="22"/>
-                <w:lang w:val="es-ES" w:eastAsia="en-US" w:bidi="ar-SA"/>
-              </w:rPr>
-              <w:t>192.168.52.10</w:t>
-            </w:r>
-            <w:r>
-              <w:rPr>
-                <w:rFonts w:eastAsia="Calibri" w:cs=""/>
-                <w:b/>
-                <w:color w:val="FF0000"/>
-                <w:kern w:val="0"/>
-                <w:sz w:val="18"/>
-                <w:szCs w:val="22"/>
-                <w:lang w:val="es-ES" w:eastAsia="en-US" w:bidi="ar-SA"/>
-              </w:rPr>
-              <w:t>2</w:t>
-            </w:r>
-            <w:r>
-              <w:rPr>
-                <w:rFonts w:eastAsia="Calibri" w:cs=""/>
-                <w:b/>
-                <w:color w:val="FF0000"/>
-                <w:kern w:val="0"/>
-                <w:sz w:val="18"/>
-                <w:szCs w:val="22"/>
-                <w:lang w:val="es-ES" w:eastAsia="en-US" w:bidi="ar-SA"/>
-              </w:rPr>
-              <w:t xml:space="preserve"> → Switch3 → FW2 → Switch</w:t>
-            </w:r>
-            <w:r>
-              <w:rPr>
-                <w:rFonts w:eastAsia="Calibri" w:cs=""/>
-                <w:b/>
-                <w:color w:val="FF0000"/>
-                <w:kern w:val="0"/>
-                <w:sz w:val="18"/>
-                <w:szCs w:val="22"/>
-                <w:lang w:val="es-ES" w:eastAsia="en-US" w:bidi="ar-SA"/>
-              </w:rPr>
-              <w:t>0</w:t>
-            </w:r>
-            <w:r>
-              <w:rPr>
-                <w:rFonts w:eastAsia="Calibri" w:cs=""/>
-                <w:b/>
-                <w:color w:val="FF0000"/>
-                <w:kern w:val="0"/>
-                <w:sz w:val="18"/>
-                <w:szCs w:val="22"/>
-                <w:lang w:val="es-ES" w:eastAsia="en-US" w:bidi="ar-SA"/>
-              </w:rPr>
-              <w:t xml:space="preserve"> → </w:t>
-            </w:r>
-            <w:r>
-              <w:rPr>
-                <w:rFonts w:eastAsia="Calibri" w:cs=""/>
-                <w:b/>
-                <w:color w:val="FF0000"/>
-                <w:kern w:val="0"/>
-                <w:sz w:val="18"/>
-                <w:szCs w:val="22"/>
-                <w:lang w:val="es-ES" w:eastAsia="en-US" w:bidi="ar-SA"/>
-              </w:rPr>
-              <w:t>1</w:t>
-            </w:r>
-            <w:r>
-              <w:rPr>
-                <w:rFonts w:eastAsia="Calibri" w:cs=""/>
-                <w:b/>
-                <w:color w:val="FF0000"/>
-                <w:kern w:val="0"/>
-                <w:sz w:val="18"/>
-                <w:szCs w:val="22"/>
-                <w:lang w:val="es-ES" w:eastAsia="en-US" w:bidi="ar-SA"/>
-              </w:rPr>
-              <w:t>9</w:t>
-            </w:r>
-            <w:r>
-              <w:rPr>
-                <w:rFonts w:eastAsia="Calibri" w:cs=""/>
-                <w:b/>
-                <w:color w:val="FF0000"/>
-                <w:kern w:val="0"/>
-                <w:sz w:val="18"/>
-                <w:szCs w:val="22"/>
-                <w:lang w:val="es-ES" w:eastAsia="en-US" w:bidi="ar-SA"/>
-              </w:rPr>
-              <w:t>2.</w:t>
-            </w:r>
-            <w:r>
-              <w:rPr>
-                <w:rFonts w:eastAsia="Calibri" w:cs=""/>
-                <w:b/>
-                <w:color w:val="FF0000"/>
-                <w:kern w:val="0"/>
-                <w:sz w:val="18"/>
-                <w:szCs w:val="22"/>
-                <w:lang w:val="es-ES" w:eastAsia="en-US" w:bidi="ar-SA"/>
-              </w:rPr>
-              <w:t>1</w:t>
-            </w:r>
-            <w:r>
-              <w:rPr>
-                <w:rFonts w:eastAsia="Calibri" w:cs=""/>
-                <w:b/>
-                <w:color w:val="FF0000"/>
-                <w:kern w:val="0"/>
-                <w:sz w:val="18"/>
-                <w:szCs w:val="22"/>
-                <w:lang w:val="es-ES" w:eastAsia="en-US" w:bidi="ar-SA"/>
-              </w:rPr>
-              <w:t>6</w:t>
-            </w:r>
-            <w:r>
-              <w:rPr>
-                <w:rFonts w:eastAsia="Calibri" w:cs=""/>
-                <w:b/>
-                <w:color w:val="FF0000"/>
-                <w:kern w:val="0"/>
-                <w:sz w:val="18"/>
-                <w:szCs w:val="22"/>
-                <w:lang w:val="es-ES" w:eastAsia="en-US" w:bidi="ar-SA"/>
-              </w:rPr>
-              <w:t>8.</w:t>
-            </w:r>
-            <w:r>
-              <w:rPr>
-                <w:rFonts w:eastAsia="Calibri" w:cs=""/>
-                <w:b/>
-                <w:color w:val="FF0000"/>
-                <w:kern w:val="0"/>
-                <w:sz w:val="18"/>
-                <w:szCs w:val="22"/>
-                <w:lang w:val="es-ES" w:eastAsia="en-US" w:bidi="ar-SA"/>
-              </w:rPr>
-              <w:t>5</w:t>
-            </w:r>
-            <w:r>
-              <w:rPr>
-                <w:rFonts w:eastAsia="Calibri" w:cs=""/>
-                <w:b/>
-                <w:color w:val="FF0000"/>
-                <w:kern w:val="0"/>
-                <w:sz w:val="18"/>
-                <w:szCs w:val="22"/>
-                <w:lang w:val="es-ES" w:eastAsia="en-US" w:bidi="ar-SA"/>
-              </w:rPr>
-              <w:t>3.</w:t>
-            </w:r>
-            <w:r>
-              <w:rPr>
-                <w:rFonts w:eastAsia="Calibri" w:cs=""/>
-                <w:b/>
-                <w:color w:val="FF0000"/>
-                <w:kern w:val="0"/>
-                <w:sz w:val="18"/>
-                <w:szCs w:val="22"/>
-                <w:lang w:val="es-ES" w:eastAsia="en-US" w:bidi="ar-SA"/>
-              </w:rPr>
-              <w:t>1</w:t>
-            </w:r>
-            <w:r>
-              <w:rPr>
-                <w:rFonts w:eastAsia="Calibri" w:cs=""/>
-                <w:b/>
-                <w:color w:val="FF0000"/>
-                <w:kern w:val="0"/>
-                <w:sz w:val="18"/>
-                <w:szCs w:val="22"/>
-                <w:lang w:val="es-ES" w:eastAsia="en-US" w:bidi="ar-SA"/>
-              </w:rPr>
-              <w:t>2</w:t>
+              <w:t>: 192.168.52.102 → Switch3 → FW2 → Switch0 → 192.168.53.12</w:t>
             </w:r>
           </w:p>
         </w:tc>
@@ -5579,259 +2829,7 @@
                 <w:szCs w:val="22"/>
                 <w:lang w:val="es-ES" w:eastAsia="en-US" w:bidi="ar-SA"/>
               </w:rPr>
-              <w:t xml:space="preserve">: </w:t>
-            </w:r>
-            <w:r>
-              <w:rPr>
-                <w:rFonts w:eastAsia="Calibri" w:cs=""/>
-                <w:b/>
-                <w:color w:val="FF0000"/>
-                <w:kern w:val="0"/>
-                <w:sz w:val="18"/>
-                <w:szCs w:val="22"/>
-                <w:lang w:val="es-ES" w:eastAsia="en-US" w:bidi="ar-SA"/>
-              </w:rPr>
-              <w:t>192.168.5</w:t>
-            </w:r>
-            <w:r>
-              <w:rPr>
-                <w:rFonts w:eastAsia="Calibri" w:cs=""/>
-                <w:b/>
-                <w:color w:val="FF0000"/>
-                <w:kern w:val="0"/>
-                <w:sz w:val="18"/>
-                <w:szCs w:val="22"/>
-                <w:lang w:val="es-ES" w:eastAsia="en-US" w:bidi="ar-SA"/>
-              </w:rPr>
-              <w:t>3</w:t>
-            </w:r>
-            <w:r>
-              <w:rPr>
-                <w:rFonts w:eastAsia="Calibri" w:cs=""/>
-                <w:b/>
-                <w:color w:val="FF0000"/>
-                <w:kern w:val="0"/>
-                <w:sz w:val="18"/>
-                <w:szCs w:val="22"/>
-                <w:lang w:val="es-ES" w:eastAsia="en-US" w:bidi="ar-SA"/>
-              </w:rPr>
-              <w:t>.1</w:t>
-            </w:r>
-            <w:r>
-              <w:rPr>
-                <w:rFonts w:eastAsia="Calibri" w:cs=""/>
-                <w:b/>
-                <w:color w:val="FF0000"/>
-                <w:kern w:val="0"/>
-                <w:sz w:val="18"/>
-                <w:szCs w:val="22"/>
-                <w:lang w:val="es-ES" w:eastAsia="en-US" w:bidi="ar-SA"/>
-              </w:rPr>
-              <w:t>2</w:t>
-            </w:r>
-            <w:r>
-              <w:rPr>
-                <w:rFonts w:eastAsia="Calibri" w:cs=""/>
-                <w:b/>
-                <w:color w:val="FF0000"/>
-                <w:kern w:val="0"/>
-                <w:sz w:val="18"/>
-                <w:szCs w:val="22"/>
-                <w:lang w:val="es-ES" w:eastAsia="en-US" w:bidi="ar-SA"/>
-              </w:rPr>
-              <w:t xml:space="preserve"> → Switch</w:t>
-            </w:r>
-            <w:r>
-              <w:rPr>
-                <w:rFonts w:eastAsia="Calibri" w:cs=""/>
-                <w:b/>
-                <w:color w:val="FF0000"/>
-                <w:kern w:val="0"/>
-                <w:sz w:val="18"/>
-                <w:szCs w:val="22"/>
-                <w:lang w:val="es-ES" w:eastAsia="en-US" w:bidi="ar-SA"/>
-              </w:rPr>
-              <w:t>0</w:t>
-            </w:r>
-            <w:r>
-              <w:rPr>
-                <w:rFonts w:eastAsia="Calibri" w:cs=""/>
-                <w:b/>
-                <w:color w:val="FF0000"/>
-                <w:kern w:val="0"/>
-                <w:sz w:val="18"/>
-                <w:szCs w:val="22"/>
-                <w:lang w:val="es-ES" w:eastAsia="en-US" w:bidi="ar-SA"/>
-              </w:rPr>
-              <w:t xml:space="preserve"> → FW2 → Switch</w:t>
-            </w:r>
-            <w:r>
-              <w:rPr>
-                <w:rFonts w:eastAsia="Calibri" w:cs=""/>
-                <w:b/>
-                <w:color w:val="FF0000"/>
-                <w:kern w:val="0"/>
-                <w:sz w:val="18"/>
-                <w:szCs w:val="22"/>
-                <w:lang w:val="es-ES" w:eastAsia="en-US" w:bidi="ar-SA"/>
-              </w:rPr>
-              <w:t>3</w:t>
-            </w:r>
-            <w:r>
-              <w:rPr>
-                <w:rFonts w:eastAsia="Calibri" w:cs=""/>
-                <w:b/>
-                <w:color w:val="FF0000"/>
-                <w:kern w:val="0"/>
-                <w:sz w:val="18"/>
-                <w:szCs w:val="22"/>
-                <w:lang w:val="es-ES" w:eastAsia="en-US" w:bidi="ar-SA"/>
-              </w:rPr>
-              <w:t xml:space="preserve"> → </w:t>
-            </w:r>
-            <w:r>
-              <w:rPr>
-                <w:rFonts w:eastAsia="Calibri" w:cs=""/>
-                <w:b/>
-                <w:color w:val="FF0000"/>
-                <w:kern w:val="0"/>
-                <w:sz w:val="18"/>
-                <w:szCs w:val="22"/>
-                <w:lang w:val="es-ES" w:eastAsia="en-US" w:bidi="ar-SA"/>
-              </w:rPr>
-              <w:t>1</w:t>
-            </w:r>
-            <w:r>
-              <w:rPr>
-                <w:rFonts w:eastAsia="Calibri" w:cs=""/>
-                <w:b/>
-                <w:color w:val="FF0000"/>
-                <w:kern w:val="0"/>
-                <w:sz w:val="18"/>
-                <w:szCs w:val="22"/>
-                <w:lang w:val="es-ES" w:eastAsia="en-US" w:bidi="ar-SA"/>
-              </w:rPr>
-              <w:t>9</w:t>
-            </w:r>
-            <w:r>
-              <w:rPr>
-                <w:rFonts w:eastAsia="Calibri" w:cs=""/>
-                <w:b/>
-                <w:color w:val="FF0000"/>
-                <w:kern w:val="0"/>
-                <w:sz w:val="18"/>
-                <w:szCs w:val="22"/>
-                <w:lang w:val="es-ES" w:eastAsia="en-US" w:bidi="ar-SA"/>
-              </w:rPr>
-              <w:t>2</w:t>
-            </w:r>
-            <w:r>
-              <w:rPr>
-                <w:rFonts w:eastAsia="Calibri" w:cs=""/>
-                <w:b/>
-                <w:color w:val="FF0000"/>
-                <w:kern w:val="0"/>
-                <w:sz w:val="18"/>
-                <w:szCs w:val="22"/>
-                <w:lang w:val="es-ES" w:eastAsia="en-US" w:bidi="ar-SA"/>
-              </w:rPr>
-              <w:t>.</w:t>
-            </w:r>
-            <w:r>
-              <w:rPr>
-                <w:rFonts w:eastAsia="Calibri" w:cs=""/>
-                <w:b/>
-                <w:color w:val="FF0000"/>
-                <w:kern w:val="0"/>
-                <w:sz w:val="18"/>
-                <w:szCs w:val="22"/>
-                <w:lang w:val="es-ES" w:eastAsia="en-US" w:bidi="ar-SA"/>
-              </w:rPr>
-              <w:t>1</w:t>
-            </w:r>
-            <w:r>
-              <w:rPr>
-                <w:rFonts w:eastAsia="Calibri" w:cs=""/>
-                <w:b/>
-                <w:color w:val="FF0000"/>
-                <w:kern w:val="0"/>
-                <w:sz w:val="18"/>
-                <w:szCs w:val="22"/>
-                <w:lang w:val="es-ES" w:eastAsia="en-US" w:bidi="ar-SA"/>
-              </w:rPr>
-              <w:t>6</w:t>
-            </w:r>
-            <w:r>
-              <w:rPr>
-                <w:rFonts w:eastAsia="Calibri" w:cs=""/>
-                <w:b/>
-                <w:color w:val="FF0000"/>
-                <w:kern w:val="0"/>
-                <w:sz w:val="18"/>
-                <w:szCs w:val="22"/>
-                <w:lang w:val="es-ES" w:eastAsia="en-US" w:bidi="ar-SA"/>
-              </w:rPr>
-              <w:t>8</w:t>
-            </w:r>
-            <w:r>
-              <w:rPr>
-                <w:rFonts w:eastAsia="Calibri" w:cs=""/>
-                <w:b/>
-                <w:color w:val="FF0000"/>
-                <w:kern w:val="0"/>
-                <w:sz w:val="18"/>
-                <w:szCs w:val="22"/>
-                <w:lang w:val="es-ES" w:eastAsia="en-US" w:bidi="ar-SA"/>
-              </w:rPr>
-              <w:t>.</w:t>
-            </w:r>
-            <w:r>
-              <w:rPr>
-                <w:rFonts w:eastAsia="Calibri" w:cs=""/>
-                <w:b/>
-                <w:color w:val="FF0000"/>
-                <w:kern w:val="0"/>
-                <w:sz w:val="18"/>
-                <w:szCs w:val="22"/>
-                <w:lang w:val="es-ES" w:eastAsia="en-US" w:bidi="ar-SA"/>
-              </w:rPr>
-              <w:t>5</w:t>
-            </w:r>
-            <w:r>
-              <w:rPr>
-                <w:rFonts w:eastAsia="Calibri" w:cs=""/>
-                <w:b/>
-                <w:color w:val="FF0000"/>
-                <w:kern w:val="0"/>
-                <w:sz w:val="18"/>
-                <w:szCs w:val="22"/>
-                <w:lang w:val="es-ES" w:eastAsia="en-US" w:bidi="ar-SA"/>
-              </w:rPr>
-              <w:t>2</w:t>
-            </w:r>
-            <w:r>
-              <w:rPr>
-                <w:rFonts w:eastAsia="Calibri" w:cs=""/>
-                <w:b/>
-                <w:color w:val="FF0000"/>
-                <w:kern w:val="0"/>
-                <w:sz w:val="18"/>
-                <w:szCs w:val="22"/>
-                <w:lang w:val="es-ES" w:eastAsia="en-US" w:bidi="ar-SA"/>
-              </w:rPr>
-              <w:t>.10</w:t>
-            </w:r>
-            <w:r>
-              <w:rPr>
-                <w:rFonts w:eastAsia="Calibri" w:cs=""/>
-                <w:b/>
-                <w:color w:val="FF0000"/>
-                <w:kern w:val="0"/>
-                <w:sz w:val="18"/>
-                <w:szCs w:val="22"/>
-                <w:lang w:val="es-ES" w:eastAsia="en-US" w:bidi="ar-SA"/>
-              </w:rPr>
-              <w:t>2</w:t>
+              <w:t>: 192.168.53.12 → Switch0 → FW2 → Switch3 → 192.168.52.102</w:t>
             </w:r>
           </w:p>
         </w:tc>
@@ -6014,451 +3012,7 @@
                 <w:szCs w:val="22"/>
                 <w:lang w:val="es-ES" w:eastAsia="en-US" w:bidi="ar-SA"/>
               </w:rPr>
-              <w:t xml:space="preserve">: </w:t>
-            </w:r>
-            <w:r>
-              <w:rPr>
-                <w:rFonts w:eastAsia="Calibri" w:cs=""/>
-                <w:b/>
-                <w:color w:val="FF0000"/>
-                <w:kern w:val="0"/>
-                <w:sz w:val="18"/>
-                <w:szCs w:val="22"/>
-                <w:lang w:val="es-ES" w:eastAsia="en-US" w:bidi="ar-SA"/>
-              </w:rPr>
-              <w:t>1</w:t>
-            </w:r>
-            <w:r>
-              <w:rPr>
-                <w:rFonts w:eastAsia="Calibri" w:cs=""/>
-                <w:b/>
-                <w:color w:val="FF0000"/>
-                <w:kern w:val="0"/>
-                <w:sz w:val="18"/>
-                <w:szCs w:val="22"/>
-                <w:lang w:val="es-ES" w:eastAsia="en-US" w:bidi="ar-SA"/>
-              </w:rPr>
-              <w:t>9</w:t>
-            </w:r>
-            <w:r>
-              <w:rPr>
-                <w:rFonts w:eastAsia="Calibri" w:cs=""/>
-                <w:b/>
-                <w:color w:val="FF0000"/>
-                <w:kern w:val="0"/>
-                <w:sz w:val="18"/>
-                <w:szCs w:val="22"/>
-                <w:lang w:val="es-ES" w:eastAsia="en-US" w:bidi="ar-SA"/>
-              </w:rPr>
-              <w:t>2.</w:t>
-            </w:r>
-            <w:r>
-              <w:rPr>
-                <w:rFonts w:eastAsia="Calibri" w:cs=""/>
-                <w:b/>
-                <w:color w:val="FF0000"/>
-                <w:kern w:val="0"/>
-                <w:sz w:val="18"/>
-                <w:szCs w:val="22"/>
-                <w:lang w:val="es-ES" w:eastAsia="en-US" w:bidi="ar-SA"/>
-              </w:rPr>
-              <w:t>1</w:t>
-            </w:r>
-            <w:r>
-              <w:rPr>
-                <w:rFonts w:eastAsia="Calibri" w:cs=""/>
-                <w:b/>
-                <w:color w:val="FF0000"/>
-                <w:kern w:val="0"/>
-                <w:sz w:val="18"/>
-                <w:szCs w:val="22"/>
-                <w:lang w:val="es-ES" w:eastAsia="en-US" w:bidi="ar-SA"/>
-              </w:rPr>
-              <w:t>6</w:t>
-            </w:r>
-            <w:r>
-              <w:rPr>
-                <w:rFonts w:eastAsia="Calibri" w:cs=""/>
-                <w:b/>
-                <w:color w:val="FF0000"/>
-                <w:kern w:val="0"/>
-                <w:sz w:val="18"/>
-                <w:szCs w:val="22"/>
-                <w:lang w:val="es-ES" w:eastAsia="en-US" w:bidi="ar-SA"/>
-              </w:rPr>
-              <w:t>8.</w:t>
-            </w:r>
-            <w:r>
-              <w:rPr>
-                <w:rFonts w:eastAsia="Calibri" w:cs=""/>
-                <w:b/>
-                <w:color w:val="FF0000"/>
-                <w:kern w:val="0"/>
-                <w:sz w:val="18"/>
-                <w:szCs w:val="22"/>
-                <w:lang w:val="es-ES" w:eastAsia="en-US" w:bidi="ar-SA"/>
-              </w:rPr>
-              <w:t>5</w:t>
-            </w:r>
-            <w:r>
-              <w:rPr>
-                <w:rFonts w:eastAsia="Calibri" w:cs=""/>
-                <w:b/>
-                <w:color w:val="FF0000"/>
-                <w:kern w:val="0"/>
-                <w:sz w:val="18"/>
-                <w:szCs w:val="22"/>
-                <w:lang w:val="es-ES" w:eastAsia="en-US" w:bidi="ar-SA"/>
-              </w:rPr>
-              <w:t>3.</w:t>
-            </w:r>
-            <w:r>
-              <w:rPr>
-                <w:rFonts w:eastAsia="Calibri" w:cs=""/>
-                <w:b/>
-                <w:color w:val="FF0000"/>
-                <w:kern w:val="0"/>
-                <w:sz w:val="18"/>
-                <w:szCs w:val="22"/>
-                <w:lang w:val="es-ES" w:eastAsia="en-US" w:bidi="ar-SA"/>
-              </w:rPr>
-              <w:t>1</w:t>
-            </w:r>
-            <w:r>
-              <w:rPr>
-                <w:rFonts w:eastAsia="Calibri" w:cs=""/>
-                <w:b/>
-                <w:color w:val="FF0000"/>
-                <w:kern w:val="0"/>
-                <w:sz w:val="18"/>
-                <w:szCs w:val="22"/>
-                <w:lang w:val="es-ES" w:eastAsia="en-US" w:bidi="ar-SA"/>
-              </w:rPr>
-              <w:t xml:space="preserve">0 → </w:t>
-            </w:r>
-            <w:r>
-              <w:rPr>
-                <w:rFonts w:eastAsia="Calibri" w:cs=""/>
-                <w:b/>
-                <w:color w:val="FF0000"/>
-                <w:kern w:val="0"/>
-                <w:sz w:val="18"/>
-                <w:szCs w:val="22"/>
-                <w:lang w:val="es-ES" w:eastAsia="en-US" w:bidi="ar-SA"/>
-              </w:rPr>
-              <w:t>S</w:t>
-            </w:r>
-            <w:r>
-              <w:rPr>
-                <w:rFonts w:eastAsia="Calibri" w:cs=""/>
-                <w:b/>
-                <w:color w:val="FF0000"/>
-                <w:kern w:val="0"/>
-                <w:sz w:val="18"/>
-                <w:szCs w:val="22"/>
-                <w:lang w:val="es-ES" w:eastAsia="en-US" w:bidi="ar-SA"/>
-              </w:rPr>
-              <w:t>w</w:t>
-            </w:r>
-            <w:r>
-              <w:rPr>
-                <w:rFonts w:eastAsia="Calibri" w:cs=""/>
-                <w:b/>
-                <w:color w:val="FF0000"/>
-                <w:kern w:val="0"/>
-                <w:sz w:val="18"/>
-                <w:szCs w:val="22"/>
-                <w:lang w:val="es-ES" w:eastAsia="en-US" w:bidi="ar-SA"/>
-              </w:rPr>
-              <w:t>i</w:t>
-            </w:r>
-            <w:r>
-              <w:rPr>
-                <w:rFonts w:eastAsia="Calibri" w:cs=""/>
-                <w:b/>
-                <w:color w:val="FF0000"/>
-                <w:kern w:val="0"/>
-                <w:sz w:val="18"/>
-                <w:szCs w:val="22"/>
-                <w:lang w:val="es-ES" w:eastAsia="en-US" w:bidi="ar-SA"/>
-              </w:rPr>
-              <w:t>t</w:t>
-            </w:r>
-            <w:r>
-              <w:rPr>
-                <w:rFonts w:eastAsia="Calibri" w:cs=""/>
-                <w:b/>
-                <w:color w:val="FF0000"/>
-                <w:kern w:val="0"/>
-                <w:sz w:val="18"/>
-                <w:szCs w:val="22"/>
-                <w:lang w:val="es-ES" w:eastAsia="en-US" w:bidi="ar-SA"/>
-              </w:rPr>
-              <w:t>c</w:t>
-            </w:r>
-            <w:r>
-              <w:rPr>
-                <w:rFonts w:eastAsia="Calibri" w:cs=""/>
-                <w:b/>
-                <w:color w:val="FF0000"/>
-                <w:kern w:val="0"/>
-                <w:sz w:val="18"/>
-                <w:szCs w:val="22"/>
-                <w:lang w:val="es-ES" w:eastAsia="en-US" w:bidi="ar-SA"/>
-              </w:rPr>
-              <w:t>h</w:t>
-            </w:r>
-            <w:r>
-              <w:rPr>
-                <w:rFonts w:eastAsia="Calibri" w:cs=""/>
-                <w:b/>
-                <w:color w:val="FF0000"/>
-                <w:kern w:val="0"/>
-                <w:sz w:val="18"/>
-                <w:szCs w:val="22"/>
-                <w:lang w:val="es-ES" w:eastAsia="en-US" w:bidi="ar-SA"/>
-              </w:rPr>
-              <w:t xml:space="preserve">0 → </w:t>
-            </w:r>
-            <w:r>
-              <w:rPr>
-                <w:rFonts w:eastAsia="Calibri" w:cs=""/>
-                <w:b/>
-                <w:color w:val="FF0000"/>
-                <w:kern w:val="0"/>
-                <w:sz w:val="18"/>
-                <w:szCs w:val="22"/>
-                <w:lang w:val="es-ES" w:eastAsia="en-US" w:bidi="ar-SA"/>
-              </w:rPr>
-              <w:t>F</w:t>
-            </w:r>
-            <w:r>
-              <w:rPr>
-                <w:rFonts w:eastAsia="Calibri" w:cs=""/>
-                <w:b/>
-                <w:color w:val="FF0000"/>
-                <w:kern w:val="0"/>
-                <w:sz w:val="18"/>
-                <w:szCs w:val="22"/>
-                <w:lang w:val="es-ES" w:eastAsia="en-US" w:bidi="ar-SA"/>
-              </w:rPr>
-              <w:t>W</w:t>
-            </w:r>
-            <w:r>
-              <w:rPr>
-                <w:rFonts w:eastAsia="Calibri" w:cs=""/>
-                <w:b/>
-                <w:color w:val="FF0000"/>
-                <w:kern w:val="0"/>
-                <w:sz w:val="18"/>
-                <w:szCs w:val="22"/>
-                <w:lang w:val="es-ES" w:eastAsia="en-US" w:bidi="ar-SA"/>
-              </w:rPr>
-              <w:t xml:space="preserve">2 → </w:t>
-            </w:r>
-            <w:r>
-              <w:rPr>
-                <w:rFonts w:eastAsia="Calibri" w:cs=""/>
-                <w:b/>
-                <w:color w:val="FF0000"/>
-                <w:kern w:val="0"/>
-                <w:sz w:val="18"/>
-                <w:szCs w:val="22"/>
-                <w:lang w:val="es-ES" w:eastAsia="en-US" w:bidi="ar-SA"/>
-              </w:rPr>
-              <w:t>S</w:t>
-            </w:r>
-            <w:r>
-              <w:rPr>
-                <w:rFonts w:eastAsia="Calibri" w:cs=""/>
-                <w:b/>
-                <w:color w:val="FF0000"/>
-                <w:kern w:val="0"/>
-                <w:sz w:val="18"/>
-                <w:szCs w:val="22"/>
-                <w:lang w:val="es-ES" w:eastAsia="en-US" w:bidi="ar-SA"/>
-              </w:rPr>
-              <w:t>w</w:t>
-            </w:r>
-            <w:r>
-              <w:rPr>
-                <w:rFonts w:eastAsia="Calibri" w:cs=""/>
-                <w:b/>
-                <w:color w:val="FF0000"/>
-                <w:kern w:val="0"/>
-                <w:sz w:val="18"/>
-                <w:szCs w:val="22"/>
-                <w:lang w:val="es-ES" w:eastAsia="en-US" w:bidi="ar-SA"/>
-              </w:rPr>
-              <w:t>i</w:t>
-            </w:r>
-            <w:r>
-              <w:rPr>
-                <w:rFonts w:eastAsia="Calibri" w:cs=""/>
-                <w:b/>
-                <w:color w:val="FF0000"/>
-                <w:kern w:val="0"/>
-                <w:sz w:val="18"/>
-                <w:szCs w:val="22"/>
-                <w:lang w:val="es-ES" w:eastAsia="en-US" w:bidi="ar-SA"/>
-              </w:rPr>
-              <w:t>t</w:t>
-            </w:r>
-            <w:r>
-              <w:rPr>
-                <w:rFonts w:eastAsia="Calibri" w:cs=""/>
-                <w:b/>
-                <w:color w:val="FF0000"/>
-                <w:kern w:val="0"/>
-                <w:sz w:val="18"/>
-                <w:szCs w:val="22"/>
-                <w:lang w:val="es-ES" w:eastAsia="en-US" w:bidi="ar-SA"/>
-              </w:rPr>
-              <w:t>c</w:t>
-            </w:r>
-            <w:r>
-              <w:rPr>
-                <w:rFonts w:eastAsia="Calibri" w:cs=""/>
-                <w:b/>
-                <w:color w:val="FF0000"/>
-                <w:kern w:val="0"/>
-                <w:sz w:val="18"/>
-                <w:szCs w:val="22"/>
-                <w:lang w:val="es-ES" w:eastAsia="en-US" w:bidi="ar-SA"/>
-              </w:rPr>
-              <w:t>h</w:t>
-            </w:r>
-            <w:r>
-              <w:rPr>
-                <w:rFonts w:eastAsia="Calibri" w:cs=""/>
-                <w:b/>
-                <w:color w:val="FF0000"/>
-                <w:kern w:val="0"/>
-                <w:sz w:val="18"/>
-                <w:szCs w:val="22"/>
-                <w:lang w:val="es-ES" w:eastAsia="en-US" w:bidi="ar-SA"/>
-              </w:rPr>
-              <w:t xml:space="preserve">5 → </w:t>
-            </w:r>
-            <w:r>
-              <w:rPr>
-                <w:rFonts w:eastAsia="Calibri" w:cs=""/>
-                <w:b/>
-                <w:color w:val="FF0000"/>
-                <w:kern w:val="0"/>
-                <w:sz w:val="18"/>
-                <w:szCs w:val="22"/>
-                <w:lang w:val="es-ES" w:eastAsia="en-US" w:bidi="ar-SA"/>
-              </w:rPr>
-              <w:t>g</w:t>
-            </w:r>
-            <w:r>
-              <w:rPr>
-                <w:rFonts w:eastAsia="Calibri" w:cs=""/>
-                <w:b/>
-                <w:color w:val="FF0000"/>
-                <w:kern w:val="0"/>
-                <w:sz w:val="18"/>
-                <w:szCs w:val="22"/>
-                <w:lang w:val="es-ES" w:eastAsia="en-US" w:bidi="ar-SA"/>
-              </w:rPr>
-              <w:t>e</w:t>
-            </w:r>
-            <w:r>
-              <w:rPr>
-                <w:rFonts w:eastAsia="Calibri" w:cs=""/>
-                <w:b/>
-                <w:color w:val="FF0000"/>
-                <w:kern w:val="0"/>
-                <w:sz w:val="18"/>
-                <w:szCs w:val="22"/>
-                <w:lang w:val="es-ES" w:eastAsia="en-US" w:bidi="ar-SA"/>
-              </w:rPr>
-              <w:t>s</w:t>
-            </w:r>
-            <w:r>
-              <w:rPr>
-                <w:rFonts w:eastAsia="Calibri" w:cs=""/>
-                <w:b/>
-                <w:color w:val="FF0000"/>
-                <w:kern w:val="0"/>
-                <w:sz w:val="18"/>
-                <w:szCs w:val="22"/>
-                <w:lang w:val="es-ES" w:eastAsia="en-US" w:bidi="ar-SA"/>
-              </w:rPr>
-              <w:t>t</w:t>
-            </w:r>
-            <w:r>
-              <w:rPr>
-                <w:rFonts w:eastAsia="Calibri" w:cs=""/>
-                <w:b/>
-                <w:color w:val="FF0000"/>
-                <w:kern w:val="0"/>
-                <w:sz w:val="18"/>
-                <w:szCs w:val="22"/>
-                <w:lang w:val="es-ES" w:eastAsia="en-US" w:bidi="ar-SA"/>
-              </w:rPr>
-              <w:t>y</w:t>
-            </w:r>
-            <w:r>
-              <w:rPr>
-                <w:rFonts w:eastAsia="Calibri" w:cs=""/>
-                <w:b/>
-                <w:color w:val="FF0000"/>
-                <w:kern w:val="0"/>
-                <w:sz w:val="18"/>
-                <w:szCs w:val="22"/>
-                <w:lang w:val="es-ES" w:eastAsia="en-US" w:bidi="ar-SA"/>
-              </w:rPr>
-              <w:t>t</w:t>
-            </w:r>
-            <w:r>
-              <w:rPr>
-                <w:rFonts w:eastAsia="Calibri" w:cs=""/>
-                <w:b/>
-                <w:color w:val="FF0000"/>
-                <w:kern w:val="0"/>
-                <w:sz w:val="18"/>
-                <w:szCs w:val="22"/>
-                <w:lang w:val="es-ES" w:eastAsia="en-US" w:bidi="ar-SA"/>
-              </w:rPr>
-              <w:t>e</w:t>
-            </w:r>
-            <w:r>
-              <w:rPr>
-                <w:rFonts w:eastAsia="Calibri" w:cs=""/>
-                <w:b/>
-                <w:color w:val="FF0000"/>
-                <w:kern w:val="0"/>
-                <w:sz w:val="18"/>
-                <w:szCs w:val="22"/>
-                <w:lang w:val="es-ES" w:eastAsia="en-US" w:bidi="ar-SA"/>
-              </w:rPr>
-              <w:t>c.</w:t>
-            </w:r>
-            <w:r>
-              <w:rPr>
-                <w:rFonts w:eastAsia="Calibri" w:cs=""/>
-                <w:b/>
-                <w:color w:val="FF0000"/>
-                <w:kern w:val="0"/>
-                <w:sz w:val="18"/>
-                <w:szCs w:val="22"/>
-                <w:lang w:val="es-ES" w:eastAsia="en-US" w:bidi="ar-SA"/>
-              </w:rPr>
-              <w:t>e</w:t>
-            </w:r>
-            <w:r>
-              <w:rPr>
-                <w:rFonts w:eastAsia="Calibri" w:cs=""/>
-                <w:b/>
-                <w:color w:val="FF0000"/>
-                <w:kern w:val="0"/>
-                <w:sz w:val="18"/>
-                <w:szCs w:val="22"/>
-                <w:lang w:val="es-ES" w:eastAsia="en-US" w:bidi="ar-SA"/>
-              </w:rPr>
-              <w:t>s</w:t>
+              <w:t>: 192.168.53.10 → Switch0 → FW2 → Switch5 → gestytec.es</w:t>
             </w:r>
           </w:p>
         </w:tc>
@@ -6631,19 +3185,7 @@
                 <w:szCs w:val="22"/>
                 <w:lang w:val="es-ES" w:eastAsia="en-US" w:bidi="ar-SA"/>
               </w:rPr>
-              <w:t xml:space="preserve">: </w:t>
-            </w:r>
-            <w:r>
-              <w:rPr>
-                <w:rFonts w:eastAsia="Calibri" w:cs=""/>
-                <w:b/>
-                <w:color w:val="FF0000"/>
-                <w:kern w:val="0"/>
-                <w:sz w:val="18"/>
-                <w:szCs w:val="22"/>
-                <w:lang w:val="es-ES" w:eastAsia="en-US" w:bidi="ar-SA"/>
-              </w:rPr>
-              <w:t>10, g0/0, in, FW1, deny 192.168.53.10</w:t>
+              <w:t>: 10, g0/0, in, FW1, deny 192.168.53.10</w:t>
             </w:r>
           </w:p>
         </w:tc>
@@ -6815,511 +3357,7 @@
                 <w:szCs w:val="22"/>
                 <w:lang w:val="es-ES" w:eastAsia="en-US" w:bidi="ar-SA"/>
               </w:rPr>
-              <w:t>:</w:t>
-            </w:r>
-            <w:r>
-              <w:rPr>
-                <w:rFonts w:eastAsia="Calibri" w:cs=""/>
-                <w:b/>
-                <w:color w:val="FF0000"/>
-                <w:kern w:val="0"/>
-                <w:sz w:val="18"/>
-                <w:szCs w:val="22"/>
-                <w:lang w:val="es-ES" w:eastAsia="en-US" w:bidi="ar-SA"/>
-              </w:rPr>
-              <w:t xml:space="preserve"> </w:t>
-            </w:r>
-            <w:r>
-              <w:rPr>
-                <w:rFonts w:eastAsia="Calibri" w:cs=""/>
-                <w:b/>
-                <w:color w:val="FF0000"/>
-                <w:kern w:val="0"/>
-                <w:sz w:val="18"/>
-                <w:szCs w:val="22"/>
-                <w:lang w:val="es-ES" w:eastAsia="en-US" w:bidi="ar-SA"/>
-              </w:rPr>
-              <w:t>1</w:t>
-            </w:r>
-            <w:r>
-              <w:rPr>
-                <w:rFonts w:eastAsia="Calibri" w:cs=""/>
-                <w:b/>
-                <w:color w:val="FF0000"/>
-                <w:kern w:val="0"/>
-                <w:sz w:val="18"/>
-                <w:szCs w:val="22"/>
-                <w:lang w:val="es-ES" w:eastAsia="en-US" w:bidi="ar-SA"/>
-              </w:rPr>
-              <w:t>9</w:t>
-            </w:r>
-            <w:r>
-              <w:rPr>
-                <w:rFonts w:eastAsia="Calibri" w:cs=""/>
-                <w:b/>
-                <w:color w:val="FF0000"/>
-                <w:kern w:val="0"/>
-                <w:sz w:val="18"/>
-                <w:szCs w:val="22"/>
-                <w:lang w:val="es-ES" w:eastAsia="en-US" w:bidi="ar-SA"/>
-              </w:rPr>
-              <w:t>2.</w:t>
-            </w:r>
-            <w:r>
-              <w:rPr>
-                <w:rFonts w:eastAsia="Calibri" w:cs=""/>
-                <w:b/>
-                <w:color w:val="FF0000"/>
-                <w:kern w:val="0"/>
-                <w:sz w:val="18"/>
-                <w:szCs w:val="22"/>
-                <w:lang w:val="es-ES" w:eastAsia="en-US" w:bidi="ar-SA"/>
-              </w:rPr>
-              <w:t>1</w:t>
-            </w:r>
-            <w:r>
-              <w:rPr>
-                <w:rFonts w:eastAsia="Calibri" w:cs=""/>
-                <w:b/>
-                <w:color w:val="FF0000"/>
-                <w:kern w:val="0"/>
-                <w:sz w:val="18"/>
-                <w:szCs w:val="22"/>
-                <w:lang w:val="es-ES" w:eastAsia="en-US" w:bidi="ar-SA"/>
-              </w:rPr>
-              <w:t>6</w:t>
-            </w:r>
-            <w:r>
-              <w:rPr>
-                <w:rFonts w:eastAsia="Calibri" w:cs=""/>
-                <w:b/>
-                <w:color w:val="FF0000"/>
-                <w:kern w:val="0"/>
-                <w:sz w:val="18"/>
-                <w:szCs w:val="22"/>
-                <w:lang w:val="es-ES" w:eastAsia="en-US" w:bidi="ar-SA"/>
-              </w:rPr>
-              <w:t>8.</w:t>
-            </w:r>
-            <w:r>
-              <w:rPr>
-                <w:rFonts w:eastAsia="Calibri" w:cs=""/>
-                <w:b/>
-                <w:color w:val="FF0000"/>
-                <w:kern w:val="0"/>
-                <w:sz w:val="18"/>
-                <w:szCs w:val="22"/>
-                <w:lang w:val="es-ES" w:eastAsia="en-US" w:bidi="ar-SA"/>
-              </w:rPr>
-              <w:t>5</w:t>
-            </w:r>
-            <w:r>
-              <w:rPr>
-                <w:rFonts w:eastAsia="Calibri" w:cs=""/>
-                <w:b/>
-                <w:color w:val="FF0000"/>
-                <w:kern w:val="0"/>
-                <w:sz w:val="18"/>
-                <w:szCs w:val="22"/>
-                <w:lang w:val="es-ES" w:eastAsia="en-US" w:bidi="ar-SA"/>
-              </w:rPr>
-              <w:t>3.</w:t>
-            </w:r>
-            <w:r>
-              <w:rPr>
-                <w:rFonts w:eastAsia="Calibri" w:cs=""/>
-                <w:b/>
-                <w:color w:val="FF0000"/>
-                <w:kern w:val="0"/>
-                <w:sz w:val="18"/>
-                <w:szCs w:val="22"/>
-                <w:lang w:val="es-ES" w:eastAsia="en-US" w:bidi="ar-SA"/>
-              </w:rPr>
-              <w:t>1</w:t>
-            </w:r>
-            <w:r>
-              <w:rPr>
-                <w:rFonts w:eastAsia="Calibri" w:cs=""/>
-                <w:b/>
-                <w:color w:val="FF0000"/>
-                <w:kern w:val="0"/>
-                <w:sz w:val="18"/>
-                <w:szCs w:val="22"/>
-                <w:lang w:val="es-ES" w:eastAsia="en-US" w:bidi="ar-SA"/>
-              </w:rPr>
-              <w:t>1 →</w:t>
-            </w:r>
-            <w:r>
-              <w:rPr>
-                <w:rFonts w:eastAsia="Calibri" w:cs=""/>
-                <w:b/>
-                <w:color w:val="FF0000"/>
-                <w:kern w:val="0"/>
-                <w:sz w:val="18"/>
-                <w:szCs w:val="22"/>
-                <w:lang w:val="es-ES" w:eastAsia="en-US" w:bidi="ar-SA"/>
-              </w:rPr>
-              <w:t xml:space="preserve"> </w:t>
-            </w:r>
-            <w:r>
-              <w:rPr>
-                <w:rFonts w:eastAsia="Calibri" w:cs=""/>
-                <w:b/>
-                <w:color w:val="FF0000"/>
-                <w:kern w:val="0"/>
-                <w:sz w:val="18"/>
-                <w:szCs w:val="22"/>
-                <w:lang w:val="es-ES" w:eastAsia="en-US" w:bidi="ar-SA"/>
-              </w:rPr>
-              <w:t>S</w:t>
-            </w:r>
-            <w:r>
-              <w:rPr>
-                <w:rFonts w:eastAsia="Calibri" w:cs=""/>
-                <w:b/>
-                <w:color w:val="FF0000"/>
-                <w:kern w:val="0"/>
-                <w:sz w:val="18"/>
-                <w:szCs w:val="22"/>
-                <w:lang w:val="es-ES" w:eastAsia="en-US" w:bidi="ar-SA"/>
-              </w:rPr>
-              <w:t>w</w:t>
-            </w:r>
-            <w:r>
-              <w:rPr>
-                <w:rFonts w:eastAsia="Calibri" w:cs=""/>
-                <w:b/>
-                <w:color w:val="FF0000"/>
-                <w:kern w:val="0"/>
-                <w:sz w:val="18"/>
-                <w:szCs w:val="22"/>
-                <w:lang w:val="es-ES" w:eastAsia="en-US" w:bidi="ar-SA"/>
-              </w:rPr>
-              <w:t>i</w:t>
-            </w:r>
-            <w:r>
-              <w:rPr>
-                <w:rFonts w:eastAsia="Calibri" w:cs=""/>
-                <w:b/>
-                <w:color w:val="FF0000"/>
-                <w:kern w:val="0"/>
-                <w:sz w:val="18"/>
-                <w:szCs w:val="22"/>
-                <w:lang w:val="es-ES" w:eastAsia="en-US" w:bidi="ar-SA"/>
-              </w:rPr>
-              <w:t>t</w:t>
-            </w:r>
-            <w:r>
-              <w:rPr>
-                <w:rFonts w:eastAsia="Calibri" w:cs=""/>
-                <w:b/>
-                <w:color w:val="FF0000"/>
-                <w:kern w:val="0"/>
-                <w:sz w:val="18"/>
-                <w:szCs w:val="22"/>
-                <w:lang w:val="es-ES" w:eastAsia="en-US" w:bidi="ar-SA"/>
-              </w:rPr>
-              <w:t>c</w:t>
-            </w:r>
-            <w:r>
-              <w:rPr>
-                <w:rFonts w:eastAsia="Calibri" w:cs=""/>
-                <w:b/>
-                <w:color w:val="FF0000"/>
-                <w:kern w:val="0"/>
-                <w:sz w:val="18"/>
-                <w:szCs w:val="22"/>
-                <w:lang w:val="es-ES" w:eastAsia="en-US" w:bidi="ar-SA"/>
-              </w:rPr>
-              <w:t>h</w:t>
-            </w:r>
-            <w:r>
-              <w:rPr>
-                <w:rFonts w:eastAsia="Calibri" w:cs=""/>
-                <w:b/>
-                <w:color w:val="FF0000"/>
-                <w:kern w:val="0"/>
-                <w:sz w:val="18"/>
-                <w:szCs w:val="22"/>
-                <w:lang w:val="es-ES" w:eastAsia="en-US" w:bidi="ar-SA"/>
-              </w:rPr>
-              <w:t xml:space="preserve">0 → </w:t>
-            </w:r>
-            <w:r>
-              <w:rPr>
-                <w:rFonts w:eastAsia="Calibri" w:cs=""/>
-                <w:b/>
-                <w:color w:val="FF0000"/>
-                <w:kern w:val="0"/>
-                <w:sz w:val="18"/>
-                <w:szCs w:val="22"/>
-                <w:lang w:val="es-ES" w:eastAsia="en-US" w:bidi="ar-SA"/>
-              </w:rPr>
-              <w:t>F</w:t>
-            </w:r>
-            <w:r>
-              <w:rPr>
-                <w:rFonts w:eastAsia="Calibri" w:cs=""/>
-                <w:b/>
-                <w:color w:val="FF0000"/>
-                <w:kern w:val="0"/>
-                <w:sz w:val="18"/>
-                <w:szCs w:val="22"/>
-                <w:lang w:val="es-ES" w:eastAsia="en-US" w:bidi="ar-SA"/>
-              </w:rPr>
-              <w:t>W</w:t>
-            </w:r>
-            <w:r>
-              <w:rPr>
-                <w:rFonts w:eastAsia="Calibri" w:cs=""/>
-                <w:b/>
-                <w:color w:val="FF0000"/>
-                <w:kern w:val="0"/>
-                <w:sz w:val="18"/>
-                <w:szCs w:val="22"/>
-                <w:lang w:val="es-ES" w:eastAsia="en-US" w:bidi="ar-SA"/>
-              </w:rPr>
-              <w:t xml:space="preserve">2 → </w:t>
-            </w:r>
-            <w:r>
-              <w:rPr>
-                <w:rFonts w:eastAsia="Calibri" w:cs=""/>
-                <w:b/>
-                <w:color w:val="FF0000"/>
-                <w:kern w:val="0"/>
-                <w:sz w:val="18"/>
-                <w:szCs w:val="22"/>
-                <w:lang w:val="es-ES" w:eastAsia="en-US" w:bidi="ar-SA"/>
-              </w:rPr>
-              <w:t>S</w:t>
-            </w:r>
-            <w:r>
-              <w:rPr>
-                <w:rFonts w:eastAsia="Calibri" w:cs=""/>
-                <w:b/>
-                <w:color w:val="FF0000"/>
-                <w:kern w:val="0"/>
-                <w:sz w:val="18"/>
-                <w:szCs w:val="22"/>
-                <w:lang w:val="es-ES" w:eastAsia="en-US" w:bidi="ar-SA"/>
-              </w:rPr>
-              <w:t>w</w:t>
-            </w:r>
-            <w:r>
-              <w:rPr>
-                <w:rFonts w:eastAsia="Calibri" w:cs=""/>
-                <w:b/>
-                <w:color w:val="FF0000"/>
-                <w:kern w:val="0"/>
-                <w:sz w:val="18"/>
-                <w:szCs w:val="22"/>
-                <w:lang w:val="es-ES" w:eastAsia="en-US" w:bidi="ar-SA"/>
-              </w:rPr>
-              <w:t>i</w:t>
-            </w:r>
-            <w:r>
-              <w:rPr>
-                <w:rFonts w:eastAsia="Calibri" w:cs=""/>
-                <w:b/>
-                <w:color w:val="FF0000"/>
-                <w:kern w:val="0"/>
-                <w:sz w:val="18"/>
-                <w:szCs w:val="22"/>
-                <w:lang w:val="es-ES" w:eastAsia="en-US" w:bidi="ar-SA"/>
-              </w:rPr>
-              <w:t>t</w:t>
-            </w:r>
-            <w:r>
-              <w:rPr>
-                <w:rFonts w:eastAsia="Calibri" w:cs=""/>
-                <w:b/>
-                <w:color w:val="FF0000"/>
-                <w:kern w:val="0"/>
-                <w:sz w:val="18"/>
-                <w:szCs w:val="22"/>
-                <w:lang w:val="es-ES" w:eastAsia="en-US" w:bidi="ar-SA"/>
-              </w:rPr>
-              <w:t>c</w:t>
-            </w:r>
-            <w:r>
-              <w:rPr>
-                <w:rFonts w:eastAsia="Calibri" w:cs=""/>
-                <w:b/>
-                <w:color w:val="FF0000"/>
-                <w:kern w:val="0"/>
-                <w:sz w:val="18"/>
-                <w:szCs w:val="22"/>
-                <w:lang w:val="es-ES" w:eastAsia="en-US" w:bidi="ar-SA"/>
-              </w:rPr>
-              <w:t>h</w:t>
-            </w:r>
-            <w:r>
-              <w:rPr>
-                <w:rFonts w:eastAsia="Calibri" w:cs=""/>
-                <w:b/>
-                <w:color w:val="FF0000"/>
-                <w:kern w:val="0"/>
-                <w:sz w:val="18"/>
-                <w:szCs w:val="22"/>
-                <w:lang w:val="es-ES" w:eastAsia="en-US" w:bidi="ar-SA"/>
-              </w:rPr>
-              <w:t xml:space="preserve">5 → </w:t>
-            </w:r>
-            <w:r>
-              <w:rPr>
-                <w:rFonts w:eastAsia="Calibri" w:cs=""/>
-                <w:b/>
-                <w:color w:val="FF0000"/>
-                <w:kern w:val="0"/>
-                <w:sz w:val="18"/>
-                <w:szCs w:val="22"/>
-                <w:lang w:val="es-ES" w:eastAsia="en-US" w:bidi="ar-SA"/>
-              </w:rPr>
-              <w:t>F</w:t>
-            </w:r>
-            <w:r>
-              <w:rPr>
-                <w:rFonts w:eastAsia="Calibri" w:cs=""/>
-                <w:b/>
-                <w:color w:val="FF0000"/>
-                <w:kern w:val="0"/>
-                <w:sz w:val="18"/>
-                <w:szCs w:val="22"/>
-                <w:lang w:val="es-ES" w:eastAsia="en-US" w:bidi="ar-SA"/>
-              </w:rPr>
-              <w:t>W</w:t>
-            </w:r>
-            <w:r>
-              <w:rPr>
-                <w:rFonts w:eastAsia="Calibri" w:cs=""/>
-                <w:b/>
-                <w:color w:val="FF0000"/>
-                <w:kern w:val="0"/>
-                <w:sz w:val="18"/>
-                <w:szCs w:val="22"/>
-                <w:lang w:val="es-ES" w:eastAsia="en-US" w:bidi="ar-SA"/>
-              </w:rPr>
-              <w:t xml:space="preserve">1 → </w:t>
-            </w:r>
-            <w:r>
-              <w:rPr>
-                <w:rFonts w:eastAsia="Calibri" w:cs=""/>
-                <w:b/>
-                <w:color w:val="FF0000"/>
-                <w:kern w:val="0"/>
-                <w:sz w:val="18"/>
-                <w:szCs w:val="22"/>
-                <w:lang w:val="es-ES" w:eastAsia="en-US" w:bidi="ar-SA"/>
-              </w:rPr>
-              <w:t>2</w:t>
-            </w:r>
-            <w:r>
-              <w:rPr>
-                <w:rFonts w:eastAsia="Calibri" w:cs=""/>
-                <w:b/>
-                <w:color w:val="FF0000"/>
-                <w:kern w:val="0"/>
-                <w:sz w:val="18"/>
-                <w:szCs w:val="22"/>
-                <w:lang w:val="es-ES" w:eastAsia="en-US" w:bidi="ar-SA"/>
-              </w:rPr>
-              <w:t>0</w:t>
-            </w:r>
-            <w:r>
-              <w:rPr>
-                <w:rFonts w:eastAsia="Calibri" w:cs=""/>
-                <w:b/>
-                <w:color w:val="FF0000"/>
-                <w:kern w:val="0"/>
-                <w:sz w:val="18"/>
-                <w:szCs w:val="22"/>
-                <w:lang w:val="es-ES" w:eastAsia="en-US" w:bidi="ar-SA"/>
-              </w:rPr>
-              <w:t>0.</w:t>
-            </w:r>
-            <w:r>
-              <w:rPr>
-                <w:rFonts w:eastAsia="Calibri" w:cs=""/>
-                <w:b/>
-                <w:color w:val="FF0000"/>
-                <w:kern w:val="0"/>
-                <w:sz w:val="18"/>
-                <w:szCs w:val="22"/>
-                <w:lang w:val="es-ES" w:eastAsia="en-US" w:bidi="ar-SA"/>
-              </w:rPr>
-              <w:t>2</w:t>
-            </w:r>
-            <w:r>
-              <w:rPr>
-                <w:rFonts w:eastAsia="Calibri" w:cs=""/>
-                <w:b/>
-                <w:color w:val="FF0000"/>
-                <w:kern w:val="0"/>
-                <w:sz w:val="18"/>
-                <w:szCs w:val="22"/>
-                <w:lang w:val="es-ES" w:eastAsia="en-US" w:bidi="ar-SA"/>
-              </w:rPr>
-              <w:t>0</w:t>
-            </w:r>
-            <w:r>
-              <w:rPr>
-                <w:rFonts w:eastAsia="Calibri" w:cs=""/>
-                <w:b/>
-                <w:color w:val="FF0000"/>
-                <w:kern w:val="0"/>
-                <w:sz w:val="18"/>
-                <w:szCs w:val="22"/>
-                <w:lang w:val="es-ES" w:eastAsia="en-US" w:bidi="ar-SA"/>
-              </w:rPr>
-              <w:t>0.</w:t>
-            </w:r>
-            <w:r>
-              <w:rPr>
-                <w:rFonts w:eastAsia="Calibri" w:cs=""/>
-                <w:b/>
-                <w:color w:val="FF0000"/>
-                <w:kern w:val="0"/>
-                <w:sz w:val="18"/>
-                <w:szCs w:val="22"/>
-                <w:lang w:val="es-ES" w:eastAsia="en-US" w:bidi="ar-SA"/>
-              </w:rPr>
-              <w:t>2</w:t>
-            </w:r>
-            <w:r>
-              <w:rPr>
-                <w:rFonts w:eastAsia="Calibri" w:cs=""/>
-                <w:b/>
-                <w:color w:val="FF0000"/>
-                <w:kern w:val="0"/>
-                <w:sz w:val="18"/>
-                <w:szCs w:val="22"/>
-                <w:lang w:val="es-ES" w:eastAsia="en-US" w:bidi="ar-SA"/>
-              </w:rPr>
-              <w:t>0</w:t>
-            </w:r>
-            <w:r>
-              <w:rPr>
-                <w:rFonts w:eastAsia="Calibri" w:cs=""/>
-                <w:b/>
-                <w:color w:val="FF0000"/>
-                <w:kern w:val="0"/>
-                <w:sz w:val="18"/>
-                <w:szCs w:val="22"/>
-                <w:lang w:val="es-ES" w:eastAsia="en-US" w:bidi="ar-SA"/>
-              </w:rPr>
-              <w:t>0.</w:t>
-            </w:r>
-            <w:r>
-              <w:rPr>
-                <w:rFonts w:eastAsia="Calibri" w:cs=""/>
-                <w:b/>
-                <w:color w:val="FF0000"/>
-                <w:kern w:val="0"/>
-                <w:sz w:val="18"/>
-                <w:szCs w:val="22"/>
-                <w:lang w:val="es-ES" w:eastAsia="en-US" w:bidi="ar-SA"/>
-              </w:rPr>
-              <w:t>0</w:t>
+              <w:t>: 192.168.53.11 → Switch0 → FW2 → Switch5 → FW1 → 200.200.200.0</w:t>
             </w:r>
           </w:p>
         </w:tc>
@@ -7491,463 +3529,7 @@
                 <w:szCs w:val="22"/>
                 <w:lang w:val="es-ES" w:eastAsia="en-US" w:bidi="ar-SA"/>
               </w:rPr>
-              <w:t xml:space="preserve">: </w:t>
-            </w:r>
-            <w:r>
-              <w:rPr>
-                <w:rFonts w:eastAsia="Calibri" w:cs=""/>
-                <w:b/>
-                <w:color w:val="FF0000"/>
-                <w:kern w:val="0"/>
-                <w:sz w:val="18"/>
-                <w:szCs w:val="22"/>
-                <w:lang w:val="es-ES" w:eastAsia="en-US" w:bidi="ar-SA"/>
-              </w:rPr>
-              <w:t>1</w:t>
-            </w:r>
-            <w:r>
-              <w:rPr>
-                <w:rFonts w:eastAsia="Calibri" w:cs=""/>
-                <w:b/>
-                <w:color w:val="FF0000"/>
-                <w:kern w:val="0"/>
-                <w:sz w:val="18"/>
-                <w:szCs w:val="22"/>
-                <w:lang w:val="es-ES" w:eastAsia="en-US" w:bidi="ar-SA"/>
-              </w:rPr>
-              <w:t>9</w:t>
-            </w:r>
-            <w:r>
-              <w:rPr>
-                <w:rFonts w:eastAsia="Calibri" w:cs=""/>
-                <w:b/>
-                <w:color w:val="FF0000"/>
-                <w:kern w:val="0"/>
-                <w:sz w:val="18"/>
-                <w:szCs w:val="22"/>
-                <w:lang w:val="es-ES" w:eastAsia="en-US" w:bidi="ar-SA"/>
-              </w:rPr>
-              <w:t>2.</w:t>
-            </w:r>
-            <w:r>
-              <w:rPr>
-                <w:rFonts w:eastAsia="Calibri" w:cs=""/>
-                <w:b/>
-                <w:color w:val="FF0000"/>
-                <w:kern w:val="0"/>
-                <w:sz w:val="18"/>
-                <w:szCs w:val="22"/>
-                <w:lang w:val="es-ES" w:eastAsia="en-US" w:bidi="ar-SA"/>
-              </w:rPr>
-              <w:t>1</w:t>
-            </w:r>
-            <w:r>
-              <w:rPr>
-                <w:rFonts w:eastAsia="Calibri" w:cs=""/>
-                <w:b/>
-                <w:color w:val="FF0000"/>
-                <w:kern w:val="0"/>
-                <w:sz w:val="18"/>
-                <w:szCs w:val="22"/>
-                <w:lang w:val="es-ES" w:eastAsia="en-US" w:bidi="ar-SA"/>
-              </w:rPr>
-              <w:t>6</w:t>
-            </w:r>
-            <w:r>
-              <w:rPr>
-                <w:rFonts w:eastAsia="Calibri" w:cs=""/>
-                <w:b/>
-                <w:color w:val="FF0000"/>
-                <w:kern w:val="0"/>
-                <w:sz w:val="18"/>
-                <w:szCs w:val="22"/>
-                <w:lang w:val="es-ES" w:eastAsia="en-US" w:bidi="ar-SA"/>
-              </w:rPr>
-              <w:t>8.</w:t>
-            </w:r>
-            <w:r>
-              <w:rPr>
-                <w:rFonts w:eastAsia="Calibri" w:cs=""/>
-                <w:b/>
-                <w:color w:val="FF0000"/>
-                <w:kern w:val="0"/>
-                <w:sz w:val="18"/>
-                <w:szCs w:val="22"/>
-                <w:lang w:val="es-ES" w:eastAsia="en-US" w:bidi="ar-SA"/>
-              </w:rPr>
-              <w:t>5</w:t>
-            </w:r>
-            <w:r>
-              <w:rPr>
-                <w:rFonts w:eastAsia="Calibri" w:cs=""/>
-                <w:b/>
-                <w:color w:val="FF0000"/>
-                <w:kern w:val="0"/>
-                <w:sz w:val="18"/>
-                <w:szCs w:val="22"/>
-                <w:lang w:val="es-ES" w:eastAsia="en-US" w:bidi="ar-SA"/>
-              </w:rPr>
-              <w:t>2.</w:t>
-            </w:r>
-            <w:r>
-              <w:rPr>
-                <w:rFonts w:eastAsia="Calibri" w:cs=""/>
-                <w:b/>
-                <w:color w:val="FF0000"/>
-                <w:kern w:val="0"/>
-                <w:sz w:val="18"/>
-                <w:szCs w:val="22"/>
-                <w:lang w:val="es-ES" w:eastAsia="en-US" w:bidi="ar-SA"/>
-              </w:rPr>
-              <w:t>1</w:t>
-            </w:r>
-            <w:r>
-              <w:rPr>
-                <w:rFonts w:eastAsia="Calibri" w:cs=""/>
-                <w:b/>
-                <w:color w:val="FF0000"/>
-                <w:kern w:val="0"/>
-                <w:sz w:val="18"/>
-                <w:szCs w:val="22"/>
-                <w:lang w:val="es-ES" w:eastAsia="en-US" w:bidi="ar-SA"/>
-              </w:rPr>
-              <w:t>0</w:t>
-            </w:r>
-            <w:r>
-              <w:rPr>
-                <w:rFonts w:eastAsia="Calibri" w:cs=""/>
-                <w:b/>
-                <w:color w:val="FF0000"/>
-                <w:kern w:val="0"/>
-                <w:sz w:val="18"/>
-                <w:szCs w:val="22"/>
-                <w:lang w:val="es-ES" w:eastAsia="en-US" w:bidi="ar-SA"/>
-              </w:rPr>
-              <w:t xml:space="preserve">2 → </w:t>
-            </w:r>
-            <w:r>
-              <w:rPr>
-                <w:rFonts w:eastAsia="Calibri" w:cs=""/>
-                <w:b/>
-                <w:color w:val="FF0000"/>
-                <w:kern w:val="0"/>
-                <w:sz w:val="18"/>
-                <w:szCs w:val="22"/>
-                <w:lang w:val="es-ES" w:eastAsia="en-US" w:bidi="ar-SA"/>
-              </w:rPr>
-              <w:t>S</w:t>
-            </w:r>
-            <w:r>
-              <w:rPr>
-                <w:rFonts w:eastAsia="Calibri" w:cs=""/>
-                <w:b/>
-                <w:color w:val="FF0000"/>
-                <w:kern w:val="0"/>
-                <w:sz w:val="18"/>
-                <w:szCs w:val="22"/>
-                <w:lang w:val="es-ES" w:eastAsia="en-US" w:bidi="ar-SA"/>
-              </w:rPr>
-              <w:t>w</w:t>
-            </w:r>
-            <w:r>
-              <w:rPr>
-                <w:rFonts w:eastAsia="Calibri" w:cs=""/>
-                <w:b/>
-                <w:color w:val="FF0000"/>
-                <w:kern w:val="0"/>
-                <w:sz w:val="18"/>
-                <w:szCs w:val="22"/>
-                <w:lang w:val="es-ES" w:eastAsia="en-US" w:bidi="ar-SA"/>
-              </w:rPr>
-              <w:t>i</w:t>
-            </w:r>
-            <w:r>
-              <w:rPr>
-                <w:rFonts w:eastAsia="Calibri" w:cs=""/>
-                <w:b/>
-                <w:color w:val="FF0000"/>
-                <w:kern w:val="0"/>
-                <w:sz w:val="18"/>
-                <w:szCs w:val="22"/>
-                <w:lang w:val="es-ES" w:eastAsia="en-US" w:bidi="ar-SA"/>
-              </w:rPr>
-              <w:t>t</w:t>
-            </w:r>
-            <w:r>
-              <w:rPr>
-                <w:rFonts w:eastAsia="Calibri" w:cs=""/>
-                <w:b/>
-                <w:color w:val="FF0000"/>
-                <w:kern w:val="0"/>
-                <w:sz w:val="18"/>
-                <w:szCs w:val="22"/>
-                <w:lang w:val="es-ES" w:eastAsia="en-US" w:bidi="ar-SA"/>
-              </w:rPr>
-              <w:t>c</w:t>
-            </w:r>
-            <w:r>
-              <w:rPr>
-                <w:rFonts w:eastAsia="Calibri" w:cs=""/>
-                <w:b/>
-                <w:color w:val="FF0000"/>
-                <w:kern w:val="0"/>
-                <w:sz w:val="18"/>
-                <w:szCs w:val="22"/>
-                <w:lang w:val="es-ES" w:eastAsia="en-US" w:bidi="ar-SA"/>
-              </w:rPr>
-              <w:t>h</w:t>
-            </w:r>
-            <w:r>
-              <w:rPr>
-                <w:rFonts w:eastAsia="Calibri" w:cs=""/>
-                <w:b/>
-                <w:color w:val="FF0000"/>
-                <w:kern w:val="0"/>
-                <w:sz w:val="18"/>
-                <w:szCs w:val="22"/>
-                <w:lang w:val="es-ES" w:eastAsia="en-US" w:bidi="ar-SA"/>
-              </w:rPr>
-              <w:t xml:space="preserve">3 → </w:t>
-            </w:r>
-            <w:r>
-              <w:rPr>
-                <w:rFonts w:eastAsia="Calibri" w:cs=""/>
-                <w:b/>
-                <w:color w:val="FF0000"/>
-                <w:kern w:val="0"/>
-                <w:sz w:val="18"/>
-                <w:szCs w:val="22"/>
-                <w:lang w:val="es-ES" w:eastAsia="en-US" w:bidi="ar-SA"/>
-              </w:rPr>
-              <w:t>F</w:t>
-            </w:r>
-            <w:r>
-              <w:rPr>
-                <w:rFonts w:eastAsia="Calibri" w:cs=""/>
-                <w:b/>
-                <w:color w:val="FF0000"/>
-                <w:kern w:val="0"/>
-                <w:sz w:val="18"/>
-                <w:szCs w:val="22"/>
-                <w:lang w:val="es-ES" w:eastAsia="en-US" w:bidi="ar-SA"/>
-              </w:rPr>
-              <w:t>W</w:t>
-            </w:r>
-            <w:r>
-              <w:rPr>
-                <w:rFonts w:eastAsia="Calibri" w:cs=""/>
-                <w:b/>
-                <w:color w:val="FF0000"/>
-                <w:kern w:val="0"/>
-                <w:sz w:val="18"/>
-                <w:szCs w:val="22"/>
-                <w:lang w:val="es-ES" w:eastAsia="en-US" w:bidi="ar-SA"/>
-              </w:rPr>
-              <w:t xml:space="preserve">2 → </w:t>
-            </w:r>
-            <w:r>
-              <w:rPr>
-                <w:rFonts w:eastAsia="Calibri" w:cs=""/>
-                <w:b/>
-                <w:color w:val="FF0000"/>
-                <w:kern w:val="0"/>
-                <w:sz w:val="18"/>
-                <w:szCs w:val="22"/>
-                <w:lang w:val="es-ES" w:eastAsia="en-US" w:bidi="ar-SA"/>
-              </w:rPr>
-              <w:t>S</w:t>
-            </w:r>
-            <w:r>
-              <w:rPr>
-                <w:rFonts w:eastAsia="Calibri" w:cs=""/>
-                <w:b/>
-                <w:color w:val="FF0000"/>
-                <w:kern w:val="0"/>
-                <w:sz w:val="18"/>
-                <w:szCs w:val="22"/>
-                <w:lang w:val="es-ES" w:eastAsia="en-US" w:bidi="ar-SA"/>
-              </w:rPr>
-              <w:t>w</w:t>
-            </w:r>
-            <w:r>
-              <w:rPr>
-                <w:rFonts w:eastAsia="Calibri" w:cs=""/>
-                <w:b/>
-                <w:color w:val="FF0000"/>
-                <w:kern w:val="0"/>
-                <w:sz w:val="18"/>
-                <w:szCs w:val="22"/>
-                <w:lang w:val="es-ES" w:eastAsia="en-US" w:bidi="ar-SA"/>
-              </w:rPr>
-              <w:t>i</w:t>
-            </w:r>
-            <w:r>
-              <w:rPr>
-                <w:rFonts w:eastAsia="Calibri" w:cs=""/>
-                <w:b/>
-                <w:color w:val="FF0000"/>
-                <w:kern w:val="0"/>
-                <w:sz w:val="18"/>
-                <w:szCs w:val="22"/>
-                <w:lang w:val="es-ES" w:eastAsia="en-US" w:bidi="ar-SA"/>
-              </w:rPr>
-              <w:t>t</w:t>
-            </w:r>
-            <w:r>
-              <w:rPr>
-                <w:rFonts w:eastAsia="Calibri" w:cs=""/>
-                <w:b/>
-                <w:color w:val="FF0000"/>
-                <w:kern w:val="0"/>
-                <w:sz w:val="18"/>
-                <w:szCs w:val="22"/>
-                <w:lang w:val="es-ES" w:eastAsia="en-US" w:bidi="ar-SA"/>
-              </w:rPr>
-              <w:t>c</w:t>
-            </w:r>
-            <w:r>
-              <w:rPr>
-                <w:rFonts w:eastAsia="Calibri" w:cs=""/>
-                <w:b/>
-                <w:color w:val="FF0000"/>
-                <w:kern w:val="0"/>
-                <w:sz w:val="18"/>
-                <w:szCs w:val="22"/>
-                <w:lang w:val="es-ES" w:eastAsia="en-US" w:bidi="ar-SA"/>
-              </w:rPr>
-              <w:t>h</w:t>
-            </w:r>
-            <w:r>
-              <w:rPr>
-                <w:rFonts w:eastAsia="Calibri" w:cs=""/>
-                <w:b/>
-                <w:color w:val="FF0000"/>
-                <w:kern w:val="0"/>
-                <w:sz w:val="18"/>
-                <w:szCs w:val="22"/>
-                <w:lang w:val="es-ES" w:eastAsia="en-US" w:bidi="ar-SA"/>
-              </w:rPr>
-              <w:t xml:space="preserve">5 → </w:t>
-            </w:r>
-            <w:r>
-              <w:rPr>
-                <w:rFonts w:eastAsia="Calibri" w:cs=""/>
-                <w:b/>
-                <w:color w:val="FF0000"/>
-                <w:kern w:val="0"/>
-                <w:sz w:val="18"/>
-                <w:szCs w:val="22"/>
-                <w:lang w:val="es-ES" w:eastAsia="en-US" w:bidi="ar-SA"/>
-              </w:rPr>
-              <w:t>g</w:t>
-            </w:r>
-            <w:r>
-              <w:rPr>
-                <w:rFonts w:eastAsia="Calibri" w:cs=""/>
-                <w:b/>
-                <w:color w:val="FF0000"/>
-                <w:kern w:val="0"/>
-                <w:sz w:val="18"/>
-                <w:szCs w:val="22"/>
-                <w:lang w:val="es-ES" w:eastAsia="en-US" w:bidi="ar-SA"/>
-              </w:rPr>
-              <w:t>e</w:t>
-            </w:r>
-            <w:r>
-              <w:rPr>
-                <w:rFonts w:eastAsia="Calibri" w:cs=""/>
-                <w:b/>
-                <w:color w:val="FF0000"/>
-                <w:kern w:val="0"/>
-                <w:sz w:val="18"/>
-                <w:szCs w:val="22"/>
-                <w:lang w:val="es-ES" w:eastAsia="en-US" w:bidi="ar-SA"/>
-              </w:rPr>
-              <w:t>s</w:t>
-            </w:r>
-            <w:r>
-              <w:rPr>
-                <w:rFonts w:eastAsia="Calibri" w:cs=""/>
-                <w:b/>
-                <w:color w:val="FF0000"/>
-                <w:kern w:val="0"/>
-                <w:sz w:val="18"/>
-                <w:szCs w:val="22"/>
-                <w:lang w:val="es-ES" w:eastAsia="en-US" w:bidi="ar-SA"/>
-              </w:rPr>
-              <w:t>t</w:t>
-            </w:r>
-            <w:r>
-              <w:rPr>
-                <w:rFonts w:eastAsia="Calibri" w:cs=""/>
-                <w:b/>
-                <w:color w:val="FF0000"/>
-                <w:kern w:val="0"/>
-                <w:sz w:val="18"/>
-                <w:szCs w:val="22"/>
-                <w:lang w:val="es-ES" w:eastAsia="en-US" w:bidi="ar-SA"/>
-              </w:rPr>
-              <w:t>y</w:t>
-            </w:r>
-            <w:r>
-              <w:rPr>
-                <w:rFonts w:eastAsia="Calibri" w:cs=""/>
-                <w:b/>
-                <w:color w:val="FF0000"/>
-                <w:kern w:val="0"/>
-                <w:sz w:val="18"/>
-                <w:szCs w:val="22"/>
-                <w:lang w:val="es-ES" w:eastAsia="en-US" w:bidi="ar-SA"/>
-              </w:rPr>
-              <w:t>t</w:t>
-            </w:r>
-            <w:r>
-              <w:rPr>
-                <w:rFonts w:eastAsia="Calibri" w:cs=""/>
-                <w:b/>
-                <w:color w:val="FF0000"/>
-                <w:kern w:val="0"/>
-                <w:sz w:val="18"/>
-                <w:szCs w:val="22"/>
-                <w:lang w:val="es-ES" w:eastAsia="en-US" w:bidi="ar-SA"/>
-              </w:rPr>
-              <w:t>e</w:t>
-            </w:r>
-            <w:r>
-              <w:rPr>
-                <w:rFonts w:eastAsia="Calibri" w:cs=""/>
-                <w:b/>
-                <w:color w:val="FF0000"/>
-                <w:kern w:val="0"/>
-                <w:sz w:val="18"/>
-                <w:szCs w:val="22"/>
-                <w:lang w:val="es-ES" w:eastAsia="en-US" w:bidi="ar-SA"/>
-              </w:rPr>
-              <w:t>c.</w:t>
-            </w:r>
-            <w:r>
-              <w:rPr>
-                <w:rFonts w:eastAsia="Calibri" w:cs=""/>
-                <w:b/>
-                <w:color w:val="FF0000"/>
-                <w:kern w:val="0"/>
-                <w:sz w:val="18"/>
-                <w:szCs w:val="22"/>
-                <w:lang w:val="es-ES" w:eastAsia="en-US" w:bidi="ar-SA"/>
-              </w:rPr>
-              <w:t>e</w:t>
-            </w:r>
-            <w:r>
-              <w:rPr>
-                <w:rFonts w:eastAsia="Calibri" w:cs=""/>
-                <w:b/>
-                <w:color w:val="FF0000"/>
-                <w:kern w:val="0"/>
-                <w:sz w:val="18"/>
-                <w:szCs w:val="22"/>
-                <w:lang w:val="es-ES" w:eastAsia="en-US" w:bidi="ar-SA"/>
-              </w:rPr>
-              <w:t>s</w:t>
+              <w:t>: 192.168.52.102 → Switch3 → FW2 → Switch5 → gestytec.es</w:t>
             </w:r>
           </w:p>
         </w:tc>
@@ -8120,355 +3702,7 @@
                 <w:szCs w:val="22"/>
                 <w:lang w:val="es-ES" w:eastAsia="en-US" w:bidi="ar-SA"/>
               </w:rPr>
-              <w:t xml:space="preserve">: </w:t>
-            </w:r>
-            <w:r>
-              <w:rPr>
-                <w:rFonts w:eastAsia="Calibri" w:cs=""/>
-                <w:b/>
-                <w:color w:val="FF0000"/>
-                <w:kern w:val="0"/>
-                <w:sz w:val="18"/>
-                <w:szCs w:val="22"/>
-                <w:lang w:val="es-ES" w:eastAsia="en-US" w:bidi="ar-SA"/>
-              </w:rPr>
-              <w:t>2</w:t>
-            </w:r>
-            <w:r>
-              <w:rPr>
-                <w:rFonts w:eastAsia="Calibri" w:cs=""/>
-                <w:b/>
-                <w:color w:val="FF0000"/>
-                <w:kern w:val="0"/>
-                <w:sz w:val="18"/>
-                <w:szCs w:val="22"/>
-                <w:lang w:val="es-ES" w:eastAsia="en-US" w:bidi="ar-SA"/>
-              </w:rPr>
-              <w:t>0</w:t>
-            </w:r>
-            <w:r>
-              <w:rPr>
-                <w:rFonts w:eastAsia="Calibri" w:cs=""/>
-                <w:b/>
-                <w:color w:val="FF0000"/>
-                <w:kern w:val="0"/>
-                <w:sz w:val="18"/>
-                <w:szCs w:val="22"/>
-                <w:lang w:val="es-ES" w:eastAsia="en-US" w:bidi="ar-SA"/>
-              </w:rPr>
-              <w:t>0.</w:t>
-            </w:r>
-            <w:r>
-              <w:rPr>
-                <w:rFonts w:eastAsia="Calibri" w:cs=""/>
-                <w:b/>
-                <w:color w:val="FF0000"/>
-                <w:kern w:val="0"/>
-                <w:sz w:val="18"/>
-                <w:szCs w:val="22"/>
-                <w:lang w:val="es-ES" w:eastAsia="en-US" w:bidi="ar-SA"/>
-              </w:rPr>
-              <w:t>2</w:t>
-            </w:r>
-            <w:r>
-              <w:rPr>
-                <w:rFonts w:eastAsia="Calibri" w:cs=""/>
-                <w:b/>
-                <w:color w:val="FF0000"/>
-                <w:kern w:val="0"/>
-                <w:sz w:val="18"/>
-                <w:szCs w:val="22"/>
-                <w:lang w:val="es-ES" w:eastAsia="en-US" w:bidi="ar-SA"/>
-              </w:rPr>
-              <w:t>0</w:t>
-            </w:r>
-            <w:r>
-              <w:rPr>
-                <w:rFonts w:eastAsia="Calibri" w:cs=""/>
-                <w:b/>
-                <w:color w:val="FF0000"/>
-                <w:kern w:val="0"/>
-                <w:sz w:val="18"/>
-                <w:szCs w:val="22"/>
-                <w:lang w:val="es-ES" w:eastAsia="en-US" w:bidi="ar-SA"/>
-              </w:rPr>
-              <w:t>0.</w:t>
-            </w:r>
-            <w:r>
-              <w:rPr>
-                <w:rFonts w:eastAsia="Calibri" w:cs=""/>
-                <w:b/>
-                <w:color w:val="FF0000"/>
-                <w:kern w:val="0"/>
-                <w:sz w:val="18"/>
-                <w:szCs w:val="22"/>
-                <w:lang w:val="es-ES" w:eastAsia="en-US" w:bidi="ar-SA"/>
-              </w:rPr>
-              <w:t>2</w:t>
-            </w:r>
-            <w:r>
-              <w:rPr>
-                <w:rFonts w:eastAsia="Calibri" w:cs=""/>
-                <w:b/>
-                <w:color w:val="FF0000"/>
-                <w:kern w:val="0"/>
-                <w:sz w:val="18"/>
-                <w:szCs w:val="22"/>
-                <w:lang w:val="es-ES" w:eastAsia="en-US" w:bidi="ar-SA"/>
-              </w:rPr>
-              <w:t>0</w:t>
-            </w:r>
-            <w:r>
-              <w:rPr>
-                <w:rFonts w:eastAsia="Calibri" w:cs=""/>
-                <w:b/>
-                <w:color w:val="FF0000"/>
-                <w:kern w:val="0"/>
-                <w:sz w:val="18"/>
-                <w:szCs w:val="22"/>
-                <w:lang w:val="es-ES" w:eastAsia="en-US" w:bidi="ar-SA"/>
-              </w:rPr>
-              <w:t>0.</w:t>
-            </w:r>
-            <w:r>
-              <w:rPr>
-                <w:rFonts w:eastAsia="Calibri" w:cs=""/>
-                <w:b/>
-                <w:color w:val="FF0000"/>
-                <w:kern w:val="0"/>
-                <w:sz w:val="18"/>
-                <w:szCs w:val="22"/>
-                <w:lang w:val="es-ES" w:eastAsia="en-US" w:bidi="ar-SA"/>
-              </w:rPr>
-              <w:t xml:space="preserve">0 → </w:t>
-            </w:r>
-            <w:r>
-              <w:rPr>
-                <w:rFonts w:eastAsia="Calibri" w:cs=""/>
-                <w:b/>
-                <w:color w:val="FF0000"/>
-                <w:kern w:val="0"/>
-                <w:sz w:val="18"/>
-                <w:szCs w:val="22"/>
-                <w:lang w:val="es-ES" w:eastAsia="en-US" w:bidi="ar-SA"/>
-              </w:rPr>
-              <w:t>F</w:t>
-            </w:r>
-            <w:r>
-              <w:rPr>
-                <w:rFonts w:eastAsia="Calibri" w:cs=""/>
-                <w:b/>
-                <w:color w:val="FF0000"/>
-                <w:kern w:val="0"/>
-                <w:sz w:val="18"/>
-                <w:szCs w:val="22"/>
-                <w:lang w:val="es-ES" w:eastAsia="en-US" w:bidi="ar-SA"/>
-              </w:rPr>
-              <w:t>W</w:t>
-            </w:r>
-            <w:r>
-              <w:rPr>
-                <w:rFonts w:eastAsia="Calibri" w:cs=""/>
-                <w:b/>
-                <w:color w:val="FF0000"/>
-                <w:kern w:val="0"/>
-                <w:sz w:val="18"/>
-                <w:szCs w:val="22"/>
-                <w:lang w:val="es-ES" w:eastAsia="en-US" w:bidi="ar-SA"/>
-              </w:rPr>
-              <w:t xml:space="preserve">1 → </w:t>
-            </w:r>
-            <w:r>
-              <w:rPr>
-                <w:rFonts w:eastAsia="Calibri" w:cs=""/>
-                <w:b/>
-                <w:color w:val="FF0000"/>
-                <w:kern w:val="0"/>
-                <w:sz w:val="18"/>
-                <w:szCs w:val="22"/>
-                <w:lang w:val="es-ES" w:eastAsia="en-US" w:bidi="ar-SA"/>
-              </w:rPr>
-              <w:t>S</w:t>
-            </w:r>
-            <w:r>
-              <w:rPr>
-                <w:rFonts w:eastAsia="Calibri" w:cs=""/>
-                <w:b/>
-                <w:color w:val="FF0000"/>
-                <w:kern w:val="0"/>
-                <w:sz w:val="18"/>
-                <w:szCs w:val="22"/>
-                <w:lang w:val="es-ES" w:eastAsia="en-US" w:bidi="ar-SA"/>
-              </w:rPr>
-              <w:t>w</w:t>
-            </w:r>
-            <w:r>
-              <w:rPr>
-                <w:rFonts w:eastAsia="Calibri" w:cs=""/>
-                <w:b/>
-                <w:color w:val="FF0000"/>
-                <w:kern w:val="0"/>
-                <w:sz w:val="18"/>
-                <w:szCs w:val="22"/>
-                <w:lang w:val="es-ES" w:eastAsia="en-US" w:bidi="ar-SA"/>
-              </w:rPr>
-              <w:t>i</w:t>
-            </w:r>
-            <w:r>
-              <w:rPr>
-                <w:rFonts w:eastAsia="Calibri" w:cs=""/>
-                <w:b/>
-                <w:color w:val="FF0000"/>
-                <w:kern w:val="0"/>
-                <w:sz w:val="18"/>
-                <w:szCs w:val="22"/>
-                <w:lang w:val="es-ES" w:eastAsia="en-US" w:bidi="ar-SA"/>
-              </w:rPr>
-              <w:t>t</w:t>
-            </w:r>
-            <w:r>
-              <w:rPr>
-                <w:rFonts w:eastAsia="Calibri" w:cs=""/>
-                <w:b/>
-                <w:color w:val="FF0000"/>
-                <w:kern w:val="0"/>
-                <w:sz w:val="18"/>
-                <w:szCs w:val="22"/>
-                <w:lang w:val="es-ES" w:eastAsia="en-US" w:bidi="ar-SA"/>
-              </w:rPr>
-              <w:t>c</w:t>
-            </w:r>
-            <w:r>
-              <w:rPr>
-                <w:rFonts w:eastAsia="Calibri" w:cs=""/>
-                <w:b/>
-                <w:color w:val="FF0000"/>
-                <w:kern w:val="0"/>
-                <w:sz w:val="18"/>
-                <w:szCs w:val="22"/>
-                <w:lang w:val="es-ES" w:eastAsia="en-US" w:bidi="ar-SA"/>
-              </w:rPr>
-              <w:t>h</w:t>
-            </w:r>
-            <w:r>
-              <w:rPr>
-                <w:rFonts w:eastAsia="Calibri" w:cs=""/>
-                <w:b/>
-                <w:color w:val="FF0000"/>
-                <w:kern w:val="0"/>
-                <w:sz w:val="18"/>
-                <w:szCs w:val="22"/>
-                <w:lang w:val="es-ES" w:eastAsia="en-US" w:bidi="ar-SA"/>
-              </w:rPr>
-              <w:t xml:space="preserve">5 → </w:t>
-            </w:r>
-            <w:r>
-              <w:rPr>
-                <w:rFonts w:eastAsia="Calibri" w:cs=""/>
-                <w:b/>
-                <w:color w:val="FF0000"/>
-                <w:kern w:val="0"/>
-                <w:sz w:val="18"/>
-                <w:szCs w:val="22"/>
-                <w:lang w:val="es-ES" w:eastAsia="en-US" w:bidi="ar-SA"/>
-              </w:rPr>
-              <w:t>1</w:t>
-            </w:r>
-            <w:r>
-              <w:rPr>
-                <w:rFonts w:eastAsia="Calibri" w:cs=""/>
-                <w:b/>
-                <w:color w:val="FF0000"/>
-                <w:kern w:val="0"/>
-                <w:sz w:val="18"/>
-                <w:szCs w:val="22"/>
-                <w:lang w:val="es-ES" w:eastAsia="en-US" w:bidi="ar-SA"/>
-              </w:rPr>
-              <w:t>9</w:t>
-            </w:r>
-            <w:r>
-              <w:rPr>
-                <w:rFonts w:eastAsia="Calibri" w:cs=""/>
-                <w:b/>
-                <w:color w:val="FF0000"/>
-                <w:kern w:val="0"/>
-                <w:sz w:val="18"/>
-                <w:szCs w:val="22"/>
-                <w:lang w:val="es-ES" w:eastAsia="en-US" w:bidi="ar-SA"/>
-              </w:rPr>
-              <w:t>2.</w:t>
-            </w:r>
-            <w:r>
-              <w:rPr>
-                <w:rFonts w:eastAsia="Calibri" w:cs=""/>
-                <w:b/>
-                <w:color w:val="FF0000"/>
-                <w:kern w:val="0"/>
-                <w:sz w:val="18"/>
-                <w:szCs w:val="22"/>
-                <w:lang w:val="es-ES" w:eastAsia="en-US" w:bidi="ar-SA"/>
-              </w:rPr>
-              <w:t>1</w:t>
-            </w:r>
-            <w:r>
-              <w:rPr>
-                <w:rFonts w:eastAsia="Calibri" w:cs=""/>
-                <w:b/>
-                <w:color w:val="FF0000"/>
-                <w:kern w:val="0"/>
-                <w:sz w:val="18"/>
-                <w:szCs w:val="22"/>
-                <w:lang w:val="es-ES" w:eastAsia="en-US" w:bidi="ar-SA"/>
-              </w:rPr>
-              <w:t>6</w:t>
-            </w:r>
-            <w:r>
-              <w:rPr>
-                <w:rFonts w:eastAsia="Calibri" w:cs=""/>
-                <w:b/>
-                <w:color w:val="FF0000"/>
-                <w:kern w:val="0"/>
-                <w:sz w:val="18"/>
-                <w:szCs w:val="22"/>
-                <w:lang w:val="es-ES" w:eastAsia="en-US" w:bidi="ar-SA"/>
-              </w:rPr>
-              <w:t>8.</w:t>
-            </w:r>
-            <w:r>
-              <w:rPr>
-                <w:rFonts w:eastAsia="Calibri" w:cs=""/>
-                <w:b/>
-                <w:color w:val="FF0000"/>
-                <w:kern w:val="0"/>
-                <w:sz w:val="18"/>
-                <w:szCs w:val="22"/>
-                <w:lang w:val="es-ES" w:eastAsia="en-US" w:bidi="ar-SA"/>
-              </w:rPr>
-              <w:t>5</w:t>
-            </w:r>
-            <w:r>
-              <w:rPr>
-                <w:rFonts w:eastAsia="Calibri" w:cs=""/>
-                <w:b/>
-                <w:color w:val="FF0000"/>
-                <w:kern w:val="0"/>
-                <w:sz w:val="18"/>
-                <w:szCs w:val="22"/>
-                <w:lang w:val="es-ES" w:eastAsia="en-US" w:bidi="ar-SA"/>
-              </w:rPr>
-              <w:t>1.</w:t>
-            </w:r>
-            <w:r>
-              <w:rPr>
-                <w:rFonts w:eastAsia="Calibri" w:cs=""/>
-                <w:b/>
-                <w:color w:val="FF0000"/>
-                <w:kern w:val="0"/>
-                <w:sz w:val="18"/>
-                <w:szCs w:val="22"/>
-                <w:lang w:val="es-ES" w:eastAsia="en-US" w:bidi="ar-SA"/>
-              </w:rPr>
-              <w:t>2</w:t>
+              <w:t>: 200.200.200.0 → FW1 → Switch5 → 192.168.51.2</w:t>
             </w:r>
           </w:p>
         </w:tc>
@@ -8724,7 +3958,7 @@
                 <w:szCs w:val="20"/>
               </w:rPr>
               <w:drawing>
-                <wp:anchor behindDoc="0" distT="0" distB="0" distL="0" distR="0" simplePos="0" locked="0" layoutInCell="0" allowOverlap="1" relativeHeight="2">
+                <wp:anchor behindDoc="0" distT="0" distB="0" distL="0" distR="0" simplePos="0" locked="0" layoutInCell="1" allowOverlap="1" relativeHeight="2">
                   <wp:simplePos x="0" y="0"/>
                   <wp:positionH relativeFrom="column">
                     <wp:align>center</wp:align>
@@ -9034,7 +4268,7 @@
                 <w:sz w:val="18"/>
               </w:rPr>
               <w:drawing>
-                <wp:anchor behindDoc="0" distT="0" distB="0" distL="0" distR="0" simplePos="0" locked="0" layoutInCell="0" allowOverlap="1" relativeHeight="3">
+                <wp:anchor behindDoc="0" distT="0" distB="0" distL="0" distR="0" simplePos="0" locked="0" layoutInCell="1" allowOverlap="1" relativeHeight="3">
                   <wp:simplePos x="0" y="0"/>
                   <wp:positionH relativeFrom="column">
                     <wp:posOffset>265430</wp:posOffset>
@@ -9392,7 +4626,7 @@
                 <w:szCs w:val="20"/>
               </w:rPr>
               <w:drawing>
-                <wp:anchor behindDoc="0" distT="0" distB="0" distL="0" distR="0" simplePos="0" locked="0" layoutInCell="0" allowOverlap="1" relativeHeight="5">
+                <wp:anchor behindDoc="0" distT="0" distB="0" distL="0" distR="0" simplePos="0" locked="0" layoutInCell="1" allowOverlap="1" relativeHeight="5">
                   <wp:simplePos x="0" y="0"/>
                   <wp:positionH relativeFrom="column">
                     <wp:align>center</wp:align>
@@ -9503,7 +4737,7 @@
                 <w:lang w:val="en-US"/>
               </w:rPr>
               <w:drawing>
-                <wp:anchor behindDoc="0" distT="0" distB="0" distL="0" distR="0" simplePos="0" locked="0" layoutInCell="0" allowOverlap="1" relativeHeight="4">
+                <wp:anchor behindDoc="0" distT="0" distB="0" distL="0" distR="0" simplePos="0" locked="0" layoutInCell="1" allowOverlap="1" relativeHeight="4">
                   <wp:simplePos x="0" y="0"/>
                   <wp:positionH relativeFrom="column">
                     <wp:align>center</wp:align>
@@ -9646,46 +4880,7 @@
                 <w:sz w:val="18"/>
                 <w:szCs w:val="20"/>
               </w:rPr>
-              <w:t xml:space="preserve">El match de la entrada 10 del ACL 100 de FW2 cumple la política de seguridad del enunciado, bloquear el tráfico ICMP entre MySQL y exterior (y viceversa). </w:t>
-            </w:r>
-            <w:r>
-              <w:rPr>
-                <w:rFonts w:ascii="Consolas" w:hAnsi="Consolas"/>
-                <w:b w:val="false"/>
-                <w:bCs w:val="false"/>
-                <w:strike w:val="false"/>
-                <w:dstrike w:val="false"/>
-                <w:color w:val="FF0000"/>
-                <w:sz w:val="18"/>
-                <w:szCs w:val="20"/>
-              </w:rPr>
-              <w:t xml:space="preserve">Las ACLs 100 y 10 de FW1, se aplican a los puertos g1/0 (in) y g0/0 (in) respectivamente. En el caso de las ACLs de FW2, se aplican la 110 en fa1/0 (out) y la 100 en fa9/0 (in). </w:t>
-            </w:r>
-            <w:r>
-              <w:rPr>
-                <w:rFonts w:ascii="Consolas" w:hAnsi="Consolas"/>
-                <w:b w:val="false"/>
-                <w:bCs w:val="false"/>
-                <w:strike w:val="false"/>
-                <w:dstrike w:val="false"/>
-                <w:color w:val="FF0000"/>
-                <w:sz w:val="18"/>
-                <w:szCs w:val="20"/>
-              </w:rPr>
-              <w:t>Los matches de la política permisiva por defecto de FW1 pueden deberse a otros mensajes ICMP diri</w:t>
-            </w:r>
-            <w:r>
-              <w:rPr>
-                <w:rFonts w:ascii="Consolas" w:hAnsi="Consolas"/>
-                <w:b w:val="false"/>
-                <w:bCs w:val="false"/>
-                <w:strike w:val="false"/>
-                <w:dstrike w:val="false"/>
-                <w:color w:val="FF0000"/>
-                <w:sz w:val="18"/>
-                <w:szCs w:val="20"/>
-              </w:rPr>
-              <w:t>gidos a otros nodos de la red.</w:t>
+              <w:t>El match de la entrada 10 del ACL 100 de FW2 cumple la política de seguridad del enunciado, bloquear el tráfico ICMP entre MySQL y exterior (y viceversa). Las ACLs 100 y 10 de FW1, se aplican a los puertos g1/0 (in) y g0/0 (in) respectivamente. En el caso de las ACLs de FW2, se aplican la 110 en fa1/0 (out) y la 100 en fa9/0 (in). Los matches de la política permisiva por defecto de FW1 pueden deberse a otros mensajes ICMP dirigidos a otros nodos de la red.</w:t>
             </w:r>
           </w:p>
           <w:p>
@@ -10004,7 +5199,7 @@
                 <w:lang w:val="en-US"/>
               </w:rPr>
               <w:drawing>
-                <wp:anchor behindDoc="0" distT="0" distB="0" distL="0" distR="0" simplePos="0" locked="0" layoutInCell="0" allowOverlap="1" relativeHeight="7">
+                <wp:anchor behindDoc="0" distT="0" distB="0" distL="0" distR="0" simplePos="0" locked="0" layoutInCell="1" allowOverlap="1" relativeHeight="7">
                   <wp:simplePos x="0" y="0"/>
                   <wp:positionH relativeFrom="column">
                     <wp:posOffset>272415</wp:posOffset>
@@ -10115,7 +5310,7 @@
                 <w:lang w:val="en-US"/>
               </w:rPr>
               <w:drawing>
-                <wp:anchor behindDoc="0" distT="0" distB="0" distL="0" distR="0" simplePos="0" locked="0" layoutInCell="0" allowOverlap="1" relativeHeight="6">
+                <wp:anchor behindDoc="0" distT="0" distB="0" distL="0" distR="0" simplePos="0" locked="0" layoutInCell="1" allowOverlap="1" relativeHeight="6">
                   <wp:simplePos x="0" y="0"/>
                   <wp:positionH relativeFrom="column">
                     <wp:posOffset>0</wp:posOffset>
@@ -10258,20 +5453,7 @@
                 <w:sz w:val="18"/>
                 <w:szCs w:val="20"/>
               </w:rPr>
-              <w:t xml:space="preserve">Al no encajar en ninguna de las políticas de restricción, el tráfico en FW2 pasa por defecto a la entrada permisiva (20) de la ACL 110. </w:t>
-            </w:r>
-            <w:r>
-              <w:rPr>
-                <w:rFonts w:ascii="Consolas" w:hAnsi="Consolas"/>
-                <w:b w:val="false"/>
-                <w:bCs w:val="false"/>
-                <w:strike w:val="false"/>
-                <w:dstrike w:val="false"/>
-                <w:color w:val="FF0000"/>
-                <w:sz w:val="18"/>
-                <w:szCs w:val="20"/>
-              </w:rPr>
-              <w:t>Las ACLs 100 y 10 de FW1, se aplican a los puertos g1/0 (in) y g0/0 (in) respectivamente. En el caso de las ACLs de FW2, se aplican la 110 en fa1/0 (out) y la 100 en fa9/0 (in).</w:t>
+              <w:t>Al no encajar en ninguna de las políticas de restricción, el tráfico en FW2 pasa por defecto a la entrada permisiva (20) de la ACL 110. Las ACLs 100 y 10 de FW1, se aplican a los puertos g1/0 (in) y g0/0 (in) respectivamente. En el caso de las ACLs de FW2, se aplican la 110 en fa1/0 (out) y la 100 en fa9/0 (in).</w:t>
             </w:r>
           </w:p>
           <w:p>
@@ -10666,6 +5848,52 @@
                 <w:sz w:val="18"/>
                 <w:szCs w:val="20"/>
               </w:rPr>
+              <w:drawing>
+                <wp:anchor behindDoc="0" distT="0" distB="0" distL="0" distR="0" simplePos="0" locked="0" layoutInCell="0" allowOverlap="1" relativeHeight="9">
+                  <wp:simplePos x="0" y="0"/>
+                  <wp:positionH relativeFrom="column">
+                    <wp:align>center</wp:align>
+                  </wp:positionH>
+                  <wp:positionV relativeFrom="paragraph">
+                    <wp:posOffset>635</wp:posOffset>
+                  </wp:positionV>
+                  <wp:extent cx="2825750" cy="1754505"/>
+                  <wp:effectExtent l="0" t="0" r="0" b="0"/>
+                  <wp:wrapSquare wrapText="largest"/>
+                  <wp:docPr id="7" name="Image8"/>
+                  <wp:cNvGraphicFramePr>
+                    <a:graphicFrameLocks xmlns:a="http://schemas.openxmlformats.org/drawingml/2006/main" noChangeAspect="1"/>
+                  </wp:cNvGraphicFramePr>
+                  <a:graphic xmlns:a="http://schemas.openxmlformats.org/drawingml/2006/main">
+                    <a:graphicData uri="http://schemas.openxmlformats.org/drawingml/2006/picture">
+                      <pic:pic xmlns:pic="http://schemas.openxmlformats.org/drawingml/2006/picture">
+                        <pic:nvPicPr>
+                          <pic:cNvPr id="7" name="Image8"/>
+                          <pic:cNvPicPr>
+                            <a:picLocks noChangeAspect="1" noChangeArrowheads="1"/>
+                          </pic:cNvPicPr>
+                        </pic:nvPicPr>
+                        <pic:blipFill>
+                          <a:blip r:embed="rId8"/>
+                          <a:stretch>
+                            <a:fillRect/>
+                          </a:stretch>
+                        </pic:blipFill>
+                        <pic:spPr bwMode="auto">
+                          <a:xfrm>
+                            <a:off x="0" y="0"/>
+                            <a:ext cx="2825750" cy="1754505"/>
+                          </a:xfrm>
+                          <a:prstGeom prst="rect">
+                            <a:avLst/>
+                          </a:prstGeom>
+                          <a:noFill/>
+                        </pic:spPr>
+                      </pic:pic>
+                    </a:graphicData>
+                  </a:graphic>
+                </wp:anchor>
+              </w:drawing>
             </w:r>
           </w:p>
         </w:tc>
@@ -10701,6 +5929,52 @@
                 <w:sz w:val="18"/>
                 <w:szCs w:val="20"/>
               </w:rPr>
+              <w:drawing>
+                <wp:anchor behindDoc="0" distT="0" distB="0" distL="0" distR="0" simplePos="0" locked="0" layoutInCell="0" allowOverlap="1" relativeHeight="8">
+                  <wp:simplePos x="0" y="0"/>
+                  <wp:positionH relativeFrom="column">
+                    <wp:align>center</wp:align>
+                  </wp:positionH>
+                  <wp:positionV relativeFrom="paragraph">
+                    <wp:posOffset>635</wp:posOffset>
+                  </wp:positionV>
+                  <wp:extent cx="3121025" cy="1646555"/>
+                  <wp:effectExtent l="0" t="0" r="0" b="0"/>
+                  <wp:wrapSquare wrapText="largest"/>
+                  <wp:docPr id="8" name="Image7"/>
+                  <wp:cNvGraphicFramePr>
+                    <a:graphicFrameLocks xmlns:a="http://schemas.openxmlformats.org/drawingml/2006/main" noChangeAspect="1"/>
+                  </wp:cNvGraphicFramePr>
+                  <a:graphic xmlns:a="http://schemas.openxmlformats.org/drawingml/2006/main">
+                    <a:graphicData uri="http://schemas.openxmlformats.org/drawingml/2006/picture">
+                      <pic:pic xmlns:pic="http://schemas.openxmlformats.org/drawingml/2006/picture">
+                        <pic:nvPicPr>
+                          <pic:cNvPr id="8" name="Image7"/>
+                          <pic:cNvPicPr>
+                            <a:picLocks noChangeAspect="1" noChangeArrowheads="1"/>
+                          </pic:cNvPicPr>
+                        </pic:nvPicPr>
+                        <pic:blipFill>
+                          <a:blip r:embed="rId9"/>
+                          <a:stretch>
+                            <a:fillRect/>
+                          </a:stretch>
+                        </pic:blipFill>
+                        <pic:spPr bwMode="auto">
+                          <a:xfrm>
+                            <a:off x="0" y="0"/>
+                            <a:ext cx="3121025" cy="1646555"/>
+                          </a:xfrm>
+                          <a:prstGeom prst="rect">
+                            <a:avLst/>
+                          </a:prstGeom>
+                          <a:noFill/>
+                        </pic:spPr>
+                      </pic:pic>
+                    </a:graphicData>
+                  </a:graphic>
+                </wp:anchor>
+              </w:drawing>
             </w:r>
           </w:p>
         </w:tc>
@@ -10728,6 +6002,54 @@
               </w:rPr>
             </w:pPr>
             <w:r>
+              <w:drawing>
+                <wp:anchor behindDoc="0" distT="0" distB="0" distL="0" distR="0" simplePos="0" locked="0" layoutInCell="0" allowOverlap="1" relativeHeight="10">
+                  <wp:simplePos x="0" y="0"/>
+                  <wp:positionH relativeFrom="column">
+                    <wp:align>center</wp:align>
+                  </wp:positionH>
+                  <wp:positionV relativeFrom="paragraph">
+                    <wp:posOffset>635</wp:posOffset>
+                  </wp:positionV>
+                  <wp:extent cx="2887345" cy="1384300"/>
+                  <wp:effectExtent l="0" t="0" r="0" b="0"/>
+                  <wp:wrapSquare wrapText="largest"/>
+                  <wp:docPr id="9" name="Image9"/>
+                  <wp:cNvGraphicFramePr>
+                    <a:graphicFrameLocks xmlns:a="http://schemas.openxmlformats.org/drawingml/2006/main" noChangeAspect="1"/>
+                  </wp:cNvGraphicFramePr>
+                  <a:graphic xmlns:a="http://schemas.openxmlformats.org/drawingml/2006/main">
+                    <a:graphicData uri="http://schemas.openxmlformats.org/drawingml/2006/picture">
+                      <pic:pic xmlns:pic="http://schemas.openxmlformats.org/drawingml/2006/picture">
+                        <pic:nvPicPr>
+                          <pic:cNvPr id="9" name="Image9"/>
+                          <pic:cNvPicPr>
+                            <a:picLocks noChangeAspect="1" noChangeArrowheads="1"/>
+                          </pic:cNvPicPr>
+                        </pic:nvPicPr>
+                        <pic:blipFill>
+                          <a:blip r:embed="rId10"/>
+                          <a:stretch>
+                            <a:fillRect/>
+                          </a:stretch>
+                        </pic:blipFill>
+                        <pic:spPr bwMode="auto">
+                          <a:xfrm>
+                            <a:off x="0" y="0"/>
+                            <a:ext cx="2887345" cy="1384300"/>
+                          </a:xfrm>
+                          <a:prstGeom prst="rect">
+                            <a:avLst/>
+                          </a:prstGeom>
+                          <a:noFill/>
+                        </pic:spPr>
+                      </pic:pic>
+                    </a:graphicData>
+                  </a:graphic>
+                </wp:anchor>
+              </w:drawing>
+            </w:r>
+            <w:r>
               <w:rPr>
                 <w:rFonts w:ascii="Consolas" w:hAnsi="Consolas"/>
                 <w:b/>
@@ -10736,6 +6058,7 @@
                 <w:sz w:val="18"/>
                 <w:szCs w:val="20"/>
               </w:rPr>
+              <w:t>4</w:t>
             </w:r>
           </w:p>
         </w:tc>
@@ -10810,6 +6133,28 @@
       <w:r>
         <w:rPr/>
         <w:t xml:space="preserve">] correspondiente a la política de seguridad especificada en la guía de la actividad. </w:t>
+      </w:r>
+      <w:r>
+        <w:br w:type="page"/>
+      </w:r>
+    </w:p>
+    <w:p>
+      <w:pPr>
+        <w:pStyle w:val="Normal"/>
+        <w:tabs>
+          <w:tab w:val="clear" w:pos="284"/>
+          <w:tab w:val="left" w:pos="3828" w:leader="none"/>
+        </w:tabs>
+        <w:spacing w:lineRule="auto" w:line="240" w:before="0" w:after="120"/>
+        <w:jc w:val="both"/>
+        <w:rPr>
+          <w:b/>
+        </w:rPr>
+      </w:pPr>
+      <w:r>
+        <w:rPr>
+          <w:b/>
+        </w:rPr>
       </w:r>
     </w:p>
     <w:p>
@@ -10882,6 +6227,7 @@
                 <w:sz w:val="18"/>
                 <w:lang w:val="en-US"/>
               </w:rPr>
+              <w:t>#!/bin/bash</w:t>
             </w:r>
           </w:p>
           <w:p>
@@ -10928,6 +6274,515 @@
                 <w:sz w:val="18"/>
                 <w:lang w:val="en-US"/>
               </w:rPr>
+              <w:t xml:space="preserve">echo 1 &gt; /proc/sys/net/ipv4/ip_forward </w:t>
+            </w:r>
+            <w:r>
+              <w:rPr>
+                <w:rFonts w:ascii="Consolas" w:hAnsi="Consolas"/>
+                <w:color w:val="FF0000"/>
+                <w:sz w:val="18"/>
+                <w:lang w:val="en-US"/>
+              </w:rPr>
+              <w:t># Habilitar forwarding</w:t>
+            </w:r>
+          </w:p>
+          <w:p>
+            <w:pPr>
+              <w:pStyle w:val="Normal"/>
+              <w:widowControl/>
+              <w:suppressAutoHyphens w:val="true"/>
+              <w:spacing w:lineRule="auto" w:line="240" w:before="0" w:after="0"/>
+              <w:jc w:val="both"/>
+              <w:rPr>
+                <w:rFonts w:ascii="Consolas" w:hAnsi="Consolas"/>
+                <w:color w:val="FF0000"/>
+                <w:sz w:val="18"/>
+                <w:lang w:val="en-US"/>
+              </w:rPr>
+            </w:pPr>
+            <w:r>
+              <w:rPr>
+                <w:rFonts w:ascii="Consolas" w:hAnsi="Consolas"/>
+                <w:color w:val="FF0000"/>
+                <w:sz w:val="18"/>
+                <w:lang w:val="en-US"/>
+              </w:rPr>
+            </w:r>
+          </w:p>
+          <w:p>
+            <w:pPr>
+              <w:pStyle w:val="Normal"/>
+              <w:widowControl/>
+              <w:suppressAutoHyphens w:val="true"/>
+              <w:spacing w:lineRule="auto" w:line="240" w:before="0" w:after="0"/>
+              <w:jc w:val="both"/>
+              <w:rPr>
+                <w:rFonts w:ascii="Consolas" w:hAnsi="Consolas"/>
+                <w:color w:val="FF0000"/>
+                <w:sz w:val="18"/>
+                <w:lang w:val="en-US"/>
+              </w:rPr>
+            </w:pPr>
+            <w:r>
+              <w:rPr>
+                <w:rFonts w:ascii="Consolas" w:hAnsi="Consolas"/>
+                <w:color w:val="FF0000"/>
+                <w:sz w:val="18"/>
+                <w:lang w:val="en-US"/>
+              </w:rPr>
+              <w:t># Limpiar tablas y contadores</w:t>
+            </w:r>
+          </w:p>
+          <w:p>
+            <w:pPr>
+              <w:pStyle w:val="Normal"/>
+              <w:widowControl/>
+              <w:suppressAutoHyphens w:val="true"/>
+              <w:spacing w:lineRule="auto" w:line="240" w:before="0" w:after="0"/>
+              <w:jc w:val="both"/>
+              <w:rPr>
+                <w:rFonts w:ascii="Consolas" w:hAnsi="Consolas"/>
+                <w:color w:val="FF0000"/>
+                <w:sz w:val="18"/>
+                <w:lang w:val="en-US"/>
+              </w:rPr>
+            </w:pPr>
+            <w:r>
+              <w:rPr>
+                <w:rFonts w:ascii="Consolas" w:hAnsi="Consolas"/>
+                <w:color w:val="FF0000"/>
+                <w:sz w:val="18"/>
+                <w:lang w:val="en-US"/>
+              </w:rPr>
+              <w:t>iptables -F</w:t>
+            </w:r>
+          </w:p>
+          <w:p>
+            <w:pPr>
+              <w:pStyle w:val="Normal"/>
+              <w:widowControl/>
+              <w:suppressAutoHyphens w:val="true"/>
+              <w:spacing w:lineRule="auto" w:line="240" w:before="0" w:after="0"/>
+              <w:jc w:val="both"/>
+              <w:rPr>
+                <w:rFonts w:ascii="Consolas" w:hAnsi="Consolas"/>
+                <w:color w:val="FF0000"/>
+                <w:sz w:val="18"/>
+                <w:lang w:val="en-US"/>
+              </w:rPr>
+            </w:pPr>
+            <w:r>
+              <w:rPr>
+                <w:rFonts w:ascii="Consolas" w:hAnsi="Consolas"/>
+                <w:color w:val="FF0000"/>
+                <w:sz w:val="18"/>
+                <w:lang w:val="en-US"/>
+              </w:rPr>
+              <w:t>iptables -Z</w:t>
+            </w:r>
+          </w:p>
+          <w:p>
+            <w:pPr>
+              <w:pStyle w:val="Normal"/>
+              <w:widowControl/>
+              <w:suppressAutoHyphens w:val="true"/>
+              <w:spacing w:lineRule="auto" w:line="240" w:before="0" w:after="0"/>
+              <w:jc w:val="both"/>
+              <w:rPr>
+                <w:rFonts w:ascii="Consolas" w:hAnsi="Consolas"/>
+                <w:color w:val="FF0000"/>
+                <w:sz w:val="18"/>
+                <w:lang w:val="en-US"/>
+              </w:rPr>
+            </w:pPr>
+            <w:r>
+              <w:rPr>
+                <w:rFonts w:ascii="Consolas" w:hAnsi="Consolas"/>
+                <w:color w:val="FF0000"/>
+                <w:sz w:val="18"/>
+                <w:lang w:val="en-US"/>
+              </w:rPr>
+            </w:r>
+          </w:p>
+          <w:p>
+            <w:pPr>
+              <w:pStyle w:val="Normal"/>
+              <w:widowControl/>
+              <w:suppressAutoHyphens w:val="true"/>
+              <w:spacing w:lineRule="auto" w:line="240" w:before="0" w:after="0"/>
+              <w:jc w:val="both"/>
+              <w:rPr>
+                <w:rFonts w:ascii="Consolas" w:hAnsi="Consolas"/>
+                <w:color w:val="FF0000"/>
+                <w:sz w:val="18"/>
+                <w:lang w:val="en-US"/>
+              </w:rPr>
+            </w:pPr>
+            <w:r>
+              <w:rPr>
+                <w:rFonts w:ascii="Consolas" w:hAnsi="Consolas"/>
+                <w:color w:val="FF0000"/>
+                <w:sz w:val="18"/>
+                <w:lang w:val="en-US"/>
+              </w:rPr>
+              <w:t># Política restrictiva default. Denegamos trafico entrante y saliente de Kali, así como el enrutado a través de Kali.</w:t>
+            </w:r>
+          </w:p>
+          <w:p>
+            <w:pPr>
+              <w:pStyle w:val="Normal"/>
+              <w:widowControl/>
+              <w:suppressAutoHyphens w:val="true"/>
+              <w:spacing w:lineRule="auto" w:line="240" w:before="0" w:after="0"/>
+              <w:jc w:val="both"/>
+              <w:rPr>
+                <w:rFonts w:ascii="Consolas" w:hAnsi="Consolas"/>
+                <w:color w:val="FF0000"/>
+                <w:sz w:val="18"/>
+                <w:lang w:val="en-US"/>
+              </w:rPr>
+            </w:pPr>
+            <w:r>
+              <w:rPr>
+                <w:rFonts w:ascii="Consolas" w:hAnsi="Consolas"/>
+                <w:color w:val="FF0000"/>
+                <w:sz w:val="18"/>
+                <w:lang w:val="en-US"/>
+              </w:rPr>
+              <w:t>iptables -P INPUT DROP</w:t>
+            </w:r>
+          </w:p>
+          <w:p>
+            <w:pPr>
+              <w:pStyle w:val="Normal"/>
+              <w:widowControl/>
+              <w:suppressAutoHyphens w:val="true"/>
+              <w:spacing w:lineRule="auto" w:line="240" w:before="0" w:after="0"/>
+              <w:jc w:val="both"/>
+              <w:rPr>
+                <w:rFonts w:ascii="Consolas" w:hAnsi="Consolas"/>
+                <w:color w:val="FF0000"/>
+                <w:sz w:val="18"/>
+                <w:lang w:val="en-US"/>
+              </w:rPr>
+            </w:pPr>
+            <w:r>
+              <w:rPr>
+                <w:rFonts w:ascii="Consolas" w:hAnsi="Consolas"/>
+                <w:color w:val="FF0000"/>
+                <w:sz w:val="18"/>
+                <w:lang w:val="en-US"/>
+              </w:rPr>
+              <w:t>iptables -P OUTPUT DROP</w:t>
+            </w:r>
+          </w:p>
+          <w:p>
+            <w:pPr>
+              <w:pStyle w:val="Normal"/>
+              <w:widowControl/>
+              <w:suppressAutoHyphens w:val="true"/>
+              <w:spacing w:lineRule="auto" w:line="240" w:before="0" w:after="0"/>
+              <w:jc w:val="both"/>
+              <w:rPr>
+                <w:rFonts w:ascii="Consolas" w:hAnsi="Consolas"/>
+                <w:color w:val="FF0000"/>
+                <w:sz w:val="18"/>
+                <w:lang w:val="en-US"/>
+              </w:rPr>
+            </w:pPr>
+            <w:r>
+              <w:rPr>
+                <w:rFonts w:ascii="Consolas" w:hAnsi="Consolas"/>
+                <w:color w:val="FF0000"/>
+                <w:sz w:val="18"/>
+                <w:lang w:val="en-US"/>
+              </w:rPr>
+              <w:t>iptables -P FORWARD DROP</w:t>
+            </w:r>
+          </w:p>
+          <w:p>
+            <w:pPr>
+              <w:pStyle w:val="Normal"/>
+              <w:widowControl/>
+              <w:suppressAutoHyphens w:val="true"/>
+              <w:spacing w:lineRule="auto" w:line="240" w:before="0" w:after="0"/>
+              <w:jc w:val="both"/>
+              <w:rPr>
+                <w:rFonts w:ascii="Consolas" w:hAnsi="Consolas"/>
+                <w:color w:val="FF0000"/>
+                <w:sz w:val="18"/>
+                <w:lang w:val="en-US"/>
+              </w:rPr>
+            </w:pPr>
+            <w:r>
+              <w:rPr>
+                <w:rFonts w:ascii="Consolas" w:hAnsi="Consolas"/>
+                <w:color w:val="FF0000"/>
+                <w:sz w:val="18"/>
+                <w:lang w:val="en-US"/>
+              </w:rPr>
+            </w:r>
+          </w:p>
+          <w:p>
+            <w:pPr>
+              <w:pStyle w:val="Normal"/>
+              <w:widowControl/>
+              <w:suppressAutoHyphens w:val="true"/>
+              <w:spacing w:lineRule="auto" w:line="240" w:before="0" w:after="0"/>
+              <w:jc w:val="both"/>
+              <w:rPr>
+                <w:rFonts w:ascii="Consolas" w:hAnsi="Consolas"/>
+                <w:color w:val="FF0000"/>
+                <w:sz w:val="18"/>
+                <w:lang w:val="en-US"/>
+              </w:rPr>
+            </w:pPr>
+            <w:r>
+              <w:rPr>
+                <w:rFonts w:ascii="Consolas" w:hAnsi="Consolas"/>
+                <w:color w:val="FF0000"/>
+                <w:sz w:val="18"/>
+                <w:lang w:val="en-US"/>
+              </w:rPr>
+              <w:t># Permitimos el echo-request entrante a Kali desde DMZ y el echo-reply saliente a DMZ (desde Kali).</w:t>
+            </w:r>
+          </w:p>
+          <w:p>
+            <w:pPr>
+              <w:pStyle w:val="Normal"/>
+              <w:widowControl/>
+              <w:suppressAutoHyphens w:val="true"/>
+              <w:spacing w:lineRule="auto" w:line="240" w:before="0" w:after="0"/>
+              <w:jc w:val="both"/>
+              <w:rPr>
+                <w:rFonts w:ascii="Consolas" w:hAnsi="Consolas"/>
+                <w:color w:val="FF0000"/>
+                <w:sz w:val="18"/>
+                <w:lang w:val="en-US"/>
+              </w:rPr>
+            </w:pPr>
+            <w:r>
+              <w:rPr>
+                <w:rFonts w:ascii="Consolas" w:hAnsi="Consolas"/>
+                <w:color w:val="FF0000"/>
+                <w:sz w:val="18"/>
+                <w:lang w:val="en-US"/>
+              </w:rPr>
+              <w:t>iptables -A INPUT -p icmp --icmp-type echo-request -s 192.168.56.0/24 -j ACCEPT</w:t>
+            </w:r>
+          </w:p>
+          <w:p>
+            <w:pPr>
+              <w:pStyle w:val="Normal"/>
+              <w:widowControl/>
+              <w:suppressAutoHyphens w:val="true"/>
+              <w:spacing w:lineRule="auto" w:line="240" w:before="0" w:after="0"/>
+              <w:jc w:val="both"/>
+              <w:rPr>
+                <w:rFonts w:ascii="Consolas" w:hAnsi="Consolas"/>
+                <w:color w:val="FF0000"/>
+                <w:sz w:val="18"/>
+                <w:lang w:val="en-US"/>
+              </w:rPr>
+            </w:pPr>
+            <w:r>
+              <w:rPr>
+                <w:rFonts w:ascii="Consolas" w:hAnsi="Consolas"/>
+                <w:color w:val="FF0000"/>
+                <w:sz w:val="18"/>
+                <w:lang w:val="en-US"/>
+              </w:rPr>
+              <w:t>iptables -A OUTPUT -p icmp --icmp-type echo-reply -d 192.168.56.0/24 -j ACCEPT</w:t>
+            </w:r>
+          </w:p>
+          <w:p>
+            <w:pPr>
+              <w:pStyle w:val="Normal"/>
+              <w:widowControl/>
+              <w:suppressAutoHyphens w:val="true"/>
+              <w:spacing w:lineRule="auto" w:line="240" w:before="0" w:after="0"/>
+              <w:jc w:val="both"/>
+              <w:rPr>
+                <w:rFonts w:ascii="Consolas" w:hAnsi="Consolas"/>
+                <w:color w:val="FF0000"/>
+                <w:sz w:val="18"/>
+                <w:lang w:val="en-US"/>
+              </w:rPr>
+            </w:pPr>
+            <w:r>
+              <w:rPr>
+                <w:rFonts w:ascii="Consolas" w:hAnsi="Consolas"/>
+                <w:color w:val="FF0000"/>
+                <w:sz w:val="18"/>
+                <w:lang w:val="en-US"/>
+              </w:rPr>
+            </w:r>
+          </w:p>
+          <w:p>
+            <w:pPr>
+              <w:pStyle w:val="Normal"/>
+              <w:widowControl/>
+              <w:suppressAutoHyphens w:val="true"/>
+              <w:spacing w:lineRule="auto" w:line="240" w:before="0" w:after="0"/>
+              <w:jc w:val="both"/>
+              <w:rPr>
+                <w:rFonts w:ascii="Consolas" w:hAnsi="Consolas"/>
+                <w:color w:val="FF0000"/>
+                <w:sz w:val="18"/>
+                <w:lang w:val="en-US"/>
+              </w:rPr>
+            </w:pPr>
+            <w:r>
+              <w:rPr>
+                <w:rFonts w:ascii="Consolas" w:hAnsi="Consolas"/>
+                <w:color w:val="FF0000"/>
+                <w:sz w:val="18"/>
+                <w:lang w:val="en-US"/>
+              </w:rPr>
+              <w:t># Permitimos tráfico enrutado (debido a que son origen y destino diferentes a Kali) de echo-request de LAN → DMZ, y echo-reply de DMZ → LAN</w:t>
+            </w:r>
+          </w:p>
+          <w:p>
+            <w:pPr>
+              <w:pStyle w:val="Normal"/>
+              <w:widowControl/>
+              <w:suppressAutoHyphens w:val="true"/>
+              <w:spacing w:lineRule="auto" w:line="240" w:before="0" w:after="0"/>
+              <w:jc w:val="both"/>
+              <w:rPr>
+                <w:rFonts w:ascii="Consolas" w:hAnsi="Consolas"/>
+                <w:color w:val="FF0000"/>
+                <w:sz w:val="18"/>
+                <w:lang w:val="en-US"/>
+              </w:rPr>
+            </w:pPr>
+            <w:r>
+              <w:rPr>
+                <w:rFonts w:ascii="Consolas" w:hAnsi="Consolas"/>
+                <w:color w:val="FF0000"/>
+                <w:sz w:val="18"/>
+                <w:lang w:val="en-US"/>
+              </w:rPr>
+              <w:t>iptables -A FORWARD -p icmp --icmp-type echo-request -s 192.168.57.0/24 -d 192.168.56.0/24 -j ACCEPT</w:t>
+            </w:r>
+          </w:p>
+          <w:p>
+            <w:pPr>
+              <w:pStyle w:val="Normal"/>
+              <w:widowControl/>
+              <w:suppressAutoHyphens w:val="true"/>
+              <w:spacing w:lineRule="auto" w:line="240" w:before="0" w:after="0"/>
+              <w:jc w:val="both"/>
+              <w:rPr>
+                <w:rFonts w:ascii="Consolas" w:hAnsi="Consolas"/>
+                <w:color w:val="FF0000"/>
+                <w:sz w:val="18"/>
+                <w:lang w:val="en-US"/>
+              </w:rPr>
+            </w:pPr>
+            <w:r>
+              <w:rPr>
+                <w:rFonts w:ascii="Consolas" w:hAnsi="Consolas"/>
+                <w:color w:val="FF0000"/>
+                <w:sz w:val="18"/>
+                <w:lang w:val="en-US"/>
+              </w:rPr>
+              <w:t>iptables -A FORWARD -p icmp --icmp-type echo-reply -s 192.168.56.0/24 -d 192.168.57.0/24 -j ACCEPT</w:t>
+            </w:r>
+          </w:p>
+          <w:p>
+            <w:pPr>
+              <w:pStyle w:val="Normal"/>
+              <w:widowControl/>
+              <w:suppressAutoHyphens w:val="true"/>
+              <w:spacing w:lineRule="auto" w:line="240" w:before="0" w:after="0"/>
+              <w:jc w:val="both"/>
+              <w:rPr>
+                <w:rFonts w:ascii="Consolas" w:hAnsi="Consolas"/>
+                <w:color w:val="FF0000"/>
+                <w:sz w:val="18"/>
+                <w:lang w:val="en-US"/>
+              </w:rPr>
+            </w:pPr>
+            <w:r>
+              <w:rPr>
+                <w:rFonts w:ascii="Consolas" w:hAnsi="Consolas"/>
+                <w:color w:val="FF0000"/>
+                <w:sz w:val="18"/>
+                <w:lang w:val="en-US"/>
+              </w:rPr>
+            </w:r>
+          </w:p>
+          <w:p>
+            <w:pPr>
+              <w:pStyle w:val="Normal"/>
+              <w:widowControl/>
+              <w:suppressAutoHyphens w:val="true"/>
+              <w:spacing w:lineRule="auto" w:line="240" w:before="0" w:after="0"/>
+              <w:jc w:val="both"/>
+              <w:rPr>
+                <w:rFonts w:ascii="Consolas" w:hAnsi="Consolas"/>
+                <w:color w:val="FF0000"/>
+                <w:sz w:val="18"/>
+                <w:lang w:val="en-US"/>
+              </w:rPr>
+            </w:pPr>
+            <w:r>
+              <w:rPr>
+                <w:rFonts w:ascii="Consolas" w:hAnsi="Consolas"/>
+                <w:color w:val="FF0000"/>
+                <w:sz w:val="18"/>
+                <w:lang w:val="en-US"/>
+              </w:rPr>
+              <w:t># Permitimos tráfico enrutado de paquetes TCP de origen DMZ:80 a destino LAN, así como las respuestas del cliente.</w:t>
+            </w:r>
+          </w:p>
+          <w:p>
+            <w:pPr>
+              <w:pStyle w:val="Normal"/>
+              <w:widowControl/>
+              <w:suppressAutoHyphens w:val="true"/>
+              <w:spacing w:lineRule="auto" w:line="240" w:before="0" w:after="0"/>
+              <w:jc w:val="both"/>
+              <w:rPr>
+                <w:rFonts w:ascii="Consolas" w:hAnsi="Consolas"/>
+                <w:color w:val="FF0000"/>
+                <w:sz w:val="18"/>
+                <w:lang w:val="en-US"/>
+              </w:rPr>
+            </w:pPr>
+            <w:r>
+              <w:rPr>
+                <w:rFonts w:ascii="Consolas" w:hAnsi="Consolas"/>
+                <w:color w:val="FF0000"/>
+                <w:sz w:val="18"/>
+                <w:lang w:val="en-US"/>
+              </w:rPr>
+              <w:t>iptables -A FORWARD -p tcp -s 192.168.56.10/24 --sport 80 -d 192.168.57.0/24 -j ACCEPT</w:t>
+            </w:r>
+          </w:p>
+          <w:p>
+            <w:pPr>
+              <w:pStyle w:val="Normal"/>
+              <w:widowControl/>
+              <w:suppressAutoHyphens w:val="true"/>
+              <w:spacing w:lineRule="auto" w:line="240" w:before="0" w:after="0"/>
+              <w:jc w:val="both"/>
+              <w:rPr>
+                <w:rFonts w:ascii="Consolas" w:hAnsi="Consolas"/>
+                <w:color w:val="FF0000"/>
+                <w:sz w:val="18"/>
+                <w:lang w:val="en-US"/>
+              </w:rPr>
+            </w:pPr>
+            <w:r>
+              <w:rPr>
+                <w:rFonts w:ascii="Consolas" w:hAnsi="Consolas"/>
+                <w:color w:val="FF0000"/>
+                <w:sz w:val="18"/>
+                <w:lang w:val="en-US"/>
+              </w:rPr>
+              <w:t>iptables -A FORWARD -p tcp -s 192.168.57.0/24 -d 192.168.56.10/24 --dport 80 -j ACCEPT</w:t>
             </w:r>
           </w:p>
           <w:p>
@@ -10954,6 +6809,45 @@
         </w:tc>
       </w:tr>
     </w:tbl>
+    <w:p>
+      <w:pPr>
+        <w:pStyle w:val="Heading3"/>
+        <w:keepLines/>
+        <w:widowControl/>
+        <w:numPr>
+          <w:ilvl w:val="0"/>
+          <w:numId w:val="0"/>
+        </w:numPr>
+        <w:suppressAutoHyphens w:val="true"/>
+        <w:spacing w:lineRule="auto" w:line="240" w:before="120" w:after="0"/>
+        <w:jc w:val="start"/>
+        <w:rPr/>
+      </w:pPr>
+      <w:r>
+        <w:rPr/>
+      </w:r>
+      <w:r>
+        <w:br w:type="page"/>
+      </w:r>
+    </w:p>
+    <w:p>
+      <w:pPr>
+        <w:pStyle w:val="Normal"/>
+        <w:widowControl/>
+        <w:numPr>
+          <w:ilvl w:val="0"/>
+          <w:numId w:val="0"/>
+        </w:numPr>
+        <w:suppressAutoHyphens w:val="true"/>
+        <w:spacing w:lineRule="auto" w:line="240" w:before="120" w:after="0"/>
+        <w:jc w:val="start"/>
+        <w:outlineLvl w:val="2"/>
+        <w:rPr/>
+      </w:pPr>
+      <w:r>
+        <w:rPr/>
+      </w:r>
+    </w:p>
     <w:p>
       <w:pPr>
         <w:pStyle w:val="Heading3"/>
@@ -18422,12 +14316,12 @@
       </w:r>
     </w:p>
     <w:sectPr>
-      <w:headerReference w:type="even" r:id="rId8"/>
-      <w:headerReference w:type="default" r:id="rId9"/>
-      <w:headerReference w:type="first" r:id="rId10"/>
-      <w:footerReference w:type="even" r:id="rId11"/>
-      <w:footerReference w:type="default" r:id="rId12"/>
-      <w:footerReference w:type="first" r:id="rId13"/>
+      <w:headerReference w:type="even" r:id="rId11"/>
+      <w:headerReference w:type="default" r:id="rId12"/>
+      <w:headerReference w:type="first" r:id="rId13"/>
+      <w:footerReference w:type="even" r:id="rId14"/>
+      <w:footerReference w:type="default" r:id="rId15"/>
+      <w:footerReference w:type="first" r:id="rId16"/>
       <w:footnotePr>
         <w:numFmt w:val="decimal"/>
       </w:footnotePr>
@@ -18488,7 +14382,7 @@
         </w:r>
         <w:r>
           <w:rPr/>
-          <w:t>11</w:t>
+          <w:t>12</w:t>
         </w:r>
         <w:r>
           <w:rPr/>
@@ -18531,7 +14425,7 @@
         </w:r>
         <w:r>
           <w:rPr/>
-          <w:t>11</w:t>
+          <w:t>12</w:t>
         </w:r>
         <w:r>
           <w:rPr/>
@@ -20277,8 +16171,8 @@
       <w:szCs w:val="20"/>
     </w:rPr>
   </w:style>
-  <w:style w:type="character" w:styleId="FootnoteCharacters">
-    <w:name w:val="Footnote Characters"/>
+  <w:style w:type="character" w:styleId="FootnoteCharactersuser">
+    <w:name w:val="Footnote Characters (user)"/>
     <w:uiPriority w:val="99"/>
     <w:semiHidden/>
     <w:unhideWhenUsed/>
@@ -20288,8 +16182,8 @@
       <w:vertAlign w:val="superscript"/>
     </w:rPr>
   </w:style>
-  <w:style w:type="character" w:styleId="FootnoteCharactersuser">
-    <w:name w:val="Footnote Characters (user)"/>
+  <w:style w:type="character" w:styleId="FootnoteCharacters">
+    <w:name w:val="Footnote Characters"/>
     <w:qFormat/>
     <w:rPr>
       <w:vertAlign w:val="superscript"/>
@@ -20386,15 +16280,15 @@
     <w:rsid w:val="007f1fb0"/>
     <w:rPr/>
   </w:style>
-  <w:style w:type="character" w:styleId="EndnoteCharactersuser">
-    <w:name w:val="Endnote Characters (user)"/>
+  <w:style w:type="character" w:styleId="EndnoteCharacters">
+    <w:name w:val="Endnote Characters"/>
     <w:qFormat/>
     <w:rPr>
       <w:vertAlign w:val="superscript"/>
     </w:rPr>
   </w:style>
-  <w:style w:type="character" w:styleId="EndnoteCharacters">
-    <w:name w:val="Endnote Characters"/>
+  <w:style w:type="character" w:styleId="EndnoteCharactersuser">
+    <w:name w:val="Endnote Characters (user)"/>
     <w:qFormat/>
     <w:rPr/>
   </w:style>

--- a/p1/p1.docx
+++ b/p1/p1.docx
@@ -5849,7 +5849,7 @@
                 <w:szCs w:val="20"/>
               </w:rPr>
               <w:drawing>
-                <wp:anchor behindDoc="0" distT="0" distB="0" distL="0" distR="0" simplePos="0" locked="0" layoutInCell="0" allowOverlap="1" relativeHeight="9">
+                <wp:anchor behindDoc="0" distT="0" distB="0" distL="0" distR="0" simplePos="0" locked="0" layoutInCell="1" allowOverlap="1" relativeHeight="9">
                   <wp:simplePos x="0" y="0"/>
                   <wp:positionH relativeFrom="column">
                     <wp:align>center</wp:align>
@@ -5930,7 +5930,7 @@
                 <w:szCs w:val="20"/>
               </w:rPr>
               <w:drawing>
-                <wp:anchor behindDoc="0" distT="0" distB="0" distL="0" distR="0" simplePos="0" locked="0" layoutInCell="0" allowOverlap="1" relativeHeight="8">
+                <wp:anchor behindDoc="0" distT="0" distB="0" distL="0" distR="0" simplePos="0" locked="0" layoutInCell="1" allowOverlap="1" relativeHeight="8">
                   <wp:simplePos x="0" y="0"/>
                   <wp:positionH relativeFrom="column">
                     <wp:align>center</wp:align>
@@ -6002,8 +6002,9 @@
               </w:rPr>
             </w:pPr>
             <w:r>
+              <w:rPr/>
               <w:drawing>
-                <wp:anchor behindDoc="0" distT="0" distB="0" distL="0" distR="0" simplePos="0" locked="0" layoutInCell="0" allowOverlap="1" relativeHeight="10">
+                <wp:anchor behindDoc="0" distT="0" distB="0" distL="0" distR="0" simplePos="0" locked="0" layoutInCell="1" allowOverlap="1" relativeHeight="10">
                   <wp:simplePos x="0" y="0"/>
                   <wp:positionH relativeFrom="column">
                     <wp:align>center</wp:align>
@@ -6011,7 +6012,7 @@
                   <wp:positionV relativeFrom="paragraph">
                     <wp:posOffset>635</wp:posOffset>
                   </wp:positionV>
-                  <wp:extent cx="2887345" cy="1384300"/>
+                  <wp:extent cx="2887345" cy="1582420"/>
                   <wp:effectExtent l="0" t="0" r="0" b="0"/>
                   <wp:wrapSquare wrapText="largest"/>
                   <wp:docPr id="9" name="Image9"/>
@@ -6036,7 +6037,7 @@
                         <pic:spPr bwMode="auto">
                           <a:xfrm>
                             <a:off x="0" y="0"/>
-                            <a:ext cx="2887345" cy="1384300"/>
+                            <a:ext cx="2887345" cy="1582420"/>
                           </a:xfrm>
                           <a:prstGeom prst="rect">
                             <a:avLst/>
@@ -6048,17 +6049,6 @@
                   </a:graphic>
                 </wp:anchor>
               </w:drawing>
-            </w:r>
-            <w:r>
-              <w:rPr>
-                <w:rFonts w:ascii="Consolas" w:hAnsi="Consolas"/>
-                <w:b/>
-                <w:strike/>
-                <w:color w:val="FF0000"/>
-                <w:sz w:val="18"/>
-                <w:szCs w:val="20"/>
-              </w:rPr>
-              <w:t>4</w:t>
             </w:r>
           </w:p>
         </w:tc>
@@ -6274,16 +6264,7 @@
                 <w:sz w:val="18"/>
                 <w:lang w:val="en-US"/>
               </w:rPr>
-              <w:t xml:space="preserve">echo 1 &gt; /proc/sys/net/ipv4/ip_forward </w:t>
-            </w:r>
-            <w:r>
-              <w:rPr>
-                <w:rFonts w:ascii="Consolas" w:hAnsi="Consolas"/>
-                <w:color w:val="FF0000"/>
-                <w:sz w:val="18"/>
-                <w:lang w:val="en-US"/>
-              </w:rPr>
-              <w:t># Habilitar forwarding</w:t>
+              <w:t>echo 1 &gt; /proc/sys/net/ipv4/ip_forward # Habilitar forwarding</w:t>
             </w:r>
           </w:p>
           <w:p>
@@ -6820,6 +6801,7 @@
         </w:numPr>
         <w:suppressAutoHyphens w:val="true"/>
         <w:spacing w:lineRule="auto" w:line="240" w:before="120" w:after="0"/>
+        <w:ind w:hanging="0" w:start="0"/>
         <w:jc w:val="start"/>
         <w:rPr/>
       </w:pPr>
@@ -6839,7 +6821,8 @@
           <w:numId w:val="0"/>
         </w:numPr>
         <w:suppressAutoHyphens w:val="true"/>
-        <w:spacing w:lineRule="auto" w:line="240" w:before="120" w:after="0"/>
+        <w:spacing w:lineRule="auto" w:line="240" w:before="0" w:after="0"/>
+        <w:ind w:hanging="0" w:start="0"/>
         <w:jc w:val="start"/>
         <w:outlineLvl w:val="2"/>
         <w:rPr/>
@@ -7523,7 +7506,7 @@
                     <w:szCs w:val="22"/>
                     <w:lang w:val="es-ES" w:eastAsia="en-US" w:bidi="ar-SA"/>
                   </w:rPr>
-                  <w:t>☐</w:t>
+                  <w:t>x</w:t>
                 </w:r>
               </w:p>
             </w:sdtContent>
@@ -7545,20 +7528,79 @@
               <w:jc w:val="start"/>
               <w:rPr>
                 <w:rFonts w:ascii="Consolas" w:hAnsi="Consolas"/>
-                <w:b/>
-                <w:color w:val="FF0000"/>
-                <w:sz w:val="18"/>
-                <w:u w:val="single"/>
-              </w:rPr>
-            </w:pPr>
-            <w:r>
-              <w:rPr>
-                <w:rFonts w:ascii="Consolas" w:hAnsi="Consolas"/>
-                <w:b/>
-                <w:color w:val="FF0000"/>
-                <w:sz w:val="18"/>
-                <w:u w:val="single"/>
-              </w:rPr>
+                <w:b w:val="false"/>
+                <w:bCs w:val="false"/>
+                <w:color w:val="FF0000"/>
+                <w:sz w:val="18"/>
+                <w:u w:val="none"/>
+              </w:rPr>
+            </w:pPr>
+            <w:r>
+              <w:rPr>
+                <w:rFonts w:ascii="Consolas" w:hAnsi="Consolas"/>
+                <w:b w:val="false"/>
+                <w:bCs w:val="false"/>
+                <w:color w:val="FF0000"/>
+                <w:sz w:val="18"/>
+                <w:u w:val="none"/>
+              </w:rPr>
+              <w:t>Cumple con la política: Permitir ping desde la red DMZ hacia el firewall, pero no al contrario.</w:t>
+            </w:r>
+          </w:p>
+          <w:p>
+            <w:pPr>
+              <w:pStyle w:val="Normal"/>
+              <w:widowControl/>
+              <w:suppressAutoHyphens w:val="true"/>
+              <w:spacing w:lineRule="auto" w:line="240" w:before="0" w:after="0"/>
+              <w:jc w:val="start"/>
+              <w:rPr>
+                <w:rFonts w:ascii="Consolas" w:hAnsi="Consolas"/>
+                <w:b w:val="false"/>
+                <w:bCs w:val="false"/>
+                <w:color w:val="FF0000"/>
+                <w:sz w:val="18"/>
+                <w:u w:val="none"/>
+              </w:rPr>
+            </w:pPr>
+            <w:r>
+              <w:rPr>
+                <w:rFonts w:ascii="Consolas" w:hAnsi="Consolas"/>
+                <w:b w:val="false"/>
+                <w:bCs w:val="false"/>
+                <w:color w:val="FF0000"/>
+                <w:sz w:val="18"/>
+                <w:u w:val="none"/>
+              </w:rPr>
+              <w:t>iptables -A INPUT -p icmp --icmp-type echo-request -s 192.168.56.0/24 -j ACCEPT</w:t>
+            </w:r>
+          </w:p>
+          <w:p>
+            <w:pPr>
+              <w:pStyle w:val="Normal"/>
+              <w:widowControl/>
+              <w:suppressAutoHyphens w:val="true"/>
+              <w:spacing w:lineRule="auto" w:line="240" w:before="0" w:after="0"/>
+              <w:jc w:val="start"/>
+              <w:rPr>
+                <w:rFonts w:ascii="Consolas" w:hAnsi="Consolas"/>
+                <w:b w:val="false"/>
+                <w:bCs w:val="false"/>
+                <w:color w:val="FF0000"/>
+                <w:sz w:val="18"/>
+                <w:u w:val="none"/>
+              </w:rPr>
+            </w:pPr>
+            <w:r>
+              <w:rPr>
+                <w:rFonts w:ascii="Consolas" w:hAnsi="Consolas"/>
+                <w:b w:val="false"/>
+                <w:bCs w:val="false"/>
+                <w:color w:val="FF0000"/>
+                <w:sz w:val="18"/>
+                <w:u w:val="none"/>
+              </w:rPr>
+              <w:t>iptables -A OUTPUT -p icmp --icmp-type echo-reply -d 192.168.56.0/24 -j ACCEPT</w:t>
             </w:r>
           </w:p>
         </w:tc>
@@ -7718,7 +7760,7 @@
                     <w:szCs w:val="22"/>
                     <w:lang w:val="es-ES" w:eastAsia="en-US" w:bidi="ar-SA"/>
                   </w:rPr>
-                  <w:t>☐</w:t>
+                  <w:t>x</w:t>
                 </w:r>
               </w:p>
             </w:sdtContent>
@@ -7738,20 +7780,79 @@
               <w:jc w:val="start"/>
               <w:rPr>
                 <w:rFonts w:ascii="Consolas" w:hAnsi="Consolas"/>
-                <w:b/>
-                <w:color w:val="FF0000"/>
-                <w:sz w:val="18"/>
-                <w:u w:val="single"/>
-              </w:rPr>
-            </w:pPr>
-            <w:r>
-              <w:rPr>
-                <w:rFonts w:ascii="Consolas" w:hAnsi="Consolas"/>
-                <w:b/>
-                <w:color w:val="FF0000"/>
-                <w:sz w:val="18"/>
-                <w:u w:val="single"/>
-              </w:rPr>
+                <w:b w:val="false"/>
+                <w:bCs w:val="false"/>
+                <w:color w:val="FF0000"/>
+                <w:sz w:val="18"/>
+                <w:u w:val="none"/>
+              </w:rPr>
+            </w:pPr>
+            <w:r>
+              <w:rPr>
+                <w:rFonts w:ascii="Consolas" w:hAnsi="Consolas"/>
+                <w:b w:val="false"/>
+                <w:bCs w:val="false"/>
+                <w:color w:val="FF0000"/>
+                <w:sz w:val="18"/>
+                <w:u w:val="none"/>
+              </w:rPr>
+              <w:t>Cumple con la política: Permitir ping desde la red DMZ hacia el firewall, pero no al contrario.</w:t>
+            </w:r>
+          </w:p>
+          <w:p>
+            <w:pPr>
+              <w:pStyle w:val="Normal"/>
+              <w:widowControl/>
+              <w:suppressAutoHyphens w:val="true"/>
+              <w:spacing w:lineRule="auto" w:line="240" w:before="0" w:after="0"/>
+              <w:jc w:val="start"/>
+              <w:rPr>
+                <w:rFonts w:ascii="Consolas" w:hAnsi="Consolas"/>
+                <w:b w:val="false"/>
+                <w:bCs w:val="false"/>
+                <w:color w:val="FF0000"/>
+                <w:sz w:val="18"/>
+                <w:u w:val="none"/>
+              </w:rPr>
+            </w:pPr>
+            <w:r>
+              <w:rPr>
+                <w:rFonts w:ascii="Consolas" w:hAnsi="Consolas"/>
+                <w:b w:val="false"/>
+                <w:bCs w:val="false"/>
+                <w:color w:val="FF0000"/>
+                <w:sz w:val="18"/>
+                <w:u w:val="none"/>
+              </w:rPr>
+              <w:t>iptables -A INPUT -p icmp --icmp-type echo-request -s 192.168.56.0/24 -j ACCEPT</w:t>
+            </w:r>
+          </w:p>
+          <w:p>
+            <w:pPr>
+              <w:pStyle w:val="Normal"/>
+              <w:widowControl/>
+              <w:suppressAutoHyphens w:val="true"/>
+              <w:spacing w:lineRule="auto" w:line="240" w:before="0" w:after="0"/>
+              <w:jc w:val="start"/>
+              <w:rPr>
+                <w:rFonts w:ascii="Consolas" w:hAnsi="Consolas"/>
+                <w:b w:val="false"/>
+                <w:bCs w:val="false"/>
+                <w:color w:val="FF0000"/>
+                <w:sz w:val="18"/>
+                <w:u w:val="none"/>
+              </w:rPr>
+            </w:pPr>
+            <w:r>
+              <w:rPr>
+                <w:rFonts w:ascii="Consolas" w:hAnsi="Consolas"/>
+                <w:b w:val="false"/>
+                <w:bCs w:val="false"/>
+                <w:color w:val="FF0000"/>
+                <w:sz w:val="18"/>
+                <w:u w:val="none"/>
+              </w:rPr>
+              <w:t>iptables -A OUTPUT -p icmp --icmp-type echo-reply -d 192.168.56.0/24 -j ACCEPT</w:t>
             </w:r>
           </w:p>
         </w:tc>
@@ -7931,20 +8032,110 @@
               <w:jc w:val="start"/>
               <w:rPr>
                 <w:rFonts w:ascii="Consolas" w:hAnsi="Consolas"/>
-                <w:b/>
-                <w:color w:val="FF0000"/>
-                <w:sz w:val="18"/>
-                <w:u w:val="single"/>
-              </w:rPr>
-            </w:pPr>
-            <w:r>
-              <w:rPr>
-                <w:rFonts w:ascii="Consolas" w:hAnsi="Consolas"/>
-                <w:b/>
-                <w:color w:val="FF0000"/>
-                <w:sz w:val="18"/>
-                <w:u w:val="single"/>
-              </w:rPr>
+                <w:b w:val="false"/>
+                <w:bCs w:val="false"/>
+                <w:color w:val="FF0000"/>
+                <w:sz w:val="18"/>
+                <w:u w:val="none"/>
+              </w:rPr>
+            </w:pPr>
+            <w:r>
+              <w:rPr>
+                <w:rFonts w:ascii="Consolas" w:hAnsi="Consolas"/>
+                <w:b w:val="false"/>
+                <w:bCs w:val="false"/>
+                <w:color w:val="FF0000"/>
+                <w:sz w:val="18"/>
+                <w:u w:val="none"/>
+              </w:rPr>
+              <w:t>Cumple con la política: Permitir ping desde la LAN hacia la DMZ, pero no al contrario.</w:t>
+            </w:r>
+          </w:p>
+          <w:p>
+            <w:pPr>
+              <w:pStyle w:val="Normal"/>
+              <w:widowControl/>
+              <w:suppressAutoHyphens w:val="true"/>
+              <w:bidi w:val="0"/>
+              <w:spacing w:lineRule="auto" w:line="240" w:before="0" w:after="0"/>
+              <w:jc w:val="start"/>
+              <w:rPr>
+                <w:rFonts w:ascii="Consolas" w:hAnsi="Consolas"/>
+                <w:b w:val="false"/>
+                <w:bCs w:val="false"/>
+                <w:color w:val="FF0000"/>
+                <w:sz w:val="18"/>
+                <w:u w:val="none"/>
+              </w:rPr>
+            </w:pPr>
+            <w:r>
+              <w:rPr>
+                <w:rFonts w:ascii="Consolas" w:hAnsi="Consolas"/>
+                <w:b w:val="false"/>
+                <w:bCs w:val="false"/>
+                <w:color w:val="FF0000"/>
+                <w:sz w:val="18"/>
+                <w:u w:val="none"/>
+              </w:rPr>
+              <w:t>iptables -A FORWARD -p icmp --icmp-type echo-request -s 192.168.57.0/24 -d 192.168.56.0/24 -j ACCEPT</w:t>
+            </w:r>
+          </w:p>
+          <w:p>
+            <w:pPr>
+              <w:pStyle w:val="Normal"/>
+              <w:widowControl/>
+              <w:suppressAutoHyphens w:val="true"/>
+              <w:bidi w:val="0"/>
+              <w:spacing w:lineRule="auto" w:line="240" w:before="0" w:after="0"/>
+              <w:jc w:val="start"/>
+              <w:rPr>
+                <w:rFonts w:ascii="Consolas" w:hAnsi="Consolas"/>
+                <w:b w:val="false"/>
+                <w:bCs w:val="false"/>
+                <w:color w:val="FF0000"/>
+                <w:sz w:val="18"/>
+                <w:u w:val="none"/>
+              </w:rPr>
+            </w:pPr>
+            <w:r>
+              <w:rPr>
+                <w:rFonts w:ascii="Consolas" w:hAnsi="Consolas"/>
+                <w:b w:val="false"/>
+                <w:bCs w:val="false"/>
+                <w:color w:val="FF0000"/>
+                <w:sz w:val="18"/>
+                <w:u w:val="none"/>
+              </w:rPr>
+              <w:t>iptables -A FORWARD -p icmp --icmp-type echo-reply -s 192.168.56.0/24 -d 192.168.57.0/24 -j ACCEPT</w:t>
+            </w:r>
+          </w:p>
+          <w:p>
+            <w:pPr>
+              <w:pStyle w:val="Normal"/>
+              <w:widowControl/>
+              <w:suppressAutoHyphens w:val="true"/>
+              <w:bidi w:val="0"/>
+              <w:spacing w:lineRule="auto" w:line="240" w:before="0" w:after="0"/>
+              <w:jc w:val="start"/>
+              <w:rPr>
+                <w:rFonts w:ascii="Consolas" w:hAnsi="Consolas"/>
+                <w:b w:val="false"/>
+                <w:bCs w:val="false"/>
+                <w:color w:val="FF0000"/>
+                <w:sz w:val="18"/>
+                <w:u w:val="none"/>
+              </w:rPr>
+            </w:pPr>
+            <w:r>
+              <w:rPr>
+                <w:rFonts w:ascii="Consolas" w:hAnsi="Consolas"/>
+                <w:b w:val="false"/>
+                <w:bCs w:val="false"/>
+                <w:color w:val="FF0000"/>
+                <w:sz w:val="18"/>
+                <w:u w:val="none"/>
+              </w:rPr>
+              <w:t>(Es decir, cae en la política deny default)</w:t>
             </w:r>
           </w:p>
         </w:tc>
@@ -8125,20 +8316,108 @@
               <w:jc w:val="start"/>
               <w:rPr>
                 <w:rFonts w:ascii="Consolas" w:hAnsi="Consolas"/>
-                <w:b/>
-                <w:color w:val="FF0000"/>
-                <w:sz w:val="18"/>
-                <w:u w:val="single"/>
-              </w:rPr>
-            </w:pPr>
-            <w:r>
-              <w:rPr>
-                <w:rFonts w:ascii="Consolas" w:hAnsi="Consolas"/>
-                <w:b/>
-                <w:color w:val="FF0000"/>
-                <w:sz w:val="18"/>
-                <w:u w:val="single"/>
-              </w:rPr>
+                <w:b w:val="false"/>
+                <w:bCs w:val="false"/>
+                <w:color w:val="FF0000"/>
+                <w:sz w:val="18"/>
+                <w:u w:val="none"/>
+              </w:rPr>
+            </w:pPr>
+            <w:r>
+              <w:rPr>
+                <w:rFonts w:ascii="Consolas" w:hAnsi="Consolas"/>
+                <w:b w:val="false"/>
+                <w:bCs w:val="false"/>
+                <w:color w:val="FF0000"/>
+                <w:sz w:val="18"/>
+                <w:u w:val="none"/>
+              </w:rPr>
+              <w:t>Cumple con la política: Permitir ping desde la red DMZ hacia el firewall, pero no al contrario.</w:t>
+            </w:r>
+          </w:p>
+          <w:p>
+            <w:pPr>
+              <w:pStyle w:val="Normal"/>
+              <w:widowControl/>
+              <w:suppressAutoHyphens w:val="true"/>
+              <w:spacing w:lineRule="auto" w:line="240" w:before="0" w:after="0"/>
+              <w:jc w:val="start"/>
+              <w:rPr>
+                <w:rFonts w:ascii="Consolas" w:hAnsi="Consolas"/>
+                <w:b w:val="false"/>
+                <w:bCs w:val="false"/>
+                <w:color w:val="FF0000"/>
+                <w:sz w:val="18"/>
+                <w:u w:val="none"/>
+              </w:rPr>
+            </w:pPr>
+            <w:r>
+              <w:rPr>
+                <w:rFonts w:ascii="Consolas" w:hAnsi="Consolas"/>
+                <w:b w:val="false"/>
+                <w:bCs w:val="false"/>
+                <w:color w:val="FF0000"/>
+                <w:sz w:val="18"/>
+                <w:u w:val="none"/>
+              </w:rPr>
+              <w:t>iptables -A INPUT -p icmp --icmp-type echo-request -s 192.168.56.0/24 -j ACCEPT</w:t>
+            </w:r>
+          </w:p>
+          <w:p>
+            <w:pPr>
+              <w:pStyle w:val="Normal"/>
+              <w:widowControl/>
+              <w:suppressAutoHyphens w:val="true"/>
+              <w:spacing w:lineRule="auto" w:line="240" w:before="0" w:after="0"/>
+              <w:jc w:val="start"/>
+              <w:rPr>
+                <w:rFonts w:ascii="Consolas" w:hAnsi="Consolas"/>
+                <w:b w:val="false"/>
+                <w:bCs w:val="false"/>
+                <w:color w:val="FF0000"/>
+                <w:sz w:val="18"/>
+                <w:u w:val="none"/>
+              </w:rPr>
+            </w:pPr>
+            <w:r>
+              <w:rPr>
+                <w:rFonts w:ascii="Consolas" w:hAnsi="Consolas"/>
+                <w:b w:val="false"/>
+                <w:bCs w:val="false"/>
+                <w:color w:val="FF0000"/>
+                <w:sz w:val="18"/>
+                <w:u w:val="none"/>
+              </w:rPr>
+              <w:t>iptables -A OUTPUT -p icmp --icmp-type echo-reply -d 192.168.56.0/24 -j ACCEPT</w:t>
+            </w:r>
+          </w:p>
+          <w:p>
+            <w:pPr>
+              <w:pStyle w:val="Normal"/>
+              <w:widowControl/>
+              <w:suppressAutoHyphens w:val="true"/>
+              <w:bidi w:val="0"/>
+              <w:spacing w:lineRule="auto" w:line="240" w:before="0" w:after="0"/>
+              <w:jc w:val="start"/>
+              <w:rPr>
+                <w:rFonts w:ascii="Consolas" w:hAnsi="Consolas"/>
+                <w:b w:val="false"/>
+                <w:bCs w:val="false"/>
+                <w:color w:val="FF0000"/>
+                <w:sz w:val="18"/>
+                <w:u w:val="none"/>
+              </w:rPr>
+            </w:pPr>
+            <w:r>
+              <w:rPr>
+                <w:rFonts w:ascii="Consolas" w:hAnsi="Consolas"/>
+                <w:b w:val="false"/>
+                <w:bCs w:val="false"/>
+                <w:color w:val="FF0000"/>
+                <w:sz w:val="18"/>
+                <w:u w:val="none"/>
+              </w:rPr>
+              <w:t>(Es decir, cae en la política deny default)</w:t>
             </w:r>
           </w:p>
         </w:tc>
@@ -8318,20 +8597,107 @@
               <w:jc w:val="start"/>
               <w:rPr>
                 <w:rFonts w:ascii="Consolas" w:hAnsi="Consolas"/>
-                <w:b/>
-                <w:color w:val="FF0000"/>
-                <w:sz w:val="18"/>
-                <w:u w:val="single"/>
-              </w:rPr>
-            </w:pPr>
-            <w:r>
-              <w:rPr>
-                <w:rFonts w:ascii="Consolas" w:hAnsi="Consolas"/>
-                <w:b/>
-                <w:color w:val="FF0000"/>
-                <w:sz w:val="18"/>
-                <w:u w:val="single"/>
-              </w:rPr>
+                <w:b w:val="false"/>
+                <w:bCs w:val="false"/>
+                <w:color w:val="FF0000"/>
+                <w:sz w:val="18"/>
+                <w:u w:val="none"/>
+              </w:rPr>
+            </w:pPr>
+            <w:r>
+              <w:rPr>
+                <w:rFonts w:ascii="Consolas" w:hAnsi="Consolas"/>
+                <w:b w:val="false"/>
+                <w:bCs w:val="false"/>
+                <w:color w:val="FF0000"/>
+                <w:sz w:val="18"/>
+                <w:u w:val="none"/>
+              </w:rPr>
+              <w:t>Cumple con la política restrictiva.</w:t>
+            </w:r>
+          </w:p>
+          <w:p>
+            <w:pPr>
+              <w:pStyle w:val="Normal"/>
+              <w:widowControl/>
+              <w:suppressAutoHyphens w:val="true"/>
+              <w:spacing w:lineRule="auto" w:line="240" w:before="0" w:after="0"/>
+              <w:jc w:val="start"/>
+              <w:rPr>
+                <w:rFonts w:ascii="Consolas" w:hAnsi="Consolas"/>
+                <w:b w:val="false"/>
+                <w:bCs w:val="false"/>
+                <w:color w:val="FF0000"/>
+                <w:sz w:val="18"/>
+                <w:u w:val="none"/>
+              </w:rPr>
+            </w:pPr>
+            <w:r>
+              <w:rPr>
+                <w:rFonts w:ascii="Consolas" w:hAnsi="Consolas"/>
+                <w:b w:val="false"/>
+                <w:bCs w:val="false"/>
+                <w:color w:val="FF0000"/>
+                <w:sz w:val="18"/>
+                <w:u w:val="none"/>
+              </w:rPr>
+              <w:t>iptables -P INPUT DROP</w:t>
+            </w:r>
+          </w:p>
+          <w:p>
+            <w:pPr>
+              <w:pStyle w:val="Normal"/>
+              <w:widowControl/>
+              <w:suppressAutoHyphens w:val="true"/>
+              <w:spacing w:lineRule="auto" w:line="240" w:before="0" w:after="0"/>
+              <w:jc w:val="start"/>
+              <w:rPr>
+                <w:rFonts w:ascii="Consolas" w:hAnsi="Consolas"/>
+                <w:b w:val="false"/>
+                <w:bCs w:val="false"/>
+                <w:color w:val="FF0000"/>
+                <w:sz w:val="18"/>
+                <w:u w:val="none"/>
+              </w:rPr>
+            </w:pPr>
+            <w:r>
+              <w:rPr>
+                <w:rFonts w:ascii="Consolas" w:hAnsi="Consolas"/>
+                <w:b w:val="false"/>
+                <w:bCs w:val="false"/>
+                <w:color w:val="FF0000"/>
+                <w:sz w:val="18"/>
+                <w:u w:val="none"/>
+              </w:rPr>
+              <w:t>iptables -P OUTPUT DROP</w:t>
+            </w:r>
+          </w:p>
+          <w:p>
+            <w:pPr>
+              <w:pStyle w:val="Normal"/>
+              <w:widowControl/>
+              <w:suppressAutoHyphens w:val="true"/>
+              <w:spacing w:lineRule="auto" w:line="240" w:before="0" w:after="0"/>
+              <w:jc w:val="start"/>
+              <w:rPr>
+                <w:rFonts w:ascii="Consolas" w:hAnsi="Consolas"/>
+                <w:b w:val="false"/>
+                <w:bCs w:val="false"/>
+                <w:color w:val="FF0000"/>
+                <w:sz w:val="18"/>
+                <w:u w:val="none"/>
+              </w:rPr>
+            </w:pPr>
+            <w:r>
+              <w:rPr>
+                <w:rFonts w:ascii="Consolas" w:hAnsi="Consolas"/>
+                <w:b w:val="false"/>
+                <w:bCs w:val="false"/>
+                <w:color w:val="FF0000"/>
+                <w:sz w:val="18"/>
+                <w:u w:val="none"/>
+              </w:rPr>
+              <w:t>iptables -P FORWARD DROP</w:t>
             </w:r>
           </w:p>
         </w:tc>
@@ -8518,20 +8884,107 @@
               <w:jc w:val="start"/>
               <w:rPr>
                 <w:rFonts w:ascii="Consolas" w:hAnsi="Consolas"/>
-                <w:b/>
-                <w:color w:val="FF0000"/>
-                <w:sz w:val="18"/>
-                <w:u w:val="single"/>
-              </w:rPr>
-            </w:pPr>
-            <w:r>
-              <w:rPr>
-                <w:rFonts w:ascii="Consolas" w:hAnsi="Consolas"/>
-                <w:b/>
-                <w:color w:val="FF0000"/>
-                <w:sz w:val="18"/>
-                <w:u w:val="single"/>
-              </w:rPr>
+                <w:b w:val="false"/>
+                <w:bCs w:val="false"/>
+                <w:color w:val="FF0000"/>
+                <w:sz w:val="18"/>
+                <w:u w:val="none"/>
+              </w:rPr>
+            </w:pPr>
+            <w:r>
+              <w:rPr>
+                <w:rFonts w:ascii="Consolas" w:hAnsi="Consolas"/>
+                <w:b w:val="false"/>
+                <w:bCs w:val="false"/>
+                <w:color w:val="FF0000"/>
+                <w:sz w:val="18"/>
+                <w:u w:val="none"/>
+              </w:rPr>
+              <w:t>Cumple con la política restrictiva.</w:t>
+            </w:r>
+          </w:p>
+          <w:p>
+            <w:pPr>
+              <w:pStyle w:val="Normal"/>
+              <w:widowControl/>
+              <w:suppressAutoHyphens w:val="true"/>
+              <w:spacing w:lineRule="auto" w:line="240" w:before="0" w:after="0"/>
+              <w:jc w:val="start"/>
+              <w:rPr>
+                <w:rFonts w:ascii="Consolas" w:hAnsi="Consolas"/>
+                <w:b w:val="false"/>
+                <w:bCs w:val="false"/>
+                <w:color w:val="FF0000"/>
+                <w:sz w:val="18"/>
+                <w:u w:val="none"/>
+              </w:rPr>
+            </w:pPr>
+            <w:r>
+              <w:rPr>
+                <w:rFonts w:ascii="Consolas" w:hAnsi="Consolas"/>
+                <w:b w:val="false"/>
+                <w:bCs w:val="false"/>
+                <w:color w:val="FF0000"/>
+                <w:sz w:val="18"/>
+                <w:u w:val="none"/>
+              </w:rPr>
+              <w:t>iptables -P INPUT DROP</w:t>
+            </w:r>
+          </w:p>
+          <w:p>
+            <w:pPr>
+              <w:pStyle w:val="Normal"/>
+              <w:widowControl/>
+              <w:suppressAutoHyphens w:val="true"/>
+              <w:spacing w:lineRule="auto" w:line="240" w:before="0" w:after="0"/>
+              <w:jc w:val="start"/>
+              <w:rPr>
+                <w:rFonts w:ascii="Consolas" w:hAnsi="Consolas"/>
+                <w:b w:val="false"/>
+                <w:bCs w:val="false"/>
+                <w:color w:val="FF0000"/>
+                <w:sz w:val="18"/>
+                <w:u w:val="none"/>
+              </w:rPr>
+            </w:pPr>
+            <w:r>
+              <w:rPr>
+                <w:rFonts w:ascii="Consolas" w:hAnsi="Consolas"/>
+                <w:b w:val="false"/>
+                <w:bCs w:val="false"/>
+                <w:color w:val="FF0000"/>
+                <w:sz w:val="18"/>
+                <w:u w:val="none"/>
+              </w:rPr>
+              <w:t>iptables -P OUTPUT DROP</w:t>
+            </w:r>
+          </w:p>
+          <w:p>
+            <w:pPr>
+              <w:pStyle w:val="Normal"/>
+              <w:widowControl/>
+              <w:suppressAutoHyphens w:val="true"/>
+              <w:spacing w:lineRule="auto" w:line="240" w:before="0" w:after="0"/>
+              <w:jc w:val="start"/>
+              <w:rPr>
+                <w:rFonts w:ascii="Consolas" w:hAnsi="Consolas"/>
+                <w:b w:val="false"/>
+                <w:bCs w:val="false"/>
+                <w:color w:val="FF0000"/>
+                <w:sz w:val="18"/>
+                <w:u w:val="none"/>
+              </w:rPr>
+            </w:pPr>
+            <w:r>
+              <w:rPr>
+                <w:rFonts w:ascii="Consolas" w:hAnsi="Consolas"/>
+                <w:b w:val="false"/>
+                <w:bCs w:val="false"/>
+                <w:color w:val="FF0000"/>
+                <w:sz w:val="18"/>
+                <w:u w:val="none"/>
+              </w:rPr>
+              <w:t>iptables -P FORWARD DROP</w:t>
             </w:r>
           </w:p>
         </w:tc>
@@ -8718,19 +9171,133 @@
               <w:jc w:val="start"/>
               <w:rPr>
                 <w:rFonts w:ascii="Consolas" w:hAnsi="Consolas"/>
-                <w:b/>
-                <w:color w:val="FF0000"/>
-                <w:sz w:val="18"/>
-                <w:u w:val="single"/>
-              </w:rPr>
-            </w:pPr>
-            <w:r>
-              <w:rPr>
-                <w:rFonts w:ascii="Consolas" w:hAnsi="Consolas"/>
-                <w:b/>
-                <w:color w:val="FF0000"/>
-                <w:sz w:val="18"/>
-                <w:u w:val="single"/>
+                <w:b w:val="false"/>
+                <w:bCs w:val="false"/>
+                <w:color w:val="FF0000"/>
+                <w:sz w:val="18"/>
+                <w:u w:val="none"/>
+              </w:rPr>
+            </w:pPr>
+            <w:r>
+              <w:rPr>
+                <w:rFonts w:ascii="Consolas" w:hAnsi="Consolas"/>
+                <w:b w:val="false"/>
+                <w:bCs w:val="false"/>
+                <w:color w:val="FF0000"/>
+                <w:sz w:val="18"/>
+                <w:u w:val="none"/>
+              </w:rPr>
+              <w:t>Cumple con la política restrictiva.</w:t>
+            </w:r>
+          </w:p>
+          <w:p>
+            <w:pPr>
+              <w:pStyle w:val="Normal"/>
+              <w:widowControl/>
+              <w:suppressAutoHyphens w:val="true"/>
+              <w:spacing w:lineRule="auto" w:line="240" w:before="0" w:after="0"/>
+              <w:jc w:val="start"/>
+              <w:rPr>
+                <w:rFonts w:ascii="Consolas" w:hAnsi="Consolas"/>
+                <w:b w:val="false"/>
+                <w:bCs w:val="false"/>
+                <w:color w:val="FF0000"/>
+                <w:sz w:val="18"/>
+                <w:u w:val="none"/>
+              </w:rPr>
+            </w:pPr>
+            <w:r>
+              <w:rPr>
+                <w:rFonts w:ascii="Consolas" w:hAnsi="Consolas"/>
+                <w:b w:val="false"/>
+                <w:bCs w:val="false"/>
+                <w:color w:val="FF0000"/>
+                <w:sz w:val="18"/>
+                <w:u w:val="none"/>
+              </w:rPr>
+              <w:t>iptables -P INPUT DROP</w:t>
+            </w:r>
+          </w:p>
+          <w:p>
+            <w:pPr>
+              <w:pStyle w:val="Normal"/>
+              <w:widowControl/>
+              <w:suppressAutoHyphens w:val="true"/>
+              <w:spacing w:lineRule="auto" w:line="240" w:before="0" w:after="0"/>
+              <w:jc w:val="start"/>
+              <w:rPr>
+                <w:rFonts w:ascii="Consolas" w:hAnsi="Consolas"/>
+                <w:b w:val="false"/>
+                <w:bCs w:val="false"/>
+                <w:color w:val="FF0000"/>
+                <w:sz w:val="18"/>
+                <w:u w:val="none"/>
+              </w:rPr>
+            </w:pPr>
+            <w:r>
+              <w:rPr>
+                <w:rFonts w:ascii="Consolas" w:hAnsi="Consolas"/>
+                <w:b w:val="false"/>
+                <w:bCs w:val="false"/>
+                <w:color w:val="FF0000"/>
+                <w:sz w:val="18"/>
+                <w:u w:val="none"/>
+              </w:rPr>
+              <w:t>iptables -P OUTPUT DROP</w:t>
+            </w:r>
+          </w:p>
+          <w:p>
+            <w:pPr>
+              <w:pStyle w:val="Normal"/>
+              <w:widowControl/>
+              <w:suppressAutoHyphens w:val="true"/>
+              <w:spacing w:lineRule="auto" w:line="240" w:before="0" w:after="0"/>
+              <w:jc w:val="start"/>
+              <w:rPr>
+                <w:rFonts w:ascii="Consolas" w:hAnsi="Consolas"/>
+                <w:b w:val="false"/>
+                <w:bCs w:val="false"/>
+                <w:color w:val="FF0000"/>
+                <w:sz w:val="18"/>
+                <w:u w:val="none"/>
+              </w:rPr>
+            </w:pPr>
+            <w:r>
+              <w:rPr>
+                <w:rFonts w:ascii="Consolas" w:hAnsi="Consolas"/>
+                <w:b w:val="false"/>
+                <w:bCs w:val="false"/>
+                <w:color w:val="FF0000"/>
+                <w:sz w:val="18"/>
+                <w:u w:val="none"/>
+              </w:rPr>
+              <w:t>iptables -P FORWARD DROP</w:t>
+            </w:r>
+          </w:p>
+          <w:p>
+            <w:pPr>
+              <w:pStyle w:val="Normal"/>
+              <w:widowControl/>
+              <w:suppressAutoHyphens w:val="true"/>
+              <w:spacing w:lineRule="auto" w:line="240" w:before="0" w:after="0"/>
+              <w:jc w:val="start"/>
+              <w:rPr>
+                <w:rFonts w:ascii="Consolas" w:hAnsi="Consolas"/>
+                <w:b w:val="false"/>
+                <w:bCs w:val="false"/>
+                <w:color w:val="FF0000"/>
+                <w:sz w:val="18"/>
+                <w:u w:val="none"/>
+              </w:rPr>
+            </w:pPr>
+            <w:r>
+              <w:rPr>
+                <w:rFonts w:ascii="Consolas" w:hAnsi="Consolas"/>
+                <w:b w:val="false"/>
+                <w:bCs w:val="false"/>
+                <w:color w:val="FF0000"/>
+                <w:sz w:val="18"/>
+                <w:u w:val="none"/>
               </w:rPr>
             </w:r>
           </w:p>
@@ -8907,7 +9474,7 @@
                     <w:szCs w:val="22"/>
                     <w:lang w:val="es-ES" w:eastAsia="en-US" w:bidi="ar-SA"/>
                   </w:rPr>
-                  <w:t>☐</w:t>
+                  <w:t>x</w:t>
                 </w:r>
               </w:p>
             </w:sdtContent>
@@ -8930,20 +9497,81 @@
               <w:jc w:val="start"/>
               <w:rPr>
                 <w:rFonts w:ascii="Consolas" w:hAnsi="Consolas"/>
-                <w:b/>
-                <w:color w:val="FF0000"/>
-                <w:sz w:val="18"/>
-                <w:u w:val="single"/>
-              </w:rPr>
-            </w:pPr>
-            <w:r>
-              <w:rPr>
-                <w:rFonts w:ascii="Consolas" w:hAnsi="Consolas"/>
-                <w:b/>
-                <w:color w:val="FF0000"/>
-                <w:sz w:val="18"/>
-                <w:u w:val="single"/>
-              </w:rPr>
+                <w:b w:val="false"/>
+                <w:bCs w:val="false"/>
+                <w:color w:val="FF0000"/>
+                <w:sz w:val="18"/>
+                <w:u w:val="none"/>
+              </w:rPr>
+            </w:pPr>
+            <w:r>
+              <w:rPr>
+                <w:rFonts w:ascii="Consolas" w:hAnsi="Consolas"/>
+                <w:b w:val="false"/>
+                <w:bCs w:val="false"/>
+                <w:color w:val="FF0000"/>
+                <w:sz w:val="18"/>
+                <w:u w:val="none"/>
+              </w:rPr>
+              <w:t>Cumple con la política: Permitir ping desde la LAN hacia la DMZ, pero no al contrario.</w:t>
+            </w:r>
+          </w:p>
+          <w:p>
+            <w:pPr>
+              <w:pStyle w:val="Normal"/>
+              <w:widowControl/>
+              <w:suppressAutoHyphens w:val="true"/>
+              <w:bidi w:val="0"/>
+              <w:spacing w:lineRule="auto" w:line="240" w:before="0" w:after="0"/>
+              <w:jc w:val="start"/>
+              <w:rPr>
+                <w:rFonts w:ascii="Consolas" w:hAnsi="Consolas"/>
+                <w:b w:val="false"/>
+                <w:bCs w:val="false"/>
+                <w:color w:val="FF0000"/>
+                <w:sz w:val="18"/>
+                <w:u w:val="none"/>
+              </w:rPr>
+            </w:pPr>
+            <w:r>
+              <w:rPr>
+                <w:rFonts w:ascii="Consolas" w:hAnsi="Consolas"/>
+                <w:b w:val="false"/>
+                <w:bCs w:val="false"/>
+                <w:color w:val="FF0000"/>
+                <w:sz w:val="18"/>
+                <w:u w:val="none"/>
+              </w:rPr>
+              <w:t>iptables -A FORWARD -p icmp --icmp-type echo-request -s 192.168.57.0/24 -d 192.168.56.0/24 -j ACCEPT</w:t>
+            </w:r>
+          </w:p>
+          <w:p>
+            <w:pPr>
+              <w:pStyle w:val="Normal"/>
+              <w:widowControl/>
+              <w:suppressAutoHyphens w:val="true"/>
+              <w:bidi w:val="0"/>
+              <w:spacing w:lineRule="auto" w:line="240" w:before="0" w:after="0"/>
+              <w:jc w:val="start"/>
+              <w:rPr>
+                <w:rFonts w:ascii="Consolas" w:hAnsi="Consolas"/>
+                <w:b w:val="false"/>
+                <w:bCs w:val="false"/>
+                <w:color w:val="FF0000"/>
+                <w:sz w:val="18"/>
+                <w:u w:val="none"/>
+              </w:rPr>
+            </w:pPr>
+            <w:r>
+              <w:rPr>
+                <w:rFonts w:ascii="Consolas" w:hAnsi="Consolas"/>
+                <w:b w:val="false"/>
+                <w:bCs w:val="false"/>
+                <w:color w:val="FF0000"/>
+                <w:sz w:val="18"/>
+                <w:u w:val="none"/>
+              </w:rPr>
+              <w:t>iptables -A FORWARD -p icmp --icmp-type echo-reply -s 192.168.56.0/24 -d 192.168.57.0/24 -j ACCEPT</w:t>
             </w:r>
           </w:p>
         </w:tc>
@@ -9141,20 +9769,107 @@
               <w:jc w:val="start"/>
               <w:rPr>
                 <w:rFonts w:ascii="Consolas" w:hAnsi="Consolas"/>
-                <w:b/>
-                <w:color w:val="FF0000"/>
-                <w:sz w:val="18"/>
-                <w:u w:val="single"/>
-              </w:rPr>
-            </w:pPr>
-            <w:r>
-              <w:rPr>
-                <w:rFonts w:ascii="Consolas" w:hAnsi="Consolas"/>
-                <w:b/>
-                <w:color w:val="FF0000"/>
-                <w:sz w:val="18"/>
-                <w:u w:val="single"/>
-              </w:rPr>
+                <w:b w:val="false"/>
+                <w:bCs w:val="false"/>
+                <w:color w:val="FF0000"/>
+                <w:sz w:val="18"/>
+                <w:u w:val="none"/>
+              </w:rPr>
+            </w:pPr>
+            <w:r>
+              <w:rPr>
+                <w:rFonts w:ascii="Consolas" w:hAnsi="Consolas"/>
+                <w:b w:val="false"/>
+                <w:bCs w:val="false"/>
+                <w:color w:val="FF0000"/>
+                <w:sz w:val="18"/>
+                <w:u w:val="none"/>
+              </w:rPr>
+              <w:t>Cumple con la política restrictiva.</w:t>
+            </w:r>
+          </w:p>
+          <w:p>
+            <w:pPr>
+              <w:pStyle w:val="Normal"/>
+              <w:widowControl/>
+              <w:suppressAutoHyphens w:val="true"/>
+              <w:spacing w:lineRule="auto" w:line="240" w:before="0" w:after="0"/>
+              <w:jc w:val="start"/>
+              <w:rPr>
+                <w:rFonts w:ascii="Consolas" w:hAnsi="Consolas"/>
+                <w:b w:val="false"/>
+                <w:bCs w:val="false"/>
+                <w:color w:val="FF0000"/>
+                <w:sz w:val="18"/>
+                <w:u w:val="none"/>
+              </w:rPr>
+            </w:pPr>
+            <w:r>
+              <w:rPr>
+                <w:rFonts w:ascii="Consolas" w:hAnsi="Consolas"/>
+                <w:b w:val="false"/>
+                <w:bCs w:val="false"/>
+                <w:color w:val="FF0000"/>
+                <w:sz w:val="18"/>
+                <w:u w:val="none"/>
+              </w:rPr>
+              <w:t>iptables -P INPUT DROP</w:t>
+            </w:r>
+          </w:p>
+          <w:p>
+            <w:pPr>
+              <w:pStyle w:val="Normal"/>
+              <w:widowControl/>
+              <w:suppressAutoHyphens w:val="true"/>
+              <w:spacing w:lineRule="auto" w:line="240" w:before="0" w:after="0"/>
+              <w:jc w:val="start"/>
+              <w:rPr>
+                <w:rFonts w:ascii="Consolas" w:hAnsi="Consolas"/>
+                <w:b w:val="false"/>
+                <w:bCs w:val="false"/>
+                <w:color w:val="FF0000"/>
+                <w:sz w:val="18"/>
+                <w:u w:val="none"/>
+              </w:rPr>
+            </w:pPr>
+            <w:r>
+              <w:rPr>
+                <w:rFonts w:ascii="Consolas" w:hAnsi="Consolas"/>
+                <w:b w:val="false"/>
+                <w:bCs w:val="false"/>
+                <w:color w:val="FF0000"/>
+                <w:sz w:val="18"/>
+                <w:u w:val="none"/>
+              </w:rPr>
+              <w:t>iptables -P OUTPUT DROP</w:t>
+            </w:r>
+          </w:p>
+          <w:p>
+            <w:pPr>
+              <w:pStyle w:val="Normal"/>
+              <w:widowControl/>
+              <w:suppressAutoHyphens w:val="true"/>
+              <w:spacing w:lineRule="auto" w:line="240" w:before="0" w:after="0"/>
+              <w:jc w:val="start"/>
+              <w:rPr>
+                <w:rFonts w:ascii="Consolas" w:hAnsi="Consolas"/>
+                <w:b w:val="false"/>
+                <w:bCs w:val="false"/>
+                <w:color w:val="FF0000"/>
+                <w:sz w:val="18"/>
+                <w:u w:val="none"/>
+              </w:rPr>
+            </w:pPr>
+            <w:r>
+              <w:rPr>
+                <w:rFonts w:ascii="Consolas" w:hAnsi="Consolas"/>
+                <w:b w:val="false"/>
+                <w:bCs w:val="false"/>
+                <w:color w:val="FF0000"/>
+                <w:sz w:val="18"/>
+                <w:u w:val="none"/>
+              </w:rPr>
+              <w:t>iptables -P FORWARD DROP</w:t>
             </w:r>
           </w:p>
         </w:tc>
@@ -9320,7 +10035,7 @@
                     <w:szCs w:val="22"/>
                     <w:lang w:val="es-ES" w:eastAsia="en-US" w:bidi="ar-SA"/>
                   </w:rPr>
-                  <w:t>☐</w:t>
+                  <w:t>x</w:t>
                 </w:r>
               </w:p>
             </w:sdtContent>
@@ -9341,20 +10056,79 @@
               <w:jc w:val="start"/>
               <w:rPr>
                 <w:rFonts w:ascii="Consolas" w:hAnsi="Consolas"/>
-                <w:b/>
-                <w:color w:val="FF0000"/>
-                <w:sz w:val="18"/>
-                <w:u w:val="single"/>
-              </w:rPr>
-            </w:pPr>
-            <w:r>
-              <w:rPr>
-                <w:rFonts w:ascii="Consolas" w:hAnsi="Consolas"/>
-                <w:b/>
-                <w:color w:val="FF0000"/>
-                <w:sz w:val="18"/>
-                <w:u w:val="single"/>
-              </w:rPr>
+                <w:b w:val="false"/>
+                <w:bCs w:val="false"/>
+                <w:color w:val="FF0000"/>
+                <w:sz w:val="18"/>
+                <w:u w:val="none"/>
+              </w:rPr>
+            </w:pPr>
+            <w:r>
+              <w:rPr>
+                <w:rFonts w:ascii="Consolas" w:hAnsi="Consolas"/>
+                <w:b w:val="false"/>
+                <w:bCs w:val="false"/>
+                <w:color w:val="FF0000"/>
+                <w:sz w:val="18"/>
+                <w:u w:val="none"/>
+              </w:rPr>
+              <w:t>Cumple con la política: Permitir acceder al servidor http (192.168.56.10) desde la LAN.</w:t>
+            </w:r>
+          </w:p>
+          <w:p>
+            <w:pPr>
+              <w:pStyle w:val="Normal"/>
+              <w:widowControl/>
+              <w:suppressAutoHyphens w:val="true"/>
+              <w:spacing w:lineRule="auto" w:line="240" w:before="0" w:after="0"/>
+              <w:jc w:val="start"/>
+              <w:rPr>
+                <w:rFonts w:ascii="Consolas" w:hAnsi="Consolas"/>
+                <w:b w:val="false"/>
+                <w:bCs w:val="false"/>
+                <w:color w:val="FF0000"/>
+                <w:sz w:val="18"/>
+                <w:u w:val="none"/>
+              </w:rPr>
+            </w:pPr>
+            <w:r>
+              <w:rPr>
+                <w:rFonts w:ascii="Consolas" w:hAnsi="Consolas"/>
+                <w:b w:val="false"/>
+                <w:bCs w:val="false"/>
+                <w:color w:val="FF0000"/>
+                <w:sz w:val="18"/>
+                <w:u w:val="none"/>
+              </w:rPr>
+              <w:t>iptables -A FORWARD -p tcp -s 192.168.56.10/24 --sport 80 -d 192.168.57.0/24 -j ACCEPT</w:t>
+            </w:r>
+          </w:p>
+          <w:p>
+            <w:pPr>
+              <w:pStyle w:val="Normal"/>
+              <w:widowControl/>
+              <w:suppressAutoHyphens w:val="true"/>
+              <w:spacing w:lineRule="auto" w:line="240" w:before="0" w:after="0"/>
+              <w:jc w:val="start"/>
+              <w:rPr>
+                <w:rFonts w:ascii="Consolas" w:hAnsi="Consolas"/>
+                <w:b w:val="false"/>
+                <w:bCs w:val="false"/>
+                <w:color w:val="FF0000"/>
+                <w:sz w:val="18"/>
+                <w:u w:val="none"/>
+              </w:rPr>
+            </w:pPr>
+            <w:r>
+              <w:rPr>
+                <w:rFonts w:ascii="Consolas" w:hAnsi="Consolas"/>
+                <w:b w:val="false"/>
+                <w:bCs w:val="false"/>
+                <w:color w:val="FF0000"/>
+                <w:sz w:val="18"/>
+                <w:u w:val="none"/>
+              </w:rPr>
+              <w:t>iptables -A FORWARD -p tcp -s 192.168.57.0/24 -d 192.168.56.10/24 --dport 80 -j ACCEPT</w:t>
             </w:r>
           </w:p>
         </w:tc>
@@ -9582,6 +10356,52 @@
                 <w:sz w:val="18"/>
                 <w:u w:val="single"/>
               </w:rPr>
+              <w:drawing>
+                <wp:anchor behindDoc="0" distT="0" distB="0" distL="0" distR="0" simplePos="0" locked="0" layoutInCell="0" allowOverlap="1" relativeHeight="11">
+                  <wp:simplePos x="0" y="0"/>
+                  <wp:positionH relativeFrom="column">
+                    <wp:posOffset>0</wp:posOffset>
+                  </wp:positionH>
+                  <wp:positionV relativeFrom="paragraph">
+                    <wp:posOffset>76835</wp:posOffset>
+                  </wp:positionV>
+                  <wp:extent cx="5587365" cy="2157095"/>
+                  <wp:effectExtent l="0" t="0" r="0" b="0"/>
+                  <wp:wrapSquare wrapText="largest"/>
+                  <wp:docPr id="10" name="Image10"/>
+                  <wp:cNvGraphicFramePr>
+                    <a:graphicFrameLocks xmlns:a="http://schemas.openxmlformats.org/drawingml/2006/main" noChangeAspect="1"/>
+                  </wp:cNvGraphicFramePr>
+                  <a:graphic xmlns:a="http://schemas.openxmlformats.org/drawingml/2006/main">
+                    <a:graphicData uri="http://schemas.openxmlformats.org/drawingml/2006/picture">
+                      <pic:pic xmlns:pic="http://schemas.openxmlformats.org/drawingml/2006/picture">
+                        <pic:nvPicPr>
+                          <pic:cNvPr id="10" name="Image10"/>
+                          <pic:cNvPicPr>
+                            <a:picLocks noChangeAspect="1" noChangeArrowheads="1"/>
+                          </pic:cNvPicPr>
+                        </pic:nvPicPr>
+                        <pic:blipFill>
+                          <a:blip r:embed="rId11"/>
+                          <a:stretch>
+                            <a:fillRect/>
+                          </a:stretch>
+                        </pic:blipFill>
+                        <pic:spPr bwMode="auto">
+                          <a:xfrm>
+                            <a:off x="0" y="0"/>
+                            <a:ext cx="5587365" cy="2157095"/>
+                          </a:xfrm>
+                          <a:prstGeom prst="rect">
+                            <a:avLst/>
+                          </a:prstGeom>
+                          <a:noFill/>
+                        </pic:spPr>
+                      </pic:pic>
+                    </a:graphicData>
+                  </a:graphic>
+                </wp:anchor>
+              </w:drawing>
             </w:r>
           </w:p>
           <w:p>
@@ -9801,19 +10621,269 @@
               <w:jc w:val="start"/>
               <w:rPr>
                 <w:rFonts w:ascii="Consolas" w:hAnsi="Consolas"/>
-                <w:b/>
-                <w:color w:val="FF0000"/>
-                <w:sz w:val="18"/>
-                <w:u w:val="single"/>
-              </w:rPr>
-            </w:pPr>
-            <w:r>
-              <w:rPr>
-                <w:rFonts w:ascii="Consolas" w:hAnsi="Consolas"/>
-                <w:b/>
-                <w:color w:val="FF0000"/>
-                <w:sz w:val="18"/>
-                <w:u w:val="single"/>
+                <w:b w:val="false"/>
+                <w:bCs w:val="false"/>
+                <w:color w:val="FF0000"/>
+                <w:sz w:val="18"/>
+                <w:u w:val="none"/>
+              </w:rPr>
+            </w:pPr>
+            <w:r>
+              <w:rPr>
+                <w:rFonts w:ascii="Consolas" w:hAnsi="Consolas"/>
+                <w:b w:val="false"/>
+                <w:bCs w:val="false"/>
+                <w:color w:val="FF0000"/>
+                <w:sz w:val="18"/>
+                <w:u w:val="none"/>
+              </w:rPr>
+              <w:t>Como podemos ver, hay un gran número de matches en las políticas por defecto, que incluyen todos los test icmp fallidos, así como los intentos de conexión http desde Kali a Win10 (debido al tiempo default de timeout, se reintenta la conexión hasta que pase dicho tiempo).</w:t>
+            </w:r>
+          </w:p>
+          <w:p>
+            <w:pPr>
+              <w:pStyle w:val="Normal"/>
+              <w:widowControl/>
+              <w:suppressAutoHyphens w:val="true"/>
+              <w:spacing w:lineRule="auto" w:line="240" w:before="0" w:after="0"/>
+              <w:jc w:val="start"/>
+              <w:rPr>
+                <w:rFonts w:ascii="Consolas" w:hAnsi="Consolas"/>
+                <w:b w:val="false"/>
+                <w:bCs w:val="false"/>
+                <w:color w:val="FF0000"/>
+                <w:sz w:val="18"/>
+                <w:u w:val="none"/>
+              </w:rPr>
+            </w:pPr>
+            <w:r>
+              <w:rPr>
+                <w:rFonts w:ascii="Consolas" w:hAnsi="Consolas"/>
+                <w:b w:val="false"/>
+                <w:bCs w:val="false"/>
+                <w:color w:val="FF0000"/>
+                <w:sz w:val="18"/>
+                <w:u w:val="none"/>
+              </w:rPr>
+            </w:r>
+          </w:p>
+          <w:p>
+            <w:pPr>
+              <w:pStyle w:val="Normal"/>
+              <w:widowControl/>
+              <w:suppressAutoHyphens w:val="true"/>
+              <w:spacing w:lineRule="auto" w:line="240" w:before="0" w:after="0"/>
+              <w:jc w:val="start"/>
+              <w:rPr>
+                <w:rFonts w:ascii="Consolas" w:hAnsi="Consolas"/>
+                <w:b w:val="false"/>
+                <w:bCs w:val="false"/>
+                <w:color w:val="FF0000"/>
+                <w:sz w:val="18"/>
+                <w:u w:val="none"/>
+              </w:rPr>
+            </w:pPr>
+            <w:r>
+              <w:rPr>
+                <w:rFonts w:ascii="Consolas" w:hAnsi="Consolas"/>
+                <w:b w:val="false"/>
+                <w:bCs w:val="false"/>
+                <w:color w:val="FF0000"/>
+                <w:sz w:val="18"/>
+                <w:u w:val="none"/>
+              </w:rPr>
+              <w:t>En el tráfico entrante, podemos observar que se han aceptado los paquetes ssh entrantes de WinXP, así como los pings de DMZ a Kali.</w:t>
+            </w:r>
+          </w:p>
+          <w:p>
+            <w:pPr>
+              <w:pStyle w:val="Normal"/>
+              <w:widowControl/>
+              <w:suppressAutoHyphens w:val="true"/>
+              <w:spacing w:lineRule="auto" w:line="240" w:before="0" w:after="0"/>
+              <w:jc w:val="start"/>
+              <w:rPr>
+                <w:rFonts w:ascii="Consolas" w:hAnsi="Consolas"/>
+                <w:b w:val="false"/>
+                <w:bCs w:val="false"/>
+                <w:color w:val="FF0000"/>
+                <w:sz w:val="18"/>
+                <w:u w:val="none"/>
+              </w:rPr>
+            </w:pPr>
+            <w:r>
+              <w:rPr>
+                <w:rFonts w:ascii="Consolas" w:hAnsi="Consolas"/>
+                <w:b w:val="false"/>
+                <w:bCs w:val="false"/>
+                <w:color w:val="FF0000"/>
+                <w:sz w:val="18"/>
+                <w:u w:val="none"/>
+              </w:rPr>
+            </w:r>
+          </w:p>
+          <w:p>
+            <w:pPr>
+              <w:pStyle w:val="Normal"/>
+              <w:widowControl/>
+              <w:suppressAutoHyphens w:val="true"/>
+              <w:spacing w:lineRule="auto" w:line="240" w:before="0" w:after="0"/>
+              <w:jc w:val="start"/>
+              <w:rPr>
+                <w:rFonts w:ascii="Consolas" w:hAnsi="Consolas"/>
+                <w:b w:val="false"/>
+                <w:bCs w:val="false"/>
+                <w:color w:val="FF0000"/>
+                <w:sz w:val="18"/>
+                <w:u w:val="none"/>
+              </w:rPr>
+            </w:pPr>
+            <w:r>
+              <w:rPr>
+                <w:rFonts w:ascii="Consolas" w:hAnsi="Consolas"/>
+                <w:b w:val="false"/>
+                <w:bCs w:val="false"/>
+                <w:color w:val="FF0000"/>
+                <w:sz w:val="18"/>
+                <w:u w:val="none"/>
+              </w:rPr>
+              <w:t>En el tráfico enrutado, observamos que se aceptan los pings de LAN a DMZ (dos primeras líneas), así como el intercambio de paquetes http entre Win10 y WinXP.</w:t>
+            </w:r>
+          </w:p>
+          <w:p>
+            <w:pPr>
+              <w:pStyle w:val="Normal"/>
+              <w:widowControl/>
+              <w:suppressAutoHyphens w:val="true"/>
+              <w:spacing w:lineRule="auto" w:line="240" w:before="0" w:after="0"/>
+              <w:jc w:val="start"/>
+              <w:rPr>
+                <w:rFonts w:ascii="Consolas" w:hAnsi="Consolas"/>
+                <w:b w:val="false"/>
+                <w:bCs w:val="false"/>
+                <w:color w:val="FF0000"/>
+                <w:sz w:val="18"/>
+                <w:u w:val="none"/>
+              </w:rPr>
+            </w:pPr>
+            <w:r>
+              <w:rPr>
+                <w:rFonts w:ascii="Consolas" w:hAnsi="Consolas"/>
+                <w:b w:val="false"/>
+                <w:bCs w:val="false"/>
+                <w:color w:val="FF0000"/>
+                <w:sz w:val="18"/>
+                <w:u w:val="none"/>
+              </w:rPr>
+            </w:r>
+          </w:p>
+          <w:p>
+            <w:pPr>
+              <w:pStyle w:val="Normal"/>
+              <w:widowControl/>
+              <w:suppressAutoHyphens w:val="true"/>
+              <w:spacing w:lineRule="auto" w:line="240" w:before="0" w:after="0"/>
+              <w:jc w:val="start"/>
+              <w:rPr>
+                <w:rFonts w:ascii="Consolas" w:hAnsi="Consolas"/>
+                <w:b w:val="false"/>
+                <w:bCs w:val="false"/>
+                <w:color w:val="FF0000"/>
+                <w:sz w:val="18"/>
+                <w:u w:val="none"/>
+              </w:rPr>
+            </w:pPr>
+            <w:r>
+              <w:rPr>
+                <w:rFonts w:ascii="Consolas" w:hAnsi="Consolas"/>
+                <w:b w:val="false"/>
+                <w:bCs w:val="false"/>
+                <w:color w:val="FF0000"/>
+                <w:sz w:val="18"/>
+                <w:u w:val="none"/>
+              </w:rPr>
+              <w:t>En el tráfico saliente, podemos observar que se aceptan los paquetes ssh a Win10, así como las respuestas a los pings de DMZ.</w:t>
+            </w:r>
+          </w:p>
+          <w:p>
+            <w:pPr>
+              <w:pStyle w:val="Normal"/>
+              <w:widowControl/>
+              <w:suppressAutoHyphens w:val="true"/>
+              <w:spacing w:lineRule="auto" w:line="240" w:before="0" w:after="0"/>
+              <w:jc w:val="start"/>
+              <w:rPr>
+                <w:rFonts w:ascii="Consolas" w:hAnsi="Consolas"/>
+                <w:b w:val="false"/>
+                <w:bCs w:val="false"/>
+                <w:color w:val="FF0000"/>
+                <w:sz w:val="18"/>
+                <w:u w:val="none"/>
+              </w:rPr>
+            </w:pPr>
+            <w:r>
+              <w:rPr>
+                <w:rFonts w:ascii="Consolas" w:hAnsi="Consolas"/>
+                <w:b w:val="false"/>
+                <w:bCs w:val="false"/>
+                <w:color w:val="FF0000"/>
+                <w:sz w:val="18"/>
+                <w:u w:val="none"/>
+              </w:rPr>
+            </w:r>
+          </w:p>
+          <w:p>
+            <w:pPr>
+              <w:pStyle w:val="Normal"/>
+              <w:widowControl/>
+              <w:suppressAutoHyphens w:val="true"/>
+              <w:spacing w:lineRule="auto" w:line="240" w:before="0" w:after="0"/>
+              <w:jc w:val="start"/>
+              <w:rPr>
+                <w:rFonts w:ascii="Consolas" w:hAnsi="Consolas"/>
+                <w:b w:val="false"/>
+                <w:bCs w:val="false"/>
+                <w:color w:val="FF0000"/>
+                <w:sz w:val="18"/>
+                <w:u w:val="none"/>
+              </w:rPr>
+            </w:pPr>
+            <w:r>
+              <w:rPr>
+                <w:rFonts w:ascii="Consolas" w:hAnsi="Consolas"/>
+                <w:b w:val="false"/>
+                <w:bCs w:val="false"/>
+                <w:color w:val="FF0000"/>
+                <w:sz w:val="18"/>
+                <w:u w:val="none"/>
+              </w:rPr>
+              <w:t>Esto muestra un correcto funcionamiento de la política de seguridad propuesta.</w:t>
+            </w:r>
+          </w:p>
+          <w:p>
+            <w:pPr>
+              <w:pStyle w:val="Normal"/>
+              <w:widowControl/>
+              <w:suppressAutoHyphens w:val="true"/>
+              <w:spacing w:lineRule="auto" w:line="240" w:before="0" w:after="0"/>
+              <w:jc w:val="start"/>
+              <w:rPr>
+                <w:rFonts w:ascii="Consolas" w:hAnsi="Consolas"/>
+                <w:b w:val="false"/>
+                <w:bCs w:val="false"/>
+                <w:color w:val="FF0000"/>
+                <w:sz w:val="18"/>
+                <w:u w:val="none"/>
+              </w:rPr>
+            </w:pPr>
+            <w:r>
+              <w:rPr>
+                <w:rFonts w:ascii="Consolas" w:hAnsi="Consolas"/>
+                <w:b w:val="false"/>
+                <w:bCs w:val="false"/>
+                <w:color w:val="FF0000"/>
+                <w:sz w:val="18"/>
+                <w:u w:val="none"/>
               </w:rPr>
             </w:r>
           </w:p>
@@ -10056,6 +11126,52 @@
                 <w:sz w:val="18"/>
                 <w:u w:val="single"/>
               </w:rPr>
+              <w:drawing>
+                <wp:anchor behindDoc="0" distT="0" distB="0" distL="0" distR="0" simplePos="0" locked="0" layoutInCell="0" allowOverlap="1" relativeHeight="12">
+                  <wp:simplePos x="0" y="0"/>
+                  <wp:positionH relativeFrom="column">
+                    <wp:align>center</wp:align>
+                  </wp:positionH>
+                  <wp:positionV relativeFrom="paragraph">
+                    <wp:posOffset>635</wp:posOffset>
+                  </wp:positionV>
+                  <wp:extent cx="4485640" cy="3034665"/>
+                  <wp:effectExtent l="0" t="0" r="0" b="0"/>
+                  <wp:wrapSquare wrapText="largest"/>
+                  <wp:docPr id="11" name="Image11"/>
+                  <wp:cNvGraphicFramePr>
+                    <a:graphicFrameLocks xmlns:a="http://schemas.openxmlformats.org/drawingml/2006/main" noChangeAspect="1"/>
+                  </wp:cNvGraphicFramePr>
+                  <a:graphic xmlns:a="http://schemas.openxmlformats.org/drawingml/2006/main">
+                    <a:graphicData uri="http://schemas.openxmlformats.org/drawingml/2006/picture">
+                      <pic:pic xmlns:pic="http://schemas.openxmlformats.org/drawingml/2006/picture">
+                        <pic:nvPicPr>
+                          <pic:cNvPr id="11" name="Image11"/>
+                          <pic:cNvPicPr>
+                            <a:picLocks noChangeAspect="1" noChangeArrowheads="1"/>
+                          </pic:cNvPicPr>
+                        </pic:nvPicPr>
+                        <pic:blipFill>
+                          <a:blip r:embed="rId12"/>
+                          <a:stretch>
+                            <a:fillRect/>
+                          </a:stretch>
+                        </pic:blipFill>
+                        <pic:spPr bwMode="auto">
+                          <a:xfrm>
+                            <a:off x="0" y="0"/>
+                            <a:ext cx="4485640" cy="3034665"/>
+                          </a:xfrm>
+                          <a:prstGeom prst="rect">
+                            <a:avLst/>
+                          </a:prstGeom>
+                          <a:noFill/>
+                        </pic:spPr>
+                      </pic:pic>
+                    </a:graphicData>
+                  </a:graphic>
+                </wp:anchor>
+              </w:drawing>
             </w:r>
           </w:p>
           <w:p>
@@ -10244,6 +11360,52 @@
                 <w:i/>
                 <w:sz w:val="16"/>
               </w:rPr>
+              <w:drawing>
+                <wp:anchor behindDoc="0" distT="0" distB="0" distL="0" distR="0" simplePos="0" locked="0" layoutInCell="0" allowOverlap="1" relativeHeight="13">
+                  <wp:simplePos x="0" y="0"/>
+                  <wp:positionH relativeFrom="column">
+                    <wp:align>center</wp:align>
+                  </wp:positionH>
+                  <wp:positionV relativeFrom="paragraph">
+                    <wp:posOffset>635</wp:posOffset>
+                  </wp:positionV>
+                  <wp:extent cx="4485640" cy="2272030"/>
+                  <wp:effectExtent l="0" t="0" r="0" b="0"/>
+                  <wp:wrapSquare wrapText="largest"/>
+                  <wp:docPr id="12" name="Image12"/>
+                  <wp:cNvGraphicFramePr>
+                    <a:graphicFrameLocks xmlns:a="http://schemas.openxmlformats.org/drawingml/2006/main" noChangeAspect="1"/>
+                  </wp:cNvGraphicFramePr>
+                  <a:graphic xmlns:a="http://schemas.openxmlformats.org/drawingml/2006/main">
+                    <a:graphicData uri="http://schemas.openxmlformats.org/drawingml/2006/picture">
+                      <pic:pic xmlns:pic="http://schemas.openxmlformats.org/drawingml/2006/picture">
+                        <pic:nvPicPr>
+                          <pic:cNvPr id="12" name="Image12"/>
+                          <pic:cNvPicPr>
+                            <a:picLocks noChangeAspect="1" noChangeArrowheads="1"/>
+                          </pic:cNvPicPr>
+                        </pic:nvPicPr>
+                        <pic:blipFill>
+                          <a:blip r:embed="rId13"/>
+                          <a:stretch>
+                            <a:fillRect/>
+                          </a:stretch>
+                        </pic:blipFill>
+                        <pic:spPr bwMode="auto">
+                          <a:xfrm>
+                            <a:off x="0" y="0"/>
+                            <a:ext cx="4485640" cy="2272030"/>
+                          </a:xfrm>
+                          <a:prstGeom prst="rect">
+                            <a:avLst/>
+                          </a:prstGeom>
+                          <a:noFill/>
+                        </pic:spPr>
+                      </pic:pic>
+                    </a:graphicData>
+                  </a:graphic>
+                </wp:anchor>
+              </w:drawing>
             </w:r>
           </w:p>
         </w:tc>
@@ -10390,6 +11552,52 @@
                 <w:sz w:val="18"/>
                 <w:u w:val="single"/>
               </w:rPr>
+              <w:drawing>
+                <wp:anchor behindDoc="0" distT="0" distB="0" distL="0" distR="0" simplePos="0" locked="0" layoutInCell="0" allowOverlap="1" relativeHeight="14">
+                  <wp:simplePos x="0" y="0"/>
+                  <wp:positionH relativeFrom="column">
+                    <wp:align>center</wp:align>
+                  </wp:positionH>
+                  <wp:positionV relativeFrom="paragraph">
+                    <wp:posOffset>635</wp:posOffset>
+                  </wp:positionV>
+                  <wp:extent cx="4485640" cy="2846070"/>
+                  <wp:effectExtent l="0" t="0" r="0" b="0"/>
+                  <wp:wrapSquare wrapText="largest"/>
+                  <wp:docPr id="13" name="Image13"/>
+                  <wp:cNvGraphicFramePr>
+                    <a:graphicFrameLocks xmlns:a="http://schemas.openxmlformats.org/drawingml/2006/main" noChangeAspect="1"/>
+                  </wp:cNvGraphicFramePr>
+                  <a:graphic xmlns:a="http://schemas.openxmlformats.org/drawingml/2006/main">
+                    <a:graphicData uri="http://schemas.openxmlformats.org/drawingml/2006/picture">
+                      <pic:pic xmlns:pic="http://schemas.openxmlformats.org/drawingml/2006/picture">
+                        <pic:nvPicPr>
+                          <pic:cNvPr id="13" name="Image13"/>
+                          <pic:cNvPicPr>
+                            <a:picLocks noChangeAspect="1" noChangeArrowheads="1"/>
+                          </pic:cNvPicPr>
+                        </pic:nvPicPr>
+                        <pic:blipFill>
+                          <a:blip r:embed="rId14"/>
+                          <a:stretch>
+                            <a:fillRect/>
+                          </a:stretch>
+                        </pic:blipFill>
+                        <pic:spPr bwMode="auto">
+                          <a:xfrm>
+                            <a:off x="0" y="0"/>
+                            <a:ext cx="4485640" cy="2846070"/>
+                          </a:xfrm>
+                          <a:prstGeom prst="rect">
+                            <a:avLst/>
+                          </a:prstGeom>
+                          <a:noFill/>
+                        </pic:spPr>
+                      </pic:pic>
+                    </a:graphicData>
+                  </a:graphic>
+                </wp:anchor>
+              </w:drawing>
             </w:r>
           </w:p>
           <w:p>
@@ -10580,6 +11788,52 @@
                 <w:i/>
                 <w:sz w:val="16"/>
               </w:rPr>
+              <w:drawing>
+                <wp:anchor behindDoc="0" distT="0" distB="0" distL="0" distR="0" simplePos="0" locked="0" layoutInCell="0" allowOverlap="1" relativeHeight="15">
+                  <wp:simplePos x="0" y="0"/>
+                  <wp:positionH relativeFrom="column">
+                    <wp:align>center</wp:align>
+                  </wp:positionH>
+                  <wp:positionV relativeFrom="paragraph">
+                    <wp:posOffset>635</wp:posOffset>
+                  </wp:positionV>
+                  <wp:extent cx="4485640" cy="3373755"/>
+                  <wp:effectExtent l="0" t="0" r="0" b="0"/>
+                  <wp:wrapSquare wrapText="largest"/>
+                  <wp:docPr id="14" name="Image14"/>
+                  <wp:cNvGraphicFramePr>
+                    <a:graphicFrameLocks xmlns:a="http://schemas.openxmlformats.org/drawingml/2006/main" noChangeAspect="1"/>
+                  </wp:cNvGraphicFramePr>
+                  <a:graphic xmlns:a="http://schemas.openxmlformats.org/drawingml/2006/main">
+                    <a:graphicData uri="http://schemas.openxmlformats.org/drawingml/2006/picture">
+                      <pic:pic xmlns:pic="http://schemas.openxmlformats.org/drawingml/2006/picture">
+                        <pic:nvPicPr>
+                          <pic:cNvPr id="14" name="Image14"/>
+                          <pic:cNvPicPr>
+                            <a:picLocks noChangeAspect="1" noChangeArrowheads="1"/>
+                          </pic:cNvPicPr>
+                        </pic:nvPicPr>
+                        <pic:blipFill>
+                          <a:blip r:embed="rId15"/>
+                          <a:stretch>
+                            <a:fillRect/>
+                          </a:stretch>
+                        </pic:blipFill>
+                        <pic:spPr bwMode="auto">
+                          <a:xfrm>
+                            <a:off x="0" y="0"/>
+                            <a:ext cx="4485640" cy="3373755"/>
+                          </a:xfrm>
+                          <a:prstGeom prst="rect">
+                            <a:avLst/>
+                          </a:prstGeom>
+                          <a:noFill/>
+                        </pic:spPr>
+                      </pic:pic>
+                    </a:graphicData>
+                  </a:graphic>
+                </wp:anchor>
+              </w:drawing>
             </w:r>
           </w:p>
         </w:tc>
@@ -14316,12 +15570,12 @@
       </w:r>
     </w:p>
     <w:sectPr>
-      <w:headerReference w:type="even" r:id="rId11"/>
-      <w:headerReference w:type="default" r:id="rId12"/>
-      <w:headerReference w:type="first" r:id="rId13"/>
-      <w:footerReference w:type="even" r:id="rId14"/>
-      <w:footerReference w:type="default" r:id="rId15"/>
-      <w:footerReference w:type="first" r:id="rId16"/>
+      <w:headerReference w:type="even" r:id="rId16"/>
+      <w:headerReference w:type="default" r:id="rId17"/>
+      <w:headerReference w:type="first" r:id="rId18"/>
+      <w:footerReference w:type="even" r:id="rId19"/>
+      <w:footerReference w:type="default" r:id="rId20"/>
+      <w:footerReference w:type="first" r:id="rId21"/>
       <w:footnotePr>
         <w:numFmt w:val="decimal"/>
       </w:footnotePr>
@@ -14382,7 +15636,7 @@
         </w:r>
         <w:r>
           <w:rPr/>
-          <w:t>12</w:t>
+          <w:t>14</w:t>
         </w:r>
         <w:r>
           <w:rPr/>
@@ -14425,7 +15679,7 @@
         </w:r>
         <w:r>
           <w:rPr/>
-          <w:t>12</w:t>
+          <w:t>14</w:t>
         </w:r>
         <w:r>
           <w:rPr/>
@@ -16171,8 +17425,8 @@
       <w:szCs w:val="20"/>
     </w:rPr>
   </w:style>
-  <w:style w:type="character" w:styleId="FootnoteCharactersuser">
-    <w:name w:val="Footnote Characters (user)"/>
+  <w:style w:type="character" w:styleId="FootnoteCharacters">
+    <w:name w:val="Footnote Characters"/>
     <w:uiPriority w:val="99"/>
     <w:semiHidden/>
     <w:unhideWhenUsed/>
@@ -16182,8 +17436,8 @@
       <w:vertAlign w:val="superscript"/>
     </w:rPr>
   </w:style>
-  <w:style w:type="character" w:styleId="FootnoteCharacters">
-    <w:name w:val="Footnote Characters"/>
+  <w:style w:type="character" w:styleId="FootnoteCharactersuser">
+    <w:name w:val="Footnote Characters (user)"/>
     <w:qFormat/>
     <w:rPr>
       <w:vertAlign w:val="superscript"/>
@@ -16280,17 +17534,19 @@
     <w:rsid w:val="007f1fb0"/>
     <w:rPr/>
   </w:style>
+  <w:style w:type="character" w:styleId="EndnoteCharactersuser">
+    <w:name w:val="Endnote Characters (user)"/>
+    <w:qFormat/>
+    <w:rPr>
+      <w:vertAlign w:val="superscript"/>
+    </w:rPr>
+  </w:style>
   <w:style w:type="character" w:styleId="EndnoteCharacters">
     <w:name w:val="Endnote Characters"/>
     <w:qFormat/>
     <w:rPr>
       <w:vertAlign w:val="superscript"/>
     </w:rPr>
-  </w:style>
-  <w:style w:type="character" w:styleId="EndnoteCharactersuser">
-    <w:name w:val="Endnote Characters (user)"/>
-    <w:qFormat/>
-    <w:rPr/>
   </w:style>
   <w:style w:type="character" w:styleId="EndnoteReference">
     <w:name w:val="endnote reference"/>

--- a/p1/p1.docx
+++ b/p1/p1.docx
@@ -219,7 +219,21 @@
           <w:color w:val="FF0000"/>
           <w:bdr w:val="single" w:sz="18" w:space="0" w:color="FF0000"/>
         </w:rPr>
-        <w:t xml:space="preserve">  4 </w:t>
+        <w:t xml:space="preserve"> </w:t>
+      </w:r>
+      <w:r>
+        <w:rPr>
+          <w:color w:val="FF0000"/>
+          <w:bdr w:val="single" w:sz="18" w:space="0" w:color="FF0000"/>
+        </w:rPr>
+        <w:t>4</w:t>
+      </w:r>
+      <w:r>
+        <w:rPr>
+          <w:color w:val="FF0000"/>
+          <w:bdr w:val="single" w:sz="18" w:space="0" w:color="FF0000"/>
+        </w:rPr>
+        <w:t xml:space="preserve">  </w:t>
       </w:r>
       <w:r>
         <w:rPr/>
@@ -232,7 +246,19 @@
         <w:rPr>
           <w:bdr w:val="single" w:sz="18" w:space="0" w:color="FF0000"/>
         </w:rPr>
-        <w:t xml:space="preserve"> 2 </w:t>
+        <w:t xml:space="preserve"> </w:t>
+      </w:r>
+      <w:r>
+        <w:rPr>
+          <w:bdr w:val="single" w:sz="18" w:space="0" w:color="FF0000"/>
+        </w:rPr>
+        <w:t>2</w:t>
+      </w:r>
+      <w:r>
+        <w:rPr>
+          <w:bdr w:val="single" w:sz="18" w:space="0" w:color="FF0000"/>
+        </w:rPr>
+        <w:t xml:space="preserve"> </w:t>
       </w:r>
       <w:r>
         <w:rPr/>
@@ -243,7 +269,19 @@
         <w:rPr>
           <w:bdr w:val="single" w:sz="18" w:space="0" w:color="FF0000"/>
         </w:rPr>
-        <w:t xml:space="preserve">   2  </w:t>
+        <w:t xml:space="preserve">  </w:t>
+      </w:r>
+      <w:r>
+        <w:rPr>
+          <w:bdr w:val="single" w:sz="18" w:space="0" w:color="FF0000"/>
+        </w:rPr>
+        <w:t>2</w:t>
+      </w:r>
+      <w:r>
+        <w:rPr>
+          <w:bdr w:val="single" w:sz="18" w:space="0" w:color="FF0000"/>
+        </w:rPr>
+        <w:t xml:space="preserve">   </w:t>
       </w:r>
       <w:r>
         <w:rPr/>
@@ -289,7 +327,6 @@
             <w:pPr>
               <w:pStyle w:val="Normal"/>
               <w:widowControl/>
-              <w:suppressAutoHyphens w:val="true"/>
               <w:spacing w:lineRule="auto" w:line="240" w:before="0" w:after="0"/>
               <w:jc w:val="center"/>
               <w:rPr>
@@ -322,7 +359,6 @@
             <w:pPr>
               <w:pStyle w:val="Normal"/>
               <w:widowControl/>
-              <w:suppressAutoHyphens w:val="true"/>
               <w:spacing w:lineRule="auto" w:line="240" w:before="0" w:after="0"/>
               <w:jc w:val="both"/>
               <w:rPr>
@@ -442,7 +478,6 @@
                 <w:ilvl w:val="0"/>
                 <w:numId w:val="2"/>
               </w:numPr>
-              <w:suppressAutoHyphens w:val="true"/>
               <w:spacing w:lineRule="auto" w:line="240" w:before="0" w:after="0"/>
               <w:ind w:hanging="0" w:start="0"/>
               <w:contextualSpacing w:val="false"/>
@@ -476,9 +511,9 @@
             <w:sdtPr>
               <w:id w:val="591585060"/>
               <w14:checkbox>
-                <w14:checked w:val=""/>
-                <w14:checkedState w:val=""/>
-                <w14:uncheckedState w:val=""/>
+                <w14:checked w:val="0"/>
+                <w14:checkedState w:val="2612"/>
+                <w14:uncheckedState w:val="2610"/>
               </w14:checkbox>
             </w:sdtPr>
             <w:sdtContent>
@@ -486,7 +521,6 @@
                 <w:pPr>
                   <w:pStyle w:val="Normal"/>
                   <w:widowControl/>
-                  <w:suppressAutoHyphens w:val="true"/>
                   <w:spacing w:lineRule="auto" w:line="240" w:before="0" w:after="0"/>
                   <w:jc w:val="center"/>
                   <w:rPr>
@@ -619,7 +653,6 @@
                 <w:ilvl w:val="0"/>
                 <w:numId w:val="2"/>
               </w:numPr>
-              <w:suppressAutoHyphens w:val="true"/>
               <w:spacing w:lineRule="auto" w:line="240" w:before="0" w:after="0"/>
               <w:ind w:hanging="284" w:start="284"/>
               <w:contextualSpacing w:val="false"/>
@@ -651,9 +684,9 @@
             <w:sdtPr>
               <w:id w:val="347229176"/>
               <w14:checkbox>
-                <w14:checked w:val=""/>
-                <w14:checkedState w:val=""/>
-                <w14:uncheckedState w:val=""/>
+                <w14:checked w:val="0"/>
+                <w14:checkedState w:val="2612"/>
+                <w14:uncheckedState w:val="2610"/>
               </w14:checkbox>
             </w:sdtPr>
             <w:sdtContent>
@@ -661,7 +694,6 @@
                 <w:pPr>
                   <w:pStyle w:val="Normal"/>
                   <w:widowControl/>
-                  <w:suppressAutoHyphens w:val="true"/>
                   <w:spacing w:lineRule="auto" w:line="240" w:before="0" w:after="0"/>
                   <w:jc w:val="center"/>
                   <w:rPr>
@@ -747,26 +779,18 @@
             </w:pPr>
             <w:r>
               <w:rPr>
-                <w:rFonts w:eastAsia="Calibri" w:cs=""/>
-                <w:b/>
-                <w:color w:val="FF0000"/>
-                <w:kern w:val="0"/>
-                <w:sz w:val="18"/>
-                <w:szCs w:val="22"/>
+                <w:b/>
+                <w:color w:val="FF0000"/>
+                <w:sz w:val="18"/>
                 <w:u w:val="single"/>
-                <w:lang w:val="es-ES" w:eastAsia="en-US" w:bidi="ar-SA"/>
               </w:rPr>
               <w:t>Trayecto</w:t>
             </w:r>
             <w:r>
               <w:rPr>
-                <w:rFonts w:eastAsia="Calibri" w:cs=""/>
-                <w:b/>
-                <w:color w:val="FF0000"/>
-                <w:kern w:val="0"/>
-                <w:sz w:val="18"/>
-                <w:szCs w:val="22"/>
-                <w:lang w:val="es-ES" w:eastAsia="en-US" w:bidi="ar-SA"/>
+                <w:b/>
+                <w:color w:val="FF0000"/>
+                <w:sz w:val="18"/>
               </w:rPr>
               <w:t>: 110, fa1/0, FW2, deny icmp 192.168.52.100 0.0.0.0 192.168.53.10 0.0.0.0</w:t>
             </w:r>
@@ -792,7 +816,6 @@
                 <w:ilvl w:val="0"/>
                 <w:numId w:val="2"/>
               </w:numPr>
-              <w:suppressAutoHyphens w:val="true"/>
               <w:spacing w:lineRule="auto" w:line="240" w:before="0" w:after="0"/>
               <w:ind w:hanging="284" w:start="284"/>
               <w:contextualSpacing w:val="false"/>
@@ -824,9 +847,9 @@
             <w:sdtPr>
               <w:id w:val="1731571423"/>
               <w14:checkbox>
-                <w14:checked w:val=""/>
-                <w14:checkedState w:val=""/>
-                <w14:uncheckedState w:val=""/>
+                <w14:checked w:val="0"/>
+                <w14:checkedState w:val="2612"/>
+                <w14:uncheckedState w:val="2610"/>
               </w14:checkbox>
             </w:sdtPr>
             <w:sdtContent>
@@ -834,7 +857,6 @@
                 <w:pPr>
                   <w:pStyle w:val="Normal"/>
                   <w:widowControl/>
-                  <w:suppressAutoHyphens w:val="true"/>
                   <w:spacing w:lineRule="auto" w:line="240" w:before="0" w:after="0"/>
                   <w:jc w:val="center"/>
                   <w:rPr>
@@ -948,6 +970,7 @@
       </w:tr>
       <w:tr>
         <w:trPr>
+          <w:trHeight w:val="528" w:hRule="atLeast"/>
           <w:cantSplit w:val="true"/>
         </w:trPr>
         <w:tc>
@@ -965,7 +988,6 @@
                 <w:ilvl w:val="0"/>
                 <w:numId w:val="2"/>
               </w:numPr>
-              <w:suppressAutoHyphens w:val="true"/>
               <w:spacing w:lineRule="auto" w:line="240" w:before="0" w:after="0"/>
               <w:ind w:hanging="284" w:start="284"/>
               <w:contextualSpacing w:val="false"/>
@@ -997,9 +1019,9 @@
             <w:sdtPr>
               <w:id w:val="-441074891"/>
               <w14:checkbox>
-                <w14:checked w:val=""/>
-                <w14:checkedState w:val=""/>
-                <w14:uncheckedState w:val=""/>
+                <w14:checked w:val="0"/>
+                <w14:checkedState w:val="2612"/>
+                <w14:uncheckedState w:val="2610"/>
               </w14:checkbox>
             </w:sdtPr>
             <w:sdtContent>
@@ -1007,7 +1029,6 @@
                 <w:pPr>
                   <w:pStyle w:val="Normal"/>
                   <w:widowControl/>
-                  <w:suppressAutoHyphens w:val="true"/>
                   <w:spacing w:lineRule="auto" w:line="240" w:before="0" w:after="0"/>
                   <w:jc w:val="center"/>
                   <w:rPr>
@@ -1093,26 +1114,18 @@
             </w:pPr>
             <w:r>
               <w:rPr>
-                <w:rFonts w:eastAsia="Calibri" w:cs=""/>
-                <w:b/>
-                <w:color w:val="FF0000"/>
-                <w:kern w:val="0"/>
-                <w:sz w:val="18"/>
-                <w:szCs w:val="22"/>
+                <w:b/>
+                <w:color w:val="FF0000"/>
+                <w:sz w:val="18"/>
                 <w:u w:val="single"/>
-                <w:lang w:val="es-ES" w:eastAsia="en-US" w:bidi="ar-SA"/>
               </w:rPr>
               <w:t>Trayecto</w:t>
             </w:r>
             <w:r>
               <w:rPr>
-                <w:rFonts w:eastAsia="Calibri" w:cs=""/>
-                <w:b/>
-                <w:color w:val="FF0000"/>
-                <w:kern w:val="0"/>
-                <w:sz w:val="18"/>
-                <w:szCs w:val="22"/>
-                <w:lang w:val="es-ES" w:eastAsia="en-US" w:bidi="ar-SA"/>
+                <w:b/>
+                <w:color w:val="FF0000"/>
+                <w:sz w:val="18"/>
               </w:rPr>
               <w:t>: 100, g1/0, in, FW2, deny icmp 200.200.200.0 0.0.0.255 192.168.52.2 0.0.0.0</w:t>
             </w:r>
@@ -1137,7 +1150,6 @@
                 <w:ilvl w:val="0"/>
                 <w:numId w:val="2"/>
               </w:numPr>
-              <w:suppressAutoHyphens w:val="true"/>
               <w:spacing w:lineRule="auto" w:line="240" w:before="0" w:after="0"/>
               <w:ind w:hanging="284" w:start="284"/>
               <w:contextualSpacing w:val="false"/>
@@ -1154,7 +1166,7 @@
                 <w:szCs w:val="22"/>
                 <w:lang w:val="en-GB" w:eastAsia="en-US" w:bidi="ar-SA"/>
               </w:rPr>
-              <w:t>Ping de MySQL a exterior</w:t>
+              <w:t>ping de MySQL a exterior</w:t>
             </w:r>
           </w:p>
         </w:tc>
@@ -1169,9 +1181,9 @@
             <w:sdtPr>
               <w:id w:val="1581404459"/>
               <w14:checkbox>
-                <w14:checked w:val=""/>
-                <w14:checkedState w:val=""/>
-                <w14:uncheckedState w:val=""/>
+                <w14:checked w:val="0"/>
+                <w14:checkedState w:val="2612"/>
+                <w14:uncheckedState w:val="2610"/>
               </w14:checkbox>
             </w:sdtPr>
             <w:sdtContent>
@@ -1179,7 +1191,6 @@
                 <w:pPr>
                   <w:pStyle w:val="Normal"/>
                   <w:widowControl/>
-                  <w:suppressAutoHyphens w:val="true"/>
                   <w:spacing w:lineRule="auto" w:line="240" w:before="0" w:after="0"/>
                   <w:jc w:val="center"/>
                   <w:rPr>
@@ -1264,28 +1275,20 @@
             </w:pPr>
             <w:r>
               <w:rPr>
-                <w:rFonts w:eastAsia="Calibri" w:cs=""/>
-                <w:b/>
-                <w:color w:val="FF0000"/>
-                <w:kern w:val="0"/>
-                <w:sz w:val="18"/>
-                <w:szCs w:val="22"/>
+                <w:b/>
+                <w:color w:val="FF0000"/>
+                <w:sz w:val="18"/>
                 <w:u w:val="single"/>
-                <w:lang w:val="es-ES" w:eastAsia="en-US" w:bidi="ar-SA"/>
               </w:rPr>
               <w:t>Trayecto</w:t>
             </w:r>
             <w:r>
               <w:rPr>
-                <w:rFonts w:eastAsia="Calibri" w:cs=""/>
-                <w:b/>
-                <w:color w:val="FF0000"/>
-                <w:kern w:val="0"/>
-                <w:sz w:val="18"/>
-                <w:szCs w:val="22"/>
-                <w:lang w:val="es-ES" w:eastAsia="en-US" w:bidi="ar-SA"/>
-              </w:rPr>
-              <w:t>: 100, fa9/0, in, FW2, deny icmp 192.168.52.2 0.0.0.0 200.200.200.0 0.0.0.255</w:t>
+                <w:b/>
+                <w:color w:val="FF0000"/>
+                <w:sz w:val="18"/>
+              </w:rPr>
+              <w:t>: 100, g1/0, in, FW2, deny icmp 200.200.200.0 0.0.0.255 192.168.52.2 0.0.0.0</w:t>
             </w:r>
           </w:p>
         </w:tc>
@@ -1308,7 +1311,6 @@
                 <w:ilvl w:val="0"/>
                 <w:numId w:val="2"/>
               </w:numPr>
-              <w:suppressAutoHyphens w:val="true"/>
               <w:spacing w:lineRule="auto" w:line="240" w:before="0" w:after="0"/>
               <w:ind w:hanging="284" w:start="284"/>
               <w:contextualSpacing w:val="false"/>
@@ -1351,9 +1353,9 @@
             <w:sdtPr>
               <w:id w:val="-411242227"/>
               <w14:checkbox>
-                <w14:checked w:val=""/>
-                <w14:checkedState w:val=""/>
-                <w14:uncheckedState w:val=""/>
+                <w14:checked w:val="0"/>
+                <w14:checkedState w:val="2612"/>
+                <w14:uncheckedState w:val="2610"/>
               </w14:checkbox>
             </w:sdtPr>
             <w:sdtContent>
@@ -1361,7 +1363,6 @@
                 <w:pPr>
                   <w:pStyle w:val="Normal"/>
                   <w:widowControl/>
-                  <w:suppressAutoHyphens w:val="true"/>
                   <w:spacing w:lineRule="auto" w:line="240" w:before="0" w:after="0"/>
                   <w:jc w:val="center"/>
                   <w:rPr>
@@ -1446,26 +1447,18 @@
             </w:pPr>
             <w:r>
               <w:rPr>
-                <w:rFonts w:eastAsia="Calibri" w:cs=""/>
-                <w:b/>
-                <w:color w:val="FF0000"/>
-                <w:kern w:val="0"/>
-                <w:sz w:val="18"/>
-                <w:szCs w:val="22"/>
+                <w:b/>
+                <w:color w:val="FF0000"/>
+                <w:sz w:val="18"/>
                 <w:u w:val="single"/>
-                <w:lang w:val="es-ES" w:eastAsia="en-US" w:bidi="ar-SA"/>
               </w:rPr>
               <w:t>Trayecto</w:t>
             </w:r>
             <w:r>
               <w:rPr>
-                <w:rFonts w:eastAsia="Calibri" w:cs=""/>
-                <w:b/>
-                <w:color w:val="FF0000"/>
-                <w:kern w:val="0"/>
-                <w:sz w:val="18"/>
-                <w:szCs w:val="22"/>
-                <w:lang w:val="es-ES" w:eastAsia="en-US" w:bidi="ar-SA"/>
+                <w:b/>
+                <w:color w:val="FF0000"/>
+                <w:sz w:val="18"/>
               </w:rPr>
               <w:t>: 100, g1/0, in, FW2, deny icmp 200.200.200.0 0.0.0.255 192.168.52.2 0.0.0.0 EQ 80</w:t>
             </w:r>
@@ -1474,7 +1467,6 @@
       </w:tr>
       <w:tr>
         <w:trPr>
-          <w:trHeight w:val="544" w:hRule="atLeast"/>
           <w:cantSplit w:val="true"/>
         </w:trPr>
         <w:tc>
@@ -1491,7 +1483,6 @@
                 <w:ilvl w:val="0"/>
                 <w:numId w:val="2"/>
               </w:numPr>
-              <w:suppressAutoHyphens w:val="true"/>
               <w:spacing w:lineRule="auto" w:line="240" w:before="0" w:after="0"/>
               <w:ind w:hanging="284" w:start="284"/>
               <w:contextualSpacing w:val="false"/>
@@ -1534,9 +1525,9 @@
             <w:sdtPr>
               <w:id w:val="1993216664"/>
               <w14:checkbox>
-                <w14:checked w:val=""/>
-                <w14:checkedState w:val=""/>
-                <w14:uncheckedState w:val=""/>
+                <w14:checked w:val="0"/>
+                <w14:checkedState w:val="2612"/>
+                <w14:uncheckedState w:val="2610"/>
               </w14:checkbox>
             </w:sdtPr>
             <w:sdtContent>
@@ -1544,7 +1535,6 @@
                 <w:pPr>
                   <w:pStyle w:val="Normal"/>
                   <w:widowControl/>
-                  <w:suppressAutoHyphens w:val="true"/>
                   <w:spacing w:lineRule="auto" w:line="240" w:before="0" w:after="0"/>
                   <w:jc w:val="center"/>
                   <w:rPr>
@@ -1561,7 +1551,7 @@
                     <w:kern w:val="0"/>
                     <w:sz w:val="22"/>
                     <w:szCs w:val="22"/>
-                    <w:lang w:val="es-ES" w:eastAsia="en-US" w:bidi="ar-SA"/>
+                    <w:lang w:val="en-GB" w:eastAsia="en-US" w:bidi="ar-SA"/>
                   </w:rPr>
                   <w:t>x</w:t>
                 </w:r>
@@ -1622,64 +1612,30 @@
               <w:spacing w:lineRule="auto" w:line="240" w:before="0" w:after="0"/>
               <w:jc w:val="start"/>
               <w:rPr>
-                <w:b/>
                 <w:strike w:val="false"/>
                 <w:dstrike w:val="false"/>
-                <w:color w:val="FF0000"/>
-                <w:sz w:val="18"/>
-              </w:rPr>
-            </w:pPr>
-            <w:r>
-              <w:rPr>
-                <w:rFonts w:eastAsia="Calibri" w:cs=""/>
-                <w:b/>
-                <w:color w:val="FF0000"/>
-                <w:kern w:val="0"/>
-                <w:sz w:val="18"/>
-                <w:szCs w:val="22"/>
-                <w:u w:val="single"/>
-                <w:lang w:val="es-ES" w:eastAsia="en-US" w:bidi="ar-SA"/>
-              </w:rPr>
-              <w:t>Trayecto</w:t>
-            </w:r>
-            <w:r>
-              <w:rPr>
-                <w:rFonts w:eastAsia="Calibri" w:cs=""/>
-                <w:b/>
-                <w:color w:val="FF0000"/>
-                <w:kern w:val="0"/>
-                <w:sz w:val="18"/>
-                <w:szCs w:val="22"/>
-                <w:lang w:val="es-ES" w:eastAsia="en-US" w:bidi="ar-SA"/>
-              </w:rPr>
-              <w:t>:</w:t>
-            </w:r>
-            <w:r>
-              <w:rPr>
-                <w:rFonts w:eastAsia="Calibri" w:cs=""/>
-                <w:b/>
-                <w:strike/>
-                <w:color w:val="FF0000"/>
-                <w:kern w:val="0"/>
-                <w:sz w:val="18"/>
-                <w:szCs w:val="22"/>
-                <w:lang w:val="es-ES" w:eastAsia="en-US" w:bidi="ar-SA"/>
-              </w:rPr>
-              <w:t xml:space="preserve"> </w:t>
-            </w:r>
-            <w:r>
-              <w:rPr>
-                <w:rFonts w:eastAsia="Calibri" w:cs=""/>
+              </w:rPr>
+            </w:pPr>
+            <w:r>
+              <w:rPr>
                 <w:b/>
                 <w:strike w:val="false"/>
                 <w:dstrike w:val="false"/>
                 <w:color w:val="FF0000"/>
-                <w:kern w:val="0"/>
-                <w:sz w:val="18"/>
-                <w:szCs w:val="22"/>
-                <w:lang w:val="es-ES" w:eastAsia="en-US" w:bidi="ar-SA"/>
-              </w:rPr>
-              <w:t>192.168.52.100 → Switch3 → FW2 → Switch5 → FW1 → 200.200.200.0</w:t>
+                <w:sz w:val="18"/>
+                <w:u w:val="single"/>
+              </w:rPr>
+              <w:t>Trayecto</w:t>
+            </w:r>
+            <w:r>
+              <w:rPr>
+                <w:b/>
+                <w:strike w:val="false"/>
+                <w:dstrike w:val="false"/>
+                <w:color w:val="FF0000"/>
+                <w:sz w:val="18"/>
+              </w:rPr>
+              <w:t>: 100, g1/0, in, FW2, deny icmp 200.200.200.0 0.0.0.255 192.168.52.2 0.0.0.0 EQ 80</w:t>
             </w:r>
           </w:p>
         </w:tc>
@@ -1702,16 +1658,19 @@
             <w:pPr>
               <w:pStyle w:val="Normal"/>
               <w:widowControl/>
-              <w:suppressAutoHyphens w:val="true"/>
-              <w:spacing w:lineRule="auto" w:line="240" w:before="0" w:after="0"/>
-              <w:jc w:val="start"/>
-              <w:rPr>
-                <w:sz w:val="18"/>
-              </w:rPr>
-            </w:pPr>
-            <w:r>
-              <w:rPr>
-                <w:sz w:val="18"/>
+              <w:spacing w:lineRule="auto" w:line="240" w:before="0" w:after="0"/>
+              <w:jc w:val="start"/>
+              <w:rPr>
+                <w:sz w:val="18"/>
+              </w:rPr>
+            </w:pPr>
+            <w:r>
+              <w:rPr>
+                <w:rFonts w:eastAsia="Calibri" w:cs=""/>
+                <w:kern w:val="0"/>
+                <w:sz w:val="18"/>
+                <w:szCs w:val="22"/>
+                <w:lang w:val="es-ES" w:eastAsia="en-US" w:bidi="ar-SA"/>
               </w:rPr>
             </w:r>
           </w:p>
@@ -1731,7 +1690,6 @@
             <w:pPr>
               <w:pStyle w:val="Normal"/>
               <w:widowControl/>
-              <w:suppressAutoHyphens w:val="true"/>
               <w:spacing w:lineRule="auto" w:line="240" w:before="0" w:after="0"/>
               <w:jc w:val="center"/>
               <w:rPr>
@@ -1741,8 +1699,13 @@
             </w:pPr>
             <w:r>
               <w:rPr>
-                <w:b/>
-                <w:color w:val="FF0000"/>
+                <w:rFonts w:eastAsia="Calibri" w:cs=""/>
+                <w:b/>
+                <w:color w:val="FF0000"/>
+                <w:kern w:val="0"/>
+                <w:sz w:val="22"/>
+                <w:szCs w:val="22"/>
+                <w:lang w:val="es-ES" w:eastAsia="en-US" w:bidi="ar-SA"/>
               </w:rPr>
             </w:r>
           </w:p>
@@ -1761,7 +1724,6 @@
             <w:pPr>
               <w:pStyle w:val="Normal"/>
               <w:widowControl/>
-              <w:suppressAutoHyphens w:val="true"/>
               <w:spacing w:lineRule="auto" w:line="240" w:before="0" w:after="0"/>
               <w:jc w:val="start"/>
               <w:rPr>
@@ -1773,10 +1735,14 @@
             </w:pPr>
             <w:r>
               <w:rPr>
+                <w:rFonts w:eastAsia="Calibri" w:cs=""/>
                 <w:b/>
                 <w:strike/>
                 <w:color w:val="FF0000"/>
-                <w:sz w:val="18"/>
+                <w:kern w:val="0"/>
+                <w:sz w:val="18"/>
+                <w:szCs w:val="22"/>
+                <w:lang w:val="es-ES" w:eastAsia="en-US" w:bidi="ar-SA"/>
               </w:rPr>
             </w:r>
           </w:p>
@@ -1803,7 +1769,6 @@
                 <w:ilvl w:val="0"/>
                 <w:numId w:val="5"/>
               </w:numPr>
-              <w:suppressAutoHyphens w:val="true"/>
               <w:spacing w:lineRule="auto" w:line="240" w:before="0" w:after="0"/>
               <w:ind w:hanging="0" w:start="0"/>
               <w:contextualSpacing w:val="false"/>
@@ -1838,9 +1803,9 @@
             <w:sdtPr>
               <w:id w:val="86052876"/>
               <w14:checkbox>
-                <w14:checked w:val=""/>
-                <w14:checkedState w:val=""/>
-                <w14:uncheckedState w:val=""/>
+                <w14:checked w:val="0"/>
+                <w14:checkedState w:val="2612"/>
+                <w14:uncheckedState w:val="2610"/>
               </w14:checkbox>
             </w:sdtPr>
             <w:sdtContent>
@@ -1848,7 +1813,6 @@
                 <w:pPr>
                   <w:pStyle w:val="Normal"/>
                   <w:widowControl/>
-                  <w:suppressAutoHyphens w:val="true"/>
                   <w:spacing w:lineRule="auto" w:line="240" w:before="0" w:after="0"/>
                   <w:jc w:val="center"/>
                   <w:rPr>
@@ -1865,7 +1829,7 @@
                     <w:kern w:val="0"/>
                     <w:sz w:val="22"/>
                     <w:szCs w:val="22"/>
-                    <w:lang w:val="es-ES" w:eastAsia="en-US" w:bidi="ar-SA"/>
+                    <w:lang w:val="en-GB" w:eastAsia="en-US" w:bidi="ar-SA"/>
                   </w:rPr>
                   <w:t>x</w:t>
                 </w:r>
@@ -1935,26 +1899,18 @@
             </w:pPr>
             <w:r>
               <w:rPr>
-                <w:rFonts w:eastAsia="Calibri" w:cs=""/>
-                <w:b/>
-                <w:color w:val="FF0000"/>
-                <w:kern w:val="0"/>
-                <w:sz w:val="18"/>
-                <w:szCs w:val="22"/>
+                <w:b/>
+                <w:color w:val="FF0000"/>
+                <w:sz w:val="18"/>
                 <w:u w:val="single"/>
-                <w:lang w:val="es-ES" w:eastAsia="en-US" w:bidi="ar-SA"/>
               </w:rPr>
               <w:t>Trayecto</w:t>
             </w:r>
             <w:r>
               <w:rPr>
-                <w:rFonts w:eastAsia="Calibri" w:cs=""/>
-                <w:b/>
-                <w:color w:val="FF0000"/>
-                <w:kern w:val="0"/>
-                <w:sz w:val="18"/>
-                <w:szCs w:val="22"/>
-                <w:lang w:val="es-ES" w:eastAsia="en-US" w:bidi="ar-SA"/>
+                <w:b/>
+                <w:color w:val="FF0000"/>
+                <w:sz w:val="18"/>
               </w:rPr>
               <w:t>: 192.168.53.10 → Switch0 → FW2 → Switch5 → Proxy</w:t>
             </w:r>
@@ -1980,7 +1936,6 @@
                 <w:ilvl w:val="0"/>
                 <w:numId w:val="5"/>
               </w:numPr>
-              <w:suppressAutoHyphens w:val="true"/>
               <w:spacing w:lineRule="auto" w:line="240" w:before="0" w:after="0"/>
               <w:ind w:hanging="284" w:start="284"/>
               <w:contextualSpacing w:val="false"/>
@@ -2013,9 +1968,9 @@
             <w:sdtPr>
               <w:id w:val="-1978295963"/>
               <w14:checkbox>
-                <w14:checked w:val=""/>
-                <w14:checkedState w:val=""/>
-                <w14:uncheckedState w:val=""/>
+                <w14:checked w:val="0"/>
+                <w14:checkedState w:val="2612"/>
+                <w14:uncheckedState w:val="2610"/>
               </w14:checkbox>
             </w:sdtPr>
             <w:sdtContent>
@@ -2023,7 +1978,6 @@
                 <w:pPr>
                   <w:pStyle w:val="Normal"/>
                   <w:widowControl/>
-                  <w:suppressAutoHyphens w:val="true"/>
                   <w:spacing w:lineRule="auto" w:line="240" w:before="0" w:after="0"/>
                   <w:jc w:val="center"/>
                   <w:rPr>
@@ -2156,7 +2110,6 @@
                 <w:ilvl w:val="0"/>
                 <w:numId w:val="5"/>
               </w:numPr>
-              <w:suppressAutoHyphens w:val="true"/>
               <w:spacing w:lineRule="auto" w:line="240" w:before="0" w:after="0"/>
               <w:ind w:hanging="284" w:start="284"/>
               <w:contextualSpacing w:val="false"/>
@@ -2189,9 +2142,9 @@
             <w:sdtPr>
               <w:id w:val="-1568639642"/>
               <w14:checkbox>
-                <w14:checked w:val=""/>
-                <w14:checkedState w:val=""/>
-                <w14:uncheckedState w:val=""/>
+                <w14:checked w:val="0"/>
+                <w14:checkedState w:val="2612"/>
+                <w14:uncheckedState w:val="2610"/>
               </w14:checkbox>
             </w:sdtPr>
             <w:sdtContent>
@@ -2199,7 +2152,6 @@
                 <w:pPr>
                   <w:pStyle w:val="Normal"/>
                   <w:widowControl/>
-                  <w:suppressAutoHyphens w:val="true"/>
                   <w:spacing w:lineRule="auto" w:line="240" w:before="0" w:after="0"/>
                   <w:jc w:val="center"/>
                   <w:rPr>
@@ -2313,6 +2265,7 @@
       </w:tr>
       <w:tr>
         <w:trPr>
+          <w:trHeight w:val="412" w:hRule="atLeast"/>
           <w:cantSplit w:val="true"/>
         </w:trPr>
         <w:tc>
@@ -2332,7 +2285,6 @@
                 <w:ilvl w:val="0"/>
                 <w:numId w:val="5"/>
               </w:numPr>
-              <w:suppressAutoHyphens w:val="true"/>
               <w:spacing w:lineRule="auto" w:line="240" w:before="0" w:after="0"/>
               <w:ind w:hanging="284" w:start="284"/>
               <w:contextualSpacing w:val="false"/>
@@ -2364,11 +2316,11 @@
           </w:tcPr>
           <w:sdt>
             <w:sdtPr>
-              <w:id w:val="1079019978"/>
+              <w:id w:val="-408004621"/>
               <w14:checkbox>
-                <w14:checked w:val=""/>
-                <w14:checkedState w:val=""/>
-                <w14:uncheckedState w:val=""/>
+                <w14:checked w:val="0"/>
+                <w14:checkedState w:val="2612"/>
+                <w14:uncheckedState w:val="2610"/>
               </w14:checkbox>
             </w:sdtPr>
             <w:sdtContent>
@@ -2376,182 +2328,6 @@
                 <w:pPr>
                   <w:pStyle w:val="Normal"/>
                   <w:widowControl/>
-                  <w:suppressAutoHyphens w:val="true"/>
-                  <w:spacing w:lineRule="auto" w:line="240" w:before="0" w:after="0"/>
-                  <w:jc w:val="center"/>
-                  <w:rPr>
-                    <w:b/>
-                    <w:color w:val="FF0000"/>
-                    <w:lang w:val="en-GB"/>
-                  </w:rPr>
-                </w:pPr>
-                <w:r>
-                  <w:rPr>
-                    <w:rFonts w:eastAsia="MS Gothic" w:cs="" w:hint="eastAsia" w:ascii="MS Gothic" w:hAnsi="MS Gothic"/>
-                    <w:b/>
-                    <w:color w:val="FF0000"/>
-                    <w:kern w:val="0"/>
-                    <w:sz w:val="22"/>
-                    <w:szCs w:val="22"/>
-                    <w:lang w:val="es-ES" w:eastAsia="en-US" w:bidi="ar-SA"/>
-                  </w:rPr>
-                  <w:t>x</w:t>
-                </w:r>
-              </w:p>
-            </w:sdtContent>
-          </w:sdt>
-        </w:tc>
-        <w:tc>
-          <w:tcPr>
-            <w:tcW w:w="10348" w:type="dxa"/>
-            <w:tcBorders>
-              <w:top w:val="nil"/>
-            </w:tcBorders>
-            <w:shd w:color="auto" w:fill="F2F2F2" w:themeFill="background1" w:themeFillShade="f2" w:val="clear"/>
-            <w:vAlign w:val="center"/>
-          </w:tcPr>
-          <w:p>
-            <w:pPr>
-              <w:pStyle w:val="Normal"/>
-              <w:widowControl/>
-              <w:suppressAutoHyphens w:val="true"/>
-              <w:spacing w:lineRule="auto" w:line="240" w:before="0" w:after="0"/>
-              <w:jc w:val="start"/>
-              <w:rPr>
-                <w:b/>
-                <w:color w:val="FF0000"/>
-                <w:sz w:val="18"/>
-              </w:rPr>
-            </w:pPr>
-            <w:r>
-              <w:rPr>
-                <w:rFonts w:eastAsia="Calibri" w:cs=""/>
-                <w:b/>
-                <w:color w:val="FF0000"/>
-                <w:kern w:val="0"/>
-                <w:sz w:val="18"/>
-                <w:szCs w:val="22"/>
-                <w:u w:val="single"/>
-                <w:lang w:val="es-ES" w:eastAsia="en-US" w:bidi="ar-SA"/>
-              </w:rPr>
-              <w:t xml:space="preserve">Especificación: </w:t>
-            </w:r>
-            <w:r>
-              <w:rPr>
-                <w:rFonts w:eastAsia="Calibri" w:cs=""/>
-                <w:b/>
-                <w:color w:val="FF0000"/>
-                <w:kern w:val="0"/>
-                <w:sz w:val="18"/>
-                <w:szCs w:val="22"/>
-                <w:lang w:val="es-ES" w:eastAsia="en-US" w:bidi="ar-SA"/>
-              </w:rPr>
-              <w:t xml:space="preserve"> 0. Política permisiva.</w:t>
-            </w:r>
-          </w:p>
-          <w:p>
-            <w:pPr>
-              <w:pStyle w:val="Normal"/>
-              <w:widowControl/>
-              <w:suppressAutoHyphens w:val="true"/>
-              <w:spacing w:lineRule="auto" w:line="240" w:before="0" w:after="0"/>
-              <w:jc w:val="start"/>
-              <w:rPr>
-                <w:b/>
-                <w:color w:val="FF0000"/>
-                <w:sz w:val="18"/>
-              </w:rPr>
-            </w:pPr>
-            <w:r>
-              <w:rPr>
-                <w:rFonts w:eastAsia="Calibri" w:cs=""/>
-                <w:b/>
-                <w:color w:val="FF0000"/>
-                <w:kern w:val="0"/>
-                <w:sz w:val="18"/>
-                <w:szCs w:val="22"/>
-                <w:u w:val="single"/>
-                <w:lang w:val="es-ES" w:eastAsia="en-US" w:bidi="ar-SA"/>
-              </w:rPr>
-              <w:t>Trayecto</w:t>
-            </w:r>
-            <w:r>
-              <w:rPr>
-                <w:rFonts w:eastAsia="Calibri" w:cs=""/>
-                <w:b/>
-                <w:color w:val="FF0000"/>
-                <w:kern w:val="0"/>
-                <w:sz w:val="18"/>
-                <w:szCs w:val="22"/>
-                <w:lang w:val="es-ES" w:eastAsia="en-US" w:bidi="ar-SA"/>
-              </w:rPr>
-              <w:t>: 192.168.52.101 → Switch3 → FW2 → Switch5 → FW1 → 200.200.200.0</w:t>
-            </w:r>
-          </w:p>
-        </w:tc>
-      </w:tr>
-      <w:tr>
-        <w:trPr>
-          <w:cantSplit w:val="true"/>
-        </w:trPr>
-        <w:tc>
-          <w:tcPr>
-            <w:tcW w:w="3775" w:type="dxa"/>
-            <w:tcBorders/>
-            <w:shd w:color="auto" w:fill="F2F2F2" w:themeFill="background1" w:themeFillShade="f2" w:val="clear"/>
-            <w:vAlign w:val="center"/>
-          </w:tcPr>
-          <w:p>
-            <w:pPr>
-              <w:pStyle w:val="ListParagraph"/>
-              <w:widowControl/>
-              <w:numPr>
-                <w:ilvl w:val="0"/>
-                <w:numId w:val="5"/>
-              </w:numPr>
-              <w:suppressAutoHyphens w:val="true"/>
-              <w:spacing w:lineRule="auto" w:line="240" w:before="0" w:after="0"/>
-              <w:ind w:hanging="284" w:start="284"/>
-              <w:contextualSpacing w:val="false"/>
-              <w:jc w:val="start"/>
-              <w:rPr>
-                <w:sz w:val="18"/>
-              </w:rPr>
-            </w:pPr>
-            <w:r>
-              <w:rPr>
-                <w:rFonts w:eastAsia="Calibri" w:cs=""/>
-                <w:kern w:val="0"/>
-                <w:sz w:val="18"/>
-                <w:szCs w:val="22"/>
-                <w:lang w:val="es-ES" w:eastAsia="en-US" w:bidi="ar-SA"/>
-              </w:rPr>
-              <w:t>Ping de 192.168.52.102 a 192.168.53.12</w:t>
-            </w:r>
-          </w:p>
-        </w:tc>
-        <w:tc>
-          <w:tcPr>
-            <w:tcW w:w="437" w:type="dxa"/>
-            <w:tcBorders/>
-            <w:shd w:color="auto" w:fill="F2F2F2" w:themeFill="background1" w:themeFillShade="f2" w:val="clear"/>
-            <w:vAlign w:val="center"/>
-          </w:tcPr>
-          <w:sdt>
-            <w:sdtPr>
-              <w:id w:val="1676454688"/>
-              <w14:checkbox>
-                <w14:checked w:val=""/>
-                <w14:checkedState w:val=""/>
-                <w14:uncheckedState w:val=""/>
-              </w14:checkbox>
-            </w:sdtPr>
-            <w:sdtContent>
-              <w:p>
-                <w:pPr>
-                  <w:pStyle w:val="Normal"/>
-                  <w:widowControl/>
-                  <w:suppressAutoHyphens w:val="true"/>
                   <w:spacing w:lineRule="auto" w:line="240" w:before="0" w:after="0"/>
                   <w:jc w:val="center"/>
                   <w:rPr>
@@ -2578,7 +2354,9 @@
         <w:tc>
           <w:tcPr>
             <w:tcW w:w="10348" w:type="dxa"/>
-            <w:tcBorders/>
+            <w:tcBorders>
+              <w:top w:val="nil"/>
+            </w:tcBorders>
             <w:shd w:color="auto" w:fill="F2F2F2" w:themeFill="background1" w:themeFillShade="f2" w:val="clear"/>
             <w:vAlign w:val="center"/>
           </w:tcPr>
@@ -2657,7 +2435,7 @@
                 <w:szCs w:val="22"/>
                 <w:lang w:val="es-ES" w:eastAsia="en-US" w:bidi="ar-SA"/>
               </w:rPr>
-              <w:t>: 192.168.52.102 → Switch3 → FW2 → Switch0 → 192.168.53.12</w:t>
+              <w:t>: 192.168.52.101 → Switch3 → FW2 → Switch5 → FW1 → 200.200.200.0</w:t>
             </w:r>
           </w:p>
         </w:tc>
@@ -2681,7 +2459,6 @@
                 <w:ilvl w:val="0"/>
                 <w:numId w:val="5"/>
               </w:numPr>
-              <w:suppressAutoHyphens w:val="true"/>
               <w:spacing w:lineRule="auto" w:line="240" w:before="0" w:after="0"/>
               <w:ind w:hanging="284" w:start="284"/>
               <w:contextualSpacing w:val="false"/>
@@ -2698,7 +2475,7 @@
                 <w:szCs w:val="22"/>
                 <w:lang w:val="es-ES" w:eastAsia="en-US" w:bidi="ar-SA"/>
               </w:rPr>
-              <w:t>Ping de 192.168.53.12 a 192.168.52.102</w:t>
+              <w:t>Ping de 192.168.52.102 a 192.168.53.12</w:t>
             </w:r>
           </w:p>
         </w:tc>
@@ -2711,11 +2488,11 @@
           </w:tcPr>
           <w:sdt>
             <w:sdtPr>
-              <w:id w:val="-1179497235"/>
+              <w:id w:val="1676454688"/>
               <w14:checkbox>
-                <w14:checked w:val=""/>
-                <w14:checkedState w:val=""/>
-                <w14:uncheckedState w:val=""/>
+                <w14:checked w:val="0"/>
+                <w14:checkedState w:val="2612"/>
+                <w14:uncheckedState w:val="2610"/>
               </w14:checkbox>
             </w:sdtPr>
             <w:sdtContent>
@@ -2723,7 +2500,6 @@
                 <w:pPr>
                   <w:pStyle w:val="Normal"/>
                   <w:widowControl/>
-                  <w:suppressAutoHyphens w:val="true"/>
                   <w:spacing w:lineRule="auto" w:line="240" w:before="0" w:after="0"/>
                   <w:jc w:val="center"/>
                   <w:rPr>
@@ -2808,28 +2584,20 @@
             </w:pPr>
             <w:r>
               <w:rPr>
-                <w:rFonts w:eastAsia="Calibri" w:cs=""/>
-                <w:b/>
-                <w:color w:val="FF0000"/>
-                <w:kern w:val="0"/>
-                <w:sz w:val="18"/>
-                <w:szCs w:val="22"/>
+                <w:b/>
+                <w:color w:val="FF0000"/>
+                <w:sz w:val="18"/>
                 <w:u w:val="single"/>
-                <w:lang w:val="es-ES" w:eastAsia="en-US" w:bidi="ar-SA"/>
               </w:rPr>
               <w:t>Trayecto</w:t>
             </w:r>
             <w:r>
               <w:rPr>
-                <w:rFonts w:eastAsia="Calibri" w:cs=""/>
-                <w:b/>
-                <w:color w:val="FF0000"/>
-                <w:kern w:val="0"/>
-                <w:sz w:val="18"/>
-                <w:szCs w:val="22"/>
-                <w:lang w:val="es-ES" w:eastAsia="en-US" w:bidi="ar-SA"/>
-              </w:rPr>
-              <w:t>: 192.168.53.12 → Switch0 → FW2 → Switch3 → 192.168.52.102</w:t>
+                <w:b/>
+                <w:color w:val="FF0000"/>
+                <w:sz w:val="18"/>
+              </w:rPr>
+              <w:t>: 192.168.52.102 → Switch3 → FW2 → Switch0 → 192.168.53.12</w:t>
             </w:r>
           </w:p>
         </w:tc>
@@ -2853,35 +2621,23 @@
                 <w:ilvl w:val="0"/>
                 <w:numId w:val="5"/>
               </w:numPr>
-              <w:suppressAutoHyphens w:val="true"/>
               <w:spacing w:lineRule="auto" w:line="240" w:before="0" w:after="0"/>
               <w:ind w:hanging="284" w:start="284"/>
               <w:contextualSpacing w:val="false"/>
               <w:jc w:val="start"/>
               <w:rPr>
                 <w:sz w:val="18"/>
-                <w:lang w:val="en-US"/>
-              </w:rPr>
-            </w:pPr>
-            <w:r>
-              <w:rPr>
-                <w:rFonts w:eastAsia="Calibri" w:cs=""/>
-                <w:kern w:val="0"/>
-                <w:sz w:val="18"/>
-                <w:szCs w:val="22"/>
-                <w:lang w:val="en-US" w:eastAsia="en-US" w:bidi="ar-SA"/>
-              </w:rPr>
-              <w:t xml:space="preserve">Ping de </w:t>
-            </w:r>
-            <w:r>
-              <w:rPr>
-                <w:rFonts w:eastAsia="Calibri" w:cs=""/>
-                <w:kern w:val="0"/>
-                <w:sz w:val="18"/>
-                <w:szCs w:val="22"/>
-                <w:lang w:val="en-GB" w:eastAsia="en-US" w:bidi="ar-SA"/>
-              </w:rPr>
-              <w:t>192.168.53.10 a getytec.es</w:t>
+              </w:rPr>
+            </w:pPr>
+            <w:r>
+              <w:rPr>
+                <w:rFonts w:eastAsia="Calibri" w:cs=""/>
+                <w:kern w:val="0"/>
+                <w:sz w:val="18"/>
+                <w:szCs w:val="22"/>
+                <w:lang w:val="es-ES" w:eastAsia="en-US" w:bidi="ar-SA"/>
+              </w:rPr>
+              <w:t>Ping de 192.168.53.12 a 192.168.52.102</w:t>
             </w:r>
           </w:p>
         </w:tc>
@@ -2894,11 +2650,11 @@
           </w:tcPr>
           <w:sdt>
             <w:sdtPr>
-              <w:id w:val="376740548"/>
+              <w:id w:val="-1179497235"/>
               <w14:checkbox>
-                <w14:checked w:val=""/>
-                <w14:checkedState w:val=""/>
-                <w14:uncheckedState w:val=""/>
+                <w14:checked w:val="0"/>
+                <w14:checkedState w:val="2612"/>
+                <w14:uncheckedState w:val="2610"/>
               </w14:checkbox>
             </w:sdtPr>
             <w:sdtContent>
@@ -2906,7 +2662,6 @@
                 <w:pPr>
                   <w:pStyle w:val="Normal"/>
                   <w:widowControl/>
-                  <w:suppressAutoHyphens w:val="true"/>
                   <w:spacing w:lineRule="auto" w:line="240" w:before="0" w:after="0"/>
                   <w:jc w:val="center"/>
                   <w:rPr>
@@ -3012,7 +2767,7 @@
                 <w:szCs w:val="22"/>
                 <w:lang w:val="es-ES" w:eastAsia="en-US" w:bidi="ar-SA"/>
               </w:rPr>
-              <w:t>: 192.168.53.10 → Switch0 → FW2 → Switch5 → gestytec.es</w:t>
+              <w:t>: 192.168.53.12 → Switch0 → FW2 → Switch3 → 192.168.52.102</w:t>
             </w:r>
           </w:p>
         </w:tc>
@@ -3036,16 +2791,25 @@
                 <w:ilvl w:val="0"/>
                 <w:numId w:val="5"/>
               </w:numPr>
-              <w:suppressAutoHyphens w:val="true"/>
               <w:spacing w:lineRule="auto" w:line="240" w:before="0" w:after="0"/>
               <w:ind w:hanging="284" w:start="284"/>
               <w:contextualSpacing w:val="false"/>
               <w:jc w:val="start"/>
               <w:rPr>
                 <w:sz w:val="18"/>
-                <w:lang w:val="en-GB"/>
-              </w:rPr>
-            </w:pPr>
+                <w:lang w:val="en-US"/>
+              </w:rPr>
+            </w:pPr>
+            <w:r>
+              <w:rPr>
+                <w:rFonts w:eastAsia="Calibri" w:cs=""/>
+                <w:kern w:val="0"/>
+                <w:sz w:val="18"/>
+                <w:szCs w:val="22"/>
+                <w:lang w:val="en-US" w:eastAsia="en-US" w:bidi="ar-SA"/>
+              </w:rPr>
+              <w:t xml:space="preserve">Ping de </w:t>
+            </w:r>
             <w:r>
               <w:rPr>
                 <w:rFonts w:eastAsia="Calibri" w:cs=""/>
@@ -3054,7 +2818,7 @@
                 <w:szCs w:val="22"/>
                 <w:lang w:val="en-GB" w:eastAsia="en-US" w:bidi="ar-SA"/>
               </w:rPr>
-              <w:t>http de 192.168.53.10 a exterior</w:t>
+              <w:t>192.168.53.10 a getytec.es</w:t>
             </w:r>
           </w:p>
         </w:tc>
@@ -3067,11 +2831,11 @@
           </w:tcPr>
           <w:sdt>
             <w:sdtPr>
-              <w:id w:val="1120418182"/>
+              <w:id w:val="376740548"/>
               <w14:checkbox>
-                <w14:checked w:val=""/>
-                <w14:checkedState w:val=""/>
-                <w14:uncheckedState w:val=""/>
+                <w14:checked w:val="0"/>
+                <w14:checkedState w:val="2612"/>
+                <w14:uncheckedState w:val="2610"/>
               </w14:checkbox>
             </w:sdtPr>
             <w:sdtContent>
@@ -3079,7 +2843,177 @@
                 <w:pPr>
                   <w:pStyle w:val="Normal"/>
                   <w:widowControl/>
-                  <w:suppressAutoHyphens w:val="true"/>
+                  <w:spacing w:lineRule="auto" w:line="240" w:before="0" w:after="0"/>
+                  <w:jc w:val="center"/>
+                  <w:rPr>
+                    <w:b/>
+                    <w:color w:val="FF0000"/>
+                  </w:rPr>
+                </w:pPr>
+                <w:r>
+                  <w:rPr>
+                    <w:rFonts w:eastAsia="MS Gothic" w:cs="" w:hint="eastAsia" w:ascii="MS Gothic" w:hAnsi="MS Gothic"/>
+                    <w:b/>
+                    <w:color w:val="FF0000"/>
+                    <w:kern w:val="0"/>
+                    <w:sz w:val="22"/>
+                    <w:szCs w:val="22"/>
+                    <w:lang w:val="es-ES" w:eastAsia="en-US" w:bidi="ar-SA"/>
+                  </w:rPr>
+                  <w:t>x</w:t>
+                </w:r>
+              </w:p>
+            </w:sdtContent>
+          </w:sdt>
+        </w:tc>
+        <w:tc>
+          <w:tcPr>
+            <w:tcW w:w="10348" w:type="dxa"/>
+            <w:tcBorders/>
+            <w:shd w:color="auto" w:fill="F2F2F2" w:themeFill="background1" w:themeFillShade="f2" w:val="clear"/>
+            <w:vAlign w:val="center"/>
+          </w:tcPr>
+          <w:p>
+            <w:pPr>
+              <w:pStyle w:val="Normal"/>
+              <w:widowControl/>
+              <w:suppressAutoHyphens w:val="true"/>
+              <w:spacing w:lineRule="auto" w:line="240" w:before="0" w:after="0"/>
+              <w:jc w:val="start"/>
+              <w:rPr>
+                <w:b/>
+                <w:color w:val="FF0000"/>
+                <w:sz w:val="18"/>
+              </w:rPr>
+            </w:pPr>
+            <w:r>
+              <w:rPr>
+                <w:rFonts w:eastAsia="Calibri" w:cs=""/>
+                <w:b/>
+                <w:color w:val="FF0000"/>
+                <w:kern w:val="0"/>
+                <w:sz w:val="18"/>
+                <w:szCs w:val="22"/>
+                <w:u w:val="single"/>
+                <w:lang w:val="es-ES" w:eastAsia="en-US" w:bidi="ar-SA"/>
+              </w:rPr>
+              <w:t xml:space="preserve">Especificación: </w:t>
+            </w:r>
+            <w:r>
+              <w:rPr>
+                <w:rFonts w:eastAsia="Calibri" w:cs=""/>
+                <w:b/>
+                <w:color w:val="FF0000"/>
+                <w:kern w:val="0"/>
+                <w:sz w:val="18"/>
+                <w:szCs w:val="22"/>
+                <w:lang w:val="es-ES" w:eastAsia="en-US" w:bidi="ar-SA"/>
+              </w:rPr>
+              <w:t xml:space="preserve"> 0. Política permisiva.</w:t>
+            </w:r>
+          </w:p>
+          <w:p>
+            <w:pPr>
+              <w:pStyle w:val="Normal"/>
+              <w:widowControl/>
+              <w:suppressAutoHyphens w:val="true"/>
+              <w:spacing w:lineRule="auto" w:line="240" w:before="0" w:after="0"/>
+              <w:jc w:val="start"/>
+              <w:rPr>
+                <w:b/>
+                <w:color w:val="FF0000"/>
+                <w:sz w:val="18"/>
+              </w:rPr>
+            </w:pPr>
+            <w:r>
+              <w:rPr>
+                <w:rFonts w:eastAsia="Calibri" w:cs=""/>
+                <w:b/>
+                <w:color w:val="FF0000"/>
+                <w:kern w:val="0"/>
+                <w:sz w:val="18"/>
+                <w:szCs w:val="22"/>
+                <w:u w:val="single"/>
+                <w:lang w:val="es-ES" w:eastAsia="en-US" w:bidi="ar-SA"/>
+              </w:rPr>
+              <w:t>Trayecto</w:t>
+            </w:r>
+            <w:r>
+              <w:rPr>
+                <w:rFonts w:eastAsia="Calibri" w:cs=""/>
+                <w:b/>
+                <w:color w:val="FF0000"/>
+                <w:kern w:val="0"/>
+                <w:sz w:val="18"/>
+                <w:szCs w:val="22"/>
+                <w:lang w:val="es-ES" w:eastAsia="en-US" w:bidi="ar-SA"/>
+              </w:rPr>
+              <w:t>: 192.168.53.10 → Switch0 → FW2 → Switch5 → gestytec.es</w:t>
+            </w:r>
+          </w:p>
+        </w:tc>
+      </w:tr>
+      <w:tr>
+        <w:trPr>
+          <w:cantSplit w:val="true"/>
+        </w:trPr>
+        <w:tc>
+          <w:tcPr>
+            <w:tcW w:w="3775" w:type="dxa"/>
+            <w:tcBorders/>
+            <w:shd w:color="auto" w:fill="F2F2F2" w:themeFill="background1" w:themeFillShade="f2" w:val="clear"/>
+            <w:vAlign w:val="center"/>
+          </w:tcPr>
+          <w:p>
+            <w:pPr>
+              <w:pStyle w:val="ListParagraph"/>
+              <w:widowControl/>
+              <w:numPr>
+                <w:ilvl w:val="0"/>
+                <w:numId w:val="5"/>
+              </w:numPr>
+              <w:spacing w:lineRule="auto" w:line="240" w:before="0" w:after="0"/>
+              <w:ind w:hanging="284" w:start="284"/>
+              <w:contextualSpacing w:val="false"/>
+              <w:jc w:val="start"/>
+              <w:rPr>
+                <w:sz w:val="18"/>
+                <w:lang w:val="en-GB"/>
+              </w:rPr>
+            </w:pPr>
+            <w:r>
+              <w:rPr>
+                <w:rFonts w:eastAsia="Calibri" w:cs=""/>
+                <w:kern w:val="0"/>
+                <w:sz w:val="18"/>
+                <w:szCs w:val="22"/>
+                <w:lang w:val="en-GB" w:eastAsia="en-US" w:bidi="ar-SA"/>
+              </w:rPr>
+              <w:t>http de 192.168.53.10 a exterior</w:t>
+            </w:r>
+          </w:p>
+        </w:tc>
+        <w:tc>
+          <w:tcPr>
+            <w:tcW w:w="437" w:type="dxa"/>
+            <w:tcBorders/>
+            <w:shd w:color="auto" w:fill="F2F2F2" w:themeFill="background1" w:themeFillShade="f2" w:val="clear"/>
+            <w:vAlign w:val="center"/>
+          </w:tcPr>
+          <w:sdt>
+            <w:sdtPr>
+              <w:id w:val="1120418182"/>
+              <w14:checkbox>
+                <w14:checked w:val="0"/>
+                <w14:checkedState w:val="2612"/>
+                <w14:uncheckedState w:val="2610"/>
+              </w14:checkbox>
+            </w:sdtPr>
+            <w:sdtContent>
+              <w:p>
+                <w:pPr>
+                  <w:pStyle w:val="Normal"/>
+                  <w:widowControl/>
                   <w:spacing w:lineRule="auto" w:line="240" w:before="0" w:after="0"/>
                   <w:jc w:val="center"/>
                   <w:rPr>
@@ -3164,26 +3098,18 @@
             </w:pPr>
             <w:r>
               <w:rPr>
-                <w:rFonts w:eastAsia="Calibri" w:cs=""/>
-                <w:b/>
-                <w:color w:val="FF0000"/>
-                <w:kern w:val="0"/>
-                <w:sz w:val="18"/>
-                <w:szCs w:val="22"/>
+                <w:b/>
+                <w:color w:val="FF0000"/>
+                <w:sz w:val="18"/>
                 <w:u w:val="single"/>
-                <w:lang w:val="es-ES" w:eastAsia="en-US" w:bidi="ar-SA"/>
               </w:rPr>
               <w:t>Trayecto</w:t>
             </w:r>
             <w:r>
               <w:rPr>
-                <w:rFonts w:eastAsia="Calibri" w:cs=""/>
-                <w:b/>
-                <w:color w:val="FF0000"/>
-                <w:kern w:val="0"/>
-                <w:sz w:val="18"/>
-                <w:szCs w:val="22"/>
-                <w:lang w:val="es-ES" w:eastAsia="en-US" w:bidi="ar-SA"/>
+                <w:b/>
+                <w:color w:val="FF0000"/>
+                <w:sz w:val="18"/>
               </w:rPr>
               <w:t>: 10, g0/0, in, FW1, deny 192.168.53.10</w:t>
             </w:r>
@@ -3209,7 +3135,6 @@
                 <w:ilvl w:val="0"/>
                 <w:numId w:val="5"/>
               </w:numPr>
-              <w:suppressAutoHyphens w:val="true"/>
               <w:spacing w:lineRule="auto" w:line="240" w:before="0" w:after="0"/>
               <w:ind w:hanging="284" w:start="284"/>
               <w:contextualSpacing w:val="false"/>
@@ -3241,9 +3166,9 @@
             <w:sdtPr>
               <w:id w:val="280853071"/>
               <w14:checkbox>
-                <w14:checked w:val=""/>
-                <w14:checkedState w:val=""/>
-                <w14:uncheckedState w:val=""/>
+                <w14:checked w:val="0"/>
+                <w14:checkedState w:val="2612"/>
+                <w14:uncheckedState w:val="2610"/>
               </w14:checkbox>
             </w:sdtPr>
             <w:sdtContent>
@@ -3251,7 +3176,6 @@
                 <w:pPr>
                   <w:pStyle w:val="Normal"/>
                   <w:widowControl/>
-                  <w:suppressAutoHyphens w:val="true"/>
                   <w:spacing w:lineRule="auto" w:line="240" w:before="0" w:after="0"/>
                   <w:jc w:val="center"/>
                   <w:rPr>
@@ -3336,26 +3260,18 @@
             </w:pPr>
             <w:r>
               <w:rPr>
-                <w:rFonts w:eastAsia="Calibri" w:cs=""/>
-                <w:b/>
-                <w:color w:val="FF0000"/>
-                <w:kern w:val="0"/>
-                <w:sz w:val="18"/>
-                <w:szCs w:val="22"/>
+                <w:b/>
+                <w:color w:val="FF0000"/>
+                <w:sz w:val="18"/>
                 <w:u w:val="single"/>
-                <w:lang w:val="es-ES" w:eastAsia="en-US" w:bidi="ar-SA"/>
               </w:rPr>
               <w:t>Trayecto</w:t>
             </w:r>
             <w:r>
               <w:rPr>
-                <w:rFonts w:eastAsia="Calibri" w:cs=""/>
-                <w:b/>
-                <w:color w:val="FF0000"/>
-                <w:kern w:val="0"/>
-                <w:sz w:val="18"/>
-                <w:szCs w:val="22"/>
-                <w:lang w:val="es-ES" w:eastAsia="en-US" w:bidi="ar-SA"/>
+                <w:b/>
+                <w:color w:val="FF0000"/>
+                <w:sz w:val="18"/>
               </w:rPr>
               <w:t>: 192.168.53.11 → Switch0 → FW2 → Switch5 → FW1 → 200.200.200.0</w:t>
             </w:r>
@@ -3364,6 +3280,7 @@
       </w:tr>
       <w:tr>
         <w:trPr>
+          <w:trHeight w:val="468" w:hRule="atLeast"/>
           <w:cantSplit w:val="true"/>
         </w:trPr>
         <w:tc>
@@ -3381,7 +3298,6 @@
                 <w:ilvl w:val="0"/>
                 <w:numId w:val="5"/>
               </w:numPr>
-              <w:suppressAutoHyphens w:val="true"/>
               <w:spacing w:lineRule="auto" w:line="240" w:before="0" w:after="0"/>
               <w:ind w:hanging="284" w:start="284"/>
               <w:contextualSpacing w:val="false"/>
@@ -3413,9 +3329,9 @@
             <w:sdtPr>
               <w:id w:val="-408004621"/>
               <w14:checkbox>
-                <w14:checked w:val=""/>
-                <w14:checkedState w:val=""/>
-                <w14:uncheckedState w:val=""/>
+                <w14:checked w:val="0"/>
+                <w14:checkedState w:val="2612"/>
+                <w14:uncheckedState w:val="2610"/>
               </w14:checkbox>
             </w:sdtPr>
             <w:sdtContent>
@@ -3423,7 +3339,6 @@
                 <w:pPr>
                   <w:pStyle w:val="Normal"/>
                   <w:widowControl/>
-                  <w:suppressAutoHyphens w:val="true"/>
                   <w:spacing w:lineRule="auto" w:line="240" w:before="0" w:after="0"/>
                   <w:jc w:val="center"/>
                   <w:rPr>
@@ -3508,26 +3423,18 @@
             </w:pPr>
             <w:r>
               <w:rPr>
-                <w:rFonts w:eastAsia="Calibri" w:cs=""/>
-                <w:b/>
-                <w:color w:val="FF0000"/>
-                <w:kern w:val="0"/>
-                <w:sz w:val="18"/>
-                <w:szCs w:val="22"/>
+                <w:b/>
+                <w:color w:val="FF0000"/>
+                <w:sz w:val="18"/>
                 <w:u w:val="single"/>
-                <w:lang w:val="es-ES" w:eastAsia="en-US" w:bidi="ar-SA"/>
               </w:rPr>
               <w:t>Trayecto</w:t>
             </w:r>
             <w:r>
               <w:rPr>
-                <w:rFonts w:eastAsia="Calibri" w:cs=""/>
-                <w:b/>
-                <w:color w:val="FF0000"/>
-                <w:kern w:val="0"/>
-                <w:sz w:val="18"/>
-                <w:szCs w:val="22"/>
-                <w:lang w:val="es-ES" w:eastAsia="en-US" w:bidi="ar-SA"/>
+                <w:b/>
+                <w:color w:val="FF0000"/>
+                <w:sz w:val="18"/>
               </w:rPr>
               <w:t>: 192.168.52.102 → Switch3 → FW2 → Switch5 → gestytec.es</w:t>
             </w:r>
@@ -3536,7 +3443,6 @@
       </w:tr>
       <w:tr>
         <w:trPr>
-          <w:trHeight w:val="537" w:hRule="atLeast"/>
           <w:cantSplit w:val="true"/>
         </w:trPr>
         <w:tc>
@@ -3554,7 +3460,6 @@
                 <w:ilvl w:val="0"/>
                 <w:numId w:val="5"/>
               </w:numPr>
-              <w:suppressAutoHyphens w:val="true"/>
               <w:spacing w:lineRule="auto" w:line="240" w:before="0" w:after="0"/>
               <w:ind w:hanging="284" w:start="284"/>
               <w:contextualSpacing w:val="false"/>
@@ -3584,11 +3489,11 @@
           </w:tcPr>
           <w:sdt>
             <w:sdtPr>
-              <w:id w:val="-690215891"/>
+              <w:id w:val="-408004621"/>
               <w14:checkbox>
-                <w14:checked w:val=""/>
-                <w14:checkedState w:val=""/>
-                <w14:uncheckedState w:val=""/>
+                <w14:checked w:val="0"/>
+                <w14:checkedState w:val="2612"/>
+                <w14:uncheckedState w:val="2610"/>
               </w14:checkbox>
             </w:sdtPr>
             <w:sdtContent>
@@ -3596,7 +3501,6 @@
                 <w:pPr>
                   <w:pStyle w:val="Normal"/>
                   <w:widowControl/>
-                  <w:suppressAutoHyphens w:val="true"/>
                   <w:spacing w:lineRule="auto" w:line="240" w:before="0" w:after="0"/>
                   <w:jc w:val="center"/>
                   <w:rPr>
@@ -3681,26 +3585,18 @@
             </w:pPr>
             <w:r>
               <w:rPr>
-                <w:rFonts w:eastAsia="Calibri" w:cs=""/>
-                <w:b/>
-                <w:color w:val="FF0000"/>
-                <w:kern w:val="0"/>
-                <w:sz w:val="18"/>
-                <w:szCs w:val="22"/>
+                <w:b/>
+                <w:color w:val="FF0000"/>
+                <w:sz w:val="18"/>
                 <w:u w:val="single"/>
-                <w:lang w:val="es-ES" w:eastAsia="en-US" w:bidi="ar-SA"/>
               </w:rPr>
               <w:t>Trayecto</w:t>
             </w:r>
             <w:r>
               <w:rPr>
-                <w:rFonts w:eastAsia="Calibri" w:cs=""/>
-                <w:b/>
-                <w:color w:val="FF0000"/>
-                <w:kern w:val="0"/>
-                <w:sz w:val="18"/>
-                <w:szCs w:val="22"/>
-                <w:lang w:val="es-ES" w:eastAsia="en-US" w:bidi="ar-SA"/>
+                <w:b/>
+                <w:color w:val="FF0000"/>
+                <w:sz w:val="18"/>
               </w:rPr>
               <w:t>: 200.200.200.0 → FW1 → Switch5 → 192.168.51.2</w:t>
             </w:r>
@@ -3843,7 +3739,6 @@
             <w:pPr>
               <w:pStyle w:val="Normal"/>
               <w:widowControl/>
-              <w:suppressAutoHyphens w:val="true"/>
               <w:spacing w:lineRule="auto" w:line="240" w:before="0" w:after="0"/>
               <w:jc w:val="center"/>
               <w:rPr>
@@ -3886,7 +3781,6 @@
             <w:pPr>
               <w:pStyle w:val="Normal"/>
               <w:widowControl/>
-              <w:suppressAutoHyphens w:val="true"/>
               <w:spacing w:lineRule="auto" w:line="240" w:before="0" w:after="0"/>
               <w:jc w:val="center"/>
               <w:rPr>
@@ -3932,288 +3826,107 @@
             </w:tcBorders>
             <w:vAlign w:val="center"/>
           </w:tcPr>
-          <w:p>
-            <w:pPr>
-              <w:pStyle w:val="Normal"/>
-              <w:widowControl/>
-              <w:suppressAutoHyphens w:val="true"/>
-              <w:spacing w:lineRule="auto" w:line="240" w:before="0" w:after="0"/>
-              <w:jc w:val="start"/>
-              <w:rPr>
-                <w:rFonts w:ascii="Consolas" w:hAnsi="Consolas"/>
-                <w:b/>
-                <w:strike/>
-                <w:color w:val="FF0000"/>
-                <w:sz w:val="18"/>
-                <w:szCs w:val="20"/>
-              </w:rPr>
-            </w:pPr>
-            <w:r>
-              <w:rPr>
-                <w:rFonts w:ascii="Consolas" w:hAnsi="Consolas"/>
-                <w:b/>
-                <w:strike/>
-                <w:color w:val="FF0000"/>
-                <w:sz w:val="18"/>
-                <w:szCs w:val="20"/>
-              </w:rPr>
-              <w:drawing>
-                <wp:anchor behindDoc="0" distT="0" distB="0" distL="0" distR="0" simplePos="0" locked="0" layoutInCell="1" allowOverlap="1" relativeHeight="2">
-                  <wp:simplePos x="0" y="0"/>
-                  <wp:positionH relativeFrom="column">
-                    <wp:align>center</wp:align>
-                  </wp:positionH>
-                  <wp:positionV relativeFrom="paragraph">
-                    <wp:posOffset>635</wp:posOffset>
-                  </wp:positionV>
-                  <wp:extent cx="4754880" cy="2870200"/>
-                  <wp:effectExtent l="0" t="0" r="0" b="0"/>
-                  <wp:wrapSquare wrapText="largest"/>
-                  <wp:docPr id="1" name="Image1"/>
-                  <wp:cNvGraphicFramePr>
-                    <a:graphicFrameLocks xmlns:a="http://schemas.openxmlformats.org/drawingml/2006/main" noChangeAspect="1"/>
-                  </wp:cNvGraphicFramePr>
-                  <a:graphic xmlns:a="http://schemas.openxmlformats.org/drawingml/2006/main">
-                    <a:graphicData uri="http://schemas.openxmlformats.org/drawingml/2006/picture">
-                      <pic:pic xmlns:pic="http://schemas.openxmlformats.org/drawingml/2006/picture">
-                        <pic:nvPicPr>
-                          <pic:cNvPr id="1" name="Image1"/>
-                          <pic:cNvPicPr>
-                            <a:picLocks noChangeAspect="1" noChangeArrowheads="1"/>
-                          </pic:cNvPicPr>
-                        </pic:nvPicPr>
-                        <pic:blipFill>
-                          <a:blip r:embed="rId2"/>
-                          <a:stretch>
-                            <a:fillRect/>
-                          </a:stretch>
-                        </pic:blipFill>
-                        <pic:spPr bwMode="auto">
-                          <a:xfrm>
-                            <a:off x="0" y="0"/>
-                            <a:ext cx="4754880" cy="2870200"/>
-                          </a:xfrm>
-                          <a:prstGeom prst="rect">
-                            <a:avLst/>
-                          </a:prstGeom>
-                          <a:noFill/>
-                        </pic:spPr>
-                      </pic:pic>
-                    </a:graphicData>
-                  </a:graphic>
-                </wp:anchor>
-              </w:drawing>
-            </w:r>
-          </w:p>
-          <w:p>
-            <w:pPr>
-              <w:pStyle w:val="Normal"/>
-              <w:widowControl/>
-              <w:suppressAutoHyphens w:val="true"/>
-              <w:spacing w:lineRule="auto" w:line="240" w:before="0" w:after="0"/>
-              <w:jc w:val="start"/>
-              <w:rPr>
-                <w:i/>
-                <w:sz w:val="18"/>
-              </w:rPr>
-            </w:pPr>
-            <w:r>
-              <w:rPr>
-                <w:i/>
-                <w:sz w:val="18"/>
-              </w:rPr>
-            </w:r>
-          </w:p>
-          <w:p>
-            <w:pPr>
-              <w:pStyle w:val="Normal"/>
-              <w:widowControl/>
-              <w:suppressAutoHyphens w:val="true"/>
-              <w:spacing w:lineRule="auto" w:line="240" w:before="0" w:after="0"/>
-              <w:jc w:val="start"/>
-              <w:rPr>
-                <w:i/>
-                <w:sz w:val="18"/>
-              </w:rPr>
-            </w:pPr>
-            <w:r>
-              <w:rPr>
-                <w:i/>
-                <w:sz w:val="18"/>
-              </w:rPr>
-            </w:r>
-          </w:p>
-          <w:p>
-            <w:pPr>
-              <w:pStyle w:val="Normal"/>
-              <w:widowControl/>
-              <w:suppressAutoHyphens w:val="true"/>
-              <w:spacing w:lineRule="auto" w:line="240" w:before="0" w:after="0"/>
-              <w:jc w:val="start"/>
-              <w:rPr>
-                <w:i/>
-                <w:sz w:val="18"/>
-              </w:rPr>
-            </w:pPr>
-            <w:r>
-              <w:rPr>
-                <w:i/>
-                <w:sz w:val="18"/>
-              </w:rPr>
-            </w:r>
-          </w:p>
-          <w:p>
-            <w:pPr>
-              <w:pStyle w:val="Normal"/>
-              <w:widowControl/>
-              <w:suppressAutoHyphens w:val="true"/>
-              <w:spacing w:lineRule="auto" w:line="240" w:before="0" w:after="0"/>
-              <w:jc w:val="start"/>
-              <w:rPr>
-                <w:i/>
-                <w:sz w:val="18"/>
-              </w:rPr>
-            </w:pPr>
-            <w:r>
-              <w:rPr>
-                <w:i/>
-                <w:sz w:val="18"/>
-              </w:rPr>
-            </w:r>
-          </w:p>
-          <w:p>
-            <w:pPr>
-              <w:pStyle w:val="Normal"/>
-              <w:widowControl/>
-              <w:suppressAutoHyphens w:val="true"/>
-              <w:spacing w:lineRule="auto" w:line="240" w:before="0" w:after="0"/>
-              <w:jc w:val="start"/>
-              <w:rPr>
-                <w:i/>
-                <w:sz w:val="18"/>
-              </w:rPr>
-            </w:pPr>
-            <w:r>
-              <w:rPr>
-                <w:i/>
-                <w:sz w:val="18"/>
-              </w:rPr>
-            </w:r>
-          </w:p>
-          <w:p>
-            <w:pPr>
-              <w:pStyle w:val="Normal"/>
-              <w:widowControl/>
-              <w:suppressAutoHyphens w:val="true"/>
-              <w:spacing w:lineRule="auto" w:line="240" w:before="0" w:after="0"/>
-              <w:jc w:val="start"/>
-              <w:rPr>
-                <w:i/>
-                <w:sz w:val="18"/>
-              </w:rPr>
-            </w:pPr>
-            <w:r>
-              <w:rPr>
-                <w:i/>
-                <w:sz w:val="18"/>
-              </w:rPr>
-            </w:r>
-          </w:p>
-          <w:p>
-            <w:pPr>
-              <w:pStyle w:val="Normal"/>
-              <w:widowControl/>
-              <w:suppressAutoHyphens w:val="true"/>
-              <w:spacing w:lineRule="auto" w:line="240" w:before="0" w:after="0"/>
-              <w:jc w:val="start"/>
-              <w:rPr>
-                <w:i/>
-                <w:sz w:val="18"/>
-              </w:rPr>
-            </w:pPr>
-            <w:r>
-              <w:rPr>
-                <w:i/>
-                <w:sz w:val="18"/>
-              </w:rPr>
-            </w:r>
-          </w:p>
-          <w:p>
-            <w:pPr>
-              <w:pStyle w:val="Normal"/>
-              <w:widowControl/>
-              <w:suppressAutoHyphens w:val="true"/>
-              <w:spacing w:lineRule="auto" w:line="240" w:before="0" w:after="0"/>
-              <w:jc w:val="start"/>
-              <w:rPr>
-                <w:i/>
-                <w:sz w:val="18"/>
-              </w:rPr>
-            </w:pPr>
-            <w:r>
-              <w:rPr>
-                <w:i/>
-                <w:sz w:val="18"/>
-              </w:rPr>
-            </w:r>
-          </w:p>
-          <w:p>
-            <w:pPr>
-              <w:pStyle w:val="Normal"/>
-              <w:widowControl/>
-              <w:suppressAutoHyphens w:val="true"/>
-              <w:spacing w:lineRule="auto" w:line="240" w:before="0" w:after="0"/>
-              <w:jc w:val="start"/>
-              <w:rPr>
-                <w:i/>
-                <w:sz w:val="18"/>
-              </w:rPr>
-            </w:pPr>
-            <w:r>
-              <w:rPr>
-                <w:i/>
-                <w:sz w:val="18"/>
-              </w:rPr>
-            </w:r>
-          </w:p>
-          <w:p>
-            <w:pPr>
-              <w:pStyle w:val="Normal"/>
-              <w:widowControl/>
-              <w:suppressAutoHyphens w:val="true"/>
-              <w:spacing w:lineRule="auto" w:line="240" w:before="0" w:after="0"/>
-              <w:jc w:val="start"/>
-              <w:rPr>
-                <w:i/>
-                <w:sz w:val="18"/>
-              </w:rPr>
-            </w:pPr>
-            <w:r>
-              <w:rPr>
-                <w:i/>
-                <w:sz w:val="18"/>
-              </w:rPr>
-            </w:r>
-          </w:p>
-          <w:p>
-            <w:pPr>
-              <w:pStyle w:val="Normal"/>
-              <w:widowControl/>
-              <w:suppressAutoHyphens w:val="true"/>
-              <w:spacing w:lineRule="auto" w:line="240" w:before="0" w:after="0"/>
-              <w:jc w:val="start"/>
-              <w:rPr>
-                <w:i/>
-                <w:sz w:val="18"/>
-              </w:rPr>
-            </w:pPr>
-            <w:r>
-              <w:rPr>
-                <w:i/>
-                <w:sz w:val="18"/>
-              </w:rPr>
-            </w:r>
-          </w:p>
+          <w:sdt>
+            <w:sdtPr>
+              <w:id w:val="-408004621"/>
+              <w14:checkbox>
+                <w14:checked w:val="0"/>
+                <w14:checkedState w:val="2612"/>
+                <w14:uncheckedState w:val="2610"/>
+              </w14:checkbox>
+            </w:sdtPr>
+            <w:sdtContent>
+              <w:p>
+                <w:pPr>
+                  <w:pStyle w:val="Normal"/>
+                  <w:widowControl/>
+                  <w:spacing w:lineRule="auto" w:line="240" w:before="0" w:after="0"/>
+                  <w:jc w:val="center"/>
+                  <w:rPr>
+                    <w:b/>
+                    <w:color w:val="FF0000"/>
+                  </w:rPr>
+                </w:pPr>
+                <w:r>
+                  <w:rPr>
+                    <w:rFonts w:eastAsia="Calibri" w:cs=""/>
+                    <w:kern w:val="0"/>
+                    <w:sz w:val="22"/>
+                    <w:szCs w:val="22"/>
+                    <w:lang w:val="es-ES" w:eastAsia="en-US" w:bidi="ar-SA"/>
+                  </w:rPr>
+                  <w:drawing>
+                    <wp:anchor behindDoc="0" distT="0" distB="0" distL="0" distR="0" simplePos="0" locked="0" layoutInCell="1" allowOverlap="1" relativeHeight="2">
+                      <wp:simplePos x="0" y="0"/>
+                      <wp:positionH relativeFrom="column">
+                        <wp:align>center</wp:align>
+                      </wp:positionH>
+                      <wp:positionV relativeFrom="paragraph">
+                        <wp:posOffset>635</wp:posOffset>
+                      </wp:positionV>
+                      <wp:extent cx="4754880" cy="2870200"/>
+                      <wp:effectExtent l="0" t="0" r="0" b="0"/>
+                      <wp:wrapSquare wrapText="largest"/>
+                      <wp:docPr id="1" name="Image1"/>
+                      <wp:cNvGraphicFramePr>
+                        <a:graphicFrameLocks xmlns:a="http://schemas.openxmlformats.org/drawingml/2006/main" noChangeAspect="1"/>
+                      </wp:cNvGraphicFramePr>
+                      <a:graphic xmlns:a="http://schemas.openxmlformats.org/drawingml/2006/main">
+                        <a:graphicData uri="http://schemas.openxmlformats.org/drawingml/2006/picture">
+                          <pic:pic xmlns:pic="http://schemas.openxmlformats.org/drawingml/2006/picture">
+                            <pic:nvPicPr>
+                              <pic:cNvPr id="1" name="Image1"/>
+                              <pic:cNvPicPr>
+                                <a:picLocks noChangeAspect="1" noChangeArrowheads="1"/>
+                              </pic:cNvPicPr>
+                            </pic:nvPicPr>
+                            <pic:blipFill>
+                              <a:blip r:embed="rId2"/>
+                              <a:stretch>
+                                <a:fillRect/>
+                              </a:stretch>
+                            </pic:blipFill>
+                            <pic:spPr bwMode="auto">
+                              <a:xfrm>
+                                <a:off x="0" y="0"/>
+                                <a:ext cx="4754880" cy="2870200"/>
+                              </a:xfrm>
+                              <a:prstGeom prst="rect">
+                                <a:avLst/>
+                              </a:prstGeom>
+                              <a:noFill/>
+                            </pic:spPr>
+                          </pic:pic>
+                        </a:graphicData>
+                      </a:graphic>
+                    </wp:anchor>
+                  </w:drawing>
+                </w:r>
+              </w:p>
+              <w:p>
+                <w:pPr>
+                  <w:pStyle w:val="Normal"/>
+                  <w:widowControl/>
+                  <w:spacing w:lineRule="auto" w:line="240" w:before="0" w:after="0"/>
+                  <w:jc w:val="start"/>
+                  <w:rPr>
+                    <w:i/>
+                    <w:sz w:val="18"/>
+                  </w:rPr>
+                </w:pPr>
+                <w:r>
+                  <w:rPr>
+                    <w:rFonts w:eastAsia="Calibri" w:cs=""/>
+                    <w:i/>
+                    <w:kern w:val="0"/>
+                    <w:sz w:val="18"/>
+                    <w:szCs w:val="22"/>
+                    <w:lang w:val="es-ES" w:eastAsia="en-US" w:bidi="ar-SA"/>
+                  </w:rPr>
+                </w:r>
+              </w:p>
+            </w:sdtContent>
+          </w:sdt>
         </w:tc>
         <w:tc>
           <w:tcPr>
@@ -4227,7 +3940,6 @@
             <w:pPr>
               <w:pStyle w:val="Normal"/>
               <w:widowControl/>
-              <w:suppressAutoHyphens w:val="true"/>
               <w:spacing w:lineRule="auto" w:line="240" w:before="0" w:after="0"/>
               <w:jc w:val="start"/>
               <w:rPr>
@@ -4241,31 +3953,14 @@
             </w:pPr>
             <w:r>
               <w:rPr>
-                <w:rFonts w:ascii="Consolas" w:hAnsi="Consolas"/>
+                <w:rFonts w:eastAsia="Calibri" w:cs="" w:ascii="Consolas" w:hAnsi="Consolas"/>
                 <w:b/>
                 <w:strike/>
                 <w:color w:val="FF0000"/>
+                <w:kern w:val="0"/>
                 <w:sz w:val="18"/>
                 <w:szCs w:val="20"/>
-              </w:rPr>
-            </w:r>
-          </w:p>
-          <w:p>
-            <w:pPr>
-              <w:pStyle w:val="Normal"/>
-              <w:widowControl/>
-              <w:suppressAutoHyphens w:val="true"/>
-              <w:spacing w:lineRule="auto" w:line="240" w:before="0" w:after="0"/>
-              <w:jc w:val="start"/>
-              <w:rPr>
-                <w:i/>
-                <w:sz w:val="18"/>
-              </w:rPr>
-            </w:pPr>
-            <w:r>
-              <w:rPr>
-                <w:i/>
-                <w:sz w:val="18"/>
+                <w:lang w:val="es-ES" w:eastAsia="en-US" w:bidi="ar-SA"/>
               </w:rPr>
               <w:drawing>
                 <wp:anchor behindDoc="0" distT="0" distB="0" distL="0" distR="0" simplePos="0" locked="0" layoutInCell="1" allowOverlap="1" relativeHeight="3">
@@ -4315,9 +4010,68 @@
               </w:drawing>
             </w:r>
           </w:p>
+          <w:p>
+            <w:pPr>
+              <w:pStyle w:val="Normal"/>
+              <w:widowControl/>
+              <w:spacing w:lineRule="auto" w:line="240" w:before="0" w:after="0"/>
+              <w:jc w:val="start"/>
+              <w:rPr>
+                <w:i/>
+                <w:sz w:val="18"/>
+              </w:rPr>
+            </w:pPr>
+            <w:r>
+              <w:rPr>
+                <w:rFonts w:eastAsia="Calibri" w:cs=""/>
+                <w:i/>
+                <w:kern w:val="0"/>
+                <w:sz w:val="18"/>
+                <w:szCs w:val="22"/>
+                <w:lang w:val="es-ES" w:eastAsia="en-US" w:bidi="ar-SA"/>
+              </w:rPr>
+            </w:r>
+          </w:p>
         </w:tc>
       </w:tr>
     </w:tbl>
+    <w:p>
+      <w:pPr>
+        <w:pStyle w:val="Heading2"/>
+        <w:keepLines/>
+        <w:widowControl/>
+        <w:numPr>
+          <w:ilvl w:val="0"/>
+          <w:numId w:val="0"/>
+        </w:numPr>
+        <w:spacing w:lineRule="auto" w:line="240"/>
+        <w:jc w:val="start"/>
+        <w:rPr/>
+      </w:pPr>
+      <w:r>
+        <w:rPr/>
+      </w:r>
+      <w:r>
+        <w:br w:type="page"/>
+      </w:r>
+    </w:p>
+    <w:p>
+      <w:pPr>
+        <w:pStyle w:val="Normal"/>
+        <w:widowControl/>
+        <w:numPr>
+          <w:ilvl w:val="0"/>
+          <w:numId w:val="0"/>
+        </w:numPr>
+        <w:spacing w:lineRule="auto" w:line="240"/>
+        <w:jc w:val="start"/>
+        <w:outlineLvl w:val="1"/>
+        <w:rPr/>
+      </w:pPr>
+      <w:r>
+        <w:rPr/>
+      </w:r>
+    </w:p>
     <w:p>
       <w:pPr>
         <w:pStyle w:val="Heading2"/>
@@ -4492,14 +4246,14 @@
         <w:tblLook w:val="04a0" w:noHBand="0" w:noVBand="1" w:firstColumn="1" w:lastRow="0" w:lastColumn="0" w:firstRow="1"/>
       </w:tblPr>
       <w:tblGrid>
-        <w:gridCol w:w="8028"/>
-        <w:gridCol w:w="6532"/>
+        <w:gridCol w:w="8029"/>
+        <w:gridCol w:w="6531"/>
       </w:tblGrid>
       <w:tr>
         <w:trPr/>
         <w:tc>
           <w:tcPr>
-            <w:tcW w:w="8028" w:type="dxa"/>
+            <w:tcW w:w="8029" w:type="dxa"/>
             <w:tcBorders>
               <w:bottom w:val="double" w:sz="4" w:space="0" w:color="000000"/>
             </w:tcBorders>
@@ -4509,7 +4263,6 @@
             <w:pPr>
               <w:pStyle w:val="Normal"/>
               <w:widowControl/>
-              <w:suppressAutoHyphens w:val="true"/>
               <w:spacing w:lineRule="auto" w:line="240" w:before="0" w:after="0"/>
               <w:jc w:val="center"/>
               <w:rPr>
@@ -4533,7 +4286,7 @@
         </w:tc>
         <w:tc>
           <w:tcPr>
-            <w:tcW w:w="6532" w:type="dxa"/>
+            <w:tcW w:w="6531" w:type="dxa"/>
             <w:tcBorders>
               <w:bottom w:val="double" w:sz="4" w:space="0" w:color="000000"/>
             </w:tcBorders>
@@ -4543,7 +4296,6 @@
             <w:pPr>
               <w:pStyle w:val="Normal"/>
               <w:widowControl/>
-              <w:suppressAutoHyphens w:val="true"/>
               <w:spacing w:lineRule="auto" w:line="240" w:before="0" w:after="0"/>
               <w:jc w:val="center"/>
               <w:rPr>
@@ -4568,7 +4320,7 @@
         <w:trPr/>
         <w:tc>
           <w:tcPr>
-            <w:tcW w:w="8028" w:type="dxa"/>
+            <w:tcW w:w="8029" w:type="dxa"/>
             <w:tcBorders>
               <w:top w:val="double" w:sz="4" w:space="0" w:color="000000"/>
             </w:tcBorders>
@@ -4577,7 +4329,6 @@
             <w:pPr>
               <w:pStyle w:val="Normal"/>
               <w:widowControl/>
-              <w:suppressAutoHyphens w:val="true"/>
               <w:spacing w:lineRule="auto" w:line="240" w:before="0" w:after="0"/>
               <w:jc w:val="start"/>
               <w:rPr>
@@ -4591,20 +4342,21 @@
             </w:pPr>
             <w:r>
               <w:rPr>
-                <w:rFonts w:ascii="Consolas" w:hAnsi="Consolas"/>
+                <w:rFonts w:eastAsia="Calibri" w:cs="" w:ascii="Consolas" w:hAnsi="Consolas"/>
                 <w:b/>
                 <w:strike/>
                 <w:color w:val="FF0000"/>
+                <w:kern w:val="0"/>
                 <w:sz w:val="18"/>
                 <w:szCs w:val="20"/>
-              </w:rPr>
-            </w:r>
-          </w:p>
-          <w:p>
-            <w:pPr>
-              <w:pStyle w:val="Normal"/>
-              <w:widowControl/>
-              <w:suppressAutoHyphens w:val="true"/>
+                <w:lang w:val="es-ES" w:eastAsia="en-US" w:bidi="ar-SA"/>
+              </w:rPr>
+            </w:r>
+          </w:p>
+          <w:p>
+            <w:pPr>
+              <w:pStyle w:val="Normal"/>
+              <w:widowControl/>
               <w:spacing w:lineRule="auto" w:line="240" w:before="0" w:after="0"/>
               <w:jc w:val="start"/>
               <w:rPr>
@@ -4618,15 +4370,17 @@
             </w:pPr>
             <w:r>
               <w:rPr>
-                <w:rFonts w:ascii="Consolas" w:hAnsi="Consolas"/>
+                <w:rFonts w:eastAsia="Calibri" w:cs="" w:ascii="Consolas" w:hAnsi="Consolas"/>
                 <w:b/>
                 <w:strike/>
                 <w:color w:val="FF0000"/>
+                <w:kern w:val="0"/>
                 <w:sz w:val="18"/>
                 <w:szCs w:val="20"/>
+                <w:lang w:val="es-ES" w:eastAsia="en-US" w:bidi="ar-SA"/>
               </w:rPr>
               <w:drawing>
-                <wp:anchor behindDoc="0" distT="0" distB="0" distL="0" distR="0" simplePos="0" locked="0" layoutInCell="1" allowOverlap="1" relativeHeight="5">
+                <wp:anchor behindDoc="0" distT="0" distB="0" distL="0" distR="0" simplePos="0" locked="0" layoutInCell="1" allowOverlap="1" relativeHeight="4">
                   <wp:simplePos x="0" y="0"/>
                   <wp:positionH relativeFrom="column">
                     <wp:align>center</wp:align>
@@ -4677,7 +4431,6 @@
             <w:pPr>
               <w:pStyle w:val="Normal"/>
               <w:widowControl/>
-              <w:suppressAutoHyphens w:val="true"/>
               <w:spacing w:lineRule="auto" w:line="240" w:before="0" w:after="0"/>
               <w:jc w:val="start"/>
               <w:rPr>
@@ -4691,19 +4444,21 @@
             </w:pPr>
             <w:r>
               <w:rPr>
-                <w:rFonts w:ascii="Consolas" w:hAnsi="Consolas"/>
+                <w:rFonts w:eastAsia="Calibri" w:cs="" w:ascii="Consolas" w:hAnsi="Consolas"/>
                 <w:b/>
                 <w:strike/>
                 <w:color w:val="FF0000"/>
+                <w:kern w:val="0"/>
                 <w:sz w:val="18"/>
                 <w:szCs w:val="20"/>
-              </w:rPr>
-            </w:r>
-          </w:p>
-        </w:tc>
-        <w:tc>
-          <w:tcPr>
-            <w:tcW w:w="6532" w:type="dxa"/>
+                <w:lang w:val="es-ES" w:eastAsia="en-US" w:bidi="ar-SA"/>
+              </w:rPr>
+            </w:r>
+          </w:p>
+        </w:tc>
+        <w:tc>
+          <w:tcPr>
+            <w:tcW w:w="6531" w:type="dxa"/>
             <w:tcBorders>
               <w:top w:val="double" w:sz="4" w:space="0" w:color="000000"/>
             </w:tcBorders>
@@ -4713,7 +4468,6 @@
             <w:pPr>
               <w:pStyle w:val="Normal"/>
               <w:widowControl/>
-              <w:suppressAutoHyphens w:val="true"/>
               <w:spacing w:lineRule="auto" w:line="240" w:before="0" w:after="0"/>
               <w:jc w:val="start"/>
               <w:rPr>
@@ -4728,16 +4482,17 @@
             </w:pPr>
             <w:r>
               <w:rPr>
-                <w:rFonts w:ascii="Consolas" w:hAnsi="Consolas"/>
+                <w:rFonts w:eastAsia="Calibri" w:cs="" w:ascii="Consolas" w:hAnsi="Consolas"/>
                 <w:b/>
                 <w:strike/>
                 <w:color w:val="FF0000"/>
+                <w:kern w:val="0"/>
                 <w:sz w:val="18"/>
                 <w:szCs w:val="20"/>
-                <w:lang w:val="en-US"/>
+                <w:lang w:val="en-US" w:eastAsia="en-US" w:bidi="ar-SA"/>
               </w:rPr>
               <w:drawing>
-                <wp:anchor behindDoc="0" distT="0" distB="0" distL="0" distR="0" simplePos="0" locked="0" layoutInCell="1" allowOverlap="1" relativeHeight="4">
+                <wp:anchor behindDoc="0" distT="0" distB="0" distL="0" distR="0" simplePos="0" locked="0" layoutInCell="1" allowOverlap="1" relativeHeight="5">
                   <wp:simplePos x="0" y="0"/>
                   <wp:positionH relativeFrom="column">
                     <wp:align>center</wp:align>
@@ -4828,7 +4583,6 @@
             <w:pPr>
               <w:pStyle w:val="Normal"/>
               <w:widowControl/>
-              <w:suppressAutoHyphens w:val="true"/>
               <w:spacing w:lineRule="auto" w:line="240" w:before="0" w:after="0"/>
               <w:jc w:val="start"/>
               <w:rPr>
@@ -4842,12 +4596,14 @@
             </w:pPr>
             <w:r>
               <w:rPr>
-                <w:rFonts w:ascii="Consolas" w:hAnsi="Consolas"/>
+                <w:rFonts w:eastAsia="Calibri" w:cs="" w:ascii="Consolas" w:hAnsi="Consolas"/>
                 <w:b/>
                 <w:strike/>
                 <w:color w:val="FF0000"/>
+                <w:kern w:val="0"/>
                 <w:sz w:val="18"/>
                 <w:szCs w:val="20"/>
+                <w:lang w:val="es-ES" w:eastAsia="en-US" w:bidi="ar-SA"/>
               </w:rPr>
             </w:r>
           </w:p>
@@ -4871,14 +4627,10 @@
             </w:pPr>
             <w:r>
               <w:rPr>
-                <w:rFonts w:ascii="Consolas" w:hAnsi="Consolas"/>
                 <w:b w:val="false"/>
                 <w:bCs w:val="false"/>
                 <w:strike w:val="false"/>
                 <w:dstrike w:val="false"/>
-                <w:color w:val="FF0000"/>
-                <w:sz w:val="18"/>
-                <w:szCs w:val="20"/>
               </w:rPr>
               <w:t>El match de la entrada 10 del ACL 100 de FW2 cumple la política de seguridad del enunciado, bloquear el tráfico ICMP entre MySQL y exterior (y viceversa). Las ACLs 100 y 10 de FW1, se aplican a los puertos g1/0 (in) y g0/0 (in) respectivamente. En el caso de las ACLs de FW2, se aplican la 110 en fa1/0 (out) y la 100 en fa9/0 (in). Los matches de la política permisiva por defecto de FW1 pueden deberse a otros mensajes ICMP dirigidos a otros nodos de la red.</w:t>
             </w:r>
@@ -4887,7 +4639,6 @@
             <w:pPr>
               <w:pStyle w:val="Normal"/>
               <w:widowControl/>
-              <w:suppressAutoHyphens w:val="true"/>
               <w:spacing w:lineRule="auto" w:line="240" w:before="0" w:after="0"/>
               <w:jc w:val="start"/>
               <w:rPr>
@@ -4911,6 +4662,45 @@
         </w:tc>
       </w:tr>
     </w:tbl>
+    <w:p>
+      <w:pPr>
+        <w:pStyle w:val="Heading3"/>
+        <w:keepLines/>
+        <w:widowControl/>
+        <w:numPr>
+          <w:ilvl w:val="0"/>
+          <w:numId w:val="0"/>
+        </w:numPr>
+        <w:spacing w:lineRule="auto" w:line="240" w:before="240" w:after="0"/>
+        <w:ind w:hanging="0" w:start="0"/>
+        <w:jc w:val="start"/>
+        <w:rPr/>
+      </w:pPr>
+      <w:r>
+        <w:rPr/>
+      </w:r>
+      <w:r>
+        <w:br w:type="page"/>
+      </w:r>
+    </w:p>
+    <w:p>
+      <w:pPr>
+        <w:pStyle w:val="Normal"/>
+        <w:widowControl/>
+        <w:numPr>
+          <w:ilvl w:val="0"/>
+          <w:numId w:val="0"/>
+        </w:numPr>
+        <w:spacing w:lineRule="auto" w:line="240" w:before="240" w:after="0"/>
+        <w:ind w:hanging="0" w:start="0"/>
+        <w:jc w:val="start"/>
+        <w:outlineLvl w:val="2"/>
+        <w:rPr/>
+      </w:pPr>
+      <w:r>
+        <w:rPr/>
+      </w:r>
+    </w:p>
     <w:p>
       <w:pPr>
         <w:pStyle w:val="Heading3"/>
@@ -4955,121 +4745,6 @@
           <w:szCs w:val="18"/>
         </w:rPr>
         <w:t>(Calificación: 1 punto).</w:t>
-      </w:r>
-    </w:p>
-    <w:p>
-      <w:pPr>
-        <w:pStyle w:val="Normal"/>
-        <w:spacing w:lineRule="auto" w:line="240" w:before="240" w:after="0"/>
-        <w:ind w:hanging="0" w:start="0"/>
-        <w:rPr>
-          <w:rFonts w:ascii="Calibri" w:hAnsi="Calibri" w:eastAsia="Calibri" w:cs="" w:asciiTheme="minorHAnsi" w:cstheme="minorBidi" w:eastAsiaTheme="minorHAnsi" w:hAnsiTheme="minorHAnsi"/>
-          <w:i/>
-          <w:color w:val="auto"/>
-          <w:sz w:val="18"/>
-          <w:szCs w:val="18"/>
-        </w:rPr>
-      </w:pPr>
-      <w:r>
-        <w:rPr>
-          <w:rFonts w:eastAsia="Calibri" w:cs="" w:cstheme="minorBidi" w:eastAsiaTheme="minorHAnsi"/>
-          <w:i/>
-          <w:color w:val="auto"/>
-          <w:sz w:val="18"/>
-          <w:szCs w:val="18"/>
-        </w:rPr>
-      </w:r>
-    </w:p>
-    <w:p>
-      <w:pPr>
-        <w:pStyle w:val="Normal"/>
-        <w:spacing w:lineRule="auto" w:line="240" w:before="240" w:after="0"/>
-        <w:ind w:hanging="0" w:start="0"/>
-        <w:rPr>
-          <w:rFonts w:ascii="Calibri" w:hAnsi="Calibri" w:eastAsia="Calibri" w:cs="" w:asciiTheme="minorHAnsi" w:cstheme="minorBidi" w:eastAsiaTheme="minorHAnsi" w:hAnsiTheme="minorHAnsi"/>
-          <w:i/>
-          <w:color w:val="auto"/>
-          <w:sz w:val="18"/>
-          <w:szCs w:val="18"/>
-        </w:rPr>
-      </w:pPr>
-      <w:r>
-        <w:rPr>
-          <w:rFonts w:eastAsia="Calibri" w:cs="" w:cstheme="minorBidi" w:eastAsiaTheme="minorHAnsi"/>
-          <w:i/>
-          <w:color w:val="auto"/>
-          <w:sz w:val="18"/>
-          <w:szCs w:val="18"/>
-        </w:rPr>
-      </w:r>
-    </w:p>
-    <w:p>
-      <w:pPr>
-        <w:pStyle w:val="Normal"/>
-        <w:spacing w:lineRule="auto" w:line="240" w:before="240" w:after="0"/>
-        <w:ind w:hanging="0" w:start="0"/>
-        <w:rPr>
-          <w:rFonts w:ascii="Calibri" w:hAnsi="Calibri" w:eastAsia="Calibri" w:cs="" w:asciiTheme="minorHAnsi" w:cstheme="minorBidi" w:eastAsiaTheme="minorHAnsi" w:hAnsiTheme="minorHAnsi"/>
-          <w:i/>
-          <w:color w:val="auto"/>
-          <w:sz w:val="18"/>
-          <w:szCs w:val="18"/>
-        </w:rPr>
-      </w:pPr>
-      <w:r>
-        <w:rPr>
-          <w:rFonts w:eastAsia="Calibri" w:cs="" w:cstheme="minorBidi" w:eastAsiaTheme="minorHAnsi"/>
-          <w:i/>
-          <w:color w:val="auto"/>
-          <w:sz w:val="18"/>
-          <w:szCs w:val="18"/>
-        </w:rPr>
-      </w:r>
-    </w:p>
-    <w:p>
-      <w:pPr>
-        <w:pStyle w:val="Normal"/>
-        <w:spacing w:lineRule="auto" w:line="240" w:before="240" w:after="0"/>
-        <w:ind w:hanging="0" w:start="0"/>
-        <w:rPr>
-          <w:rFonts w:ascii="Calibri" w:hAnsi="Calibri" w:eastAsia="Calibri" w:cs="" w:asciiTheme="minorHAnsi" w:cstheme="minorBidi" w:eastAsiaTheme="minorHAnsi" w:hAnsiTheme="minorHAnsi"/>
-          <w:i/>
-          <w:color w:val="auto"/>
-          <w:sz w:val="18"/>
-          <w:szCs w:val="18"/>
-        </w:rPr>
-      </w:pPr>
-      <w:r>
-        <w:rPr>
-          <w:rFonts w:eastAsia="Calibri" w:cs="" w:cstheme="minorBidi" w:eastAsiaTheme="minorHAnsi"/>
-          <w:i/>
-          <w:color w:val="auto"/>
-          <w:sz w:val="18"/>
-          <w:szCs w:val="18"/>
-        </w:rPr>
-      </w:r>
-    </w:p>
-    <w:p>
-      <w:pPr>
-        <w:pStyle w:val="Normal"/>
-        <w:spacing w:lineRule="auto" w:line="240" w:before="240" w:after="0"/>
-        <w:ind w:hanging="0" w:start="0"/>
-        <w:rPr>
-          <w:rFonts w:ascii="Calibri" w:hAnsi="Calibri" w:eastAsia="Calibri" w:cs="" w:asciiTheme="minorHAnsi" w:cstheme="minorBidi" w:eastAsiaTheme="minorHAnsi" w:hAnsiTheme="minorHAnsi"/>
-          <w:i/>
-          <w:color w:val="auto"/>
-          <w:sz w:val="18"/>
-          <w:szCs w:val="18"/>
-        </w:rPr>
-      </w:pPr>
-      <w:r>
-        <w:rPr>
-          <w:rFonts w:eastAsia="Calibri" w:cs="" w:cstheme="minorBidi" w:eastAsiaTheme="minorHAnsi"/>
-          <w:i/>
-          <w:color w:val="auto"/>
-          <w:sz w:val="18"/>
-          <w:szCs w:val="18"/>
-        </w:rPr>
       </w:r>
     </w:p>
     <w:tbl>
@@ -5088,14 +4763,14 @@
         <w:tblLook w:val="04a0" w:noHBand="0" w:noVBand="1" w:firstColumn="1" w:lastRow="0" w:lastColumn="0" w:firstRow="1"/>
       </w:tblPr>
       <w:tblGrid>
-        <w:gridCol w:w="7895"/>
-        <w:gridCol w:w="6675"/>
+        <w:gridCol w:w="7896"/>
+        <w:gridCol w:w="6674"/>
       </w:tblGrid>
       <w:tr>
         <w:trPr/>
         <w:tc>
           <w:tcPr>
-            <w:tcW w:w="7895" w:type="dxa"/>
+            <w:tcW w:w="7896" w:type="dxa"/>
             <w:tcBorders>
               <w:bottom w:val="double" w:sz="4" w:space="0" w:color="000000"/>
             </w:tcBorders>
@@ -5105,7 +4780,6 @@
             <w:pPr>
               <w:pStyle w:val="Normal"/>
               <w:widowControl/>
-              <w:suppressAutoHyphens w:val="true"/>
               <w:spacing w:lineRule="auto" w:line="240" w:before="0" w:after="0"/>
               <w:jc w:val="center"/>
               <w:rPr>
@@ -5129,7 +4803,7 @@
         </w:tc>
         <w:tc>
           <w:tcPr>
-            <w:tcW w:w="6675" w:type="dxa"/>
+            <w:tcW w:w="6674" w:type="dxa"/>
             <w:tcBorders>
               <w:bottom w:val="double" w:sz="4" w:space="0" w:color="000000"/>
             </w:tcBorders>
@@ -5139,7 +4813,6 @@
             <w:pPr>
               <w:pStyle w:val="Normal"/>
               <w:widowControl/>
-              <w:suppressAutoHyphens w:val="true"/>
               <w:spacing w:lineRule="auto" w:line="240" w:before="0" w:after="0"/>
               <w:jc w:val="center"/>
               <w:rPr>
@@ -5161,12 +4834,10 @@
         </w:tc>
       </w:tr>
       <w:tr>
-        <w:trPr>
-          <w:trHeight w:val="2690" w:hRule="atLeast"/>
-        </w:trPr>
-        <w:tc>
-          <w:tcPr>
-            <w:tcW w:w="7895" w:type="dxa"/>
+        <w:trPr/>
+        <w:tc>
+          <w:tcPr>
+            <w:tcW w:w="7896" w:type="dxa"/>
             <w:tcBorders>
               <w:top w:val="double" w:sz="4" w:space="0" w:color="000000"/>
             </w:tcBorders>
@@ -5175,7 +4846,6 @@
             <w:pPr>
               <w:pStyle w:val="Normal"/>
               <w:widowControl/>
-              <w:suppressAutoHyphens w:val="true"/>
               <w:spacing w:lineRule="auto" w:line="240" w:before="0" w:after="0"/>
               <w:jc w:val="start"/>
               <w:rPr>
@@ -5190,16 +4860,17 @@
             </w:pPr>
             <w:r>
               <w:rPr>
-                <w:rFonts w:ascii="Consolas" w:hAnsi="Consolas"/>
+                <w:rFonts w:eastAsia="Calibri" w:cs="" w:ascii="Consolas" w:hAnsi="Consolas"/>
                 <w:b/>
                 <w:strike/>
                 <w:color w:val="FF0000"/>
+                <w:kern w:val="0"/>
                 <w:sz w:val="18"/>
                 <w:szCs w:val="20"/>
-                <w:lang w:val="en-US"/>
+                <w:lang w:val="en-US" w:eastAsia="en-US" w:bidi="ar-SA"/>
               </w:rPr>
               <w:drawing>
-                <wp:anchor behindDoc="0" distT="0" distB="0" distL="0" distR="0" simplePos="0" locked="0" layoutInCell="1" allowOverlap="1" relativeHeight="7">
+                <wp:anchor behindDoc="0" distT="0" distB="0" distL="0" distR="0" simplePos="0" locked="0" layoutInCell="1" allowOverlap="1" relativeHeight="6">
                   <wp:simplePos x="0" y="0"/>
                   <wp:positionH relativeFrom="column">
                     <wp:posOffset>272415</wp:posOffset>
@@ -5250,7 +4921,6 @@
             <w:pPr>
               <w:pStyle w:val="Normal"/>
               <w:widowControl/>
-              <w:suppressAutoHyphens w:val="true"/>
               <w:spacing w:lineRule="auto" w:line="240" w:before="0" w:after="0"/>
               <w:jc w:val="start"/>
               <w:rPr>
@@ -5265,20 +4935,21 @@
             </w:pPr>
             <w:r>
               <w:rPr>
-                <w:rFonts w:ascii="Consolas" w:hAnsi="Consolas"/>
+                <w:rFonts w:eastAsia="Calibri" w:cs="" w:ascii="Consolas" w:hAnsi="Consolas"/>
                 <w:b/>
                 <w:strike/>
                 <w:color w:val="FF0000"/>
+                <w:kern w:val="0"/>
                 <w:sz w:val="18"/>
                 <w:szCs w:val="20"/>
-                <w:lang w:val="en-US"/>
-              </w:rPr>
-            </w:r>
-          </w:p>
-        </w:tc>
-        <w:tc>
-          <w:tcPr>
-            <w:tcW w:w="6675" w:type="dxa"/>
+                <w:lang w:val="en-US" w:eastAsia="en-US" w:bidi="ar-SA"/>
+              </w:rPr>
+            </w:r>
+          </w:p>
+        </w:tc>
+        <w:tc>
+          <w:tcPr>
+            <w:tcW w:w="6674" w:type="dxa"/>
             <w:tcBorders>
               <w:top w:val="double" w:sz="4" w:space="0" w:color="000000"/>
             </w:tcBorders>
@@ -5288,7 +4959,6 @@
             <w:pPr>
               <w:pStyle w:val="Normal"/>
               <w:widowControl/>
-              <w:suppressAutoHyphens w:val="true"/>
               <w:spacing w:lineRule="auto" w:line="240" w:before="0" w:after="0"/>
               <w:jc w:val="start"/>
               <w:rPr>
@@ -5302,15 +4972,16 @@
             </w:pPr>
             <w:r>
               <w:rPr>
-                <w:rFonts w:ascii="Consolas" w:hAnsi="Consolas"/>
-                <w:b/>
-                <w:color w:val="FF0000"/>
+                <w:rFonts w:eastAsia="Calibri" w:cs="" w:ascii="Consolas" w:hAnsi="Consolas"/>
+                <w:b/>
+                <w:color w:val="FF0000"/>
+                <w:kern w:val="0"/>
                 <w:sz w:val="18"/>
                 <w:szCs w:val="20"/>
-                <w:lang w:val="en-US"/>
+                <w:lang w:val="en-US" w:eastAsia="en-US" w:bidi="ar-SA"/>
               </w:rPr>
               <w:drawing>
-                <wp:anchor behindDoc="0" distT="0" distB="0" distL="0" distR="0" simplePos="0" locked="0" layoutInCell="1" allowOverlap="1" relativeHeight="6">
+                <wp:anchor behindDoc="0" distT="0" distB="0" distL="0" distR="0" simplePos="0" locked="0" layoutInCell="1" allowOverlap="1" relativeHeight="7">
                   <wp:simplePos x="0" y="0"/>
                   <wp:positionH relativeFrom="column">
                     <wp:posOffset>0</wp:posOffset>
@@ -5401,7 +5072,6 @@
             <w:pPr>
               <w:pStyle w:val="Normal"/>
               <w:widowControl/>
-              <w:suppressAutoHyphens w:val="true"/>
               <w:spacing w:lineRule="auto" w:line="240" w:before="0" w:after="0"/>
               <w:jc w:val="start"/>
               <w:rPr>
@@ -5415,12 +5085,14 @@
             </w:pPr>
             <w:r>
               <w:rPr>
-                <w:rFonts w:ascii="Consolas" w:hAnsi="Consolas"/>
+                <w:rFonts w:eastAsia="Calibri" w:cs="" w:ascii="Consolas" w:hAnsi="Consolas"/>
                 <w:b/>
                 <w:strike/>
                 <w:color w:val="FF0000"/>
+                <w:kern w:val="0"/>
                 <w:sz w:val="18"/>
                 <w:szCs w:val="20"/>
+                <w:lang w:val="es-ES" w:eastAsia="en-US" w:bidi="ar-SA"/>
               </w:rPr>
             </w:r>
           </w:p>
@@ -5460,7 +5132,6 @@
             <w:pPr>
               <w:pStyle w:val="Normal"/>
               <w:widowControl/>
-              <w:suppressAutoHyphens w:val="true"/>
               <w:spacing w:lineRule="auto" w:line="240" w:before="120" w:after="0"/>
               <w:jc w:val="both"/>
               <w:rPr>
@@ -5506,8 +5177,6 @@
         <w:spacing w:lineRule="auto" w:line="240" w:before="0" w:after="0"/>
         <w:rPr/>
       </w:pPr>
-      <w:bookmarkStart w:id="0" w:name="_GoBack"/>
-      <w:bookmarkEnd w:id="0"/>
       <w:r>
         <w:rPr>
           <w:i/>
@@ -5638,7 +5307,6 @@
                 <w:tab w:val="clear" w:pos="284"/>
                 <w:tab w:val="left" w:pos="3828" w:leader="none"/>
               </w:tabs>
-              <w:suppressAutoHyphens w:val="true"/>
               <w:spacing w:lineRule="auto" w:line="240" w:before="0" w:after="120"/>
               <w:jc w:val="center"/>
               <w:rPr>
@@ -5676,7 +5344,6 @@
                 <w:tab w:val="clear" w:pos="284"/>
                 <w:tab w:val="left" w:pos="3828" w:leader="none"/>
               </w:tabs>
-              <w:suppressAutoHyphens w:val="true"/>
               <w:spacing w:lineRule="auto" w:line="240" w:before="0" w:after="120"/>
               <w:jc w:val="center"/>
               <w:rPr>
@@ -5714,7 +5381,6 @@
                 <w:tab w:val="clear" w:pos="284"/>
                 <w:tab w:val="left" w:pos="3828" w:leader="none"/>
               </w:tabs>
-              <w:suppressAutoHyphens w:val="true"/>
               <w:spacing w:lineRule="auto" w:line="240" w:before="0" w:after="0"/>
               <w:jc w:val="center"/>
               <w:rPr>
@@ -5764,7 +5430,6 @@
                 <w:tab w:val="clear" w:pos="284"/>
                 <w:tab w:val="left" w:pos="3828" w:leader="none"/>
               </w:tabs>
-              <w:suppressAutoHyphens w:val="true"/>
               <w:spacing w:lineRule="auto" w:line="240" w:before="0" w:after="0"/>
               <w:jc w:val="center"/>
               <w:rPr>
@@ -5800,7 +5465,6 @@
             <w:pPr>
               <w:pStyle w:val="Normal"/>
               <w:widowControl/>
-              <w:suppressAutoHyphens w:val="true"/>
               <w:spacing w:lineRule="auto" w:line="240" w:before="0" w:after="0"/>
               <w:jc w:val="start"/>
               <w:rPr>
@@ -5814,42 +5478,17 @@
             </w:pPr>
             <w:r>
               <w:rPr>
-                <w:rFonts w:ascii="Consolas" w:hAnsi="Consolas"/>
+                <w:rFonts w:eastAsia="Calibri" w:cs="" w:ascii="Consolas" w:hAnsi="Consolas"/>
                 <w:b/>
                 <w:strike/>
                 <w:color w:val="FF0000"/>
+                <w:kern w:val="0"/>
                 <w:sz w:val="18"/>
                 <w:szCs w:val="20"/>
-              </w:rPr>
-            </w:r>
-          </w:p>
-          <w:p>
-            <w:pPr>
-              <w:pStyle w:val="Normal"/>
-              <w:widowControl/>
-              <w:suppressAutoHyphens w:val="true"/>
-              <w:spacing w:lineRule="auto" w:line="240" w:before="0" w:after="0"/>
-              <w:jc w:val="start"/>
-              <w:rPr>
-                <w:rFonts w:ascii="Consolas" w:hAnsi="Consolas"/>
-                <w:b/>
-                <w:strike/>
-                <w:color w:val="FF0000"/>
-                <w:sz w:val="18"/>
-                <w:szCs w:val="20"/>
-              </w:rPr>
-            </w:pPr>
-            <w:r>
-              <w:rPr>
-                <w:rFonts w:ascii="Consolas" w:hAnsi="Consolas"/>
-                <w:b/>
-                <w:strike/>
-                <w:color w:val="FF0000"/>
-                <w:sz w:val="18"/>
-                <w:szCs w:val="20"/>
+                <w:lang w:val="es-ES" w:eastAsia="en-US" w:bidi="ar-SA"/>
               </w:rPr>
               <w:drawing>
-                <wp:anchor behindDoc="0" distT="0" distB="0" distL="0" distR="0" simplePos="0" locked="0" layoutInCell="1" allowOverlap="1" relativeHeight="9">
+                <wp:anchor behindDoc="0" distT="0" distB="0" distL="0" distR="0" simplePos="0" locked="0" layoutInCell="1" allowOverlap="1" relativeHeight="8">
                   <wp:simplePos x="0" y="0"/>
                   <wp:positionH relativeFrom="column">
                     <wp:align>center</wp:align>
@@ -5896,6 +5535,34 @@
               </w:drawing>
             </w:r>
           </w:p>
+          <w:p>
+            <w:pPr>
+              <w:pStyle w:val="Normal"/>
+              <w:widowControl/>
+              <w:spacing w:lineRule="auto" w:line="240" w:before="0" w:after="0"/>
+              <w:jc w:val="start"/>
+              <w:rPr>
+                <w:rFonts w:ascii="Consolas" w:hAnsi="Consolas"/>
+                <w:b/>
+                <w:strike/>
+                <w:color w:val="FF0000"/>
+                <w:sz w:val="18"/>
+                <w:szCs w:val="20"/>
+              </w:rPr>
+            </w:pPr>
+            <w:r>
+              <w:rPr>
+                <w:rFonts w:eastAsia="Calibri" w:cs="" w:ascii="Consolas" w:hAnsi="Consolas"/>
+                <w:b/>
+                <w:strike/>
+                <w:color w:val="FF0000"/>
+                <w:kern w:val="0"/>
+                <w:sz w:val="18"/>
+                <w:szCs w:val="20"/>
+                <w:lang w:val="es-ES" w:eastAsia="en-US" w:bidi="ar-SA"/>
+              </w:rPr>
+            </w:r>
+          </w:p>
         </w:tc>
         <w:tc>
           <w:tcPr>
@@ -5908,7 +5575,6 @@
             <w:pPr>
               <w:pStyle w:val="Normal"/>
               <w:widowControl/>
-              <w:suppressAutoHyphens w:val="true"/>
               <w:spacing w:lineRule="auto" w:line="240" w:before="0" w:after="0"/>
               <w:jc w:val="start"/>
               <w:rPr>
@@ -5922,15 +5588,17 @@
             </w:pPr>
             <w:r>
               <w:rPr>
-                <w:rFonts w:ascii="Consolas" w:hAnsi="Consolas"/>
+                <w:rFonts w:eastAsia="Calibri" w:cs="" w:ascii="Consolas" w:hAnsi="Consolas"/>
                 <w:b/>
                 <w:strike/>
                 <w:color w:val="FF0000"/>
+                <w:kern w:val="0"/>
                 <w:sz w:val="18"/>
                 <w:szCs w:val="20"/>
+                <w:lang w:val="es-ES" w:eastAsia="en-US" w:bidi="ar-SA"/>
               </w:rPr>
               <w:drawing>
-                <wp:anchor behindDoc="0" distT="0" distB="0" distL="0" distR="0" simplePos="0" locked="0" layoutInCell="1" allowOverlap="1" relativeHeight="8">
+                <wp:anchor behindDoc="0" distT="0" distB="0" distL="0" distR="0" simplePos="0" locked="0" layoutInCell="1" allowOverlap="1" relativeHeight="9">
                   <wp:simplePos x="0" y="0"/>
                   <wp:positionH relativeFrom="column">
                     <wp:align>center</wp:align>
@@ -5989,7 +5657,6 @@
             <w:pPr>
               <w:pStyle w:val="Normal"/>
               <w:widowControl/>
-              <w:suppressAutoHyphens w:val="true"/>
               <w:spacing w:lineRule="auto" w:line="240" w:before="0" w:after="0"/>
               <w:jc w:val="start"/>
               <w:rPr>
@@ -6002,7 +5669,16 @@
               </w:rPr>
             </w:pPr>
             <w:r>
-              <w:rPr/>
+              <w:rPr>
+                <w:rFonts w:eastAsia="Calibri" w:cs="" w:ascii="Consolas" w:hAnsi="Consolas"/>
+                <w:b/>
+                <w:strike/>
+                <w:color w:val="FF0000"/>
+                <w:kern w:val="0"/>
+                <w:sz w:val="18"/>
+                <w:szCs w:val="20"/>
+                <w:lang w:val="es-ES" w:eastAsia="en-US" w:bidi="ar-SA"/>
+              </w:rPr>
               <w:drawing>
                 <wp:anchor behindDoc="0" distT="0" distB="0" distL="0" distR="0" simplePos="0" locked="0" layoutInCell="1" allowOverlap="1" relativeHeight="10">
                   <wp:simplePos x="0" y="0"/>
@@ -6065,7 +5741,7 @@
       </w:pPr>
       <w:r>
         <w:rPr/>
-        <w:t xml:space="preserve">Script y administración remota. </w:t>
+        <w:t xml:space="preserve">Script. </w:t>
       </w:r>
       <w:r>
         <w:rPr>
@@ -6200,6 +5876,30 @@
             <w:pPr>
               <w:pStyle w:val="Normal"/>
               <w:widowControl/>
+              <w:spacing w:lineRule="auto" w:line="240" w:before="0" w:after="0"/>
+              <w:jc w:val="both"/>
+              <w:rPr>
+                <w:rFonts w:ascii="Consolas" w:hAnsi="Consolas"/>
+                <w:color w:val="FF0000"/>
+                <w:sz w:val="18"/>
+                <w:lang w:val="en-US"/>
+              </w:rPr>
+            </w:pPr>
+            <w:r>
+              <w:rPr>
+                <w:rFonts w:eastAsia="Calibri" w:cs="" w:ascii="Consolas" w:hAnsi="Consolas"/>
+                <w:color w:val="FF0000"/>
+                <w:kern w:val="0"/>
+                <w:sz w:val="18"/>
+                <w:szCs w:val="22"/>
+                <w:lang w:val="en-US" w:eastAsia="en-US" w:bidi="ar-SA"/>
+              </w:rPr>
+            </w:r>
+          </w:p>
+          <w:p>
+            <w:pPr>
+              <w:pStyle w:val="Normal"/>
+              <w:widowControl/>
               <w:suppressAutoHyphens w:val="true"/>
               <w:spacing w:lineRule="auto" w:line="240" w:before="0" w:after="0"/>
               <w:jc w:val="both"/>
@@ -6770,20 +6470,45 @@
             <w:pPr>
               <w:pStyle w:val="Normal"/>
               <w:widowControl/>
-              <w:suppressAutoHyphens w:val="true"/>
               <w:spacing w:lineRule="auto" w:line="240" w:before="0" w:after="0"/>
               <w:jc w:val="both"/>
               <w:rPr>
                 <w:rFonts w:ascii="Consolas" w:hAnsi="Consolas"/>
+                <w:color w:val="FF0000"/>
                 <w:sz w:val="18"/>
                 <w:lang w:val="en-US"/>
               </w:rPr>
             </w:pPr>
             <w:r>
               <w:rPr>
+                <w:rFonts w:eastAsia="Calibri" w:cs="" w:ascii="Consolas" w:hAnsi="Consolas"/>
+                <w:color w:val="FF0000"/>
+                <w:kern w:val="0"/>
+                <w:sz w:val="18"/>
+                <w:szCs w:val="22"/>
+                <w:lang w:val="en-US" w:eastAsia="en-US" w:bidi="ar-SA"/>
+              </w:rPr>
+            </w:r>
+          </w:p>
+          <w:p>
+            <w:pPr>
+              <w:pStyle w:val="Normal"/>
+              <w:widowControl/>
+              <w:spacing w:lineRule="auto" w:line="240" w:before="0" w:after="0"/>
+              <w:jc w:val="both"/>
+              <w:rPr>
                 <w:rFonts w:ascii="Consolas" w:hAnsi="Consolas"/>
                 <w:sz w:val="18"/>
                 <w:lang w:val="en-US"/>
+              </w:rPr>
+            </w:pPr>
+            <w:r>
+              <w:rPr>
+                <w:rFonts w:eastAsia="Calibri" w:cs="" w:ascii="Consolas" w:hAnsi="Consolas"/>
+                <w:kern w:val="0"/>
+                <w:sz w:val="18"/>
+                <w:szCs w:val="22"/>
+                <w:lang w:val="en-US" w:eastAsia="en-US" w:bidi="ar-SA"/>
               </w:rPr>
             </w:r>
           </w:p>
@@ -6799,9 +6524,7 @@
           <w:ilvl w:val="0"/>
           <w:numId w:val="0"/>
         </w:numPr>
-        <w:suppressAutoHyphens w:val="true"/>
         <w:spacing w:lineRule="auto" w:line="240" w:before="120" w:after="0"/>
-        <w:ind w:hanging="0" w:start="0"/>
         <w:jc w:val="start"/>
         <w:rPr/>
       </w:pPr>
@@ -6820,9 +6543,7 @@
           <w:ilvl w:val="0"/>
           <w:numId w:val="0"/>
         </w:numPr>
-        <w:suppressAutoHyphens w:val="true"/>
-        <w:spacing w:lineRule="auto" w:line="240" w:before="0" w:after="0"/>
-        <w:ind w:hanging="0" w:start="0"/>
+        <w:spacing w:lineRule="auto" w:line="240" w:before="120" w:after="0"/>
         <w:jc w:val="start"/>
         <w:outlineLvl w:val="2"/>
         <w:rPr/>
@@ -6847,7 +6568,7 @@
       </w:r>
       <w:r>
         <w:rPr/>
-        <w:t xml:space="preserve">Inicia el servicio SSH, ejecuta el </w:t>
+        <w:t xml:space="preserve">Ejecuta el </w:t>
       </w:r>
       <w:r>
         <w:rPr>
@@ -7067,7 +6788,6 @@
             <w:pPr>
               <w:pStyle w:val="Normal"/>
               <w:widowControl/>
-              <w:suppressAutoHyphens w:val="true"/>
               <w:spacing w:lineRule="auto" w:line="240" w:before="0" w:after="0"/>
               <w:jc w:val="start"/>
               <w:rPr>
@@ -7101,7 +6821,6 @@
             <w:pPr>
               <w:pStyle w:val="Normal"/>
               <w:widowControl/>
-              <w:suppressAutoHyphens w:val="true"/>
               <w:spacing w:lineRule="auto" w:line="240" w:before="0" w:after="0"/>
               <w:jc w:val="start"/>
               <w:rPr>
@@ -7135,7 +6854,6 @@
             <w:pPr>
               <w:pStyle w:val="Normal"/>
               <w:widowControl/>
-              <w:suppressAutoHyphens w:val="true"/>
               <w:spacing w:lineRule="auto" w:line="240" w:before="0" w:after="0"/>
               <w:jc w:val="start"/>
               <w:rPr>
@@ -7169,7 +6887,6 @@
             <w:pPr>
               <w:pStyle w:val="Normal"/>
               <w:widowControl/>
-              <w:suppressAutoHyphens w:val="true"/>
               <w:spacing w:lineRule="auto" w:line="240" w:before="0" w:after="0"/>
               <w:jc w:val="start"/>
               <w:rPr>
@@ -7203,7 +6920,6 @@
             <w:pPr>
               <w:pStyle w:val="Normal"/>
               <w:widowControl/>
-              <w:suppressAutoHyphens w:val="true"/>
               <w:spacing w:lineRule="auto" w:line="240" w:before="0" w:after="0"/>
               <w:jc w:val="start"/>
               <w:rPr>
@@ -7237,7 +6953,6 @@
             <w:pPr>
               <w:pStyle w:val="Normal"/>
               <w:widowControl/>
-              <w:suppressAutoHyphens w:val="true"/>
               <w:spacing w:lineRule="auto" w:line="240" w:before="0" w:after="0"/>
               <w:jc w:val="center"/>
               <w:rPr>
@@ -7358,7 +7073,6 @@
                 <w:ilvl w:val="0"/>
                 <w:numId w:val="4"/>
               </w:numPr>
-              <w:suppressAutoHyphens w:val="true"/>
               <w:spacing w:lineRule="auto" w:line="240" w:before="0" w:after="0"/>
               <w:ind w:hanging="0" w:start="0"/>
               <w:contextualSpacing w:val="false"/>
@@ -7369,7 +7083,11 @@
             </w:pPr>
             <w:r>
               <w:rPr>
-                <w:sz w:val="18"/>
+                <w:rFonts w:eastAsia="Calibri" w:cs=""/>
+                <w:kern w:val="0"/>
+                <w:sz w:val="18"/>
+                <w:szCs w:val="22"/>
+                <w:lang w:val="es-ES" w:eastAsia="en-US" w:bidi="ar-SA"/>
               </w:rPr>
             </w:r>
           </w:p>
@@ -7385,7 +7103,6 @@
             <w:pPr>
               <w:pStyle w:val="Normal"/>
               <w:widowControl/>
-              <w:suppressAutoHyphens w:val="true"/>
               <w:spacing w:lineRule="auto" w:line="240" w:before="0" w:after="0"/>
               <w:jc w:val="start"/>
               <w:rPr>
@@ -7416,7 +7133,6 @@
             <w:pPr>
               <w:pStyle w:val="Normal"/>
               <w:widowControl/>
-              <w:suppressAutoHyphens w:val="true"/>
               <w:spacing w:lineRule="auto" w:line="240" w:before="0" w:after="0"/>
               <w:jc w:val="start"/>
               <w:rPr>
@@ -7446,7 +7162,6 @@
             <w:pPr>
               <w:pStyle w:val="Normal"/>
               <w:widowControl/>
-              <w:suppressAutoHyphens w:val="true"/>
               <w:spacing w:lineRule="auto" w:line="240" w:before="0" w:after="0"/>
               <w:jc w:val="start"/>
               <w:rPr>
@@ -7476,9 +7191,9 @@
             <w:sdtPr>
               <w:id w:val="871804018"/>
               <w14:checkbox>
-                <w14:checked w:val=""/>
-                <w14:checkedState w:val=""/>
-                <w14:uncheckedState w:val=""/>
+                <w14:checked w:val="0"/>
+                <w14:checkedState w:val="2612"/>
+                <w14:uncheckedState w:val="2610"/>
               </w14:checkbox>
             </w:sdtPr>
             <w:sdtContent>
@@ -7486,7 +7201,6 @@
                 <w:pPr>
                   <w:pStyle w:val="Normal"/>
                   <w:widowControl/>
-                  <w:suppressAutoHyphens w:val="true"/>
                   <w:spacing w:lineRule="auto" w:line="240" w:before="0" w:after="0"/>
                   <w:jc w:val="center"/>
                   <w:rPr>
@@ -7620,7 +7334,6 @@
                 <w:ilvl w:val="0"/>
                 <w:numId w:val="4"/>
               </w:numPr>
-              <w:suppressAutoHyphens w:val="true"/>
               <w:spacing w:lineRule="auto" w:line="240" w:before="0" w:after="0"/>
               <w:ind w:hanging="0" w:start="0"/>
               <w:contextualSpacing w:val="false"/>
@@ -7631,7 +7344,11 @@
             </w:pPr>
             <w:r>
               <w:rPr>
-                <w:sz w:val="18"/>
+                <w:rFonts w:eastAsia="Calibri" w:cs=""/>
+                <w:kern w:val="0"/>
+                <w:sz w:val="18"/>
+                <w:szCs w:val="22"/>
+                <w:lang w:val="es-ES" w:eastAsia="en-US" w:bidi="ar-SA"/>
               </w:rPr>
             </w:r>
           </w:p>
@@ -7645,7 +7362,6 @@
             <w:pPr>
               <w:pStyle w:val="Normal"/>
               <w:widowControl/>
-              <w:suppressAutoHyphens w:val="true"/>
               <w:spacing w:lineRule="auto" w:line="240" w:before="0" w:after="0"/>
               <w:jc w:val="start"/>
               <w:rPr>
@@ -7674,7 +7390,6 @@
             <w:pPr>
               <w:pStyle w:val="Normal"/>
               <w:widowControl/>
-              <w:suppressAutoHyphens w:val="true"/>
               <w:spacing w:lineRule="auto" w:line="240" w:before="0" w:after="0"/>
               <w:jc w:val="start"/>
               <w:rPr>
@@ -7702,7 +7417,6 @@
             <w:pPr>
               <w:pStyle w:val="Normal"/>
               <w:widowControl/>
-              <w:suppressAutoHyphens w:val="true"/>
               <w:spacing w:lineRule="auto" w:line="240" w:before="0" w:after="0"/>
               <w:jc w:val="start"/>
               <w:rPr>
@@ -7730,9 +7444,9 @@
             <w:sdtPr>
               <w:id w:val="-1442913933"/>
               <w14:checkbox>
-                <w14:checked w:val=""/>
-                <w14:checkedState w:val=""/>
-                <w14:uncheckedState w:val=""/>
+                <w14:checked w:val="0"/>
+                <w14:checkedState w:val="2612"/>
+                <w14:uncheckedState w:val="2610"/>
               </w14:checkbox>
             </w:sdtPr>
             <w:sdtContent>
@@ -7740,7 +7454,6 @@
                 <w:pPr>
                   <w:pStyle w:val="Normal"/>
                   <w:widowControl/>
-                  <w:suppressAutoHyphens w:val="true"/>
                   <w:spacing w:lineRule="auto" w:line="240" w:before="0" w:after="0"/>
                   <w:jc w:val="center"/>
                   <w:rPr>
@@ -7872,7 +7585,6 @@
                 <w:ilvl w:val="0"/>
                 <w:numId w:val="4"/>
               </w:numPr>
-              <w:suppressAutoHyphens w:val="true"/>
               <w:spacing w:lineRule="auto" w:line="240" w:before="0" w:after="0"/>
               <w:ind w:hanging="0" w:start="0"/>
               <w:contextualSpacing w:val="false"/>
@@ -7883,7 +7595,11 @@
             </w:pPr>
             <w:r>
               <w:rPr>
-                <w:sz w:val="18"/>
+                <w:rFonts w:eastAsia="Calibri" w:cs=""/>
+                <w:kern w:val="0"/>
+                <w:sz w:val="18"/>
+                <w:szCs w:val="22"/>
+                <w:lang w:val="es-ES" w:eastAsia="en-US" w:bidi="ar-SA"/>
               </w:rPr>
             </w:r>
           </w:p>
@@ -7897,7 +7613,6 @@
             <w:pPr>
               <w:pStyle w:val="Normal"/>
               <w:widowControl/>
-              <w:suppressAutoHyphens w:val="true"/>
               <w:spacing w:lineRule="auto" w:line="240" w:before="0" w:after="0"/>
               <w:jc w:val="start"/>
               <w:rPr>
@@ -7926,7 +7641,6 @@
             <w:pPr>
               <w:pStyle w:val="Normal"/>
               <w:widowControl/>
-              <w:suppressAutoHyphens w:val="true"/>
               <w:spacing w:lineRule="auto" w:line="240" w:before="0" w:after="0"/>
               <w:jc w:val="start"/>
               <w:rPr>
@@ -7954,7 +7668,6 @@
             <w:pPr>
               <w:pStyle w:val="Normal"/>
               <w:widowControl/>
-              <w:suppressAutoHyphens w:val="true"/>
               <w:spacing w:lineRule="auto" w:line="240" w:before="0" w:after="0"/>
               <w:jc w:val="start"/>
               <w:rPr>
@@ -7982,9 +7695,9 @@
             <w:sdtPr>
               <w:id w:val="555982004"/>
               <w14:checkbox>
-                <w14:checked w:val=""/>
-                <w14:checkedState w:val=""/>
-                <w14:uncheckedState w:val=""/>
+                <w14:checked w:val="0"/>
+                <w14:checkedState w:val="2612"/>
+                <w14:uncheckedState w:val="2610"/>
               </w14:checkbox>
             </w:sdtPr>
             <w:sdtContent>
@@ -7992,7 +7705,6 @@
                 <w:pPr>
                   <w:pStyle w:val="Normal"/>
                   <w:widowControl/>
-                  <w:suppressAutoHyphens w:val="true"/>
                   <w:spacing w:lineRule="auto" w:line="240" w:before="0" w:after="0"/>
                   <w:jc w:val="center"/>
                   <w:rPr>
@@ -8155,7 +7867,6 @@
                 <w:ilvl w:val="0"/>
                 <w:numId w:val="4"/>
               </w:numPr>
-              <w:suppressAutoHyphens w:val="true"/>
               <w:spacing w:lineRule="auto" w:line="240" w:before="0" w:after="0"/>
               <w:ind w:hanging="0" w:start="0"/>
               <w:contextualSpacing w:val="false"/>
@@ -8166,7 +7877,11 @@
             </w:pPr>
             <w:r>
               <w:rPr>
-                <w:sz w:val="18"/>
+                <w:rFonts w:eastAsia="Calibri" w:cs=""/>
+                <w:kern w:val="0"/>
+                <w:sz w:val="18"/>
+                <w:szCs w:val="22"/>
+                <w:lang w:val="es-ES" w:eastAsia="en-US" w:bidi="ar-SA"/>
               </w:rPr>
             </w:r>
           </w:p>
@@ -8180,7 +7895,6 @@
             <w:pPr>
               <w:pStyle w:val="Normal"/>
               <w:widowControl/>
-              <w:suppressAutoHyphens w:val="true"/>
               <w:spacing w:lineRule="auto" w:line="240" w:before="0" w:after="0"/>
               <w:jc w:val="start"/>
               <w:rPr>
@@ -8209,7 +7923,6 @@
             <w:pPr>
               <w:pStyle w:val="Normal"/>
               <w:widowControl/>
-              <w:suppressAutoHyphens w:val="true"/>
               <w:spacing w:lineRule="auto" w:line="240" w:before="0" w:after="0"/>
               <w:jc w:val="start"/>
               <w:rPr>
@@ -8237,7 +7950,6 @@
             <w:pPr>
               <w:pStyle w:val="Normal"/>
               <w:widowControl/>
-              <w:suppressAutoHyphens w:val="true"/>
               <w:spacing w:lineRule="auto" w:line="240" w:before="0" w:after="0"/>
               <w:jc w:val="start"/>
               <w:rPr>
@@ -8266,9 +7978,9 @@
             <w:sdtPr>
               <w:id w:val="945507424"/>
               <w14:checkbox>
-                <w14:checked w:val=""/>
-                <w14:checkedState w:val=""/>
-                <w14:uncheckedState w:val=""/>
+                <w14:checked w:val="0"/>
+                <w14:checkedState w:val="2612"/>
+                <w14:uncheckedState w:val="2610"/>
               </w14:checkbox>
             </w:sdtPr>
             <w:sdtContent>
@@ -8276,7 +7988,6 @@
                 <w:pPr>
                   <w:pStyle w:val="Normal"/>
                   <w:widowControl/>
-                  <w:suppressAutoHyphens w:val="true"/>
                   <w:spacing w:lineRule="auto" w:line="240" w:before="0" w:after="0"/>
                   <w:jc w:val="center"/>
                   <w:rPr>
@@ -8437,7 +8148,6 @@
                 <w:ilvl w:val="0"/>
                 <w:numId w:val="4"/>
               </w:numPr>
-              <w:suppressAutoHyphens w:val="true"/>
               <w:spacing w:lineRule="auto" w:line="240" w:before="0" w:after="0"/>
               <w:ind w:hanging="0" w:start="0"/>
               <w:contextualSpacing w:val="false"/>
@@ -8448,7 +8158,11 @@
             </w:pPr>
             <w:r>
               <w:rPr>
-                <w:sz w:val="18"/>
+                <w:rFonts w:eastAsia="Calibri" w:cs=""/>
+                <w:kern w:val="0"/>
+                <w:sz w:val="18"/>
+                <w:szCs w:val="22"/>
+                <w:lang w:val="es-ES" w:eastAsia="en-US" w:bidi="ar-SA"/>
               </w:rPr>
             </w:r>
           </w:p>
@@ -8462,7 +8176,6 @@
             <w:pPr>
               <w:pStyle w:val="Normal"/>
               <w:widowControl/>
-              <w:suppressAutoHyphens w:val="true"/>
               <w:spacing w:lineRule="auto" w:line="240" w:before="0" w:after="0"/>
               <w:jc w:val="start"/>
               <w:rPr>
@@ -8491,7 +8204,6 @@
             <w:pPr>
               <w:pStyle w:val="Normal"/>
               <w:widowControl/>
-              <w:suppressAutoHyphens w:val="true"/>
               <w:spacing w:lineRule="auto" w:line="240" w:before="0" w:after="0"/>
               <w:jc w:val="start"/>
               <w:rPr>
@@ -8519,7 +8231,6 @@
             <w:pPr>
               <w:pStyle w:val="Normal"/>
               <w:widowControl/>
-              <w:suppressAutoHyphens w:val="true"/>
               <w:spacing w:lineRule="auto" w:line="240" w:before="0" w:after="0"/>
               <w:jc w:val="start"/>
               <w:rPr>
@@ -8547,9 +8258,9 @@
             <w:sdtPr>
               <w:id w:val="1740060523"/>
               <w14:checkbox>
-                <w14:checked w:val=""/>
-                <w14:checkedState w:val=""/>
-                <w14:uncheckedState w:val=""/>
+                <w14:checked w:val="0"/>
+                <w14:checkedState w:val="2612"/>
+                <w14:uncheckedState w:val="2610"/>
               </w14:checkbox>
             </w:sdtPr>
             <w:sdtContent>
@@ -8557,7 +8268,6 @@
                 <w:pPr>
                   <w:pStyle w:val="Normal"/>
                   <w:widowControl/>
-                  <w:suppressAutoHyphens w:val="true"/>
                   <w:spacing w:lineRule="auto" w:line="240" w:before="0" w:after="0"/>
                   <w:jc w:val="center"/>
                   <w:rPr>
@@ -8718,7 +8428,6 @@
                 <w:ilvl w:val="0"/>
                 <w:numId w:val="4"/>
               </w:numPr>
-              <w:suppressAutoHyphens w:val="true"/>
               <w:spacing w:lineRule="auto" w:line="240" w:before="0" w:after="0"/>
               <w:ind w:hanging="0" w:start="0"/>
               <w:contextualSpacing w:val="false"/>
@@ -8729,7 +8438,11 @@
             </w:pPr>
             <w:r>
               <w:rPr>
-                <w:sz w:val="18"/>
+                <w:rFonts w:eastAsia="Calibri" w:cs=""/>
+                <w:kern w:val="0"/>
+                <w:sz w:val="18"/>
+                <w:szCs w:val="22"/>
+                <w:lang w:val="es-ES" w:eastAsia="en-US" w:bidi="ar-SA"/>
               </w:rPr>
             </w:r>
           </w:p>
@@ -8744,7 +8457,6 @@
             <w:pPr>
               <w:pStyle w:val="Normal"/>
               <w:widowControl/>
-              <w:suppressAutoHyphens w:val="true"/>
               <w:spacing w:lineRule="auto" w:line="240" w:before="0" w:after="0"/>
               <w:jc w:val="start"/>
               <w:rPr>
@@ -8775,7 +8487,6 @@
             <w:pPr>
               <w:pStyle w:val="Normal"/>
               <w:widowControl/>
-              <w:suppressAutoHyphens w:val="true"/>
               <w:spacing w:lineRule="auto" w:line="240" w:before="0" w:after="0"/>
               <w:jc w:val="start"/>
               <w:rPr>
@@ -8804,7 +8515,6 @@
             <w:pPr>
               <w:pStyle w:val="Normal"/>
               <w:widowControl/>
-              <w:suppressAutoHyphens w:val="true"/>
               <w:spacing w:lineRule="auto" w:line="240" w:before="0" w:after="0"/>
               <w:jc w:val="start"/>
               <w:rPr>
@@ -8833,9 +8543,9 @@
             <w:sdtPr>
               <w:id w:val="2009478889"/>
               <w14:checkbox>
-                <w14:checked w:val=""/>
-                <w14:checkedState w:val=""/>
-                <w14:uncheckedState w:val=""/>
+                <w14:checked w:val="0"/>
+                <w14:checkedState w:val="2612"/>
+                <w14:uncheckedState w:val="2610"/>
               </w14:checkbox>
             </w:sdtPr>
             <w:sdtContent>
@@ -8843,7 +8553,6 @@
                 <w:pPr>
                   <w:pStyle w:val="Normal"/>
                   <w:widowControl/>
-                  <w:suppressAutoHyphens w:val="true"/>
                   <w:spacing w:lineRule="auto" w:line="240" w:before="0" w:after="0"/>
                   <w:jc w:val="center"/>
                   <w:rPr>
@@ -8990,7 +8699,9 @@
         </w:tc>
       </w:tr>
       <w:tr>
-        <w:trPr/>
+        <w:trPr>
+          <w:trHeight w:val="1437" w:hRule="atLeast"/>
+        </w:trPr>
         <w:tc>
           <w:tcPr>
             <w:tcW w:w="355" w:type="dxa"/>
@@ -9005,7 +8716,6 @@
                 <w:ilvl w:val="0"/>
                 <w:numId w:val="4"/>
               </w:numPr>
-              <w:suppressAutoHyphens w:val="true"/>
               <w:spacing w:lineRule="auto" w:line="240" w:before="0" w:after="0"/>
               <w:ind w:hanging="0" w:start="0"/>
               <w:contextualSpacing w:val="false"/>
@@ -9016,7 +8726,11 @@
             </w:pPr>
             <w:r>
               <w:rPr>
-                <w:sz w:val="18"/>
+                <w:rFonts w:eastAsia="Calibri" w:cs=""/>
+                <w:kern w:val="0"/>
+                <w:sz w:val="18"/>
+                <w:szCs w:val="22"/>
+                <w:lang w:val="es-ES" w:eastAsia="en-US" w:bidi="ar-SA"/>
               </w:rPr>
             </w:r>
           </w:p>
@@ -9031,7 +8745,6 @@
             <w:pPr>
               <w:pStyle w:val="Normal"/>
               <w:widowControl/>
-              <w:suppressAutoHyphens w:val="true"/>
               <w:spacing w:lineRule="auto" w:line="240" w:before="0" w:after="0"/>
               <w:jc w:val="start"/>
               <w:rPr>
@@ -9062,7 +8775,6 @@
             <w:pPr>
               <w:pStyle w:val="Normal"/>
               <w:widowControl/>
-              <w:suppressAutoHyphens w:val="true"/>
               <w:spacing w:lineRule="auto" w:line="240" w:before="0" w:after="0"/>
               <w:jc w:val="start"/>
               <w:rPr>
@@ -9091,7 +8803,6 @@
             <w:pPr>
               <w:pStyle w:val="Normal"/>
               <w:widowControl/>
-              <w:suppressAutoHyphens w:val="true"/>
               <w:spacing w:lineRule="auto" w:line="240" w:before="0" w:after="0"/>
               <w:jc w:val="start"/>
               <w:rPr>
@@ -9120,9 +8831,9 @@
             <w:sdtPr>
               <w:id w:val="-405064839"/>
               <w14:checkbox>
-                <w14:checked w:val=""/>
-                <w14:checkedState w:val=""/>
-                <w14:uncheckedState w:val=""/>
+                <w14:checked w:val="0"/>
+                <w14:checkedState w:val="2612"/>
+                <w14:uncheckedState w:val="2610"/>
               </w14:checkbox>
             </w:sdtPr>
             <w:sdtContent>
@@ -9130,7 +8841,6 @@
                 <w:pPr>
                   <w:pStyle w:val="Normal"/>
                   <w:widowControl/>
-                  <w:suppressAutoHyphens w:val="true"/>
                   <w:spacing w:lineRule="auto" w:line="240" w:before="0" w:after="0"/>
                   <w:jc w:val="center"/>
                   <w:rPr>
@@ -9274,33 +8984,6 @@
               <w:t>iptables -P FORWARD DROP</w:t>
             </w:r>
           </w:p>
-          <w:p>
-            <w:pPr>
-              <w:pStyle w:val="Normal"/>
-              <w:widowControl/>
-              <w:suppressAutoHyphens w:val="true"/>
-              <w:spacing w:lineRule="auto" w:line="240" w:before="0" w:after="0"/>
-              <w:jc w:val="start"/>
-              <w:rPr>
-                <w:rFonts w:ascii="Consolas" w:hAnsi="Consolas"/>
-                <w:b w:val="false"/>
-                <w:bCs w:val="false"/>
-                <w:color w:val="FF0000"/>
-                <w:sz w:val="18"/>
-                <w:u w:val="none"/>
-              </w:rPr>
-            </w:pPr>
-            <w:r>
-              <w:rPr>
-                <w:rFonts w:ascii="Consolas" w:hAnsi="Consolas"/>
-                <w:b w:val="false"/>
-                <w:bCs w:val="false"/>
-                <w:color w:val="FF0000"/>
-                <w:sz w:val="18"/>
-                <w:u w:val="none"/>
-              </w:rPr>
-            </w:r>
-          </w:p>
         </w:tc>
       </w:tr>
       <w:tr>
@@ -9321,7 +9004,6 @@
                 <w:ilvl w:val="0"/>
                 <w:numId w:val="4"/>
               </w:numPr>
-              <w:suppressAutoHyphens w:val="true"/>
               <w:spacing w:lineRule="auto" w:line="240" w:before="0" w:after="0"/>
               <w:ind w:hanging="0" w:start="0"/>
               <w:contextualSpacing w:val="false"/>
@@ -9332,7 +9014,11 @@
             </w:pPr>
             <w:r>
               <w:rPr>
-                <w:sz w:val="18"/>
+                <w:rFonts w:eastAsia="Calibri" w:cs=""/>
+                <w:kern w:val="0"/>
+                <w:sz w:val="18"/>
+                <w:szCs w:val="22"/>
+                <w:lang w:val="es-ES" w:eastAsia="en-US" w:bidi="ar-SA"/>
               </w:rPr>
             </w:r>
           </w:p>
@@ -9349,7 +9035,6 @@
             <w:pPr>
               <w:pStyle w:val="Normal"/>
               <w:widowControl/>
-              <w:suppressAutoHyphens w:val="true"/>
               <w:spacing w:lineRule="auto" w:line="240" w:before="0" w:after="0"/>
               <w:jc w:val="start"/>
               <w:rPr>
@@ -9382,7 +9067,6 @@
             <w:pPr>
               <w:pStyle w:val="Normal"/>
               <w:widowControl/>
-              <w:suppressAutoHyphens w:val="true"/>
               <w:spacing w:lineRule="auto" w:line="240" w:before="0" w:after="0"/>
               <w:jc w:val="start"/>
               <w:rPr>
@@ -9413,7 +9097,6 @@
             <w:pPr>
               <w:pStyle w:val="Normal"/>
               <w:widowControl/>
-              <w:suppressAutoHyphens w:val="true"/>
               <w:spacing w:lineRule="auto" w:line="240" w:before="0" w:after="0"/>
               <w:jc w:val="start"/>
               <w:rPr>
@@ -9444,9 +9127,9 @@
             <w:sdtPr>
               <w:id w:val="-1165081714"/>
               <w14:checkbox>
-                <w14:checked w:val=""/>
-                <w14:checkedState w:val=""/>
-                <w14:uncheckedState w:val=""/>
+                <w14:checked w:val="0"/>
+                <w14:checkedState w:val="2612"/>
+                <w14:uncheckedState w:val="2610"/>
               </w14:checkbox>
             </w:sdtPr>
             <w:sdtContent>
@@ -9454,7 +9137,6 @@
                 <w:pPr>
                   <w:pStyle w:val="Normal"/>
                   <w:widowControl/>
-                  <w:suppressAutoHyphens w:val="true"/>
                   <w:spacing w:lineRule="auto" w:line="240" w:before="0" w:after="0"/>
                   <w:jc w:val="center"/>
                   <w:rPr>
@@ -9594,7 +9276,6 @@
                 <w:ilvl w:val="0"/>
                 <w:numId w:val="4"/>
               </w:numPr>
-              <w:suppressAutoHyphens w:val="true"/>
               <w:spacing w:lineRule="auto" w:line="240" w:before="0" w:after="0"/>
               <w:ind w:hanging="0" w:start="0"/>
               <w:contextualSpacing w:val="false"/>
@@ -9605,7 +9286,11 @@
             </w:pPr>
             <w:r>
               <w:rPr>
-                <w:sz w:val="18"/>
+                <w:rFonts w:eastAsia="Calibri" w:cs=""/>
+                <w:kern w:val="0"/>
+                <w:sz w:val="18"/>
+                <w:szCs w:val="22"/>
+                <w:lang w:val="es-ES" w:eastAsia="en-US" w:bidi="ar-SA"/>
               </w:rPr>
             </w:r>
           </w:p>
@@ -9622,7 +9307,6 @@
             <w:pPr>
               <w:pStyle w:val="Normal"/>
               <w:widowControl/>
-              <w:suppressAutoHyphens w:val="true"/>
               <w:spacing w:lineRule="auto" w:line="240" w:before="0" w:after="0"/>
               <w:jc w:val="start"/>
               <w:rPr>
@@ -9654,7 +9338,6 @@
             <w:pPr>
               <w:pStyle w:val="Normal"/>
               <w:widowControl/>
-              <w:suppressAutoHyphens w:val="true"/>
               <w:spacing w:lineRule="auto" w:line="240" w:before="0" w:after="0"/>
               <w:jc w:val="start"/>
               <w:rPr>
@@ -9685,7 +9368,6 @@
             <w:pPr>
               <w:pStyle w:val="Normal"/>
               <w:widowControl/>
-              <w:suppressAutoHyphens w:val="true"/>
               <w:spacing w:lineRule="auto" w:line="240" w:before="0" w:after="0"/>
               <w:jc w:val="start"/>
               <w:rPr>
@@ -9716,9 +9398,9 @@
             <w:sdtPr>
               <w:id w:val="691728446"/>
               <w14:checkbox>
-                <w14:checked w:val=""/>
-                <w14:checkedState w:val=""/>
-                <w14:uncheckedState w:val=""/>
+                <w14:checked w:val="0"/>
+                <w14:checkedState w:val="2612"/>
+                <w14:uncheckedState w:val="2610"/>
               </w14:checkbox>
             </w:sdtPr>
             <w:sdtContent>
@@ -9726,7 +9408,6 @@
                 <w:pPr>
                   <w:pStyle w:val="Normal"/>
                   <w:widowControl/>
-                  <w:suppressAutoHyphens w:val="true"/>
                   <w:spacing w:lineRule="auto" w:line="240" w:before="0" w:after="0"/>
                   <w:jc w:val="center"/>
                   <w:rPr>
@@ -9890,7 +9571,6 @@
                 <w:ilvl w:val="0"/>
                 <w:numId w:val="4"/>
               </w:numPr>
-              <w:suppressAutoHyphens w:val="true"/>
               <w:spacing w:lineRule="auto" w:line="240" w:before="0" w:after="0"/>
               <w:ind w:hanging="0" w:start="0"/>
               <w:contextualSpacing w:val="false"/>
@@ -9901,7 +9581,11 @@
             </w:pPr>
             <w:r>
               <w:rPr>
-                <w:sz w:val="18"/>
+                <w:rFonts w:eastAsia="Calibri" w:cs=""/>
+                <w:kern w:val="0"/>
+                <w:sz w:val="18"/>
+                <w:szCs w:val="22"/>
+                <w:lang w:val="es-ES" w:eastAsia="en-US" w:bidi="ar-SA"/>
               </w:rPr>
             </w:r>
           </w:p>
@@ -9916,7 +9600,6 @@
             <w:pPr>
               <w:pStyle w:val="Normal"/>
               <w:widowControl/>
-              <w:suppressAutoHyphens w:val="true"/>
               <w:spacing w:lineRule="auto" w:line="240" w:before="0" w:after="0"/>
               <w:jc w:val="start"/>
               <w:rPr>
@@ -9947,7 +9630,6 @@
             <w:pPr>
               <w:pStyle w:val="Normal"/>
               <w:widowControl/>
-              <w:suppressAutoHyphens w:val="true"/>
               <w:spacing w:lineRule="auto" w:line="240" w:before="0" w:after="0"/>
               <w:jc w:val="start"/>
               <w:rPr>
@@ -9976,7 +9658,6 @@
             <w:pPr>
               <w:pStyle w:val="Normal"/>
               <w:widowControl/>
-              <w:suppressAutoHyphens w:val="true"/>
               <w:spacing w:lineRule="auto" w:line="240" w:before="0" w:after="0"/>
               <w:jc w:val="start"/>
               <w:rPr>
@@ -10005,9 +9686,9 @@
             <w:sdtPr>
               <w:id w:val="1962067675"/>
               <w14:checkbox>
-                <w14:checked w:val=""/>
-                <w14:checkedState w:val=""/>
-                <w14:uncheckedState w:val=""/>
+                <w14:checked w:val="0"/>
+                <w14:checkedState w:val="2612"/>
+                <w14:uncheckedState w:val="2610"/>
               </w14:checkbox>
             </w:sdtPr>
             <w:sdtContent>
@@ -10015,7 +9696,6 @@
                 <w:pPr>
                   <w:pStyle w:val="Normal"/>
                   <w:widowControl/>
-                  <w:suppressAutoHyphens w:val="true"/>
                   <w:spacing w:lineRule="auto" w:line="240" w:before="0" w:after="0"/>
                   <w:jc w:val="center"/>
                   <w:rPr>
@@ -10234,7 +9914,6 @@
             <w:pPr>
               <w:pStyle w:val="Normal"/>
               <w:widowControl/>
-              <w:suppressAutoHyphens w:val="true"/>
               <w:spacing w:lineRule="auto" w:line="240" w:before="0" w:after="0"/>
               <w:jc w:val="center"/>
               <w:rPr>
@@ -10266,7 +9945,6 @@
             <w:pPr>
               <w:pStyle w:val="Normal"/>
               <w:widowControl/>
-              <w:suppressAutoHyphens w:val="true"/>
               <w:spacing w:lineRule="auto" w:line="240" w:before="0" w:after="0"/>
               <w:jc w:val="center"/>
               <w:rPr>
@@ -10312,7 +9990,6 @@
             <w:pPr>
               <w:pStyle w:val="Normal"/>
               <w:widowControl/>
-              <w:suppressAutoHyphens w:val="true"/>
               <w:spacing w:lineRule="auto" w:line="240" w:before="0" w:after="0"/>
               <w:jc w:val="start"/>
               <w:rPr>
@@ -10325,19 +10002,21 @@
             </w:pPr>
             <w:r>
               <w:rPr>
-                <w:rFonts w:ascii="Consolas" w:hAnsi="Consolas"/>
-                <w:b/>
-                <w:color w:val="FF0000"/>
-                <w:sz w:val="18"/>
+                <w:rFonts w:eastAsia="Calibri" w:cs="" w:ascii="Consolas" w:hAnsi="Consolas"/>
+                <w:b/>
+                <w:color w:val="FF0000"/>
+                <w:kern w:val="0"/>
+                <w:sz w:val="18"/>
+                <w:szCs w:val="22"/>
                 <w:u w:val="single"/>
-              </w:rPr>
-            </w:r>
-          </w:p>
-          <w:p>
-            <w:pPr>
-              <w:pStyle w:val="Normal"/>
-              <w:widowControl/>
-              <w:suppressAutoHyphens w:val="true"/>
+                <w:lang w:val="es-ES" w:eastAsia="en-US" w:bidi="ar-SA"/>
+              </w:rPr>
+            </w:r>
+          </w:p>
+          <w:p>
+            <w:pPr>
+              <w:pStyle w:val="Normal"/>
+              <w:widowControl/>
               <w:spacing w:lineRule="auto" w:line="240" w:before="0" w:after="0"/>
               <w:jc w:val="start"/>
               <w:rPr>
@@ -10350,14 +10029,17 @@
             </w:pPr>
             <w:r>
               <w:rPr>
-                <w:rFonts w:ascii="Consolas" w:hAnsi="Consolas"/>
-                <w:b/>
-                <w:color w:val="FF0000"/>
-                <w:sz w:val="18"/>
+                <w:rFonts w:eastAsia="Calibri" w:cs="" w:ascii="Consolas" w:hAnsi="Consolas"/>
+                <w:b/>
+                <w:color w:val="FF0000"/>
+                <w:kern w:val="0"/>
+                <w:sz w:val="18"/>
+                <w:szCs w:val="22"/>
                 <w:u w:val="single"/>
+                <w:lang w:val="es-ES" w:eastAsia="en-US" w:bidi="ar-SA"/>
               </w:rPr>
               <w:drawing>
-                <wp:anchor behindDoc="0" distT="0" distB="0" distL="0" distR="0" simplePos="0" locked="0" layoutInCell="0" allowOverlap="1" relativeHeight="11">
+                <wp:anchor behindDoc="0" distT="0" distB="0" distL="0" distR="0" simplePos="0" locked="0" layoutInCell="1" allowOverlap="1" relativeHeight="11">
                   <wp:simplePos x="0" y="0"/>
                   <wp:positionH relativeFrom="column">
                     <wp:posOffset>0</wp:posOffset>
@@ -10408,7 +10090,6 @@
             <w:pPr>
               <w:pStyle w:val="Normal"/>
               <w:widowControl/>
-              <w:suppressAutoHyphens w:val="true"/>
               <w:spacing w:lineRule="auto" w:line="240" w:before="0" w:after="0"/>
               <w:jc w:val="start"/>
               <w:rPr>
@@ -10421,19 +10102,21 @@
             </w:pPr>
             <w:r>
               <w:rPr>
-                <w:rFonts w:ascii="Consolas" w:hAnsi="Consolas"/>
-                <w:b/>
-                <w:color w:val="FF0000"/>
-                <w:sz w:val="18"/>
+                <w:rFonts w:eastAsia="Calibri" w:cs="" w:ascii="Consolas" w:hAnsi="Consolas"/>
+                <w:b/>
+                <w:color w:val="FF0000"/>
+                <w:kern w:val="0"/>
+                <w:sz w:val="18"/>
+                <w:szCs w:val="22"/>
                 <w:u w:val="single"/>
-              </w:rPr>
-            </w:r>
-          </w:p>
-          <w:p>
-            <w:pPr>
-              <w:pStyle w:val="Normal"/>
-              <w:widowControl/>
-              <w:suppressAutoHyphens w:val="true"/>
+                <w:lang w:val="es-ES" w:eastAsia="en-US" w:bidi="ar-SA"/>
+              </w:rPr>
+            </w:r>
+          </w:p>
+          <w:p>
+            <w:pPr>
+              <w:pStyle w:val="Normal"/>
+              <w:widowControl/>
               <w:spacing w:lineRule="auto" w:line="240" w:before="0" w:after="0"/>
               <w:jc w:val="start"/>
               <w:rPr>
@@ -10446,19 +10129,21 @@
             </w:pPr>
             <w:r>
               <w:rPr>
-                <w:rFonts w:ascii="Consolas" w:hAnsi="Consolas"/>
-                <w:b/>
-                <w:color w:val="FF0000"/>
-                <w:sz w:val="18"/>
+                <w:rFonts w:eastAsia="Calibri" w:cs="" w:ascii="Consolas" w:hAnsi="Consolas"/>
+                <w:b/>
+                <w:color w:val="FF0000"/>
+                <w:kern w:val="0"/>
+                <w:sz w:val="18"/>
+                <w:szCs w:val="22"/>
                 <w:u w:val="single"/>
-              </w:rPr>
-            </w:r>
-          </w:p>
-          <w:p>
-            <w:pPr>
-              <w:pStyle w:val="Normal"/>
-              <w:widowControl/>
-              <w:suppressAutoHyphens w:val="true"/>
+                <w:lang w:val="es-ES" w:eastAsia="en-US" w:bidi="ar-SA"/>
+              </w:rPr>
+            </w:r>
+          </w:p>
+          <w:p>
+            <w:pPr>
+              <w:pStyle w:val="Normal"/>
+              <w:widowControl/>
               <w:spacing w:lineRule="auto" w:line="240" w:before="0" w:after="0"/>
               <w:jc w:val="start"/>
               <w:rPr>
@@ -10471,19 +10156,21 @@
             </w:pPr>
             <w:r>
               <w:rPr>
-                <w:rFonts w:ascii="Consolas" w:hAnsi="Consolas"/>
-                <w:b/>
-                <w:color w:val="FF0000"/>
-                <w:sz w:val="18"/>
+                <w:rFonts w:eastAsia="Calibri" w:cs="" w:ascii="Consolas" w:hAnsi="Consolas"/>
+                <w:b/>
+                <w:color w:val="FF0000"/>
+                <w:kern w:val="0"/>
+                <w:sz w:val="18"/>
+                <w:szCs w:val="22"/>
                 <w:u w:val="single"/>
-              </w:rPr>
-            </w:r>
-          </w:p>
-          <w:p>
-            <w:pPr>
-              <w:pStyle w:val="Normal"/>
-              <w:widowControl/>
-              <w:suppressAutoHyphens w:val="true"/>
+                <w:lang w:val="es-ES" w:eastAsia="en-US" w:bidi="ar-SA"/>
+              </w:rPr>
+            </w:r>
+          </w:p>
+          <w:p>
+            <w:pPr>
+              <w:pStyle w:val="Normal"/>
+              <w:widowControl/>
               <w:spacing w:lineRule="auto" w:line="240" w:before="0" w:after="0"/>
               <w:jc w:val="start"/>
               <w:rPr>
@@ -10496,19 +10183,21 @@
             </w:pPr>
             <w:r>
               <w:rPr>
-                <w:rFonts w:ascii="Consolas" w:hAnsi="Consolas"/>
-                <w:b/>
-                <w:color w:val="FF0000"/>
-                <w:sz w:val="18"/>
+                <w:rFonts w:eastAsia="Calibri" w:cs="" w:ascii="Consolas" w:hAnsi="Consolas"/>
+                <w:b/>
+                <w:color w:val="FF0000"/>
+                <w:kern w:val="0"/>
+                <w:sz w:val="18"/>
+                <w:szCs w:val="22"/>
                 <w:u w:val="single"/>
-              </w:rPr>
-            </w:r>
-          </w:p>
-          <w:p>
-            <w:pPr>
-              <w:pStyle w:val="Normal"/>
-              <w:widowControl/>
-              <w:suppressAutoHyphens w:val="true"/>
+                <w:lang w:val="es-ES" w:eastAsia="en-US" w:bidi="ar-SA"/>
+              </w:rPr>
+            </w:r>
+          </w:p>
+          <w:p>
+            <w:pPr>
+              <w:pStyle w:val="Normal"/>
+              <w:widowControl/>
               <w:spacing w:lineRule="auto" w:line="240" w:before="0" w:after="0"/>
               <w:jc w:val="start"/>
               <w:rPr>
@@ -10521,19 +10210,21 @@
             </w:pPr>
             <w:r>
               <w:rPr>
-                <w:rFonts w:ascii="Consolas" w:hAnsi="Consolas"/>
-                <w:b/>
-                <w:color w:val="FF0000"/>
-                <w:sz w:val="18"/>
+                <w:rFonts w:eastAsia="Calibri" w:cs="" w:ascii="Consolas" w:hAnsi="Consolas"/>
+                <w:b/>
+                <w:color w:val="FF0000"/>
+                <w:kern w:val="0"/>
+                <w:sz w:val="18"/>
+                <w:szCs w:val="22"/>
                 <w:u w:val="single"/>
-              </w:rPr>
-            </w:r>
-          </w:p>
-          <w:p>
-            <w:pPr>
-              <w:pStyle w:val="Normal"/>
-              <w:widowControl/>
-              <w:suppressAutoHyphens w:val="true"/>
+                <w:lang w:val="es-ES" w:eastAsia="en-US" w:bidi="ar-SA"/>
+              </w:rPr>
+            </w:r>
+          </w:p>
+          <w:p>
+            <w:pPr>
+              <w:pStyle w:val="Normal"/>
+              <w:widowControl/>
               <w:spacing w:lineRule="auto" w:line="240" w:before="0" w:after="0"/>
               <w:jc w:val="start"/>
               <w:rPr>
@@ -10546,19 +10237,21 @@
             </w:pPr>
             <w:r>
               <w:rPr>
-                <w:rFonts w:ascii="Consolas" w:hAnsi="Consolas"/>
-                <w:b/>
-                <w:color w:val="FF0000"/>
-                <w:sz w:val="18"/>
+                <w:rFonts w:eastAsia="Calibri" w:cs="" w:ascii="Consolas" w:hAnsi="Consolas"/>
+                <w:b/>
+                <w:color w:val="FF0000"/>
+                <w:kern w:val="0"/>
+                <w:sz w:val="18"/>
+                <w:szCs w:val="22"/>
                 <w:u w:val="single"/>
-              </w:rPr>
-            </w:r>
-          </w:p>
-          <w:p>
-            <w:pPr>
-              <w:pStyle w:val="Normal"/>
-              <w:widowControl/>
-              <w:suppressAutoHyphens w:val="true"/>
+                <w:lang w:val="es-ES" w:eastAsia="en-US" w:bidi="ar-SA"/>
+              </w:rPr>
+            </w:r>
+          </w:p>
+          <w:p>
+            <w:pPr>
+              <w:pStyle w:val="Normal"/>
+              <w:widowControl/>
               <w:spacing w:lineRule="auto" w:line="240" w:before="0" w:after="0"/>
               <w:jc w:val="start"/>
               <w:rPr>
@@ -10571,19 +10264,21 @@
             </w:pPr>
             <w:r>
               <w:rPr>
-                <w:rFonts w:ascii="Consolas" w:hAnsi="Consolas"/>
-                <w:b/>
-                <w:color w:val="FF0000"/>
-                <w:sz w:val="18"/>
+                <w:rFonts w:eastAsia="Calibri" w:cs="" w:ascii="Consolas" w:hAnsi="Consolas"/>
+                <w:b/>
+                <w:color w:val="FF0000"/>
+                <w:kern w:val="0"/>
+                <w:sz w:val="18"/>
+                <w:szCs w:val="22"/>
                 <w:u w:val="single"/>
-              </w:rPr>
-            </w:r>
-          </w:p>
-          <w:p>
-            <w:pPr>
-              <w:pStyle w:val="Normal"/>
-              <w:widowControl/>
-              <w:suppressAutoHyphens w:val="true"/>
+                <w:lang w:val="es-ES" w:eastAsia="en-US" w:bidi="ar-SA"/>
+              </w:rPr>
+            </w:r>
+          </w:p>
+          <w:p>
+            <w:pPr>
+              <w:pStyle w:val="Normal"/>
+              <w:widowControl/>
               <w:spacing w:lineRule="auto" w:line="240" w:before="0" w:after="0"/>
               <w:jc w:val="start"/>
               <w:rPr>
@@ -10973,7 +10668,6 @@
             <w:pPr>
               <w:pStyle w:val="Normal"/>
               <w:widowControl/>
-              <w:suppressAutoHyphens w:val="true"/>
               <w:spacing w:lineRule="auto" w:line="240" w:before="0" w:after="0"/>
               <w:jc w:val="center"/>
               <w:rPr>
@@ -10990,62 +10684,13 @@
                 <w:szCs w:val="22"/>
                 <w:lang w:val="es-ES" w:eastAsia="en-US" w:bidi="ar-SA"/>
               </w:rPr>
-              <w:t xml:space="preserve">Prueba 4. Ping desde el firewall </w:t>
-            </w:r>
-            <w:r>
-              <w:rPr>
-                <w:rFonts w:eastAsia="Calibri" w:cs=""/>
-                <w:b/>
-                <w:color w:val="FF0000"/>
-                <w:kern w:val="0"/>
-                <w:sz w:val="16"/>
-                <w:szCs w:val="22"/>
-                <w:lang w:val="es-ES" w:eastAsia="en-US" w:bidi="ar-SA"/>
-              </w:rPr>
-              <w:t>(</w:t>
-            </w:r>
-            <w:r>
-              <w:rPr>
-                <w:rFonts w:eastAsia="Calibri" w:cs=""/>
-                <w:b/>
-                <w:color w:val="FF0000"/>
-                <w:kern w:val="0"/>
-                <w:sz w:val="16"/>
-                <w:szCs w:val="22"/>
-                <w:u w:val="single"/>
-                <w:lang w:val="es-ES" w:eastAsia="en-US" w:bidi="ar-SA"/>
-              </w:rPr>
-              <w:t>desde el terminal de administración remota</w:t>
-            </w:r>
-            <w:r>
-              <w:rPr>
-                <w:rFonts w:eastAsia="Calibri" w:cs=""/>
-                <w:b/>
-                <w:color w:val="FF0000"/>
-                <w:kern w:val="0"/>
-                <w:sz w:val="16"/>
-                <w:szCs w:val="22"/>
-                <w:lang w:val="es-ES" w:eastAsia="en-US" w:bidi="ar-SA"/>
-              </w:rPr>
-              <w:t>)</w:t>
-            </w:r>
-            <w:r>
-              <w:rPr>
-                <w:rFonts w:eastAsia="Calibri" w:cs=""/>
-                <w:b/>
-                <w:kern w:val="0"/>
-                <w:sz w:val="16"/>
-                <w:szCs w:val="22"/>
-                <w:lang w:val="es-ES" w:eastAsia="en-US" w:bidi="ar-SA"/>
-              </w:rPr>
-              <w:t xml:space="preserve"> a la máquina 192.168.56.10</w:t>
-            </w:r>
-          </w:p>
-          <w:p>
-            <w:pPr>
-              <w:pStyle w:val="Normal"/>
-              <w:widowControl/>
-              <w:suppressAutoHyphens w:val="true"/>
+              <w:t>Prueba 4. Ping desde el firewall a la máquina 192.168.56.10</w:t>
+            </w:r>
+          </w:p>
+          <w:p>
+            <w:pPr>
+              <w:pStyle w:val="Normal"/>
+              <w:widowControl/>
               <w:spacing w:lineRule="auto" w:line="240" w:before="0" w:after="0"/>
               <w:jc w:val="center"/>
               <w:rPr>
@@ -11067,14 +10712,13 @@
                 <w:shd w:fill="FFFFFF" w:val="clear"/>
                 <w:lang w:val="es-ES" w:eastAsia="en-US" w:bidi="ar-SA"/>
               </w:rPr>
-              <w:t>(Se penalizará con 1 punto si no aparece desde el terminal de administración remota)</w:t>
-            </w:r>
-          </w:p>
-          <w:p>
-            <w:pPr>
-              <w:pStyle w:val="Normal"/>
-              <w:widowControl/>
-              <w:suppressAutoHyphens w:val="true"/>
+              <w:t>(Se contabilizará con 1 punto extra si se realiza desde el terminal de administración remota)</w:t>
+            </w:r>
+          </w:p>
+          <w:p>
+            <w:pPr>
+              <w:pStyle w:val="Normal"/>
+              <w:widowControl/>
               <w:spacing w:lineRule="auto" w:line="240" w:before="0" w:after="0"/>
               <w:jc w:val="start"/>
               <w:rPr>
@@ -11089,21 +10733,23 @@
             </w:pPr>
             <w:r>
               <w:rPr>
-                <w:rFonts w:ascii="Consolas" w:hAnsi="Consolas"/>
+                <w:rFonts w:eastAsia="Calibri" w:cs="" w:ascii="Consolas" w:hAnsi="Consolas"/>
                 <w:b/>
                 <w:i/>
                 <w:iCs/>
                 <w:color w:val="FF0000"/>
-                <w:sz w:val="18"/>
+                <w:kern w:val="0"/>
+                <w:sz w:val="18"/>
+                <w:szCs w:val="22"/>
                 <w:u w:val="single"/>
-              </w:rPr>
-            </w:r>
-          </w:p>
-          <w:p>
-            <w:pPr>
-              <w:pStyle w:val="Normal"/>
-              <w:widowControl/>
-              <w:suppressAutoHyphens w:val="true"/>
+                <w:lang w:val="es-ES" w:eastAsia="en-US" w:bidi="ar-SA"/>
+              </w:rPr>
+            </w:r>
+          </w:p>
+          <w:p>
+            <w:pPr>
+              <w:pStyle w:val="Normal"/>
+              <w:widowControl/>
               <w:spacing w:lineRule="auto" w:line="240" w:before="0" w:after="0"/>
               <w:jc w:val="start"/>
               <w:rPr>
@@ -11118,16 +10764,19 @@
             </w:pPr>
             <w:r>
               <w:rPr>
-                <w:rFonts w:ascii="Consolas" w:hAnsi="Consolas"/>
+                <w:rFonts w:eastAsia="Calibri" w:cs="" w:ascii="Consolas" w:hAnsi="Consolas"/>
                 <w:b/>
                 <w:i/>
                 <w:iCs/>
                 <w:color w:val="FF0000"/>
-                <w:sz w:val="18"/>
+                <w:kern w:val="0"/>
+                <w:sz w:val="18"/>
+                <w:szCs w:val="22"/>
                 <w:u w:val="single"/>
+                <w:lang w:val="es-ES" w:eastAsia="en-US" w:bidi="ar-SA"/>
               </w:rPr>
               <w:drawing>
-                <wp:anchor behindDoc="0" distT="0" distB="0" distL="0" distR="0" simplePos="0" locked="0" layoutInCell="0" allowOverlap="1" relativeHeight="12">
+                <wp:anchor behindDoc="0" distT="0" distB="0" distL="0" distR="0" simplePos="0" locked="0" layoutInCell="1" allowOverlap="1" relativeHeight="12">
                   <wp:simplePos x="0" y="0"/>
                   <wp:positionH relativeFrom="column">
                     <wp:align>center</wp:align>
@@ -11178,7 +10827,6 @@
             <w:pPr>
               <w:pStyle w:val="Normal"/>
               <w:widowControl/>
-              <w:suppressAutoHyphens w:val="true"/>
               <w:spacing w:lineRule="auto" w:line="240" w:before="0" w:after="0"/>
               <w:jc w:val="start"/>
               <w:rPr>
@@ -11193,21 +10841,23 @@
             </w:pPr>
             <w:r>
               <w:rPr>
-                <w:rFonts w:ascii="Consolas" w:hAnsi="Consolas"/>
+                <w:rFonts w:eastAsia="Calibri" w:cs="" w:ascii="Consolas" w:hAnsi="Consolas"/>
                 <w:b/>
                 <w:i/>
                 <w:iCs/>
                 <w:color w:val="FF0000"/>
-                <w:sz w:val="18"/>
+                <w:kern w:val="0"/>
+                <w:sz w:val="18"/>
+                <w:szCs w:val="22"/>
                 <w:u w:val="single"/>
-              </w:rPr>
-            </w:r>
-          </w:p>
-          <w:p>
-            <w:pPr>
-              <w:pStyle w:val="Normal"/>
-              <w:widowControl/>
-              <w:suppressAutoHyphens w:val="true"/>
+                <w:lang w:val="es-ES" w:eastAsia="en-US" w:bidi="ar-SA"/>
+              </w:rPr>
+            </w:r>
+          </w:p>
+          <w:p>
+            <w:pPr>
+              <w:pStyle w:val="Normal"/>
+              <w:widowControl/>
               <w:spacing w:lineRule="auto" w:line="240" w:before="0" w:after="0"/>
               <w:jc w:val="start"/>
               <w:rPr>
@@ -11217,8 +10867,12 @@
             </w:pPr>
             <w:r>
               <w:rPr>
+                <w:rFonts w:eastAsia="Calibri" w:cs=""/>
                 <w:i/>
+                <w:kern w:val="0"/>
                 <w:sz w:val="16"/>
+                <w:szCs w:val="22"/>
+                <w:lang w:val="es-ES" w:eastAsia="en-US" w:bidi="ar-SA"/>
               </w:rPr>
             </w:r>
           </w:p>
@@ -11234,7 +10888,6 @@
             <w:pPr>
               <w:pStyle w:val="Normal"/>
               <w:widowControl/>
-              <w:suppressAutoHyphens w:val="true"/>
               <w:spacing w:lineRule="auto" w:line="240" w:before="0" w:after="240"/>
               <w:jc w:val="center"/>
               <w:rPr>
@@ -11258,7 +10911,6 @@
             <w:pPr>
               <w:pStyle w:val="Normal"/>
               <w:widowControl/>
-              <w:suppressAutoHyphens w:val="true"/>
               <w:spacing w:lineRule="auto" w:line="240" w:before="0" w:after="0"/>
               <w:jc w:val="start"/>
               <w:rPr>
@@ -11273,21 +10925,23 @@
             </w:pPr>
             <w:r>
               <w:rPr>
-                <w:rFonts w:ascii="Consolas" w:hAnsi="Consolas"/>
+                <w:rFonts w:eastAsia="Calibri" w:cs="" w:ascii="Consolas" w:hAnsi="Consolas"/>
                 <w:b/>
                 <w:i/>
                 <w:iCs/>
                 <w:color w:val="FF0000"/>
-                <w:sz w:val="18"/>
+                <w:kern w:val="0"/>
+                <w:sz w:val="18"/>
+                <w:szCs w:val="22"/>
                 <w:u w:val="single"/>
-              </w:rPr>
-            </w:r>
-          </w:p>
-          <w:p>
-            <w:pPr>
-              <w:pStyle w:val="Normal"/>
-              <w:widowControl/>
-              <w:suppressAutoHyphens w:val="true"/>
+                <w:lang w:val="es-ES" w:eastAsia="en-US" w:bidi="ar-SA"/>
+              </w:rPr>
+            </w:r>
+          </w:p>
+          <w:p>
+            <w:pPr>
+              <w:pStyle w:val="Normal"/>
+              <w:widowControl/>
               <w:spacing w:lineRule="auto" w:line="240" w:before="0" w:after="0"/>
               <w:jc w:val="start"/>
               <w:rPr>
@@ -11302,21 +10956,23 @@
             </w:pPr>
             <w:r>
               <w:rPr>
-                <w:rFonts w:ascii="Consolas" w:hAnsi="Consolas"/>
+                <w:rFonts w:eastAsia="Calibri" w:cs="" w:ascii="Consolas" w:hAnsi="Consolas"/>
                 <w:b/>
                 <w:i/>
                 <w:iCs/>
                 <w:color w:val="FF0000"/>
-                <w:sz w:val="18"/>
+                <w:kern w:val="0"/>
+                <w:sz w:val="18"/>
+                <w:szCs w:val="22"/>
                 <w:u w:val="single"/>
-              </w:rPr>
-            </w:r>
-          </w:p>
-          <w:p>
-            <w:pPr>
-              <w:pStyle w:val="Normal"/>
-              <w:widowControl/>
-              <w:suppressAutoHyphens w:val="true"/>
+                <w:lang w:val="es-ES" w:eastAsia="en-US" w:bidi="ar-SA"/>
+              </w:rPr>
+            </w:r>
+          </w:p>
+          <w:p>
+            <w:pPr>
+              <w:pStyle w:val="Normal"/>
+              <w:widowControl/>
               <w:spacing w:lineRule="auto" w:line="240" w:before="0" w:after="0"/>
               <w:jc w:val="start"/>
               <w:rPr>
@@ -11331,21 +10987,23 @@
             </w:pPr>
             <w:r>
               <w:rPr>
-                <w:rFonts w:ascii="Consolas" w:hAnsi="Consolas"/>
+                <w:rFonts w:eastAsia="Calibri" w:cs="" w:ascii="Consolas" w:hAnsi="Consolas"/>
                 <w:b/>
                 <w:i/>
                 <w:iCs/>
                 <w:color w:val="FF0000"/>
-                <w:sz w:val="18"/>
+                <w:kern w:val="0"/>
+                <w:sz w:val="18"/>
+                <w:szCs w:val="22"/>
                 <w:u w:val="single"/>
-              </w:rPr>
-            </w:r>
-          </w:p>
-          <w:p>
-            <w:pPr>
-              <w:pStyle w:val="Normal"/>
-              <w:widowControl/>
-              <w:suppressAutoHyphens w:val="true"/>
+                <w:lang w:val="es-ES" w:eastAsia="en-US" w:bidi="ar-SA"/>
+              </w:rPr>
+            </w:r>
+          </w:p>
+          <w:p>
+            <w:pPr>
+              <w:pStyle w:val="Normal"/>
+              <w:widowControl/>
               <w:spacing w:lineRule="auto" w:line="240" w:before="0" w:after="0"/>
               <w:jc w:val="start"/>
               <w:rPr>
@@ -11356,12 +11014,16 @@
             </w:pPr>
             <w:r>
               <w:rPr>
+                <w:rFonts w:eastAsia="Calibri" w:cs=""/>
                 <w:b/>
                 <w:i/>
+                <w:kern w:val="0"/>
                 <w:sz w:val="16"/>
+                <w:szCs w:val="22"/>
+                <w:lang w:val="es-ES" w:eastAsia="en-US" w:bidi="ar-SA"/>
               </w:rPr>
               <w:drawing>
-                <wp:anchor behindDoc="0" distT="0" distB="0" distL="0" distR="0" simplePos="0" locked="0" layoutInCell="0" allowOverlap="1" relativeHeight="13">
+                <wp:anchor behindDoc="0" distT="0" distB="0" distL="0" distR="0" simplePos="0" locked="0" layoutInCell="1" allowOverlap="1" relativeHeight="13">
                   <wp:simplePos x="0" y="0"/>
                   <wp:positionH relativeFrom="column">
                     <wp:align>center</wp:align>
@@ -11411,7 +11073,9 @@
         </w:tc>
       </w:tr>
       <w:tr>
-        <w:trPr/>
+        <w:trPr>
+          <w:trHeight w:val="373" w:hRule="atLeast"/>
+        </w:trPr>
         <w:tc>
           <w:tcPr>
             <w:tcW w:w="7280" w:type="dxa"/>
@@ -11423,7 +11087,6 @@
             <w:pPr>
               <w:pStyle w:val="Normal"/>
               <w:widowControl/>
-              <w:suppressAutoHyphens w:val="true"/>
               <w:spacing w:lineRule="auto" w:line="240" w:before="0" w:after="0"/>
               <w:jc w:val="start"/>
               <w:rPr>
@@ -11432,7 +11095,11 @@
             </w:pPr>
             <w:r>
               <w:rPr>
+                <w:rFonts w:eastAsia="Calibri" w:cs=""/>
+                <w:kern w:val="0"/>
                 <w:sz w:val="16"/>
+                <w:szCs w:val="22"/>
+                <w:lang w:val="es-ES" w:eastAsia="en-US" w:bidi="ar-SA"/>
               </w:rPr>
             </w:r>
           </w:p>
@@ -11448,7 +11115,6 @@
             <w:pPr>
               <w:pStyle w:val="Normal"/>
               <w:widowControl/>
-              <w:suppressAutoHyphens w:val="true"/>
               <w:spacing w:lineRule="auto" w:line="240" w:before="0" w:after="0"/>
               <w:jc w:val="start"/>
               <w:rPr>
@@ -11457,7 +11123,11 @@
             </w:pPr>
             <w:r>
               <w:rPr>
+                <w:rFonts w:eastAsia="Calibri" w:cs=""/>
+                <w:kern w:val="0"/>
                 <w:sz w:val="16"/>
+                <w:szCs w:val="22"/>
+                <w:lang w:val="es-ES" w:eastAsia="en-US" w:bidi="ar-SA"/>
               </w:rPr>
             </w:r>
           </w:p>
@@ -11476,7 +11146,6 @@
             <w:pPr>
               <w:pStyle w:val="Normal"/>
               <w:widowControl/>
-              <w:suppressAutoHyphens w:val="true"/>
               <w:spacing w:lineRule="auto" w:line="240" w:before="0" w:after="0"/>
               <w:jc w:val="center"/>
               <w:rPr>
@@ -11500,7 +11169,6 @@
             <w:pPr>
               <w:pStyle w:val="Normal"/>
               <w:widowControl/>
-              <w:suppressAutoHyphens w:val="true"/>
               <w:spacing w:lineRule="auto" w:line="240" w:before="0" w:after="0"/>
               <w:jc w:val="start"/>
               <w:rPr>
@@ -11515,21 +11183,23 @@
             </w:pPr>
             <w:r>
               <w:rPr>
-                <w:rFonts w:ascii="Consolas" w:hAnsi="Consolas"/>
+                <w:rFonts w:eastAsia="Calibri" w:cs="" w:ascii="Consolas" w:hAnsi="Consolas"/>
                 <w:b/>
                 <w:i/>
                 <w:iCs/>
                 <w:color w:val="FF0000"/>
-                <w:sz w:val="18"/>
+                <w:kern w:val="0"/>
+                <w:sz w:val="18"/>
+                <w:szCs w:val="22"/>
                 <w:u w:val="single"/>
-              </w:rPr>
-            </w:r>
-          </w:p>
-          <w:p>
-            <w:pPr>
-              <w:pStyle w:val="Normal"/>
-              <w:widowControl/>
-              <w:suppressAutoHyphens w:val="true"/>
+                <w:lang w:val="es-ES" w:eastAsia="en-US" w:bidi="ar-SA"/>
+              </w:rPr>
+            </w:r>
+          </w:p>
+          <w:p>
+            <w:pPr>
+              <w:pStyle w:val="Normal"/>
+              <w:widowControl/>
               <w:spacing w:lineRule="auto" w:line="240" w:before="0" w:after="0"/>
               <w:jc w:val="start"/>
               <w:rPr>
@@ -11544,16 +11214,19 @@
             </w:pPr>
             <w:r>
               <w:rPr>
-                <w:rFonts w:ascii="Consolas" w:hAnsi="Consolas"/>
+                <w:rFonts w:eastAsia="Calibri" w:cs="" w:ascii="Consolas" w:hAnsi="Consolas"/>
                 <w:b/>
                 <w:i/>
                 <w:iCs/>
                 <w:color w:val="FF0000"/>
-                <w:sz w:val="18"/>
+                <w:kern w:val="0"/>
+                <w:sz w:val="18"/>
+                <w:szCs w:val="22"/>
                 <w:u w:val="single"/>
+                <w:lang w:val="es-ES" w:eastAsia="en-US" w:bidi="ar-SA"/>
               </w:rPr>
               <w:drawing>
-                <wp:anchor behindDoc="0" distT="0" distB="0" distL="0" distR="0" simplePos="0" locked="0" layoutInCell="0" allowOverlap="1" relativeHeight="14">
+                <wp:anchor behindDoc="0" distT="0" distB="0" distL="0" distR="0" simplePos="0" locked="0" layoutInCell="1" allowOverlap="1" relativeHeight="14">
                   <wp:simplePos x="0" y="0"/>
                   <wp:positionH relativeFrom="column">
                     <wp:align>center</wp:align>
@@ -11604,7 +11277,6 @@
             <w:pPr>
               <w:pStyle w:val="Normal"/>
               <w:widowControl/>
-              <w:suppressAutoHyphens w:val="true"/>
               <w:spacing w:lineRule="auto" w:line="240" w:before="0" w:after="0"/>
               <w:jc w:val="start"/>
               <w:rPr>
@@ -11619,21 +11291,23 @@
             </w:pPr>
             <w:r>
               <w:rPr>
-                <w:rFonts w:ascii="Consolas" w:hAnsi="Consolas"/>
+                <w:rFonts w:eastAsia="Calibri" w:cs="" w:ascii="Consolas" w:hAnsi="Consolas"/>
                 <w:b/>
                 <w:i/>
                 <w:iCs/>
                 <w:color w:val="FF0000"/>
-                <w:sz w:val="18"/>
+                <w:kern w:val="0"/>
+                <w:sz w:val="18"/>
+                <w:szCs w:val="22"/>
                 <w:u w:val="single"/>
-              </w:rPr>
-            </w:r>
-          </w:p>
-          <w:p>
-            <w:pPr>
-              <w:pStyle w:val="Normal"/>
-              <w:widowControl/>
-              <w:suppressAutoHyphens w:val="true"/>
+                <w:lang w:val="es-ES" w:eastAsia="en-US" w:bidi="ar-SA"/>
+              </w:rPr>
+            </w:r>
+          </w:p>
+          <w:p>
+            <w:pPr>
+              <w:pStyle w:val="Normal"/>
+              <w:widowControl/>
               <w:spacing w:lineRule="auto" w:line="240" w:before="0" w:after="0"/>
               <w:jc w:val="start"/>
               <w:rPr>
@@ -11644,9 +11318,13 @@
             </w:pPr>
             <w:r>
               <w:rPr>
+                <w:rFonts w:eastAsia="Calibri" w:cs=""/>
                 <w:b/>
                 <w:i/>
+                <w:kern w:val="0"/>
                 <w:sz w:val="16"/>
+                <w:szCs w:val="22"/>
+                <w:lang w:val="es-ES" w:eastAsia="en-US" w:bidi="ar-SA"/>
               </w:rPr>
             </w:r>
           </w:p>
@@ -11662,7 +11340,6 @@
             <w:pPr>
               <w:pStyle w:val="Normal"/>
               <w:widowControl/>
-              <w:suppressAutoHyphens w:val="true"/>
               <w:spacing w:lineRule="auto" w:line="240" w:before="0" w:after="0"/>
               <w:jc w:val="center"/>
               <w:rPr>
@@ -11686,7 +11363,6 @@
             <w:pPr>
               <w:pStyle w:val="Normal"/>
               <w:widowControl/>
-              <w:suppressAutoHyphens w:val="true"/>
               <w:spacing w:lineRule="auto" w:line="240" w:before="0" w:after="0"/>
               <w:jc w:val="start"/>
               <w:rPr>
@@ -11701,21 +11377,23 @@
             </w:pPr>
             <w:r>
               <w:rPr>
-                <w:rFonts w:ascii="Consolas" w:hAnsi="Consolas"/>
+                <w:rFonts w:eastAsia="Calibri" w:cs="" w:ascii="Consolas" w:hAnsi="Consolas"/>
                 <w:b/>
                 <w:i/>
                 <w:iCs/>
                 <w:color w:val="FF0000"/>
-                <w:sz w:val="18"/>
+                <w:kern w:val="0"/>
+                <w:sz w:val="18"/>
+                <w:szCs w:val="22"/>
                 <w:u w:val="single"/>
-              </w:rPr>
-            </w:r>
-          </w:p>
-          <w:p>
-            <w:pPr>
-              <w:pStyle w:val="Normal"/>
-              <w:widowControl/>
-              <w:suppressAutoHyphens w:val="true"/>
+                <w:lang w:val="es-ES" w:eastAsia="en-US" w:bidi="ar-SA"/>
+              </w:rPr>
+            </w:r>
+          </w:p>
+          <w:p>
+            <w:pPr>
+              <w:pStyle w:val="Normal"/>
+              <w:widowControl/>
               <w:spacing w:lineRule="auto" w:line="240" w:before="0" w:after="0"/>
               <w:jc w:val="start"/>
               <w:rPr>
@@ -11730,21 +11408,23 @@
             </w:pPr>
             <w:r>
               <w:rPr>
-                <w:rFonts w:ascii="Consolas" w:hAnsi="Consolas"/>
+                <w:rFonts w:eastAsia="Calibri" w:cs="" w:ascii="Consolas" w:hAnsi="Consolas"/>
                 <w:b/>
                 <w:i/>
                 <w:iCs/>
                 <w:color w:val="FF0000"/>
-                <w:sz w:val="18"/>
+                <w:kern w:val="0"/>
+                <w:sz w:val="18"/>
+                <w:szCs w:val="22"/>
                 <w:u w:val="single"/>
-              </w:rPr>
-            </w:r>
-          </w:p>
-          <w:p>
-            <w:pPr>
-              <w:pStyle w:val="Normal"/>
-              <w:widowControl/>
-              <w:suppressAutoHyphens w:val="true"/>
+                <w:lang w:val="es-ES" w:eastAsia="en-US" w:bidi="ar-SA"/>
+              </w:rPr>
+            </w:r>
+          </w:p>
+          <w:p>
+            <w:pPr>
+              <w:pStyle w:val="Normal"/>
+              <w:widowControl/>
               <w:spacing w:lineRule="auto" w:line="240" w:before="0" w:after="0"/>
               <w:jc w:val="start"/>
               <w:rPr>
@@ -11759,21 +11439,23 @@
             </w:pPr>
             <w:r>
               <w:rPr>
-                <w:rFonts w:ascii="Consolas" w:hAnsi="Consolas"/>
+                <w:rFonts w:eastAsia="Calibri" w:cs="" w:ascii="Consolas" w:hAnsi="Consolas"/>
                 <w:b/>
                 <w:i/>
                 <w:iCs/>
                 <w:color w:val="FF0000"/>
-                <w:sz w:val="18"/>
+                <w:kern w:val="0"/>
+                <w:sz w:val="18"/>
+                <w:szCs w:val="22"/>
                 <w:u w:val="single"/>
-              </w:rPr>
-            </w:r>
-          </w:p>
-          <w:p>
-            <w:pPr>
-              <w:pStyle w:val="Normal"/>
-              <w:widowControl/>
-              <w:suppressAutoHyphens w:val="true"/>
+                <w:lang w:val="es-ES" w:eastAsia="en-US" w:bidi="ar-SA"/>
+              </w:rPr>
+            </w:r>
+          </w:p>
+          <w:p>
+            <w:pPr>
+              <w:pStyle w:val="Normal"/>
+              <w:widowControl/>
               <w:spacing w:lineRule="auto" w:line="240" w:before="0" w:after="0"/>
               <w:jc w:val="start"/>
               <w:rPr>
@@ -11784,12 +11466,16 @@
             </w:pPr>
             <w:r>
               <w:rPr>
+                <w:rFonts w:eastAsia="Calibri" w:cs=""/>
                 <w:b/>
                 <w:i/>
+                <w:kern w:val="0"/>
                 <w:sz w:val="16"/>
+                <w:szCs w:val="22"/>
+                <w:lang w:val="es-ES" w:eastAsia="en-US" w:bidi="ar-SA"/>
               </w:rPr>
               <w:drawing>
-                <wp:anchor behindDoc="0" distT="0" distB="0" distL="0" distR="0" simplePos="0" locked="0" layoutInCell="0" allowOverlap="1" relativeHeight="15">
+                <wp:anchor behindDoc="0" distT="0" distB="0" distL="0" distR="0" simplePos="0" locked="0" layoutInCell="1" allowOverlap="1" relativeHeight="15">
                   <wp:simplePos x="0" y="0"/>
                   <wp:positionH relativeFrom="column">
                     <wp:align>center</wp:align>
@@ -11851,7 +11537,6 @@
             <w:pPr>
               <w:pStyle w:val="Normal"/>
               <w:widowControl/>
-              <w:suppressAutoHyphens w:val="true"/>
               <w:spacing w:lineRule="auto" w:line="240" w:before="0" w:after="0"/>
               <w:jc w:val="start"/>
               <w:rPr>
@@ -11860,7 +11545,11 @@
             </w:pPr>
             <w:r>
               <w:rPr>
+                <w:rFonts w:eastAsia="Calibri" w:cs=""/>
+                <w:kern w:val="0"/>
                 <w:sz w:val="16"/>
+                <w:szCs w:val="22"/>
+                <w:lang w:val="es-ES" w:eastAsia="en-US" w:bidi="ar-SA"/>
               </w:rPr>
             </w:r>
           </w:p>
@@ -11876,7 +11565,6 @@
             <w:pPr>
               <w:pStyle w:val="Normal"/>
               <w:widowControl/>
-              <w:suppressAutoHyphens w:val="true"/>
               <w:spacing w:lineRule="auto" w:line="240" w:before="0" w:after="0"/>
               <w:jc w:val="start"/>
               <w:rPr>
@@ -11885,7 +11573,11 @@
             </w:pPr>
             <w:r>
               <w:rPr>
+                <w:rFonts w:eastAsia="Calibri" w:cs=""/>
+                <w:kern w:val="0"/>
                 <w:sz w:val="16"/>
+                <w:szCs w:val="22"/>
+                <w:lang w:val="es-ES" w:eastAsia="en-US" w:bidi="ar-SA"/>
               </w:rPr>
             </w:r>
           </w:p>
@@ -11927,22 +11619,25 @@
       <w:r>
         <w:rPr>
           <w:i/>
+          <w:color w:val="FF0000"/>
         </w:rPr>
         <w:t>pfSense</w:t>
       </w:r>
       <w:r>
-        <w:rPr/>
+        <w:rPr>
+          <w:color w:val="FF0000"/>
+        </w:rPr>
         <w:t xml:space="preserve"> </w:t>
       </w:r>
       <w:r>
         <w:rPr>
           <w:rFonts w:eastAsia="Calibri" w:cs="" w:ascii="Calibri" w:hAnsi="Calibri" w:asciiTheme="minorHAnsi" w:cstheme="minorBidi" w:eastAsiaTheme="minorHAnsi" w:hAnsiTheme="minorHAnsi"/>
           <w:i/>
-          <w:color w:val="auto"/>
+          <w:color w:val="FF0000"/>
           <w:sz w:val="18"/>
           <w:szCs w:val="18"/>
         </w:rPr>
-        <w:t>(Calificación 5 puntos).</w:t>
+        <w:t>(Calificación 5 puntos EXTRA). (OPTATIVO)</w:t>
       </w:r>
     </w:p>
     <w:p>
@@ -11956,7 +11651,13 @@
       </w:pPr>
       <w:r>
         <w:rPr/>
-        <w:t xml:space="preserve">Situación de partida </w:t>
+        <w:t>Situación de p</w:t>
+      </w:r>
+      <w:bookmarkStart w:id="0" w:name="_GoBack"/>
+      <w:bookmarkEnd w:id="0"/>
+      <w:r>
+        <w:rPr/>
+        <w:t xml:space="preserve">artida </w:t>
       </w:r>
       <w:r>
         <w:rPr>
@@ -12040,7 +11741,6 @@
             <w:pPr>
               <w:pStyle w:val="Normal"/>
               <w:widowControl/>
-              <w:suppressAutoHyphens w:val="true"/>
               <w:spacing w:lineRule="auto" w:line="240" w:before="0" w:after="0"/>
               <w:jc w:val="center"/>
               <w:rPr>
@@ -12072,7 +11772,6 @@
             <w:pPr>
               <w:pStyle w:val="Normal"/>
               <w:widowControl/>
-              <w:suppressAutoHyphens w:val="true"/>
               <w:spacing w:lineRule="auto" w:line="240" w:before="0" w:after="0"/>
               <w:jc w:val="center"/>
               <w:rPr>
@@ -12106,7 +11805,6 @@
             <w:pPr>
               <w:pStyle w:val="Normal"/>
               <w:widowControl/>
-              <w:suppressAutoHyphens w:val="true"/>
               <w:spacing w:lineRule="auto" w:line="240" w:before="0" w:after="0"/>
               <w:jc w:val="start"/>
               <w:rPr>
@@ -12132,7 +11830,6 @@
             <w:pPr>
               <w:pStyle w:val="Normal"/>
               <w:widowControl/>
-              <w:suppressAutoHyphens w:val="true"/>
               <w:spacing w:lineRule="auto" w:line="240" w:before="0" w:after="0"/>
               <w:jc w:val="start"/>
               <w:rPr>
@@ -12147,21 +11844,23 @@
             </w:pPr>
             <w:r>
               <w:rPr>
-                <w:rFonts w:ascii="Consolas" w:hAnsi="Consolas"/>
+                <w:rFonts w:eastAsia="Calibri" w:cs="" w:ascii="Consolas" w:hAnsi="Consolas"/>
                 <w:b/>
                 <w:i/>
                 <w:iCs/>
                 <w:color w:val="FF0000"/>
-                <w:sz w:val="18"/>
+                <w:kern w:val="0"/>
+                <w:sz w:val="18"/>
+                <w:szCs w:val="22"/>
                 <w:u w:val="single"/>
-              </w:rPr>
-            </w:r>
-          </w:p>
-          <w:p>
-            <w:pPr>
-              <w:pStyle w:val="Normal"/>
-              <w:widowControl/>
-              <w:suppressAutoHyphens w:val="true"/>
+                <w:lang w:val="es-ES" w:eastAsia="en-US" w:bidi="ar-SA"/>
+              </w:rPr>
+            </w:r>
+          </w:p>
+          <w:p>
+            <w:pPr>
+              <w:pStyle w:val="Normal"/>
+              <w:widowControl/>
               <w:spacing w:lineRule="auto" w:line="240" w:before="0" w:after="0"/>
               <w:jc w:val="start"/>
               <w:rPr>
@@ -12176,21 +11875,69 @@
             </w:pPr>
             <w:r>
               <w:rPr>
-                <w:rFonts w:ascii="Consolas" w:hAnsi="Consolas"/>
+                <w:rFonts w:eastAsia="Calibri" w:cs="" w:ascii="Consolas" w:hAnsi="Consolas"/>
                 <w:b/>
                 <w:i/>
                 <w:iCs/>
                 <w:color w:val="FF0000"/>
-                <w:sz w:val="18"/>
+                <w:kern w:val="0"/>
+                <w:sz w:val="18"/>
+                <w:szCs w:val="22"/>
                 <w:u w:val="single"/>
-              </w:rPr>
-            </w:r>
-          </w:p>
-          <w:p>
-            <w:pPr>
-              <w:pStyle w:val="Normal"/>
-              <w:widowControl/>
-              <w:suppressAutoHyphens w:val="true"/>
+                <w:lang w:val="es-ES" w:eastAsia="en-US" w:bidi="ar-SA"/>
+              </w:rPr>
+              <w:drawing>
+                <wp:anchor behindDoc="0" distT="0" distB="0" distL="0" distR="0" simplePos="0" locked="0" layoutInCell="1" allowOverlap="1" relativeHeight="16">
+                  <wp:simplePos x="0" y="0"/>
+                  <wp:positionH relativeFrom="column">
+                    <wp:align>center</wp:align>
+                  </wp:positionH>
+                  <wp:positionV relativeFrom="paragraph">
+                    <wp:posOffset>635</wp:posOffset>
+                  </wp:positionV>
+                  <wp:extent cx="6590665" cy="3942715"/>
+                  <wp:effectExtent l="0" t="0" r="0" b="0"/>
+                  <wp:wrapSquare wrapText="largest"/>
+                  <wp:docPr id="15" name="Image15"/>
+                  <wp:cNvGraphicFramePr>
+                    <a:graphicFrameLocks xmlns:a="http://schemas.openxmlformats.org/drawingml/2006/main" noChangeAspect="1"/>
+                  </wp:cNvGraphicFramePr>
+                  <a:graphic xmlns:a="http://schemas.openxmlformats.org/drawingml/2006/main">
+                    <a:graphicData uri="http://schemas.openxmlformats.org/drawingml/2006/picture">
+                      <pic:pic xmlns:pic="http://schemas.openxmlformats.org/drawingml/2006/picture">
+                        <pic:nvPicPr>
+                          <pic:cNvPr id="15" name="Image15"/>
+                          <pic:cNvPicPr>
+                            <a:picLocks noChangeAspect="1" noChangeArrowheads="1"/>
+                          </pic:cNvPicPr>
+                        </pic:nvPicPr>
+                        <pic:blipFill>
+                          <a:blip r:embed="rId16"/>
+                          <a:stretch>
+                            <a:fillRect/>
+                          </a:stretch>
+                        </pic:blipFill>
+                        <pic:spPr bwMode="auto">
+                          <a:xfrm>
+                            <a:off x="0" y="0"/>
+                            <a:ext cx="6590665" cy="3942715"/>
+                          </a:xfrm>
+                          <a:prstGeom prst="rect">
+                            <a:avLst/>
+                          </a:prstGeom>
+                          <a:noFill/>
+                        </pic:spPr>
+                      </pic:pic>
+                    </a:graphicData>
+                  </a:graphic>
+                </wp:anchor>
+              </w:drawing>
+            </w:r>
+          </w:p>
+          <w:p>
+            <w:pPr>
+              <w:pStyle w:val="Normal"/>
+              <w:widowControl/>
               <w:spacing w:lineRule="auto" w:line="240" w:before="0" w:after="0"/>
               <w:jc w:val="start"/>
               <w:rPr>
@@ -12223,7 +11970,6 @@
             <w:pPr>
               <w:pStyle w:val="Normal"/>
               <w:widowControl/>
-              <w:suppressAutoHyphens w:val="true"/>
               <w:spacing w:lineRule="auto" w:line="240" w:before="0" w:after="0"/>
               <w:jc w:val="start"/>
               <w:rPr>
@@ -12238,21 +11984,23 @@
             </w:pPr>
             <w:r>
               <w:rPr>
-                <w:rFonts w:ascii="Consolas" w:hAnsi="Consolas"/>
+                <w:rFonts w:eastAsia="Calibri" w:cs="" w:ascii="Consolas" w:hAnsi="Consolas"/>
                 <w:b/>
                 <w:i/>
                 <w:iCs/>
                 <w:color w:val="FF0000"/>
-                <w:sz w:val="18"/>
+                <w:kern w:val="0"/>
+                <w:sz w:val="18"/>
+                <w:szCs w:val="22"/>
                 <w:u w:val="single"/>
-              </w:rPr>
-            </w:r>
-          </w:p>
-          <w:p>
-            <w:pPr>
-              <w:pStyle w:val="Normal"/>
-              <w:widowControl/>
-              <w:suppressAutoHyphens w:val="true"/>
+                <w:lang w:val="es-ES" w:eastAsia="en-US" w:bidi="ar-SA"/>
+              </w:rPr>
+            </w:r>
+          </w:p>
+          <w:p>
+            <w:pPr>
+              <w:pStyle w:val="Normal"/>
+              <w:widowControl/>
               <w:spacing w:lineRule="auto" w:line="240" w:before="0" w:after="0"/>
               <w:jc w:val="start"/>
               <w:rPr>
@@ -12267,13 +12015,16 @@
             </w:pPr>
             <w:r>
               <w:rPr>
-                <w:rFonts w:ascii="Consolas" w:hAnsi="Consolas"/>
+                <w:rFonts w:eastAsia="Calibri" w:cs="" w:ascii="Consolas" w:hAnsi="Consolas"/>
                 <w:b/>
                 <w:i/>
                 <w:iCs/>
                 <w:color w:val="FF0000"/>
-                <w:sz w:val="18"/>
+                <w:kern w:val="0"/>
+                <w:sz w:val="18"/>
+                <w:szCs w:val="22"/>
                 <w:u w:val="single"/>
+                <w:lang w:val="es-ES" w:eastAsia="en-US" w:bidi="ar-SA"/>
               </w:rPr>
             </w:r>
           </w:p>
@@ -12286,24 +12037,24 @@
               <w:jc w:val="start"/>
               <w:rPr>
                 <w:rFonts w:ascii="Consolas" w:hAnsi="Consolas"/>
-                <w:b/>
-                <w:i/>
-                <w:iCs/>
-                <w:color w:val="FF0000"/>
-                <w:sz w:val="18"/>
-                <w:u w:val="single"/>
-              </w:rPr>
-            </w:pPr>
-            <w:r>
-              <w:rPr>
-                <w:rFonts w:ascii="Consolas" w:hAnsi="Consolas"/>
-                <w:b/>
-                <w:i/>
-                <w:iCs/>
-                <w:color w:val="FF0000"/>
-                <w:sz w:val="18"/>
-                <w:u w:val="single"/>
-              </w:rPr>
+                <w:b w:val="false"/>
+                <w:bCs w:val="false"/>
+                <w:i w:val="false"/>
+                <w:iCs w:val="false"/>
+                <w:color w:val="FF0000"/>
+                <w:sz w:val="18"/>
+                <w:u w:val="none"/>
+              </w:rPr>
+            </w:pPr>
+            <w:r>
+              <w:rPr>
+                <w:b w:val="false"/>
+                <w:bCs w:val="false"/>
+                <w:i w:val="false"/>
+                <w:iCs w:val="false"/>
+                <w:u w:val="none"/>
+              </w:rPr>
+              <w:t>Al estar definida como WAN, por defecto se sigue una política restrictiva a Ips no asignadas. Esto impide enrutar tráfico a cualquier dirección IP no registrada en Internet (como es el caso de nuestra red LAN)</w:t>
             </w:r>
           </w:p>
         </w:tc>
@@ -12319,7 +12070,6 @@
             <w:pPr>
               <w:pStyle w:val="Normal"/>
               <w:widowControl/>
-              <w:suppressAutoHyphens w:val="true"/>
               <w:spacing w:lineRule="auto" w:line="240" w:before="0" w:after="0"/>
               <w:jc w:val="start"/>
               <w:rPr>
@@ -12345,7 +12095,6 @@
             <w:pPr>
               <w:pStyle w:val="Normal"/>
               <w:widowControl/>
-              <w:suppressAutoHyphens w:val="true"/>
               <w:spacing w:lineRule="auto" w:line="240" w:before="0" w:after="0"/>
               <w:jc w:val="start"/>
               <w:rPr>
@@ -12360,21 +12109,69 @@
             </w:pPr>
             <w:r>
               <w:rPr>
-                <w:rFonts w:ascii="Consolas" w:hAnsi="Consolas"/>
+                <w:rFonts w:eastAsia="Calibri" w:cs="" w:ascii="Consolas" w:hAnsi="Consolas"/>
                 <w:b/>
                 <w:i/>
                 <w:iCs/>
                 <w:color w:val="FF0000"/>
-                <w:sz w:val="18"/>
+                <w:kern w:val="0"/>
+                <w:sz w:val="18"/>
+                <w:szCs w:val="22"/>
                 <w:u w:val="single"/>
-              </w:rPr>
-            </w:r>
-          </w:p>
-          <w:p>
-            <w:pPr>
-              <w:pStyle w:val="Normal"/>
-              <w:widowControl/>
-              <w:suppressAutoHyphens w:val="true"/>
+                <w:lang w:val="es-ES" w:eastAsia="en-US" w:bidi="ar-SA"/>
+              </w:rPr>
+              <w:drawing>
+                <wp:anchor behindDoc="0" distT="0" distB="0" distL="0" distR="0" simplePos="0" locked="0" layoutInCell="1" allowOverlap="1" relativeHeight="17">
+                  <wp:simplePos x="0" y="0"/>
+                  <wp:positionH relativeFrom="column">
+                    <wp:align>center</wp:align>
+                  </wp:positionH>
+                  <wp:positionV relativeFrom="paragraph">
+                    <wp:posOffset>635</wp:posOffset>
+                  </wp:positionV>
+                  <wp:extent cx="6590665" cy="3417570"/>
+                  <wp:effectExtent l="0" t="0" r="0" b="0"/>
+                  <wp:wrapSquare wrapText="largest"/>
+                  <wp:docPr id="16" name="Image16"/>
+                  <wp:cNvGraphicFramePr>
+                    <a:graphicFrameLocks xmlns:a="http://schemas.openxmlformats.org/drawingml/2006/main" noChangeAspect="1"/>
+                  </wp:cNvGraphicFramePr>
+                  <a:graphic xmlns:a="http://schemas.openxmlformats.org/drawingml/2006/main">
+                    <a:graphicData uri="http://schemas.openxmlformats.org/drawingml/2006/picture">
+                      <pic:pic xmlns:pic="http://schemas.openxmlformats.org/drawingml/2006/picture">
+                        <pic:nvPicPr>
+                          <pic:cNvPr id="16" name="Image16"/>
+                          <pic:cNvPicPr>
+                            <a:picLocks noChangeAspect="1" noChangeArrowheads="1"/>
+                          </pic:cNvPicPr>
+                        </pic:nvPicPr>
+                        <pic:blipFill>
+                          <a:blip r:embed="rId17"/>
+                          <a:stretch>
+                            <a:fillRect/>
+                          </a:stretch>
+                        </pic:blipFill>
+                        <pic:spPr bwMode="auto">
+                          <a:xfrm>
+                            <a:off x="0" y="0"/>
+                            <a:ext cx="6590665" cy="3417570"/>
+                          </a:xfrm>
+                          <a:prstGeom prst="rect">
+                            <a:avLst/>
+                          </a:prstGeom>
+                          <a:noFill/>
+                        </pic:spPr>
+                      </pic:pic>
+                    </a:graphicData>
+                  </a:graphic>
+                </wp:anchor>
+              </w:drawing>
+            </w:r>
+          </w:p>
+          <w:p>
+            <w:pPr>
+              <w:pStyle w:val="Normal"/>
+              <w:widowControl/>
               <w:spacing w:lineRule="auto" w:line="240" w:before="0" w:after="0"/>
               <w:jc w:val="start"/>
               <w:rPr>
@@ -12389,21 +12186,23 @@
             </w:pPr>
             <w:r>
               <w:rPr>
-                <w:rFonts w:ascii="Consolas" w:hAnsi="Consolas"/>
+                <w:rFonts w:eastAsia="Calibri" w:cs="" w:ascii="Consolas" w:hAnsi="Consolas"/>
                 <w:b/>
                 <w:i/>
                 <w:iCs/>
                 <w:color w:val="FF0000"/>
-                <w:sz w:val="18"/>
+                <w:kern w:val="0"/>
+                <w:sz w:val="18"/>
+                <w:szCs w:val="22"/>
                 <w:u w:val="single"/>
-              </w:rPr>
-            </w:r>
-          </w:p>
-          <w:p>
-            <w:pPr>
-              <w:pStyle w:val="Normal"/>
-              <w:widowControl/>
-              <w:suppressAutoHyphens w:val="true"/>
+                <w:lang w:val="es-ES" w:eastAsia="en-US" w:bidi="ar-SA"/>
+              </w:rPr>
+            </w:r>
+          </w:p>
+          <w:p>
+            <w:pPr>
+              <w:pStyle w:val="Normal"/>
+              <w:widowControl/>
               <w:spacing w:lineRule="auto" w:line="240" w:before="0" w:after="0"/>
               <w:jc w:val="start"/>
               <w:rPr>
@@ -12434,7 +12233,6 @@
             <w:pPr>
               <w:pStyle w:val="Normal"/>
               <w:widowControl/>
-              <w:suppressAutoHyphens w:val="true"/>
               <w:spacing w:lineRule="auto" w:line="240" w:before="0" w:after="0"/>
               <w:jc w:val="start"/>
               <w:rPr>
@@ -12449,21 +12247,23 @@
             </w:pPr>
             <w:r>
               <w:rPr>
-                <w:rFonts w:ascii="Consolas" w:hAnsi="Consolas"/>
+                <w:rFonts w:eastAsia="Calibri" w:cs="" w:ascii="Consolas" w:hAnsi="Consolas"/>
                 <w:b/>
                 <w:i/>
                 <w:iCs/>
                 <w:color w:val="FF0000"/>
-                <w:sz w:val="18"/>
+                <w:kern w:val="0"/>
+                <w:sz w:val="18"/>
+                <w:szCs w:val="22"/>
                 <w:u w:val="single"/>
-              </w:rPr>
-            </w:r>
-          </w:p>
-          <w:p>
-            <w:pPr>
-              <w:pStyle w:val="Normal"/>
-              <w:widowControl/>
-              <w:suppressAutoHyphens w:val="true"/>
+                <w:lang w:val="es-ES" w:eastAsia="en-US" w:bidi="ar-SA"/>
+              </w:rPr>
+            </w:r>
+          </w:p>
+          <w:p>
+            <w:pPr>
+              <w:pStyle w:val="Normal"/>
+              <w:widowControl/>
               <w:spacing w:lineRule="auto" w:line="240" w:before="0" w:after="0"/>
               <w:jc w:val="start"/>
               <w:rPr>
@@ -12478,13 +12278,16 @@
             </w:pPr>
             <w:r>
               <w:rPr>
-                <w:rFonts w:ascii="Consolas" w:hAnsi="Consolas"/>
+                <w:rFonts w:eastAsia="Calibri" w:cs="" w:ascii="Consolas" w:hAnsi="Consolas"/>
                 <w:b/>
                 <w:i/>
                 <w:iCs/>
                 <w:color w:val="FF0000"/>
-                <w:sz w:val="18"/>
+                <w:kern w:val="0"/>
+                <w:sz w:val="18"/>
+                <w:szCs w:val="22"/>
                 <w:u w:val="single"/>
+                <w:lang w:val="es-ES" w:eastAsia="en-US" w:bidi="ar-SA"/>
               </w:rPr>
             </w:r>
           </w:p>
@@ -12497,24 +12300,24 @@
               <w:jc w:val="start"/>
               <w:rPr>
                 <w:rFonts w:ascii="Consolas" w:hAnsi="Consolas"/>
-                <w:b/>
-                <w:i/>
-                <w:iCs/>
-                <w:color w:val="FF0000"/>
-                <w:sz w:val="18"/>
-                <w:u w:val="single"/>
-              </w:rPr>
-            </w:pPr>
-            <w:r>
-              <w:rPr>
-                <w:rFonts w:ascii="Consolas" w:hAnsi="Consolas"/>
-                <w:b/>
-                <w:i/>
-                <w:iCs/>
-                <w:color w:val="FF0000"/>
-                <w:sz w:val="18"/>
-                <w:u w:val="single"/>
-              </w:rPr>
+                <w:b w:val="false"/>
+                <w:bCs w:val="false"/>
+                <w:i w:val="false"/>
+                <w:iCs w:val="false"/>
+                <w:color w:val="FF0000"/>
+                <w:sz w:val="18"/>
+                <w:u w:val="none"/>
+              </w:rPr>
+            </w:pPr>
+            <w:r>
+              <w:rPr>
+                <w:b w:val="false"/>
+                <w:bCs w:val="false"/>
+                <w:i w:val="false"/>
+                <w:iCs w:val="false"/>
+                <w:u w:val="none"/>
+              </w:rPr>
+              <w:t>Aquí vemos 3 entradas de la ACL LAN. La primera permite el tráfico por puerto 80 (HTTP) para evitar bloqueos en el dashboard de pfSense. Las dos siguientes son entradas de política permisiva de cualquier tráfico a subredes de nuestra LAN. Es por esto que tenemos conectividad desde Windows XP. En este caso podemos prescindir de tráfico IPV6, ya que no trabajamos con él.</w:t>
             </w:r>
           </w:p>
         </w:tc>
@@ -12523,6 +12326,43 @@
     <w:p>
       <w:pPr>
         <w:pStyle w:val="Normal"/>
+        <w:rPr/>
+      </w:pPr>
+      <w:r>
+        <w:rPr/>
+      </w:r>
+    </w:p>
+    <w:p>
+      <w:pPr>
+        <w:pStyle w:val="Heading2"/>
+        <w:keepLines/>
+        <w:widowControl/>
+        <w:numPr>
+          <w:ilvl w:val="0"/>
+          <w:numId w:val="0"/>
+        </w:numPr>
+        <w:spacing w:lineRule="auto" w:line="240"/>
+        <w:jc w:val="start"/>
+        <w:rPr/>
+      </w:pPr>
+      <w:r>
+        <w:rPr/>
+      </w:r>
+      <w:r>
+        <w:br w:type="page"/>
+      </w:r>
+    </w:p>
+    <w:p>
+      <w:pPr>
+        <w:pStyle w:val="Normal"/>
+        <w:widowControl/>
+        <w:numPr>
+          <w:ilvl w:val="0"/>
+          <w:numId w:val="0"/>
+        </w:numPr>
+        <w:spacing w:lineRule="auto" w:line="240"/>
+        <w:jc w:val="start"/>
+        <w:outlineLvl w:val="1"/>
         <w:rPr/>
       </w:pPr>
       <w:r>
@@ -12590,6 +12430,166 @@
       <w:r>
         <w:rPr/>
         <w:t>”.</w:t>
+      </w:r>
+    </w:p>
+    <w:p>
+      <w:pPr>
+        <w:pStyle w:val="Normal"/>
+        <w:ind w:start="284"/>
+        <w:rPr/>
+      </w:pPr>
+      <w:r>
+        <w:rPr/>
+      </w:r>
+    </w:p>
+    <w:p>
+      <w:pPr>
+        <w:pStyle w:val="Normal"/>
+        <w:ind w:start="284"/>
+        <w:rPr/>
+      </w:pPr>
+      <w:r>
+        <w:rPr/>
+      </w:r>
+    </w:p>
+    <w:p>
+      <w:pPr>
+        <w:pStyle w:val="Normal"/>
+        <w:ind w:start="284"/>
+        <w:rPr/>
+      </w:pPr>
+      <w:r>
+        <w:rPr/>
+      </w:r>
+    </w:p>
+    <w:p>
+      <w:pPr>
+        <w:pStyle w:val="Normal"/>
+        <w:ind w:start="284"/>
+        <w:rPr/>
+      </w:pPr>
+      <w:r>
+        <w:rPr/>
+      </w:r>
+    </w:p>
+    <w:p>
+      <w:pPr>
+        <w:pStyle w:val="Normal"/>
+        <w:ind w:start="284"/>
+        <w:rPr/>
+      </w:pPr>
+      <w:r>
+        <w:rPr/>
+      </w:r>
+    </w:p>
+    <w:p>
+      <w:pPr>
+        <w:pStyle w:val="Normal"/>
+        <w:ind w:start="284"/>
+        <w:rPr/>
+      </w:pPr>
+      <w:r>
+        <w:rPr/>
+      </w:r>
+    </w:p>
+    <w:p>
+      <w:pPr>
+        <w:pStyle w:val="Normal"/>
+        <w:ind w:start="284"/>
+        <w:rPr/>
+      </w:pPr>
+      <w:r>
+        <w:rPr/>
+      </w:r>
+    </w:p>
+    <w:p>
+      <w:pPr>
+        <w:pStyle w:val="Normal"/>
+        <w:ind w:start="284"/>
+        <w:rPr/>
+      </w:pPr>
+      <w:r>
+        <w:rPr/>
+      </w:r>
+    </w:p>
+    <w:p>
+      <w:pPr>
+        <w:pStyle w:val="Normal"/>
+        <w:ind w:start="284"/>
+        <w:rPr/>
+      </w:pPr>
+      <w:r>
+        <w:rPr/>
+      </w:r>
+    </w:p>
+    <w:p>
+      <w:pPr>
+        <w:pStyle w:val="Normal"/>
+        <w:ind w:start="284"/>
+        <w:rPr/>
+      </w:pPr>
+      <w:r>
+        <w:rPr/>
+      </w:r>
+    </w:p>
+    <w:p>
+      <w:pPr>
+        <w:pStyle w:val="Normal"/>
+        <w:ind w:start="284"/>
+        <w:rPr/>
+      </w:pPr>
+      <w:r>
+        <w:rPr/>
+      </w:r>
+    </w:p>
+    <w:p>
+      <w:pPr>
+        <w:pStyle w:val="Normal"/>
+        <w:ind w:start="284"/>
+        <w:rPr/>
+      </w:pPr>
+      <w:r>
+        <w:rPr/>
+      </w:r>
+    </w:p>
+    <w:p>
+      <w:pPr>
+        <w:pStyle w:val="Normal"/>
+        <w:ind w:start="284"/>
+        <w:rPr/>
+      </w:pPr>
+      <w:r>
+        <w:rPr/>
+      </w:r>
+    </w:p>
+    <w:p>
+      <w:pPr>
+        <w:pStyle w:val="Normal"/>
+        <w:ind w:start="284"/>
+        <w:rPr/>
+      </w:pPr>
+      <w:r>
+        <w:rPr/>
+      </w:r>
+    </w:p>
+    <w:p>
+      <w:pPr>
+        <w:pStyle w:val="Normal"/>
+        <w:ind w:start="284"/>
+        <w:rPr/>
+      </w:pPr>
+      <w:r>
+        <w:rPr/>
+      </w:r>
+    </w:p>
+    <w:p>
+      <w:pPr>
+        <w:pStyle w:val="Normal"/>
+        <w:ind w:start="284"/>
+        <w:rPr/>
+      </w:pPr>
+      <w:r>
+        <w:rPr/>
       </w:r>
     </w:p>
     <w:tbl>
@@ -12624,7 +12624,6 @@
             <w:pPr>
               <w:pStyle w:val="Normal"/>
               <w:widowControl/>
-              <w:suppressAutoHyphens w:val="true"/>
               <w:spacing w:lineRule="auto" w:line="240" w:before="0" w:after="0"/>
               <w:jc w:val="center"/>
               <w:rPr>
@@ -12645,7 +12644,9 @@
         </w:tc>
       </w:tr>
       <w:tr>
-        <w:trPr/>
+        <w:trPr>
+          <w:trHeight w:val="9356" w:hRule="atLeast"/>
+        </w:trPr>
         <w:tc>
           <w:tcPr>
             <w:tcW w:w="14570" w:type="dxa"/>
@@ -12657,7 +12658,6 @@
             <w:pPr>
               <w:pStyle w:val="Normal"/>
               <w:widowControl/>
-              <w:suppressAutoHyphens w:val="true"/>
               <w:spacing w:lineRule="auto" w:line="240" w:before="0" w:after="0"/>
               <w:jc w:val="start"/>
               <w:rPr>
@@ -12672,21 +12672,23 @@
             </w:pPr>
             <w:r>
               <w:rPr>
-                <w:rFonts w:ascii="Consolas" w:hAnsi="Consolas"/>
+                <w:rFonts w:eastAsia="Calibri" w:cs="" w:ascii="Consolas" w:hAnsi="Consolas"/>
                 <w:b/>
                 <w:i/>
                 <w:iCs/>
                 <w:color w:val="FF0000"/>
-                <w:sz w:val="18"/>
+                <w:kern w:val="0"/>
+                <w:sz w:val="18"/>
+                <w:szCs w:val="22"/>
                 <w:u w:val="single"/>
-              </w:rPr>
-            </w:r>
-          </w:p>
-          <w:p>
-            <w:pPr>
-              <w:pStyle w:val="Normal"/>
-              <w:widowControl/>
-              <w:suppressAutoHyphens w:val="true"/>
+                <w:lang w:val="es-ES" w:eastAsia="en-US" w:bidi="ar-SA"/>
+              </w:rPr>
+            </w:r>
+          </w:p>
+          <w:p>
+            <w:pPr>
+              <w:pStyle w:val="Normal"/>
+              <w:widowControl/>
               <w:spacing w:lineRule="auto" w:line="240" w:before="0" w:after="0"/>
               <w:jc w:val="start"/>
               <w:rPr>
@@ -12701,21 +12703,23 @@
             </w:pPr>
             <w:r>
               <w:rPr>
-                <w:rFonts w:ascii="Consolas" w:hAnsi="Consolas"/>
+                <w:rFonts w:eastAsia="Calibri" w:cs="" w:ascii="Consolas" w:hAnsi="Consolas"/>
                 <w:b/>
                 <w:i/>
                 <w:iCs/>
                 <w:color w:val="FF0000"/>
-                <w:sz w:val="18"/>
+                <w:kern w:val="0"/>
+                <w:sz w:val="18"/>
+                <w:szCs w:val="22"/>
                 <w:u w:val="single"/>
-              </w:rPr>
-            </w:r>
-          </w:p>
-          <w:p>
-            <w:pPr>
-              <w:pStyle w:val="Normal"/>
-              <w:widowControl/>
-              <w:suppressAutoHyphens w:val="true"/>
+                <w:lang w:val="es-ES" w:eastAsia="en-US" w:bidi="ar-SA"/>
+              </w:rPr>
+            </w:r>
+          </w:p>
+          <w:p>
+            <w:pPr>
+              <w:pStyle w:val="Normal"/>
+              <w:widowControl/>
               <w:spacing w:lineRule="auto" w:line="240" w:before="0" w:after="0"/>
               <w:jc w:val="start"/>
               <w:rPr>
@@ -12730,21 +12734,23 @@
             </w:pPr>
             <w:r>
               <w:rPr>
-                <w:rFonts w:ascii="Consolas" w:hAnsi="Consolas"/>
+                <w:rFonts w:eastAsia="Calibri" w:cs="" w:ascii="Consolas" w:hAnsi="Consolas"/>
                 <w:b/>
                 <w:i/>
                 <w:iCs/>
                 <w:color w:val="FF0000"/>
-                <w:sz w:val="18"/>
+                <w:kern w:val="0"/>
+                <w:sz w:val="18"/>
+                <w:szCs w:val="22"/>
                 <w:u w:val="single"/>
-              </w:rPr>
-            </w:r>
-          </w:p>
-          <w:p>
-            <w:pPr>
-              <w:pStyle w:val="Normal"/>
-              <w:widowControl/>
-              <w:suppressAutoHyphens w:val="true"/>
+                <w:lang w:val="es-ES" w:eastAsia="en-US" w:bidi="ar-SA"/>
+              </w:rPr>
+            </w:r>
+          </w:p>
+          <w:p>
+            <w:pPr>
+              <w:pStyle w:val="Normal"/>
+              <w:widowControl/>
               <w:spacing w:lineRule="auto" w:line="240" w:before="0" w:after="0"/>
               <w:jc w:val="start"/>
               <w:rPr>
@@ -12759,21 +12765,69 @@
             </w:pPr>
             <w:r>
               <w:rPr>
-                <w:rFonts w:ascii="Consolas" w:hAnsi="Consolas"/>
+                <w:rFonts w:eastAsia="Calibri" w:cs="" w:ascii="Consolas" w:hAnsi="Consolas"/>
                 <w:b/>
                 <w:i/>
                 <w:iCs/>
                 <w:color w:val="FF0000"/>
-                <w:sz w:val="18"/>
+                <w:kern w:val="0"/>
+                <w:sz w:val="18"/>
+                <w:szCs w:val="22"/>
                 <w:u w:val="single"/>
-              </w:rPr>
-            </w:r>
-          </w:p>
-          <w:p>
-            <w:pPr>
-              <w:pStyle w:val="Normal"/>
-              <w:widowControl/>
-              <w:suppressAutoHyphens w:val="true"/>
+                <w:lang w:val="es-ES" w:eastAsia="en-US" w:bidi="ar-SA"/>
+              </w:rPr>
+              <w:drawing>
+                <wp:anchor behindDoc="0" distT="0" distB="0" distL="0" distR="0" simplePos="0" locked="0" layoutInCell="0" allowOverlap="1" relativeHeight="18">
+                  <wp:simplePos x="0" y="0"/>
+                  <wp:positionH relativeFrom="column">
+                    <wp:align>center</wp:align>
+                  </wp:positionH>
+                  <wp:positionV relativeFrom="paragraph">
+                    <wp:posOffset>635</wp:posOffset>
+                  </wp:positionV>
+                  <wp:extent cx="9114790" cy="5023485"/>
+                  <wp:effectExtent l="0" t="0" r="0" b="0"/>
+                  <wp:wrapSquare wrapText="largest"/>
+                  <wp:docPr id="17" name="Image17"/>
+                  <wp:cNvGraphicFramePr>
+                    <a:graphicFrameLocks xmlns:a="http://schemas.openxmlformats.org/drawingml/2006/main" noChangeAspect="1"/>
+                  </wp:cNvGraphicFramePr>
+                  <a:graphic xmlns:a="http://schemas.openxmlformats.org/drawingml/2006/main">
+                    <a:graphicData uri="http://schemas.openxmlformats.org/drawingml/2006/picture">
+                      <pic:pic xmlns:pic="http://schemas.openxmlformats.org/drawingml/2006/picture">
+                        <pic:nvPicPr>
+                          <pic:cNvPr id="17" name="Image17"/>
+                          <pic:cNvPicPr>
+                            <a:picLocks noChangeAspect="1" noChangeArrowheads="1"/>
+                          </pic:cNvPicPr>
+                        </pic:nvPicPr>
+                        <pic:blipFill>
+                          <a:blip r:embed="rId18"/>
+                          <a:stretch>
+                            <a:fillRect/>
+                          </a:stretch>
+                        </pic:blipFill>
+                        <pic:spPr bwMode="auto">
+                          <a:xfrm>
+                            <a:off x="0" y="0"/>
+                            <a:ext cx="9114790" cy="5023485"/>
+                          </a:xfrm>
+                          <a:prstGeom prst="rect">
+                            <a:avLst/>
+                          </a:prstGeom>
+                          <a:noFill/>
+                        </pic:spPr>
+                      </pic:pic>
+                    </a:graphicData>
+                  </a:graphic>
+                </wp:anchor>
+              </w:drawing>
+            </w:r>
+          </w:p>
+          <w:p>
+            <w:pPr>
+              <w:pStyle w:val="Normal"/>
+              <w:widowControl/>
               <w:spacing w:lineRule="auto" w:line="240" w:before="0" w:after="0"/>
               <w:jc w:val="start"/>
               <w:rPr>
@@ -12788,21 +12842,23 @@
             </w:pPr>
             <w:r>
               <w:rPr>
-                <w:rFonts w:ascii="Consolas" w:hAnsi="Consolas"/>
+                <w:rFonts w:eastAsia="Calibri" w:cs="" w:ascii="Consolas" w:hAnsi="Consolas"/>
                 <w:b/>
                 <w:i/>
                 <w:iCs/>
                 <w:color w:val="FF0000"/>
-                <w:sz w:val="18"/>
+                <w:kern w:val="0"/>
+                <w:sz w:val="18"/>
+                <w:szCs w:val="22"/>
                 <w:u w:val="single"/>
-              </w:rPr>
-            </w:r>
-          </w:p>
-          <w:p>
-            <w:pPr>
-              <w:pStyle w:val="Normal"/>
-              <w:widowControl/>
-              <w:suppressAutoHyphens w:val="true"/>
+                <w:lang w:val="es-ES" w:eastAsia="en-US" w:bidi="ar-SA"/>
+              </w:rPr>
+            </w:r>
+          </w:p>
+          <w:p>
+            <w:pPr>
+              <w:pStyle w:val="Normal"/>
+              <w:widowControl/>
               <w:spacing w:lineRule="auto" w:line="240" w:before="0" w:after="0"/>
               <w:jc w:val="center"/>
               <w:rPr>
@@ -12839,7 +12895,6 @@
             <w:pPr>
               <w:pStyle w:val="Normal"/>
               <w:widowControl/>
-              <w:suppressAutoHyphens w:val="true"/>
               <w:spacing w:lineRule="auto" w:line="240" w:before="0" w:after="0"/>
               <w:jc w:val="center"/>
               <w:rPr>
@@ -12864,7 +12919,9 @@
         </w:tc>
       </w:tr>
       <w:tr>
-        <w:trPr/>
+        <w:trPr>
+          <w:trHeight w:val="6709" w:hRule="atLeast"/>
+        </w:trPr>
         <w:tc>
           <w:tcPr>
             <w:tcW w:w="14570" w:type="dxa"/>
@@ -12876,7 +12933,6 @@
             <w:pPr>
               <w:pStyle w:val="Normal"/>
               <w:widowControl/>
-              <w:suppressAutoHyphens w:val="true"/>
               <w:spacing w:lineRule="auto" w:line="240" w:before="0" w:after="0"/>
               <w:jc w:val="start"/>
               <w:rPr>
@@ -12891,21 +12947,23 @@
             </w:pPr>
             <w:r>
               <w:rPr>
-                <w:rFonts w:ascii="Consolas" w:hAnsi="Consolas"/>
+                <w:rFonts w:eastAsia="Calibri" w:cs="" w:ascii="Consolas" w:hAnsi="Consolas"/>
                 <w:b/>
                 <w:i/>
                 <w:iCs/>
                 <w:color w:val="FF0000"/>
-                <w:sz w:val="18"/>
+                <w:kern w:val="0"/>
+                <w:sz w:val="18"/>
+                <w:szCs w:val="22"/>
                 <w:u w:val="single"/>
-              </w:rPr>
-            </w:r>
-          </w:p>
-          <w:p>
-            <w:pPr>
-              <w:pStyle w:val="Normal"/>
-              <w:widowControl/>
-              <w:suppressAutoHyphens w:val="true"/>
+                <w:lang w:val="es-ES" w:eastAsia="en-US" w:bidi="ar-SA"/>
+              </w:rPr>
+            </w:r>
+          </w:p>
+          <w:p>
+            <w:pPr>
+              <w:pStyle w:val="Normal"/>
+              <w:widowControl/>
               <w:spacing w:lineRule="auto" w:line="240" w:before="0" w:after="0"/>
               <w:jc w:val="start"/>
               <w:rPr>
@@ -12920,21 +12978,23 @@
             </w:pPr>
             <w:r>
               <w:rPr>
-                <w:rFonts w:ascii="Consolas" w:hAnsi="Consolas"/>
+                <w:rFonts w:eastAsia="Calibri" w:cs="" w:ascii="Consolas" w:hAnsi="Consolas"/>
                 <w:b/>
                 <w:i/>
                 <w:iCs/>
                 <w:color w:val="FF0000"/>
-                <w:sz w:val="18"/>
+                <w:kern w:val="0"/>
+                <w:sz w:val="18"/>
+                <w:szCs w:val="22"/>
                 <w:u w:val="single"/>
-              </w:rPr>
-            </w:r>
-          </w:p>
-          <w:p>
-            <w:pPr>
-              <w:pStyle w:val="Normal"/>
-              <w:widowControl/>
-              <w:suppressAutoHyphens w:val="true"/>
+                <w:lang w:val="es-ES" w:eastAsia="en-US" w:bidi="ar-SA"/>
+              </w:rPr>
+            </w:r>
+          </w:p>
+          <w:p>
+            <w:pPr>
+              <w:pStyle w:val="Normal"/>
+              <w:widowControl/>
               <w:spacing w:lineRule="auto" w:line="240" w:before="0" w:after="0"/>
               <w:jc w:val="start"/>
               <w:rPr>
@@ -12949,102 +13009,83 @@
             </w:pPr>
             <w:r>
               <w:rPr>
-                <w:rFonts w:ascii="Consolas" w:hAnsi="Consolas"/>
-                <w:b/>
-                <w:i/>
-                <w:iCs/>
-                <w:color w:val="FF0000"/>
-                <w:sz w:val="18"/>
-                <w:u w:val="single"/>
-              </w:rPr>
-            </w:r>
-          </w:p>
-          <w:p>
-            <w:pPr>
-              <w:pStyle w:val="Normal"/>
-              <w:widowControl/>
-              <w:suppressAutoHyphens w:val="true"/>
-              <w:spacing w:lineRule="auto" w:line="240" w:before="0" w:after="0"/>
-              <w:jc w:val="start"/>
-              <w:rPr>
-                <w:rFonts w:ascii="Consolas" w:hAnsi="Consolas"/>
-                <w:b/>
-                <w:i/>
-                <w:iCs/>
-                <w:color w:val="FF0000"/>
-                <w:sz w:val="18"/>
-                <w:u w:val="single"/>
-              </w:rPr>
-            </w:pPr>
-            <w:r>
-              <w:rPr>
-                <w:rFonts w:ascii="Consolas" w:hAnsi="Consolas"/>
-                <w:b/>
-                <w:i/>
-                <w:iCs/>
-                <w:color w:val="FF0000"/>
-                <w:sz w:val="18"/>
-                <w:u w:val="single"/>
-              </w:rPr>
-            </w:r>
-          </w:p>
-          <w:p>
-            <w:pPr>
-              <w:pStyle w:val="Normal"/>
-              <w:widowControl/>
-              <w:suppressAutoHyphens w:val="true"/>
-              <w:spacing w:lineRule="auto" w:line="240" w:before="0" w:after="0"/>
-              <w:jc w:val="start"/>
-              <w:rPr>
-                <w:rFonts w:ascii="Consolas" w:hAnsi="Consolas"/>
-                <w:b/>
-                <w:i/>
-                <w:iCs/>
-                <w:color w:val="FF0000"/>
-                <w:sz w:val="18"/>
-                <w:u w:val="single"/>
-              </w:rPr>
-            </w:pPr>
-            <w:r>
-              <w:rPr>
-                <w:rFonts w:ascii="Consolas" w:hAnsi="Consolas"/>
-                <w:b/>
-                <w:i/>
-                <w:iCs/>
-                <w:color w:val="FF0000"/>
-                <w:sz w:val="18"/>
-                <w:u w:val="single"/>
-              </w:rPr>
-            </w:r>
-          </w:p>
-          <w:p>
-            <w:pPr>
-              <w:pStyle w:val="Normal"/>
-              <w:widowControl/>
-              <w:suppressAutoHyphens w:val="true"/>
-              <w:spacing w:lineRule="auto" w:line="240" w:before="0" w:after="0"/>
-              <w:jc w:val="center"/>
-              <w:rPr>
-                <w:rFonts w:ascii="Calibri" w:hAnsi="Calibri" w:eastAsia="Calibri" w:cs=""/>
+                <w:rFonts w:eastAsia="Calibri" w:cs=""/>
                 <w:kern w:val="0"/>
                 <w:sz w:val="22"/>
                 <w:szCs w:val="22"/>
                 <w:lang w:val="es-ES" w:eastAsia="en-US" w:bidi="ar-SA"/>
               </w:rPr>
-            </w:pPr>
-            <w:r>
-              <w:rPr>
-                <w:rFonts w:eastAsia="Calibri" w:cs=""/>
-                <w:kern w:val="0"/>
-                <w:sz w:val="22"/>
-                <w:szCs w:val="22"/>
-                <w:lang w:val="es-ES" w:eastAsia="en-US" w:bidi="ar-SA"/>
-              </w:rPr>
+              <w:drawing>
+                <wp:anchor behindDoc="0" distT="0" distB="0" distL="0" distR="0" simplePos="0" locked="0" layoutInCell="0" allowOverlap="1" relativeHeight="19">
+                  <wp:simplePos x="0" y="0"/>
+                  <wp:positionH relativeFrom="column">
+                    <wp:align>center</wp:align>
+                  </wp:positionH>
+                  <wp:positionV relativeFrom="paragraph">
+                    <wp:posOffset>635</wp:posOffset>
+                  </wp:positionV>
+                  <wp:extent cx="9114790" cy="4396740"/>
+                  <wp:effectExtent l="0" t="0" r="0" b="0"/>
+                  <wp:wrapSquare wrapText="largest"/>
+                  <wp:docPr id="18" name="Image18"/>
+                  <wp:cNvGraphicFramePr>
+                    <a:graphicFrameLocks xmlns:a="http://schemas.openxmlformats.org/drawingml/2006/main" noChangeAspect="1"/>
+                  </wp:cNvGraphicFramePr>
+                  <a:graphic xmlns:a="http://schemas.openxmlformats.org/drawingml/2006/main">
+                    <a:graphicData uri="http://schemas.openxmlformats.org/drawingml/2006/picture">
+                      <pic:pic xmlns:pic="http://schemas.openxmlformats.org/drawingml/2006/picture">
+                        <pic:nvPicPr>
+                          <pic:cNvPr id="18" name="Image18"/>
+                          <pic:cNvPicPr>
+                            <a:picLocks noChangeAspect="1" noChangeArrowheads="1"/>
+                          </pic:cNvPicPr>
+                        </pic:nvPicPr>
+                        <pic:blipFill>
+                          <a:blip r:embed="rId19"/>
+                          <a:stretch>
+                            <a:fillRect/>
+                          </a:stretch>
+                        </pic:blipFill>
+                        <pic:spPr bwMode="auto">
+                          <a:xfrm>
+                            <a:off x="0" y="0"/>
+                            <a:ext cx="9114790" cy="4396740"/>
+                          </a:xfrm>
+                          <a:prstGeom prst="rect">
+                            <a:avLst/>
+                          </a:prstGeom>
+                          <a:noFill/>
+                        </pic:spPr>
+                      </pic:pic>
+                    </a:graphicData>
+                  </a:graphic>
+                </wp:anchor>
+              </w:drawing>
             </w:r>
           </w:p>
         </w:tc>
       </w:tr>
     </w:tbl>
+    <w:p>
+      <w:pPr>
+        <w:pStyle w:val="Heading2"/>
+        <w:keepLines/>
+        <w:widowControl/>
+        <w:numPr>
+          <w:ilvl w:val="0"/>
+          <w:numId w:val="0"/>
+        </w:numPr>
+        <w:spacing w:lineRule="auto" w:line="240"/>
+        <w:jc w:val="start"/>
+        <w:rPr/>
+      </w:pPr>
+      <w:r>
+        <w:rPr/>
+      </w:r>
+      <w:r>
+        <w:br w:type="page"/>
+      </w:r>
+    </w:p>
     <w:p>
       <w:pPr>
         <w:pStyle w:val="Heading2"/>
@@ -13137,8 +13178,8 @@
         <w:gridCol w:w="752"/>
         <w:gridCol w:w="1693"/>
         <w:gridCol w:w="1735"/>
-        <w:gridCol w:w="902"/>
-        <w:gridCol w:w="739"/>
+        <w:gridCol w:w="903"/>
+        <w:gridCol w:w="738"/>
         <w:gridCol w:w="8582"/>
       </w:tblGrid>
       <w:tr>
@@ -13156,7 +13197,6 @@
             <w:pPr>
               <w:pStyle w:val="Normal"/>
               <w:widowControl/>
-              <w:suppressAutoHyphens w:val="true"/>
               <w:spacing w:lineRule="auto" w:line="240" w:before="0" w:after="0"/>
               <w:jc w:val="start"/>
               <w:rPr>
@@ -13194,7 +13234,6 @@
             <w:pPr>
               <w:pStyle w:val="Normal"/>
               <w:widowControl/>
-              <w:suppressAutoHyphens w:val="true"/>
               <w:spacing w:lineRule="auto" w:line="240" w:before="0" w:after="0"/>
               <w:jc w:val="start"/>
               <w:rPr>
@@ -13230,7 +13269,6 @@
             <w:pPr>
               <w:pStyle w:val="Normal"/>
               <w:widowControl/>
-              <w:suppressAutoHyphens w:val="true"/>
               <w:spacing w:lineRule="auto" w:line="240" w:before="0" w:after="0"/>
               <w:jc w:val="start"/>
               <w:rPr>
@@ -13266,7 +13304,6 @@
             <w:pPr>
               <w:pStyle w:val="Normal"/>
               <w:widowControl/>
-              <w:suppressAutoHyphens w:val="true"/>
               <w:spacing w:lineRule="auto" w:line="240" w:before="0" w:after="0"/>
               <w:jc w:val="start"/>
               <w:rPr>
@@ -13288,7 +13325,7 @@
         </w:tc>
         <w:tc>
           <w:tcPr>
-            <w:tcW w:w="902" w:type="dxa"/>
+            <w:tcW w:w="903" w:type="dxa"/>
             <w:tcBorders>
               <w:bottom w:val="double" w:sz="4" w:space="0" w:color="000000"/>
             </w:tcBorders>
@@ -13302,7 +13339,6 @@
             <w:pPr>
               <w:pStyle w:val="Normal"/>
               <w:widowControl/>
-              <w:suppressAutoHyphens w:val="true"/>
               <w:spacing w:lineRule="auto" w:line="240" w:before="0" w:after="0"/>
               <w:jc w:val="start"/>
               <w:rPr>
@@ -13324,7 +13360,7 @@
         </w:tc>
         <w:tc>
           <w:tcPr>
-            <w:tcW w:w="739" w:type="dxa"/>
+            <w:tcW w:w="738" w:type="dxa"/>
             <w:tcBorders>
               <w:bottom w:val="double" w:sz="4" w:space="0" w:color="000000"/>
             </w:tcBorders>
@@ -13338,7 +13374,6 @@
             <w:pPr>
               <w:pStyle w:val="Normal"/>
               <w:widowControl/>
-              <w:suppressAutoHyphens w:val="true"/>
               <w:spacing w:lineRule="auto" w:line="240" w:before="0" w:after="0"/>
               <w:jc w:val="start"/>
               <w:rPr>
@@ -13374,7 +13409,6 @@
             <w:pPr>
               <w:pStyle w:val="Normal"/>
               <w:widowControl/>
-              <w:suppressAutoHyphens w:val="true"/>
               <w:spacing w:lineRule="auto" w:line="240" w:before="0" w:after="0"/>
               <w:jc w:val="center"/>
               <w:rPr>
@@ -13413,7 +13447,6 @@
                 <w:ilvl w:val="0"/>
                 <w:numId w:val="3"/>
               </w:numPr>
-              <w:suppressAutoHyphens w:val="true"/>
               <w:spacing w:lineRule="auto" w:line="240" w:before="0" w:after="0"/>
               <w:contextualSpacing w:val="false"/>
               <w:jc w:val="start"/>
@@ -13424,8 +13457,12 @@
             </w:pPr>
             <w:r>
               <w:rPr>
+                <w:rFonts w:eastAsia="Calibri" w:cs=""/>
                 <w:i/>
+                <w:kern w:val="0"/>
                 <w:sz w:val="16"/>
+                <w:szCs w:val="22"/>
+                <w:lang w:val="es-ES" w:eastAsia="en-US" w:bidi="ar-SA"/>
               </w:rPr>
             </w:r>
           </w:p>
@@ -13446,7 +13483,6 @@
             <w:pPr>
               <w:pStyle w:val="Normal"/>
               <w:widowControl/>
-              <w:suppressAutoHyphens w:val="true"/>
               <w:spacing w:lineRule="auto" w:line="240" w:before="0" w:after="0"/>
               <w:jc w:val="start"/>
               <w:rPr>
@@ -13482,7 +13518,6 @@
             <w:pPr>
               <w:pStyle w:val="Normal"/>
               <w:widowControl/>
-              <w:suppressAutoHyphens w:val="true"/>
               <w:spacing w:lineRule="auto" w:line="240" w:before="0" w:after="0"/>
               <w:jc w:val="start"/>
               <w:rPr>
@@ -13521,7 +13556,6 @@
             <w:pPr>
               <w:pStyle w:val="Normal"/>
               <w:widowControl/>
-              <w:suppressAutoHyphens w:val="true"/>
               <w:spacing w:lineRule="auto" w:line="240" w:before="0" w:after="0"/>
               <w:jc w:val="start"/>
               <w:rPr>
@@ -13546,7 +13580,7 @@
         </w:tc>
         <w:tc>
           <w:tcPr>
-            <w:tcW w:w="902" w:type="dxa"/>
+            <w:tcW w:w="903" w:type="dxa"/>
             <w:tcBorders>
               <w:top w:val="double" w:sz="4" w:space="0" w:color="000000"/>
             </w:tcBorders>
@@ -13559,9 +13593,9 @@
             <w:sdtPr>
               <w:id w:val="1960290039"/>
               <w14:checkbox>
-                <w14:checked w:val=""/>
-                <w14:checkedState w:val=""/>
-                <w14:uncheckedState w:val=""/>
+                <w14:checked w:val="0"/>
+                <w14:checkedState w:val="2612"/>
+                <w14:uncheckedState w:val="2610"/>
               </w14:checkbox>
             </w:sdtPr>
             <w:sdtContent>
@@ -13569,7 +13603,6 @@
                 <w:pPr>
                   <w:pStyle w:val="Normal"/>
                   <w:widowControl/>
-                  <w:suppressAutoHyphens w:val="true"/>
                   <w:spacing w:lineRule="auto" w:line="240" w:before="0" w:after="0"/>
                   <w:jc w:val="center"/>
                   <w:rPr>
@@ -13595,7 +13628,7 @@
         </w:tc>
         <w:tc>
           <w:tcPr>
-            <w:tcW w:w="739" w:type="dxa"/>
+            <w:tcW w:w="738" w:type="dxa"/>
             <w:tcBorders>
               <w:top w:val="double" w:sz="4" w:space="0" w:color="000000"/>
             </w:tcBorders>
@@ -13608,9 +13641,9 @@
             <w:sdtPr>
               <w:id w:val="-775788425"/>
               <w14:checkbox>
-                <w14:checked w:val=""/>
-                <w14:checkedState w:val=""/>
-                <w14:uncheckedState w:val=""/>
+                <w14:checked w:val="0"/>
+                <w14:checkedState w:val="2612"/>
+                <w14:uncheckedState w:val="2610"/>
               </w14:checkbox>
             </w:sdtPr>
             <w:sdtContent>
@@ -13618,7 +13651,232 @@
                 <w:pPr>
                   <w:pStyle w:val="Normal"/>
                   <w:widowControl/>
-                  <w:suppressAutoHyphens w:val="true"/>
+                  <w:spacing w:lineRule="auto" w:line="240" w:before="0" w:after="0"/>
+                  <w:jc w:val="center"/>
+                  <w:rPr>
+                    <w:b/>
+                    <w:color w:val="FF0000"/>
+                  </w:rPr>
+                </w:pPr>
+                <w:r>
+                  <w:rPr>
+                    <w:rFonts w:eastAsia="MS Gothic" w:cs="" w:hint="eastAsia" w:ascii="MS Gothic" w:hAnsi="MS Gothic"/>
+                    <w:b/>
+                    <w:color w:val="FF0000"/>
+                    <w:kern w:val="0"/>
+                    <w:sz w:val="22"/>
+                    <w:szCs w:val="22"/>
+                    <w:lang w:val="es-ES" w:eastAsia="en-US" w:bidi="ar-SA"/>
+                  </w:rPr>
+                  <w:t>x</w:t>
+                </w:r>
+              </w:p>
+            </w:sdtContent>
+          </w:sdt>
+        </w:tc>
+        <w:tc>
+          <w:tcPr>
+            <w:tcW w:w="8582" w:type="dxa"/>
+            <w:tcBorders>
+              <w:top w:val="double" w:sz="4" w:space="0" w:color="000000"/>
+            </w:tcBorders>
+            <w:tcMar>
+              <w:top w:w="28" w:type="dxa"/>
+              <w:start w:w="108" w:type="dxa"/>
+              <w:bottom w:w="28" w:type="dxa"/>
+              <w:end w:w="108" w:type="dxa"/>
+            </w:tcMar>
+          </w:tcPr>
+          <w:p>
+            <w:pPr>
+              <w:pStyle w:val="Normal"/>
+              <w:widowControl/>
+              <w:spacing w:lineRule="auto" w:line="240" w:before="0" w:after="0"/>
+              <w:jc w:val="start"/>
+              <w:rPr>
+                <w:b/>
+                <w:color w:val="FF0000"/>
+              </w:rPr>
+            </w:pPr>
+            <w:r>
+              <w:rPr>
+                <w:rFonts w:eastAsia="Calibri" w:cs=""/>
+                <w:b/>
+                <w:color w:val="FF0000"/>
+                <w:kern w:val="0"/>
+                <w:sz w:val="22"/>
+                <w:szCs w:val="22"/>
+                <w:lang w:val="es-ES" w:eastAsia="en-US" w:bidi="ar-SA"/>
+              </w:rPr>
+              <w:t>Al permitir pings de DMZ al firewall, ahora es capaz de conectarse.</w:t>
+            </w:r>
+          </w:p>
+        </w:tc>
+      </w:tr>
+      <w:tr>
+        <w:trPr/>
+        <w:tc>
+          <w:tcPr>
+            <w:tcW w:w="167" w:type="dxa"/>
+            <w:tcBorders/>
+            <w:vAlign w:val="center"/>
+          </w:tcPr>
+          <w:p>
+            <w:pPr>
+              <w:pStyle w:val="ListParagraph"/>
+              <w:widowControl/>
+              <w:numPr>
+                <w:ilvl w:val="0"/>
+                <w:numId w:val="3"/>
+              </w:numPr>
+              <w:spacing w:lineRule="auto" w:line="240" w:before="0" w:after="0"/>
+              <w:contextualSpacing w:val="false"/>
+              <w:jc w:val="start"/>
+              <w:rPr>
+                <w:i/>
+                <w:sz w:val="16"/>
+              </w:rPr>
+            </w:pPr>
+            <w:r>
+              <w:rPr>
+                <w:rFonts w:eastAsia="Calibri" w:cs=""/>
+                <w:i/>
+                <w:kern w:val="0"/>
+                <w:sz w:val="16"/>
+                <w:szCs w:val="22"/>
+                <w:lang w:val="es-ES" w:eastAsia="en-US" w:bidi="ar-SA"/>
+              </w:rPr>
+            </w:r>
+          </w:p>
+        </w:tc>
+        <w:tc>
+          <w:tcPr>
+            <w:tcW w:w="752" w:type="dxa"/>
+            <w:tcBorders/>
+            <w:tcMar>
+              <w:start w:w="108" w:type="dxa"/>
+              <w:end w:w="108" w:type="dxa"/>
+            </w:tcMar>
+            <w:vAlign w:val="center"/>
+          </w:tcPr>
+          <w:p>
+            <w:pPr>
+              <w:pStyle w:val="Normal"/>
+              <w:widowControl/>
+              <w:spacing w:lineRule="auto" w:line="240" w:before="0" w:after="0"/>
+              <w:jc w:val="start"/>
+              <w:rPr>
+                <w:i/>
+              </w:rPr>
+            </w:pPr>
+            <w:r>
+              <w:rPr>
+                <w:rFonts w:eastAsia="Calibri" w:cs=""/>
+                <w:i/>
+                <w:kern w:val="0"/>
+                <w:sz w:val="22"/>
+                <w:szCs w:val="22"/>
+                <w:lang w:val="es-ES" w:eastAsia="en-US" w:bidi="ar-SA"/>
+              </w:rPr>
+              <w:t>icmp</w:t>
+            </w:r>
+          </w:p>
+        </w:tc>
+        <w:tc>
+          <w:tcPr>
+            <w:tcW w:w="1693" w:type="dxa"/>
+            <w:tcBorders/>
+            <w:tcMar>
+              <w:start w:w="108" w:type="dxa"/>
+              <w:end w:w="108" w:type="dxa"/>
+            </w:tcMar>
+            <w:vAlign w:val="center"/>
+          </w:tcPr>
+          <w:p>
+            <w:pPr>
+              <w:pStyle w:val="Normal"/>
+              <w:widowControl/>
+              <w:spacing w:lineRule="auto" w:line="240" w:before="0" w:after="0"/>
+              <w:jc w:val="start"/>
+              <w:rPr>
+                <w:rFonts w:ascii="Calibri" w:hAnsi="Calibri" w:eastAsia="Calibri" w:cs=""/>
+                <w:kern w:val="0"/>
+                <w:sz w:val="22"/>
+                <w:szCs w:val="22"/>
+                <w:lang w:val="es-ES" w:eastAsia="en-US" w:bidi="ar-SA"/>
+              </w:rPr>
+            </w:pPr>
+            <w:r>
+              <w:rPr>
+                <w:rFonts w:eastAsia="Calibri" w:cs=""/>
+                <w:kern w:val="0"/>
+                <w:sz w:val="22"/>
+                <w:szCs w:val="22"/>
+                <w:lang w:val="es-ES" w:eastAsia="en-US" w:bidi="ar-SA"/>
+              </w:rPr>
+              <w:t>192.168.56.10</w:t>
+            </w:r>
+          </w:p>
+        </w:tc>
+        <w:tc>
+          <w:tcPr>
+            <w:tcW w:w="1735" w:type="dxa"/>
+            <w:tcBorders/>
+            <w:tcMar>
+              <w:start w:w="108" w:type="dxa"/>
+              <w:end w:w="108" w:type="dxa"/>
+            </w:tcMar>
+            <w:vAlign w:val="center"/>
+          </w:tcPr>
+          <w:p>
+            <w:pPr>
+              <w:pStyle w:val="Normal"/>
+              <w:widowControl/>
+              <w:spacing w:lineRule="auto" w:line="240" w:before="0" w:after="0"/>
+              <w:jc w:val="start"/>
+              <w:rPr>
+                <w:rFonts w:ascii="Calibri" w:hAnsi="Calibri" w:eastAsia="Calibri" w:cs=""/>
+                <w:kern w:val="0"/>
+                <w:sz w:val="22"/>
+                <w:szCs w:val="22"/>
+                <w:lang w:val="es-ES" w:eastAsia="en-US" w:bidi="ar-SA"/>
+              </w:rPr>
+            </w:pPr>
+            <w:r>
+              <w:rPr>
+                <w:rFonts w:eastAsia="Calibri" w:cs=""/>
+                <w:kern w:val="0"/>
+                <w:sz w:val="22"/>
+                <w:szCs w:val="22"/>
+                <w:lang w:val="es-ES" w:eastAsia="en-US" w:bidi="ar-SA"/>
+              </w:rPr>
+              <w:t>firewall (LAN)</w:t>
+            </w:r>
+          </w:p>
+        </w:tc>
+        <w:tc>
+          <w:tcPr>
+            <w:tcW w:w="903" w:type="dxa"/>
+            <w:tcBorders/>
+            <w:tcMar>
+              <w:start w:w="108" w:type="dxa"/>
+              <w:end w:w="108" w:type="dxa"/>
+            </w:tcMar>
+          </w:tcPr>
+          <w:sdt>
+            <w:sdtPr>
+              <w:id w:val="528765878"/>
+              <w14:checkbox>
+                <w14:checked w:val="0"/>
+                <w14:checkedState w:val="2612"/>
+                <w14:uncheckedState w:val="2610"/>
+              </w14:checkbox>
+            </w:sdtPr>
+            <w:sdtContent>
+              <w:p>
+                <w:pPr>
+                  <w:pStyle w:val="Normal"/>
+                  <w:widowControl/>
                   <w:spacing w:lineRule="auto" w:line="240" w:before="0" w:after="0"/>
                   <w:jc w:val="center"/>
                   <w:rPr>
@@ -13644,10 +13902,54 @@
         </w:tc>
         <w:tc>
           <w:tcPr>
+            <w:tcW w:w="738" w:type="dxa"/>
+            <w:tcBorders/>
+            <w:tcMar>
+              <w:start w:w="108" w:type="dxa"/>
+              <w:end w:w="108" w:type="dxa"/>
+            </w:tcMar>
+          </w:tcPr>
+          <w:sdt>
+            <w:sdtPr>
+              <w:id w:val="541412787"/>
+              <w14:checkbox>
+                <w14:checked w:val="0"/>
+                <w14:checkedState w:val="2612"/>
+                <w14:uncheckedState w:val="2610"/>
+              </w14:checkbox>
+            </w:sdtPr>
+            <w:sdtContent>
+              <w:p>
+                <w:pPr>
+                  <w:pStyle w:val="Normal"/>
+                  <w:widowControl/>
+                  <w:spacing w:lineRule="auto" w:line="240" w:before="0" w:after="0"/>
+                  <w:jc w:val="center"/>
+                  <w:rPr>
+                    <w:b/>
+                    <w:color w:val="FF0000"/>
+                  </w:rPr>
+                </w:pPr>
+                <w:r>
+                  <w:rPr>
+                    <w:rFonts w:eastAsia="MS Gothic" w:cs="" w:hint="eastAsia" w:ascii="MS Gothic" w:hAnsi="MS Gothic"/>
+                    <w:b/>
+                    <w:color w:val="FF0000"/>
+                    <w:kern w:val="0"/>
+                    <w:sz w:val="22"/>
+                    <w:szCs w:val="22"/>
+                    <w:lang w:val="es-ES" w:eastAsia="en-US" w:bidi="ar-SA"/>
+                  </w:rPr>
+                  <w:t>x</w:t>
+                </w:r>
+              </w:p>
+            </w:sdtContent>
+          </w:sdt>
+        </w:tc>
+        <w:tc>
+          <w:tcPr>
             <w:tcW w:w="8582" w:type="dxa"/>
-            <w:tcBorders>
-              <w:top w:val="double" w:sz="4" w:space="0" w:color="000000"/>
-            </w:tcBorders>
+            <w:tcBorders/>
             <w:tcMar>
               <w:top w:w="28" w:type="dxa"/>
               <w:start w:w="108" w:type="dxa"/>
@@ -13659,19 +13961,24 @@
             <w:pPr>
               <w:pStyle w:val="Normal"/>
               <w:widowControl/>
-              <w:suppressAutoHyphens w:val="true"/>
-              <w:spacing w:lineRule="auto" w:line="240" w:before="0" w:after="0"/>
-              <w:jc w:val="start"/>
-              <w:rPr>
-                <w:b/>
-                <w:color w:val="FF0000"/>
-              </w:rPr>
-            </w:pPr>
-            <w:r>
-              <w:rPr>
-                <w:b/>
-                <w:color w:val="FF0000"/>
-              </w:rPr>
+              <w:spacing w:lineRule="auto" w:line="240" w:before="0" w:after="0"/>
+              <w:jc w:val="start"/>
+              <w:rPr>
+                <w:b/>
+                <w:color w:val="FF0000"/>
+              </w:rPr>
+            </w:pPr>
+            <w:r>
+              <w:rPr>
+                <w:rFonts w:eastAsia="Calibri" w:cs=""/>
+                <w:b/>
+                <w:color w:val="FF0000"/>
+                <w:kern w:val="0"/>
+                <w:sz w:val="22"/>
+                <w:szCs w:val="22"/>
+                <w:lang w:val="es-ES" w:eastAsia="en-US" w:bidi="ar-SA"/>
+              </w:rPr>
+              <w:t>Al permitir pings de DMZ al firewall, ahora es capaz de conectarse.</w:t>
             </w:r>
           </w:p>
         </w:tc>
@@ -13692,8 +13999,8 @@
                 <w:ilvl w:val="0"/>
                 <w:numId w:val="3"/>
               </w:numPr>
-              <w:suppressAutoHyphens w:val="true"/>
-              <w:spacing w:lineRule="auto" w:line="240" w:before="0" w:after="0"/>
+              <w:spacing w:lineRule="auto" w:line="240" w:before="0" w:after="0"/>
+              <w:ind w:hanging="357" w:start="357"/>
               <w:contextualSpacing w:val="false"/>
               <w:jc w:val="start"/>
               <w:rPr>
@@ -13703,8 +14010,12 @@
             </w:pPr>
             <w:r>
               <w:rPr>
+                <w:rFonts w:eastAsia="Calibri" w:cs=""/>
                 <w:i/>
+                <w:kern w:val="0"/>
                 <w:sz w:val="16"/>
+                <w:szCs w:val="22"/>
+                <w:lang w:val="es-ES" w:eastAsia="en-US" w:bidi="ar-SA"/>
               </w:rPr>
             </w:r>
           </w:p>
@@ -13723,11 +14034,14 @@
             <w:pPr>
               <w:pStyle w:val="Normal"/>
               <w:widowControl/>
-              <w:suppressAutoHyphens w:val="true"/>
-              <w:spacing w:lineRule="auto" w:line="240" w:before="0" w:after="0"/>
-              <w:jc w:val="start"/>
-              <w:rPr>
-                <w:i/>
+              <w:spacing w:lineRule="auto" w:line="240" w:before="0" w:after="0"/>
+              <w:jc w:val="start"/>
+              <w:rPr>
+                <w:rFonts w:ascii="Calibri" w:hAnsi="Calibri" w:eastAsia="Calibri" w:cs=""/>
+                <w:kern w:val="0"/>
+                <w:sz w:val="22"/>
+                <w:szCs w:val="22"/>
+                <w:lang w:val="es-ES" w:eastAsia="en-US" w:bidi="ar-SA"/>
               </w:rPr>
             </w:pPr>
             <w:r>
@@ -13757,7 +14071,6 @@
             <w:pPr>
               <w:pStyle w:val="Normal"/>
               <w:widowControl/>
-              <w:suppressAutoHyphens w:val="true"/>
               <w:spacing w:lineRule="auto" w:line="240" w:before="0" w:after="0"/>
               <w:jc w:val="start"/>
               <w:rPr>
@@ -13794,7 +14107,6 @@
             <w:pPr>
               <w:pStyle w:val="Normal"/>
               <w:widowControl/>
-              <w:suppressAutoHyphens w:val="true"/>
               <w:spacing w:lineRule="auto" w:line="240" w:before="0" w:after="0"/>
               <w:jc w:val="start"/>
               <w:rPr>
@@ -13813,13 +14125,13 @@
                 <w:szCs w:val="22"/>
                 <w:lang w:val="es-ES" w:eastAsia="en-US" w:bidi="ar-SA"/>
               </w:rPr>
-              <w:t>firewall (LAN)</w:t>
-            </w:r>
-          </w:p>
-        </w:tc>
-        <w:tc>
-          <w:tcPr>
-            <w:tcW w:w="902" w:type="dxa"/>
+              <w:t>192.168.57.2</w:t>
+            </w:r>
+          </w:p>
+        </w:tc>
+        <w:tc>
+          <w:tcPr>
+            <w:tcW w:w="903" w:type="dxa"/>
             <w:tcBorders/>
             <w:tcMar>
               <w:start w:w="108" w:type="dxa"/>
@@ -13828,11 +14140,11 @@
           </w:tcPr>
           <w:sdt>
             <w:sdtPr>
-              <w:id w:val="528765878"/>
+              <w:id w:val="-1267688073"/>
               <w14:checkbox>
-                <w14:checked w:val=""/>
-                <w14:checkedState w:val=""/>
-                <w14:uncheckedState w:val=""/>
+                <w14:checked w:val="0"/>
+                <w14:checkedState w:val="2612"/>
+                <w14:uncheckedState w:val="2610"/>
               </w14:checkbox>
             </w:sdtPr>
             <w:sdtContent>
@@ -13840,7 +14152,6 @@
                 <w:pPr>
                   <w:pStyle w:val="Normal"/>
                   <w:widowControl/>
-                  <w:suppressAutoHyphens w:val="true"/>
                   <w:spacing w:lineRule="auto" w:line="240" w:before="0" w:after="0"/>
                   <w:jc w:val="center"/>
                   <w:rPr>
@@ -13866,7 +14177,7 @@
         </w:tc>
         <w:tc>
           <w:tcPr>
-            <w:tcW w:w="739" w:type="dxa"/>
+            <w:tcW w:w="738" w:type="dxa"/>
             <w:tcBorders/>
             <w:tcMar>
               <w:start w:w="108" w:type="dxa"/>
@@ -13875,11 +14186,11 @@
           </w:tcPr>
           <w:sdt>
             <w:sdtPr>
-              <w:id w:val="541412787"/>
+              <w:id w:val="-381635711"/>
               <w14:checkbox>
-                <w14:checked w:val=""/>
-                <w14:checkedState w:val=""/>
-                <w14:uncheckedState w:val=""/>
+                <w14:checked w:val="0"/>
+                <w14:checkedState w:val="2612"/>
+                <w14:uncheckedState w:val="2610"/>
               </w14:checkbox>
             </w:sdtPr>
             <w:sdtContent>
@@ -13887,7 +14198,6 @@
                 <w:pPr>
                   <w:pStyle w:val="Normal"/>
                   <w:widowControl/>
-                  <w:suppressAutoHyphens w:val="true"/>
                   <w:spacing w:lineRule="auto" w:line="240" w:before="0" w:after="0"/>
                   <w:jc w:val="center"/>
                   <w:rPr>
@@ -13926,19 +14236,24 @@
             <w:pPr>
               <w:pStyle w:val="Normal"/>
               <w:widowControl/>
-              <w:suppressAutoHyphens w:val="true"/>
-              <w:spacing w:lineRule="auto" w:line="240" w:before="0" w:after="0"/>
-              <w:jc w:val="start"/>
-              <w:rPr>
-                <w:b/>
-                <w:color w:val="FF0000"/>
-              </w:rPr>
-            </w:pPr>
-            <w:r>
-              <w:rPr>
-                <w:b/>
-                <w:color w:val="FF0000"/>
-              </w:rPr>
+              <w:spacing w:lineRule="auto" w:line="240" w:before="0" w:after="0"/>
+              <w:jc w:val="start"/>
+              <w:rPr>
+                <w:b/>
+                <w:color w:val="FF0000"/>
+              </w:rPr>
+            </w:pPr>
+            <w:r>
+              <w:rPr>
+                <w:rFonts w:eastAsia="Calibri" w:cs=""/>
+                <w:b/>
+                <w:color w:val="FF0000"/>
+                <w:kern w:val="0"/>
+                <w:sz w:val="22"/>
+                <w:szCs w:val="22"/>
+                <w:lang w:val="es-ES" w:eastAsia="en-US" w:bidi="ar-SA"/>
+              </w:rPr>
+              <w:t>Cae bajo la política restrictiva default, manteniendo la no conectividad</w:t>
             </w:r>
           </w:p>
         </w:tc>
@@ -13959,7 +14274,6 @@
                 <w:ilvl w:val="0"/>
                 <w:numId w:val="3"/>
               </w:numPr>
-              <w:suppressAutoHyphens w:val="true"/>
               <w:spacing w:lineRule="auto" w:line="240" w:before="0" w:after="0"/>
               <w:ind w:hanging="357" w:start="357"/>
               <w:contextualSpacing w:val="false"/>
@@ -13971,8 +14285,12 @@
             </w:pPr>
             <w:r>
               <w:rPr>
+                <w:rFonts w:eastAsia="Calibri" w:cs=""/>
                 <w:i/>
+                <w:kern w:val="0"/>
                 <w:sz w:val="16"/>
+                <w:szCs w:val="22"/>
+                <w:lang w:val="es-ES" w:eastAsia="en-US" w:bidi="ar-SA"/>
               </w:rPr>
             </w:r>
           </w:p>
@@ -13991,7 +14309,6 @@
             <w:pPr>
               <w:pStyle w:val="Normal"/>
               <w:widowControl/>
-              <w:suppressAutoHyphens w:val="true"/>
               <w:spacing w:lineRule="auto" w:line="240" w:before="0" w:after="0"/>
               <w:jc w:val="start"/>
               <w:rPr>
@@ -14029,7 +14346,6 @@
             <w:pPr>
               <w:pStyle w:val="Normal"/>
               <w:widowControl/>
-              <w:suppressAutoHyphens w:val="true"/>
               <w:spacing w:lineRule="auto" w:line="240" w:before="0" w:after="0"/>
               <w:jc w:val="start"/>
               <w:rPr>
@@ -14048,7 +14364,7 @@
                 <w:szCs w:val="22"/>
                 <w:lang w:val="es-ES" w:eastAsia="en-US" w:bidi="ar-SA"/>
               </w:rPr>
-              <w:t>192.168.56.10</w:t>
+              <w:t>192.168.57.2</w:t>
             </w:r>
           </w:p>
         </w:tc>
@@ -14066,7 +14382,6 @@
             <w:pPr>
               <w:pStyle w:val="Normal"/>
               <w:widowControl/>
-              <w:suppressAutoHyphens w:val="true"/>
               <w:spacing w:lineRule="auto" w:line="240" w:before="0" w:after="0"/>
               <w:jc w:val="start"/>
               <w:rPr>
@@ -14085,13 +14400,13 @@
                 <w:szCs w:val="22"/>
                 <w:lang w:val="es-ES" w:eastAsia="en-US" w:bidi="ar-SA"/>
               </w:rPr>
-              <w:t>192.168.57.2</w:t>
-            </w:r>
-          </w:p>
-        </w:tc>
-        <w:tc>
-          <w:tcPr>
-            <w:tcW w:w="902" w:type="dxa"/>
+              <w:t>firewall (LAN)</w:t>
+            </w:r>
+          </w:p>
+        </w:tc>
+        <w:tc>
+          <w:tcPr>
+            <w:tcW w:w="903" w:type="dxa"/>
             <w:tcBorders/>
             <w:tcMar>
               <w:start w:w="108" w:type="dxa"/>
@@ -14100,11 +14415,11 @@
           </w:tcPr>
           <w:sdt>
             <w:sdtPr>
-              <w:id w:val="-1267688073"/>
+              <w:id w:val="949443530"/>
               <w14:checkbox>
-                <w14:checked w:val=""/>
-                <w14:checkedState w:val=""/>
-                <w14:uncheckedState w:val=""/>
+                <w14:checked w:val="0"/>
+                <w14:checkedState w:val="2612"/>
+                <w14:uncheckedState w:val="2610"/>
               </w14:checkbox>
             </w:sdtPr>
             <w:sdtContent>
@@ -14112,7 +14427,52 @@
                 <w:pPr>
                   <w:pStyle w:val="Normal"/>
                   <w:widowControl/>
-                  <w:suppressAutoHyphens w:val="true"/>
+                  <w:spacing w:lineRule="auto" w:line="240" w:before="0" w:after="0"/>
+                  <w:jc w:val="center"/>
+                  <w:rPr>
+                    <w:b/>
+                    <w:color w:val="FF0000"/>
+                  </w:rPr>
+                </w:pPr>
+                <w:r>
+                  <w:rPr>
+                    <w:rFonts w:eastAsia="MS Gothic" w:cs="" w:hint="eastAsia" w:ascii="MS Gothic" w:hAnsi="MS Gothic"/>
+                    <w:b/>
+                    <w:color w:val="FF0000"/>
+                    <w:kern w:val="0"/>
+                    <w:sz w:val="22"/>
+                    <w:szCs w:val="22"/>
+                    <w:lang w:val="es-ES" w:eastAsia="en-US" w:bidi="ar-SA"/>
+                  </w:rPr>
+                  <w:t>x</w:t>
+                </w:r>
+              </w:p>
+            </w:sdtContent>
+          </w:sdt>
+        </w:tc>
+        <w:tc>
+          <w:tcPr>
+            <w:tcW w:w="738" w:type="dxa"/>
+            <w:tcBorders/>
+            <w:tcMar>
+              <w:start w:w="108" w:type="dxa"/>
+              <w:end w:w="108" w:type="dxa"/>
+            </w:tcMar>
+          </w:tcPr>
+          <w:sdt>
+            <w:sdtPr>
+              <w:id w:val="-660776153"/>
+              <w14:checkbox>
+                <w14:checked w:val="0"/>
+                <w14:checkedState w:val="2612"/>
+                <w14:uncheckedState w:val="2610"/>
+              </w14:checkbox>
+            </w:sdtPr>
+            <w:sdtContent>
+              <w:p>
+                <w:pPr>
+                  <w:pStyle w:val="Normal"/>
+                  <w:widowControl/>
                   <w:spacing w:lineRule="auto" w:line="240" w:before="0" w:after="0"/>
                   <w:jc w:val="center"/>
                   <w:rPr>
@@ -14138,20 +14498,203 @@
         </w:tc>
         <w:tc>
           <w:tcPr>
-            <w:tcW w:w="739" w:type="dxa"/>
+            <w:tcW w:w="8582" w:type="dxa"/>
+            <w:tcBorders/>
+            <w:tcMar>
+              <w:top w:w="28" w:type="dxa"/>
+              <w:start w:w="108" w:type="dxa"/>
+              <w:bottom w:w="28" w:type="dxa"/>
+              <w:end w:w="108" w:type="dxa"/>
+            </w:tcMar>
+          </w:tcPr>
+          <w:p>
+            <w:pPr>
+              <w:pStyle w:val="Normal"/>
+              <w:widowControl/>
+              <w:spacing w:lineRule="auto" w:line="240" w:before="0" w:after="0"/>
+              <w:jc w:val="start"/>
+              <w:rPr>
+                <w:b/>
+                <w:color w:val="FF0000"/>
+              </w:rPr>
+            </w:pPr>
+            <w:r>
+              <w:rPr>
+                <w:rFonts w:eastAsia="Calibri" w:cs=""/>
+                <w:b/>
+                <w:color w:val="FF0000"/>
+                <w:kern w:val="0"/>
+                <w:sz w:val="22"/>
+                <w:szCs w:val="22"/>
+                <w:lang w:val="es-ES" w:eastAsia="en-US" w:bidi="ar-SA"/>
+              </w:rPr>
+              <w:t>No conecta debido a que no permitimos pings de LAN al firewall</w:t>
+            </w:r>
+          </w:p>
+        </w:tc>
+      </w:tr>
+      <w:tr>
+        <w:trPr/>
+        <w:tc>
+          <w:tcPr>
+            <w:tcW w:w="167" w:type="dxa"/>
+            <w:tcBorders/>
+            <w:vAlign w:val="center"/>
+          </w:tcPr>
+          <w:p>
+            <w:pPr>
+              <w:pStyle w:val="ListParagraph"/>
+              <w:widowControl/>
+              <w:numPr>
+                <w:ilvl w:val="0"/>
+                <w:numId w:val="3"/>
+              </w:numPr>
+              <w:spacing w:lineRule="auto" w:line="240" w:before="0" w:after="0"/>
+              <w:ind w:hanging="357" w:start="357"/>
+              <w:contextualSpacing w:val="false"/>
+              <w:jc w:val="start"/>
+              <w:rPr>
+                <w:i/>
+                <w:sz w:val="16"/>
+              </w:rPr>
+            </w:pPr>
+            <w:r>
+              <w:rPr>
+                <w:rFonts w:eastAsia="Calibri" w:cs=""/>
+                <w:i/>
+                <w:kern w:val="0"/>
+                <w:sz w:val="16"/>
+                <w:szCs w:val="22"/>
+                <w:lang w:val="es-ES" w:eastAsia="en-US" w:bidi="ar-SA"/>
+              </w:rPr>
+            </w:r>
+          </w:p>
+        </w:tc>
+        <w:tc>
+          <w:tcPr>
+            <w:tcW w:w="752" w:type="dxa"/>
             <w:tcBorders/>
             <w:tcMar>
               <w:start w:w="108" w:type="dxa"/>
               <w:end w:w="108" w:type="dxa"/>
             </w:tcMar>
+            <w:vAlign w:val="center"/>
+          </w:tcPr>
+          <w:p>
+            <w:pPr>
+              <w:pStyle w:val="Normal"/>
+              <w:widowControl/>
+              <w:spacing w:lineRule="auto" w:line="240" w:before="0" w:after="0"/>
+              <w:jc w:val="start"/>
+              <w:rPr>
+                <w:rFonts w:ascii="Calibri" w:hAnsi="Calibri" w:eastAsia="Calibri" w:cs=""/>
+                <w:kern w:val="0"/>
+                <w:sz w:val="22"/>
+                <w:szCs w:val="22"/>
+                <w:lang w:val="es-ES" w:eastAsia="en-US" w:bidi="ar-SA"/>
+              </w:rPr>
+            </w:pPr>
+            <w:r>
+              <w:rPr>
+                <w:rFonts w:eastAsia="Calibri" w:cs=""/>
+                <w:i/>
+                <w:kern w:val="0"/>
+                <w:sz w:val="22"/>
+                <w:szCs w:val="22"/>
+                <w:lang w:val="es-ES" w:eastAsia="en-US" w:bidi="ar-SA"/>
+              </w:rPr>
+              <w:t>icmp</w:t>
+            </w:r>
+          </w:p>
+        </w:tc>
+        <w:tc>
+          <w:tcPr>
+            <w:tcW w:w="1693" w:type="dxa"/>
+            <w:tcBorders/>
+            <w:tcMar>
+              <w:start w:w="108" w:type="dxa"/>
+              <w:end w:w="108" w:type="dxa"/>
+            </w:tcMar>
+            <w:vAlign w:val="center"/>
+          </w:tcPr>
+          <w:p>
+            <w:pPr>
+              <w:pStyle w:val="Normal"/>
+              <w:widowControl/>
+              <w:spacing w:lineRule="auto" w:line="240" w:before="0" w:after="0"/>
+              <w:jc w:val="start"/>
+              <w:rPr>
+                <w:rFonts w:ascii="Calibri" w:hAnsi="Calibri" w:eastAsia="Calibri" w:cs=""/>
+                <w:kern w:val="0"/>
+                <w:sz w:val="22"/>
+                <w:szCs w:val="22"/>
+                <w:lang w:val="es-ES" w:eastAsia="en-US" w:bidi="ar-SA"/>
+              </w:rPr>
+            </w:pPr>
+            <w:r>
+              <w:rPr>
+                <w:rFonts w:eastAsia="Calibri" w:cs=""/>
+                <w:kern w:val="0"/>
+                <w:sz w:val="22"/>
+                <w:szCs w:val="22"/>
+                <w:lang w:val="es-ES" w:eastAsia="en-US" w:bidi="ar-SA"/>
+              </w:rPr>
+              <w:t>192.168.57.2</w:t>
+            </w:r>
+          </w:p>
+        </w:tc>
+        <w:tc>
+          <w:tcPr>
+            <w:tcW w:w="1735" w:type="dxa"/>
+            <w:tcBorders/>
+            <w:tcMar>
+              <w:start w:w="108" w:type="dxa"/>
+              <w:end w:w="108" w:type="dxa"/>
+            </w:tcMar>
+            <w:vAlign w:val="center"/>
+          </w:tcPr>
+          <w:p>
+            <w:pPr>
+              <w:pStyle w:val="Normal"/>
+              <w:widowControl/>
+              <w:spacing w:lineRule="auto" w:line="240" w:before="0" w:after="0"/>
+              <w:jc w:val="start"/>
+              <w:rPr>
+                <w:rFonts w:ascii="Calibri" w:hAnsi="Calibri" w:eastAsia="Calibri" w:cs=""/>
+                <w:kern w:val="0"/>
+                <w:sz w:val="22"/>
+                <w:szCs w:val="22"/>
+                <w:lang w:val="es-ES" w:eastAsia="en-US" w:bidi="ar-SA"/>
+              </w:rPr>
+            </w:pPr>
+            <w:r>
+              <w:rPr>
+                <w:rFonts w:eastAsia="Calibri" w:cs=""/>
+                <w:kern w:val="0"/>
+                <w:sz w:val="22"/>
+                <w:szCs w:val="22"/>
+                <w:lang w:val="es-ES" w:eastAsia="en-US" w:bidi="ar-SA"/>
+              </w:rPr>
+              <w:t>firewall (WAN)</w:t>
+            </w:r>
+          </w:p>
+        </w:tc>
+        <w:tc>
+          <w:tcPr>
+            <w:tcW w:w="903" w:type="dxa"/>
+            <w:tcBorders/>
+            <w:tcMar>
+              <w:start w:w="108" w:type="dxa"/>
+              <w:end w:w="108" w:type="dxa"/>
+            </w:tcMar>
           </w:tcPr>
           <w:sdt>
             <w:sdtPr>
-              <w:id w:val="-381635711"/>
+              <w:id w:val="1500779399"/>
               <w14:checkbox>
-                <w14:checked w:val=""/>
-                <w14:checkedState w:val=""/>
-                <w14:uncheckedState w:val=""/>
+                <w14:checked w:val="0"/>
+                <w14:checkedState w:val="2612"/>
+                <w14:uncheckedState w:val="2610"/>
               </w14:checkbox>
             </w:sdtPr>
             <w:sdtContent>
@@ -14159,7 +14702,52 @@
                 <w:pPr>
                   <w:pStyle w:val="Normal"/>
                   <w:widowControl/>
-                  <w:suppressAutoHyphens w:val="true"/>
+                  <w:spacing w:lineRule="auto" w:line="240" w:before="0" w:after="0"/>
+                  <w:jc w:val="center"/>
+                  <w:rPr>
+                    <w:b/>
+                    <w:color w:val="FF0000"/>
+                  </w:rPr>
+                </w:pPr>
+                <w:r>
+                  <w:rPr>
+                    <w:rFonts w:eastAsia="MS Gothic" w:cs="" w:hint="eastAsia" w:ascii="MS Gothic" w:hAnsi="MS Gothic"/>
+                    <w:b/>
+                    <w:color w:val="FF0000"/>
+                    <w:kern w:val="0"/>
+                    <w:sz w:val="22"/>
+                    <w:szCs w:val="22"/>
+                    <w:lang w:val="es-ES" w:eastAsia="en-US" w:bidi="ar-SA"/>
+                  </w:rPr>
+                  <w:t>x</w:t>
+                </w:r>
+              </w:p>
+            </w:sdtContent>
+          </w:sdt>
+        </w:tc>
+        <w:tc>
+          <w:tcPr>
+            <w:tcW w:w="738" w:type="dxa"/>
+            <w:tcBorders/>
+            <w:tcMar>
+              <w:start w:w="108" w:type="dxa"/>
+              <w:end w:w="108" w:type="dxa"/>
+            </w:tcMar>
+          </w:tcPr>
+          <w:sdt>
+            <w:sdtPr>
+              <w:id w:val="-660776153"/>
+              <w14:checkbox>
+                <w14:checked w:val="0"/>
+                <w14:checkedState w:val="2612"/>
+                <w14:uncheckedState w:val="2610"/>
+              </w14:checkbox>
+            </w:sdtPr>
+            <w:sdtContent>
+              <w:p>
+                <w:pPr>
+                  <w:pStyle w:val="Normal"/>
+                  <w:widowControl/>
                   <w:spacing w:lineRule="auto" w:line="240" w:before="0" w:after="0"/>
                   <w:jc w:val="center"/>
                   <w:rPr>
@@ -14198,19 +14786,24 @@
             <w:pPr>
               <w:pStyle w:val="Normal"/>
               <w:widowControl/>
-              <w:suppressAutoHyphens w:val="true"/>
-              <w:spacing w:lineRule="auto" w:line="240" w:before="0" w:after="0"/>
-              <w:jc w:val="start"/>
-              <w:rPr>
-                <w:b/>
-                <w:color w:val="FF0000"/>
-              </w:rPr>
-            </w:pPr>
-            <w:r>
-              <w:rPr>
-                <w:b/>
-                <w:color w:val="FF0000"/>
-              </w:rPr>
+              <w:spacing w:lineRule="auto" w:line="240" w:before="0" w:after="0"/>
+              <w:jc w:val="start"/>
+              <w:rPr>
+                <w:b/>
+                <w:color w:val="FF0000"/>
+              </w:rPr>
+            </w:pPr>
+            <w:r>
+              <w:rPr>
+                <w:rFonts w:eastAsia="Calibri" w:cs=""/>
+                <w:b/>
+                <w:color w:val="FF0000"/>
+                <w:kern w:val="0"/>
+                <w:sz w:val="22"/>
+                <w:szCs w:val="22"/>
+                <w:lang w:val="es-ES" w:eastAsia="en-US" w:bidi="ar-SA"/>
+              </w:rPr>
+              <w:t>No conecta debido a que no permitimos pings de LAN al firewall</w:t>
             </w:r>
           </w:p>
         </w:tc>
@@ -14220,7 +14813,9 @@
         <w:tc>
           <w:tcPr>
             <w:tcW w:w="167" w:type="dxa"/>
-            <w:tcBorders/>
+            <w:tcBorders>
+              <w:bottom w:val="double" w:sz="4" w:space="0" w:color="000000"/>
+            </w:tcBorders>
             <w:vAlign w:val="center"/>
           </w:tcPr>
           <w:p>
@@ -14231,7 +14826,6 @@
                 <w:ilvl w:val="0"/>
                 <w:numId w:val="3"/>
               </w:numPr>
-              <w:suppressAutoHyphens w:val="true"/>
               <w:spacing w:lineRule="auto" w:line="240" w:before="0" w:after="0"/>
               <w:ind w:hanging="357" w:start="357"/>
               <w:contextualSpacing w:val="false"/>
@@ -14243,8 +14837,12 @@
             </w:pPr>
             <w:r>
               <w:rPr>
+                <w:rFonts w:eastAsia="Calibri" w:cs=""/>
                 <w:i/>
+                <w:kern w:val="0"/>
                 <w:sz w:val="16"/>
+                <w:szCs w:val="22"/>
+                <w:lang w:val="es-ES" w:eastAsia="en-US" w:bidi="ar-SA"/>
               </w:rPr>
             </w:r>
           </w:p>
@@ -14252,7 +14850,9 @@
         <w:tc>
           <w:tcPr>
             <w:tcW w:w="752" w:type="dxa"/>
-            <w:tcBorders/>
+            <w:tcBorders>
+              <w:bottom w:val="double" w:sz="4" w:space="0" w:color="000000"/>
+            </w:tcBorders>
             <w:tcMar>
               <w:start w:w="108" w:type="dxa"/>
               <w:end w:w="108" w:type="dxa"/>
@@ -14263,7 +14863,6 @@
             <w:pPr>
               <w:pStyle w:val="Normal"/>
               <w:widowControl/>
-              <w:suppressAutoHyphens w:val="true"/>
               <w:spacing w:lineRule="auto" w:line="240" w:before="0" w:after="0"/>
               <w:jc w:val="start"/>
               <w:rPr>
@@ -14290,7 +14889,9 @@
         <w:tc>
           <w:tcPr>
             <w:tcW w:w="1693" w:type="dxa"/>
-            <w:tcBorders/>
+            <w:tcBorders>
+              <w:bottom w:val="double" w:sz="4" w:space="0" w:color="000000"/>
+            </w:tcBorders>
             <w:tcMar>
               <w:start w:w="108" w:type="dxa"/>
               <w:end w:w="108" w:type="dxa"/>
@@ -14301,7 +14902,6 @@
             <w:pPr>
               <w:pStyle w:val="Normal"/>
               <w:widowControl/>
-              <w:suppressAutoHyphens w:val="true"/>
               <w:spacing w:lineRule="auto" w:line="240" w:before="0" w:after="0"/>
               <w:jc w:val="start"/>
               <w:rPr>
@@ -14327,7 +14927,9 @@
         <w:tc>
           <w:tcPr>
             <w:tcW w:w="1735" w:type="dxa"/>
-            <w:tcBorders/>
+            <w:tcBorders>
+              <w:bottom w:val="double" w:sz="4" w:space="0" w:color="000000"/>
+            </w:tcBorders>
             <w:tcMar>
               <w:start w:w="108" w:type="dxa"/>
               <w:end w:w="108" w:type="dxa"/>
@@ -14338,7 +14940,6 @@
             <w:pPr>
               <w:pStyle w:val="Normal"/>
               <w:widowControl/>
-              <w:suppressAutoHyphens w:val="true"/>
               <w:spacing w:lineRule="auto" w:line="240" w:before="0" w:after="0"/>
               <w:jc w:val="start"/>
               <w:rPr>
@@ -14357,14 +14958,16 @@
                 <w:szCs w:val="22"/>
                 <w:lang w:val="es-ES" w:eastAsia="en-US" w:bidi="ar-SA"/>
               </w:rPr>
-              <w:t>firewall (LAN)</w:t>
-            </w:r>
-          </w:p>
-        </w:tc>
-        <w:tc>
-          <w:tcPr>
-            <w:tcW w:w="902" w:type="dxa"/>
-            <w:tcBorders/>
+              <w:t>192.168.56.10</w:t>
+            </w:r>
+          </w:p>
+        </w:tc>
+        <w:tc>
+          <w:tcPr>
+            <w:tcW w:w="903" w:type="dxa"/>
+            <w:tcBorders>
+              <w:bottom w:val="double" w:sz="4" w:space="0" w:color="000000"/>
+            </w:tcBorders>
             <w:tcMar>
               <w:start w:w="108" w:type="dxa"/>
               <w:end w:w="108" w:type="dxa"/>
@@ -14372,11 +14975,11 @@
           </w:tcPr>
           <w:sdt>
             <w:sdtPr>
-              <w:id w:val="949443530"/>
+              <w:id w:val="-1636863632"/>
               <w14:checkbox>
-                <w14:checked w:val=""/>
-                <w14:checkedState w:val=""/>
-                <w14:uncheckedState w:val=""/>
+                <w14:checked w:val="0"/>
+                <w14:checkedState w:val="2612"/>
+                <w14:uncheckedState w:val="2610"/>
               </w14:checkbox>
             </w:sdtPr>
             <w:sdtContent>
@@ -14384,7 +14987,6 @@
                 <w:pPr>
                   <w:pStyle w:val="Normal"/>
                   <w:widowControl/>
-                  <w:suppressAutoHyphens w:val="true"/>
                   <w:spacing w:lineRule="auto" w:line="240" w:before="0" w:after="0"/>
                   <w:jc w:val="center"/>
                   <w:rPr>
@@ -14402,7 +15004,7 @@
                     <w:szCs w:val="22"/>
                     <w:lang w:val="es-ES" w:eastAsia="en-US" w:bidi="ar-SA"/>
                   </w:rPr>
-                  <w:t>☐</w:t>
+                  <w:t>x</w:t>
                 </w:r>
               </w:p>
             </w:sdtContent>
@@ -14410,8 +15012,10 @@
         </w:tc>
         <w:tc>
           <w:tcPr>
-            <w:tcW w:w="739" w:type="dxa"/>
-            <w:tcBorders/>
+            <w:tcW w:w="738" w:type="dxa"/>
+            <w:tcBorders>
+              <w:bottom w:val="double" w:sz="4" w:space="0" w:color="000000"/>
+            </w:tcBorders>
             <w:tcMar>
               <w:start w:w="108" w:type="dxa"/>
               <w:end w:w="108" w:type="dxa"/>
@@ -14419,11 +15023,11 @@
           </w:tcPr>
           <w:sdt>
             <w:sdtPr>
-              <w:id w:val="170616883"/>
+              <w:id w:val="-776247301"/>
               <w14:checkbox>
-                <w14:checked w:val=""/>
-                <w14:checkedState w:val=""/>
-                <w14:uncheckedState w:val=""/>
+                <w14:checked w:val="0"/>
+                <w14:checkedState w:val="2612"/>
+                <w14:uncheckedState w:val="2610"/>
               </w14:checkbox>
             </w:sdtPr>
             <w:sdtContent>
@@ -14431,7 +15035,6 @@
                 <w:pPr>
                   <w:pStyle w:val="Normal"/>
                   <w:widowControl/>
-                  <w:suppressAutoHyphens w:val="true"/>
                   <w:spacing w:lineRule="auto" w:line="240" w:before="0" w:after="0"/>
                   <w:jc w:val="center"/>
                   <w:rPr>
@@ -14449,7 +15052,7 @@
                     <w:szCs w:val="22"/>
                     <w:lang w:val="es-ES" w:eastAsia="en-US" w:bidi="ar-SA"/>
                   </w:rPr>
-                  <w:t>☐</w:t>
+                  <w:t>x</w:t>
                 </w:r>
               </w:p>
             </w:sdtContent>
@@ -14458,7 +15061,9 @@
         <w:tc>
           <w:tcPr>
             <w:tcW w:w="8582" w:type="dxa"/>
-            <w:tcBorders/>
+            <w:tcBorders>
+              <w:bottom w:val="double" w:sz="4" w:space="0" w:color="000000"/>
+            </w:tcBorders>
             <w:tcMar>
               <w:top w:w="28" w:type="dxa"/>
               <w:start w:w="108" w:type="dxa"/>
@@ -14470,29 +15075,39 @@
             <w:pPr>
               <w:pStyle w:val="Normal"/>
               <w:widowControl/>
-              <w:suppressAutoHyphens w:val="true"/>
-              <w:spacing w:lineRule="auto" w:line="240" w:before="0" w:after="0"/>
-              <w:jc w:val="start"/>
-              <w:rPr>
-                <w:b/>
-                <w:color w:val="FF0000"/>
-              </w:rPr>
-            </w:pPr>
-            <w:r>
-              <w:rPr>
-                <w:b/>
-                <w:color w:val="FF0000"/>
-              </w:rPr>
+              <w:spacing w:lineRule="auto" w:line="240" w:before="0" w:after="0"/>
+              <w:jc w:val="start"/>
+              <w:rPr>
+                <w:b/>
+                <w:color w:val="FF0000"/>
+              </w:rPr>
+            </w:pPr>
+            <w:r>
+              <w:rPr>
+                <w:rFonts w:eastAsia="Calibri" w:cs=""/>
+                <w:b/>
+                <w:color w:val="FF0000"/>
+                <w:kern w:val="0"/>
+                <w:sz w:val="22"/>
+                <w:szCs w:val="22"/>
+                <w:lang w:val="es-ES" w:eastAsia="en-US" w:bidi="ar-SA"/>
+              </w:rPr>
+              <w:t>Permitimos pings de LAN a DMZ, por lo que se mantiene la conectividad</w:t>
             </w:r>
           </w:p>
         </w:tc>
       </w:tr>
       <w:tr>
-        <w:trPr/>
+        <w:trPr>
+          <w:trHeight w:val="568" w:hRule="atLeast"/>
+        </w:trPr>
         <w:tc>
           <w:tcPr>
             <w:tcW w:w="167" w:type="dxa"/>
-            <w:tcBorders/>
+            <w:tcBorders>
+              <w:top w:val="double" w:sz="4" w:space="0" w:color="000000"/>
+            </w:tcBorders>
+            <w:shd w:color="auto" w:fill="auto" w:val="clear"/>
             <w:vAlign w:val="center"/>
           </w:tcPr>
           <w:p>
@@ -14503,7 +15118,6 @@
                 <w:ilvl w:val="0"/>
                 <w:numId w:val="3"/>
               </w:numPr>
-              <w:suppressAutoHyphens w:val="true"/>
               <w:spacing w:lineRule="auto" w:line="240" w:before="0" w:after="0"/>
               <w:ind w:hanging="357" w:start="357"/>
               <w:contextualSpacing w:val="false"/>
@@ -14515,8 +15129,12 @@
             </w:pPr>
             <w:r>
               <w:rPr>
+                <w:rFonts w:eastAsia="Calibri" w:cs=""/>
                 <w:i/>
+                <w:kern w:val="0"/>
                 <w:sz w:val="16"/>
+                <w:szCs w:val="22"/>
+                <w:lang w:val="es-ES" w:eastAsia="en-US" w:bidi="ar-SA"/>
               </w:rPr>
             </w:r>
           </w:p>
@@ -14524,7 +15142,10 @@
         <w:tc>
           <w:tcPr>
             <w:tcW w:w="752" w:type="dxa"/>
-            <w:tcBorders/>
+            <w:tcBorders>
+              <w:top w:val="double" w:sz="4" w:space="0" w:color="000000"/>
+            </w:tcBorders>
+            <w:shd w:color="auto" w:fill="auto" w:val="clear"/>
             <w:tcMar>
               <w:start w:w="108" w:type="dxa"/>
               <w:end w:w="108" w:type="dxa"/>
@@ -14535,34 +15156,32 @@
             <w:pPr>
               <w:pStyle w:val="Normal"/>
               <w:widowControl/>
-              <w:suppressAutoHyphens w:val="true"/>
-              <w:spacing w:lineRule="auto" w:line="240" w:before="0" w:after="0"/>
-              <w:jc w:val="start"/>
-              <w:rPr>
-                <w:rFonts w:ascii="Calibri" w:hAnsi="Calibri" w:eastAsia="Calibri" w:cs=""/>
+              <w:spacing w:lineRule="auto" w:line="240" w:before="0" w:after="0"/>
+              <w:jc w:val="start"/>
+              <w:rPr>
+                <w:i/>
+              </w:rPr>
+            </w:pPr>
+            <w:r>
+              <w:rPr>
+                <w:rFonts w:eastAsia="Calibri" w:cs=""/>
+                <w:i/>
                 <w:kern w:val="0"/>
                 <w:sz w:val="22"/>
                 <w:szCs w:val="22"/>
                 <w:lang w:val="es-ES" w:eastAsia="en-US" w:bidi="ar-SA"/>
               </w:rPr>
-            </w:pPr>
-            <w:r>
-              <w:rPr>
-                <w:rFonts w:eastAsia="Calibri" w:cs=""/>
-                <w:i/>
-                <w:kern w:val="0"/>
-                <w:sz w:val="22"/>
-                <w:szCs w:val="22"/>
-                <w:lang w:val="es-ES" w:eastAsia="en-US" w:bidi="ar-SA"/>
-              </w:rPr>
-              <w:t>icmp</w:t>
+              <w:t>http</w:t>
             </w:r>
           </w:p>
         </w:tc>
         <w:tc>
           <w:tcPr>
             <w:tcW w:w="1693" w:type="dxa"/>
-            <w:tcBorders/>
+            <w:tcBorders>
+              <w:top w:val="double" w:sz="4" w:space="0" w:color="000000"/>
+            </w:tcBorders>
+            <w:shd w:color="auto" w:fill="auto" w:val="clear"/>
             <w:tcMar>
               <w:start w:w="108" w:type="dxa"/>
               <w:end w:w="108" w:type="dxa"/>
@@ -14573,7 +15192,6 @@
             <w:pPr>
               <w:pStyle w:val="Normal"/>
               <w:widowControl/>
-              <w:suppressAutoHyphens w:val="true"/>
               <w:spacing w:lineRule="auto" w:line="240" w:before="0" w:after="0"/>
               <w:jc w:val="start"/>
               <w:rPr>
@@ -14599,7 +15217,10 @@
         <w:tc>
           <w:tcPr>
             <w:tcW w:w="1735" w:type="dxa"/>
-            <w:tcBorders/>
+            <w:tcBorders>
+              <w:top w:val="double" w:sz="4" w:space="0" w:color="000000"/>
+            </w:tcBorders>
+            <w:shd w:color="auto" w:fill="auto" w:val="clear"/>
             <w:tcMar>
               <w:start w:w="108" w:type="dxa"/>
               <w:end w:w="108" w:type="dxa"/>
@@ -14610,7 +15231,6 @@
             <w:pPr>
               <w:pStyle w:val="Normal"/>
               <w:widowControl/>
-              <w:suppressAutoHyphens w:val="true"/>
               <w:spacing w:lineRule="auto" w:line="240" w:before="0" w:after="0"/>
               <w:jc w:val="start"/>
               <w:rPr>
@@ -14629,14 +15249,17 @@
                 <w:szCs w:val="22"/>
                 <w:lang w:val="es-ES" w:eastAsia="en-US" w:bidi="ar-SA"/>
               </w:rPr>
-              <w:t>firewall (WAN)</w:t>
-            </w:r>
-          </w:p>
-        </w:tc>
-        <w:tc>
-          <w:tcPr>
-            <w:tcW w:w="902" w:type="dxa"/>
-            <w:tcBorders/>
+              <w:t>Servidor http</w:t>
+            </w:r>
+          </w:p>
+        </w:tc>
+        <w:tc>
+          <w:tcPr>
+            <w:tcW w:w="903" w:type="dxa"/>
+            <w:tcBorders>
+              <w:top w:val="double" w:sz="4" w:space="0" w:color="000000"/>
+            </w:tcBorders>
+            <w:shd w:color="auto" w:fill="auto" w:val="clear"/>
             <w:tcMar>
               <w:start w:w="108" w:type="dxa"/>
               <w:end w:w="108" w:type="dxa"/>
@@ -14644,11 +15267,11 @@
           </w:tcPr>
           <w:sdt>
             <w:sdtPr>
-              <w:id w:val="1500779399"/>
+              <w:id w:val="694971313"/>
               <w14:checkbox>
-                <w14:checked w:val=""/>
-                <w14:checkedState w:val=""/>
-                <w14:uncheckedState w:val=""/>
+                <w14:checked w:val="0"/>
+                <w14:checkedState w:val="2612"/>
+                <w14:uncheckedState w:val="2610"/>
               </w14:checkbox>
             </w:sdtPr>
             <w:sdtContent>
@@ -14656,7 +15279,6 @@
                 <w:pPr>
                   <w:pStyle w:val="Normal"/>
                   <w:widowControl/>
-                  <w:suppressAutoHyphens w:val="true"/>
                   <w:spacing w:lineRule="auto" w:line="240" w:before="0" w:after="0"/>
                   <w:jc w:val="center"/>
                   <w:rPr>
@@ -14674,7 +15296,7 @@
                     <w:szCs w:val="22"/>
                     <w:lang w:val="es-ES" w:eastAsia="en-US" w:bidi="ar-SA"/>
                   </w:rPr>
-                  <w:t>☐</w:t>
+                  <w:t>x</w:t>
                 </w:r>
               </w:p>
             </w:sdtContent>
@@ -14682,8 +15304,11 @@
         </w:tc>
         <w:tc>
           <w:tcPr>
-            <w:tcW w:w="739" w:type="dxa"/>
-            <w:tcBorders/>
+            <w:tcW w:w="738" w:type="dxa"/>
+            <w:tcBorders>
+              <w:top w:val="double" w:sz="4" w:space="0" w:color="000000"/>
+            </w:tcBorders>
+            <w:shd w:color="auto" w:fill="auto" w:val="clear"/>
             <w:tcMar>
               <w:start w:w="108" w:type="dxa"/>
               <w:end w:w="108" w:type="dxa"/>
@@ -14691,11 +15316,11 @@
           </w:tcPr>
           <w:sdt>
             <w:sdtPr>
-              <w:id w:val="-660776153"/>
+              <w:id w:val="1908791994"/>
               <w14:checkbox>
-                <w14:checked w:val=""/>
-                <w14:checkedState w:val=""/>
-                <w14:uncheckedState w:val=""/>
+                <w14:checked w:val="0"/>
+                <w14:checkedState w:val="2612"/>
+                <w14:uncheckedState w:val="2610"/>
               </w14:checkbox>
             </w:sdtPr>
             <w:sdtContent>
@@ -14703,7 +15328,6 @@
                 <w:pPr>
                   <w:pStyle w:val="Normal"/>
                   <w:widowControl/>
-                  <w:suppressAutoHyphens w:val="true"/>
                   <w:spacing w:lineRule="auto" w:line="240" w:before="0" w:after="0"/>
                   <w:jc w:val="center"/>
                   <w:rPr>
@@ -14721,579 +15345,7 @@
                     <w:szCs w:val="22"/>
                     <w:lang w:val="es-ES" w:eastAsia="en-US" w:bidi="ar-SA"/>
                   </w:rPr>
-                  <w:t>☐</w:t>
-                </w:r>
-              </w:p>
-            </w:sdtContent>
-          </w:sdt>
-        </w:tc>
-        <w:tc>
-          <w:tcPr>
-            <w:tcW w:w="8582" w:type="dxa"/>
-            <w:tcBorders/>
-            <w:tcMar>
-              <w:top w:w="28" w:type="dxa"/>
-              <w:start w:w="108" w:type="dxa"/>
-              <w:bottom w:w="28" w:type="dxa"/>
-              <w:end w:w="108" w:type="dxa"/>
-            </w:tcMar>
-          </w:tcPr>
-          <w:p>
-            <w:pPr>
-              <w:pStyle w:val="Normal"/>
-              <w:widowControl/>
-              <w:suppressAutoHyphens w:val="true"/>
-              <w:spacing w:lineRule="auto" w:line="240" w:before="0" w:after="0"/>
-              <w:jc w:val="start"/>
-              <w:rPr>
-                <w:b/>
-                <w:color w:val="FF0000"/>
-              </w:rPr>
-            </w:pPr>
-            <w:r>
-              <w:rPr>
-                <w:b/>
-                <w:color w:val="FF0000"/>
-              </w:rPr>
-            </w:r>
-          </w:p>
-        </w:tc>
-      </w:tr>
-      <w:tr>
-        <w:trPr/>
-        <w:tc>
-          <w:tcPr>
-            <w:tcW w:w="167" w:type="dxa"/>
-            <w:tcBorders>
-              <w:bottom w:val="double" w:sz="4" w:space="0" w:color="000000"/>
-            </w:tcBorders>
-            <w:vAlign w:val="center"/>
-          </w:tcPr>
-          <w:p>
-            <w:pPr>
-              <w:pStyle w:val="ListParagraph"/>
-              <w:widowControl/>
-              <w:numPr>
-                <w:ilvl w:val="0"/>
-                <w:numId w:val="3"/>
-              </w:numPr>
-              <w:suppressAutoHyphens w:val="true"/>
-              <w:spacing w:lineRule="auto" w:line="240" w:before="0" w:after="0"/>
-              <w:ind w:hanging="357" w:start="357"/>
-              <w:contextualSpacing w:val="false"/>
-              <w:jc w:val="start"/>
-              <w:rPr>
-                <w:i/>
-                <w:sz w:val="16"/>
-              </w:rPr>
-            </w:pPr>
-            <w:r>
-              <w:rPr>
-                <w:i/>
-                <w:sz w:val="16"/>
-              </w:rPr>
-            </w:r>
-          </w:p>
-        </w:tc>
-        <w:tc>
-          <w:tcPr>
-            <w:tcW w:w="752" w:type="dxa"/>
-            <w:tcBorders>
-              <w:bottom w:val="double" w:sz="4" w:space="0" w:color="000000"/>
-            </w:tcBorders>
-            <w:tcMar>
-              <w:start w:w="108" w:type="dxa"/>
-              <w:end w:w="108" w:type="dxa"/>
-            </w:tcMar>
-            <w:vAlign w:val="center"/>
-          </w:tcPr>
-          <w:p>
-            <w:pPr>
-              <w:pStyle w:val="Normal"/>
-              <w:widowControl/>
-              <w:suppressAutoHyphens w:val="true"/>
-              <w:spacing w:lineRule="auto" w:line="240" w:before="0" w:after="0"/>
-              <w:jc w:val="start"/>
-              <w:rPr>
-                <w:rFonts w:ascii="Calibri" w:hAnsi="Calibri" w:eastAsia="Calibri" w:cs=""/>
-                <w:kern w:val="0"/>
-                <w:sz w:val="22"/>
-                <w:szCs w:val="22"/>
-                <w:lang w:val="es-ES" w:eastAsia="en-US" w:bidi="ar-SA"/>
-              </w:rPr>
-            </w:pPr>
-            <w:r>
-              <w:rPr>
-                <w:rFonts w:eastAsia="Calibri" w:cs=""/>
-                <w:i/>
-                <w:kern w:val="0"/>
-                <w:sz w:val="22"/>
-                <w:szCs w:val="22"/>
-                <w:lang w:val="es-ES" w:eastAsia="en-US" w:bidi="ar-SA"/>
-              </w:rPr>
-              <w:t>icmp</w:t>
-            </w:r>
-          </w:p>
-        </w:tc>
-        <w:tc>
-          <w:tcPr>
-            <w:tcW w:w="1693" w:type="dxa"/>
-            <w:tcBorders>
-              <w:bottom w:val="double" w:sz="4" w:space="0" w:color="000000"/>
-            </w:tcBorders>
-            <w:tcMar>
-              <w:start w:w="108" w:type="dxa"/>
-              <w:end w:w="108" w:type="dxa"/>
-            </w:tcMar>
-            <w:vAlign w:val="center"/>
-          </w:tcPr>
-          <w:p>
-            <w:pPr>
-              <w:pStyle w:val="Normal"/>
-              <w:widowControl/>
-              <w:suppressAutoHyphens w:val="true"/>
-              <w:spacing w:lineRule="auto" w:line="240" w:before="0" w:after="0"/>
-              <w:jc w:val="start"/>
-              <w:rPr>
-                <w:rFonts w:ascii="Calibri" w:hAnsi="Calibri" w:eastAsia="Calibri" w:cs=""/>
-                <w:kern w:val="0"/>
-                <w:sz w:val="22"/>
-                <w:szCs w:val="22"/>
-                <w:lang w:val="es-ES" w:eastAsia="en-US" w:bidi="ar-SA"/>
-              </w:rPr>
-            </w:pPr>
-            <w:r>
-              <w:rPr>
-                <w:rFonts w:eastAsia="Calibri" w:cs=""/>
-                <w:kern w:val="0"/>
-                <w:sz w:val="22"/>
-                <w:szCs w:val="22"/>
-                <w:lang w:val="es-ES" w:eastAsia="en-US" w:bidi="ar-SA"/>
-              </w:rPr>
-              <w:t>192.168.57.2</w:t>
-            </w:r>
-          </w:p>
-        </w:tc>
-        <w:tc>
-          <w:tcPr>
-            <w:tcW w:w="1735" w:type="dxa"/>
-            <w:tcBorders>
-              <w:bottom w:val="double" w:sz="4" w:space="0" w:color="000000"/>
-            </w:tcBorders>
-            <w:tcMar>
-              <w:start w:w="108" w:type="dxa"/>
-              <w:end w:w="108" w:type="dxa"/>
-            </w:tcMar>
-            <w:vAlign w:val="center"/>
-          </w:tcPr>
-          <w:p>
-            <w:pPr>
-              <w:pStyle w:val="Normal"/>
-              <w:widowControl/>
-              <w:suppressAutoHyphens w:val="true"/>
-              <w:spacing w:lineRule="auto" w:line="240" w:before="0" w:after="0"/>
-              <w:jc w:val="start"/>
-              <w:rPr>
-                <w:rFonts w:ascii="Calibri" w:hAnsi="Calibri" w:eastAsia="Calibri" w:cs=""/>
-                <w:kern w:val="0"/>
-                <w:sz w:val="22"/>
-                <w:szCs w:val="22"/>
-                <w:lang w:val="es-ES" w:eastAsia="en-US" w:bidi="ar-SA"/>
-              </w:rPr>
-            </w:pPr>
-            <w:r>
-              <w:rPr>
-                <w:rFonts w:eastAsia="Calibri" w:cs=""/>
-                <w:kern w:val="0"/>
-                <w:sz w:val="22"/>
-                <w:szCs w:val="22"/>
-                <w:lang w:val="es-ES" w:eastAsia="en-US" w:bidi="ar-SA"/>
-              </w:rPr>
-              <w:t>192.168.56.10</w:t>
-            </w:r>
-          </w:p>
-        </w:tc>
-        <w:tc>
-          <w:tcPr>
-            <w:tcW w:w="902" w:type="dxa"/>
-            <w:tcBorders>
-              <w:bottom w:val="double" w:sz="4" w:space="0" w:color="000000"/>
-            </w:tcBorders>
-            <w:tcMar>
-              <w:start w:w="108" w:type="dxa"/>
-              <w:end w:w="108" w:type="dxa"/>
-            </w:tcMar>
-          </w:tcPr>
-          <w:sdt>
-            <w:sdtPr>
-              <w:id w:val="-1636863632"/>
-              <w14:checkbox>
-                <w14:checked w:val=""/>
-                <w14:checkedState w:val=""/>
-                <w14:uncheckedState w:val=""/>
-              </w14:checkbox>
-            </w:sdtPr>
-            <w:sdtContent>
-              <w:p>
-                <w:pPr>
-                  <w:pStyle w:val="Normal"/>
-                  <w:widowControl/>
-                  <w:suppressAutoHyphens w:val="true"/>
-                  <w:spacing w:lineRule="auto" w:line="240" w:before="0" w:after="0"/>
-                  <w:jc w:val="center"/>
-                  <w:rPr>
-                    <w:b/>
-                    <w:color w:val="FF0000"/>
-                  </w:rPr>
-                </w:pPr>
-                <w:r>
-                  <w:rPr>
-                    <w:rFonts w:eastAsia="MS Gothic" w:cs="" w:hint="eastAsia" w:ascii="MS Gothic" w:hAnsi="MS Gothic"/>
-                    <w:b/>
-                    <w:color w:val="FF0000"/>
-                    <w:kern w:val="0"/>
-                    <w:sz w:val="22"/>
-                    <w:szCs w:val="22"/>
-                    <w:lang w:val="es-ES" w:eastAsia="en-US" w:bidi="ar-SA"/>
-                  </w:rPr>
-                  <w:t>☐</w:t>
-                </w:r>
-              </w:p>
-            </w:sdtContent>
-          </w:sdt>
-        </w:tc>
-        <w:tc>
-          <w:tcPr>
-            <w:tcW w:w="739" w:type="dxa"/>
-            <w:tcBorders>
-              <w:bottom w:val="double" w:sz="4" w:space="0" w:color="000000"/>
-            </w:tcBorders>
-            <w:tcMar>
-              <w:start w:w="108" w:type="dxa"/>
-              <w:end w:w="108" w:type="dxa"/>
-            </w:tcMar>
-          </w:tcPr>
-          <w:sdt>
-            <w:sdtPr>
-              <w:id w:val="-776247301"/>
-              <w14:checkbox>
-                <w14:checked w:val=""/>
-                <w14:checkedState w:val=""/>
-                <w14:uncheckedState w:val=""/>
-              </w14:checkbox>
-            </w:sdtPr>
-            <w:sdtContent>
-              <w:p>
-                <w:pPr>
-                  <w:pStyle w:val="Normal"/>
-                  <w:widowControl/>
-                  <w:suppressAutoHyphens w:val="true"/>
-                  <w:spacing w:lineRule="auto" w:line="240" w:before="0" w:after="0"/>
-                  <w:jc w:val="center"/>
-                  <w:rPr>
-                    <w:b/>
-                    <w:color w:val="FF0000"/>
-                  </w:rPr>
-                </w:pPr>
-                <w:r>
-                  <w:rPr>
-                    <w:rFonts w:eastAsia="MS Gothic" w:cs="" w:hint="eastAsia" w:ascii="MS Gothic" w:hAnsi="MS Gothic"/>
-                    <w:b/>
-                    <w:color w:val="FF0000"/>
-                    <w:kern w:val="0"/>
-                    <w:sz w:val="22"/>
-                    <w:szCs w:val="22"/>
-                    <w:lang w:val="es-ES" w:eastAsia="en-US" w:bidi="ar-SA"/>
-                  </w:rPr>
-                  <w:t>☐</w:t>
-                </w:r>
-              </w:p>
-            </w:sdtContent>
-          </w:sdt>
-        </w:tc>
-        <w:tc>
-          <w:tcPr>
-            <w:tcW w:w="8582" w:type="dxa"/>
-            <w:tcBorders>
-              <w:bottom w:val="double" w:sz="4" w:space="0" w:color="000000"/>
-            </w:tcBorders>
-            <w:tcMar>
-              <w:top w:w="28" w:type="dxa"/>
-              <w:start w:w="108" w:type="dxa"/>
-              <w:bottom w:w="28" w:type="dxa"/>
-              <w:end w:w="108" w:type="dxa"/>
-            </w:tcMar>
-          </w:tcPr>
-          <w:p>
-            <w:pPr>
-              <w:pStyle w:val="Normal"/>
-              <w:widowControl/>
-              <w:suppressAutoHyphens w:val="true"/>
-              <w:spacing w:lineRule="auto" w:line="240" w:before="0" w:after="0"/>
-              <w:jc w:val="start"/>
-              <w:rPr>
-                <w:b/>
-                <w:color w:val="FF0000"/>
-              </w:rPr>
-            </w:pPr>
-            <w:r>
-              <w:rPr>
-                <w:b/>
-                <w:color w:val="FF0000"/>
-              </w:rPr>
-            </w:r>
-          </w:p>
-        </w:tc>
-      </w:tr>
-      <w:tr>
-        <w:trPr/>
-        <w:tc>
-          <w:tcPr>
-            <w:tcW w:w="167" w:type="dxa"/>
-            <w:tcBorders>
-              <w:top w:val="double" w:sz="4" w:space="0" w:color="000000"/>
-            </w:tcBorders>
-            <w:shd w:color="auto" w:fill="auto" w:val="clear"/>
-            <w:vAlign w:val="center"/>
-          </w:tcPr>
-          <w:p>
-            <w:pPr>
-              <w:pStyle w:val="ListParagraph"/>
-              <w:widowControl/>
-              <w:numPr>
-                <w:ilvl w:val="0"/>
-                <w:numId w:val="3"/>
-              </w:numPr>
-              <w:suppressAutoHyphens w:val="true"/>
-              <w:spacing w:lineRule="auto" w:line="240" w:before="0" w:after="0"/>
-              <w:ind w:hanging="357" w:start="357"/>
-              <w:contextualSpacing w:val="false"/>
-              <w:jc w:val="start"/>
-              <w:rPr>
-                <w:i/>
-                <w:sz w:val="16"/>
-              </w:rPr>
-            </w:pPr>
-            <w:r>
-              <w:rPr>
-                <w:i/>
-                <w:sz w:val="16"/>
-              </w:rPr>
-            </w:r>
-          </w:p>
-        </w:tc>
-        <w:tc>
-          <w:tcPr>
-            <w:tcW w:w="752" w:type="dxa"/>
-            <w:tcBorders>
-              <w:top w:val="double" w:sz="4" w:space="0" w:color="000000"/>
-            </w:tcBorders>
-            <w:shd w:color="auto" w:fill="auto" w:val="clear"/>
-            <w:tcMar>
-              <w:start w:w="108" w:type="dxa"/>
-              <w:end w:w="108" w:type="dxa"/>
-            </w:tcMar>
-            <w:vAlign w:val="center"/>
-          </w:tcPr>
-          <w:p>
-            <w:pPr>
-              <w:pStyle w:val="Normal"/>
-              <w:widowControl/>
-              <w:suppressAutoHyphens w:val="true"/>
-              <w:spacing w:lineRule="auto" w:line="240" w:before="0" w:after="0"/>
-              <w:jc w:val="start"/>
-              <w:rPr>
-                <w:i/>
-              </w:rPr>
-            </w:pPr>
-            <w:r>
-              <w:rPr>
-                <w:rFonts w:eastAsia="Calibri" w:cs=""/>
-                <w:i/>
-                <w:kern w:val="0"/>
-                <w:sz w:val="22"/>
-                <w:szCs w:val="22"/>
-                <w:lang w:val="es-ES" w:eastAsia="en-US" w:bidi="ar-SA"/>
-              </w:rPr>
-              <w:t>http</w:t>
-            </w:r>
-          </w:p>
-        </w:tc>
-        <w:tc>
-          <w:tcPr>
-            <w:tcW w:w="1693" w:type="dxa"/>
-            <w:tcBorders>
-              <w:top w:val="double" w:sz="4" w:space="0" w:color="000000"/>
-            </w:tcBorders>
-            <w:shd w:color="auto" w:fill="auto" w:val="clear"/>
-            <w:tcMar>
-              <w:start w:w="108" w:type="dxa"/>
-              <w:end w:w="108" w:type="dxa"/>
-            </w:tcMar>
-            <w:vAlign w:val="center"/>
-          </w:tcPr>
-          <w:p>
-            <w:pPr>
-              <w:pStyle w:val="Normal"/>
-              <w:widowControl/>
-              <w:suppressAutoHyphens w:val="true"/>
-              <w:spacing w:lineRule="auto" w:line="240" w:before="0" w:after="0"/>
-              <w:jc w:val="start"/>
-              <w:rPr>
-                <w:rFonts w:ascii="Calibri" w:hAnsi="Calibri" w:eastAsia="Calibri" w:cs=""/>
-                <w:kern w:val="0"/>
-                <w:sz w:val="22"/>
-                <w:szCs w:val="22"/>
-                <w:lang w:val="es-ES" w:eastAsia="en-US" w:bidi="ar-SA"/>
-              </w:rPr>
-            </w:pPr>
-            <w:r>
-              <w:rPr>
-                <w:rFonts w:eastAsia="Calibri" w:cs=""/>
-                <w:kern w:val="0"/>
-                <w:sz w:val="22"/>
-                <w:szCs w:val="22"/>
-                <w:lang w:val="es-ES" w:eastAsia="en-US" w:bidi="ar-SA"/>
-              </w:rPr>
-              <w:t>192.168.57.2</w:t>
-            </w:r>
-          </w:p>
-        </w:tc>
-        <w:tc>
-          <w:tcPr>
-            <w:tcW w:w="1735" w:type="dxa"/>
-            <w:tcBorders>
-              <w:top w:val="double" w:sz="4" w:space="0" w:color="000000"/>
-            </w:tcBorders>
-            <w:shd w:color="auto" w:fill="auto" w:val="clear"/>
-            <w:tcMar>
-              <w:start w:w="108" w:type="dxa"/>
-              <w:end w:w="108" w:type="dxa"/>
-            </w:tcMar>
-            <w:vAlign w:val="center"/>
-          </w:tcPr>
-          <w:p>
-            <w:pPr>
-              <w:pStyle w:val="Normal"/>
-              <w:widowControl/>
-              <w:suppressAutoHyphens w:val="true"/>
-              <w:spacing w:lineRule="auto" w:line="240" w:before="0" w:after="0"/>
-              <w:jc w:val="start"/>
-              <w:rPr>
-                <w:rFonts w:ascii="Calibri" w:hAnsi="Calibri" w:eastAsia="Calibri" w:cs=""/>
-                <w:kern w:val="0"/>
-                <w:sz w:val="22"/>
-                <w:szCs w:val="22"/>
-                <w:lang w:val="es-ES" w:eastAsia="en-US" w:bidi="ar-SA"/>
-              </w:rPr>
-            </w:pPr>
-            <w:r>
-              <w:rPr>
-                <w:rFonts w:eastAsia="Calibri" w:cs=""/>
-                <w:kern w:val="0"/>
-                <w:sz w:val="22"/>
-                <w:szCs w:val="22"/>
-                <w:lang w:val="es-ES" w:eastAsia="en-US" w:bidi="ar-SA"/>
-              </w:rPr>
-              <w:t>Servidor http</w:t>
-            </w:r>
-          </w:p>
-        </w:tc>
-        <w:tc>
-          <w:tcPr>
-            <w:tcW w:w="902" w:type="dxa"/>
-            <w:tcBorders>
-              <w:top w:val="double" w:sz="4" w:space="0" w:color="000000"/>
-            </w:tcBorders>
-            <w:shd w:color="auto" w:fill="auto" w:val="clear"/>
-            <w:tcMar>
-              <w:start w:w="108" w:type="dxa"/>
-              <w:end w:w="108" w:type="dxa"/>
-            </w:tcMar>
-          </w:tcPr>
-          <w:sdt>
-            <w:sdtPr>
-              <w:id w:val="694971313"/>
-              <w14:checkbox>
-                <w14:checked w:val=""/>
-                <w14:checkedState w:val=""/>
-                <w14:uncheckedState w:val=""/>
-              </w14:checkbox>
-            </w:sdtPr>
-            <w:sdtContent>
-              <w:p>
-                <w:pPr>
-                  <w:pStyle w:val="Normal"/>
-                  <w:widowControl/>
-                  <w:suppressAutoHyphens w:val="true"/>
-                  <w:spacing w:lineRule="auto" w:line="240" w:before="0" w:after="0"/>
-                  <w:jc w:val="center"/>
-                  <w:rPr>
-                    <w:b/>
-                    <w:color w:val="FF0000"/>
-                  </w:rPr>
-                </w:pPr>
-                <w:r>
-                  <w:rPr>
-                    <w:rFonts w:eastAsia="MS Gothic" w:cs="" w:hint="eastAsia" w:ascii="MS Gothic" w:hAnsi="MS Gothic"/>
-                    <w:b/>
-                    <w:color w:val="FF0000"/>
-                    <w:kern w:val="0"/>
-                    <w:sz w:val="22"/>
-                    <w:szCs w:val="22"/>
-                    <w:lang w:val="es-ES" w:eastAsia="en-US" w:bidi="ar-SA"/>
-                  </w:rPr>
-                  <w:t>☐</w:t>
-                </w:r>
-              </w:p>
-            </w:sdtContent>
-          </w:sdt>
-        </w:tc>
-        <w:tc>
-          <w:tcPr>
-            <w:tcW w:w="739" w:type="dxa"/>
-            <w:tcBorders>
-              <w:top w:val="double" w:sz="4" w:space="0" w:color="000000"/>
-            </w:tcBorders>
-            <w:shd w:color="auto" w:fill="auto" w:val="clear"/>
-            <w:tcMar>
-              <w:start w:w="108" w:type="dxa"/>
-              <w:end w:w="108" w:type="dxa"/>
-            </w:tcMar>
-          </w:tcPr>
-          <w:sdt>
-            <w:sdtPr>
-              <w:id w:val="1908791994"/>
-              <w14:checkbox>
-                <w14:checked w:val=""/>
-                <w14:checkedState w:val=""/>
-                <w14:uncheckedState w:val=""/>
-              </w14:checkbox>
-            </w:sdtPr>
-            <w:sdtContent>
-              <w:p>
-                <w:pPr>
-                  <w:pStyle w:val="Normal"/>
-                  <w:widowControl/>
-                  <w:suppressAutoHyphens w:val="true"/>
-                  <w:spacing w:lineRule="auto" w:line="240" w:before="0" w:after="0"/>
-                  <w:jc w:val="center"/>
-                  <w:rPr>
-                    <w:b/>
-                    <w:color w:val="FF0000"/>
-                  </w:rPr>
-                </w:pPr>
-                <w:r>
-                  <w:rPr>
-                    <w:rFonts w:eastAsia="MS Gothic" w:cs="" w:hint="eastAsia" w:ascii="MS Gothic" w:hAnsi="MS Gothic"/>
-                    <w:b/>
-                    <w:color w:val="FF0000"/>
-                    <w:kern w:val="0"/>
-                    <w:sz w:val="22"/>
-                    <w:szCs w:val="22"/>
-                    <w:lang w:val="es-ES" w:eastAsia="en-US" w:bidi="ar-SA"/>
-                  </w:rPr>
-                  <w:t>☐</w:t>
+                  <w:t>x</w:t>
                 </w:r>
               </w:p>
             </w:sdtContent>
@@ -15316,24 +15368,83 @@
             <w:pPr>
               <w:pStyle w:val="Normal"/>
               <w:widowControl/>
-              <w:suppressAutoHyphens w:val="true"/>
-              <w:spacing w:lineRule="auto" w:line="240" w:before="0" w:after="0"/>
-              <w:jc w:val="start"/>
-              <w:rPr>
-                <w:b/>
-                <w:color w:val="FF0000"/>
-              </w:rPr>
-            </w:pPr>
-            <w:r>
-              <w:rPr>
-                <w:b/>
-                <w:color w:val="FF0000"/>
-              </w:rPr>
+              <w:spacing w:lineRule="auto" w:line="240" w:before="0" w:after="0"/>
+              <w:jc w:val="start"/>
+              <w:rPr>
+                <w:b/>
+                <w:color w:val="FF0000"/>
+              </w:rPr>
+            </w:pPr>
+            <w:r>
+              <w:rPr>
+                <w:rFonts w:eastAsia="Calibri" w:cs=""/>
+                <w:b/>
+                <w:color w:val="FF0000"/>
+                <w:kern w:val="0"/>
+                <w:sz w:val="22"/>
+                <w:szCs w:val="22"/>
+                <w:lang w:val="es-ES" w:eastAsia="en-US" w:bidi="ar-SA"/>
+              </w:rPr>
+              <w:t>Permitimos tráfico HTTP entre el servidor y LAN, manteniendo conectividad</w:t>
             </w:r>
           </w:p>
         </w:tc>
       </w:tr>
     </w:tbl>
+    <w:p>
+      <w:pPr>
+        <w:pStyle w:val="Heading2"/>
+        <w:keepLines/>
+        <w:widowControl/>
+        <w:numPr>
+          <w:ilvl w:val="0"/>
+          <w:numId w:val="0"/>
+        </w:numPr>
+        <w:spacing w:lineRule="auto" w:line="240"/>
+        <w:jc w:val="start"/>
+        <w:rPr/>
+      </w:pPr>
+      <w:r>
+        <w:rPr/>
+      </w:r>
+    </w:p>
+    <w:p>
+      <w:pPr>
+        <w:pStyle w:val="Normal"/>
+        <w:widowControl/>
+        <w:numPr>
+          <w:ilvl w:val="0"/>
+          <w:numId w:val="0"/>
+        </w:numPr>
+        <w:spacing w:lineRule="auto" w:line="240"/>
+        <w:jc w:val="start"/>
+        <w:outlineLvl w:val="1"/>
+        <w:rPr/>
+      </w:pPr>
+      <w:r>
+        <w:rPr/>
+      </w:r>
+      <w:r>
+        <w:br w:type="page"/>
+      </w:r>
+    </w:p>
+    <w:p>
+      <w:pPr>
+        <w:pStyle w:val="Normal"/>
+        <w:widowControl/>
+        <w:numPr>
+          <w:ilvl w:val="0"/>
+          <w:numId w:val="0"/>
+        </w:numPr>
+        <w:spacing w:lineRule="auto" w:line="240"/>
+        <w:jc w:val="start"/>
+        <w:outlineLvl w:val="1"/>
+        <w:rPr/>
+      </w:pPr>
+      <w:r>
+        <w:rPr/>
+      </w:r>
+    </w:p>
     <w:p>
       <w:pPr>
         <w:pStyle w:val="Heading2"/>
@@ -15410,7 +15521,9 @@
         <w:gridCol w:w="14560"/>
       </w:tblGrid>
       <w:tr>
-        <w:trPr/>
+        <w:trPr>
+          <w:trHeight w:val="7144" w:hRule="atLeast"/>
+        </w:trPr>
         <w:tc>
           <w:tcPr>
             <w:tcW w:w="14560" w:type="dxa"/>
@@ -15420,121 +15533,190 @@
             <w:pPr>
               <w:pStyle w:val="Normal"/>
               <w:widowControl/>
-              <w:suppressAutoHyphens w:val="true"/>
-              <w:spacing w:lineRule="auto" w:line="240" w:before="0" w:after="0"/>
-              <w:jc w:val="start"/>
-              <w:rPr>
-                <w:b/>
-                <w:color w:val="FF0000"/>
-              </w:rPr>
-            </w:pPr>
-            <w:r>
-              <w:rPr>
-                <w:b/>
-                <w:color w:val="FF0000"/>
-              </w:rPr>
-            </w:r>
-          </w:p>
-          <w:p>
-            <w:pPr>
-              <w:pStyle w:val="Normal"/>
-              <w:widowControl/>
-              <w:suppressAutoHyphens w:val="true"/>
-              <w:spacing w:lineRule="auto" w:line="240" w:before="0" w:after="0"/>
-              <w:jc w:val="start"/>
-              <w:rPr>
-                <w:b/>
-                <w:color w:val="FF0000"/>
-              </w:rPr>
-            </w:pPr>
-            <w:r>
-              <w:rPr>
-                <w:b/>
-                <w:color w:val="FF0000"/>
-              </w:rPr>
-            </w:r>
-          </w:p>
-          <w:p>
-            <w:pPr>
-              <w:pStyle w:val="Normal"/>
-              <w:widowControl/>
-              <w:suppressAutoHyphens w:val="true"/>
-              <w:spacing w:lineRule="auto" w:line="240" w:before="0" w:after="0"/>
-              <w:jc w:val="start"/>
-              <w:rPr>
-                <w:b/>
-                <w:color w:val="FF0000"/>
-              </w:rPr>
-            </w:pPr>
-            <w:r>
-              <w:rPr>
-                <w:b/>
-                <w:color w:val="FF0000"/>
-              </w:rPr>
-            </w:r>
-          </w:p>
-          <w:p>
-            <w:pPr>
-              <w:pStyle w:val="Normal"/>
-              <w:widowControl/>
-              <w:suppressAutoHyphens w:val="true"/>
-              <w:spacing w:lineRule="auto" w:line="240" w:before="0" w:after="0"/>
-              <w:jc w:val="start"/>
-              <w:rPr>
-                <w:b/>
-                <w:color w:val="FF0000"/>
-              </w:rPr>
-            </w:pPr>
-            <w:r>
-              <w:rPr>
-                <w:b/>
-                <w:color w:val="FF0000"/>
-              </w:rPr>
-            </w:r>
-          </w:p>
-          <w:p>
-            <w:pPr>
-              <w:pStyle w:val="Normal"/>
-              <w:widowControl/>
-              <w:suppressAutoHyphens w:val="true"/>
-              <w:spacing w:lineRule="auto" w:line="240" w:before="0" w:after="0"/>
-              <w:jc w:val="start"/>
-              <w:rPr>
-                <w:b/>
-                <w:color w:val="FF0000"/>
-              </w:rPr>
-            </w:pPr>
-            <w:r>
-              <w:rPr>
-                <w:b/>
-                <w:color w:val="FF0000"/>
-              </w:rPr>
-            </w:r>
-          </w:p>
-          <w:p>
-            <w:pPr>
-              <w:pStyle w:val="Normal"/>
-              <w:widowControl/>
-              <w:suppressAutoHyphens w:val="true"/>
-              <w:spacing w:lineRule="auto" w:line="240" w:before="0" w:after="0"/>
-              <w:jc w:val="start"/>
-              <w:rPr>
-                <w:b/>
-                <w:color w:val="FF0000"/>
-              </w:rPr>
-            </w:pPr>
-            <w:r>
-              <w:rPr>
-                <w:b/>
-                <w:color w:val="FF0000"/>
-              </w:rPr>
-            </w:r>
-          </w:p>
-          <w:p>
-            <w:pPr>
-              <w:pStyle w:val="Normal"/>
-              <w:widowControl/>
-              <w:suppressAutoHyphens w:val="true"/>
+              <w:spacing w:lineRule="auto" w:line="240" w:before="0" w:after="0"/>
+              <w:jc w:val="start"/>
+              <w:rPr>
+                <w:b/>
+                <w:color w:val="FF0000"/>
+              </w:rPr>
+            </w:pPr>
+            <w:r>
+              <w:rPr>
+                <w:rFonts w:eastAsia="Calibri" w:cs=""/>
+                <w:b/>
+                <w:color w:val="FF0000"/>
+                <w:kern w:val="0"/>
+                <w:sz w:val="22"/>
+                <w:szCs w:val="22"/>
+                <w:lang w:val="es-ES" w:eastAsia="en-US" w:bidi="ar-SA"/>
+              </w:rPr>
+            </w:r>
+          </w:p>
+          <w:p>
+            <w:pPr>
+              <w:pStyle w:val="Normal"/>
+              <w:widowControl/>
+              <w:spacing w:lineRule="auto" w:line="240" w:before="0" w:after="0"/>
+              <w:jc w:val="start"/>
+              <w:rPr>
+                <w:b/>
+                <w:color w:val="FF0000"/>
+              </w:rPr>
+            </w:pPr>
+            <w:r>
+              <w:rPr>
+                <w:rFonts w:eastAsia="Calibri" w:cs=""/>
+                <w:b/>
+                <w:color w:val="FF0000"/>
+                <w:kern w:val="0"/>
+                <w:sz w:val="22"/>
+                <w:szCs w:val="22"/>
+                <w:lang w:val="es-ES" w:eastAsia="en-US" w:bidi="ar-SA"/>
+              </w:rPr>
+            </w:r>
+          </w:p>
+          <w:p>
+            <w:pPr>
+              <w:pStyle w:val="Normal"/>
+              <w:widowControl/>
+              <w:spacing w:lineRule="auto" w:line="240" w:before="0" w:after="0"/>
+              <w:jc w:val="start"/>
+              <w:rPr>
+                <w:b/>
+                <w:color w:val="FF0000"/>
+              </w:rPr>
+            </w:pPr>
+            <w:r>
+              <w:rPr>
+                <w:rFonts w:eastAsia="Calibri" w:cs=""/>
+                <w:b/>
+                <w:color w:val="FF0000"/>
+                <w:kern w:val="0"/>
+                <w:sz w:val="22"/>
+                <w:szCs w:val="22"/>
+                <w:lang w:val="es-ES" w:eastAsia="en-US" w:bidi="ar-SA"/>
+              </w:rPr>
+              <w:drawing>
+                <wp:anchor behindDoc="0" distT="0" distB="0" distL="0" distR="0" simplePos="0" locked="0" layoutInCell="0" allowOverlap="1" relativeHeight="20">
+                  <wp:simplePos x="0" y="0"/>
+                  <wp:positionH relativeFrom="column">
+                    <wp:align>center</wp:align>
+                  </wp:positionH>
+                  <wp:positionV relativeFrom="paragraph">
+                    <wp:posOffset>635</wp:posOffset>
+                  </wp:positionV>
+                  <wp:extent cx="9108440" cy="3387725"/>
+                  <wp:effectExtent l="0" t="0" r="0" b="0"/>
+                  <wp:wrapSquare wrapText="largest"/>
+                  <wp:docPr id="19" name="Image19"/>
+                  <wp:cNvGraphicFramePr>
+                    <a:graphicFrameLocks xmlns:a="http://schemas.openxmlformats.org/drawingml/2006/main" noChangeAspect="1"/>
+                  </wp:cNvGraphicFramePr>
+                  <a:graphic xmlns:a="http://schemas.openxmlformats.org/drawingml/2006/main">
+                    <a:graphicData uri="http://schemas.openxmlformats.org/drawingml/2006/picture">
+                      <pic:pic xmlns:pic="http://schemas.openxmlformats.org/drawingml/2006/picture">
+                        <pic:nvPicPr>
+                          <pic:cNvPr id="19" name="Image19"/>
+                          <pic:cNvPicPr>
+                            <a:picLocks noChangeAspect="1" noChangeArrowheads="1"/>
+                          </pic:cNvPicPr>
+                        </pic:nvPicPr>
+                        <pic:blipFill>
+                          <a:blip r:embed="rId20"/>
+                          <a:stretch>
+                            <a:fillRect/>
+                          </a:stretch>
+                        </pic:blipFill>
+                        <pic:spPr bwMode="auto">
+                          <a:xfrm>
+                            <a:off x="0" y="0"/>
+                            <a:ext cx="9108440" cy="3387725"/>
+                          </a:xfrm>
+                          <a:prstGeom prst="rect">
+                            <a:avLst/>
+                          </a:prstGeom>
+                          <a:noFill/>
+                        </pic:spPr>
+                      </pic:pic>
+                    </a:graphicData>
+                  </a:graphic>
+                </wp:anchor>
+              </w:drawing>
+            </w:r>
+          </w:p>
+          <w:p>
+            <w:pPr>
+              <w:pStyle w:val="Normal"/>
+              <w:widowControl/>
+              <w:spacing w:lineRule="auto" w:line="240" w:before="0" w:after="0"/>
+              <w:jc w:val="start"/>
+              <w:rPr>
+                <w:b/>
+                <w:color w:val="FF0000"/>
+              </w:rPr>
+            </w:pPr>
+            <w:r>
+              <w:rPr>
+                <w:rFonts w:eastAsia="Calibri" w:cs=""/>
+                <w:b/>
+                <w:color w:val="FF0000"/>
+                <w:kern w:val="0"/>
+                <w:sz w:val="22"/>
+                <w:szCs w:val="22"/>
+                <w:lang w:val="es-ES" w:eastAsia="en-US" w:bidi="ar-SA"/>
+              </w:rPr>
+            </w:r>
+          </w:p>
+          <w:p>
+            <w:pPr>
+              <w:pStyle w:val="Normal"/>
+              <w:widowControl/>
+              <w:spacing w:lineRule="auto" w:line="240" w:before="0" w:after="0"/>
+              <w:jc w:val="start"/>
+              <w:rPr>
+                <w:b/>
+                <w:color w:val="FF0000"/>
+              </w:rPr>
+            </w:pPr>
+            <w:r>
+              <w:rPr>
+                <w:rFonts w:eastAsia="Calibri" w:cs=""/>
+                <w:b/>
+                <w:color w:val="FF0000"/>
+                <w:kern w:val="0"/>
+                <w:sz w:val="22"/>
+                <w:szCs w:val="22"/>
+                <w:lang w:val="es-ES" w:eastAsia="en-US" w:bidi="ar-SA"/>
+              </w:rPr>
+            </w:r>
+          </w:p>
+          <w:p>
+            <w:pPr>
+              <w:pStyle w:val="Normal"/>
+              <w:widowControl/>
+              <w:spacing w:lineRule="auto" w:line="240" w:before="0" w:after="0"/>
+              <w:jc w:val="start"/>
+              <w:rPr>
+                <w:b/>
+                <w:color w:val="FF0000"/>
+              </w:rPr>
+            </w:pPr>
+            <w:r>
+              <w:rPr>
+                <w:rFonts w:eastAsia="Calibri" w:cs=""/>
+                <w:b/>
+                <w:color w:val="FF0000"/>
+                <w:kern w:val="0"/>
+                <w:sz w:val="22"/>
+                <w:szCs w:val="22"/>
+                <w:lang w:val="es-ES" w:eastAsia="en-US" w:bidi="ar-SA"/>
+              </w:rPr>
+            </w:r>
+          </w:p>
+          <w:p>
+            <w:pPr>
+              <w:pStyle w:val="Normal"/>
+              <w:widowControl/>
               <w:spacing w:lineRule="auto" w:line="240" w:before="0" w:after="120"/>
               <w:jc w:val="center"/>
               <w:rPr>
@@ -15544,8 +15726,12 @@
             </w:pPr>
             <w:r>
               <w:rPr>
+                <w:rFonts w:eastAsia="Calibri" w:cs=""/>
                 <w:i/>
-                <w:sz w:val="18"/>
+                <w:kern w:val="0"/>
+                <w:sz w:val="18"/>
+                <w:szCs w:val="22"/>
+                <w:lang w:val="es-ES" w:eastAsia="en-US" w:bidi="ar-SA"/>
               </w:rPr>
             </w:r>
           </w:p>
@@ -15570,12 +15756,12 @@
       </w:r>
     </w:p>
     <w:sectPr>
-      <w:headerReference w:type="even" r:id="rId16"/>
-      <w:headerReference w:type="default" r:id="rId17"/>
-      <w:headerReference w:type="first" r:id="rId18"/>
-      <w:footerReference w:type="even" r:id="rId19"/>
-      <w:footerReference w:type="default" r:id="rId20"/>
-      <w:footerReference w:type="first" r:id="rId21"/>
+      <w:headerReference w:type="even" r:id="rId21"/>
+      <w:headerReference w:type="default" r:id="rId22"/>
+      <w:headerReference w:type="first" r:id="rId23"/>
+      <w:footerReference w:type="even" r:id="rId24"/>
+      <w:footerReference w:type="default" r:id="rId25"/>
+      <w:footerReference w:type="first" r:id="rId26"/>
       <w:footnotePr>
         <w:numFmt w:val="decimal"/>
       </w:footnotePr>
@@ -15636,7 +15822,7 @@
         </w:r>
         <w:r>
           <w:rPr/>
-          <w:t>14</w:t>
+          <w:t>18</w:t>
         </w:r>
         <w:r>
           <w:rPr/>
@@ -15679,7 +15865,7 @@
         </w:r>
         <w:r>
           <w:rPr/>
-          <w:t>14</w:t>
+          <w:t>18</w:t>
         </w:r>
         <w:r>
           <w:rPr/>
@@ -17271,7 +17457,6 @@
     <w:qFormat/>
     <w:pPr>
       <w:widowControl/>
-      <w:suppressAutoHyphens w:val="true"/>
       <w:bidi w:val="0"/>
       <w:spacing w:lineRule="auto" w:line="259" w:before="0" w:after="160"/>
       <w:jc w:val="start"/>
@@ -17427,18 +17612,12 @@
   </w:style>
   <w:style w:type="character" w:styleId="FootnoteCharacters">
     <w:name w:val="Footnote Characters"/>
+    <w:basedOn w:val="DefaultParagraphFont"/>
     <w:uiPriority w:val="99"/>
     <w:semiHidden/>
     <w:unhideWhenUsed/>
     <w:qFormat/>
     <w:rsid w:val="00e61baa"/>
-    <w:rPr>
-      <w:vertAlign w:val="superscript"/>
-    </w:rPr>
-  </w:style>
-  <w:style w:type="character" w:styleId="FootnoteCharactersuser">
-    <w:name w:val="Footnote Characters (user)"/>
-    <w:qFormat/>
     <w:rPr>
       <w:vertAlign w:val="superscript"/>
     </w:rPr>
@@ -17534,9 +17713,8 @@
     <w:rsid w:val="007f1fb0"/>
     <w:rPr/>
   </w:style>
-  <w:style w:type="character" w:styleId="EndnoteCharactersuser">
-    <w:name w:val="Endnote Characters (user)"/>
-    <w:qFormat/>
+  <w:style w:type="character" w:styleId="EndnoteReference">
+    <w:name w:val="endnote reference"/>
     <w:rPr>
       <w:vertAlign w:val="superscript"/>
     </w:rPr>
@@ -17544,15 +17722,7 @@
   <w:style w:type="character" w:styleId="EndnoteCharacters">
     <w:name w:val="Endnote Characters"/>
     <w:qFormat/>
-    <w:rPr>
-      <w:vertAlign w:val="superscript"/>
-    </w:rPr>
-  </w:style>
-  <w:style w:type="character" w:styleId="EndnoteReference">
-    <w:name w:val="endnote reference"/>
-    <w:rPr>
-      <w:vertAlign w:val="superscript"/>
-    </w:rPr>
+    <w:rPr/>
   </w:style>
   <w:style w:type="paragraph" w:styleId="Heading">
     <w:name w:val="Heading"/>
@@ -17724,13 +17894,12 @@
     <w:rsid w:val="00bc180b"/>
     <w:pPr>
       <w:widowControl/>
-      <w:suppressAutoHyphens w:val="true"/>
       <w:bidi w:val="0"/>
       <w:spacing w:lineRule="auto" w:line="240" w:before="0" w:after="0"/>
       <w:jc w:val="start"/>
     </w:pPr>
     <w:rPr>
-      <w:rFonts w:ascii="Calibri" w:hAnsi="Calibri" w:eastAsia="Calibri" w:cs="Calibri"/>
+      <w:rFonts w:ascii="Calibri" w:hAnsi="Calibri" w:cs="Calibri" w:eastAsia="Calibri"/>
       <w:color w:val="000000"/>
       <w:kern w:val="0"/>
       <w:sz w:val="24"/>
@@ -17981,7 +18150,7 @@
 </file>
 
 <file path=customXml/itemProps1.xml><?xml version="1.0" encoding="utf-8"?>
-<ds:datastoreItem xmlns:ds="http://schemas.openxmlformats.org/officeDocument/2006/customXml" ds:itemID="{A5A76723-3DA4-4EFD-863C-F7BB39213DA1}">
+<ds:datastoreItem xmlns:ds="http://schemas.openxmlformats.org/officeDocument/2006/customXml" ds:itemID="{FEA072AB-1E99-4648-AA54-08C8C9ACBE2B}">
   <ds:schemaRefs>
     <ds:schemaRef ds:uri="http://schemas.openxmlformats.org/officeDocument/2006/bibliography"/>
   </ds:schemaRefs>
